--- a/Отчёты.docx
+++ b/Отчёты.docx
@@ -1,6 +1,6 @@
 
 <file path=word/document.xml><?xml version="1.0" encoding="utf-8"?>
-<w:document xmlns:wpc="http://schemas.microsoft.com/office/word/2010/wordprocessingCanvas" xmlns:cx="http://schemas.microsoft.com/office/drawing/2014/chartex" xmlns:cx1="http://schemas.microsoft.com/office/drawing/2015/9/8/chartex" xmlns:cx2="http://schemas.microsoft.com/office/drawing/2015/10/21/chartex" xmlns:cx3="http://schemas.microsoft.com/office/drawing/2016/5/9/chartex" xmlns:cx4="http://schemas.microsoft.com/office/drawing/2016/5/10/chartex" xmlns:cx5="http://schemas.microsoft.com/office/drawing/2016/5/11/chartex" xmlns:cx6="http://schemas.microsoft.com/office/drawing/2016/5/12/chartex" xmlns:cx7="http://schemas.microsoft.com/office/drawing/2016/5/13/chartex" xmlns:cx8="http://schemas.microsoft.com/office/drawing/2016/5/14/chartex" xmlns:mc="http://schemas.openxmlformats.org/markup-compatibility/2006" xmlns:aink="http://schemas.microsoft.com/office/drawing/2016/ink" xmlns:am3d="http://schemas.microsoft.com/office/drawing/2017/model3d" xmlns:o="urn:schemas-microsoft-com:office:office" xmlns:oel="http://schemas.microsoft.com/office/2019/extlst" xmlns:r="http://schemas.openxmlformats.org/officeDocument/2006/relationships" xmlns:m="http://schemas.openxmlformats.org/officeDocument/2006/math" xmlns:v="urn:schemas-microsoft-com:vml" xmlns:wp14="http://schemas.microsoft.com/office/word/2010/wordprocessingDrawing" xmlns:wp="http://schemas.openxmlformats.org/drawingml/2006/wordprocessingDrawing" xmlns:w10="urn:schemas-microsoft-com:office:word" xmlns:w="http://schemas.openxmlformats.org/wordprocessingml/2006/main" xmlns:w14="http://schemas.microsoft.com/office/word/2010/wordml" xmlns:w15="http://schemas.microsoft.com/office/word/2012/wordml" xmlns:w16cex="http://schemas.microsoft.com/office/word/2018/wordml/cex" xmlns:w16cid="http://schemas.microsoft.com/office/word/2016/wordml/cid" xmlns:w16="http://schemas.microsoft.com/office/word/2018/wordml" xmlns:w16sdtdh="http://schemas.microsoft.com/office/word/2020/wordml/sdtdatahash" xmlns:w16se="http://schemas.microsoft.com/office/word/2015/wordml/symex" xmlns:wpg="http://schemas.microsoft.com/office/word/2010/wordprocessingGroup" xmlns:wpi="http://schemas.microsoft.com/office/word/2010/wordprocessingInk" xmlns:wne="http://schemas.microsoft.com/office/word/2006/wordml" xmlns:wps="http://schemas.microsoft.com/office/word/2010/wordprocessingShape" mc:Ignorable="w14 w15 w16se w16cid w16 w16cex w16sdtdh wp14">
+<w:document xmlns:wpc="http://schemas.microsoft.com/office/word/2010/wordprocessingCanvas" xmlns:cx="http://schemas.microsoft.com/office/drawing/2014/chartex" xmlns:mc="http://schemas.openxmlformats.org/markup-compatibility/2006" xmlns:o="urn:schemas-microsoft-com:office:office" xmlns:r="http://schemas.openxmlformats.org/officeDocument/2006/relationships" xmlns:m="http://schemas.openxmlformats.org/officeDocument/2006/math" xmlns:v="urn:schemas-microsoft-com:vml" xmlns:wp14="http://schemas.microsoft.com/office/word/2010/wordprocessingDrawing" xmlns:wp="http://schemas.openxmlformats.org/drawingml/2006/wordprocessingDrawing" xmlns:w10="urn:schemas-microsoft-com:office:word" xmlns:w="http://schemas.openxmlformats.org/wordprocessingml/2006/main" xmlns:w14="http://schemas.microsoft.com/office/word/2010/wordml" xmlns:w15="http://schemas.microsoft.com/office/word/2012/wordml" xmlns:w16se="http://schemas.microsoft.com/office/word/2015/wordml/symex" xmlns:wpg="http://schemas.microsoft.com/office/word/2010/wordprocessingGroup" xmlns:wpi="http://schemas.microsoft.com/office/word/2010/wordprocessingInk" xmlns:wne="http://schemas.microsoft.com/office/word/2006/wordml" xmlns:wps="http://schemas.microsoft.com/office/word/2010/wordprocessingShape" mc:Ignorable="w14 w15 w16se wp14">
   <w:body>
     <w:p>
       <w:pPr>
@@ -2191,7 +2191,7 @@
           <w:szCs w:val="32"/>
           <w:lang w:eastAsia="ru-RU"/>
         </w:rPr>
-        <w:t xml:space="preserve"> IDE Desktop поддерживает проекты на Java, </w:t>
+        <w:t xml:space="preserve"> IDE </w:t>
       </w:r>
       <w:proofErr w:type="spellStart"/>
       <w:r>
@@ -2202,6 +2202,50 @@
           <w:szCs w:val="32"/>
           <w:lang w:eastAsia="ru-RU"/>
         </w:rPr>
+        <w:t>Desktop</w:t>
+      </w:r>
+      <w:proofErr w:type="spellEnd"/>
+      <w:r>
+        <w:rPr>
+          <w:rFonts w:ascii="Times New Roman" w:eastAsia="Times New Roman" w:hAnsi="Times New Roman" w:cs="Times New Roman"/>
+          <w:color w:val="000000"/>
+          <w:sz w:val="32"/>
+          <w:szCs w:val="32"/>
+          <w:lang w:eastAsia="ru-RU"/>
+        </w:rPr>
+        <w:t xml:space="preserve"> поддерживает проекты на </w:t>
+      </w:r>
+      <w:proofErr w:type="spellStart"/>
+      <w:r>
+        <w:rPr>
+          <w:rFonts w:ascii="Times New Roman" w:eastAsia="Times New Roman" w:hAnsi="Times New Roman" w:cs="Times New Roman"/>
+          <w:color w:val="000000"/>
+          <w:sz w:val="32"/>
+          <w:szCs w:val="32"/>
+          <w:lang w:eastAsia="ru-RU"/>
+        </w:rPr>
+        <w:t>Java</w:t>
+      </w:r>
+      <w:proofErr w:type="spellEnd"/>
+      <w:r>
+        <w:rPr>
+          <w:rFonts w:ascii="Times New Roman" w:eastAsia="Times New Roman" w:hAnsi="Times New Roman" w:cs="Times New Roman"/>
+          <w:color w:val="000000"/>
+          <w:sz w:val="32"/>
+          <w:szCs w:val="32"/>
+          <w:lang w:eastAsia="ru-RU"/>
+        </w:rPr>
+        <w:t xml:space="preserve">, </w:t>
+      </w:r>
+      <w:proofErr w:type="spellStart"/>
+      <w:r>
+        <w:rPr>
+          <w:rFonts w:ascii="Times New Roman" w:eastAsia="Times New Roman" w:hAnsi="Times New Roman" w:cs="Times New Roman"/>
+          <w:color w:val="000000"/>
+          <w:sz w:val="32"/>
+          <w:szCs w:val="32"/>
+          <w:lang w:eastAsia="ru-RU"/>
+        </w:rPr>
         <w:t>Kotlin</w:t>
       </w:r>
       <w:proofErr w:type="spellEnd"/>
@@ -2213,7 +2257,7 @@
           <w:szCs w:val="32"/>
           <w:lang w:eastAsia="ru-RU"/>
         </w:rPr>
-        <w:t xml:space="preserve">, Scala, </w:t>
+        <w:t xml:space="preserve">, </w:t>
       </w:r>
       <w:proofErr w:type="spellStart"/>
       <w:r>
@@ -2224,6 +2268,28 @@
           <w:szCs w:val="32"/>
           <w:lang w:eastAsia="ru-RU"/>
         </w:rPr>
+        <w:t>Scala</w:t>
+      </w:r>
+      <w:proofErr w:type="spellEnd"/>
+      <w:r>
+        <w:rPr>
+          <w:rFonts w:ascii="Times New Roman" w:eastAsia="Times New Roman" w:hAnsi="Times New Roman" w:cs="Times New Roman"/>
+          <w:color w:val="000000"/>
+          <w:sz w:val="32"/>
+          <w:szCs w:val="32"/>
+          <w:lang w:eastAsia="ru-RU"/>
+        </w:rPr>
+        <w:t xml:space="preserve">, </w:t>
+      </w:r>
+      <w:proofErr w:type="spellStart"/>
+      <w:r>
+        <w:rPr>
+          <w:rFonts w:ascii="Times New Roman" w:eastAsia="Times New Roman" w:hAnsi="Times New Roman" w:cs="Times New Roman"/>
+          <w:color w:val="000000"/>
+          <w:sz w:val="32"/>
+          <w:szCs w:val="32"/>
+          <w:lang w:eastAsia="ru-RU"/>
+        </w:rPr>
         <w:t>Groovy</w:t>
       </w:r>
       <w:proofErr w:type="spellEnd"/>
@@ -2235,7 +2301,7 @@
           <w:szCs w:val="32"/>
           <w:lang w:eastAsia="ru-RU"/>
         </w:rPr>
-        <w:t xml:space="preserve">, Python и мультиязычные проекты с использованием JavaScript, </w:t>
+        <w:t xml:space="preserve">, </w:t>
       </w:r>
       <w:proofErr w:type="spellStart"/>
       <w:r>
@@ -2246,6 +2312,50 @@
           <w:szCs w:val="32"/>
           <w:lang w:eastAsia="ru-RU"/>
         </w:rPr>
+        <w:t>Python</w:t>
+      </w:r>
+      <w:proofErr w:type="spellEnd"/>
+      <w:r>
+        <w:rPr>
+          <w:rFonts w:ascii="Times New Roman" w:eastAsia="Times New Roman" w:hAnsi="Times New Roman" w:cs="Times New Roman"/>
+          <w:color w:val="000000"/>
+          <w:sz w:val="32"/>
+          <w:szCs w:val="32"/>
+          <w:lang w:eastAsia="ru-RU"/>
+        </w:rPr>
+        <w:t> и мультиязычные проекты с использованием </w:t>
+      </w:r>
+      <w:proofErr w:type="spellStart"/>
+      <w:r>
+        <w:rPr>
+          <w:rFonts w:ascii="Times New Roman" w:eastAsia="Times New Roman" w:hAnsi="Times New Roman" w:cs="Times New Roman"/>
+          <w:color w:val="000000"/>
+          <w:sz w:val="32"/>
+          <w:szCs w:val="32"/>
+          <w:lang w:eastAsia="ru-RU"/>
+        </w:rPr>
+        <w:t>JavaScript</w:t>
+      </w:r>
+      <w:proofErr w:type="spellEnd"/>
+      <w:r>
+        <w:rPr>
+          <w:rFonts w:ascii="Times New Roman" w:eastAsia="Times New Roman" w:hAnsi="Times New Roman" w:cs="Times New Roman"/>
+          <w:color w:val="000000"/>
+          <w:sz w:val="32"/>
+          <w:szCs w:val="32"/>
+          <w:lang w:eastAsia="ru-RU"/>
+        </w:rPr>
+        <w:t xml:space="preserve">, </w:t>
+      </w:r>
+      <w:proofErr w:type="spellStart"/>
+      <w:r>
+        <w:rPr>
+          <w:rFonts w:ascii="Times New Roman" w:eastAsia="Times New Roman" w:hAnsi="Times New Roman" w:cs="Times New Roman"/>
+          <w:color w:val="000000"/>
+          <w:sz w:val="32"/>
+          <w:szCs w:val="32"/>
+          <w:lang w:eastAsia="ru-RU"/>
+        </w:rPr>
         <w:t>TypeScript</w:t>
       </w:r>
       <w:proofErr w:type="spellEnd"/>
@@ -2325,7 +2435,29 @@
           <w:szCs w:val="32"/>
           <w:lang w:eastAsia="ru-RU"/>
         </w:rPr>
-        <w:t xml:space="preserve"> Studio? </w:t>
+        <w:t xml:space="preserve"> </w:t>
+      </w:r>
+      <w:proofErr w:type="spellStart"/>
+      <w:r>
+        <w:rPr>
+          <w:rFonts w:ascii="Times New Roman" w:eastAsia="Times New Roman" w:hAnsi="Times New Roman" w:cs="Times New Roman"/>
+          <w:color w:val="000000"/>
+          <w:sz w:val="32"/>
+          <w:szCs w:val="32"/>
+          <w:lang w:eastAsia="ru-RU"/>
+        </w:rPr>
+        <w:t>Studio</w:t>
+      </w:r>
+      <w:proofErr w:type="spellEnd"/>
+      <w:r>
+        <w:rPr>
+          <w:rFonts w:ascii="Times New Roman" w:eastAsia="Times New Roman" w:hAnsi="Times New Roman" w:cs="Times New Roman"/>
+          <w:color w:val="000000"/>
+          <w:sz w:val="32"/>
+          <w:szCs w:val="32"/>
+          <w:lang w:eastAsia="ru-RU"/>
+        </w:rPr>
+        <w:t xml:space="preserve">? </w:t>
       </w:r>
     </w:p>
     <w:p>
@@ -2370,17 +2502,7 @@
           <w:szCs w:val="32"/>
           <w:lang w:eastAsia="ru-RU"/>
         </w:rPr>
-        <w:t xml:space="preserve"> Studio доступны разные языки программирования</w:t>
-      </w:r>
-      <w:r>
-        <w:rPr>
-          <w:rFonts w:ascii="Times New Roman" w:eastAsia="Times New Roman" w:hAnsi="Times New Roman" w:cs="Times New Roman"/>
-          <w:color w:val="000000"/>
-          <w:sz w:val="32"/>
-          <w:szCs w:val="32"/>
-          <w:lang w:eastAsia="ru-RU"/>
-        </w:rPr>
-        <w:t xml:space="preserve">, включая Java, </w:t>
+        <w:t xml:space="preserve"> </w:t>
       </w:r>
       <w:proofErr w:type="spellStart"/>
       <w:r>
@@ -2391,6 +2513,60 @@
           <w:szCs w:val="32"/>
           <w:lang w:eastAsia="ru-RU"/>
         </w:rPr>
+        <w:t>Studio</w:t>
+      </w:r>
+      <w:proofErr w:type="spellEnd"/>
+      <w:r>
+        <w:rPr>
+          <w:rFonts w:ascii="Times New Roman" w:eastAsia="Times New Roman" w:hAnsi="Times New Roman" w:cs="Times New Roman"/>
+          <w:color w:val="000000"/>
+          <w:sz w:val="32"/>
+          <w:szCs w:val="32"/>
+          <w:lang w:eastAsia="ru-RU"/>
+        </w:rPr>
+        <w:t xml:space="preserve"> доступны разные языки программирования</w:t>
+      </w:r>
+      <w:r>
+        <w:rPr>
+          <w:rFonts w:ascii="Times New Roman" w:eastAsia="Times New Roman" w:hAnsi="Times New Roman" w:cs="Times New Roman"/>
+          <w:color w:val="000000"/>
+          <w:sz w:val="32"/>
+          <w:szCs w:val="32"/>
+          <w:lang w:eastAsia="ru-RU"/>
+        </w:rPr>
+        <w:t xml:space="preserve">, включая </w:t>
+      </w:r>
+      <w:proofErr w:type="spellStart"/>
+      <w:r>
+        <w:rPr>
+          <w:rFonts w:ascii="Times New Roman" w:eastAsia="Times New Roman" w:hAnsi="Times New Roman" w:cs="Times New Roman"/>
+          <w:color w:val="000000"/>
+          <w:sz w:val="32"/>
+          <w:szCs w:val="32"/>
+          <w:lang w:eastAsia="ru-RU"/>
+        </w:rPr>
+        <w:t>Java</w:t>
+      </w:r>
+      <w:proofErr w:type="spellEnd"/>
+      <w:r>
+        <w:rPr>
+          <w:rFonts w:ascii="Times New Roman" w:eastAsia="Times New Roman" w:hAnsi="Times New Roman" w:cs="Times New Roman"/>
+          <w:color w:val="000000"/>
+          <w:sz w:val="32"/>
+          <w:szCs w:val="32"/>
+          <w:lang w:eastAsia="ru-RU"/>
+        </w:rPr>
+        <w:t xml:space="preserve">, </w:t>
+      </w:r>
+      <w:proofErr w:type="spellStart"/>
+      <w:r>
+        <w:rPr>
+          <w:rFonts w:ascii="Times New Roman" w:eastAsia="Times New Roman" w:hAnsi="Times New Roman" w:cs="Times New Roman"/>
+          <w:color w:val="000000"/>
+          <w:sz w:val="32"/>
+          <w:szCs w:val="32"/>
+          <w:lang w:eastAsia="ru-RU"/>
+        </w:rPr>
         <w:t>Kotlin</w:t>
       </w:r>
       <w:proofErr w:type="spellEnd"/>
@@ -2402,7 +2578,18 @@
           <w:szCs w:val="32"/>
           <w:lang w:eastAsia="ru-RU"/>
         </w:rPr>
-        <w:t>, C++ и Pytho</w:t>
+        <w:t xml:space="preserve">, C++ и </w:t>
+      </w:r>
+      <w:proofErr w:type="spellStart"/>
+      <w:r>
+        <w:rPr>
+          <w:rFonts w:ascii="Times New Roman" w:eastAsia="Times New Roman" w:hAnsi="Times New Roman" w:cs="Times New Roman"/>
+          <w:color w:val="000000"/>
+          <w:sz w:val="32"/>
+          <w:szCs w:val="32"/>
+          <w:lang w:eastAsia="ru-RU"/>
+        </w:rPr>
+        <w:t>Pytho</w:t>
       </w:r>
       <w:r>
         <w:rPr>
@@ -2414,6 +2601,7 @@
         </w:rPr>
         <w:t>n</w:t>
       </w:r>
+      <w:proofErr w:type="spellEnd"/>
       <w:r>
         <w:rPr>
           <w:rFonts w:ascii="Times New Roman" w:eastAsia="Times New Roman" w:hAnsi="Times New Roman" w:cs="Times New Roman"/>
@@ -2505,16 +2693,6 @@
           <w:lang w:eastAsia="ru-RU"/>
         </w:rPr>
       </w:pPr>
-      <w:r>
-        <w:rPr>
-          <w:rFonts w:ascii="Times New Roman" w:eastAsia="Times New Roman" w:hAnsi="Times New Roman" w:cs="Times New Roman"/>
-          <w:color w:val="000000"/>
-          <w:sz w:val="32"/>
-          <w:szCs w:val="32"/>
-          <w:lang w:eastAsia="ru-RU"/>
-        </w:rPr>
-        <w:t xml:space="preserve">Java и </w:t>
-      </w:r>
       <w:proofErr w:type="spellStart"/>
       <w:r>
         <w:rPr>
@@ -2524,6 +2702,28 @@
           <w:szCs w:val="32"/>
           <w:lang w:eastAsia="ru-RU"/>
         </w:rPr>
+        <w:t>Java</w:t>
+      </w:r>
+      <w:proofErr w:type="spellEnd"/>
+      <w:r>
+        <w:rPr>
+          <w:rFonts w:ascii="Times New Roman" w:eastAsia="Times New Roman" w:hAnsi="Times New Roman" w:cs="Times New Roman"/>
+          <w:color w:val="000000"/>
+          <w:sz w:val="32"/>
+          <w:szCs w:val="32"/>
+          <w:lang w:eastAsia="ru-RU"/>
+        </w:rPr>
+        <w:t xml:space="preserve"> и </w:t>
+      </w:r>
+      <w:proofErr w:type="spellStart"/>
+      <w:r>
+        <w:rPr>
+          <w:rFonts w:ascii="Times New Roman" w:eastAsia="Times New Roman" w:hAnsi="Times New Roman" w:cs="Times New Roman"/>
+          <w:color w:val="000000"/>
+          <w:sz w:val="32"/>
+          <w:szCs w:val="32"/>
+          <w:lang w:eastAsia="ru-RU"/>
+        </w:rPr>
         <w:t>Kotlin</w:t>
       </w:r>
       <w:proofErr w:type="spellEnd"/>
@@ -2635,7 +2835,29 @@
           <w:szCs w:val="32"/>
           <w:lang w:eastAsia="ru-RU"/>
         </w:rPr>
-        <w:t xml:space="preserve"> Studio? </w:t>
+        <w:t xml:space="preserve"> </w:t>
+      </w:r>
+      <w:proofErr w:type="spellStart"/>
+      <w:r>
+        <w:rPr>
+          <w:rFonts w:ascii="Times New Roman" w:eastAsia="Times New Roman" w:hAnsi="Times New Roman" w:cs="Times New Roman"/>
+          <w:color w:val="000000"/>
+          <w:sz w:val="32"/>
+          <w:szCs w:val="32"/>
+          <w:lang w:eastAsia="ru-RU"/>
+        </w:rPr>
+        <w:t>Studio</w:t>
+      </w:r>
+      <w:proofErr w:type="spellEnd"/>
+      <w:r>
+        <w:rPr>
+          <w:rFonts w:ascii="Times New Roman" w:eastAsia="Times New Roman" w:hAnsi="Times New Roman" w:cs="Times New Roman"/>
+          <w:color w:val="000000"/>
+          <w:sz w:val="32"/>
+          <w:szCs w:val="32"/>
+          <w:lang w:eastAsia="ru-RU"/>
+        </w:rPr>
+        <w:t xml:space="preserve">? </w:t>
       </w:r>
     </w:p>
     <w:p>
@@ -3828,7 +4050,6 @@
         </w:rPr>
         <w:t xml:space="preserve">Виртуальная машина </w:t>
       </w:r>
-      <w:proofErr w:type="gramStart"/>
       <w:r>
         <w:rPr>
           <w:rFonts w:ascii="Times New Roman" w:eastAsia="Times New Roman" w:hAnsi="Times New Roman" w:cs="Times New Roman"/>
@@ -3847,18 +4068,7 @@
           <w:szCs w:val="32"/>
           <w:lang w:eastAsia="ru-RU"/>
         </w:rPr>
-        <w:t>это</w:t>
-      </w:r>
-      <w:proofErr w:type="gramEnd"/>
-      <w:r>
-        <w:rPr>
-          <w:rFonts w:ascii="Times New Roman" w:eastAsia="Times New Roman" w:hAnsi="Times New Roman" w:cs="Times New Roman"/>
-          <w:color w:val="000000"/>
-          <w:sz w:val="32"/>
-          <w:szCs w:val="32"/>
-          <w:lang w:eastAsia="ru-RU"/>
-        </w:rPr>
-        <w:t> программная эмуляция полноценного компьютера, работающая внутри другого, физического компьютера и использующая его ресурсы, но функционирующая как полностью изолированная система со своей собственной операционной системой и приложениями</w:t>
+        <w:t>это программная эмуляция полноценного компьютера, работающая внутри другого, физического компьютера и использующая его ресурсы, но функционирующая как полностью изолированная система со своей собственной операционной системой и приложениями</w:t>
       </w:r>
       <w:r>
         <w:rPr>
@@ -4031,7 +4241,7 @@
           <w:szCs w:val="32"/>
           <w:lang w:eastAsia="ru-RU"/>
         </w:rPr>
-        <w:t xml:space="preserve"> Studio (официальная и рекомендованная Google), а также альтернативы, такие как </w:t>
+        <w:t xml:space="preserve"> </w:t>
       </w:r>
       <w:proofErr w:type="spellStart"/>
       <w:r>
@@ -4042,6 +4252,28 @@
           <w:szCs w:val="32"/>
           <w:lang w:eastAsia="ru-RU"/>
         </w:rPr>
+        <w:t>Studio</w:t>
+      </w:r>
+      <w:proofErr w:type="spellEnd"/>
+      <w:r>
+        <w:rPr>
+          <w:rFonts w:ascii="Times New Roman" w:eastAsia="Times New Roman" w:hAnsi="Times New Roman" w:cs="Times New Roman"/>
+          <w:color w:val="000000"/>
+          <w:sz w:val="32"/>
+          <w:szCs w:val="32"/>
+          <w:lang w:eastAsia="ru-RU"/>
+        </w:rPr>
+        <w:t> (официальная и рекомендованная Google), а также альтернативы, такие как </w:t>
+      </w:r>
+      <w:proofErr w:type="spellStart"/>
+      <w:r>
+        <w:rPr>
+          <w:rFonts w:ascii="Times New Roman" w:eastAsia="Times New Roman" w:hAnsi="Times New Roman" w:cs="Times New Roman"/>
+          <w:color w:val="000000"/>
+          <w:sz w:val="32"/>
+          <w:szCs w:val="32"/>
+          <w:lang w:eastAsia="ru-RU"/>
+        </w:rPr>
         <w:t>IntelliJ</w:t>
       </w:r>
       <w:proofErr w:type="spellEnd"/>
@@ -4053,7 +4285,73 @@
           <w:szCs w:val="32"/>
           <w:lang w:eastAsia="ru-RU"/>
         </w:rPr>
-        <w:t xml:space="preserve"> IDEA, Visual Studio Code.</w:t>
+        <w:t xml:space="preserve"> IDEA, </w:t>
+      </w:r>
+      <w:proofErr w:type="spellStart"/>
+      <w:r>
+        <w:rPr>
+          <w:rFonts w:ascii="Times New Roman" w:eastAsia="Times New Roman" w:hAnsi="Times New Roman" w:cs="Times New Roman"/>
+          <w:color w:val="000000"/>
+          <w:sz w:val="32"/>
+          <w:szCs w:val="32"/>
+          <w:lang w:eastAsia="ru-RU"/>
+        </w:rPr>
+        <w:t>Visual</w:t>
+      </w:r>
+      <w:proofErr w:type="spellEnd"/>
+      <w:r>
+        <w:rPr>
+          <w:rFonts w:ascii="Times New Roman" w:eastAsia="Times New Roman" w:hAnsi="Times New Roman" w:cs="Times New Roman"/>
+          <w:color w:val="000000"/>
+          <w:sz w:val="32"/>
+          <w:szCs w:val="32"/>
+          <w:lang w:eastAsia="ru-RU"/>
+        </w:rPr>
+        <w:t xml:space="preserve"> </w:t>
+      </w:r>
+      <w:proofErr w:type="spellStart"/>
+      <w:r>
+        <w:rPr>
+          <w:rFonts w:ascii="Times New Roman" w:eastAsia="Times New Roman" w:hAnsi="Times New Roman" w:cs="Times New Roman"/>
+          <w:color w:val="000000"/>
+          <w:sz w:val="32"/>
+          <w:szCs w:val="32"/>
+          <w:lang w:eastAsia="ru-RU"/>
+        </w:rPr>
+        <w:t>Studio</w:t>
+      </w:r>
+      <w:proofErr w:type="spellEnd"/>
+      <w:r>
+        <w:rPr>
+          <w:rFonts w:ascii="Times New Roman" w:eastAsia="Times New Roman" w:hAnsi="Times New Roman" w:cs="Times New Roman"/>
+          <w:color w:val="000000"/>
+          <w:sz w:val="32"/>
+          <w:szCs w:val="32"/>
+          <w:lang w:eastAsia="ru-RU"/>
+        </w:rPr>
+        <w:t xml:space="preserve"> </w:t>
+      </w:r>
+      <w:proofErr w:type="spellStart"/>
+      <w:r>
+        <w:rPr>
+          <w:rFonts w:ascii="Times New Roman" w:eastAsia="Times New Roman" w:hAnsi="Times New Roman" w:cs="Times New Roman"/>
+          <w:color w:val="000000"/>
+          <w:sz w:val="32"/>
+          <w:szCs w:val="32"/>
+          <w:lang w:eastAsia="ru-RU"/>
+        </w:rPr>
+        <w:t>Code</w:t>
+      </w:r>
+      <w:proofErr w:type="spellEnd"/>
+      <w:r>
+        <w:rPr>
+          <w:rFonts w:ascii="Times New Roman" w:eastAsia="Times New Roman" w:hAnsi="Times New Roman" w:cs="Times New Roman"/>
+          <w:color w:val="000000"/>
+          <w:sz w:val="32"/>
+          <w:szCs w:val="32"/>
+          <w:lang w:eastAsia="ru-RU"/>
+        </w:rPr>
+        <w:t>.</w:t>
       </w:r>
     </w:p>
     <w:p>
@@ -4156,7 +4454,7 @@
           <w:szCs w:val="32"/>
           <w:lang w:eastAsia="ru-RU"/>
         </w:rPr>
-        <w:t xml:space="preserve"> IDEA поддерживает множество языков, включая Java, </w:t>
+        <w:t xml:space="preserve"> IDEA поддерживает множество языков, включая </w:t>
       </w:r>
       <w:proofErr w:type="spellStart"/>
       <w:r>
@@ -4167,6 +4465,28 @@
           <w:szCs w:val="32"/>
           <w:lang w:eastAsia="ru-RU"/>
         </w:rPr>
+        <w:t>Java</w:t>
+      </w:r>
+      <w:proofErr w:type="spellEnd"/>
+      <w:r>
+        <w:rPr>
+          <w:rFonts w:ascii="Times New Roman" w:eastAsia="Times New Roman" w:hAnsi="Times New Roman" w:cs="Times New Roman"/>
+          <w:color w:val="000000"/>
+          <w:sz w:val="32"/>
+          <w:szCs w:val="32"/>
+          <w:lang w:eastAsia="ru-RU"/>
+        </w:rPr>
+        <w:t xml:space="preserve">, </w:t>
+      </w:r>
+      <w:proofErr w:type="spellStart"/>
+      <w:r>
+        <w:rPr>
+          <w:rFonts w:ascii="Times New Roman" w:eastAsia="Times New Roman" w:hAnsi="Times New Roman" w:cs="Times New Roman"/>
+          <w:color w:val="000000"/>
+          <w:sz w:val="32"/>
+          <w:szCs w:val="32"/>
+          <w:lang w:eastAsia="ru-RU"/>
+        </w:rPr>
         <w:t>Kotlin</w:t>
       </w:r>
       <w:proofErr w:type="spellEnd"/>
@@ -4200,28 +4520,8 @@
           <w:szCs w:val="32"/>
           <w:lang w:eastAsia="ru-RU"/>
         </w:rPr>
-        <w:t>, Scala</w:t>
-      </w:r>
-      <w:r>
-        <w:rPr>
-          <w:rFonts w:ascii="Times New Roman" w:eastAsia="Times New Roman" w:hAnsi="Times New Roman" w:cs="Times New Roman"/>
-          <w:color w:val="000000"/>
-          <w:sz w:val="32"/>
-          <w:szCs w:val="32"/>
-          <w:lang w:eastAsia="ru-RU"/>
-        </w:rPr>
         <w:t xml:space="preserve">, </w:t>
       </w:r>
-      <w:r>
-        <w:rPr>
-          <w:rFonts w:ascii="Times New Roman" w:eastAsia="Times New Roman" w:hAnsi="Times New Roman" w:cs="Times New Roman"/>
-          <w:color w:val="000000"/>
-          <w:sz w:val="32"/>
-          <w:szCs w:val="32"/>
-          <w:lang w:eastAsia="ru-RU"/>
-        </w:rPr>
-        <w:t xml:space="preserve">а также Python, JavaScript, </w:t>
-      </w:r>
       <w:proofErr w:type="spellStart"/>
       <w:r>
         <w:rPr>
@@ -4231,6 +4531,82 @@
           <w:szCs w:val="32"/>
           <w:lang w:eastAsia="ru-RU"/>
         </w:rPr>
+        <w:t>Scala</w:t>
+      </w:r>
+      <w:proofErr w:type="spellEnd"/>
+      <w:r>
+        <w:rPr>
+          <w:rFonts w:ascii="Times New Roman" w:eastAsia="Times New Roman" w:hAnsi="Times New Roman" w:cs="Times New Roman"/>
+          <w:color w:val="000000"/>
+          <w:sz w:val="32"/>
+          <w:szCs w:val="32"/>
+          <w:lang w:eastAsia="ru-RU"/>
+        </w:rPr>
+        <w:t xml:space="preserve">, </w:t>
+      </w:r>
+      <w:r>
+        <w:rPr>
+          <w:rFonts w:ascii="Times New Roman" w:eastAsia="Times New Roman" w:hAnsi="Times New Roman" w:cs="Times New Roman"/>
+          <w:color w:val="000000"/>
+          <w:sz w:val="32"/>
+          <w:szCs w:val="32"/>
+          <w:lang w:eastAsia="ru-RU"/>
+        </w:rPr>
+        <w:t>а также </w:t>
+      </w:r>
+      <w:proofErr w:type="spellStart"/>
+      <w:r>
+        <w:rPr>
+          <w:rFonts w:ascii="Times New Roman" w:eastAsia="Times New Roman" w:hAnsi="Times New Roman" w:cs="Times New Roman"/>
+          <w:color w:val="000000"/>
+          <w:sz w:val="32"/>
+          <w:szCs w:val="32"/>
+          <w:lang w:eastAsia="ru-RU"/>
+        </w:rPr>
+        <w:t>Python</w:t>
+      </w:r>
+      <w:proofErr w:type="spellEnd"/>
+      <w:r>
+        <w:rPr>
+          <w:rFonts w:ascii="Times New Roman" w:eastAsia="Times New Roman" w:hAnsi="Times New Roman" w:cs="Times New Roman"/>
+          <w:color w:val="000000"/>
+          <w:sz w:val="32"/>
+          <w:szCs w:val="32"/>
+          <w:lang w:eastAsia="ru-RU"/>
+        </w:rPr>
+        <w:t xml:space="preserve">, </w:t>
+      </w:r>
+      <w:proofErr w:type="spellStart"/>
+      <w:r>
+        <w:rPr>
+          <w:rFonts w:ascii="Times New Roman" w:eastAsia="Times New Roman" w:hAnsi="Times New Roman" w:cs="Times New Roman"/>
+          <w:color w:val="000000"/>
+          <w:sz w:val="32"/>
+          <w:szCs w:val="32"/>
+          <w:lang w:eastAsia="ru-RU"/>
+        </w:rPr>
+        <w:t>JavaScript</w:t>
+      </w:r>
+      <w:proofErr w:type="spellEnd"/>
+      <w:r>
+        <w:rPr>
+          <w:rFonts w:ascii="Times New Roman" w:eastAsia="Times New Roman" w:hAnsi="Times New Roman" w:cs="Times New Roman"/>
+          <w:color w:val="000000"/>
+          <w:sz w:val="32"/>
+          <w:szCs w:val="32"/>
+          <w:lang w:eastAsia="ru-RU"/>
+        </w:rPr>
+        <w:t xml:space="preserve">, </w:t>
+      </w:r>
+      <w:proofErr w:type="spellStart"/>
+      <w:r>
+        <w:rPr>
+          <w:rFonts w:ascii="Times New Roman" w:eastAsia="Times New Roman" w:hAnsi="Times New Roman" w:cs="Times New Roman"/>
+          <w:color w:val="000000"/>
+          <w:sz w:val="32"/>
+          <w:szCs w:val="32"/>
+          <w:lang w:eastAsia="ru-RU"/>
+        </w:rPr>
         <w:t>TypeScript</w:t>
       </w:r>
       <w:proofErr w:type="spellEnd"/>
@@ -4242,7 +4618,29 @@
           <w:szCs w:val="32"/>
           <w:lang w:eastAsia="ru-RU"/>
         </w:rPr>
-        <w:t>, Go (через плагины или в Ultimate Edition)</w:t>
+        <w:t xml:space="preserve">, </w:t>
+      </w:r>
+      <w:proofErr w:type="spellStart"/>
+      <w:r>
+        <w:rPr>
+          <w:rFonts w:ascii="Times New Roman" w:eastAsia="Times New Roman" w:hAnsi="Times New Roman" w:cs="Times New Roman"/>
+          <w:color w:val="000000"/>
+          <w:sz w:val="32"/>
+          <w:szCs w:val="32"/>
+          <w:lang w:eastAsia="ru-RU"/>
+        </w:rPr>
+        <w:t>Go</w:t>
+      </w:r>
+      <w:proofErr w:type="spellEnd"/>
+      <w:r>
+        <w:rPr>
+          <w:rFonts w:ascii="Times New Roman" w:eastAsia="Times New Roman" w:hAnsi="Times New Roman" w:cs="Times New Roman"/>
+          <w:color w:val="000000"/>
+          <w:sz w:val="32"/>
+          <w:szCs w:val="32"/>
+          <w:lang w:eastAsia="ru-RU"/>
+        </w:rPr>
+        <w:t> (через плагины или в Ultimate Edition)</w:t>
       </w:r>
       <w:r>
         <w:rPr>
@@ -4320,7 +4718,29 @@
           <w:szCs w:val="32"/>
           <w:lang w:eastAsia="ru-RU"/>
         </w:rPr>
-        <w:t xml:space="preserve"> Studio? </w:t>
+        <w:t xml:space="preserve"> </w:t>
+      </w:r>
+      <w:proofErr w:type="spellStart"/>
+      <w:r>
+        <w:rPr>
+          <w:rFonts w:ascii="Times New Roman" w:eastAsia="Times New Roman" w:hAnsi="Times New Roman" w:cs="Times New Roman"/>
+          <w:color w:val="000000"/>
+          <w:sz w:val="32"/>
+          <w:szCs w:val="32"/>
+          <w:lang w:eastAsia="ru-RU"/>
+        </w:rPr>
+        <w:t>Studio</w:t>
+      </w:r>
+      <w:proofErr w:type="spellEnd"/>
+      <w:r>
+        <w:rPr>
+          <w:rFonts w:ascii="Times New Roman" w:eastAsia="Times New Roman" w:hAnsi="Times New Roman" w:cs="Times New Roman"/>
+          <w:color w:val="000000"/>
+          <w:sz w:val="32"/>
+          <w:szCs w:val="32"/>
+          <w:lang w:eastAsia="ru-RU"/>
+        </w:rPr>
+        <w:t xml:space="preserve">? </w:t>
       </w:r>
     </w:p>
     <w:p>
@@ -4365,7 +4785,7 @@
           <w:szCs w:val="32"/>
           <w:lang w:eastAsia="ru-RU"/>
         </w:rPr>
-        <w:t xml:space="preserve"> Studio основными языками являются </w:t>
+        <w:t xml:space="preserve"> </w:t>
       </w:r>
       <w:proofErr w:type="spellStart"/>
       <w:r>
@@ -4376,6 +4796,28 @@
           <w:szCs w:val="32"/>
           <w:lang w:eastAsia="ru-RU"/>
         </w:rPr>
+        <w:t>Studio</w:t>
+      </w:r>
+      <w:proofErr w:type="spellEnd"/>
+      <w:r>
+        <w:rPr>
+          <w:rFonts w:ascii="Times New Roman" w:eastAsia="Times New Roman" w:hAnsi="Times New Roman" w:cs="Times New Roman"/>
+          <w:color w:val="000000"/>
+          <w:sz w:val="32"/>
+          <w:szCs w:val="32"/>
+          <w:lang w:eastAsia="ru-RU"/>
+        </w:rPr>
+        <w:t xml:space="preserve"> основными языками являются </w:t>
+      </w:r>
+      <w:proofErr w:type="spellStart"/>
+      <w:r>
+        <w:rPr>
+          <w:rFonts w:ascii="Times New Roman" w:eastAsia="Times New Roman" w:hAnsi="Times New Roman" w:cs="Times New Roman"/>
+          <w:color w:val="000000"/>
+          <w:sz w:val="32"/>
+          <w:szCs w:val="32"/>
+          <w:lang w:eastAsia="ru-RU"/>
+        </w:rPr>
         <w:t>Kotlin</w:t>
       </w:r>
       <w:proofErr w:type="spellEnd"/>
@@ -4387,7 +4829,29 @@
           <w:szCs w:val="32"/>
           <w:lang w:eastAsia="ru-RU"/>
         </w:rPr>
-        <w:t> (предпочтительный и современный) и Java (классический)</w:t>
+        <w:t> (предпочтительный и современный) и </w:t>
+      </w:r>
+      <w:proofErr w:type="spellStart"/>
+      <w:r>
+        <w:rPr>
+          <w:rFonts w:ascii="Times New Roman" w:eastAsia="Times New Roman" w:hAnsi="Times New Roman" w:cs="Times New Roman"/>
+          <w:color w:val="000000"/>
+          <w:sz w:val="32"/>
+          <w:szCs w:val="32"/>
+          <w:lang w:eastAsia="ru-RU"/>
+        </w:rPr>
+        <w:t>Java</w:t>
+      </w:r>
+      <w:proofErr w:type="spellEnd"/>
+      <w:r>
+        <w:rPr>
+          <w:rFonts w:ascii="Times New Roman" w:eastAsia="Times New Roman" w:hAnsi="Times New Roman" w:cs="Times New Roman"/>
+          <w:color w:val="000000"/>
+          <w:sz w:val="32"/>
+          <w:szCs w:val="32"/>
+          <w:lang w:eastAsia="ru-RU"/>
+        </w:rPr>
+        <w:t> (классический)</w:t>
       </w:r>
       <w:r>
         <w:rPr>
@@ -4444,7 +4908,7 @@
           <w:szCs w:val="32"/>
           <w:lang w:eastAsia="ru-RU"/>
         </w:rPr>
-        <w:t xml:space="preserve">.5 На каких языках программирования можно разрабатывать нативные приложения для </w:t>
+        <w:t xml:space="preserve">.5 На каких языках программирования можно разрабатывать </w:t>
       </w:r>
       <w:proofErr w:type="spellStart"/>
       <w:r>
@@ -4455,6 +4919,28 @@
           <w:szCs w:val="32"/>
           <w:lang w:eastAsia="ru-RU"/>
         </w:rPr>
+        <w:t>нативные</w:t>
+      </w:r>
+      <w:proofErr w:type="spellEnd"/>
+      <w:r>
+        <w:rPr>
+          <w:rFonts w:ascii="Times New Roman" w:eastAsia="Times New Roman" w:hAnsi="Times New Roman" w:cs="Times New Roman"/>
+          <w:color w:val="000000"/>
+          <w:sz w:val="32"/>
+          <w:szCs w:val="32"/>
+          <w:lang w:eastAsia="ru-RU"/>
+        </w:rPr>
+        <w:t xml:space="preserve"> приложения для </w:t>
+      </w:r>
+      <w:proofErr w:type="spellStart"/>
+      <w:r>
+        <w:rPr>
+          <w:rFonts w:ascii="Times New Roman" w:eastAsia="Times New Roman" w:hAnsi="Times New Roman" w:cs="Times New Roman"/>
+          <w:color w:val="000000"/>
+          <w:sz w:val="32"/>
+          <w:szCs w:val="32"/>
+          <w:lang w:eastAsia="ru-RU"/>
+        </w:rPr>
         <w:t>Android</w:t>
       </w:r>
       <w:proofErr w:type="spellEnd"/>
@@ -4489,7 +4975,29 @@
           <w:szCs w:val="32"/>
           <w:lang w:eastAsia="ru-RU"/>
         </w:rPr>
-        <w:t xml:space="preserve">Для нативной разработки под </w:t>
+        <w:t xml:space="preserve">Для </w:t>
+      </w:r>
+      <w:proofErr w:type="spellStart"/>
+      <w:r>
+        <w:rPr>
+          <w:rFonts w:ascii="Times New Roman" w:eastAsia="Times New Roman" w:hAnsi="Times New Roman" w:cs="Times New Roman"/>
+          <w:color w:val="000000"/>
+          <w:sz w:val="32"/>
+          <w:szCs w:val="32"/>
+          <w:lang w:eastAsia="ru-RU"/>
+        </w:rPr>
+        <w:t>нативной</w:t>
+      </w:r>
+      <w:proofErr w:type="spellEnd"/>
+      <w:r>
+        <w:rPr>
+          <w:rFonts w:ascii="Times New Roman" w:eastAsia="Times New Roman" w:hAnsi="Times New Roman" w:cs="Times New Roman"/>
+          <w:color w:val="000000"/>
+          <w:sz w:val="32"/>
+          <w:szCs w:val="32"/>
+          <w:lang w:eastAsia="ru-RU"/>
+        </w:rPr>
+        <w:t xml:space="preserve"> разработки под </w:t>
       </w:r>
       <w:proofErr w:type="spellStart"/>
       <w:r>
@@ -5012,6 +5520,7 @@
         </w:rPr>
         <w:t xml:space="preserve">и </w:t>
       </w:r>
+      <w:proofErr w:type="spellStart"/>
       <w:r>
         <w:rPr>
           <w:rFonts w:ascii="Times New Roman" w:eastAsia="Times New Roman" w:hAnsi="Times New Roman" w:cs="Times New Roman"/>
@@ -5022,6 +5531,7 @@
         </w:rPr>
         <w:t>var</w:t>
       </w:r>
+      <w:proofErr w:type="spellEnd"/>
       <w:r>
         <w:rPr>
           <w:rFonts w:ascii="Times New Roman" w:eastAsia="Times New Roman" w:hAnsi="Times New Roman" w:cs="Times New Roman"/>
@@ -5255,6 +5765,7 @@
         </w:rPr>
         <w:t xml:space="preserve">: </w:t>
       </w:r>
+      <w:proofErr w:type="spellStart"/>
       <w:r>
         <w:rPr>
           <w:rFonts w:ascii="Times New Roman" w:eastAsia="Times New Roman" w:hAnsi="Times New Roman" w:cs="Times New Roman"/>
@@ -5265,6 +5776,7 @@
         </w:rPr>
         <w:t>var</w:t>
       </w:r>
+      <w:proofErr w:type="spellEnd"/>
       <w:r>
         <w:rPr>
           <w:rFonts w:ascii="Times New Roman" w:eastAsia="Times New Roman" w:hAnsi="Times New Roman" w:cs="Times New Roman"/>
@@ -5635,7 +6147,7 @@
           <w:szCs w:val="32"/>
           <w:lang w:val="en-US" w:eastAsia="ru-RU"/>
         </w:rPr>
-        <w:t xml:space="preserve"> str: String = "123" </w:t>
+        <w:t xml:space="preserve"> </w:t>
       </w:r>
       <w:proofErr w:type="spellStart"/>
       <w:r>
@@ -5646,6 +6158,28 @@
           <w:szCs w:val="32"/>
           <w:lang w:val="en-US" w:eastAsia="ru-RU"/>
         </w:rPr>
+        <w:t>str</w:t>
+      </w:r>
+      <w:proofErr w:type="spellEnd"/>
+      <w:r>
+        <w:rPr>
+          <w:rFonts w:ascii="Times New Roman" w:eastAsia="Times New Roman" w:hAnsi="Times New Roman" w:cs="Times New Roman"/>
+          <w:color w:val="000000"/>
+          <w:sz w:val="32"/>
+          <w:szCs w:val="32"/>
+          <w:lang w:val="en-US" w:eastAsia="ru-RU"/>
+        </w:rPr>
+        <w:t xml:space="preserve">: String = "123" </w:t>
+      </w:r>
+      <w:proofErr w:type="spellStart"/>
+      <w:r>
+        <w:rPr>
+          <w:rFonts w:ascii="Times New Roman" w:eastAsia="Times New Roman" w:hAnsi="Times New Roman" w:cs="Times New Roman"/>
+          <w:color w:val="000000"/>
+          <w:sz w:val="32"/>
+          <w:szCs w:val="32"/>
+          <w:lang w:val="en-US" w:eastAsia="ru-RU"/>
+        </w:rPr>
         <w:t>val</w:t>
       </w:r>
       <w:proofErr w:type="spellEnd"/>
@@ -5657,7 +6191,29 @@
           <w:szCs w:val="32"/>
           <w:lang w:val="en-US" w:eastAsia="ru-RU"/>
         </w:rPr>
-        <w:t xml:space="preserve"> res: Int = </w:t>
+        <w:t xml:space="preserve"> res: </w:t>
+      </w:r>
+      <w:proofErr w:type="spellStart"/>
+      <w:r>
+        <w:rPr>
+          <w:rFonts w:ascii="Times New Roman" w:eastAsia="Times New Roman" w:hAnsi="Times New Roman" w:cs="Times New Roman"/>
+          <w:color w:val="000000"/>
+          <w:sz w:val="32"/>
+          <w:szCs w:val="32"/>
+          <w:lang w:val="en-US" w:eastAsia="ru-RU"/>
+        </w:rPr>
+        <w:t>Int</w:t>
+      </w:r>
+      <w:proofErr w:type="spellEnd"/>
+      <w:r>
+        <w:rPr>
+          <w:rFonts w:ascii="Times New Roman" w:eastAsia="Times New Roman" w:hAnsi="Times New Roman" w:cs="Times New Roman"/>
+          <w:color w:val="000000"/>
+          <w:sz w:val="32"/>
+          <w:szCs w:val="32"/>
+          <w:lang w:val="en-US" w:eastAsia="ru-RU"/>
+        </w:rPr>
+        <w:t xml:space="preserve"> = </w:t>
       </w:r>
       <w:proofErr w:type="spellStart"/>
       <w:proofErr w:type="gramStart"/>
@@ -10063,6 +10619,7 @@
         </w:rPr>
         <w:t xml:space="preserve">Свойства объявляются внутри классов с помощью ключевых слов </w:t>
       </w:r>
+      <w:proofErr w:type="spellStart"/>
       <w:r>
         <w:rPr>
           <w:rFonts w:ascii="Times New Roman" w:eastAsia="Times New Roman" w:hAnsi="Times New Roman" w:cs="Times New Roman"/>
@@ -10073,6 +10630,7 @@
         </w:rPr>
         <w:t>var</w:t>
       </w:r>
+      <w:proofErr w:type="spellEnd"/>
       <w:r>
         <w:rPr>
           <w:rFonts w:ascii="Times New Roman" w:eastAsia="Times New Roman" w:hAnsi="Times New Roman" w:cs="Times New Roman"/>
@@ -10240,7 +10798,7 @@
           <w:color w:val="000000"/>
           <w:sz w:val="32"/>
           <w:szCs w:val="32"/>
-          <w:lang w:eastAsia="ru-RU"/>
+          <w:lang w:val="en-US" w:eastAsia="ru-RU"/>
         </w:rPr>
       </w:pPr>
       <w:r>
@@ -10270,7 +10828,7 @@
           <w:color w:val="000000"/>
           <w:sz w:val="32"/>
           <w:szCs w:val="32"/>
-          <w:lang w:eastAsia="ru-RU"/>
+          <w:lang w:val="en-US" w:eastAsia="ru-RU"/>
         </w:rPr>
         <w:t>(</w:t>
       </w:r>
@@ -10281,7 +10839,7 @@
           <w:color w:val="000000"/>
           <w:sz w:val="32"/>
           <w:szCs w:val="32"/>
-          <w:lang w:eastAsia="ru-RU"/>
+          <w:lang w:val="en-US" w:eastAsia="ru-RU"/>
         </w:rPr>
         <w:t xml:space="preserve">) = </w:t>
       </w:r>
@@ -10301,7 +10859,7 @@
           <w:color w:val="000000"/>
           <w:sz w:val="32"/>
           <w:szCs w:val="32"/>
-          <w:lang w:eastAsia="ru-RU"/>
+          <w:lang w:val="en-US" w:eastAsia="ru-RU"/>
         </w:rPr>
         <w:t xml:space="preserve"> </w:t>
       </w:r>
@@ -10311,7 +10869,7 @@
           <w:color w:val="000000"/>
           <w:sz w:val="32"/>
           <w:szCs w:val="32"/>
-          <w:lang w:eastAsia="ru-RU"/>
+          <w:lang w:val="en-US" w:eastAsia="ru-RU"/>
         </w:rPr>
         <w:t xml:space="preserve"> // </w:t>
       </w:r>
@@ -10344,7 +10902,7 @@
           <w:color w:val="000000"/>
           <w:sz w:val="32"/>
           <w:szCs w:val="32"/>
-          <w:lang w:eastAsia="ru-RU"/>
+          <w:lang w:val="en-US" w:eastAsia="ru-RU"/>
         </w:rPr>
         <w:t xml:space="preserve">    </w:t>
       </w:r>
@@ -10410,9 +10968,29 @@
           <w:color w:val="000000"/>
           <w:sz w:val="32"/>
           <w:szCs w:val="32"/>
+          <w:lang w:eastAsia="ru-RU"/>
+        </w:rPr>
+      </w:pPr>
+      <w:r>
+        <w:rPr>
+          <w:rFonts w:ascii="Times New Roman" w:eastAsia="Times New Roman" w:hAnsi="Times New Roman" w:cs="Times New Roman"/>
+          <w:color w:val="000000"/>
+          <w:sz w:val="32"/>
+          <w:szCs w:val="32"/>
           <w:lang w:val="en-US" w:eastAsia="ru-RU"/>
         </w:rPr>
-      </w:pPr>
+        <w:t xml:space="preserve">        field</w:t>
+      </w:r>
+      <w:r>
+        <w:rPr>
+          <w:rFonts w:ascii="Times New Roman" w:eastAsia="Times New Roman" w:hAnsi="Times New Roman" w:cs="Times New Roman"/>
+          <w:color w:val="000000"/>
+          <w:sz w:val="32"/>
+          <w:szCs w:val="32"/>
+          <w:lang w:eastAsia="ru-RU"/>
+        </w:rPr>
+        <w:t xml:space="preserve"> = </w:t>
+      </w:r>
       <w:r>
         <w:rPr>
           <w:rFonts w:ascii="Times New Roman" w:eastAsia="Times New Roman" w:hAnsi="Times New Roman" w:cs="Times New Roman"/>
@@ -10421,26 +10999,6 @@
           <w:szCs w:val="32"/>
           <w:lang w:val="en-US" w:eastAsia="ru-RU"/>
         </w:rPr>
-        <w:t xml:space="preserve">        field</w:t>
-      </w:r>
-      <w:r>
-        <w:rPr>
-          <w:rFonts w:ascii="Times New Roman" w:eastAsia="Times New Roman" w:hAnsi="Times New Roman" w:cs="Times New Roman"/>
-          <w:color w:val="000000"/>
-          <w:sz w:val="32"/>
-          <w:szCs w:val="32"/>
-          <w:lang w:val="en-US" w:eastAsia="ru-RU"/>
-        </w:rPr>
-        <w:t xml:space="preserve"> = </w:t>
-      </w:r>
-      <w:r>
-        <w:rPr>
-          <w:rFonts w:ascii="Times New Roman" w:eastAsia="Times New Roman" w:hAnsi="Times New Roman" w:cs="Times New Roman"/>
-          <w:color w:val="000000"/>
-          <w:sz w:val="32"/>
-          <w:szCs w:val="32"/>
-          <w:lang w:val="en-US" w:eastAsia="ru-RU"/>
-        </w:rPr>
         <w:t>value</w:t>
       </w:r>
     </w:p>
@@ -10453,16 +11011,16 @@
           <w:color w:val="000000"/>
           <w:sz w:val="32"/>
           <w:szCs w:val="32"/>
-          <w:lang w:val="en-US" w:eastAsia="ru-RU"/>
-        </w:rPr>
-      </w:pPr>
-      <w:r>
-        <w:rPr>
-          <w:rFonts w:ascii="Times New Roman" w:eastAsia="Times New Roman" w:hAnsi="Times New Roman" w:cs="Times New Roman"/>
-          <w:color w:val="000000"/>
-          <w:sz w:val="32"/>
-          <w:szCs w:val="32"/>
-          <w:lang w:val="en-US" w:eastAsia="ru-RU"/>
+          <w:lang w:eastAsia="ru-RU"/>
+        </w:rPr>
+      </w:pPr>
+      <w:r>
+        <w:rPr>
+          <w:rFonts w:ascii="Times New Roman" w:eastAsia="Times New Roman" w:hAnsi="Times New Roman" w:cs="Times New Roman"/>
+          <w:color w:val="000000"/>
+          <w:sz w:val="32"/>
+          <w:szCs w:val="32"/>
+          <w:lang w:eastAsia="ru-RU"/>
         </w:rPr>
         <w:t xml:space="preserve">    }</w:t>
       </w:r>
@@ -10476,7 +11034,7 @@
           <w:color w:val="000000"/>
           <w:sz w:val="32"/>
           <w:szCs w:val="32"/>
-          <w:lang w:val="en-US" w:eastAsia="ru-RU"/>
+          <w:lang w:eastAsia="ru-RU"/>
         </w:rPr>
       </w:pPr>
     </w:p>
@@ -12311,7 +12869,29 @@
           <w:szCs w:val="32"/>
           <w:lang w:eastAsia="ru-RU"/>
         </w:rPr>
-        <w:t xml:space="preserve">это List, </w:t>
+        <w:t xml:space="preserve">это </w:t>
+      </w:r>
+      <w:proofErr w:type="spellStart"/>
+      <w:r>
+        <w:rPr>
+          <w:rFonts w:ascii="Times New Roman" w:eastAsia="Times New Roman" w:hAnsi="Times New Roman" w:cs="Times New Roman"/>
+          <w:color w:val="000000"/>
+          <w:sz w:val="32"/>
+          <w:szCs w:val="32"/>
+          <w:lang w:eastAsia="ru-RU"/>
+        </w:rPr>
+        <w:t>List</w:t>
+      </w:r>
+      <w:proofErr w:type="spellEnd"/>
+      <w:r>
+        <w:rPr>
+          <w:rFonts w:ascii="Times New Roman" w:eastAsia="Times New Roman" w:hAnsi="Times New Roman" w:cs="Times New Roman"/>
+          <w:color w:val="000000"/>
+          <w:sz w:val="32"/>
+          <w:szCs w:val="32"/>
+          <w:lang w:eastAsia="ru-RU"/>
+        </w:rPr>
+        <w:t xml:space="preserve">, </w:t>
       </w:r>
       <w:proofErr w:type="spellStart"/>
       <w:r>
@@ -15479,7 +16059,7 @@
           <w:szCs w:val="32"/>
           <w:lang w:eastAsia="ru-RU"/>
         </w:rPr>
-        <w:t xml:space="preserve"> Device, выберите модель телефона, затем версию </w:t>
+        <w:t xml:space="preserve"> </w:t>
       </w:r>
       <w:proofErr w:type="spellStart"/>
       <w:r>
@@ -15490,6 +16070,28 @@
           <w:szCs w:val="32"/>
           <w:lang w:eastAsia="ru-RU"/>
         </w:rPr>
+        <w:t>Device</w:t>
+      </w:r>
+      <w:proofErr w:type="spellEnd"/>
+      <w:r>
+        <w:rPr>
+          <w:rFonts w:ascii="Times New Roman" w:eastAsia="Times New Roman" w:hAnsi="Times New Roman" w:cs="Times New Roman"/>
+          <w:color w:val="000000"/>
+          <w:sz w:val="32"/>
+          <w:szCs w:val="32"/>
+          <w:lang w:eastAsia="ru-RU"/>
+        </w:rPr>
+        <w:t xml:space="preserve">, выберите модель телефона, затем версию </w:t>
+      </w:r>
+      <w:proofErr w:type="spellStart"/>
+      <w:r>
+        <w:rPr>
+          <w:rFonts w:ascii="Times New Roman" w:eastAsia="Times New Roman" w:hAnsi="Times New Roman" w:cs="Times New Roman"/>
+          <w:color w:val="000000"/>
+          <w:sz w:val="32"/>
+          <w:szCs w:val="32"/>
+          <w:lang w:eastAsia="ru-RU"/>
+        </w:rPr>
         <w:t>Android</w:t>
       </w:r>
       <w:proofErr w:type="spellEnd"/>
@@ -15602,7 +16204,7 @@
           <w:szCs w:val="32"/>
           <w:lang w:eastAsia="ru-RU"/>
         </w:rPr>
-        <w:t xml:space="preserve">Открыть Virtual Device Manager, выбрать нужное устройство и нажать значок карандаша. Нажать кнопку «Show Advanced </w:t>
+        <w:t>Открыть Virtual Device Manager, выбрать нужное устройство и нажать значок карандаша. Нажать кнопку «</w:t>
       </w:r>
       <w:proofErr w:type="spellStart"/>
       <w:r>
@@ -15613,6 +16215,50 @@
           <w:szCs w:val="32"/>
           <w:lang w:eastAsia="ru-RU"/>
         </w:rPr>
+        <w:t>Show</w:t>
+      </w:r>
+      <w:proofErr w:type="spellEnd"/>
+      <w:r>
+        <w:rPr>
+          <w:rFonts w:ascii="Times New Roman" w:eastAsia="Times New Roman" w:hAnsi="Times New Roman" w:cs="Times New Roman"/>
+          <w:color w:val="000000"/>
+          <w:sz w:val="32"/>
+          <w:szCs w:val="32"/>
+          <w:lang w:eastAsia="ru-RU"/>
+        </w:rPr>
+        <w:t xml:space="preserve"> </w:t>
+      </w:r>
+      <w:proofErr w:type="spellStart"/>
+      <w:r>
+        <w:rPr>
+          <w:rFonts w:ascii="Times New Roman" w:eastAsia="Times New Roman" w:hAnsi="Times New Roman" w:cs="Times New Roman"/>
+          <w:color w:val="000000"/>
+          <w:sz w:val="32"/>
+          <w:szCs w:val="32"/>
+          <w:lang w:eastAsia="ru-RU"/>
+        </w:rPr>
+        <w:t>Advanced</w:t>
+      </w:r>
+      <w:proofErr w:type="spellEnd"/>
+      <w:r>
+        <w:rPr>
+          <w:rFonts w:ascii="Times New Roman" w:eastAsia="Times New Roman" w:hAnsi="Times New Roman" w:cs="Times New Roman"/>
+          <w:color w:val="000000"/>
+          <w:sz w:val="32"/>
+          <w:szCs w:val="32"/>
+          <w:lang w:eastAsia="ru-RU"/>
+        </w:rPr>
+        <w:t xml:space="preserve"> </w:t>
+      </w:r>
+      <w:proofErr w:type="spellStart"/>
+      <w:r>
+        <w:rPr>
+          <w:rFonts w:ascii="Times New Roman" w:eastAsia="Times New Roman" w:hAnsi="Times New Roman" w:cs="Times New Roman"/>
+          <w:color w:val="000000"/>
+          <w:sz w:val="32"/>
+          <w:szCs w:val="32"/>
+          <w:lang w:eastAsia="ru-RU"/>
+        </w:rPr>
         <w:t>Settings</w:t>
       </w:r>
       <w:proofErr w:type="spellEnd"/>
@@ -15692,7 +16338,29 @@
           <w:szCs w:val="32"/>
           <w:lang w:eastAsia="ru-RU"/>
         </w:rPr>
-        <w:t xml:space="preserve"> Studio?</w:t>
+        <w:t xml:space="preserve"> </w:t>
+      </w:r>
+      <w:proofErr w:type="spellStart"/>
+      <w:r>
+        <w:rPr>
+          <w:rFonts w:ascii="Times New Roman" w:eastAsia="Times New Roman" w:hAnsi="Times New Roman" w:cs="Times New Roman"/>
+          <w:color w:val="000000"/>
+          <w:sz w:val="32"/>
+          <w:szCs w:val="32"/>
+          <w:lang w:eastAsia="ru-RU"/>
+        </w:rPr>
+        <w:t>Studio</w:t>
+      </w:r>
+      <w:proofErr w:type="spellEnd"/>
+      <w:r>
+        <w:rPr>
+          <w:rFonts w:ascii="Times New Roman" w:eastAsia="Times New Roman" w:hAnsi="Times New Roman" w:cs="Times New Roman"/>
+          <w:color w:val="000000"/>
+          <w:sz w:val="32"/>
+          <w:szCs w:val="32"/>
+          <w:lang w:eastAsia="ru-RU"/>
+        </w:rPr>
+        <w:t>?</w:t>
       </w:r>
     </w:p>
     <w:p>
@@ -20021,6 +20689,7 @@
         </w:rPr>
         <w:t xml:space="preserve"> </w:t>
       </w:r>
+      <w:proofErr w:type="spellStart"/>
       <w:r>
         <w:rPr>
           <w:rFonts w:ascii="Times New Roman" w:eastAsia="Times New Roman" w:hAnsi="Times New Roman" w:cs="Times New Roman"/>
@@ -20031,6 +20700,7 @@
         </w:rPr>
         <w:t>screencap</w:t>
       </w:r>
+      <w:proofErr w:type="spellEnd"/>
       <w:r>
         <w:rPr>
           <w:rFonts w:ascii="Times New Roman" w:eastAsia="Times New Roman" w:hAnsi="Times New Roman" w:cs="Times New Roman"/>
@@ -20881,7 +21551,29 @@
           <w:szCs w:val="32"/>
           <w:lang w:eastAsia="ru-RU"/>
         </w:rPr>
-        <w:t xml:space="preserve"> Studio.</w:t>
+        <w:t xml:space="preserve"> </w:t>
+      </w:r>
+      <w:proofErr w:type="spellStart"/>
+      <w:r>
+        <w:rPr>
+          <w:rFonts w:ascii="Times New Roman" w:eastAsia="Times New Roman" w:hAnsi="Times New Roman" w:cs="Times New Roman"/>
+          <w:color w:val="000000"/>
+          <w:sz w:val="32"/>
+          <w:szCs w:val="32"/>
+          <w:lang w:eastAsia="ru-RU"/>
+        </w:rPr>
+        <w:t>Studio</w:t>
+      </w:r>
+      <w:proofErr w:type="spellEnd"/>
+      <w:r>
+        <w:rPr>
+          <w:rFonts w:ascii="Times New Roman" w:eastAsia="Times New Roman" w:hAnsi="Times New Roman" w:cs="Times New Roman"/>
+          <w:color w:val="000000"/>
+          <w:sz w:val="32"/>
+          <w:szCs w:val="32"/>
+          <w:lang w:eastAsia="ru-RU"/>
+        </w:rPr>
+        <w:t>.</w:t>
       </w:r>
     </w:p>
     <w:p>
@@ -21174,7 +21866,7 @@
           <w:color w:val="000000"/>
           <w:sz w:val="32"/>
           <w:szCs w:val="32"/>
-          <w:lang w:eastAsia="ru-RU"/>
+          <w:lang w:val="en-US" w:eastAsia="ru-RU"/>
         </w:rPr>
       </w:pPr>
       <w:r>
@@ -21195,7 +21887,182 @@
           <w:szCs w:val="32"/>
           <w:lang w:eastAsia="ru-RU"/>
         </w:rPr>
-        <w:t>аблон </w:t>
+        <w:t>аблон</w:t>
+      </w:r>
+      <w:r>
+        <w:rPr>
+          <w:rFonts w:ascii="Times New Roman" w:eastAsia="Times New Roman" w:hAnsi="Times New Roman" w:cs="Times New Roman"/>
+          <w:color w:val="000000"/>
+          <w:sz w:val="32"/>
+          <w:szCs w:val="32"/>
+          <w:lang w:val="en-US" w:eastAsia="ru-RU"/>
+        </w:rPr>
+        <w:t> Empty Compose Activity.</w:t>
+      </w:r>
+    </w:p>
+    <w:p>
+      <w:pPr>
+        <w:spacing w:after="0" w:line="240" w:lineRule="auto"/>
+        <w:jc w:val="both"/>
+        <w:rPr>
+          <w:rFonts w:ascii="Times New Roman" w:eastAsia="Times New Roman" w:hAnsi="Times New Roman" w:cs="Times New Roman"/>
+          <w:color w:val="000000"/>
+          <w:sz w:val="32"/>
+          <w:szCs w:val="32"/>
+          <w:lang w:val="en-US" w:eastAsia="ru-RU"/>
+        </w:rPr>
+      </w:pPr>
+    </w:p>
+    <w:p>
+      <w:pPr>
+        <w:spacing w:after="0" w:line="240" w:lineRule="auto"/>
+        <w:jc w:val="both"/>
+        <w:rPr>
+          <w:rFonts w:ascii="Times New Roman" w:eastAsia="Times New Roman" w:hAnsi="Times New Roman" w:cs="Times New Roman"/>
+          <w:color w:val="000000"/>
+          <w:sz w:val="32"/>
+          <w:szCs w:val="32"/>
+          <w:lang w:val="en-US" w:eastAsia="ru-RU"/>
+        </w:rPr>
+      </w:pPr>
+      <w:r>
+        <w:rPr>
+          <w:rFonts w:ascii="Times New Roman" w:eastAsia="Times New Roman" w:hAnsi="Times New Roman" w:cs="Times New Roman"/>
+          <w:color w:val="000000"/>
+          <w:sz w:val="32"/>
+          <w:szCs w:val="32"/>
+          <w:lang w:val="en-US" w:eastAsia="ru-RU"/>
+        </w:rPr>
+        <w:t xml:space="preserve">2.3 </w:t>
+      </w:r>
+      <w:r>
+        <w:rPr>
+          <w:rFonts w:ascii="Times New Roman" w:eastAsia="Times New Roman" w:hAnsi="Times New Roman" w:cs="Times New Roman"/>
+          <w:color w:val="000000"/>
+          <w:sz w:val="32"/>
+          <w:szCs w:val="32"/>
+          <w:lang w:eastAsia="ru-RU"/>
+        </w:rPr>
+        <w:t>Что</w:t>
+      </w:r>
+      <w:r>
+        <w:rPr>
+          <w:rFonts w:ascii="Times New Roman" w:eastAsia="Times New Roman" w:hAnsi="Times New Roman" w:cs="Times New Roman"/>
+          <w:color w:val="000000"/>
+          <w:sz w:val="32"/>
+          <w:szCs w:val="32"/>
+          <w:lang w:val="en-US" w:eastAsia="ru-RU"/>
+        </w:rPr>
+        <w:t xml:space="preserve"> </w:t>
+      </w:r>
+      <w:r>
+        <w:rPr>
+          <w:rFonts w:ascii="Times New Roman" w:eastAsia="Times New Roman" w:hAnsi="Times New Roman" w:cs="Times New Roman"/>
+          <w:color w:val="000000"/>
+          <w:sz w:val="32"/>
+          <w:szCs w:val="32"/>
+          <w:lang w:eastAsia="ru-RU"/>
+        </w:rPr>
+        <w:t>такое</w:t>
+      </w:r>
+      <w:r>
+        <w:rPr>
+          <w:rFonts w:ascii="Times New Roman" w:eastAsia="Times New Roman" w:hAnsi="Times New Roman" w:cs="Times New Roman"/>
+          <w:color w:val="000000"/>
+          <w:sz w:val="32"/>
+          <w:szCs w:val="32"/>
+          <w:lang w:val="en-US" w:eastAsia="ru-RU"/>
+        </w:rPr>
+        <w:t xml:space="preserve"> Activity? </w:t>
+      </w:r>
+    </w:p>
+    <w:p>
+      <w:pPr>
+        <w:spacing w:after="0" w:line="240" w:lineRule="auto"/>
+        <w:jc w:val="both"/>
+        <w:rPr>
+          <w:rFonts w:ascii="Times New Roman" w:eastAsia="Times New Roman" w:hAnsi="Times New Roman" w:cs="Times New Roman"/>
+          <w:color w:val="000000"/>
+          <w:sz w:val="32"/>
+          <w:szCs w:val="32"/>
+          <w:lang w:eastAsia="ru-RU"/>
+        </w:rPr>
+      </w:pPr>
+      <w:r>
+        <w:rPr>
+          <w:rFonts w:ascii="Times New Roman" w:eastAsia="Times New Roman" w:hAnsi="Times New Roman" w:cs="Times New Roman"/>
+          <w:color w:val="000000"/>
+          <w:sz w:val="32"/>
+          <w:szCs w:val="32"/>
+          <w:lang w:eastAsia="ru-RU"/>
+        </w:rPr>
+        <w:t>Э</w:t>
+      </w:r>
+      <w:r>
+        <w:rPr>
+          <w:rFonts w:ascii="Times New Roman" w:eastAsia="Times New Roman" w:hAnsi="Times New Roman" w:cs="Times New Roman"/>
+          <w:color w:val="000000"/>
+          <w:sz w:val="32"/>
+          <w:szCs w:val="32"/>
+          <w:lang w:eastAsia="ru-RU"/>
+        </w:rPr>
+        <w:t>то основной компонент приложения, представляющий собой отдельный экран с пользовательским интерфейсом, с которым взаимодействует пользователь</w:t>
+      </w:r>
+      <w:r>
+        <w:rPr>
+          <w:rFonts w:ascii="Times New Roman" w:eastAsia="Times New Roman" w:hAnsi="Times New Roman" w:cs="Times New Roman"/>
+          <w:color w:val="000000"/>
+          <w:sz w:val="32"/>
+          <w:szCs w:val="32"/>
+          <w:lang w:eastAsia="ru-RU"/>
+        </w:rPr>
+        <w:t>.</w:t>
+      </w:r>
+    </w:p>
+    <w:p>
+      <w:pPr>
+        <w:spacing w:after="0" w:line="240" w:lineRule="auto"/>
+        <w:jc w:val="both"/>
+        <w:rPr>
+          <w:rFonts w:ascii="Times New Roman" w:eastAsia="Times New Roman" w:hAnsi="Times New Roman" w:cs="Times New Roman"/>
+          <w:color w:val="000000"/>
+          <w:sz w:val="32"/>
+          <w:szCs w:val="32"/>
+          <w:lang w:eastAsia="ru-RU"/>
+        </w:rPr>
+      </w:pPr>
+    </w:p>
+    <w:p>
+      <w:pPr>
+        <w:spacing w:after="0" w:line="240" w:lineRule="auto"/>
+        <w:jc w:val="both"/>
+        <w:rPr>
+          <w:rFonts w:ascii="Times New Roman" w:eastAsia="Times New Roman" w:hAnsi="Times New Roman" w:cs="Times New Roman"/>
+          <w:color w:val="000000"/>
+          <w:sz w:val="32"/>
+          <w:szCs w:val="32"/>
+          <w:lang w:eastAsia="ru-RU"/>
+        </w:rPr>
+      </w:pPr>
+      <w:r>
+        <w:rPr>
+          <w:rFonts w:ascii="Times New Roman" w:eastAsia="Times New Roman" w:hAnsi="Times New Roman" w:cs="Times New Roman"/>
+          <w:color w:val="000000"/>
+          <w:sz w:val="32"/>
+          <w:szCs w:val="32"/>
+          <w:lang w:eastAsia="ru-RU"/>
+        </w:rPr>
+        <w:t>2</w:t>
+      </w:r>
+      <w:r>
+        <w:rPr>
+          <w:rFonts w:ascii="Times New Roman" w:eastAsia="Times New Roman" w:hAnsi="Times New Roman" w:cs="Times New Roman"/>
+          <w:color w:val="000000"/>
+          <w:sz w:val="32"/>
+          <w:szCs w:val="32"/>
+          <w:lang w:eastAsia="ru-RU"/>
+        </w:rPr>
+        <w:t xml:space="preserve">.4 Для чего используется </w:t>
       </w:r>
       <w:proofErr w:type="spellStart"/>
       <w:r>
@@ -21206,7 +22073,7 @@
           <w:szCs w:val="32"/>
           <w:lang w:eastAsia="ru-RU"/>
         </w:rPr>
-        <w:t>Empty</w:t>
+        <w:t>MainActivity</w:t>
       </w:r>
       <w:proofErr w:type="spellEnd"/>
       <w:r>
@@ -21217,8 +22084,283 @@
           <w:szCs w:val="32"/>
           <w:lang w:eastAsia="ru-RU"/>
         </w:rPr>
+        <w:t xml:space="preserve">? </w:t>
+      </w:r>
+    </w:p>
+    <w:p>
+      <w:pPr>
+        <w:spacing w:after="0" w:line="240" w:lineRule="auto"/>
+        <w:jc w:val="both"/>
+        <w:rPr>
+          <w:rFonts w:ascii="Times New Roman" w:eastAsia="Times New Roman" w:hAnsi="Times New Roman" w:cs="Times New Roman"/>
+          <w:color w:val="000000"/>
+          <w:sz w:val="32"/>
+          <w:szCs w:val="32"/>
+          <w:lang w:eastAsia="ru-RU"/>
+        </w:rPr>
+      </w:pPr>
+      <w:r>
+        <w:rPr>
+          <w:rFonts w:ascii="Times New Roman" w:eastAsia="Times New Roman" w:hAnsi="Times New Roman" w:cs="Times New Roman"/>
+          <w:color w:val="000000"/>
+          <w:sz w:val="32"/>
+          <w:szCs w:val="32"/>
+          <w:lang w:eastAsia="ru-RU"/>
+        </w:rPr>
+        <w:t>Э</w:t>
+      </w:r>
+      <w:r>
+        <w:rPr>
+          <w:rFonts w:ascii="Times New Roman" w:eastAsia="Times New Roman" w:hAnsi="Times New Roman" w:cs="Times New Roman"/>
+          <w:color w:val="000000"/>
+          <w:sz w:val="32"/>
+          <w:szCs w:val="32"/>
+          <w:lang w:eastAsia="ru-RU"/>
+        </w:rPr>
+        <w:t>то основная точка входа, запускаемая при открытии приложения</w:t>
+      </w:r>
+      <w:r>
+        <w:rPr>
+          <w:rFonts w:ascii="Times New Roman" w:eastAsia="Times New Roman" w:hAnsi="Times New Roman" w:cs="Times New Roman"/>
+          <w:color w:val="000000"/>
+          <w:sz w:val="32"/>
+          <w:szCs w:val="32"/>
+          <w:lang w:eastAsia="ru-RU"/>
+        </w:rPr>
+        <w:t>.</w:t>
+      </w:r>
+    </w:p>
+    <w:p>
+      <w:pPr>
+        <w:spacing w:after="0" w:line="240" w:lineRule="auto"/>
+        <w:jc w:val="both"/>
+        <w:rPr>
+          <w:rFonts w:ascii="Times New Roman" w:eastAsia="Times New Roman" w:hAnsi="Times New Roman" w:cs="Times New Roman"/>
+          <w:color w:val="000000"/>
+          <w:sz w:val="32"/>
+          <w:szCs w:val="32"/>
+          <w:lang w:eastAsia="ru-RU"/>
+        </w:rPr>
+      </w:pPr>
+    </w:p>
+    <w:p>
+      <w:pPr>
+        <w:spacing w:after="0" w:line="240" w:lineRule="auto"/>
+        <w:jc w:val="both"/>
+        <w:rPr>
+          <w:rFonts w:ascii="Times New Roman" w:eastAsia="Times New Roman" w:hAnsi="Times New Roman" w:cs="Times New Roman"/>
+          <w:color w:val="000000"/>
+          <w:sz w:val="32"/>
+          <w:szCs w:val="32"/>
+          <w:lang w:eastAsia="ru-RU"/>
+        </w:rPr>
+      </w:pPr>
+      <w:r>
+        <w:rPr>
+          <w:rFonts w:ascii="Times New Roman" w:eastAsia="Times New Roman" w:hAnsi="Times New Roman" w:cs="Times New Roman"/>
+          <w:color w:val="000000"/>
+          <w:sz w:val="32"/>
+          <w:szCs w:val="32"/>
+          <w:lang w:eastAsia="ru-RU"/>
+        </w:rPr>
+        <w:t>2</w:t>
+      </w:r>
+      <w:r>
+        <w:rPr>
+          <w:rFonts w:ascii="Times New Roman" w:eastAsia="Times New Roman" w:hAnsi="Times New Roman" w:cs="Times New Roman"/>
+          <w:color w:val="000000"/>
+          <w:sz w:val="32"/>
+          <w:szCs w:val="32"/>
+          <w:lang w:eastAsia="ru-RU"/>
+        </w:rPr>
+        <w:t xml:space="preserve">.5 Для чего используется функция </w:t>
+      </w:r>
+      <w:proofErr w:type="spellStart"/>
+      <w:r>
+        <w:rPr>
+          <w:rFonts w:ascii="Times New Roman" w:eastAsia="Times New Roman" w:hAnsi="Times New Roman" w:cs="Times New Roman"/>
+          <w:color w:val="000000"/>
+          <w:sz w:val="32"/>
+          <w:szCs w:val="32"/>
+          <w:lang w:eastAsia="ru-RU"/>
+        </w:rPr>
+        <w:t>onCreate</w:t>
+      </w:r>
+      <w:proofErr w:type="spellEnd"/>
+      <w:r>
+        <w:rPr>
+          <w:rFonts w:ascii="Times New Roman" w:eastAsia="Times New Roman" w:hAnsi="Times New Roman" w:cs="Times New Roman"/>
+          <w:color w:val="000000"/>
+          <w:sz w:val="32"/>
+          <w:szCs w:val="32"/>
+          <w:lang w:eastAsia="ru-RU"/>
+        </w:rPr>
+        <w:t xml:space="preserve">? </w:t>
+      </w:r>
+    </w:p>
+    <w:p>
+      <w:pPr>
+        <w:spacing w:after="0" w:line="240" w:lineRule="auto"/>
+        <w:jc w:val="both"/>
+        <w:rPr>
+          <w:rFonts w:ascii="Times New Roman" w:eastAsia="Times New Roman" w:hAnsi="Times New Roman" w:cs="Times New Roman"/>
+          <w:color w:val="000000"/>
+          <w:sz w:val="32"/>
+          <w:szCs w:val="32"/>
+          <w:lang w:eastAsia="ru-RU"/>
+        </w:rPr>
+      </w:pPr>
+      <w:r>
+        <w:rPr>
+          <w:rFonts w:ascii="Times New Roman" w:eastAsia="Times New Roman" w:hAnsi="Times New Roman" w:cs="Times New Roman"/>
+          <w:color w:val="000000"/>
+          <w:sz w:val="32"/>
+          <w:szCs w:val="32"/>
+          <w:lang w:eastAsia="ru-RU"/>
+        </w:rPr>
+        <w:t>Это основной метод жизненного цикла, используется для одноразовой инициализации</w:t>
+      </w:r>
+      <w:r>
+        <w:rPr>
+          <w:rFonts w:ascii="Times New Roman" w:eastAsia="Times New Roman" w:hAnsi="Times New Roman" w:cs="Times New Roman"/>
+          <w:color w:val="000000"/>
+          <w:sz w:val="32"/>
+          <w:szCs w:val="32"/>
+          <w:lang w:eastAsia="ru-RU"/>
+        </w:rPr>
+        <w:t>.</w:t>
+      </w:r>
+    </w:p>
+    <w:p>
+      <w:pPr>
+        <w:spacing w:after="0" w:line="240" w:lineRule="auto"/>
+        <w:jc w:val="both"/>
+        <w:rPr>
+          <w:rFonts w:ascii="Times New Roman" w:eastAsia="Times New Roman" w:hAnsi="Times New Roman" w:cs="Times New Roman"/>
+          <w:color w:val="000000"/>
+          <w:sz w:val="32"/>
+          <w:szCs w:val="32"/>
+          <w:lang w:eastAsia="ru-RU"/>
+        </w:rPr>
+      </w:pPr>
+    </w:p>
+    <w:p>
+      <w:pPr>
+        <w:spacing w:after="0" w:line="240" w:lineRule="auto"/>
+        <w:jc w:val="both"/>
+        <w:rPr>
+          <w:rFonts w:ascii="Times New Roman" w:eastAsia="Times New Roman" w:hAnsi="Times New Roman" w:cs="Times New Roman"/>
+          <w:color w:val="000000"/>
+          <w:sz w:val="32"/>
+          <w:szCs w:val="32"/>
+          <w:lang w:eastAsia="ru-RU"/>
+        </w:rPr>
+      </w:pPr>
+      <w:r>
+        <w:rPr>
+          <w:rFonts w:ascii="Times New Roman" w:eastAsia="Times New Roman" w:hAnsi="Times New Roman" w:cs="Times New Roman"/>
+          <w:color w:val="000000"/>
+          <w:sz w:val="32"/>
+          <w:szCs w:val="32"/>
+          <w:lang w:eastAsia="ru-RU"/>
+        </w:rPr>
+        <w:t>2</w:t>
+      </w:r>
+      <w:r>
+        <w:rPr>
+          <w:rFonts w:ascii="Times New Roman" w:eastAsia="Times New Roman" w:hAnsi="Times New Roman" w:cs="Times New Roman"/>
+          <w:color w:val="000000"/>
+          <w:sz w:val="32"/>
+          <w:szCs w:val="32"/>
+          <w:lang w:eastAsia="ru-RU"/>
+        </w:rPr>
+        <w:t xml:space="preserve">.6 Что делает функция </w:t>
+      </w:r>
+      <w:proofErr w:type="spellStart"/>
+      <w:r>
+        <w:rPr>
+          <w:rFonts w:ascii="Times New Roman" w:eastAsia="Times New Roman" w:hAnsi="Times New Roman" w:cs="Times New Roman"/>
+          <w:color w:val="000000"/>
+          <w:sz w:val="32"/>
+          <w:szCs w:val="32"/>
+          <w:lang w:eastAsia="ru-RU"/>
+        </w:rPr>
+        <w:t>setContent</w:t>
+      </w:r>
+      <w:proofErr w:type="spellEnd"/>
+      <w:r>
+        <w:rPr>
+          <w:rFonts w:ascii="Times New Roman" w:eastAsia="Times New Roman" w:hAnsi="Times New Roman" w:cs="Times New Roman"/>
+          <w:color w:val="000000"/>
+          <w:sz w:val="32"/>
+          <w:szCs w:val="32"/>
+          <w:lang w:eastAsia="ru-RU"/>
+        </w:rPr>
+        <w:t xml:space="preserve">? </w:t>
+      </w:r>
+    </w:p>
+    <w:p>
+      <w:pPr>
+        <w:spacing w:after="0" w:line="240" w:lineRule="auto"/>
+        <w:jc w:val="both"/>
+        <w:rPr>
+          <w:rFonts w:ascii="Times New Roman" w:eastAsia="Times New Roman" w:hAnsi="Times New Roman" w:cs="Times New Roman"/>
+          <w:color w:val="000000"/>
+          <w:sz w:val="32"/>
+          <w:szCs w:val="32"/>
+          <w:lang w:eastAsia="ru-RU"/>
+        </w:rPr>
+      </w:pPr>
+      <w:r>
+        <w:rPr>
+          <w:rFonts w:ascii="Times New Roman" w:eastAsia="Times New Roman" w:hAnsi="Times New Roman" w:cs="Times New Roman"/>
+          <w:color w:val="000000"/>
+          <w:sz w:val="32"/>
+          <w:szCs w:val="32"/>
+          <w:lang w:eastAsia="ru-RU"/>
+        </w:rPr>
+        <w:t>Э</w:t>
+      </w:r>
+      <w:r>
+        <w:rPr>
+          <w:rFonts w:ascii="Times New Roman" w:eastAsia="Times New Roman" w:hAnsi="Times New Roman" w:cs="Times New Roman"/>
+          <w:color w:val="000000"/>
+          <w:sz w:val="32"/>
+          <w:szCs w:val="32"/>
+          <w:lang w:eastAsia="ru-RU"/>
+        </w:rPr>
+        <w:t>то метод, используемый</w:t>
+      </w:r>
+      <w:r>
+        <w:rPr>
+          <w:rFonts w:ascii="Times New Roman" w:eastAsia="Times New Roman" w:hAnsi="Times New Roman" w:cs="Times New Roman"/>
+          <w:color w:val="000000"/>
+          <w:sz w:val="32"/>
+          <w:szCs w:val="32"/>
+          <w:lang w:eastAsia="ru-RU"/>
+        </w:rPr>
         <w:t xml:space="preserve"> </w:t>
       </w:r>
+      <w:r>
+        <w:rPr>
+          <w:rFonts w:ascii="Times New Roman" w:eastAsia="Times New Roman" w:hAnsi="Times New Roman" w:cs="Times New Roman"/>
+          <w:color w:val="000000"/>
+          <w:sz w:val="32"/>
+          <w:szCs w:val="32"/>
+          <w:lang w:eastAsia="ru-RU"/>
+        </w:rPr>
+        <w:t>в</w:t>
+      </w:r>
+      <w:r>
+        <w:rPr>
+          <w:rFonts w:ascii="Times New Roman" w:eastAsia="Times New Roman" w:hAnsi="Times New Roman" w:cs="Times New Roman"/>
+          <w:color w:val="000000"/>
+          <w:sz w:val="32"/>
+          <w:szCs w:val="32"/>
+          <w:lang w:eastAsia="ru-RU"/>
+        </w:rPr>
+        <w:t xml:space="preserve"> </w:t>
+      </w:r>
       <w:proofErr w:type="spellStart"/>
       <w:r>
         <w:rPr>
@@ -21228,6 +22370,302 @@
           <w:szCs w:val="32"/>
           <w:lang w:eastAsia="ru-RU"/>
         </w:rPr>
+        <w:t>ComponentActivity</w:t>
+      </w:r>
+      <w:proofErr w:type="spellEnd"/>
+      <w:r>
+        <w:rPr>
+          <w:rFonts w:ascii="Times New Roman" w:eastAsia="Times New Roman" w:hAnsi="Times New Roman" w:cs="Times New Roman"/>
+          <w:color w:val="000000"/>
+          <w:sz w:val="32"/>
+          <w:szCs w:val="32"/>
+          <w:lang w:eastAsia="ru-RU"/>
+        </w:rPr>
+        <w:t xml:space="preserve"> </w:t>
+      </w:r>
+      <w:r>
+        <w:rPr>
+          <w:rFonts w:ascii="Times New Roman" w:eastAsia="Times New Roman" w:hAnsi="Times New Roman" w:cs="Times New Roman"/>
+          <w:color w:val="000000"/>
+          <w:sz w:val="32"/>
+          <w:szCs w:val="32"/>
+          <w:lang w:eastAsia="ru-RU"/>
+        </w:rPr>
+        <w:t>для</w:t>
+      </w:r>
+      <w:r>
+        <w:rPr>
+          <w:rFonts w:ascii="Times New Roman" w:eastAsia="Times New Roman" w:hAnsi="Times New Roman" w:cs="Times New Roman"/>
+          <w:color w:val="000000"/>
+          <w:sz w:val="32"/>
+          <w:szCs w:val="32"/>
+          <w:lang w:eastAsia="ru-RU"/>
+        </w:rPr>
+        <w:t xml:space="preserve"> </w:t>
+      </w:r>
+      <w:r>
+        <w:rPr>
+          <w:rFonts w:ascii="Times New Roman" w:eastAsia="Times New Roman" w:hAnsi="Times New Roman" w:cs="Times New Roman"/>
+          <w:color w:val="000000"/>
+          <w:sz w:val="32"/>
+          <w:szCs w:val="32"/>
+          <w:lang w:eastAsia="ru-RU"/>
+        </w:rPr>
+        <w:t>установки</w:t>
+      </w:r>
+      <w:r>
+        <w:rPr>
+          <w:rFonts w:ascii="Times New Roman" w:eastAsia="Times New Roman" w:hAnsi="Times New Roman" w:cs="Times New Roman"/>
+          <w:color w:val="000000"/>
+          <w:sz w:val="32"/>
+          <w:szCs w:val="32"/>
+          <w:lang w:eastAsia="ru-RU"/>
+        </w:rPr>
+        <w:t xml:space="preserve"> </w:t>
+      </w:r>
+      <w:r>
+        <w:rPr>
+          <w:rFonts w:ascii="Times New Roman" w:eastAsia="Times New Roman" w:hAnsi="Times New Roman" w:cs="Times New Roman"/>
+          <w:color w:val="000000"/>
+          <w:sz w:val="32"/>
+          <w:szCs w:val="32"/>
+          <w:lang w:eastAsia="ru-RU"/>
+        </w:rPr>
+        <w:t>пользовательского интерфейса экрана.</w:t>
+      </w:r>
+    </w:p>
+    <w:p>
+      <w:pPr>
+        <w:spacing w:after="0" w:line="240" w:lineRule="auto"/>
+        <w:jc w:val="both"/>
+        <w:rPr>
+          <w:rFonts w:ascii="Times New Roman" w:eastAsia="Times New Roman" w:hAnsi="Times New Roman" w:cs="Times New Roman"/>
+          <w:color w:val="000000"/>
+          <w:sz w:val="32"/>
+          <w:szCs w:val="32"/>
+          <w:lang w:eastAsia="ru-RU"/>
+        </w:rPr>
+      </w:pPr>
+    </w:p>
+    <w:p>
+      <w:pPr>
+        <w:spacing w:after="0" w:line="240" w:lineRule="auto"/>
+        <w:jc w:val="both"/>
+        <w:rPr>
+          <w:rFonts w:ascii="Times New Roman" w:eastAsia="Times New Roman" w:hAnsi="Times New Roman" w:cs="Times New Roman"/>
+          <w:color w:val="000000"/>
+          <w:sz w:val="32"/>
+          <w:szCs w:val="32"/>
+          <w:lang w:eastAsia="ru-RU"/>
+        </w:rPr>
+      </w:pPr>
+      <w:r>
+        <w:rPr>
+          <w:rFonts w:ascii="Times New Roman" w:eastAsia="Times New Roman" w:hAnsi="Times New Roman" w:cs="Times New Roman"/>
+          <w:color w:val="000000"/>
+          <w:sz w:val="32"/>
+          <w:szCs w:val="32"/>
+          <w:lang w:eastAsia="ru-RU"/>
+        </w:rPr>
+        <w:t>2</w:t>
+      </w:r>
+      <w:r>
+        <w:rPr>
+          <w:rFonts w:ascii="Times New Roman" w:eastAsia="Times New Roman" w:hAnsi="Times New Roman" w:cs="Times New Roman"/>
+          <w:color w:val="000000"/>
+          <w:sz w:val="32"/>
+          <w:szCs w:val="32"/>
+          <w:lang w:eastAsia="ru-RU"/>
+        </w:rPr>
+        <w:t xml:space="preserve">.7 Для чего используется функция @Composable? </w:t>
+      </w:r>
+    </w:p>
+    <w:p>
+      <w:pPr>
+        <w:spacing w:after="0" w:line="240" w:lineRule="auto"/>
+        <w:jc w:val="both"/>
+        <w:rPr>
+          <w:rFonts w:ascii="Times New Roman" w:eastAsia="Times New Roman" w:hAnsi="Times New Roman" w:cs="Times New Roman"/>
+          <w:color w:val="000000"/>
+          <w:sz w:val="32"/>
+          <w:szCs w:val="32"/>
+          <w:lang w:eastAsia="ru-RU"/>
+        </w:rPr>
+      </w:pPr>
+      <w:r>
+        <w:rPr>
+          <w:rFonts w:ascii="Times New Roman" w:eastAsia="Times New Roman" w:hAnsi="Times New Roman" w:cs="Times New Roman"/>
+          <w:color w:val="000000"/>
+          <w:sz w:val="32"/>
+          <w:szCs w:val="32"/>
+          <w:lang w:eastAsia="ru-RU"/>
+        </w:rPr>
+        <w:t>И</w:t>
+      </w:r>
+      <w:r>
+        <w:rPr>
+          <w:rFonts w:ascii="Times New Roman" w:eastAsia="Times New Roman" w:hAnsi="Times New Roman" w:cs="Times New Roman"/>
+          <w:color w:val="000000"/>
+          <w:sz w:val="32"/>
+          <w:szCs w:val="32"/>
+          <w:lang w:eastAsia="ru-RU"/>
+        </w:rPr>
+        <w:t xml:space="preserve">спользуется для декларативного описания пользовательского интерфейса </w:t>
+      </w:r>
+      <w:proofErr w:type="spellStart"/>
+      <w:r>
+        <w:rPr>
+          <w:rFonts w:ascii="Times New Roman" w:eastAsia="Times New Roman" w:hAnsi="Times New Roman" w:cs="Times New Roman"/>
+          <w:color w:val="000000"/>
+          <w:sz w:val="32"/>
+          <w:szCs w:val="32"/>
+          <w:lang w:eastAsia="ru-RU"/>
+        </w:rPr>
+        <w:t>Android</w:t>
+      </w:r>
+      <w:proofErr w:type="spellEnd"/>
+      <w:r>
+        <w:rPr>
+          <w:rFonts w:ascii="Times New Roman" w:eastAsia="Times New Roman" w:hAnsi="Times New Roman" w:cs="Times New Roman"/>
+          <w:color w:val="000000"/>
+          <w:sz w:val="32"/>
+          <w:szCs w:val="32"/>
+          <w:lang w:eastAsia="ru-RU"/>
+        </w:rPr>
+        <w:t>-приложений</w:t>
+      </w:r>
+      <w:r>
+        <w:rPr>
+          <w:rFonts w:ascii="Times New Roman" w:eastAsia="Times New Roman" w:hAnsi="Times New Roman" w:cs="Times New Roman"/>
+          <w:color w:val="000000"/>
+          <w:sz w:val="32"/>
+          <w:szCs w:val="32"/>
+          <w:lang w:eastAsia="ru-RU"/>
+        </w:rPr>
+        <w:t>.</w:t>
+      </w:r>
+    </w:p>
+    <w:p>
+      <w:pPr>
+        <w:spacing w:after="0" w:line="240" w:lineRule="auto"/>
+        <w:jc w:val="both"/>
+        <w:rPr>
+          <w:rFonts w:ascii="Times New Roman" w:eastAsia="Times New Roman" w:hAnsi="Times New Roman" w:cs="Times New Roman"/>
+          <w:color w:val="000000"/>
+          <w:sz w:val="32"/>
+          <w:szCs w:val="32"/>
+          <w:lang w:eastAsia="ru-RU"/>
+        </w:rPr>
+      </w:pPr>
+    </w:p>
+    <w:p>
+      <w:pPr>
+        <w:spacing w:after="0" w:line="240" w:lineRule="auto"/>
+        <w:jc w:val="both"/>
+        <w:rPr>
+          <w:rFonts w:ascii="Times New Roman" w:eastAsia="Times New Roman" w:hAnsi="Times New Roman" w:cs="Times New Roman"/>
+          <w:color w:val="000000"/>
+          <w:sz w:val="32"/>
+          <w:szCs w:val="32"/>
+          <w:lang w:eastAsia="ru-RU"/>
+        </w:rPr>
+      </w:pPr>
+      <w:r>
+        <w:rPr>
+          <w:rFonts w:ascii="Times New Roman" w:eastAsia="Times New Roman" w:hAnsi="Times New Roman" w:cs="Times New Roman"/>
+          <w:color w:val="000000"/>
+          <w:sz w:val="32"/>
+          <w:szCs w:val="32"/>
+          <w:lang w:eastAsia="ru-RU"/>
+        </w:rPr>
+        <w:t>2</w:t>
+      </w:r>
+      <w:r>
+        <w:rPr>
+          <w:rFonts w:ascii="Times New Roman" w:eastAsia="Times New Roman" w:hAnsi="Times New Roman" w:cs="Times New Roman"/>
+          <w:color w:val="000000"/>
+          <w:sz w:val="32"/>
+          <w:szCs w:val="32"/>
+          <w:lang w:eastAsia="ru-RU"/>
+        </w:rPr>
+        <w:t>.8 Для чего указывается @Preview?</w:t>
+      </w:r>
+    </w:p>
+    <w:p>
+      <w:pPr>
+        <w:spacing w:after="0" w:line="240" w:lineRule="auto"/>
+        <w:jc w:val="both"/>
+        <w:rPr>
+          <w:rFonts w:ascii="Times New Roman" w:eastAsia="Times New Roman" w:hAnsi="Times New Roman" w:cs="Times New Roman"/>
+          <w:color w:val="000000"/>
+          <w:sz w:val="32"/>
+          <w:szCs w:val="32"/>
+          <w:lang w:eastAsia="ru-RU"/>
+        </w:rPr>
+      </w:pPr>
+      <w:r>
+        <w:rPr>
+          <w:rFonts w:ascii="Times New Roman" w:eastAsia="Times New Roman" w:hAnsi="Times New Roman" w:cs="Times New Roman"/>
+          <w:color w:val="000000"/>
+          <w:sz w:val="32"/>
+          <w:szCs w:val="32"/>
+          <w:lang w:eastAsia="ru-RU"/>
+        </w:rPr>
+        <w:t>Аннотация @</w:t>
+      </w:r>
+      <w:proofErr w:type="spellStart"/>
+      <w:r>
+        <w:rPr>
+          <w:rFonts w:ascii="Times New Roman" w:eastAsia="Times New Roman" w:hAnsi="Times New Roman" w:cs="Times New Roman"/>
+          <w:color w:val="000000"/>
+          <w:sz w:val="32"/>
+          <w:szCs w:val="32"/>
+          <w:lang w:eastAsia="ru-RU"/>
+        </w:rPr>
+        <w:t>Preview</w:t>
+      </w:r>
+      <w:proofErr w:type="spellEnd"/>
+      <w:r>
+        <w:rPr>
+          <w:rFonts w:ascii="Times New Roman" w:eastAsia="Times New Roman" w:hAnsi="Times New Roman" w:cs="Times New Roman"/>
+          <w:color w:val="000000"/>
+          <w:sz w:val="32"/>
+          <w:szCs w:val="32"/>
+          <w:lang w:eastAsia="ru-RU"/>
+        </w:rPr>
+        <w:t xml:space="preserve"> в </w:t>
+      </w:r>
+      <w:proofErr w:type="spellStart"/>
+      <w:r>
+        <w:rPr>
+          <w:rFonts w:ascii="Times New Roman" w:eastAsia="Times New Roman" w:hAnsi="Times New Roman" w:cs="Times New Roman"/>
+          <w:color w:val="000000"/>
+          <w:sz w:val="32"/>
+          <w:szCs w:val="32"/>
+          <w:lang w:eastAsia="ru-RU"/>
+        </w:rPr>
+        <w:t>Jetpack</w:t>
+      </w:r>
+      <w:proofErr w:type="spellEnd"/>
+      <w:r>
+        <w:rPr>
+          <w:rFonts w:ascii="Times New Roman" w:eastAsia="Times New Roman" w:hAnsi="Times New Roman" w:cs="Times New Roman"/>
+          <w:color w:val="000000"/>
+          <w:sz w:val="32"/>
+          <w:szCs w:val="32"/>
+          <w:lang w:eastAsia="ru-RU"/>
+        </w:rPr>
+        <w:t xml:space="preserve"> </w:t>
+      </w:r>
+      <w:proofErr w:type="spellStart"/>
+      <w:r>
+        <w:rPr>
+          <w:rFonts w:ascii="Times New Roman" w:eastAsia="Times New Roman" w:hAnsi="Times New Roman" w:cs="Times New Roman"/>
+          <w:color w:val="000000"/>
+          <w:sz w:val="32"/>
+          <w:szCs w:val="32"/>
+          <w:lang w:eastAsia="ru-RU"/>
+        </w:rPr>
         <w:t>Compose</w:t>
       </w:r>
       <w:proofErr w:type="spellEnd"/>
@@ -21239,6 +22677,50 @@
           <w:szCs w:val="32"/>
           <w:lang w:eastAsia="ru-RU"/>
         </w:rPr>
+        <w:t xml:space="preserve"> используется для предварительного просмотра </w:t>
+      </w:r>
+      <w:proofErr w:type="spellStart"/>
+      <w:r>
+        <w:rPr>
+          <w:rFonts w:ascii="Times New Roman" w:eastAsia="Times New Roman" w:hAnsi="Times New Roman" w:cs="Times New Roman"/>
+          <w:color w:val="000000"/>
+          <w:sz w:val="32"/>
+          <w:szCs w:val="32"/>
+          <w:lang w:eastAsia="ru-RU"/>
+        </w:rPr>
+        <w:t>Composable</w:t>
+      </w:r>
+      <w:proofErr w:type="spellEnd"/>
+      <w:r>
+        <w:rPr>
+          <w:rFonts w:ascii="Times New Roman" w:eastAsia="Times New Roman" w:hAnsi="Times New Roman" w:cs="Times New Roman"/>
+          <w:color w:val="000000"/>
+          <w:sz w:val="32"/>
+          <w:szCs w:val="32"/>
+          <w:lang w:eastAsia="ru-RU"/>
+        </w:rPr>
+        <w:t xml:space="preserve">-функций (UI-компонентов) прямо в </w:t>
+      </w:r>
+      <w:proofErr w:type="spellStart"/>
+      <w:r>
+        <w:rPr>
+          <w:rFonts w:ascii="Times New Roman" w:eastAsia="Times New Roman" w:hAnsi="Times New Roman" w:cs="Times New Roman"/>
+          <w:color w:val="000000"/>
+          <w:sz w:val="32"/>
+          <w:szCs w:val="32"/>
+          <w:lang w:eastAsia="ru-RU"/>
+        </w:rPr>
+        <w:t>Android</w:t>
+      </w:r>
+      <w:proofErr w:type="spellEnd"/>
+      <w:r>
+        <w:rPr>
+          <w:rFonts w:ascii="Times New Roman" w:eastAsia="Times New Roman" w:hAnsi="Times New Roman" w:cs="Times New Roman"/>
+          <w:color w:val="000000"/>
+          <w:sz w:val="32"/>
+          <w:szCs w:val="32"/>
+          <w:lang w:eastAsia="ru-RU"/>
+        </w:rPr>
         <w:t xml:space="preserve"> </w:t>
       </w:r>
       <w:proofErr w:type="spellStart"/>
@@ -21250,7 +22732,7 @@
           <w:szCs w:val="32"/>
           <w:lang w:eastAsia="ru-RU"/>
         </w:rPr>
-        <w:t>Activity</w:t>
+        <w:t>Studio</w:t>
       </w:r>
       <w:proofErr w:type="spellEnd"/>
       <w:r>
@@ -21261,811 +22743,7 @@
           <w:szCs w:val="32"/>
           <w:lang w:eastAsia="ru-RU"/>
         </w:rPr>
-        <w:t>.</w:t>
-      </w:r>
-    </w:p>
-    <w:p>
-      <w:pPr>
-        <w:spacing w:after="0" w:line="240" w:lineRule="auto"/>
-        <w:jc w:val="both"/>
-        <w:rPr>
-          <w:rFonts w:ascii="Times New Roman" w:eastAsia="Times New Roman" w:hAnsi="Times New Roman" w:cs="Times New Roman"/>
-          <w:color w:val="000000"/>
-          <w:sz w:val="32"/>
-          <w:szCs w:val="32"/>
-          <w:lang w:eastAsia="ru-RU"/>
-        </w:rPr>
-      </w:pPr>
-    </w:p>
-    <w:p>
-      <w:pPr>
-        <w:spacing w:after="0" w:line="240" w:lineRule="auto"/>
-        <w:jc w:val="both"/>
-        <w:rPr>
-          <w:rFonts w:ascii="Times New Roman" w:eastAsia="Times New Roman" w:hAnsi="Times New Roman" w:cs="Times New Roman"/>
-          <w:color w:val="000000"/>
-          <w:sz w:val="32"/>
-          <w:szCs w:val="32"/>
-          <w:lang w:eastAsia="ru-RU"/>
-        </w:rPr>
-      </w:pPr>
-      <w:r>
-        <w:rPr>
-          <w:rFonts w:ascii="Times New Roman" w:eastAsia="Times New Roman" w:hAnsi="Times New Roman" w:cs="Times New Roman"/>
-          <w:color w:val="000000"/>
-          <w:sz w:val="32"/>
-          <w:szCs w:val="32"/>
-          <w:lang w:eastAsia="ru-RU"/>
-        </w:rPr>
-        <w:t>2</w:t>
-      </w:r>
-      <w:r>
-        <w:rPr>
-          <w:rFonts w:ascii="Times New Roman" w:eastAsia="Times New Roman" w:hAnsi="Times New Roman" w:cs="Times New Roman"/>
-          <w:color w:val="000000"/>
-          <w:sz w:val="32"/>
-          <w:szCs w:val="32"/>
-          <w:lang w:eastAsia="ru-RU"/>
-        </w:rPr>
-        <w:t xml:space="preserve">.3 Что такое </w:t>
-      </w:r>
-      <w:proofErr w:type="spellStart"/>
-      <w:r>
-        <w:rPr>
-          <w:rFonts w:ascii="Times New Roman" w:eastAsia="Times New Roman" w:hAnsi="Times New Roman" w:cs="Times New Roman"/>
-          <w:color w:val="000000"/>
-          <w:sz w:val="32"/>
-          <w:szCs w:val="32"/>
-          <w:lang w:eastAsia="ru-RU"/>
-        </w:rPr>
-        <w:t>Activity</w:t>
-      </w:r>
-      <w:proofErr w:type="spellEnd"/>
-      <w:r>
-        <w:rPr>
-          <w:rFonts w:ascii="Times New Roman" w:eastAsia="Times New Roman" w:hAnsi="Times New Roman" w:cs="Times New Roman"/>
-          <w:color w:val="000000"/>
-          <w:sz w:val="32"/>
-          <w:szCs w:val="32"/>
-          <w:lang w:eastAsia="ru-RU"/>
-        </w:rPr>
-        <w:t xml:space="preserve">? </w:t>
-      </w:r>
-    </w:p>
-    <w:p>
-      <w:pPr>
-        <w:spacing w:after="0" w:line="240" w:lineRule="auto"/>
-        <w:jc w:val="both"/>
-        <w:rPr>
-          <w:rFonts w:ascii="Times New Roman" w:eastAsia="Times New Roman" w:hAnsi="Times New Roman" w:cs="Times New Roman"/>
-          <w:color w:val="000000"/>
-          <w:sz w:val="32"/>
-          <w:szCs w:val="32"/>
-          <w:lang w:eastAsia="ru-RU"/>
-        </w:rPr>
-      </w:pPr>
-      <w:r>
-        <w:rPr>
-          <w:rFonts w:ascii="Times New Roman" w:eastAsia="Times New Roman" w:hAnsi="Times New Roman" w:cs="Times New Roman"/>
-          <w:color w:val="000000"/>
-          <w:sz w:val="32"/>
-          <w:szCs w:val="32"/>
-          <w:lang w:eastAsia="ru-RU"/>
-        </w:rPr>
-        <w:t>Э</w:t>
-      </w:r>
-      <w:r>
-        <w:rPr>
-          <w:rFonts w:ascii="Times New Roman" w:eastAsia="Times New Roman" w:hAnsi="Times New Roman" w:cs="Times New Roman"/>
-          <w:color w:val="000000"/>
-          <w:sz w:val="32"/>
-          <w:szCs w:val="32"/>
-          <w:lang w:eastAsia="ru-RU"/>
-        </w:rPr>
-        <w:t>то основной компонент приложения, представляющий собой отдельный экран с пользовательским интерфейсом, с которым взаимодействует пользователь</w:t>
-      </w:r>
-      <w:r>
-        <w:rPr>
-          <w:rFonts w:ascii="Times New Roman" w:eastAsia="Times New Roman" w:hAnsi="Times New Roman" w:cs="Times New Roman"/>
-          <w:color w:val="000000"/>
-          <w:sz w:val="32"/>
-          <w:szCs w:val="32"/>
-          <w:lang w:eastAsia="ru-RU"/>
-        </w:rPr>
-        <w:t>.</w:t>
-      </w:r>
-    </w:p>
-    <w:p>
-      <w:pPr>
-        <w:spacing w:after="0" w:line="240" w:lineRule="auto"/>
-        <w:jc w:val="both"/>
-        <w:rPr>
-          <w:rFonts w:ascii="Times New Roman" w:eastAsia="Times New Roman" w:hAnsi="Times New Roman" w:cs="Times New Roman"/>
-          <w:color w:val="000000"/>
-          <w:sz w:val="32"/>
-          <w:szCs w:val="32"/>
-          <w:lang w:eastAsia="ru-RU"/>
-        </w:rPr>
-      </w:pPr>
-    </w:p>
-    <w:p>
-      <w:pPr>
-        <w:spacing w:after="0" w:line="240" w:lineRule="auto"/>
-        <w:jc w:val="both"/>
-        <w:rPr>
-          <w:rFonts w:ascii="Times New Roman" w:eastAsia="Times New Roman" w:hAnsi="Times New Roman" w:cs="Times New Roman"/>
-          <w:color w:val="000000"/>
-          <w:sz w:val="32"/>
-          <w:szCs w:val="32"/>
-          <w:lang w:eastAsia="ru-RU"/>
-        </w:rPr>
-      </w:pPr>
-      <w:r>
-        <w:rPr>
-          <w:rFonts w:ascii="Times New Roman" w:eastAsia="Times New Roman" w:hAnsi="Times New Roman" w:cs="Times New Roman"/>
-          <w:color w:val="000000"/>
-          <w:sz w:val="32"/>
-          <w:szCs w:val="32"/>
-          <w:lang w:eastAsia="ru-RU"/>
-        </w:rPr>
-        <w:t>2</w:t>
-      </w:r>
-      <w:r>
-        <w:rPr>
-          <w:rFonts w:ascii="Times New Roman" w:eastAsia="Times New Roman" w:hAnsi="Times New Roman" w:cs="Times New Roman"/>
-          <w:color w:val="000000"/>
-          <w:sz w:val="32"/>
-          <w:szCs w:val="32"/>
-          <w:lang w:eastAsia="ru-RU"/>
-        </w:rPr>
-        <w:t xml:space="preserve">.4 Для чего используется </w:t>
-      </w:r>
-      <w:proofErr w:type="spellStart"/>
-      <w:r>
-        <w:rPr>
-          <w:rFonts w:ascii="Times New Roman" w:eastAsia="Times New Roman" w:hAnsi="Times New Roman" w:cs="Times New Roman"/>
-          <w:color w:val="000000"/>
-          <w:sz w:val="32"/>
-          <w:szCs w:val="32"/>
-          <w:lang w:eastAsia="ru-RU"/>
-        </w:rPr>
-        <w:t>MainActivity</w:t>
-      </w:r>
-      <w:proofErr w:type="spellEnd"/>
-      <w:r>
-        <w:rPr>
-          <w:rFonts w:ascii="Times New Roman" w:eastAsia="Times New Roman" w:hAnsi="Times New Roman" w:cs="Times New Roman"/>
-          <w:color w:val="000000"/>
-          <w:sz w:val="32"/>
-          <w:szCs w:val="32"/>
-          <w:lang w:eastAsia="ru-RU"/>
-        </w:rPr>
-        <w:t xml:space="preserve">? </w:t>
-      </w:r>
-    </w:p>
-    <w:p>
-      <w:pPr>
-        <w:spacing w:after="0" w:line="240" w:lineRule="auto"/>
-        <w:jc w:val="both"/>
-        <w:rPr>
-          <w:rFonts w:ascii="Times New Roman" w:eastAsia="Times New Roman" w:hAnsi="Times New Roman" w:cs="Times New Roman"/>
-          <w:color w:val="000000"/>
-          <w:sz w:val="32"/>
-          <w:szCs w:val="32"/>
-          <w:lang w:eastAsia="ru-RU"/>
-        </w:rPr>
-      </w:pPr>
-      <w:r>
-        <w:rPr>
-          <w:rFonts w:ascii="Times New Roman" w:eastAsia="Times New Roman" w:hAnsi="Times New Roman" w:cs="Times New Roman"/>
-          <w:color w:val="000000"/>
-          <w:sz w:val="32"/>
-          <w:szCs w:val="32"/>
-          <w:lang w:eastAsia="ru-RU"/>
-        </w:rPr>
-        <w:t>Э</w:t>
-      </w:r>
-      <w:r>
-        <w:rPr>
-          <w:rFonts w:ascii="Times New Roman" w:eastAsia="Times New Roman" w:hAnsi="Times New Roman" w:cs="Times New Roman"/>
-          <w:color w:val="000000"/>
-          <w:sz w:val="32"/>
-          <w:szCs w:val="32"/>
-          <w:lang w:eastAsia="ru-RU"/>
-        </w:rPr>
-        <w:t>то основная точка входа, запускаемая при открытии приложения</w:t>
-      </w:r>
-      <w:r>
-        <w:rPr>
-          <w:rFonts w:ascii="Times New Roman" w:eastAsia="Times New Roman" w:hAnsi="Times New Roman" w:cs="Times New Roman"/>
-          <w:color w:val="000000"/>
-          <w:sz w:val="32"/>
-          <w:szCs w:val="32"/>
-          <w:lang w:eastAsia="ru-RU"/>
-        </w:rPr>
-        <w:t>.</w:t>
-      </w:r>
-    </w:p>
-    <w:p>
-      <w:pPr>
-        <w:spacing w:after="0" w:line="240" w:lineRule="auto"/>
-        <w:jc w:val="both"/>
-        <w:rPr>
-          <w:rFonts w:ascii="Times New Roman" w:eastAsia="Times New Roman" w:hAnsi="Times New Roman" w:cs="Times New Roman"/>
-          <w:color w:val="000000"/>
-          <w:sz w:val="32"/>
-          <w:szCs w:val="32"/>
-          <w:lang w:eastAsia="ru-RU"/>
-        </w:rPr>
-      </w:pPr>
-    </w:p>
-    <w:p>
-      <w:pPr>
-        <w:spacing w:after="0" w:line="240" w:lineRule="auto"/>
-        <w:jc w:val="both"/>
-        <w:rPr>
-          <w:rFonts w:ascii="Times New Roman" w:eastAsia="Times New Roman" w:hAnsi="Times New Roman" w:cs="Times New Roman"/>
-          <w:color w:val="000000"/>
-          <w:sz w:val="32"/>
-          <w:szCs w:val="32"/>
-          <w:lang w:eastAsia="ru-RU"/>
-        </w:rPr>
-      </w:pPr>
-      <w:r>
-        <w:rPr>
-          <w:rFonts w:ascii="Times New Roman" w:eastAsia="Times New Roman" w:hAnsi="Times New Roman" w:cs="Times New Roman"/>
-          <w:color w:val="000000"/>
-          <w:sz w:val="32"/>
-          <w:szCs w:val="32"/>
-          <w:lang w:eastAsia="ru-RU"/>
-        </w:rPr>
-        <w:t>2</w:t>
-      </w:r>
-      <w:r>
-        <w:rPr>
-          <w:rFonts w:ascii="Times New Roman" w:eastAsia="Times New Roman" w:hAnsi="Times New Roman" w:cs="Times New Roman"/>
-          <w:color w:val="000000"/>
-          <w:sz w:val="32"/>
-          <w:szCs w:val="32"/>
-          <w:lang w:eastAsia="ru-RU"/>
-        </w:rPr>
-        <w:t xml:space="preserve">.5 Для чего используется функция </w:t>
-      </w:r>
-      <w:proofErr w:type="spellStart"/>
-      <w:r>
-        <w:rPr>
-          <w:rFonts w:ascii="Times New Roman" w:eastAsia="Times New Roman" w:hAnsi="Times New Roman" w:cs="Times New Roman"/>
-          <w:color w:val="000000"/>
-          <w:sz w:val="32"/>
-          <w:szCs w:val="32"/>
-          <w:lang w:eastAsia="ru-RU"/>
-        </w:rPr>
-        <w:t>onCreate</w:t>
-      </w:r>
-      <w:proofErr w:type="spellEnd"/>
-      <w:r>
-        <w:rPr>
-          <w:rFonts w:ascii="Times New Roman" w:eastAsia="Times New Roman" w:hAnsi="Times New Roman" w:cs="Times New Roman"/>
-          <w:color w:val="000000"/>
-          <w:sz w:val="32"/>
-          <w:szCs w:val="32"/>
-          <w:lang w:eastAsia="ru-RU"/>
-        </w:rPr>
-        <w:t xml:space="preserve">? </w:t>
-      </w:r>
-    </w:p>
-    <w:p>
-      <w:pPr>
-        <w:spacing w:after="0" w:line="240" w:lineRule="auto"/>
-        <w:jc w:val="both"/>
-        <w:rPr>
-          <w:rFonts w:ascii="Times New Roman" w:eastAsia="Times New Roman" w:hAnsi="Times New Roman" w:cs="Times New Roman"/>
-          <w:color w:val="000000"/>
-          <w:sz w:val="32"/>
-          <w:szCs w:val="32"/>
-          <w:lang w:eastAsia="ru-RU"/>
-        </w:rPr>
-      </w:pPr>
-      <w:r>
-        <w:rPr>
-          <w:rFonts w:ascii="Times New Roman" w:eastAsia="Times New Roman" w:hAnsi="Times New Roman" w:cs="Times New Roman"/>
-          <w:color w:val="000000"/>
-          <w:sz w:val="32"/>
-          <w:szCs w:val="32"/>
-          <w:lang w:eastAsia="ru-RU"/>
-        </w:rPr>
-        <w:t>Э</w:t>
-      </w:r>
-      <w:r>
-        <w:rPr>
-          <w:rFonts w:ascii="Times New Roman" w:eastAsia="Times New Roman" w:hAnsi="Times New Roman" w:cs="Times New Roman"/>
-          <w:color w:val="000000"/>
-          <w:sz w:val="32"/>
-          <w:szCs w:val="32"/>
-          <w:lang w:eastAsia="ru-RU"/>
-        </w:rPr>
-        <w:t>то основной метод жизненного цикла, используется для одноразовой инициализации</w:t>
-      </w:r>
-      <w:r>
-        <w:rPr>
-          <w:rFonts w:ascii="Times New Roman" w:eastAsia="Times New Roman" w:hAnsi="Times New Roman" w:cs="Times New Roman"/>
-          <w:color w:val="000000"/>
-          <w:sz w:val="32"/>
-          <w:szCs w:val="32"/>
-          <w:lang w:eastAsia="ru-RU"/>
-        </w:rPr>
-        <w:t>.</w:t>
-      </w:r>
-    </w:p>
-    <w:p>
-      <w:pPr>
-        <w:spacing w:after="0" w:line="240" w:lineRule="auto"/>
-        <w:jc w:val="both"/>
-        <w:rPr>
-          <w:rFonts w:ascii="Times New Roman" w:eastAsia="Times New Roman" w:hAnsi="Times New Roman" w:cs="Times New Roman"/>
-          <w:color w:val="000000"/>
-          <w:sz w:val="32"/>
-          <w:szCs w:val="32"/>
-          <w:lang w:eastAsia="ru-RU"/>
-        </w:rPr>
-      </w:pPr>
-    </w:p>
-    <w:p>
-      <w:pPr>
-        <w:spacing w:after="0" w:line="240" w:lineRule="auto"/>
-        <w:jc w:val="both"/>
-        <w:rPr>
-          <w:rFonts w:ascii="Times New Roman" w:eastAsia="Times New Roman" w:hAnsi="Times New Roman" w:cs="Times New Roman"/>
-          <w:color w:val="000000"/>
-          <w:sz w:val="32"/>
-          <w:szCs w:val="32"/>
-          <w:lang w:eastAsia="ru-RU"/>
-        </w:rPr>
-      </w:pPr>
-      <w:r>
-        <w:rPr>
-          <w:rFonts w:ascii="Times New Roman" w:eastAsia="Times New Roman" w:hAnsi="Times New Roman" w:cs="Times New Roman"/>
-          <w:color w:val="000000"/>
-          <w:sz w:val="32"/>
-          <w:szCs w:val="32"/>
-          <w:lang w:eastAsia="ru-RU"/>
-        </w:rPr>
-        <w:t>2</w:t>
-      </w:r>
-      <w:r>
-        <w:rPr>
-          <w:rFonts w:ascii="Times New Roman" w:eastAsia="Times New Roman" w:hAnsi="Times New Roman" w:cs="Times New Roman"/>
-          <w:color w:val="000000"/>
-          <w:sz w:val="32"/>
-          <w:szCs w:val="32"/>
-          <w:lang w:eastAsia="ru-RU"/>
-        </w:rPr>
-        <w:t xml:space="preserve">.6 Что делает функция </w:t>
-      </w:r>
-      <w:proofErr w:type="spellStart"/>
-      <w:r>
-        <w:rPr>
-          <w:rFonts w:ascii="Times New Roman" w:eastAsia="Times New Roman" w:hAnsi="Times New Roman" w:cs="Times New Roman"/>
-          <w:color w:val="000000"/>
-          <w:sz w:val="32"/>
-          <w:szCs w:val="32"/>
-          <w:lang w:eastAsia="ru-RU"/>
-        </w:rPr>
-        <w:t>setContent</w:t>
-      </w:r>
-      <w:proofErr w:type="spellEnd"/>
-      <w:r>
-        <w:rPr>
-          <w:rFonts w:ascii="Times New Roman" w:eastAsia="Times New Roman" w:hAnsi="Times New Roman" w:cs="Times New Roman"/>
-          <w:color w:val="000000"/>
-          <w:sz w:val="32"/>
-          <w:szCs w:val="32"/>
-          <w:lang w:eastAsia="ru-RU"/>
-        </w:rPr>
-        <w:t xml:space="preserve">? </w:t>
-      </w:r>
-    </w:p>
-    <w:p>
-      <w:pPr>
-        <w:spacing w:after="0" w:line="240" w:lineRule="auto"/>
-        <w:jc w:val="both"/>
-        <w:rPr>
-          <w:rFonts w:ascii="Times New Roman" w:eastAsia="Times New Roman" w:hAnsi="Times New Roman" w:cs="Times New Roman"/>
-          <w:color w:val="000000"/>
-          <w:sz w:val="32"/>
-          <w:szCs w:val="32"/>
-          <w:lang w:eastAsia="ru-RU"/>
-        </w:rPr>
-      </w:pPr>
-      <w:r>
-        <w:rPr>
-          <w:rFonts w:ascii="Times New Roman" w:eastAsia="Times New Roman" w:hAnsi="Times New Roman" w:cs="Times New Roman"/>
-          <w:color w:val="000000"/>
-          <w:sz w:val="32"/>
-          <w:szCs w:val="32"/>
-          <w:lang w:eastAsia="ru-RU"/>
-        </w:rPr>
-        <w:t>Э</w:t>
-      </w:r>
-      <w:r>
-        <w:rPr>
-          <w:rFonts w:ascii="Times New Roman" w:eastAsia="Times New Roman" w:hAnsi="Times New Roman" w:cs="Times New Roman"/>
-          <w:color w:val="000000"/>
-          <w:sz w:val="32"/>
-          <w:szCs w:val="32"/>
-          <w:lang w:eastAsia="ru-RU"/>
-        </w:rPr>
-        <w:t>то метод, используемый</w:t>
-      </w:r>
-      <w:r>
-        <w:rPr>
-          <w:rFonts w:ascii="Times New Roman" w:eastAsia="Times New Roman" w:hAnsi="Times New Roman" w:cs="Times New Roman"/>
-          <w:color w:val="000000"/>
-          <w:sz w:val="32"/>
-          <w:szCs w:val="32"/>
-          <w:lang w:eastAsia="ru-RU"/>
-        </w:rPr>
-        <w:t xml:space="preserve"> </w:t>
-      </w:r>
-      <w:r>
-        <w:rPr>
-          <w:rFonts w:ascii="Times New Roman" w:eastAsia="Times New Roman" w:hAnsi="Times New Roman" w:cs="Times New Roman"/>
-          <w:color w:val="000000"/>
-          <w:sz w:val="32"/>
-          <w:szCs w:val="32"/>
-          <w:lang w:eastAsia="ru-RU"/>
-        </w:rPr>
-        <w:t>в</w:t>
-      </w:r>
-      <w:r>
-        <w:rPr>
-          <w:rFonts w:ascii="Times New Roman" w:eastAsia="Times New Roman" w:hAnsi="Times New Roman" w:cs="Times New Roman"/>
-          <w:color w:val="000000"/>
-          <w:sz w:val="32"/>
-          <w:szCs w:val="32"/>
-          <w:lang w:eastAsia="ru-RU"/>
-        </w:rPr>
-        <w:t xml:space="preserve"> </w:t>
-      </w:r>
-      <w:proofErr w:type="spellStart"/>
-      <w:r>
-        <w:rPr>
-          <w:rFonts w:ascii="Times New Roman" w:eastAsia="Times New Roman" w:hAnsi="Times New Roman" w:cs="Times New Roman"/>
-          <w:color w:val="000000"/>
-          <w:sz w:val="32"/>
-          <w:szCs w:val="32"/>
-          <w:lang w:eastAsia="ru-RU"/>
-        </w:rPr>
-        <w:t>ComponentActivity</w:t>
-      </w:r>
-      <w:proofErr w:type="spellEnd"/>
-      <w:r>
-        <w:rPr>
-          <w:rFonts w:ascii="Times New Roman" w:eastAsia="Times New Roman" w:hAnsi="Times New Roman" w:cs="Times New Roman"/>
-          <w:color w:val="000000"/>
-          <w:sz w:val="32"/>
-          <w:szCs w:val="32"/>
-          <w:lang w:eastAsia="ru-RU"/>
-        </w:rPr>
-        <w:t xml:space="preserve"> </w:t>
-      </w:r>
-      <w:r>
-        <w:rPr>
-          <w:rFonts w:ascii="Times New Roman" w:eastAsia="Times New Roman" w:hAnsi="Times New Roman" w:cs="Times New Roman"/>
-          <w:color w:val="000000"/>
-          <w:sz w:val="32"/>
-          <w:szCs w:val="32"/>
-          <w:lang w:eastAsia="ru-RU"/>
-        </w:rPr>
-        <w:t>для</w:t>
-      </w:r>
-      <w:r>
-        <w:rPr>
-          <w:rFonts w:ascii="Times New Roman" w:eastAsia="Times New Roman" w:hAnsi="Times New Roman" w:cs="Times New Roman"/>
-          <w:color w:val="000000"/>
-          <w:sz w:val="32"/>
-          <w:szCs w:val="32"/>
-          <w:lang w:eastAsia="ru-RU"/>
-        </w:rPr>
-        <w:t xml:space="preserve"> </w:t>
-      </w:r>
-      <w:r>
-        <w:rPr>
-          <w:rFonts w:ascii="Times New Roman" w:eastAsia="Times New Roman" w:hAnsi="Times New Roman" w:cs="Times New Roman"/>
-          <w:color w:val="000000"/>
-          <w:sz w:val="32"/>
-          <w:szCs w:val="32"/>
-          <w:lang w:eastAsia="ru-RU"/>
-        </w:rPr>
-        <w:t>установки</w:t>
-      </w:r>
-      <w:r>
-        <w:rPr>
-          <w:rFonts w:ascii="Times New Roman" w:eastAsia="Times New Roman" w:hAnsi="Times New Roman" w:cs="Times New Roman"/>
-          <w:color w:val="000000"/>
-          <w:sz w:val="32"/>
-          <w:szCs w:val="32"/>
-          <w:lang w:eastAsia="ru-RU"/>
-        </w:rPr>
-        <w:t xml:space="preserve"> </w:t>
-      </w:r>
-      <w:r>
-        <w:rPr>
-          <w:rFonts w:ascii="Times New Roman" w:eastAsia="Times New Roman" w:hAnsi="Times New Roman" w:cs="Times New Roman"/>
-          <w:color w:val="000000"/>
-          <w:sz w:val="32"/>
-          <w:szCs w:val="32"/>
-          <w:lang w:eastAsia="ru-RU"/>
-        </w:rPr>
-        <w:t>пользовательского интерфейса экрана.</w:t>
-      </w:r>
-    </w:p>
-    <w:p>
-      <w:pPr>
-        <w:spacing w:after="0" w:line="240" w:lineRule="auto"/>
-        <w:jc w:val="both"/>
-        <w:rPr>
-          <w:rFonts w:ascii="Times New Roman" w:eastAsia="Times New Roman" w:hAnsi="Times New Roman" w:cs="Times New Roman"/>
-          <w:color w:val="000000"/>
-          <w:sz w:val="32"/>
-          <w:szCs w:val="32"/>
-          <w:lang w:eastAsia="ru-RU"/>
-        </w:rPr>
-      </w:pPr>
-    </w:p>
-    <w:p>
-      <w:pPr>
-        <w:spacing w:after="0" w:line="240" w:lineRule="auto"/>
-        <w:jc w:val="both"/>
-        <w:rPr>
-          <w:rFonts w:ascii="Times New Roman" w:eastAsia="Times New Roman" w:hAnsi="Times New Roman" w:cs="Times New Roman"/>
-          <w:color w:val="000000"/>
-          <w:sz w:val="32"/>
-          <w:szCs w:val="32"/>
-          <w:lang w:eastAsia="ru-RU"/>
-        </w:rPr>
-      </w:pPr>
-      <w:r>
-        <w:rPr>
-          <w:rFonts w:ascii="Times New Roman" w:eastAsia="Times New Roman" w:hAnsi="Times New Roman" w:cs="Times New Roman"/>
-          <w:color w:val="000000"/>
-          <w:sz w:val="32"/>
-          <w:szCs w:val="32"/>
-          <w:lang w:eastAsia="ru-RU"/>
-        </w:rPr>
-        <w:t>2</w:t>
-      </w:r>
-      <w:r>
-        <w:rPr>
-          <w:rFonts w:ascii="Times New Roman" w:eastAsia="Times New Roman" w:hAnsi="Times New Roman" w:cs="Times New Roman"/>
-          <w:color w:val="000000"/>
-          <w:sz w:val="32"/>
-          <w:szCs w:val="32"/>
-          <w:lang w:eastAsia="ru-RU"/>
-        </w:rPr>
-        <w:t xml:space="preserve">.7 Для чего используется функция @Composable? </w:t>
-      </w:r>
-    </w:p>
-    <w:p>
-      <w:pPr>
-        <w:spacing w:after="0" w:line="240" w:lineRule="auto"/>
-        <w:jc w:val="both"/>
-        <w:rPr>
-          <w:rFonts w:ascii="Times New Roman" w:eastAsia="Times New Roman" w:hAnsi="Times New Roman" w:cs="Times New Roman"/>
-          <w:color w:val="000000"/>
-          <w:sz w:val="32"/>
-          <w:szCs w:val="32"/>
-          <w:lang w:eastAsia="ru-RU"/>
-        </w:rPr>
-      </w:pPr>
-      <w:r>
-        <w:rPr>
-          <w:rFonts w:ascii="Times New Roman" w:eastAsia="Times New Roman" w:hAnsi="Times New Roman" w:cs="Times New Roman"/>
-          <w:color w:val="000000"/>
-          <w:sz w:val="32"/>
-          <w:szCs w:val="32"/>
-          <w:lang w:eastAsia="ru-RU"/>
-        </w:rPr>
-        <w:t>И</w:t>
-      </w:r>
-      <w:r>
-        <w:rPr>
-          <w:rFonts w:ascii="Times New Roman" w:eastAsia="Times New Roman" w:hAnsi="Times New Roman" w:cs="Times New Roman"/>
-          <w:color w:val="000000"/>
-          <w:sz w:val="32"/>
-          <w:szCs w:val="32"/>
-          <w:lang w:eastAsia="ru-RU"/>
-        </w:rPr>
-        <w:t xml:space="preserve">спользуется для декларативного описания пользовательского интерфейса </w:t>
-      </w:r>
-      <w:proofErr w:type="spellStart"/>
-      <w:r>
-        <w:rPr>
-          <w:rFonts w:ascii="Times New Roman" w:eastAsia="Times New Roman" w:hAnsi="Times New Roman" w:cs="Times New Roman"/>
-          <w:color w:val="000000"/>
-          <w:sz w:val="32"/>
-          <w:szCs w:val="32"/>
-          <w:lang w:eastAsia="ru-RU"/>
-        </w:rPr>
-        <w:t>Android</w:t>
-      </w:r>
-      <w:proofErr w:type="spellEnd"/>
-      <w:r>
-        <w:rPr>
-          <w:rFonts w:ascii="Times New Roman" w:eastAsia="Times New Roman" w:hAnsi="Times New Roman" w:cs="Times New Roman"/>
-          <w:color w:val="000000"/>
-          <w:sz w:val="32"/>
-          <w:szCs w:val="32"/>
-          <w:lang w:eastAsia="ru-RU"/>
-        </w:rPr>
-        <w:t>-приложений</w:t>
-      </w:r>
-      <w:r>
-        <w:rPr>
-          <w:rFonts w:ascii="Times New Roman" w:eastAsia="Times New Roman" w:hAnsi="Times New Roman" w:cs="Times New Roman"/>
-          <w:color w:val="000000"/>
-          <w:sz w:val="32"/>
-          <w:szCs w:val="32"/>
-          <w:lang w:eastAsia="ru-RU"/>
-        </w:rPr>
-        <w:t>.</w:t>
-      </w:r>
-    </w:p>
-    <w:p>
-      <w:pPr>
-        <w:spacing w:after="0" w:line="240" w:lineRule="auto"/>
-        <w:jc w:val="both"/>
-        <w:rPr>
-          <w:rFonts w:ascii="Times New Roman" w:eastAsia="Times New Roman" w:hAnsi="Times New Roman" w:cs="Times New Roman"/>
-          <w:color w:val="000000"/>
-          <w:sz w:val="32"/>
-          <w:szCs w:val="32"/>
-          <w:lang w:eastAsia="ru-RU"/>
-        </w:rPr>
-      </w:pPr>
-    </w:p>
-    <w:p>
-      <w:pPr>
-        <w:spacing w:after="0" w:line="240" w:lineRule="auto"/>
-        <w:jc w:val="both"/>
-        <w:rPr>
-          <w:rFonts w:ascii="Times New Roman" w:eastAsia="Times New Roman" w:hAnsi="Times New Roman" w:cs="Times New Roman"/>
-          <w:color w:val="000000"/>
-          <w:sz w:val="32"/>
-          <w:szCs w:val="32"/>
-          <w:lang w:eastAsia="ru-RU"/>
-        </w:rPr>
-      </w:pPr>
-      <w:r>
-        <w:rPr>
-          <w:rFonts w:ascii="Times New Roman" w:eastAsia="Times New Roman" w:hAnsi="Times New Roman" w:cs="Times New Roman"/>
-          <w:color w:val="000000"/>
-          <w:sz w:val="32"/>
-          <w:szCs w:val="32"/>
-          <w:lang w:eastAsia="ru-RU"/>
-        </w:rPr>
-        <w:t>2</w:t>
-      </w:r>
-      <w:r>
-        <w:rPr>
-          <w:rFonts w:ascii="Times New Roman" w:eastAsia="Times New Roman" w:hAnsi="Times New Roman" w:cs="Times New Roman"/>
-          <w:color w:val="000000"/>
-          <w:sz w:val="32"/>
-          <w:szCs w:val="32"/>
-          <w:lang w:eastAsia="ru-RU"/>
-        </w:rPr>
-        <w:t>.8 Для чего указывается @Preview?</w:t>
-      </w:r>
-    </w:p>
-    <w:p>
-      <w:pPr>
-        <w:spacing w:after="0" w:line="240" w:lineRule="auto"/>
-        <w:jc w:val="both"/>
-        <w:rPr>
-          <w:rFonts w:ascii="Times New Roman" w:eastAsia="Times New Roman" w:hAnsi="Times New Roman" w:cs="Times New Roman"/>
-          <w:color w:val="000000"/>
-          <w:sz w:val="32"/>
-          <w:szCs w:val="32"/>
-          <w:lang w:eastAsia="ru-RU"/>
-        </w:rPr>
-      </w:pPr>
-      <w:r>
-        <w:rPr>
-          <w:rFonts w:ascii="Times New Roman" w:eastAsia="Times New Roman" w:hAnsi="Times New Roman" w:cs="Times New Roman"/>
-          <w:color w:val="000000"/>
-          <w:sz w:val="32"/>
-          <w:szCs w:val="32"/>
-          <w:lang w:eastAsia="ru-RU"/>
-        </w:rPr>
-        <w:t xml:space="preserve">Аннотация @Preview в </w:t>
-      </w:r>
-      <w:proofErr w:type="spellStart"/>
-      <w:r>
-        <w:rPr>
-          <w:rFonts w:ascii="Times New Roman" w:eastAsia="Times New Roman" w:hAnsi="Times New Roman" w:cs="Times New Roman"/>
-          <w:color w:val="000000"/>
-          <w:sz w:val="32"/>
-          <w:szCs w:val="32"/>
-          <w:lang w:eastAsia="ru-RU"/>
-        </w:rPr>
-        <w:t>Jetpack</w:t>
-      </w:r>
-      <w:proofErr w:type="spellEnd"/>
-      <w:r>
-        <w:rPr>
-          <w:rFonts w:ascii="Times New Roman" w:eastAsia="Times New Roman" w:hAnsi="Times New Roman" w:cs="Times New Roman"/>
-          <w:color w:val="000000"/>
-          <w:sz w:val="32"/>
-          <w:szCs w:val="32"/>
-          <w:lang w:eastAsia="ru-RU"/>
-        </w:rPr>
-        <w:t xml:space="preserve"> </w:t>
-      </w:r>
-      <w:proofErr w:type="spellStart"/>
-      <w:r>
-        <w:rPr>
-          <w:rFonts w:ascii="Times New Roman" w:eastAsia="Times New Roman" w:hAnsi="Times New Roman" w:cs="Times New Roman"/>
-          <w:color w:val="000000"/>
-          <w:sz w:val="32"/>
-          <w:szCs w:val="32"/>
-          <w:lang w:eastAsia="ru-RU"/>
-        </w:rPr>
-        <w:t>Compose</w:t>
-      </w:r>
-      <w:proofErr w:type="spellEnd"/>
-      <w:r>
-        <w:rPr>
-          <w:rFonts w:ascii="Times New Roman" w:eastAsia="Times New Roman" w:hAnsi="Times New Roman" w:cs="Times New Roman"/>
-          <w:color w:val="000000"/>
-          <w:sz w:val="32"/>
-          <w:szCs w:val="32"/>
-          <w:lang w:eastAsia="ru-RU"/>
-        </w:rPr>
-        <w:t xml:space="preserve"> используется для предварительного просмотра </w:t>
-      </w:r>
-      <w:proofErr w:type="spellStart"/>
-      <w:r>
-        <w:rPr>
-          <w:rFonts w:ascii="Times New Roman" w:eastAsia="Times New Roman" w:hAnsi="Times New Roman" w:cs="Times New Roman"/>
-          <w:color w:val="000000"/>
-          <w:sz w:val="32"/>
-          <w:szCs w:val="32"/>
-          <w:lang w:eastAsia="ru-RU"/>
-        </w:rPr>
-        <w:t>Composable</w:t>
-      </w:r>
-      <w:proofErr w:type="spellEnd"/>
-      <w:r>
-        <w:rPr>
-          <w:rFonts w:ascii="Times New Roman" w:eastAsia="Times New Roman" w:hAnsi="Times New Roman" w:cs="Times New Roman"/>
-          <w:color w:val="000000"/>
-          <w:sz w:val="32"/>
-          <w:szCs w:val="32"/>
-          <w:lang w:eastAsia="ru-RU"/>
-        </w:rPr>
-        <w:t xml:space="preserve">-функций (UI-компонентов) прямо в </w:t>
-      </w:r>
-      <w:proofErr w:type="spellStart"/>
-      <w:r>
-        <w:rPr>
-          <w:rFonts w:ascii="Times New Roman" w:eastAsia="Times New Roman" w:hAnsi="Times New Roman" w:cs="Times New Roman"/>
-          <w:color w:val="000000"/>
-          <w:sz w:val="32"/>
-          <w:szCs w:val="32"/>
-          <w:lang w:eastAsia="ru-RU"/>
-        </w:rPr>
-        <w:t>Android</w:t>
-      </w:r>
-      <w:proofErr w:type="spellEnd"/>
-      <w:r>
-        <w:rPr>
-          <w:rFonts w:ascii="Times New Roman" w:eastAsia="Times New Roman" w:hAnsi="Times New Roman" w:cs="Times New Roman"/>
-          <w:color w:val="000000"/>
-          <w:sz w:val="32"/>
-          <w:szCs w:val="32"/>
-          <w:lang w:eastAsia="ru-RU"/>
-        </w:rPr>
-        <w:t xml:space="preserve"> Studio, без необходимости запускать эмулятор или реальное устройство.</w:t>
+        <w:t>, без необходимости запускать эмулятор или реальное устройство.</w:t>
       </w:r>
     </w:p>
     <w:p>
@@ -22160,7 +22838,29 @@
           <w:szCs w:val="32"/>
           <w:lang w:eastAsia="ru-RU"/>
         </w:rPr>
-        <w:t xml:space="preserve"> Studio.</w:t>
+        <w:t xml:space="preserve"> </w:t>
+      </w:r>
+      <w:proofErr w:type="spellStart"/>
+      <w:r>
+        <w:rPr>
+          <w:rFonts w:ascii="Times New Roman" w:eastAsia="Times New Roman" w:hAnsi="Times New Roman" w:cs="Times New Roman"/>
+          <w:color w:val="000000"/>
+          <w:sz w:val="32"/>
+          <w:szCs w:val="32"/>
+          <w:lang w:eastAsia="ru-RU"/>
+        </w:rPr>
+        <w:t>Studio</w:t>
+      </w:r>
+      <w:proofErr w:type="spellEnd"/>
+      <w:r>
+        <w:rPr>
+          <w:rFonts w:ascii="Times New Roman" w:eastAsia="Times New Roman" w:hAnsi="Times New Roman" w:cs="Times New Roman"/>
+          <w:color w:val="000000"/>
+          <w:sz w:val="32"/>
+          <w:szCs w:val="32"/>
+          <w:lang w:eastAsia="ru-RU"/>
+        </w:rPr>
+        <w:t>.</w:t>
       </w:r>
     </w:p>
     <w:p>
@@ -23327,6 +24027,73 @@
           <w:lang w:eastAsia="ru-RU"/>
         </w:rPr>
       </w:pPr>
+      <w:r>
+        <w:rPr>
+          <w:rFonts w:ascii="Times New Roman" w:eastAsia="Times New Roman" w:hAnsi="Times New Roman" w:cs="Times New Roman"/>
+          <w:color w:val="000000"/>
+          <w:sz w:val="32"/>
+          <w:szCs w:val="32"/>
+          <w:lang w:eastAsia="ru-RU"/>
+        </w:rPr>
+        <w:t xml:space="preserve">1.1 Изучить процесс изменения элементов дизайна приложения в </w:t>
+      </w:r>
+      <w:proofErr w:type="spellStart"/>
+      <w:r>
+        <w:rPr>
+          <w:rFonts w:ascii="Times New Roman" w:eastAsia="Times New Roman" w:hAnsi="Times New Roman" w:cs="Times New Roman"/>
+          <w:color w:val="000000"/>
+          <w:sz w:val="32"/>
+          <w:szCs w:val="32"/>
+          <w:lang w:eastAsia="ru-RU"/>
+        </w:rPr>
+        <w:t>Android</w:t>
+      </w:r>
+      <w:proofErr w:type="spellEnd"/>
+      <w:r>
+        <w:rPr>
+          <w:rFonts w:ascii="Times New Roman" w:eastAsia="Times New Roman" w:hAnsi="Times New Roman" w:cs="Times New Roman"/>
+          <w:color w:val="000000"/>
+          <w:sz w:val="32"/>
+          <w:szCs w:val="32"/>
+          <w:lang w:eastAsia="ru-RU"/>
+        </w:rPr>
+        <w:t xml:space="preserve"> </w:t>
+      </w:r>
+      <w:proofErr w:type="spellStart"/>
+      <w:r>
+        <w:rPr>
+          <w:rFonts w:ascii="Times New Roman" w:eastAsia="Times New Roman" w:hAnsi="Times New Roman" w:cs="Times New Roman"/>
+          <w:color w:val="000000"/>
+          <w:sz w:val="32"/>
+          <w:szCs w:val="32"/>
+          <w:lang w:eastAsia="ru-RU"/>
+        </w:rPr>
+        <w:t>Studio</w:t>
+      </w:r>
+      <w:proofErr w:type="spellEnd"/>
+      <w:r>
+        <w:rPr>
+          <w:rFonts w:ascii="Times New Roman" w:eastAsia="Times New Roman" w:hAnsi="Times New Roman" w:cs="Times New Roman"/>
+          <w:color w:val="000000"/>
+          <w:sz w:val="32"/>
+          <w:szCs w:val="32"/>
+          <w:lang w:eastAsia="ru-RU"/>
+        </w:rPr>
+        <w:t>.</w:t>
+      </w:r>
+    </w:p>
+    <w:p>
+      <w:pPr>
+        <w:spacing w:after="0" w:line="240" w:lineRule="auto"/>
+        <w:jc w:val="both"/>
+        <w:rPr>
+          <w:rFonts w:ascii="Times New Roman" w:eastAsia="Times New Roman" w:hAnsi="Times New Roman" w:cs="Times New Roman"/>
+          <w:color w:val="000000"/>
+          <w:sz w:val="32"/>
+          <w:szCs w:val="32"/>
+          <w:lang w:eastAsia="ru-RU"/>
+        </w:rPr>
+      </w:pPr>
     </w:p>
     <w:p>
       <w:pPr>
@@ -23368,24 +24135,352 @@
     </w:p>
     <w:p>
       <w:pPr>
+        <w:spacing w:after="0" w:line="240" w:lineRule="auto"/>
+        <w:jc w:val="both"/>
+        <w:rPr>
+          <w:rFonts w:ascii="Times New Roman" w:eastAsia="Times New Roman" w:hAnsi="Times New Roman" w:cs="Times New Roman"/>
+          <w:color w:val="000000"/>
+          <w:sz w:val="32"/>
+          <w:szCs w:val="32"/>
+          <w:lang w:eastAsia="ru-RU"/>
+        </w:rPr>
+      </w:pPr>
+      <w:r>
+        <w:rPr>
+          <w:rFonts w:ascii="Times New Roman" w:eastAsia="Times New Roman" w:hAnsi="Times New Roman" w:cs="Times New Roman"/>
+          <w:color w:val="000000"/>
+          <w:sz w:val="32"/>
+          <w:szCs w:val="32"/>
+          <w:lang w:eastAsia="ru-RU"/>
+        </w:rPr>
+        <w:t>2</w:t>
+      </w:r>
+      <w:r>
+        <w:rPr>
+          <w:rFonts w:ascii="Times New Roman" w:eastAsia="Times New Roman" w:hAnsi="Times New Roman" w:cs="Times New Roman"/>
+          <w:color w:val="000000"/>
+          <w:sz w:val="32"/>
+          <w:szCs w:val="32"/>
+          <w:lang w:eastAsia="ru-RU"/>
+        </w:rPr>
+        <w:t xml:space="preserve">.1 Какой синтаксис у применения модификаторов? </w:t>
+      </w:r>
+    </w:p>
+    <w:p>
+      <w:pPr>
+        <w:spacing w:after="0" w:line="240" w:lineRule="auto"/>
+        <w:jc w:val="both"/>
+        <w:rPr>
+          <w:rFonts w:ascii="Times New Roman" w:eastAsia="Times New Roman" w:hAnsi="Times New Roman" w:cs="Times New Roman"/>
+          <w:color w:val="000000"/>
+          <w:sz w:val="32"/>
+          <w:szCs w:val="32"/>
+          <w:lang w:eastAsia="ru-RU"/>
+        </w:rPr>
+      </w:pPr>
+    </w:p>
+    <w:p>
+      <w:pPr>
+        <w:spacing w:after="0" w:line="240" w:lineRule="auto"/>
+        <w:jc w:val="both"/>
+        <w:rPr>
+          <w:rFonts w:ascii="Times New Roman" w:eastAsia="Times New Roman" w:hAnsi="Times New Roman" w:cs="Times New Roman"/>
+          <w:color w:val="000000"/>
+          <w:sz w:val="32"/>
+          <w:szCs w:val="32"/>
+          <w:lang w:eastAsia="ru-RU"/>
+        </w:rPr>
+      </w:pPr>
+    </w:p>
+    <w:p>
+      <w:pPr>
+        <w:spacing w:after="0" w:line="240" w:lineRule="auto"/>
+        <w:jc w:val="both"/>
+        <w:rPr>
+          <w:rFonts w:ascii="Times New Roman" w:eastAsia="Times New Roman" w:hAnsi="Times New Roman" w:cs="Times New Roman"/>
+          <w:color w:val="000000"/>
+          <w:sz w:val="32"/>
+          <w:szCs w:val="32"/>
+          <w:lang w:eastAsia="ru-RU"/>
+        </w:rPr>
+      </w:pPr>
+      <w:r>
+        <w:rPr>
+          <w:rFonts w:ascii="Times New Roman" w:eastAsia="Times New Roman" w:hAnsi="Times New Roman" w:cs="Times New Roman"/>
+          <w:color w:val="000000"/>
+          <w:sz w:val="32"/>
+          <w:szCs w:val="32"/>
+          <w:lang w:eastAsia="ru-RU"/>
+        </w:rPr>
+        <w:t>2</w:t>
+      </w:r>
+      <w:r>
+        <w:rPr>
+          <w:rFonts w:ascii="Times New Roman" w:eastAsia="Times New Roman" w:hAnsi="Times New Roman" w:cs="Times New Roman"/>
+          <w:color w:val="000000"/>
+          <w:sz w:val="32"/>
+          <w:szCs w:val="32"/>
+          <w:lang w:eastAsia="ru-RU"/>
+        </w:rPr>
+        <w:t xml:space="preserve">.2 Как указать фон элемента? </w:t>
+      </w:r>
+    </w:p>
+    <w:p>
+      <w:pPr>
+        <w:spacing w:after="0" w:line="240" w:lineRule="auto"/>
+        <w:jc w:val="both"/>
+        <w:rPr>
+          <w:rFonts w:ascii="Times New Roman" w:eastAsia="Times New Roman" w:hAnsi="Times New Roman" w:cs="Times New Roman"/>
+          <w:color w:val="000000"/>
+          <w:sz w:val="32"/>
+          <w:szCs w:val="32"/>
+          <w:lang w:eastAsia="ru-RU"/>
+        </w:rPr>
+      </w:pPr>
+    </w:p>
+    <w:p>
+      <w:pPr>
+        <w:spacing w:after="0" w:line="240" w:lineRule="auto"/>
+        <w:jc w:val="both"/>
+        <w:rPr>
+          <w:rFonts w:ascii="Times New Roman" w:eastAsia="Times New Roman" w:hAnsi="Times New Roman" w:cs="Times New Roman"/>
+          <w:color w:val="000000"/>
+          <w:sz w:val="32"/>
+          <w:szCs w:val="32"/>
+          <w:lang w:eastAsia="ru-RU"/>
+        </w:rPr>
+      </w:pPr>
+    </w:p>
+    <w:p>
+      <w:pPr>
+        <w:spacing w:after="0" w:line="240" w:lineRule="auto"/>
+        <w:jc w:val="both"/>
+        <w:rPr>
+          <w:rFonts w:ascii="Times New Roman" w:eastAsia="Times New Roman" w:hAnsi="Times New Roman" w:cs="Times New Roman"/>
+          <w:color w:val="000000"/>
+          <w:sz w:val="32"/>
+          <w:szCs w:val="32"/>
+          <w:lang w:eastAsia="ru-RU"/>
+        </w:rPr>
+      </w:pPr>
+      <w:r>
+        <w:rPr>
+          <w:rFonts w:ascii="Times New Roman" w:eastAsia="Times New Roman" w:hAnsi="Times New Roman" w:cs="Times New Roman"/>
+          <w:color w:val="000000"/>
+          <w:sz w:val="32"/>
+          <w:szCs w:val="32"/>
+          <w:lang w:eastAsia="ru-RU"/>
+        </w:rPr>
+        <w:t>2</w:t>
+      </w:r>
+      <w:r>
+        <w:rPr>
+          <w:rFonts w:ascii="Times New Roman" w:eastAsia="Times New Roman" w:hAnsi="Times New Roman" w:cs="Times New Roman"/>
+          <w:color w:val="000000"/>
+          <w:sz w:val="32"/>
+          <w:szCs w:val="32"/>
+          <w:lang w:eastAsia="ru-RU"/>
+        </w:rPr>
+        <w:t xml:space="preserve">.3 Как указать размер элемента? </w:t>
+      </w:r>
+    </w:p>
+    <w:p>
+      <w:pPr>
+        <w:spacing w:after="0" w:line="240" w:lineRule="auto"/>
+        <w:jc w:val="both"/>
+        <w:rPr>
+          <w:rFonts w:ascii="Times New Roman" w:eastAsia="Times New Roman" w:hAnsi="Times New Roman" w:cs="Times New Roman"/>
+          <w:color w:val="000000"/>
+          <w:sz w:val="32"/>
+          <w:szCs w:val="32"/>
+          <w:lang w:eastAsia="ru-RU"/>
+        </w:rPr>
+      </w:pPr>
+    </w:p>
+    <w:p>
+      <w:pPr>
+        <w:spacing w:after="0" w:line="240" w:lineRule="auto"/>
+        <w:jc w:val="both"/>
+        <w:rPr>
+          <w:rFonts w:ascii="Times New Roman" w:eastAsia="Times New Roman" w:hAnsi="Times New Roman" w:cs="Times New Roman"/>
+          <w:color w:val="000000"/>
+          <w:sz w:val="32"/>
+          <w:szCs w:val="32"/>
+          <w:lang w:eastAsia="ru-RU"/>
+        </w:rPr>
+      </w:pPr>
+    </w:p>
+    <w:p>
+      <w:pPr>
+        <w:spacing w:after="0" w:line="240" w:lineRule="auto"/>
+        <w:jc w:val="both"/>
+        <w:rPr>
+          <w:rFonts w:ascii="Times New Roman" w:eastAsia="Times New Roman" w:hAnsi="Times New Roman" w:cs="Times New Roman"/>
+          <w:color w:val="000000"/>
+          <w:sz w:val="32"/>
+          <w:szCs w:val="32"/>
+          <w:lang w:eastAsia="ru-RU"/>
+        </w:rPr>
+      </w:pPr>
+      <w:r>
+        <w:rPr>
+          <w:rFonts w:ascii="Times New Roman" w:eastAsia="Times New Roman" w:hAnsi="Times New Roman" w:cs="Times New Roman"/>
+          <w:color w:val="000000"/>
+          <w:sz w:val="32"/>
+          <w:szCs w:val="32"/>
+          <w:lang w:eastAsia="ru-RU"/>
+        </w:rPr>
+        <w:t>2</w:t>
+      </w:r>
+      <w:r>
+        <w:rPr>
+          <w:rFonts w:ascii="Times New Roman" w:eastAsia="Times New Roman" w:hAnsi="Times New Roman" w:cs="Times New Roman"/>
+          <w:color w:val="000000"/>
+          <w:sz w:val="32"/>
+          <w:szCs w:val="32"/>
+          <w:lang w:eastAsia="ru-RU"/>
+        </w:rPr>
+        <w:t xml:space="preserve">.4 Как указать отступы элемента? </w:t>
+      </w:r>
+    </w:p>
+    <w:p>
+      <w:pPr>
+        <w:spacing w:after="0" w:line="240" w:lineRule="auto"/>
+        <w:jc w:val="both"/>
+        <w:rPr>
+          <w:rFonts w:ascii="Times New Roman" w:eastAsia="Times New Roman" w:hAnsi="Times New Roman" w:cs="Times New Roman"/>
+          <w:color w:val="000000"/>
+          <w:sz w:val="32"/>
+          <w:szCs w:val="32"/>
+          <w:lang w:eastAsia="ru-RU"/>
+        </w:rPr>
+      </w:pPr>
+    </w:p>
+    <w:p>
+      <w:pPr>
+        <w:spacing w:after="0" w:line="240" w:lineRule="auto"/>
+        <w:jc w:val="both"/>
+        <w:rPr>
+          <w:rFonts w:ascii="Times New Roman" w:eastAsia="Times New Roman" w:hAnsi="Times New Roman" w:cs="Times New Roman"/>
+          <w:color w:val="000000"/>
+          <w:sz w:val="32"/>
+          <w:szCs w:val="32"/>
+          <w:lang w:eastAsia="ru-RU"/>
+        </w:rPr>
+      </w:pPr>
+    </w:p>
+    <w:p>
+      <w:pPr>
+        <w:spacing w:after="0" w:line="240" w:lineRule="auto"/>
+        <w:jc w:val="both"/>
+        <w:rPr>
+          <w:rFonts w:ascii="Times New Roman" w:eastAsia="Times New Roman" w:hAnsi="Times New Roman" w:cs="Times New Roman"/>
+          <w:color w:val="000000"/>
+          <w:sz w:val="32"/>
+          <w:szCs w:val="32"/>
+          <w:lang w:eastAsia="ru-RU"/>
+        </w:rPr>
+      </w:pPr>
+      <w:r>
+        <w:rPr>
+          <w:rFonts w:ascii="Times New Roman" w:eastAsia="Times New Roman" w:hAnsi="Times New Roman" w:cs="Times New Roman"/>
+          <w:color w:val="000000"/>
+          <w:sz w:val="32"/>
+          <w:szCs w:val="32"/>
+          <w:lang w:eastAsia="ru-RU"/>
+        </w:rPr>
+        <w:t>2</w:t>
+      </w:r>
+      <w:r>
+        <w:rPr>
+          <w:rFonts w:ascii="Times New Roman" w:eastAsia="Times New Roman" w:hAnsi="Times New Roman" w:cs="Times New Roman"/>
+          <w:color w:val="000000"/>
+          <w:sz w:val="32"/>
+          <w:szCs w:val="32"/>
+          <w:lang w:eastAsia="ru-RU"/>
+        </w:rPr>
+        <w:t xml:space="preserve">.5 Как указать настройки текста элемента? </w:t>
+      </w:r>
+    </w:p>
+    <w:p>
+      <w:pPr>
+        <w:spacing w:after="0" w:line="240" w:lineRule="auto"/>
+        <w:jc w:val="both"/>
+        <w:rPr>
+          <w:rFonts w:ascii="Times New Roman" w:eastAsia="Times New Roman" w:hAnsi="Times New Roman" w:cs="Times New Roman"/>
+          <w:color w:val="000000"/>
+          <w:sz w:val="32"/>
+          <w:szCs w:val="32"/>
+          <w:lang w:eastAsia="ru-RU"/>
+        </w:rPr>
+      </w:pPr>
+    </w:p>
+    <w:p>
+      <w:pPr>
+        <w:spacing w:after="0" w:line="240" w:lineRule="auto"/>
+        <w:jc w:val="both"/>
+        <w:rPr>
+          <w:rFonts w:ascii="Times New Roman" w:eastAsia="Times New Roman" w:hAnsi="Times New Roman" w:cs="Times New Roman"/>
+          <w:color w:val="000000"/>
+          <w:sz w:val="32"/>
+          <w:szCs w:val="32"/>
+          <w:lang w:eastAsia="ru-RU"/>
+        </w:rPr>
+      </w:pPr>
+    </w:p>
+    <w:p>
+      <w:pPr>
+        <w:spacing w:after="0" w:line="240" w:lineRule="auto"/>
+        <w:jc w:val="both"/>
+        <w:rPr>
+          <w:rFonts w:ascii="Times New Roman" w:eastAsia="Times New Roman" w:hAnsi="Times New Roman" w:cs="Times New Roman"/>
+          <w:color w:val="000000"/>
+          <w:sz w:val="32"/>
+          <w:szCs w:val="32"/>
+          <w:lang w:eastAsia="ru-RU"/>
+        </w:rPr>
+      </w:pPr>
+      <w:r>
+        <w:rPr>
+          <w:rFonts w:ascii="Times New Roman" w:eastAsia="Times New Roman" w:hAnsi="Times New Roman" w:cs="Times New Roman"/>
+          <w:color w:val="000000"/>
+          <w:sz w:val="32"/>
+          <w:szCs w:val="32"/>
+          <w:lang w:eastAsia="ru-RU"/>
+        </w:rPr>
+        <w:t>2</w:t>
+      </w:r>
+      <w:r>
+        <w:rPr>
+          <w:rFonts w:ascii="Times New Roman" w:eastAsia="Times New Roman" w:hAnsi="Times New Roman" w:cs="Times New Roman"/>
+          <w:color w:val="000000"/>
+          <w:sz w:val="32"/>
+          <w:szCs w:val="32"/>
+          <w:lang w:eastAsia="ru-RU"/>
+        </w:rPr>
+        <w:t>.6 Как отображать изображения?</w:t>
+      </w:r>
+    </w:p>
+    <w:p>
+      <w:pPr>
+        <w:spacing w:after="0" w:line="240" w:lineRule="auto"/>
+        <w:jc w:val="both"/>
+        <w:rPr>
+          <w:rFonts w:ascii="Times New Roman" w:eastAsia="Times New Roman" w:hAnsi="Times New Roman" w:cs="Times New Roman"/>
+          <w:color w:val="000000"/>
+          <w:sz w:val="32"/>
+          <w:szCs w:val="32"/>
+          <w:lang w:eastAsia="ru-RU"/>
+        </w:rPr>
+      </w:pPr>
+    </w:p>
+    <w:p>
+      <w:pPr>
         <w:spacing w:before="100" w:after="100" w:line="240" w:lineRule="auto"/>
         <w:ind w:right="-60"/>
         <w:jc w:val="both"/>
         <w:rPr>
           <w:rFonts w:ascii="Times New Roman" w:eastAsia="Times New Roman" w:hAnsi="Times New Roman" w:cs="Times New Roman"/>
-          <w:sz w:val="24"/>
-          <w:szCs w:val="24"/>
-          <w:lang w:eastAsia="ru-RU"/>
-        </w:rPr>
-      </w:pPr>
-    </w:p>
-    <w:p>
-      <w:pPr>
-        <w:spacing w:before="100" w:after="100" w:line="240" w:lineRule="auto"/>
-        <w:ind w:right="-60"/>
-        <w:jc w:val="both"/>
-        <w:rPr>
-          <w:rFonts w:ascii="Times New Roman" w:eastAsia="Times New Roman" w:hAnsi="Times New Roman" w:cs="Times New Roman"/>
           <w:b/>
           <w:bCs/>
           <w:color w:val="000000"/>
@@ -23417,6 +24512,84 @@
           <w:lang w:eastAsia="ru-RU"/>
         </w:rPr>
         <w:t xml:space="preserve"> Вывод</w:t>
+      </w:r>
+    </w:p>
+    <w:p>
+      <w:pPr>
+        <w:spacing w:after="0" w:line="240" w:lineRule="auto"/>
+        <w:jc w:val="both"/>
+        <w:rPr>
+          <w:rFonts w:ascii="Times New Roman" w:eastAsia="Times New Roman" w:hAnsi="Times New Roman" w:cs="Times New Roman"/>
+          <w:color w:val="000000"/>
+          <w:sz w:val="32"/>
+          <w:szCs w:val="32"/>
+          <w:lang w:eastAsia="ru-RU"/>
+        </w:rPr>
+      </w:pPr>
+      <w:r>
+        <w:rPr>
+          <w:rFonts w:ascii="Times New Roman" w:eastAsia="Times New Roman" w:hAnsi="Times New Roman" w:cs="Times New Roman"/>
+          <w:bCs/>
+          <w:color w:val="000000"/>
+          <w:sz w:val="32"/>
+          <w:szCs w:val="32"/>
+          <w:lang w:eastAsia="ru-RU"/>
+        </w:rPr>
+        <w:t xml:space="preserve">Изучили </w:t>
+      </w:r>
+      <w:r>
+        <w:rPr>
+          <w:rFonts w:ascii="Times New Roman" w:eastAsia="Times New Roman" w:hAnsi="Times New Roman" w:cs="Times New Roman"/>
+          <w:color w:val="000000"/>
+          <w:sz w:val="32"/>
+          <w:szCs w:val="32"/>
+          <w:lang w:eastAsia="ru-RU"/>
+        </w:rPr>
+        <w:t xml:space="preserve">процесс изменения элементов дизайна приложения в </w:t>
+      </w:r>
+      <w:proofErr w:type="spellStart"/>
+      <w:r>
+        <w:rPr>
+          <w:rFonts w:ascii="Times New Roman" w:eastAsia="Times New Roman" w:hAnsi="Times New Roman" w:cs="Times New Roman"/>
+          <w:color w:val="000000"/>
+          <w:sz w:val="32"/>
+          <w:szCs w:val="32"/>
+          <w:lang w:eastAsia="ru-RU"/>
+        </w:rPr>
+        <w:t>Android</w:t>
+      </w:r>
+      <w:proofErr w:type="spellEnd"/>
+      <w:r>
+        <w:rPr>
+          <w:rFonts w:ascii="Times New Roman" w:eastAsia="Times New Roman" w:hAnsi="Times New Roman" w:cs="Times New Roman"/>
+          <w:color w:val="000000"/>
+          <w:sz w:val="32"/>
+          <w:szCs w:val="32"/>
+          <w:lang w:eastAsia="ru-RU"/>
+        </w:rPr>
+        <w:t xml:space="preserve"> </w:t>
+      </w:r>
+      <w:proofErr w:type="spellStart"/>
+      <w:r>
+        <w:rPr>
+          <w:rFonts w:ascii="Times New Roman" w:eastAsia="Times New Roman" w:hAnsi="Times New Roman" w:cs="Times New Roman"/>
+          <w:color w:val="000000"/>
+          <w:sz w:val="32"/>
+          <w:szCs w:val="32"/>
+          <w:lang w:eastAsia="ru-RU"/>
+        </w:rPr>
+        <w:t>Studio</w:t>
+      </w:r>
+      <w:proofErr w:type="spellEnd"/>
+      <w:r>
+        <w:rPr>
+          <w:rFonts w:ascii="Times New Roman" w:eastAsia="Times New Roman" w:hAnsi="Times New Roman" w:cs="Times New Roman"/>
+          <w:color w:val="000000"/>
+          <w:sz w:val="32"/>
+          <w:szCs w:val="32"/>
+          <w:lang w:eastAsia="ru-RU"/>
+        </w:rPr>
+        <w:t>.</w:t>
       </w:r>
     </w:p>
     <w:p>
@@ -23484,7 +24657,27 @@
           <w:sz w:val="32"/>
           <w:szCs w:val="32"/>
         </w:rPr>
-        <w:t xml:space="preserve"> «»</w:t>
+        <w:t xml:space="preserve"> «</w:t>
+      </w:r>
+      <w:r>
+        <w:rPr>
+          <w:rFonts w:ascii="Times New Roman" w:hAnsi="Times New Roman" w:cs="Times New Roman"/>
+          <w:b/>
+          <w:bCs/>
+          <w:sz w:val="32"/>
+          <w:szCs w:val="32"/>
+        </w:rPr>
+        <w:t>Использование ресурсов</w:t>
+      </w:r>
+      <w:r>
+        <w:rPr>
+          <w:rFonts w:ascii="Times New Roman" w:hAnsi="Times New Roman" w:cs="Times New Roman"/>
+          <w:b/>
+          <w:bCs/>
+          <w:sz w:val="32"/>
+          <w:szCs w:val="32"/>
+        </w:rPr>
+        <w:t>»</w:t>
       </w:r>
     </w:p>
     <w:p>
@@ -23525,6 +24718,51 @@
           <w:lang w:eastAsia="ru-RU"/>
         </w:rPr>
       </w:pPr>
+      <w:r>
+        <w:rPr>
+          <w:rFonts w:ascii="Times New Roman" w:eastAsia="Times New Roman" w:hAnsi="Times New Roman" w:cs="Times New Roman"/>
+          <w:color w:val="000000"/>
+          <w:sz w:val="32"/>
+          <w:szCs w:val="32"/>
+          <w:lang w:eastAsia="ru-RU"/>
+        </w:rPr>
+        <w:t xml:space="preserve">1.1 Изучить процесс добавления и применения ресурсов при разработке мобильных приложений </w:t>
+      </w:r>
+      <w:proofErr w:type="spellStart"/>
+      <w:r>
+        <w:rPr>
+          <w:rFonts w:ascii="Times New Roman" w:eastAsia="Times New Roman" w:hAnsi="Times New Roman" w:cs="Times New Roman"/>
+          <w:color w:val="000000"/>
+          <w:sz w:val="32"/>
+          <w:szCs w:val="32"/>
+          <w:lang w:eastAsia="ru-RU"/>
+        </w:rPr>
+        <w:t>Android</w:t>
+      </w:r>
+      <w:proofErr w:type="spellEnd"/>
+      <w:r>
+        <w:rPr>
+          <w:rFonts w:ascii="Times New Roman" w:eastAsia="Times New Roman" w:hAnsi="Times New Roman" w:cs="Times New Roman"/>
+          <w:color w:val="000000"/>
+          <w:sz w:val="32"/>
+          <w:szCs w:val="32"/>
+          <w:lang w:eastAsia="ru-RU"/>
+        </w:rPr>
+        <w:t>.</w:t>
+      </w:r>
+    </w:p>
+    <w:p>
+      <w:pPr>
+        <w:spacing w:after="0" w:line="240" w:lineRule="auto"/>
+        <w:jc w:val="both"/>
+        <w:rPr>
+          <w:rFonts w:ascii="Times New Roman" w:eastAsia="Times New Roman" w:hAnsi="Times New Roman" w:cs="Times New Roman"/>
+          <w:color w:val="000000"/>
+          <w:sz w:val="32"/>
+          <w:szCs w:val="32"/>
+          <w:lang w:eastAsia="ru-RU"/>
+        </w:rPr>
+      </w:pPr>
     </w:p>
     <w:p>
       <w:pPr>
@@ -23566,6 +24804,503 @@
     </w:p>
     <w:p>
       <w:pPr>
+        <w:spacing w:after="0" w:line="240" w:lineRule="auto"/>
+        <w:jc w:val="both"/>
+        <w:rPr>
+          <w:rFonts w:ascii="Times New Roman" w:eastAsia="Times New Roman" w:hAnsi="Times New Roman" w:cs="Times New Roman"/>
+          <w:color w:val="000000"/>
+          <w:sz w:val="32"/>
+          <w:szCs w:val="32"/>
+          <w:lang w:eastAsia="ru-RU"/>
+        </w:rPr>
+      </w:pPr>
+      <w:r>
+        <w:rPr>
+          <w:rFonts w:ascii="Times New Roman" w:eastAsia="Times New Roman" w:hAnsi="Times New Roman" w:cs="Times New Roman"/>
+          <w:color w:val="000000"/>
+          <w:sz w:val="32"/>
+          <w:szCs w:val="32"/>
+          <w:lang w:eastAsia="ru-RU"/>
+        </w:rPr>
+        <w:t>2.</w:t>
+      </w:r>
+      <w:r>
+        <w:rPr>
+          <w:rFonts w:ascii="Times New Roman" w:eastAsia="Times New Roman" w:hAnsi="Times New Roman" w:cs="Times New Roman"/>
+          <w:color w:val="000000"/>
+          <w:sz w:val="32"/>
+          <w:szCs w:val="32"/>
+          <w:lang w:eastAsia="ru-RU"/>
+        </w:rPr>
+        <w:t xml:space="preserve">1 Что хранится в папке </w:t>
+      </w:r>
+      <w:proofErr w:type="spellStart"/>
+      <w:r>
+        <w:rPr>
+          <w:rFonts w:ascii="Times New Roman" w:eastAsia="Times New Roman" w:hAnsi="Times New Roman" w:cs="Times New Roman"/>
+          <w:color w:val="000000"/>
+          <w:sz w:val="32"/>
+          <w:szCs w:val="32"/>
+          <w:lang w:eastAsia="ru-RU"/>
+        </w:rPr>
+        <w:t>res</w:t>
+      </w:r>
+      <w:proofErr w:type="spellEnd"/>
+      <w:r>
+        <w:rPr>
+          <w:rFonts w:ascii="Times New Roman" w:eastAsia="Times New Roman" w:hAnsi="Times New Roman" w:cs="Times New Roman"/>
+          <w:color w:val="000000"/>
+          <w:sz w:val="32"/>
+          <w:szCs w:val="32"/>
+          <w:lang w:eastAsia="ru-RU"/>
+        </w:rPr>
+        <w:t xml:space="preserve">? </w:t>
+      </w:r>
+    </w:p>
+    <w:p>
+      <w:pPr>
+        <w:spacing w:after="0" w:line="240" w:lineRule="auto"/>
+        <w:jc w:val="both"/>
+        <w:rPr>
+          <w:rFonts w:ascii="Times New Roman" w:eastAsia="Times New Roman" w:hAnsi="Times New Roman" w:cs="Times New Roman"/>
+          <w:color w:val="000000"/>
+          <w:sz w:val="32"/>
+          <w:szCs w:val="32"/>
+          <w:lang w:eastAsia="ru-RU"/>
+        </w:rPr>
+      </w:pPr>
+    </w:p>
+    <w:p>
+      <w:pPr>
+        <w:spacing w:after="0" w:line="240" w:lineRule="auto"/>
+        <w:jc w:val="both"/>
+        <w:rPr>
+          <w:rFonts w:ascii="Times New Roman" w:eastAsia="Times New Roman" w:hAnsi="Times New Roman" w:cs="Times New Roman"/>
+          <w:color w:val="000000"/>
+          <w:sz w:val="32"/>
+          <w:szCs w:val="32"/>
+          <w:lang w:eastAsia="ru-RU"/>
+        </w:rPr>
+      </w:pPr>
+    </w:p>
+    <w:p>
+      <w:pPr>
+        <w:spacing w:after="0" w:line="240" w:lineRule="auto"/>
+        <w:jc w:val="both"/>
+        <w:rPr>
+          <w:rFonts w:ascii="Times New Roman" w:eastAsia="Times New Roman" w:hAnsi="Times New Roman" w:cs="Times New Roman"/>
+          <w:color w:val="000000"/>
+          <w:sz w:val="32"/>
+          <w:szCs w:val="32"/>
+          <w:lang w:eastAsia="ru-RU"/>
+        </w:rPr>
+      </w:pPr>
+      <w:r>
+        <w:rPr>
+          <w:rFonts w:ascii="Times New Roman" w:eastAsia="Times New Roman" w:hAnsi="Times New Roman" w:cs="Times New Roman"/>
+          <w:color w:val="000000"/>
+          <w:sz w:val="32"/>
+          <w:szCs w:val="32"/>
+          <w:lang w:eastAsia="ru-RU"/>
+        </w:rPr>
+        <w:t>2</w:t>
+      </w:r>
+      <w:r>
+        <w:rPr>
+          <w:rFonts w:ascii="Times New Roman" w:eastAsia="Times New Roman" w:hAnsi="Times New Roman" w:cs="Times New Roman"/>
+          <w:color w:val="000000"/>
+          <w:sz w:val="32"/>
+          <w:szCs w:val="32"/>
+          <w:lang w:eastAsia="ru-RU"/>
+        </w:rPr>
+        <w:t xml:space="preserve">.2 Что хранится в папке </w:t>
+      </w:r>
+      <w:proofErr w:type="spellStart"/>
+      <w:r>
+        <w:rPr>
+          <w:rFonts w:ascii="Times New Roman" w:eastAsia="Times New Roman" w:hAnsi="Times New Roman" w:cs="Times New Roman"/>
+          <w:color w:val="000000"/>
+          <w:sz w:val="32"/>
+          <w:szCs w:val="32"/>
+          <w:lang w:eastAsia="ru-RU"/>
+        </w:rPr>
+        <w:t>values</w:t>
+      </w:r>
+      <w:proofErr w:type="spellEnd"/>
+      <w:r>
+        <w:rPr>
+          <w:rFonts w:ascii="Times New Roman" w:eastAsia="Times New Roman" w:hAnsi="Times New Roman" w:cs="Times New Roman"/>
+          <w:color w:val="000000"/>
+          <w:sz w:val="32"/>
+          <w:szCs w:val="32"/>
+          <w:lang w:eastAsia="ru-RU"/>
+        </w:rPr>
+        <w:t xml:space="preserve">? </w:t>
+      </w:r>
+    </w:p>
+    <w:p>
+      <w:pPr>
+        <w:spacing w:after="0" w:line="240" w:lineRule="auto"/>
+        <w:jc w:val="both"/>
+        <w:rPr>
+          <w:rFonts w:ascii="Times New Roman" w:eastAsia="Times New Roman" w:hAnsi="Times New Roman" w:cs="Times New Roman"/>
+          <w:color w:val="000000"/>
+          <w:sz w:val="32"/>
+          <w:szCs w:val="32"/>
+          <w:lang w:eastAsia="ru-RU"/>
+        </w:rPr>
+      </w:pPr>
+    </w:p>
+    <w:p>
+      <w:pPr>
+        <w:spacing w:after="0" w:line="240" w:lineRule="auto"/>
+        <w:jc w:val="both"/>
+        <w:rPr>
+          <w:rFonts w:ascii="Times New Roman" w:eastAsia="Times New Roman" w:hAnsi="Times New Roman" w:cs="Times New Roman"/>
+          <w:color w:val="000000"/>
+          <w:sz w:val="32"/>
+          <w:szCs w:val="32"/>
+          <w:lang w:eastAsia="ru-RU"/>
+        </w:rPr>
+      </w:pPr>
+    </w:p>
+    <w:p>
+      <w:pPr>
+        <w:spacing w:after="0" w:line="240" w:lineRule="auto"/>
+        <w:jc w:val="both"/>
+        <w:rPr>
+          <w:rFonts w:ascii="Times New Roman" w:eastAsia="Times New Roman" w:hAnsi="Times New Roman" w:cs="Times New Roman"/>
+          <w:color w:val="000000"/>
+          <w:sz w:val="32"/>
+          <w:szCs w:val="32"/>
+          <w:lang w:eastAsia="ru-RU"/>
+        </w:rPr>
+      </w:pPr>
+      <w:r>
+        <w:rPr>
+          <w:rFonts w:ascii="Times New Roman" w:eastAsia="Times New Roman" w:hAnsi="Times New Roman" w:cs="Times New Roman"/>
+          <w:color w:val="000000"/>
+          <w:sz w:val="32"/>
+          <w:szCs w:val="32"/>
+          <w:lang w:eastAsia="ru-RU"/>
+        </w:rPr>
+        <w:t>2</w:t>
+      </w:r>
+      <w:r>
+        <w:rPr>
+          <w:rFonts w:ascii="Times New Roman" w:eastAsia="Times New Roman" w:hAnsi="Times New Roman" w:cs="Times New Roman"/>
+          <w:color w:val="000000"/>
+          <w:sz w:val="32"/>
+          <w:szCs w:val="32"/>
+          <w:lang w:eastAsia="ru-RU"/>
+        </w:rPr>
+        <w:t xml:space="preserve">.3 Что хранится в папке </w:t>
+      </w:r>
+      <w:proofErr w:type="spellStart"/>
+      <w:r>
+        <w:rPr>
+          <w:rFonts w:ascii="Times New Roman" w:eastAsia="Times New Roman" w:hAnsi="Times New Roman" w:cs="Times New Roman"/>
+          <w:color w:val="000000"/>
+          <w:sz w:val="32"/>
+          <w:szCs w:val="32"/>
+          <w:lang w:eastAsia="ru-RU"/>
+        </w:rPr>
+        <w:t>drawable</w:t>
+      </w:r>
+      <w:proofErr w:type="spellEnd"/>
+      <w:r>
+        <w:rPr>
+          <w:rFonts w:ascii="Times New Roman" w:eastAsia="Times New Roman" w:hAnsi="Times New Roman" w:cs="Times New Roman"/>
+          <w:color w:val="000000"/>
+          <w:sz w:val="32"/>
+          <w:szCs w:val="32"/>
+          <w:lang w:eastAsia="ru-RU"/>
+        </w:rPr>
+        <w:t xml:space="preserve">? </w:t>
+      </w:r>
+    </w:p>
+    <w:p>
+      <w:pPr>
+        <w:spacing w:after="0" w:line="240" w:lineRule="auto"/>
+        <w:jc w:val="both"/>
+        <w:rPr>
+          <w:rFonts w:ascii="Times New Roman" w:eastAsia="Times New Roman" w:hAnsi="Times New Roman" w:cs="Times New Roman"/>
+          <w:color w:val="000000"/>
+          <w:sz w:val="32"/>
+          <w:szCs w:val="32"/>
+          <w:lang w:eastAsia="ru-RU"/>
+        </w:rPr>
+      </w:pPr>
+    </w:p>
+    <w:p>
+      <w:pPr>
+        <w:spacing w:after="0" w:line="240" w:lineRule="auto"/>
+        <w:jc w:val="both"/>
+        <w:rPr>
+          <w:rFonts w:ascii="Times New Roman" w:eastAsia="Times New Roman" w:hAnsi="Times New Roman" w:cs="Times New Roman"/>
+          <w:color w:val="000000"/>
+          <w:sz w:val="32"/>
+          <w:szCs w:val="32"/>
+          <w:lang w:eastAsia="ru-RU"/>
+        </w:rPr>
+      </w:pPr>
+    </w:p>
+    <w:p>
+      <w:pPr>
+        <w:spacing w:after="0" w:line="240" w:lineRule="auto"/>
+        <w:jc w:val="both"/>
+        <w:rPr>
+          <w:rFonts w:ascii="Times New Roman" w:eastAsia="Times New Roman" w:hAnsi="Times New Roman" w:cs="Times New Roman"/>
+          <w:color w:val="000000"/>
+          <w:sz w:val="32"/>
+          <w:szCs w:val="32"/>
+          <w:lang w:eastAsia="ru-RU"/>
+        </w:rPr>
+      </w:pPr>
+      <w:r>
+        <w:rPr>
+          <w:rFonts w:ascii="Times New Roman" w:eastAsia="Times New Roman" w:hAnsi="Times New Roman" w:cs="Times New Roman"/>
+          <w:color w:val="000000"/>
+          <w:sz w:val="32"/>
+          <w:szCs w:val="32"/>
+          <w:lang w:eastAsia="ru-RU"/>
+        </w:rPr>
+        <w:t>2</w:t>
+      </w:r>
+      <w:r>
+        <w:rPr>
+          <w:rFonts w:ascii="Times New Roman" w:eastAsia="Times New Roman" w:hAnsi="Times New Roman" w:cs="Times New Roman"/>
+          <w:color w:val="000000"/>
+          <w:sz w:val="32"/>
+          <w:szCs w:val="32"/>
+          <w:lang w:eastAsia="ru-RU"/>
+        </w:rPr>
+        <w:t xml:space="preserve">.4 Для чего используется </w:t>
+      </w:r>
+      <w:proofErr w:type="spellStart"/>
+      <w:r>
+        <w:rPr>
+          <w:rFonts w:ascii="Times New Roman" w:eastAsia="Times New Roman" w:hAnsi="Times New Roman" w:cs="Times New Roman"/>
+          <w:color w:val="000000"/>
+          <w:sz w:val="32"/>
+          <w:szCs w:val="32"/>
+          <w:lang w:eastAsia="ru-RU"/>
+        </w:rPr>
+        <w:t>Resource</w:t>
+      </w:r>
+      <w:proofErr w:type="spellEnd"/>
+      <w:r>
+        <w:rPr>
+          <w:rFonts w:ascii="Times New Roman" w:eastAsia="Times New Roman" w:hAnsi="Times New Roman" w:cs="Times New Roman"/>
+          <w:color w:val="000000"/>
+          <w:sz w:val="32"/>
+          <w:szCs w:val="32"/>
+          <w:lang w:eastAsia="ru-RU"/>
+        </w:rPr>
+        <w:t xml:space="preserve"> </w:t>
+      </w:r>
+      <w:proofErr w:type="spellStart"/>
+      <w:r>
+        <w:rPr>
+          <w:rFonts w:ascii="Times New Roman" w:eastAsia="Times New Roman" w:hAnsi="Times New Roman" w:cs="Times New Roman"/>
+          <w:color w:val="000000"/>
+          <w:sz w:val="32"/>
+          <w:szCs w:val="32"/>
+          <w:lang w:eastAsia="ru-RU"/>
+        </w:rPr>
+        <w:t>Manager</w:t>
+      </w:r>
+      <w:proofErr w:type="spellEnd"/>
+      <w:r>
+        <w:rPr>
+          <w:rFonts w:ascii="Times New Roman" w:eastAsia="Times New Roman" w:hAnsi="Times New Roman" w:cs="Times New Roman"/>
+          <w:color w:val="000000"/>
+          <w:sz w:val="32"/>
+          <w:szCs w:val="32"/>
+          <w:lang w:eastAsia="ru-RU"/>
+        </w:rPr>
+        <w:t xml:space="preserve">? </w:t>
+      </w:r>
+    </w:p>
+    <w:p>
+      <w:pPr>
+        <w:spacing w:after="0" w:line="240" w:lineRule="auto"/>
+        <w:jc w:val="both"/>
+        <w:rPr>
+          <w:rFonts w:ascii="Times New Roman" w:eastAsia="Times New Roman" w:hAnsi="Times New Roman" w:cs="Times New Roman"/>
+          <w:color w:val="000000"/>
+          <w:sz w:val="32"/>
+          <w:szCs w:val="32"/>
+          <w:lang w:eastAsia="ru-RU"/>
+        </w:rPr>
+      </w:pPr>
+    </w:p>
+    <w:p>
+      <w:pPr>
+        <w:spacing w:after="0" w:line="240" w:lineRule="auto"/>
+        <w:jc w:val="both"/>
+        <w:rPr>
+          <w:rFonts w:ascii="Times New Roman" w:eastAsia="Times New Roman" w:hAnsi="Times New Roman" w:cs="Times New Roman"/>
+          <w:color w:val="000000"/>
+          <w:sz w:val="32"/>
+          <w:szCs w:val="32"/>
+          <w:lang w:eastAsia="ru-RU"/>
+        </w:rPr>
+      </w:pPr>
+    </w:p>
+    <w:p>
+      <w:pPr>
+        <w:spacing w:after="0" w:line="240" w:lineRule="auto"/>
+        <w:jc w:val="both"/>
+        <w:rPr>
+          <w:rFonts w:ascii="Times New Roman" w:eastAsia="Times New Roman" w:hAnsi="Times New Roman" w:cs="Times New Roman"/>
+          <w:color w:val="000000"/>
+          <w:sz w:val="32"/>
+          <w:szCs w:val="32"/>
+          <w:lang w:eastAsia="ru-RU"/>
+        </w:rPr>
+      </w:pPr>
+      <w:r>
+        <w:rPr>
+          <w:rFonts w:ascii="Times New Roman" w:eastAsia="Times New Roman" w:hAnsi="Times New Roman" w:cs="Times New Roman"/>
+          <w:color w:val="000000"/>
+          <w:sz w:val="32"/>
+          <w:szCs w:val="32"/>
+          <w:lang w:eastAsia="ru-RU"/>
+        </w:rPr>
+        <w:t>2</w:t>
+      </w:r>
+      <w:r>
+        <w:rPr>
+          <w:rFonts w:ascii="Times New Roman" w:eastAsia="Times New Roman" w:hAnsi="Times New Roman" w:cs="Times New Roman"/>
+          <w:color w:val="000000"/>
+          <w:sz w:val="32"/>
+          <w:szCs w:val="32"/>
+          <w:lang w:eastAsia="ru-RU"/>
+        </w:rPr>
+        <w:t xml:space="preserve">.5 Как использовать строковые ресурсы? </w:t>
+      </w:r>
+    </w:p>
+    <w:p>
+      <w:pPr>
+        <w:spacing w:after="0" w:line="240" w:lineRule="auto"/>
+        <w:jc w:val="both"/>
+        <w:rPr>
+          <w:rFonts w:ascii="Times New Roman" w:eastAsia="Times New Roman" w:hAnsi="Times New Roman" w:cs="Times New Roman"/>
+          <w:color w:val="000000"/>
+          <w:sz w:val="32"/>
+          <w:szCs w:val="32"/>
+          <w:lang w:eastAsia="ru-RU"/>
+        </w:rPr>
+      </w:pPr>
+    </w:p>
+    <w:p>
+      <w:pPr>
+        <w:spacing w:after="0" w:line="240" w:lineRule="auto"/>
+        <w:jc w:val="both"/>
+        <w:rPr>
+          <w:rFonts w:ascii="Times New Roman" w:eastAsia="Times New Roman" w:hAnsi="Times New Roman" w:cs="Times New Roman"/>
+          <w:color w:val="000000"/>
+          <w:sz w:val="32"/>
+          <w:szCs w:val="32"/>
+          <w:lang w:eastAsia="ru-RU"/>
+        </w:rPr>
+      </w:pPr>
+    </w:p>
+    <w:p>
+      <w:pPr>
+        <w:spacing w:after="0" w:line="240" w:lineRule="auto"/>
+        <w:jc w:val="both"/>
+        <w:rPr>
+          <w:rFonts w:ascii="Times New Roman" w:eastAsia="Times New Roman" w:hAnsi="Times New Roman" w:cs="Times New Roman"/>
+          <w:color w:val="000000"/>
+          <w:sz w:val="32"/>
+          <w:szCs w:val="32"/>
+          <w:lang w:eastAsia="ru-RU"/>
+        </w:rPr>
+      </w:pPr>
+      <w:r>
+        <w:rPr>
+          <w:rFonts w:ascii="Times New Roman" w:eastAsia="Times New Roman" w:hAnsi="Times New Roman" w:cs="Times New Roman"/>
+          <w:color w:val="000000"/>
+          <w:sz w:val="32"/>
+          <w:szCs w:val="32"/>
+          <w:lang w:eastAsia="ru-RU"/>
+        </w:rPr>
+        <w:t>2</w:t>
+      </w:r>
+      <w:r>
+        <w:rPr>
+          <w:rFonts w:ascii="Times New Roman" w:eastAsia="Times New Roman" w:hAnsi="Times New Roman" w:cs="Times New Roman"/>
+          <w:color w:val="000000"/>
+          <w:sz w:val="32"/>
+          <w:szCs w:val="32"/>
+          <w:lang w:eastAsia="ru-RU"/>
+        </w:rPr>
+        <w:t xml:space="preserve">.6 Как использовать ресурсы изображения? </w:t>
+      </w:r>
+    </w:p>
+    <w:p>
+      <w:pPr>
+        <w:spacing w:after="0" w:line="240" w:lineRule="auto"/>
+        <w:jc w:val="both"/>
+        <w:rPr>
+          <w:rFonts w:ascii="Times New Roman" w:eastAsia="Times New Roman" w:hAnsi="Times New Roman" w:cs="Times New Roman"/>
+          <w:color w:val="000000"/>
+          <w:sz w:val="32"/>
+          <w:szCs w:val="32"/>
+          <w:lang w:eastAsia="ru-RU"/>
+        </w:rPr>
+      </w:pPr>
+    </w:p>
+    <w:p>
+      <w:pPr>
+        <w:spacing w:after="0" w:line="240" w:lineRule="auto"/>
+        <w:jc w:val="both"/>
+        <w:rPr>
+          <w:rFonts w:ascii="Times New Roman" w:eastAsia="Times New Roman" w:hAnsi="Times New Roman" w:cs="Times New Roman"/>
+          <w:color w:val="000000"/>
+          <w:sz w:val="32"/>
+          <w:szCs w:val="32"/>
+          <w:lang w:eastAsia="ru-RU"/>
+        </w:rPr>
+      </w:pPr>
+    </w:p>
+    <w:p>
+      <w:pPr>
+        <w:spacing w:after="0" w:line="240" w:lineRule="auto"/>
+        <w:jc w:val="both"/>
+        <w:rPr>
+          <w:rFonts w:ascii="Times New Roman" w:eastAsia="Times New Roman" w:hAnsi="Times New Roman" w:cs="Times New Roman"/>
+          <w:color w:val="000000"/>
+          <w:sz w:val="32"/>
+          <w:szCs w:val="32"/>
+          <w:lang w:eastAsia="ru-RU"/>
+        </w:rPr>
+      </w:pPr>
+      <w:r>
+        <w:rPr>
+          <w:rFonts w:ascii="Times New Roman" w:eastAsia="Times New Roman" w:hAnsi="Times New Roman" w:cs="Times New Roman"/>
+          <w:color w:val="000000"/>
+          <w:sz w:val="32"/>
+          <w:szCs w:val="32"/>
+          <w:lang w:eastAsia="ru-RU"/>
+        </w:rPr>
+        <w:t>2</w:t>
+      </w:r>
+      <w:r>
+        <w:rPr>
+          <w:rFonts w:ascii="Times New Roman" w:eastAsia="Times New Roman" w:hAnsi="Times New Roman" w:cs="Times New Roman"/>
+          <w:color w:val="000000"/>
+          <w:sz w:val="32"/>
+          <w:szCs w:val="32"/>
+          <w:lang w:eastAsia="ru-RU"/>
+        </w:rPr>
+        <w:t>.7 Как использовать массивы из ресурсов?</w:t>
+      </w:r>
+    </w:p>
+    <w:p>
+      <w:pPr>
         <w:spacing w:before="100" w:after="100" w:line="240" w:lineRule="auto"/>
         <w:ind w:right="-60"/>
         <w:jc w:val="both"/>
@@ -23576,6 +25311,8 @@
           <w:lang w:eastAsia="ru-RU"/>
         </w:rPr>
       </w:pPr>
+      <w:bookmarkStart w:id="0" w:name="_GoBack"/>
+      <w:bookmarkEnd w:id="0"/>
     </w:p>
     <w:p>
       <w:pPr>
@@ -23584,6 +25321,19 @@
         <w:jc w:val="both"/>
         <w:rPr>
           <w:rFonts w:ascii="Times New Roman" w:eastAsia="Times New Roman" w:hAnsi="Times New Roman" w:cs="Times New Roman"/>
+          <w:sz w:val="24"/>
+          <w:szCs w:val="24"/>
+          <w:lang w:eastAsia="ru-RU"/>
+        </w:rPr>
+      </w:pPr>
+    </w:p>
+    <w:p>
+      <w:pPr>
+        <w:spacing w:before="100" w:after="100" w:line="240" w:lineRule="auto"/>
+        <w:ind w:right="-60"/>
+        <w:jc w:val="both"/>
+        <w:rPr>
+          <w:rFonts w:ascii="Times New Roman" w:eastAsia="Times New Roman" w:hAnsi="Times New Roman" w:cs="Times New Roman"/>
           <w:color w:val="000000"/>
           <w:sz w:val="32"/>
           <w:szCs w:val="32"/>
@@ -23613,6 +25363,61 @@
           <w:lang w:eastAsia="ru-RU"/>
         </w:rPr>
         <w:t xml:space="preserve"> Вывод</w:t>
+      </w:r>
+    </w:p>
+    <w:p>
+      <w:pPr>
+        <w:spacing w:after="0" w:line="240" w:lineRule="auto"/>
+        <w:jc w:val="both"/>
+        <w:rPr>
+          <w:rFonts w:ascii="Times New Roman" w:eastAsia="Times New Roman" w:hAnsi="Times New Roman" w:cs="Times New Roman"/>
+          <w:color w:val="000000"/>
+          <w:sz w:val="32"/>
+          <w:szCs w:val="32"/>
+          <w:lang w:eastAsia="ru-RU"/>
+        </w:rPr>
+      </w:pPr>
+      <w:r>
+        <w:rPr>
+          <w:rFonts w:ascii="Times New Roman" w:eastAsia="Times New Roman" w:hAnsi="Times New Roman" w:cs="Times New Roman"/>
+          <w:color w:val="000000"/>
+          <w:sz w:val="32"/>
+          <w:szCs w:val="32"/>
+          <w:lang w:eastAsia="ru-RU"/>
+        </w:rPr>
+        <w:t xml:space="preserve">Изучили </w:t>
+      </w:r>
+      <w:r>
+        <w:rPr>
+          <w:rFonts w:ascii="Times New Roman" w:eastAsia="Times New Roman" w:hAnsi="Times New Roman" w:cs="Times New Roman"/>
+          <w:color w:val="000000"/>
+          <w:sz w:val="32"/>
+          <w:szCs w:val="32"/>
+          <w:lang w:eastAsia="ru-RU"/>
+        </w:rPr>
+        <w:t xml:space="preserve">процесс добавления и применения ресурсов при разработке мобильных приложений </w:t>
+      </w:r>
+      <w:proofErr w:type="spellStart"/>
+      <w:r>
+        <w:rPr>
+          <w:rFonts w:ascii="Times New Roman" w:eastAsia="Times New Roman" w:hAnsi="Times New Roman" w:cs="Times New Roman"/>
+          <w:color w:val="000000"/>
+          <w:sz w:val="32"/>
+          <w:szCs w:val="32"/>
+          <w:lang w:eastAsia="ru-RU"/>
+        </w:rPr>
+        <w:t>Android</w:t>
+      </w:r>
+      <w:proofErr w:type="spellEnd"/>
+      <w:r>
+        <w:rPr>
+          <w:rFonts w:ascii="Times New Roman" w:eastAsia="Times New Roman" w:hAnsi="Times New Roman" w:cs="Times New Roman"/>
+          <w:color w:val="000000"/>
+          <w:sz w:val="32"/>
+          <w:szCs w:val="32"/>
+          <w:lang w:eastAsia="ru-RU"/>
+        </w:rPr>
+        <w:t>.</w:t>
       </w:r>
     </w:p>
     <w:p>
@@ -23829,7 +25634,7 @@
 </file>
 
 <file path=word/numbering.xml><?xml version="1.0" encoding="utf-8"?>
-<w:numbering xmlns:wpc="http://schemas.microsoft.com/office/word/2010/wordprocessingCanvas" xmlns:cx="http://schemas.microsoft.com/office/drawing/2014/chartex" xmlns:cx1="http://schemas.microsoft.com/office/drawing/2015/9/8/chartex" xmlns:cx2="http://schemas.microsoft.com/office/drawing/2015/10/21/chartex" xmlns:cx3="http://schemas.microsoft.com/office/drawing/2016/5/9/chartex" xmlns:cx4="http://schemas.microsoft.com/office/drawing/2016/5/10/chartex" xmlns:cx5="http://schemas.microsoft.com/office/drawing/2016/5/11/chartex" xmlns:cx6="http://schemas.microsoft.com/office/drawing/2016/5/12/chartex" xmlns:cx7="http://schemas.microsoft.com/office/drawing/2016/5/13/chartex" xmlns:cx8="http://schemas.microsoft.com/office/drawing/2016/5/14/chartex" xmlns:mc="http://schemas.openxmlformats.org/markup-compatibility/2006" xmlns:aink="http://schemas.microsoft.com/office/drawing/2016/ink" xmlns:am3d="http://schemas.microsoft.com/office/drawing/2017/model3d" xmlns:o="urn:schemas-microsoft-com:office:office" xmlns:oel="http://schemas.microsoft.com/office/2019/extlst" xmlns:r="http://schemas.openxmlformats.org/officeDocument/2006/relationships" xmlns:m="http://schemas.openxmlformats.org/officeDocument/2006/math" xmlns:v="urn:schemas-microsoft-com:vml" xmlns:wp14="http://schemas.microsoft.com/office/word/2010/wordprocessingDrawing" xmlns:wp="http://schemas.openxmlformats.org/drawingml/2006/wordprocessingDrawing" xmlns:w10="urn:schemas-microsoft-com:office:word" xmlns:w="http://schemas.openxmlformats.org/wordprocessingml/2006/main" xmlns:w14="http://schemas.microsoft.com/office/word/2010/wordml" xmlns:w15="http://schemas.microsoft.com/office/word/2012/wordml" xmlns:w16cex="http://schemas.microsoft.com/office/word/2018/wordml/cex" xmlns:w16cid="http://schemas.microsoft.com/office/word/2016/wordml/cid" xmlns:w16="http://schemas.microsoft.com/office/word/2018/wordml" xmlns:w16sdtdh="http://schemas.microsoft.com/office/word/2020/wordml/sdtdatahash" xmlns:w16se="http://schemas.microsoft.com/office/word/2015/wordml/symex" xmlns:wpg="http://schemas.microsoft.com/office/word/2010/wordprocessingGroup" xmlns:wpi="http://schemas.microsoft.com/office/word/2010/wordprocessingInk" xmlns:wne="http://schemas.microsoft.com/office/word/2006/wordml" xmlns:wps="http://schemas.microsoft.com/office/word/2010/wordprocessingShape" mc:Ignorable="w14 w15 w16se w16cid w16 w16cex w16sdtdh wp14">
+<w:numbering xmlns:wpc="http://schemas.microsoft.com/office/word/2010/wordprocessingCanvas" xmlns:cx="http://schemas.microsoft.com/office/drawing/2014/chartex" xmlns:mc="http://schemas.openxmlformats.org/markup-compatibility/2006" xmlns:o="urn:schemas-microsoft-com:office:office" xmlns:r="http://schemas.openxmlformats.org/officeDocument/2006/relationships" xmlns:m="http://schemas.openxmlformats.org/officeDocument/2006/math" xmlns:v="urn:schemas-microsoft-com:vml" xmlns:wp14="http://schemas.microsoft.com/office/word/2010/wordprocessingDrawing" xmlns:wp="http://schemas.openxmlformats.org/drawingml/2006/wordprocessingDrawing" xmlns:w10="urn:schemas-microsoft-com:office:word" xmlns:w="http://schemas.openxmlformats.org/wordprocessingml/2006/main" xmlns:w14="http://schemas.microsoft.com/office/word/2010/wordml" xmlns:w15="http://schemas.microsoft.com/office/word/2012/wordml" xmlns:w16se="http://schemas.microsoft.com/office/word/2015/wordml/symex" xmlns:wpg="http://schemas.microsoft.com/office/word/2010/wordprocessingGroup" xmlns:wpi="http://schemas.microsoft.com/office/word/2010/wordprocessingInk" xmlns:wne="http://schemas.microsoft.com/office/word/2006/wordml" xmlns:wps="http://schemas.microsoft.com/office/word/2010/wordprocessingShape" mc:Ignorable="w14 w15 w16se wp14">
   <w:abstractNum w:abstractNumId="0" w15:restartNumberingAfterBreak="0">
     <w:nsid w:val="FFFFFF89"/>
     <w:multiLevelType w:val="singleLevel"/>
@@ -26375,37 +28180,37 @@
       </w:rPr>
     </w:lvl>
   </w:abstractNum>
-  <w:num w:numId="1" w16cid:durableId="2062820688">
+  <w:num w:numId="1">
     <w:abstractNumId w:val="2"/>
   </w:num>
-  <w:num w:numId="2" w16cid:durableId="800729617">
+  <w:num w:numId="2">
     <w:abstractNumId w:val="10"/>
   </w:num>
-  <w:num w:numId="3" w16cid:durableId="440078332">
+  <w:num w:numId="3">
     <w:abstractNumId w:val="9"/>
   </w:num>
-  <w:num w:numId="4" w16cid:durableId="1482963813">
+  <w:num w:numId="4">
     <w:abstractNumId w:val="15"/>
   </w:num>
-  <w:num w:numId="5" w16cid:durableId="2028827283">
+  <w:num w:numId="5">
     <w:abstractNumId w:val="17"/>
   </w:num>
-  <w:num w:numId="6" w16cid:durableId="387187171">
+  <w:num w:numId="6">
     <w:abstractNumId w:val="0"/>
   </w:num>
-  <w:num w:numId="7" w16cid:durableId="278612952">
+  <w:num w:numId="7">
     <w:abstractNumId w:val="21"/>
   </w:num>
-  <w:num w:numId="8" w16cid:durableId="887305305">
+  <w:num w:numId="8">
     <w:abstractNumId w:val="1"/>
   </w:num>
-  <w:num w:numId="9" w16cid:durableId="790243816">
+  <w:num w:numId="9">
     <w:abstractNumId w:val="6"/>
   </w:num>
-  <w:num w:numId="10" w16cid:durableId="1845124259">
+  <w:num w:numId="10">
     <w:abstractNumId w:val="19"/>
   </w:num>
-  <w:num w:numId="11" w16cid:durableId="309330050">
+  <w:num w:numId="11">
     <w:abstractNumId w:val="11"/>
     <w:lvlOverride w:ilvl="0">
       <w:lvl w:ilvl="0">
@@ -26425,7 +28230,7 @@
       </w:lvl>
     </w:lvlOverride>
   </w:num>
-  <w:num w:numId="12" w16cid:durableId="564724400">
+  <w:num w:numId="12">
     <w:abstractNumId w:val="11"/>
     <w:lvlOverride w:ilvl="0">
       <w:lvl w:ilvl="0">
@@ -26445,7 +28250,7 @@
       </w:lvl>
     </w:lvlOverride>
   </w:num>
-  <w:num w:numId="13" w16cid:durableId="173347621">
+  <w:num w:numId="13">
     <w:abstractNumId w:val="11"/>
     <w:lvlOverride w:ilvl="0">
       <w:lvl w:ilvl="0">
@@ -26465,47 +28270,47 @@
       </w:lvl>
     </w:lvlOverride>
   </w:num>
-  <w:num w:numId="14" w16cid:durableId="353386737">
+  <w:num w:numId="14">
     <w:abstractNumId w:val="18"/>
   </w:num>
-  <w:num w:numId="15" w16cid:durableId="1236235934">
+  <w:num w:numId="15">
     <w:abstractNumId w:val="22"/>
   </w:num>
-  <w:num w:numId="16" w16cid:durableId="872572280">
+  <w:num w:numId="16">
     <w:abstractNumId w:val="5"/>
   </w:num>
-  <w:num w:numId="17" w16cid:durableId="1832985088">
+  <w:num w:numId="17">
     <w:abstractNumId w:val="7"/>
   </w:num>
-  <w:num w:numId="18" w16cid:durableId="489443028">
+  <w:num w:numId="18">
     <w:abstractNumId w:val="12"/>
   </w:num>
-  <w:num w:numId="19" w16cid:durableId="1340280332">
+  <w:num w:numId="19">
     <w:abstractNumId w:val="8"/>
   </w:num>
-  <w:num w:numId="20" w16cid:durableId="1000348394">
+  <w:num w:numId="20">
     <w:abstractNumId w:val="4"/>
   </w:num>
-  <w:num w:numId="21" w16cid:durableId="33698065">
+  <w:num w:numId="21">
     <w:abstractNumId w:val="14"/>
   </w:num>
-  <w:num w:numId="22" w16cid:durableId="1836219927">
+  <w:num w:numId="22">
     <w:abstractNumId w:val="16"/>
   </w:num>
-  <w:num w:numId="23" w16cid:durableId="511182925">
+  <w:num w:numId="23">
     <w:abstractNumId w:val="13"/>
   </w:num>
-  <w:num w:numId="24" w16cid:durableId="1669747895">
+  <w:num w:numId="24">
     <w:abstractNumId w:val="20"/>
   </w:num>
-  <w:num w:numId="25" w16cid:durableId="817187058">
+  <w:num w:numId="25">
     <w:abstractNumId w:val="3"/>
   </w:num>
 </w:numbering>
 </file>
 
 <file path=word/styles.xml><?xml version="1.0" encoding="utf-8"?>
-<w:styles xmlns:mc="http://schemas.openxmlformats.org/markup-compatibility/2006" xmlns:r="http://schemas.openxmlformats.org/officeDocument/2006/relationships" xmlns:w="http://schemas.openxmlformats.org/wordprocessingml/2006/main" xmlns:w14="http://schemas.microsoft.com/office/word/2010/wordml" xmlns:w15="http://schemas.microsoft.com/office/word/2012/wordml" xmlns:w16cex="http://schemas.microsoft.com/office/word/2018/wordml/cex" xmlns:w16cid="http://schemas.microsoft.com/office/word/2016/wordml/cid" xmlns:w16="http://schemas.microsoft.com/office/word/2018/wordml" xmlns:w16sdtdh="http://schemas.microsoft.com/office/word/2020/wordml/sdtdatahash" xmlns:w16se="http://schemas.microsoft.com/office/word/2015/wordml/symex" mc:Ignorable="w14 w15 w16se w16cid w16 w16cex w16sdtdh">
+<w:styles xmlns:mc="http://schemas.openxmlformats.org/markup-compatibility/2006" xmlns:r="http://schemas.openxmlformats.org/officeDocument/2006/relationships" xmlns:w="http://schemas.openxmlformats.org/wordprocessingml/2006/main" xmlns:w14="http://schemas.microsoft.com/office/word/2010/wordml" xmlns:w15="http://schemas.microsoft.com/office/word/2012/wordml" xmlns:w16se="http://schemas.microsoft.com/office/word/2015/wordml/symex" mc:Ignorable="w14 w15 w16se">
   <w:docDefaults>
     <w:rPrDefault>
       <w:rPr>
@@ -26521,7 +28326,7 @@
       </w:pPr>
     </w:pPrDefault>
   </w:docDefaults>
-  <w:latentStyles w:defLockedState="0" w:defUIPriority="99" w:defSemiHidden="0" w:defUnhideWhenUsed="0" w:defQFormat="0" w:count="376">
+  <w:latentStyles w:defLockedState="0" w:defUIPriority="99" w:defSemiHidden="0" w:defUnhideWhenUsed="0" w:defQFormat="0" w:count="371">
     <w:lsdException w:name="Normal" w:uiPriority="0" w:qFormat="1"/>
     <w:lsdException w:name="heading 1" w:uiPriority="9" w:qFormat="1"/>
     <w:lsdException w:name="heading 2" w:semiHidden="1" w:uiPriority="9" w:unhideWhenUsed="1" w:qFormat="1"/>
@@ -26893,16 +28698,11 @@
     <w:lsdException w:name="List Table 5 Dark Accent 6" w:uiPriority="50"/>
     <w:lsdException w:name="List Table 6 Colorful Accent 6" w:uiPriority="51"/>
     <w:lsdException w:name="List Table 7 Colorful Accent 6" w:uiPriority="52"/>
-    <w:lsdException w:name="Mention" w:semiHidden="1" w:unhideWhenUsed="1"/>
-    <w:lsdException w:name="Smart Hyperlink" w:semiHidden="1" w:unhideWhenUsed="1"/>
-    <w:lsdException w:name="Hashtag" w:semiHidden="1" w:unhideWhenUsed="1"/>
-    <w:lsdException w:name="Unresolved Mention" w:semiHidden="1" w:unhideWhenUsed="1"/>
-    <w:lsdException w:name="Smart Link" w:semiHidden="1" w:unhideWhenUsed="1"/>
   </w:latentStyles>
   <w:style w:type="paragraph" w:default="1" w:styleId="a0">
     <w:name w:val="Normal"/>
     <w:qFormat/>
-    <w:rsid w:val="00D81492"/>
+    <w:rsid w:val="00FE5AFE"/>
   </w:style>
   <w:style w:type="paragraph" w:styleId="1">
     <w:name w:val="heading 1"/>
@@ -27106,6 +28906,7 @@
   <w:style w:type="character" w:default="1" w:styleId="a1">
     <w:name w:val="Default Paragraph Font"/>
     <w:uiPriority w:val="1"/>
+    <w:semiHidden/>
     <w:unhideWhenUsed/>
   </w:style>
   <w:style w:type="table" w:default="1" w:styleId="a2">

--- a/Отчёты.docx
+++ b/Отчёты.docx
@@ -2323,7 +2323,29 @@
           <w:szCs w:val="32"/>
           <w:lang w:eastAsia="ru-RU"/>
         </w:rPr>
-        <w:t> и мультиязычные проекты с использованием </w:t>
+        <w:t xml:space="preserve"> и </w:t>
+      </w:r>
+      <w:proofErr w:type="spellStart"/>
+      <w:r>
+        <w:rPr>
+          <w:rFonts w:ascii="Times New Roman" w:eastAsia="Times New Roman" w:hAnsi="Times New Roman" w:cs="Times New Roman"/>
+          <w:color w:val="000000"/>
+          <w:sz w:val="32"/>
+          <w:szCs w:val="32"/>
+          <w:lang w:eastAsia="ru-RU"/>
+        </w:rPr>
+        <w:t>мультиязычные</w:t>
+      </w:r>
+      <w:proofErr w:type="spellEnd"/>
+      <w:r>
+        <w:rPr>
+          <w:rFonts w:ascii="Times New Roman" w:eastAsia="Times New Roman" w:hAnsi="Times New Roman" w:cs="Times New Roman"/>
+          <w:color w:val="000000"/>
+          <w:sz w:val="32"/>
+          <w:szCs w:val="32"/>
+          <w:lang w:eastAsia="ru-RU"/>
+        </w:rPr>
+        <w:t xml:space="preserve"> проекты с использованием </w:t>
       </w:r>
       <w:proofErr w:type="spellStart"/>
       <w:r>
@@ -5051,7 +5073,29 @@
           <w:szCs w:val="32"/>
           <w:lang w:eastAsia="ru-RU"/>
         </w:rPr>
-        <w:t>и Java, с возможностью использования C++</w:t>
+        <w:t>и </w:t>
+      </w:r>
+      <w:proofErr w:type="spellStart"/>
+      <w:r>
+        <w:rPr>
+          <w:rFonts w:ascii="Times New Roman" w:eastAsia="Times New Roman" w:hAnsi="Times New Roman" w:cs="Times New Roman"/>
+          <w:color w:val="000000"/>
+          <w:sz w:val="32"/>
+          <w:szCs w:val="32"/>
+          <w:lang w:eastAsia="ru-RU"/>
+        </w:rPr>
+        <w:t>Java</w:t>
+      </w:r>
+      <w:proofErr w:type="spellEnd"/>
+      <w:r>
+        <w:rPr>
+          <w:rFonts w:ascii="Times New Roman" w:eastAsia="Times New Roman" w:hAnsi="Times New Roman" w:cs="Times New Roman"/>
+          <w:color w:val="000000"/>
+          <w:sz w:val="32"/>
+          <w:szCs w:val="32"/>
+          <w:lang w:eastAsia="ru-RU"/>
+        </w:rPr>
+        <w:t>, с возможностью использования C++</w:t>
       </w:r>
       <w:r>
         <w:rPr>
@@ -23986,640 +24030,20 @@
           <w:sz w:val="32"/>
           <w:szCs w:val="32"/>
         </w:rPr>
-        <w:t xml:space="preserve"> «»</w:t>
-      </w:r>
-    </w:p>
-    <w:p>
-      <w:pPr>
-        <w:spacing w:before="100" w:after="100" w:line="240" w:lineRule="auto"/>
-        <w:ind w:right="-60"/>
-        <w:jc w:val="both"/>
-        <w:rPr>
-          <w:rFonts w:ascii="Times New Roman" w:eastAsia="Times New Roman" w:hAnsi="Times New Roman" w:cs="Times New Roman"/>
-          <w:color w:val="000000"/>
-          <w:sz w:val="32"/>
-          <w:szCs w:val="32"/>
-          <w:lang w:eastAsia="ru-RU"/>
-        </w:rPr>
-      </w:pPr>
-      <w:r>
-        <w:rPr>
-          <w:rFonts w:ascii="Times New Roman" w:eastAsia="Times New Roman" w:hAnsi="Times New Roman" w:cs="Times New Roman"/>
+        <w:t xml:space="preserve"> «</w:t>
+      </w:r>
+      <w:r>
+        <w:rPr>
+          <w:rFonts w:ascii="TimesNewRomanPS-BoldMT" w:hAnsi="TimesNewRomanPS-BoldMT"/>
           <w:b/>
           <w:bCs/>
           <w:color w:val="000000"/>
-          <w:sz w:val="32"/>
-          <w:szCs w:val="32"/>
-          <w:lang w:eastAsia="ru-RU"/>
-        </w:rPr>
-        <w:t>1 Цель работы</w:t>
-      </w:r>
-    </w:p>
-    <w:p>
-      <w:pPr>
-        <w:spacing w:after="0" w:line="240" w:lineRule="auto"/>
-        <w:jc w:val="both"/>
-        <w:rPr>
-          <w:rFonts w:ascii="Times New Roman" w:eastAsia="Times New Roman" w:hAnsi="Times New Roman" w:cs="Times New Roman"/>
-          <w:color w:val="000000"/>
-          <w:sz w:val="32"/>
-          <w:szCs w:val="32"/>
-          <w:lang w:eastAsia="ru-RU"/>
-        </w:rPr>
-      </w:pPr>
-      <w:r>
-        <w:rPr>
-          <w:rFonts w:ascii="Times New Roman" w:eastAsia="Times New Roman" w:hAnsi="Times New Roman" w:cs="Times New Roman"/>
-          <w:color w:val="000000"/>
-          <w:sz w:val="32"/>
-          <w:szCs w:val="32"/>
-          <w:lang w:eastAsia="ru-RU"/>
-        </w:rPr>
-        <w:t xml:space="preserve">1.1 Изучить процесс изменения элементов дизайна приложения в </w:t>
-      </w:r>
-      <w:proofErr w:type="spellStart"/>
-      <w:r>
-        <w:rPr>
-          <w:rFonts w:ascii="Times New Roman" w:eastAsia="Times New Roman" w:hAnsi="Times New Roman" w:cs="Times New Roman"/>
-          <w:color w:val="000000"/>
-          <w:sz w:val="32"/>
-          <w:szCs w:val="32"/>
-          <w:lang w:eastAsia="ru-RU"/>
-        </w:rPr>
-        <w:t>Android</w:t>
-      </w:r>
-      <w:proofErr w:type="spellEnd"/>
-      <w:r>
-        <w:rPr>
-          <w:rFonts w:ascii="Times New Roman" w:eastAsia="Times New Roman" w:hAnsi="Times New Roman" w:cs="Times New Roman"/>
-          <w:color w:val="000000"/>
-          <w:sz w:val="32"/>
-          <w:szCs w:val="32"/>
-          <w:lang w:eastAsia="ru-RU"/>
-        </w:rPr>
-        <w:t xml:space="preserve"> </w:t>
-      </w:r>
-      <w:proofErr w:type="spellStart"/>
-      <w:r>
-        <w:rPr>
-          <w:rFonts w:ascii="Times New Roman" w:eastAsia="Times New Roman" w:hAnsi="Times New Roman" w:cs="Times New Roman"/>
-          <w:color w:val="000000"/>
-          <w:sz w:val="32"/>
-          <w:szCs w:val="32"/>
-          <w:lang w:eastAsia="ru-RU"/>
-        </w:rPr>
-        <w:t>Studio</w:t>
-      </w:r>
-      <w:proofErr w:type="spellEnd"/>
-      <w:r>
-        <w:rPr>
-          <w:rFonts w:ascii="Times New Roman" w:eastAsia="Times New Roman" w:hAnsi="Times New Roman" w:cs="Times New Roman"/>
-          <w:color w:val="000000"/>
-          <w:sz w:val="32"/>
-          <w:szCs w:val="32"/>
-          <w:lang w:eastAsia="ru-RU"/>
-        </w:rPr>
-        <w:t>.</w:t>
-      </w:r>
-    </w:p>
-    <w:p>
-      <w:pPr>
-        <w:spacing w:after="0" w:line="240" w:lineRule="auto"/>
-        <w:jc w:val="both"/>
-        <w:rPr>
-          <w:rFonts w:ascii="Times New Roman" w:eastAsia="Times New Roman" w:hAnsi="Times New Roman" w:cs="Times New Roman"/>
-          <w:color w:val="000000"/>
-          <w:sz w:val="32"/>
-          <w:szCs w:val="32"/>
-          <w:lang w:eastAsia="ru-RU"/>
-        </w:rPr>
-      </w:pPr>
-    </w:p>
-    <w:p>
-      <w:pPr>
-        <w:spacing w:before="100" w:after="100" w:line="240" w:lineRule="auto"/>
-        <w:ind w:right="-60"/>
-        <w:jc w:val="both"/>
-        <w:rPr>
-          <w:rFonts w:ascii="Times New Roman" w:eastAsia="Times New Roman" w:hAnsi="Times New Roman" w:cs="Times New Roman"/>
-          <w:color w:val="000000"/>
-          <w:sz w:val="32"/>
-          <w:szCs w:val="32"/>
-          <w:lang w:eastAsia="ru-RU"/>
-        </w:rPr>
-      </w:pPr>
-      <w:r>
-        <w:rPr>
-          <w:rFonts w:ascii="Times New Roman" w:eastAsia="Times New Roman" w:hAnsi="Times New Roman" w:cs="Times New Roman"/>
-          <w:b/>
-          <w:bCs/>
-          <w:color w:val="000000"/>
-          <w:sz w:val="32"/>
-          <w:szCs w:val="32"/>
-          <w:lang w:eastAsia="ru-RU"/>
-        </w:rPr>
-        <w:t>2</w:t>
-      </w:r>
-      <w:r>
-        <w:rPr>
-          <w:rFonts w:ascii="Times New Roman" w:eastAsia="Times New Roman" w:hAnsi="Times New Roman" w:cs="Times New Roman"/>
-          <w:b/>
-          <w:bCs/>
-          <w:color w:val="000000"/>
-          <w:sz w:val="32"/>
-          <w:szCs w:val="32"/>
-          <w:lang w:eastAsia="ru-RU"/>
-        </w:rPr>
-        <w:t xml:space="preserve"> Контрольные вопросы</w:t>
-      </w:r>
-    </w:p>
-    <w:p>
-      <w:pPr>
-        <w:spacing w:after="0" w:line="240" w:lineRule="auto"/>
-        <w:jc w:val="both"/>
-        <w:rPr>
-          <w:rFonts w:ascii="Times New Roman" w:eastAsia="Times New Roman" w:hAnsi="Times New Roman" w:cs="Times New Roman"/>
-          <w:color w:val="000000"/>
-          <w:sz w:val="32"/>
-          <w:szCs w:val="32"/>
-          <w:lang w:eastAsia="ru-RU"/>
-        </w:rPr>
-      </w:pPr>
-      <w:r>
-        <w:rPr>
-          <w:rFonts w:ascii="Times New Roman" w:eastAsia="Times New Roman" w:hAnsi="Times New Roman" w:cs="Times New Roman"/>
-          <w:color w:val="000000"/>
-          <w:sz w:val="32"/>
-          <w:szCs w:val="32"/>
-          <w:lang w:eastAsia="ru-RU"/>
-        </w:rPr>
-        <w:t>2</w:t>
-      </w:r>
-      <w:r>
-        <w:rPr>
-          <w:rFonts w:ascii="Times New Roman" w:eastAsia="Times New Roman" w:hAnsi="Times New Roman" w:cs="Times New Roman"/>
-          <w:color w:val="000000"/>
-          <w:sz w:val="32"/>
-          <w:szCs w:val="32"/>
-          <w:lang w:eastAsia="ru-RU"/>
-        </w:rPr>
-        <w:t xml:space="preserve">.1 Какой синтаксис у применения модификаторов? </w:t>
-      </w:r>
-    </w:p>
-    <w:p>
-      <w:pPr>
-        <w:spacing w:after="0" w:line="240" w:lineRule="auto"/>
-        <w:jc w:val="both"/>
-        <w:rPr>
-          <w:rFonts w:ascii="Times New Roman" w:eastAsia="Times New Roman" w:hAnsi="Times New Roman" w:cs="Times New Roman"/>
-          <w:color w:val="000000"/>
-          <w:sz w:val="32"/>
-          <w:szCs w:val="32"/>
-          <w:lang w:eastAsia="ru-RU"/>
-        </w:rPr>
-      </w:pPr>
-    </w:p>
-    <w:p>
-      <w:pPr>
-        <w:spacing w:after="0" w:line="240" w:lineRule="auto"/>
-        <w:jc w:val="both"/>
-        <w:rPr>
-          <w:rFonts w:ascii="Times New Roman" w:eastAsia="Times New Roman" w:hAnsi="Times New Roman" w:cs="Times New Roman"/>
-          <w:color w:val="000000"/>
-          <w:sz w:val="32"/>
-          <w:szCs w:val="32"/>
-          <w:lang w:eastAsia="ru-RU"/>
-        </w:rPr>
-      </w:pPr>
-    </w:p>
-    <w:p>
-      <w:pPr>
-        <w:spacing w:after="0" w:line="240" w:lineRule="auto"/>
-        <w:jc w:val="both"/>
-        <w:rPr>
-          <w:rFonts w:ascii="Times New Roman" w:eastAsia="Times New Roman" w:hAnsi="Times New Roman" w:cs="Times New Roman"/>
-          <w:color w:val="000000"/>
-          <w:sz w:val="32"/>
-          <w:szCs w:val="32"/>
-          <w:lang w:eastAsia="ru-RU"/>
-        </w:rPr>
-      </w:pPr>
-      <w:r>
-        <w:rPr>
-          <w:rFonts w:ascii="Times New Roman" w:eastAsia="Times New Roman" w:hAnsi="Times New Roman" w:cs="Times New Roman"/>
-          <w:color w:val="000000"/>
-          <w:sz w:val="32"/>
-          <w:szCs w:val="32"/>
-          <w:lang w:eastAsia="ru-RU"/>
-        </w:rPr>
-        <w:t>2</w:t>
-      </w:r>
-      <w:r>
-        <w:rPr>
-          <w:rFonts w:ascii="Times New Roman" w:eastAsia="Times New Roman" w:hAnsi="Times New Roman" w:cs="Times New Roman"/>
-          <w:color w:val="000000"/>
-          <w:sz w:val="32"/>
-          <w:szCs w:val="32"/>
-          <w:lang w:eastAsia="ru-RU"/>
-        </w:rPr>
-        <w:t xml:space="preserve">.2 Как указать фон элемента? </w:t>
-      </w:r>
-    </w:p>
-    <w:p>
-      <w:pPr>
-        <w:spacing w:after="0" w:line="240" w:lineRule="auto"/>
-        <w:jc w:val="both"/>
-        <w:rPr>
-          <w:rFonts w:ascii="Times New Roman" w:eastAsia="Times New Roman" w:hAnsi="Times New Roman" w:cs="Times New Roman"/>
-          <w:color w:val="000000"/>
-          <w:sz w:val="32"/>
-          <w:szCs w:val="32"/>
-          <w:lang w:eastAsia="ru-RU"/>
-        </w:rPr>
-      </w:pPr>
-    </w:p>
-    <w:p>
-      <w:pPr>
-        <w:spacing w:after="0" w:line="240" w:lineRule="auto"/>
-        <w:jc w:val="both"/>
-        <w:rPr>
-          <w:rFonts w:ascii="Times New Roman" w:eastAsia="Times New Roman" w:hAnsi="Times New Roman" w:cs="Times New Roman"/>
-          <w:color w:val="000000"/>
-          <w:sz w:val="32"/>
-          <w:szCs w:val="32"/>
-          <w:lang w:eastAsia="ru-RU"/>
-        </w:rPr>
-      </w:pPr>
-    </w:p>
-    <w:p>
-      <w:pPr>
-        <w:spacing w:after="0" w:line="240" w:lineRule="auto"/>
-        <w:jc w:val="both"/>
-        <w:rPr>
-          <w:rFonts w:ascii="Times New Roman" w:eastAsia="Times New Roman" w:hAnsi="Times New Roman" w:cs="Times New Roman"/>
-          <w:color w:val="000000"/>
-          <w:sz w:val="32"/>
-          <w:szCs w:val="32"/>
-          <w:lang w:eastAsia="ru-RU"/>
-        </w:rPr>
-      </w:pPr>
-      <w:r>
-        <w:rPr>
-          <w:rFonts w:ascii="Times New Roman" w:eastAsia="Times New Roman" w:hAnsi="Times New Roman" w:cs="Times New Roman"/>
-          <w:color w:val="000000"/>
-          <w:sz w:val="32"/>
-          <w:szCs w:val="32"/>
-          <w:lang w:eastAsia="ru-RU"/>
-        </w:rPr>
-        <w:t>2</w:t>
-      </w:r>
-      <w:r>
-        <w:rPr>
-          <w:rFonts w:ascii="Times New Roman" w:eastAsia="Times New Roman" w:hAnsi="Times New Roman" w:cs="Times New Roman"/>
-          <w:color w:val="000000"/>
-          <w:sz w:val="32"/>
-          <w:szCs w:val="32"/>
-          <w:lang w:eastAsia="ru-RU"/>
-        </w:rPr>
-        <w:t xml:space="preserve">.3 Как указать размер элемента? </w:t>
-      </w:r>
-    </w:p>
-    <w:p>
-      <w:pPr>
-        <w:spacing w:after="0" w:line="240" w:lineRule="auto"/>
-        <w:jc w:val="both"/>
-        <w:rPr>
-          <w:rFonts w:ascii="Times New Roman" w:eastAsia="Times New Roman" w:hAnsi="Times New Roman" w:cs="Times New Roman"/>
-          <w:color w:val="000000"/>
-          <w:sz w:val="32"/>
-          <w:szCs w:val="32"/>
-          <w:lang w:eastAsia="ru-RU"/>
-        </w:rPr>
-      </w:pPr>
-    </w:p>
-    <w:p>
-      <w:pPr>
-        <w:spacing w:after="0" w:line="240" w:lineRule="auto"/>
-        <w:jc w:val="both"/>
-        <w:rPr>
-          <w:rFonts w:ascii="Times New Roman" w:eastAsia="Times New Roman" w:hAnsi="Times New Roman" w:cs="Times New Roman"/>
-          <w:color w:val="000000"/>
-          <w:sz w:val="32"/>
-          <w:szCs w:val="32"/>
-          <w:lang w:eastAsia="ru-RU"/>
-        </w:rPr>
-      </w:pPr>
-    </w:p>
-    <w:p>
-      <w:pPr>
-        <w:spacing w:after="0" w:line="240" w:lineRule="auto"/>
-        <w:jc w:val="both"/>
-        <w:rPr>
-          <w:rFonts w:ascii="Times New Roman" w:eastAsia="Times New Roman" w:hAnsi="Times New Roman" w:cs="Times New Roman"/>
-          <w:color w:val="000000"/>
-          <w:sz w:val="32"/>
-          <w:szCs w:val="32"/>
-          <w:lang w:eastAsia="ru-RU"/>
-        </w:rPr>
-      </w:pPr>
-      <w:r>
-        <w:rPr>
-          <w:rFonts w:ascii="Times New Roman" w:eastAsia="Times New Roman" w:hAnsi="Times New Roman" w:cs="Times New Roman"/>
-          <w:color w:val="000000"/>
-          <w:sz w:val="32"/>
-          <w:szCs w:val="32"/>
-          <w:lang w:eastAsia="ru-RU"/>
-        </w:rPr>
-        <w:t>2</w:t>
-      </w:r>
-      <w:r>
-        <w:rPr>
-          <w:rFonts w:ascii="Times New Roman" w:eastAsia="Times New Roman" w:hAnsi="Times New Roman" w:cs="Times New Roman"/>
-          <w:color w:val="000000"/>
-          <w:sz w:val="32"/>
-          <w:szCs w:val="32"/>
-          <w:lang w:eastAsia="ru-RU"/>
-        </w:rPr>
-        <w:t xml:space="preserve">.4 Как указать отступы элемента? </w:t>
-      </w:r>
-    </w:p>
-    <w:p>
-      <w:pPr>
-        <w:spacing w:after="0" w:line="240" w:lineRule="auto"/>
-        <w:jc w:val="both"/>
-        <w:rPr>
-          <w:rFonts w:ascii="Times New Roman" w:eastAsia="Times New Roman" w:hAnsi="Times New Roman" w:cs="Times New Roman"/>
-          <w:color w:val="000000"/>
-          <w:sz w:val="32"/>
-          <w:szCs w:val="32"/>
-          <w:lang w:eastAsia="ru-RU"/>
-        </w:rPr>
-      </w:pPr>
-    </w:p>
-    <w:p>
-      <w:pPr>
-        <w:spacing w:after="0" w:line="240" w:lineRule="auto"/>
-        <w:jc w:val="both"/>
-        <w:rPr>
-          <w:rFonts w:ascii="Times New Roman" w:eastAsia="Times New Roman" w:hAnsi="Times New Roman" w:cs="Times New Roman"/>
-          <w:color w:val="000000"/>
-          <w:sz w:val="32"/>
-          <w:szCs w:val="32"/>
-          <w:lang w:eastAsia="ru-RU"/>
-        </w:rPr>
-      </w:pPr>
-    </w:p>
-    <w:p>
-      <w:pPr>
-        <w:spacing w:after="0" w:line="240" w:lineRule="auto"/>
-        <w:jc w:val="both"/>
-        <w:rPr>
-          <w:rFonts w:ascii="Times New Roman" w:eastAsia="Times New Roman" w:hAnsi="Times New Roman" w:cs="Times New Roman"/>
-          <w:color w:val="000000"/>
-          <w:sz w:val="32"/>
-          <w:szCs w:val="32"/>
-          <w:lang w:eastAsia="ru-RU"/>
-        </w:rPr>
-      </w:pPr>
-      <w:r>
-        <w:rPr>
-          <w:rFonts w:ascii="Times New Roman" w:eastAsia="Times New Roman" w:hAnsi="Times New Roman" w:cs="Times New Roman"/>
-          <w:color w:val="000000"/>
-          <w:sz w:val="32"/>
-          <w:szCs w:val="32"/>
-          <w:lang w:eastAsia="ru-RU"/>
-        </w:rPr>
-        <w:t>2</w:t>
-      </w:r>
-      <w:r>
-        <w:rPr>
-          <w:rFonts w:ascii="Times New Roman" w:eastAsia="Times New Roman" w:hAnsi="Times New Roman" w:cs="Times New Roman"/>
-          <w:color w:val="000000"/>
-          <w:sz w:val="32"/>
-          <w:szCs w:val="32"/>
-          <w:lang w:eastAsia="ru-RU"/>
-        </w:rPr>
-        <w:t xml:space="preserve">.5 Как указать настройки текста элемента? </w:t>
-      </w:r>
-    </w:p>
-    <w:p>
-      <w:pPr>
-        <w:spacing w:after="0" w:line="240" w:lineRule="auto"/>
-        <w:jc w:val="both"/>
-        <w:rPr>
-          <w:rFonts w:ascii="Times New Roman" w:eastAsia="Times New Roman" w:hAnsi="Times New Roman" w:cs="Times New Roman"/>
-          <w:color w:val="000000"/>
-          <w:sz w:val="32"/>
-          <w:szCs w:val="32"/>
-          <w:lang w:eastAsia="ru-RU"/>
-        </w:rPr>
-      </w:pPr>
-    </w:p>
-    <w:p>
-      <w:pPr>
-        <w:spacing w:after="0" w:line="240" w:lineRule="auto"/>
-        <w:jc w:val="both"/>
-        <w:rPr>
-          <w:rFonts w:ascii="Times New Roman" w:eastAsia="Times New Roman" w:hAnsi="Times New Roman" w:cs="Times New Roman"/>
-          <w:color w:val="000000"/>
-          <w:sz w:val="32"/>
-          <w:szCs w:val="32"/>
-          <w:lang w:eastAsia="ru-RU"/>
-        </w:rPr>
-      </w:pPr>
-    </w:p>
-    <w:p>
-      <w:pPr>
-        <w:spacing w:after="0" w:line="240" w:lineRule="auto"/>
-        <w:jc w:val="both"/>
-        <w:rPr>
-          <w:rFonts w:ascii="Times New Roman" w:eastAsia="Times New Roman" w:hAnsi="Times New Roman" w:cs="Times New Roman"/>
-          <w:color w:val="000000"/>
-          <w:sz w:val="32"/>
-          <w:szCs w:val="32"/>
-          <w:lang w:eastAsia="ru-RU"/>
-        </w:rPr>
-      </w:pPr>
-      <w:r>
-        <w:rPr>
-          <w:rFonts w:ascii="Times New Roman" w:eastAsia="Times New Roman" w:hAnsi="Times New Roman" w:cs="Times New Roman"/>
-          <w:color w:val="000000"/>
-          <w:sz w:val="32"/>
-          <w:szCs w:val="32"/>
-          <w:lang w:eastAsia="ru-RU"/>
-        </w:rPr>
-        <w:t>2</w:t>
-      </w:r>
-      <w:r>
-        <w:rPr>
-          <w:rFonts w:ascii="Times New Roman" w:eastAsia="Times New Roman" w:hAnsi="Times New Roman" w:cs="Times New Roman"/>
-          <w:color w:val="000000"/>
-          <w:sz w:val="32"/>
-          <w:szCs w:val="32"/>
-          <w:lang w:eastAsia="ru-RU"/>
-        </w:rPr>
-        <w:t>.6 Как отображать изображения?</w:t>
-      </w:r>
-    </w:p>
-    <w:p>
-      <w:pPr>
-        <w:spacing w:after="0" w:line="240" w:lineRule="auto"/>
-        <w:jc w:val="both"/>
-        <w:rPr>
-          <w:rFonts w:ascii="Times New Roman" w:eastAsia="Times New Roman" w:hAnsi="Times New Roman" w:cs="Times New Roman"/>
-          <w:color w:val="000000"/>
-          <w:sz w:val="32"/>
-          <w:szCs w:val="32"/>
-          <w:lang w:eastAsia="ru-RU"/>
-        </w:rPr>
-      </w:pPr>
-    </w:p>
-    <w:p>
-      <w:pPr>
-        <w:spacing w:before="100" w:after="100" w:line="240" w:lineRule="auto"/>
-        <w:ind w:right="-60"/>
-        <w:jc w:val="both"/>
-        <w:rPr>
-          <w:rFonts w:ascii="Times New Roman" w:eastAsia="Times New Roman" w:hAnsi="Times New Roman" w:cs="Times New Roman"/>
-          <w:b/>
-          <w:bCs/>
-          <w:color w:val="000000"/>
-          <w:sz w:val="32"/>
-          <w:szCs w:val="32"/>
-          <w:lang w:eastAsia="ru-RU"/>
-        </w:rPr>
-      </w:pPr>
-      <w:r>
-        <w:rPr>
-          <w:rFonts w:ascii="Times New Roman" w:eastAsia="Times New Roman" w:hAnsi="Times New Roman" w:cs="Times New Roman"/>
-          <w:b/>
-          <w:bCs/>
-          <w:color w:val="000000"/>
-          <w:sz w:val="32"/>
-          <w:szCs w:val="32"/>
-          <w:lang w:eastAsia="ru-RU"/>
-        </w:rPr>
-        <w:t>3</w:t>
-      </w:r>
-      <w:r>
-        <w:rPr>
-          <w:rFonts w:ascii="Times New Roman" w:eastAsia="Times New Roman" w:hAnsi="Times New Roman" w:cs="Times New Roman"/>
-          <w:b/>
-          <w:bCs/>
-          <w:color w:val="000000"/>
-          <w:sz w:val="32"/>
-          <w:szCs w:val="32"/>
-          <w:lang w:eastAsia="ru-RU"/>
-        </w:rPr>
-        <w:t xml:space="preserve"> Вывод</w:t>
-      </w:r>
-    </w:p>
-    <w:p>
-      <w:pPr>
-        <w:spacing w:after="0" w:line="240" w:lineRule="auto"/>
-        <w:jc w:val="both"/>
-        <w:rPr>
-          <w:rFonts w:ascii="Times New Roman" w:eastAsia="Times New Roman" w:hAnsi="Times New Roman" w:cs="Times New Roman"/>
-          <w:color w:val="000000"/>
-          <w:sz w:val="32"/>
-          <w:szCs w:val="32"/>
-          <w:lang w:eastAsia="ru-RU"/>
-        </w:rPr>
-      </w:pPr>
-      <w:r>
-        <w:rPr>
-          <w:rFonts w:ascii="Times New Roman" w:eastAsia="Times New Roman" w:hAnsi="Times New Roman" w:cs="Times New Roman"/>
-          <w:bCs/>
-          <w:color w:val="000000"/>
-          <w:sz w:val="32"/>
-          <w:szCs w:val="32"/>
-          <w:lang w:eastAsia="ru-RU"/>
-        </w:rPr>
-        <w:t xml:space="preserve">Изучили </w:t>
-      </w:r>
-      <w:r>
-        <w:rPr>
-          <w:rFonts w:ascii="Times New Roman" w:eastAsia="Times New Roman" w:hAnsi="Times New Roman" w:cs="Times New Roman"/>
-          <w:color w:val="000000"/>
-          <w:sz w:val="32"/>
-          <w:szCs w:val="32"/>
-          <w:lang w:eastAsia="ru-RU"/>
-        </w:rPr>
-        <w:t xml:space="preserve">процесс изменения элементов дизайна приложения в </w:t>
-      </w:r>
-      <w:proofErr w:type="spellStart"/>
-      <w:r>
-        <w:rPr>
-          <w:rFonts w:ascii="Times New Roman" w:eastAsia="Times New Roman" w:hAnsi="Times New Roman" w:cs="Times New Roman"/>
-          <w:color w:val="000000"/>
-          <w:sz w:val="32"/>
-          <w:szCs w:val="32"/>
-          <w:lang w:eastAsia="ru-RU"/>
-        </w:rPr>
-        <w:t>Android</w:t>
-      </w:r>
-      <w:proofErr w:type="spellEnd"/>
-      <w:r>
-        <w:rPr>
-          <w:rFonts w:ascii="Times New Roman" w:eastAsia="Times New Roman" w:hAnsi="Times New Roman" w:cs="Times New Roman"/>
-          <w:color w:val="000000"/>
-          <w:sz w:val="32"/>
-          <w:szCs w:val="32"/>
-          <w:lang w:eastAsia="ru-RU"/>
-        </w:rPr>
-        <w:t xml:space="preserve"> </w:t>
-      </w:r>
-      <w:proofErr w:type="spellStart"/>
-      <w:r>
-        <w:rPr>
-          <w:rFonts w:ascii="Times New Roman" w:eastAsia="Times New Roman" w:hAnsi="Times New Roman" w:cs="Times New Roman"/>
-          <w:color w:val="000000"/>
-          <w:sz w:val="32"/>
-          <w:szCs w:val="32"/>
-          <w:lang w:eastAsia="ru-RU"/>
-        </w:rPr>
-        <w:t>Studio</w:t>
-      </w:r>
-      <w:proofErr w:type="spellEnd"/>
-      <w:r>
-        <w:rPr>
-          <w:rFonts w:ascii="Times New Roman" w:eastAsia="Times New Roman" w:hAnsi="Times New Roman" w:cs="Times New Roman"/>
-          <w:color w:val="000000"/>
-          <w:sz w:val="32"/>
-          <w:szCs w:val="32"/>
-          <w:lang w:eastAsia="ru-RU"/>
-        </w:rPr>
-        <w:t>.</w:t>
-      </w:r>
-    </w:p>
-    <w:p>
-      <w:pPr>
-        <w:rPr>
-          <w:rFonts w:ascii="Times New Roman" w:eastAsia="Times New Roman" w:hAnsi="Times New Roman" w:cs="Times New Roman"/>
-          <w:b/>
-          <w:bCs/>
-          <w:color w:val="000000"/>
-          <w:sz w:val="32"/>
-          <w:szCs w:val="32"/>
-          <w:lang w:eastAsia="ru-RU"/>
-        </w:rPr>
-      </w:pPr>
-      <w:r>
-        <w:rPr>
-          <w:rFonts w:ascii="Times New Roman" w:eastAsia="Times New Roman" w:hAnsi="Times New Roman" w:cs="Times New Roman"/>
-          <w:b/>
-          <w:bCs/>
-          <w:color w:val="000000"/>
-          <w:sz w:val="32"/>
-          <w:szCs w:val="32"/>
-          <w:lang w:eastAsia="ru-RU"/>
-        </w:rPr>
-        <w:br w:type="page"/>
-      </w:r>
-    </w:p>
-    <w:p>
-      <w:pPr>
-        <w:jc w:val="both"/>
+          <w:sz w:val="30"/>
+          <w:szCs w:val="30"/>
+        </w:rPr>
+        <w:t>Изменение элементов дизайна</w:t>
+      </w:r>
+      <w:r>
         <w:rPr>
           <w:rFonts w:ascii="Times New Roman" w:hAnsi="Times New Roman" w:cs="Times New Roman"/>
           <w:b/>
@@ -24627,8 +24051,640 @@
           <w:sz w:val="32"/>
           <w:szCs w:val="32"/>
         </w:rPr>
-      </w:pPr>
-      <w:r>
+        <w:t>»</w:t>
+      </w:r>
+    </w:p>
+    <w:p>
+      <w:pPr>
+        <w:spacing w:before="100" w:after="100" w:line="240" w:lineRule="auto"/>
+        <w:ind w:right="-60"/>
+        <w:jc w:val="both"/>
+        <w:rPr>
+          <w:rFonts w:ascii="Times New Roman" w:eastAsia="Times New Roman" w:hAnsi="Times New Roman" w:cs="Times New Roman"/>
+          <w:color w:val="000000"/>
+          <w:sz w:val="32"/>
+          <w:szCs w:val="32"/>
+          <w:lang w:eastAsia="ru-RU"/>
+        </w:rPr>
+      </w:pPr>
+      <w:r>
+        <w:rPr>
+          <w:rFonts w:ascii="Times New Roman" w:eastAsia="Times New Roman" w:hAnsi="Times New Roman" w:cs="Times New Roman"/>
+          <w:b/>
+          <w:bCs/>
+          <w:color w:val="000000"/>
+          <w:sz w:val="32"/>
+          <w:szCs w:val="32"/>
+          <w:lang w:eastAsia="ru-RU"/>
+        </w:rPr>
+        <w:t>1 Цель работы</w:t>
+      </w:r>
+    </w:p>
+    <w:p>
+      <w:pPr>
+        <w:spacing w:after="0" w:line="240" w:lineRule="auto"/>
+        <w:jc w:val="both"/>
+        <w:rPr>
+          <w:rFonts w:ascii="Times New Roman" w:eastAsia="Times New Roman" w:hAnsi="Times New Roman" w:cs="Times New Roman"/>
+          <w:color w:val="000000"/>
+          <w:sz w:val="32"/>
+          <w:szCs w:val="32"/>
+          <w:lang w:eastAsia="ru-RU"/>
+        </w:rPr>
+      </w:pPr>
+      <w:r>
+        <w:rPr>
+          <w:rFonts w:ascii="Times New Roman" w:eastAsia="Times New Roman" w:hAnsi="Times New Roman" w:cs="Times New Roman"/>
+          <w:color w:val="000000"/>
+          <w:sz w:val="32"/>
+          <w:szCs w:val="32"/>
+          <w:lang w:eastAsia="ru-RU"/>
+        </w:rPr>
+        <w:t xml:space="preserve">1.1 Изучить процесс изменения элементов дизайна приложения в </w:t>
+      </w:r>
+      <w:proofErr w:type="spellStart"/>
+      <w:r>
+        <w:rPr>
+          <w:rFonts w:ascii="Times New Roman" w:eastAsia="Times New Roman" w:hAnsi="Times New Roman" w:cs="Times New Roman"/>
+          <w:color w:val="000000"/>
+          <w:sz w:val="32"/>
+          <w:szCs w:val="32"/>
+          <w:lang w:eastAsia="ru-RU"/>
+        </w:rPr>
+        <w:t>Android</w:t>
+      </w:r>
+      <w:proofErr w:type="spellEnd"/>
+      <w:r>
+        <w:rPr>
+          <w:rFonts w:ascii="Times New Roman" w:eastAsia="Times New Roman" w:hAnsi="Times New Roman" w:cs="Times New Roman"/>
+          <w:color w:val="000000"/>
+          <w:sz w:val="32"/>
+          <w:szCs w:val="32"/>
+          <w:lang w:eastAsia="ru-RU"/>
+        </w:rPr>
+        <w:t xml:space="preserve"> </w:t>
+      </w:r>
+      <w:proofErr w:type="spellStart"/>
+      <w:r>
+        <w:rPr>
+          <w:rFonts w:ascii="Times New Roman" w:eastAsia="Times New Roman" w:hAnsi="Times New Roman" w:cs="Times New Roman"/>
+          <w:color w:val="000000"/>
+          <w:sz w:val="32"/>
+          <w:szCs w:val="32"/>
+          <w:lang w:eastAsia="ru-RU"/>
+        </w:rPr>
+        <w:t>Studio</w:t>
+      </w:r>
+      <w:proofErr w:type="spellEnd"/>
+      <w:r>
+        <w:rPr>
+          <w:rFonts w:ascii="Times New Roman" w:eastAsia="Times New Roman" w:hAnsi="Times New Roman" w:cs="Times New Roman"/>
+          <w:color w:val="000000"/>
+          <w:sz w:val="32"/>
+          <w:szCs w:val="32"/>
+          <w:lang w:eastAsia="ru-RU"/>
+        </w:rPr>
+        <w:t>.</w:t>
+      </w:r>
+    </w:p>
+    <w:p>
+      <w:pPr>
+        <w:spacing w:after="0" w:line="240" w:lineRule="auto"/>
+        <w:jc w:val="both"/>
+        <w:rPr>
+          <w:rFonts w:ascii="Times New Roman" w:eastAsia="Times New Roman" w:hAnsi="Times New Roman" w:cs="Times New Roman"/>
+          <w:color w:val="000000"/>
+          <w:sz w:val="32"/>
+          <w:szCs w:val="32"/>
+          <w:lang w:eastAsia="ru-RU"/>
+        </w:rPr>
+      </w:pPr>
+    </w:p>
+    <w:p>
+      <w:pPr>
+        <w:spacing w:before="100" w:after="100" w:line="240" w:lineRule="auto"/>
+        <w:ind w:right="-60"/>
+        <w:jc w:val="both"/>
+        <w:rPr>
+          <w:rFonts w:ascii="Times New Roman" w:eastAsia="Times New Roman" w:hAnsi="Times New Roman" w:cs="Times New Roman"/>
+          <w:color w:val="000000"/>
+          <w:sz w:val="32"/>
+          <w:szCs w:val="32"/>
+          <w:lang w:eastAsia="ru-RU"/>
+        </w:rPr>
+      </w:pPr>
+      <w:r>
+        <w:rPr>
+          <w:rFonts w:ascii="Times New Roman" w:eastAsia="Times New Roman" w:hAnsi="Times New Roman" w:cs="Times New Roman"/>
+          <w:b/>
+          <w:bCs/>
+          <w:color w:val="000000"/>
+          <w:sz w:val="32"/>
+          <w:szCs w:val="32"/>
+          <w:lang w:eastAsia="ru-RU"/>
+        </w:rPr>
+        <w:t>2</w:t>
+      </w:r>
+      <w:r>
+        <w:rPr>
+          <w:rFonts w:ascii="Times New Roman" w:eastAsia="Times New Roman" w:hAnsi="Times New Roman" w:cs="Times New Roman"/>
+          <w:b/>
+          <w:bCs/>
+          <w:color w:val="000000"/>
+          <w:sz w:val="32"/>
+          <w:szCs w:val="32"/>
+          <w:lang w:eastAsia="ru-RU"/>
+        </w:rPr>
+        <w:t xml:space="preserve"> Контрольные вопросы</w:t>
+      </w:r>
+    </w:p>
+    <w:p>
+      <w:pPr>
+        <w:spacing w:after="0" w:line="240" w:lineRule="auto"/>
+        <w:jc w:val="both"/>
+        <w:rPr>
+          <w:rFonts w:ascii="Times New Roman" w:eastAsia="Times New Roman" w:hAnsi="Times New Roman" w:cs="Times New Roman"/>
+          <w:color w:val="000000"/>
+          <w:sz w:val="32"/>
+          <w:szCs w:val="32"/>
+          <w:lang w:eastAsia="ru-RU"/>
+        </w:rPr>
+      </w:pPr>
+      <w:r>
+        <w:rPr>
+          <w:rFonts w:ascii="Times New Roman" w:eastAsia="Times New Roman" w:hAnsi="Times New Roman" w:cs="Times New Roman"/>
+          <w:color w:val="000000"/>
+          <w:sz w:val="32"/>
+          <w:szCs w:val="32"/>
+          <w:lang w:eastAsia="ru-RU"/>
+        </w:rPr>
+        <w:t>2</w:t>
+      </w:r>
+      <w:r>
+        <w:rPr>
+          <w:rFonts w:ascii="Times New Roman" w:eastAsia="Times New Roman" w:hAnsi="Times New Roman" w:cs="Times New Roman"/>
+          <w:color w:val="000000"/>
+          <w:sz w:val="32"/>
+          <w:szCs w:val="32"/>
+          <w:lang w:eastAsia="ru-RU"/>
+        </w:rPr>
+        <w:t xml:space="preserve">.1 Какой синтаксис у применения модификаторов? </w:t>
+      </w:r>
+    </w:p>
+    <w:p>
+      <w:pPr>
+        <w:spacing w:after="0" w:line="240" w:lineRule="auto"/>
+        <w:jc w:val="both"/>
+        <w:rPr>
+          <w:rFonts w:ascii="Times New Roman" w:eastAsia="Times New Roman" w:hAnsi="Times New Roman" w:cs="Times New Roman"/>
+          <w:color w:val="000000"/>
+          <w:sz w:val="32"/>
+          <w:szCs w:val="32"/>
+          <w:lang w:eastAsia="ru-RU"/>
+        </w:rPr>
+      </w:pPr>
+    </w:p>
+    <w:p>
+      <w:pPr>
+        <w:spacing w:after="0" w:line="240" w:lineRule="auto"/>
+        <w:jc w:val="both"/>
+        <w:rPr>
+          <w:rFonts w:ascii="Times New Roman" w:eastAsia="Times New Roman" w:hAnsi="Times New Roman" w:cs="Times New Roman"/>
+          <w:color w:val="000000"/>
+          <w:sz w:val="32"/>
+          <w:szCs w:val="32"/>
+          <w:lang w:eastAsia="ru-RU"/>
+        </w:rPr>
+      </w:pPr>
+    </w:p>
+    <w:p>
+      <w:pPr>
+        <w:spacing w:after="0" w:line="240" w:lineRule="auto"/>
+        <w:jc w:val="both"/>
+        <w:rPr>
+          <w:rFonts w:ascii="Times New Roman" w:eastAsia="Times New Roman" w:hAnsi="Times New Roman" w:cs="Times New Roman"/>
+          <w:color w:val="000000"/>
+          <w:sz w:val="32"/>
+          <w:szCs w:val="32"/>
+          <w:lang w:eastAsia="ru-RU"/>
+        </w:rPr>
+      </w:pPr>
+      <w:r>
+        <w:rPr>
+          <w:rFonts w:ascii="Times New Roman" w:eastAsia="Times New Roman" w:hAnsi="Times New Roman" w:cs="Times New Roman"/>
+          <w:color w:val="000000"/>
+          <w:sz w:val="32"/>
+          <w:szCs w:val="32"/>
+          <w:lang w:eastAsia="ru-RU"/>
+        </w:rPr>
+        <w:t>2</w:t>
+      </w:r>
+      <w:r>
+        <w:rPr>
+          <w:rFonts w:ascii="Times New Roman" w:eastAsia="Times New Roman" w:hAnsi="Times New Roman" w:cs="Times New Roman"/>
+          <w:color w:val="000000"/>
+          <w:sz w:val="32"/>
+          <w:szCs w:val="32"/>
+          <w:lang w:eastAsia="ru-RU"/>
+        </w:rPr>
+        <w:t xml:space="preserve">.2 Как указать фон элемента? </w:t>
+      </w:r>
+    </w:p>
+    <w:p>
+      <w:pPr>
+        <w:spacing w:after="0" w:line="240" w:lineRule="auto"/>
+        <w:jc w:val="both"/>
+        <w:rPr>
+          <w:rFonts w:ascii="Times New Roman" w:eastAsia="Times New Roman" w:hAnsi="Times New Roman" w:cs="Times New Roman"/>
+          <w:color w:val="000000"/>
+          <w:sz w:val="32"/>
+          <w:szCs w:val="32"/>
+          <w:lang w:eastAsia="ru-RU"/>
+        </w:rPr>
+      </w:pPr>
+    </w:p>
+    <w:p>
+      <w:pPr>
+        <w:spacing w:after="0" w:line="240" w:lineRule="auto"/>
+        <w:jc w:val="both"/>
+        <w:rPr>
+          <w:rFonts w:ascii="Times New Roman" w:eastAsia="Times New Roman" w:hAnsi="Times New Roman" w:cs="Times New Roman"/>
+          <w:color w:val="000000"/>
+          <w:sz w:val="32"/>
+          <w:szCs w:val="32"/>
+          <w:lang w:eastAsia="ru-RU"/>
+        </w:rPr>
+      </w:pPr>
+    </w:p>
+    <w:p>
+      <w:pPr>
+        <w:spacing w:after="0" w:line="240" w:lineRule="auto"/>
+        <w:jc w:val="both"/>
+        <w:rPr>
+          <w:rFonts w:ascii="Times New Roman" w:eastAsia="Times New Roman" w:hAnsi="Times New Roman" w:cs="Times New Roman"/>
+          <w:color w:val="000000"/>
+          <w:sz w:val="32"/>
+          <w:szCs w:val="32"/>
+          <w:lang w:eastAsia="ru-RU"/>
+        </w:rPr>
+      </w:pPr>
+      <w:r>
+        <w:rPr>
+          <w:rFonts w:ascii="Times New Roman" w:eastAsia="Times New Roman" w:hAnsi="Times New Roman" w:cs="Times New Roman"/>
+          <w:color w:val="000000"/>
+          <w:sz w:val="32"/>
+          <w:szCs w:val="32"/>
+          <w:lang w:eastAsia="ru-RU"/>
+        </w:rPr>
+        <w:t>2</w:t>
+      </w:r>
+      <w:r>
+        <w:rPr>
+          <w:rFonts w:ascii="Times New Roman" w:eastAsia="Times New Roman" w:hAnsi="Times New Roman" w:cs="Times New Roman"/>
+          <w:color w:val="000000"/>
+          <w:sz w:val="32"/>
+          <w:szCs w:val="32"/>
+          <w:lang w:eastAsia="ru-RU"/>
+        </w:rPr>
+        <w:t xml:space="preserve">.3 Как указать размер элемента? </w:t>
+      </w:r>
+    </w:p>
+    <w:p>
+      <w:pPr>
+        <w:spacing w:after="0" w:line="240" w:lineRule="auto"/>
+        <w:jc w:val="both"/>
+        <w:rPr>
+          <w:rFonts w:ascii="Times New Roman" w:eastAsia="Times New Roman" w:hAnsi="Times New Roman" w:cs="Times New Roman"/>
+          <w:color w:val="000000"/>
+          <w:sz w:val="32"/>
+          <w:szCs w:val="32"/>
+          <w:lang w:eastAsia="ru-RU"/>
+        </w:rPr>
+      </w:pPr>
+    </w:p>
+    <w:p>
+      <w:pPr>
+        <w:spacing w:after="0" w:line="240" w:lineRule="auto"/>
+        <w:jc w:val="both"/>
+        <w:rPr>
+          <w:rFonts w:ascii="Times New Roman" w:eastAsia="Times New Roman" w:hAnsi="Times New Roman" w:cs="Times New Roman"/>
+          <w:color w:val="000000"/>
+          <w:sz w:val="32"/>
+          <w:szCs w:val="32"/>
+          <w:lang w:eastAsia="ru-RU"/>
+        </w:rPr>
+      </w:pPr>
+    </w:p>
+    <w:p>
+      <w:pPr>
+        <w:spacing w:after="0" w:line="240" w:lineRule="auto"/>
+        <w:jc w:val="both"/>
+        <w:rPr>
+          <w:rFonts w:ascii="Times New Roman" w:eastAsia="Times New Roman" w:hAnsi="Times New Roman" w:cs="Times New Roman"/>
+          <w:color w:val="000000"/>
+          <w:sz w:val="32"/>
+          <w:szCs w:val="32"/>
+          <w:lang w:eastAsia="ru-RU"/>
+        </w:rPr>
+      </w:pPr>
+      <w:r>
+        <w:rPr>
+          <w:rFonts w:ascii="Times New Roman" w:eastAsia="Times New Roman" w:hAnsi="Times New Roman" w:cs="Times New Roman"/>
+          <w:color w:val="000000"/>
+          <w:sz w:val="32"/>
+          <w:szCs w:val="32"/>
+          <w:lang w:eastAsia="ru-RU"/>
+        </w:rPr>
+        <w:t>2</w:t>
+      </w:r>
+      <w:r>
+        <w:rPr>
+          <w:rFonts w:ascii="Times New Roman" w:eastAsia="Times New Roman" w:hAnsi="Times New Roman" w:cs="Times New Roman"/>
+          <w:color w:val="000000"/>
+          <w:sz w:val="32"/>
+          <w:szCs w:val="32"/>
+          <w:lang w:eastAsia="ru-RU"/>
+        </w:rPr>
+        <w:t xml:space="preserve">.4 Как указать отступы элемента? </w:t>
+      </w:r>
+    </w:p>
+    <w:p>
+      <w:pPr>
+        <w:spacing w:after="0" w:line="240" w:lineRule="auto"/>
+        <w:jc w:val="both"/>
+        <w:rPr>
+          <w:rFonts w:ascii="Times New Roman" w:eastAsia="Times New Roman" w:hAnsi="Times New Roman" w:cs="Times New Roman"/>
+          <w:color w:val="000000"/>
+          <w:sz w:val="32"/>
+          <w:szCs w:val="32"/>
+          <w:lang w:eastAsia="ru-RU"/>
+        </w:rPr>
+      </w:pPr>
+    </w:p>
+    <w:p>
+      <w:pPr>
+        <w:spacing w:after="0" w:line="240" w:lineRule="auto"/>
+        <w:jc w:val="both"/>
+        <w:rPr>
+          <w:rFonts w:ascii="Times New Roman" w:eastAsia="Times New Roman" w:hAnsi="Times New Roman" w:cs="Times New Roman"/>
+          <w:color w:val="000000"/>
+          <w:sz w:val="32"/>
+          <w:szCs w:val="32"/>
+          <w:lang w:eastAsia="ru-RU"/>
+        </w:rPr>
+      </w:pPr>
+    </w:p>
+    <w:p>
+      <w:pPr>
+        <w:spacing w:after="0" w:line="240" w:lineRule="auto"/>
+        <w:jc w:val="both"/>
+        <w:rPr>
+          <w:rFonts w:ascii="Times New Roman" w:eastAsia="Times New Roman" w:hAnsi="Times New Roman" w:cs="Times New Roman"/>
+          <w:color w:val="000000"/>
+          <w:sz w:val="32"/>
+          <w:szCs w:val="32"/>
+          <w:lang w:eastAsia="ru-RU"/>
+        </w:rPr>
+      </w:pPr>
+      <w:r>
+        <w:rPr>
+          <w:rFonts w:ascii="Times New Roman" w:eastAsia="Times New Roman" w:hAnsi="Times New Roman" w:cs="Times New Roman"/>
+          <w:color w:val="000000"/>
+          <w:sz w:val="32"/>
+          <w:szCs w:val="32"/>
+          <w:lang w:eastAsia="ru-RU"/>
+        </w:rPr>
+        <w:t>2</w:t>
+      </w:r>
+      <w:r>
+        <w:rPr>
+          <w:rFonts w:ascii="Times New Roman" w:eastAsia="Times New Roman" w:hAnsi="Times New Roman" w:cs="Times New Roman"/>
+          <w:color w:val="000000"/>
+          <w:sz w:val="32"/>
+          <w:szCs w:val="32"/>
+          <w:lang w:eastAsia="ru-RU"/>
+        </w:rPr>
+        <w:t xml:space="preserve">.5 Как указать настройки текста элемента? </w:t>
+      </w:r>
+    </w:p>
+    <w:p>
+      <w:pPr>
+        <w:spacing w:after="0" w:line="240" w:lineRule="auto"/>
+        <w:jc w:val="both"/>
+        <w:rPr>
+          <w:rFonts w:ascii="Times New Roman" w:eastAsia="Times New Roman" w:hAnsi="Times New Roman" w:cs="Times New Roman"/>
+          <w:color w:val="000000"/>
+          <w:sz w:val="32"/>
+          <w:szCs w:val="32"/>
+          <w:lang w:eastAsia="ru-RU"/>
+        </w:rPr>
+      </w:pPr>
+    </w:p>
+    <w:p>
+      <w:pPr>
+        <w:spacing w:after="0" w:line="240" w:lineRule="auto"/>
+        <w:jc w:val="both"/>
+        <w:rPr>
+          <w:rFonts w:ascii="Times New Roman" w:eastAsia="Times New Roman" w:hAnsi="Times New Roman" w:cs="Times New Roman"/>
+          <w:color w:val="000000"/>
+          <w:sz w:val="32"/>
+          <w:szCs w:val="32"/>
+          <w:lang w:eastAsia="ru-RU"/>
+        </w:rPr>
+      </w:pPr>
+    </w:p>
+    <w:p>
+      <w:pPr>
+        <w:spacing w:after="0" w:line="240" w:lineRule="auto"/>
+        <w:jc w:val="both"/>
+        <w:rPr>
+          <w:rFonts w:ascii="Times New Roman" w:eastAsia="Times New Roman" w:hAnsi="Times New Roman" w:cs="Times New Roman"/>
+          <w:color w:val="000000"/>
+          <w:sz w:val="32"/>
+          <w:szCs w:val="32"/>
+          <w:lang w:eastAsia="ru-RU"/>
+        </w:rPr>
+      </w:pPr>
+      <w:r>
+        <w:rPr>
+          <w:rFonts w:ascii="Times New Roman" w:eastAsia="Times New Roman" w:hAnsi="Times New Roman" w:cs="Times New Roman"/>
+          <w:color w:val="000000"/>
+          <w:sz w:val="32"/>
+          <w:szCs w:val="32"/>
+          <w:lang w:eastAsia="ru-RU"/>
+        </w:rPr>
+        <w:t>2</w:t>
+      </w:r>
+      <w:r>
+        <w:rPr>
+          <w:rFonts w:ascii="Times New Roman" w:eastAsia="Times New Roman" w:hAnsi="Times New Roman" w:cs="Times New Roman"/>
+          <w:color w:val="000000"/>
+          <w:sz w:val="32"/>
+          <w:szCs w:val="32"/>
+          <w:lang w:eastAsia="ru-RU"/>
+        </w:rPr>
+        <w:t>.6 Как отображать изображения?</w:t>
+      </w:r>
+    </w:p>
+    <w:p>
+      <w:pPr>
+        <w:spacing w:after="0" w:line="240" w:lineRule="auto"/>
+        <w:jc w:val="both"/>
+        <w:rPr>
+          <w:rFonts w:ascii="Times New Roman" w:eastAsia="Times New Roman" w:hAnsi="Times New Roman" w:cs="Times New Roman"/>
+          <w:color w:val="000000"/>
+          <w:sz w:val="32"/>
+          <w:szCs w:val="32"/>
+          <w:lang w:eastAsia="ru-RU"/>
+        </w:rPr>
+      </w:pPr>
+    </w:p>
+    <w:p>
+      <w:pPr>
+        <w:spacing w:before="100" w:after="100" w:line="240" w:lineRule="auto"/>
+        <w:ind w:right="-60"/>
+        <w:jc w:val="both"/>
+        <w:rPr>
+          <w:rFonts w:ascii="Times New Roman" w:eastAsia="Times New Roman" w:hAnsi="Times New Roman" w:cs="Times New Roman"/>
+          <w:b/>
+          <w:bCs/>
+          <w:color w:val="000000"/>
+          <w:sz w:val="32"/>
+          <w:szCs w:val="32"/>
+          <w:lang w:eastAsia="ru-RU"/>
+        </w:rPr>
+      </w:pPr>
+      <w:r>
+        <w:rPr>
+          <w:rFonts w:ascii="Times New Roman" w:eastAsia="Times New Roman" w:hAnsi="Times New Roman" w:cs="Times New Roman"/>
+          <w:b/>
+          <w:bCs/>
+          <w:color w:val="000000"/>
+          <w:sz w:val="32"/>
+          <w:szCs w:val="32"/>
+          <w:lang w:eastAsia="ru-RU"/>
+        </w:rPr>
+        <w:t>3</w:t>
+      </w:r>
+      <w:r>
+        <w:rPr>
+          <w:rFonts w:ascii="Times New Roman" w:eastAsia="Times New Roman" w:hAnsi="Times New Roman" w:cs="Times New Roman"/>
+          <w:b/>
+          <w:bCs/>
+          <w:color w:val="000000"/>
+          <w:sz w:val="32"/>
+          <w:szCs w:val="32"/>
+          <w:lang w:eastAsia="ru-RU"/>
+        </w:rPr>
+        <w:t xml:space="preserve"> Вывод</w:t>
+      </w:r>
+    </w:p>
+    <w:p>
+      <w:pPr>
+        <w:spacing w:after="0" w:line="240" w:lineRule="auto"/>
+        <w:jc w:val="both"/>
+        <w:rPr>
+          <w:rFonts w:ascii="Times New Roman" w:eastAsia="Times New Roman" w:hAnsi="Times New Roman" w:cs="Times New Roman"/>
+          <w:color w:val="000000"/>
+          <w:sz w:val="32"/>
+          <w:szCs w:val="32"/>
+          <w:lang w:eastAsia="ru-RU"/>
+        </w:rPr>
+      </w:pPr>
+      <w:r>
+        <w:rPr>
+          <w:rFonts w:ascii="Times New Roman" w:eastAsia="Times New Roman" w:hAnsi="Times New Roman" w:cs="Times New Roman"/>
+          <w:bCs/>
+          <w:color w:val="000000"/>
+          <w:sz w:val="32"/>
+          <w:szCs w:val="32"/>
+          <w:lang w:eastAsia="ru-RU"/>
+        </w:rPr>
+        <w:t xml:space="preserve">Изучили </w:t>
+      </w:r>
+      <w:r>
+        <w:rPr>
+          <w:rFonts w:ascii="Times New Roman" w:eastAsia="Times New Roman" w:hAnsi="Times New Roman" w:cs="Times New Roman"/>
+          <w:color w:val="000000"/>
+          <w:sz w:val="32"/>
+          <w:szCs w:val="32"/>
+          <w:lang w:eastAsia="ru-RU"/>
+        </w:rPr>
+        <w:t xml:space="preserve">процесс изменения элементов дизайна приложения в </w:t>
+      </w:r>
+      <w:proofErr w:type="spellStart"/>
+      <w:r>
+        <w:rPr>
+          <w:rFonts w:ascii="Times New Roman" w:eastAsia="Times New Roman" w:hAnsi="Times New Roman" w:cs="Times New Roman"/>
+          <w:color w:val="000000"/>
+          <w:sz w:val="32"/>
+          <w:szCs w:val="32"/>
+          <w:lang w:eastAsia="ru-RU"/>
+        </w:rPr>
+        <w:t>Android</w:t>
+      </w:r>
+      <w:proofErr w:type="spellEnd"/>
+      <w:r>
+        <w:rPr>
+          <w:rFonts w:ascii="Times New Roman" w:eastAsia="Times New Roman" w:hAnsi="Times New Roman" w:cs="Times New Roman"/>
+          <w:color w:val="000000"/>
+          <w:sz w:val="32"/>
+          <w:szCs w:val="32"/>
+          <w:lang w:eastAsia="ru-RU"/>
+        </w:rPr>
+        <w:t xml:space="preserve"> </w:t>
+      </w:r>
+      <w:proofErr w:type="spellStart"/>
+      <w:r>
+        <w:rPr>
+          <w:rFonts w:ascii="Times New Roman" w:eastAsia="Times New Roman" w:hAnsi="Times New Roman" w:cs="Times New Roman"/>
+          <w:color w:val="000000"/>
+          <w:sz w:val="32"/>
+          <w:szCs w:val="32"/>
+          <w:lang w:eastAsia="ru-RU"/>
+        </w:rPr>
+        <w:t>Studio</w:t>
+      </w:r>
+      <w:proofErr w:type="spellEnd"/>
+      <w:r>
+        <w:rPr>
+          <w:rFonts w:ascii="Times New Roman" w:eastAsia="Times New Roman" w:hAnsi="Times New Roman" w:cs="Times New Roman"/>
+          <w:color w:val="000000"/>
+          <w:sz w:val="32"/>
+          <w:szCs w:val="32"/>
+          <w:lang w:eastAsia="ru-RU"/>
+        </w:rPr>
+        <w:t>.</w:t>
+      </w:r>
+    </w:p>
+    <w:p>
+      <w:pPr>
+        <w:rPr>
+          <w:rFonts w:ascii="Times New Roman" w:eastAsia="Times New Roman" w:hAnsi="Times New Roman" w:cs="Times New Roman"/>
+          <w:b/>
+          <w:bCs/>
+          <w:color w:val="000000"/>
+          <w:sz w:val="32"/>
+          <w:szCs w:val="32"/>
+          <w:lang w:eastAsia="ru-RU"/>
+        </w:rPr>
+      </w:pPr>
+      <w:r>
+        <w:rPr>
+          <w:rFonts w:ascii="Times New Roman" w:eastAsia="Times New Roman" w:hAnsi="Times New Roman" w:cs="Times New Roman"/>
+          <w:b/>
+          <w:bCs/>
+          <w:color w:val="000000"/>
+          <w:sz w:val="32"/>
+          <w:szCs w:val="32"/>
+          <w:lang w:eastAsia="ru-RU"/>
+        </w:rPr>
+        <w:br w:type="page"/>
+      </w:r>
+    </w:p>
+    <w:p>
+      <w:pPr>
+        <w:jc w:val="both"/>
         <w:rPr>
           <w:rFonts w:ascii="Times New Roman" w:hAnsi="Times New Roman" w:cs="Times New Roman"/>
           <w:b/>
@@ -24636,9 +24692,7 @@
           <w:sz w:val="32"/>
           <w:szCs w:val="32"/>
         </w:rPr>
-        <w:lastRenderedPageBreak/>
-        <w:t>Лабораторная работа №</w:t>
-      </w:r>
+      </w:pPr>
       <w:r>
         <w:rPr>
           <w:rFonts w:ascii="Times New Roman" w:hAnsi="Times New Roman" w:cs="Times New Roman"/>
@@ -24647,7 +24701,8 @@
           <w:sz w:val="32"/>
           <w:szCs w:val="32"/>
         </w:rPr>
-        <w:t>16</w:t>
+        <w:lastRenderedPageBreak/>
+        <w:t>Лабораторная работа №</w:t>
       </w:r>
       <w:r>
         <w:rPr>
@@ -24657,7 +24712,7 @@
           <w:sz w:val="32"/>
           <w:szCs w:val="32"/>
         </w:rPr>
-        <w:t xml:space="preserve"> «</w:t>
+        <w:t>16</w:t>
       </w:r>
       <w:r>
         <w:rPr>
@@ -24667,7 +24722,7 @@
           <w:sz w:val="32"/>
           <w:szCs w:val="32"/>
         </w:rPr>
-        <w:t>Использование ресурсов</w:t>
+        <w:t xml:space="preserve"> «</w:t>
       </w:r>
       <w:r>
         <w:rPr>
@@ -24677,773 +24732,9 @@
           <w:sz w:val="32"/>
           <w:szCs w:val="32"/>
         </w:rPr>
-        <w:t>»</w:t>
-      </w:r>
-    </w:p>
-    <w:p>
-      <w:pPr>
-        <w:spacing w:before="100" w:after="100" w:line="240" w:lineRule="auto"/>
-        <w:ind w:right="-60"/>
-        <w:jc w:val="both"/>
-        <w:rPr>
-          <w:rFonts w:ascii="Times New Roman" w:eastAsia="Times New Roman" w:hAnsi="Times New Roman" w:cs="Times New Roman"/>
-          <w:color w:val="000000"/>
-          <w:sz w:val="32"/>
-          <w:szCs w:val="32"/>
-          <w:lang w:eastAsia="ru-RU"/>
-        </w:rPr>
-      </w:pPr>
-      <w:r>
-        <w:rPr>
-          <w:rFonts w:ascii="Times New Roman" w:eastAsia="Times New Roman" w:hAnsi="Times New Roman" w:cs="Times New Roman"/>
-          <w:b/>
-          <w:bCs/>
-          <w:color w:val="000000"/>
-          <w:sz w:val="32"/>
-          <w:szCs w:val="32"/>
-          <w:lang w:eastAsia="ru-RU"/>
-        </w:rPr>
-        <w:t>1 Цель работы</w:t>
-      </w:r>
-    </w:p>
-    <w:p>
-      <w:pPr>
-        <w:spacing w:after="0" w:line="240" w:lineRule="auto"/>
-        <w:jc w:val="both"/>
-        <w:rPr>
-          <w:rFonts w:ascii="Times New Roman" w:eastAsia="Times New Roman" w:hAnsi="Times New Roman" w:cs="Times New Roman"/>
-          <w:color w:val="000000"/>
-          <w:sz w:val="32"/>
-          <w:szCs w:val="32"/>
-          <w:lang w:eastAsia="ru-RU"/>
-        </w:rPr>
-      </w:pPr>
-      <w:r>
-        <w:rPr>
-          <w:rFonts w:ascii="Times New Roman" w:eastAsia="Times New Roman" w:hAnsi="Times New Roman" w:cs="Times New Roman"/>
-          <w:color w:val="000000"/>
-          <w:sz w:val="32"/>
-          <w:szCs w:val="32"/>
-          <w:lang w:eastAsia="ru-RU"/>
-        </w:rPr>
-        <w:t xml:space="preserve">1.1 Изучить процесс добавления и применения ресурсов при разработке мобильных приложений </w:t>
-      </w:r>
-      <w:proofErr w:type="spellStart"/>
-      <w:r>
-        <w:rPr>
-          <w:rFonts w:ascii="Times New Roman" w:eastAsia="Times New Roman" w:hAnsi="Times New Roman" w:cs="Times New Roman"/>
-          <w:color w:val="000000"/>
-          <w:sz w:val="32"/>
-          <w:szCs w:val="32"/>
-          <w:lang w:eastAsia="ru-RU"/>
-        </w:rPr>
-        <w:t>Android</w:t>
-      </w:r>
-      <w:proofErr w:type="spellEnd"/>
-      <w:r>
-        <w:rPr>
-          <w:rFonts w:ascii="Times New Roman" w:eastAsia="Times New Roman" w:hAnsi="Times New Roman" w:cs="Times New Roman"/>
-          <w:color w:val="000000"/>
-          <w:sz w:val="32"/>
-          <w:szCs w:val="32"/>
-          <w:lang w:eastAsia="ru-RU"/>
-        </w:rPr>
-        <w:t>.</w:t>
-      </w:r>
-    </w:p>
-    <w:p>
-      <w:pPr>
-        <w:spacing w:after="0" w:line="240" w:lineRule="auto"/>
-        <w:jc w:val="both"/>
-        <w:rPr>
-          <w:rFonts w:ascii="Times New Roman" w:eastAsia="Times New Roman" w:hAnsi="Times New Roman" w:cs="Times New Roman"/>
-          <w:color w:val="000000"/>
-          <w:sz w:val="32"/>
-          <w:szCs w:val="32"/>
-          <w:lang w:eastAsia="ru-RU"/>
-        </w:rPr>
-      </w:pPr>
-    </w:p>
-    <w:p>
-      <w:pPr>
-        <w:spacing w:before="100" w:after="100" w:line="240" w:lineRule="auto"/>
-        <w:ind w:right="-60"/>
-        <w:jc w:val="both"/>
-        <w:rPr>
-          <w:rFonts w:ascii="Times New Roman" w:eastAsia="Times New Roman" w:hAnsi="Times New Roman" w:cs="Times New Roman"/>
-          <w:color w:val="000000"/>
-          <w:sz w:val="32"/>
-          <w:szCs w:val="32"/>
-          <w:lang w:eastAsia="ru-RU"/>
-        </w:rPr>
-      </w:pPr>
-      <w:r>
-        <w:rPr>
-          <w:rFonts w:ascii="Times New Roman" w:eastAsia="Times New Roman" w:hAnsi="Times New Roman" w:cs="Times New Roman"/>
-          <w:b/>
-          <w:bCs/>
-          <w:color w:val="000000"/>
-          <w:sz w:val="32"/>
-          <w:szCs w:val="32"/>
-          <w:lang w:eastAsia="ru-RU"/>
-        </w:rPr>
-        <w:t>2</w:t>
-      </w:r>
-      <w:r>
-        <w:rPr>
-          <w:rFonts w:ascii="Times New Roman" w:eastAsia="Times New Roman" w:hAnsi="Times New Roman" w:cs="Times New Roman"/>
-          <w:b/>
-          <w:bCs/>
-          <w:color w:val="000000"/>
-          <w:sz w:val="32"/>
-          <w:szCs w:val="32"/>
-          <w:lang w:eastAsia="ru-RU"/>
-        </w:rPr>
-        <w:t xml:space="preserve"> Контрольные вопросы</w:t>
-      </w:r>
-    </w:p>
-    <w:p>
-      <w:pPr>
-        <w:spacing w:after="0" w:line="240" w:lineRule="auto"/>
-        <w:jc w:val="both"/>
-        <w:rPr>
-          <w:rFonts w:ascii="Times New Roman" w:eastAsia="Times New Roman" w:hAnsi="Times New Roman" w:cs="Times New Roman"/>
-          <w:color w:val="000000"/>
-          <w:sz w:val="32"/>
-          <w:szCs w:val="32"/>
-          <w:lang w:eastAsia="ru-RU"/>
-        </w:rPr>
-      </w:pPr>
-      <w:r>
-        <w:rPr>
-          <w:rFonts w:ascii="Times New Roman" w:eastAsia="Times New Roman" w:hAnsi="Times New Roman" w:cs="Times New Roman"/>
-          <w:color w:val="000000"/>
-          <w:sz w:val="32"/>
-          <w:szCs w:val="32"/>
-          <w:lang w:eastAsia="ru-RU"/>
-        </w:rPr>
-        <w:t>2.</w:t>
-      </w:r>
-      <w:r>
-        <w:rPr>
-          <w:rFonts w:ascii="Times New Roman" w:eastAsia="Times New Roman" w:hAnsi="Times New Roman" w:cs="Times New Roman"/>
-          <w:color w:val="000000"/>
-          <w:sz w:val="32"/>
-          <w:szCs w:val="32"/>
-          <w:lang w:eastAsia="ru-RU"/>
-        </w:rPr>
-        <w:t xml:space="preserve">1 Что хранится в папке </w:t>
-      </w:r>
-      <w:proofErr w:type="spellStart"/>
-      <w:r>
-        <w:rPr>
-          <w:rFonts w:ascii="Times New Roman" w:eastAsia="Times New Roman" w:hAnsi="Times New Roman" w:cs="Times New Roman"/>
-          <w:color w:val="000000"/>
-          <w:sz w:val="32"/>
-          <w:szCs w:val="32"/>
-          <w:lang w:eastAsia="ru-RU"/>
-        </w:rPr>
-        <w:t>res</w:t>
-      </w:r>
-      <w:proofErr w:type="spellEnd"/>
-      <w:r>
-        <w:rPr>
-          <w:rFonts w:ascii="Times New Roman" w:eastAsia="Times New Roman" w:hAnsi="Times New Roman" w:cs="Times New Roman"/>
-          <w:color w:val="000000"/>
-          <w:sz w:val="32"/>
-          <w:szCs w:val="32"/>
-          <w:lang w:eastAsia="ru-RU"/>
-        </w:rPr>
-        <w:t xml:space="preserve">? </w:t>
-      </w:r>
-    </w:p>
-    <w:p>
-      <w:pPr>
-        <w:spacing w:after="0" w:line="240" w:lineRule="auto"/>
-        <w:jc w:val="both"/>
-        <w:rPr>
-          <w:rFonts w:ascii="Times New Roman" w:eastAsia="Times New Roman" w:hAnsi="Times New Roman" w:cs="Times New Roman"/>
-          <w:color w:val="000000"/>
-          <w:sz w:val="32"/>
-          <w:szCs w:val="32"/>
-          <w:lang w:eastAsia="ru-RU"/>
-        </w:rPr>
-      </w:pPr>
-    </w:p>
-    <w:p>
-      <w:pPr>
-        <w:spacing w:after="0" w:line="240" w:lineRule="auto"/>
-        <w:jc w:val="both"/>
-        <w:rPr>
-          <w:rFonts w:ascii="Times New Roman" w:eastAsia="Times New Roman" w:hAnsi="Times New Roman" w:cs="Times New Roman"/>
-          <w:color w:val="000000"/>
-          <w:sz w:val="32"/>
-          <w:szCs w:val="32"/>
-          <w:lang w:eastAsia="ru-RU"/>
-        </w:rPr>
-      </w:pPr>
-    </w:p>
-    <w:p>
-      <w:pPr>
-        <w:spacing w:after="0" w:line="240" w:lineRule="auto"/>
-        <w:jc w:val="both"/>
-        <w:rPr>
-          <w:rFonts w:ascii="Times New Roman" w:eastAsia="Times New Roman" w:hAnsi="Times New Roman" w:cs="Times New Roman"/>
-          <w:color w:val="000000"/>
-          <w:sz w:val="32"/>
-          <w:szCs w:val="32"/>
-          <w:lang w:eastAsia="ru-RU"/>
-        </w:rPr>
-      </w:pPr>
-      <w:r>
-        <w:rPr>
-          <w:rFonts w:ascii="Times New Roman" w:eastAsia="Times New Roman" w:hAnsi="Times New Roman" w:cs="Times New Roman"/>
-          <w:color w:val="000000"/>
-          <w:sz w:val="32"/>
-          <w:szCs w:val="32"/>
-          <w:lang w:eastAsia="ru-RU"/>
-        </w:rPr>
-        <w:t>2</w:t>
-      </w:r>
-      <w:r>
-        <w:rPr>
-          <w:rFonts w:ascii="Times New Roman" w:eastAsia="Times New Roman" w:hAnsi="Times New Roman" w:cs="Times New Roman"/>
-          <w:color w:val="000000"/>
-          <w:sz w:val="32"/>
-          <w:szCs w:val="32"/>
-          <w:lang w:eastAsia="ru-RU"/>
-        </w:rPr>
-        <w:t xml:space="preserve">.2 Что хранится в папке </w:t>
-      </w:r>
-      <w:proofErr w:type="spellStart"/>
-      <w:r>
-        <w:rPr>
-          <w:rFonts w:ascii="Times New Roman" w:eastAsia="Times New Roman" w:hAnsi="Times New Roman" w:cs="Times New Roman"/>
-          <w:color w:val="000000"/>
-          <w:sz w:val="32"/>
-          <w:szCs w:val="32"/>
-          <w:lang w:eastAsia="ru-RU"/>
-        </w:rPr>
-        <w:t>values</w:t>
-      </w:r>
-      <w:proofErr w:type="spellEnd"/>
-      <w:r>
-        <w:rPr>
-          <w:rFonts w:ascii="Times New Roman" w:eastAsia="Times New Roman" w:hAnsi="Times New Roman" w:cs="Times New Roman"/>
-          <w:color w:val="000000"/>
-          <w:sz w:val="32"/>
-          <w:szCs w:val="32"/>
-          <w:lang w:eastAsia="ru-RU"/>
-        </w:rPr>
-        <w:t xml:space="preserve">? </w:t>
-      </w:r>
-    </w:p>
-    <w:p>
-      <w:pPr>
-        <w:spacing w:after="0" w:line="240" w:lineRule="auto"/>
-        <w:jc w:val="both"/>
-        <w:rPr>
-          <w:rFonts w:ascii="Times New Roman" w:eastAsia="Times New Roman" w:hAnsi="Times New Roman" w:cs="Times New Roman"/>
-          <w:color w:val="000000"/>
-          <w:sz w:val="32"/>
-          <w:szCs w:val="32"/>
-          <w:lang w:eastAsia="ru-RU"/>
-        </w:rPr>
-      </w:pPr>
-    </w:p>
-    <w:p>
-      <w:pPr>
-        <w:spacing w:after="0" w:line="240" w:lineRule="auto"/>
-        <w:jc w:val="both"/>
-        <w:rPr>
-          <w:rFonts w:ascii="Times New Roman" w:eastAsia="Times New Roman" w:hAnsi="Times New Roman" w:cs="Times New Roman"/>
-          <w:color w:val="000000"/>
-          <w:sz w:val="32"/>
-          <w:szCs w:val="32"/>
-          <w:lang w:eastAsia="ru-RU"/>
-        </w:rPr>
-      </w:pPr>
-    </w:p>
-    <w:p>
-      <w:pPr>
-        <w:spacing w:after="0" w:line="240" w:lineRule="auto"/>
-        <w:jc w:val="both"/>
-        <w:rPr>
-          <w:rFonts w:ascii="Times New Roman" w:eastAsia="Times New Roman" w:hAnsi="Times New Roman" w:cs="Times New Roman"/>
-          <w:color w:val="000000"/>
-          <w:sz w:val="32"/>
-          <w:szCs w:val="32"/>
-          <w:lang w:eastAsia="ru-RU"/>
-        </w:rPr>
-      </w:pPr>
-      <w:r>
-        <w:rPr>
-          <w:rFonts w:ascii="Times New Roman" w:eastAsia="Times New Roman" w:hAnsi="Times New Roman" w:cs="Times New Roman"/>
-          <w:color w:val="000000"/>
-          <w:sz w:val="32"/>
-          <w:szCs w:val="32"/>
-          <w:lang w:eastAsia="ru-RU"/>
-        </w:rPr>
-        <w:t>2</w:t>
-      </w:r>
-      <w:r>
-        <w:rPr>
-          <w:rFonts w:ascii="Times New Roman" w:eastAsia="Times New Roman" w:hAnsi="Times New Roman" w:cs="Times New Roman"/>
-          <w:color w:val="000000"/>
-          <w:sz w:val="32"/>
-          <w:szCs w:val="32"/>
-          <w:lang w:eastAsia="ru-RU"/>
-        </w:rPr>
-        <w:t xml:space="preserve">.3 Что хранится в папке </w:t>
-      </w:r>
-      <w:proofErr w:type="spellStart"/>
-      <w:r>
-        <w:rPr>
-          <w:rFonts w:ascii="Times New Roman" w:eastAsia="Times New Roman" w:hAnsi="Times New Roman" w:cs="Times New Roman"/>
-          <w:color w:val="000000"/>
-          <w:sz w:val="32"/>
-          <w:szCs w:val="32"/>
-          <w:lang w:eastAsia="ru-RU"/>
-        </w:rPr>
-        <w:t>drawable</w:t>
-      </w:r>
-      <w:proofErr w:type="spellEnd"/>
-      <w:r>
-        <w:rPr>
-          <w:rFonts w:ascii="Times New Roman" w:eastAsia="Times New Roman" w:hAnsi="Times New Roman" w:cs="Times New Roman"/>
-          <w:color w:val="000000"/>
-          <w:sz w:val="32"/>
-          <w:szCs w:val="32"/>
-          <w:lang w:eastAsia="ru-RU"/>
-        </w:rPr>
-        <w:t xml:space="preserve">? </w:t>
-      </w:r>
-    </w:p>
-    <w:p>
-      <w:pPr>
-        <w:spacing w:after="0" w:line="240" w:lineRule="auto"/>
-        <w:jc w:val="both"/>
-        <w:rPr>
-          <w:rFonts w:ascii="Times New Roman" w:eastAsia="Times New Roman" w:hAnsi="Times New Roman" w:cs="Times New Roman"/>
-          <w:color w:val="000000"/>
-          <w:sz w:val="32"/>
-          <w:szCs w:val="32"/>
-          <w:lang w:eastAsia="ru-RU"/>
-        </w:rPr>
-      </w:pPr>
-    </w:p>
-    <w:p>
-      <w:pPr>
-        <w:spacing w:after="0" w:line="240" w:lineRule="auto"/>
-        <w:jc w:val="both"/>
-        <w:rPr>
-          <w:rFonts w:ascii="Times New Roman" w:eastAsia="Times New Roman" w:hAnsi="Times New Roman" w:cs="Times New Roman"/>
-          <w:color w:val="000000"/>
-          <w:sz w:val="32"/>
-          <w:szCs w:val="32"/>
-          <w:lang w:eastAsia="ru-RU"/>
-        </w:rPr>
-      </w:pPr>
-    </w:p>
-    <w:p>
-      <w:pPr>
-        <w:spacing w:after="0" w:line="240" w:lineRule="auto"/>
-        <w:jc w:val="both"/>
-        <w:rPr>
-          <w:rFonts w:ascii="Times New Roman" w:eastAsia="Times New Roman" w:hAnsi="Times New Roman" w:cs="Times New Roman"/>
-          <w:color w:val="000000"/>
-          <w:sz w:val="32"/>
-          <w:szCs w:val="32"/>
-          <w:lang w:eastAsia="ru-RU"/>
-        </w:rPr>
-      </w:pPr>
-      <w:r>
-        <w:rPr>
-          <w:rFonts w:ascii="Times New Roman" w:eastAsia="Times New Roman" w:hAnsi="Times New Roman" w:cs="Times New Roman"/>
-          <w:color w:val="000000"/>
-          <w:sz w:val="32"/>
-          <w:szCs w:val="32"/>
-          <w:lang w:eastAsia="ru-RU"/>
-        </w:rPr>
-        <w:t>2</w:t>
-      </w:r>
-      <w:r>
-        <w:rPr>
-          <w:rFonts w:ascii="Times New Roman" w:eastAsia="Times New Roman" w:hAnsi="Times New Roman" w:cs="Times New Roman"/>
-          <w:color w:val="000000"/>
-          <w:sz w:val="32"/>
-          <w:szCs w:val="32"/>
-          <w:lang w:eastAsia="ru-RU"/>
-        </w:rPr>
-        <w:t xml:space="preserve">.4 Для чего используется </w:t>
-      </w:r>
-      <w:proofErr w:type="spellStart"/>
-      <w:r>
-        <w:rPr>
-          <w:rFonts w:ascii="Times New Roman" w:eastAsia="Times New Roman" w:hAnsi="Times New Roman" w:cs="Times New Roman"/>
-          <w:color w:val="000000"/>
-          <w:sz w:val="32"/>
-          <w:szCs w:val="32"/>
-          <w:lang w:eastAsia="ru-RU"/>
-        </w:rPr>
-        <w:t>Resource</w:t>
-      </w:r>
-      <w:proofErr w:type="spellEnd"/>
-      <w:r>
-        <w:rPr>
-          <w:rFonts w:ascii="Times New Roman" w:eastAsia="Times New Roman" w:hAnsi="Times New Roman" w:cs="Times New Roman"/>
-          <w:color w:val="000000"/>
-          <w:sz w:val="32"/>
-          <w:szCs w:val="32"/>
-          <w:lang w:eastAsia="ru-RU"/>
-        </w:rPr>
-        <w:t xml:space="preserve"> </w:t>
-      </w:r>
-      <w:proofErr w:type="spellStart"/>
-      <w:r>
-        <w:rPr>
-          <w:rFonts w:ascii="Times New Roman" w:eastAsia="Times New Roman" w:hAnsi="Times New Roman" w:cs="Times New Roman"/>
-          <w:color w:val="000000"/>
-          <w:sz w:val="32"/>
-          <w:szCs w:val="32"/>
-          <w:lang w:eastAsia="ru-RU"/>
-        </w:rPr>
-        <w:t>Manager</w:t>
-      </w:r>
-      <w:proofErr w:type="spellEnd"/>
-      <w:r>
-        <w:rPr>
-          <w:rFonts w:ascii="Times New Roman" w:eastAsia="Times New Roman" w:hAnsi="Times New Roman" w:cs="Times New Roman"/>
-          <w:color w:val="000000"/>
-          <w:sz w:val="32"/>
-          <w:szCs w:val="32"/>
-          <w:lang w:eastAsia="ru-RU"/>
-        </w:rPr>
-        <w:t xml:space="preserve">? </w:t>
-      </w:r>
-    </w:p>
-    <w:p>
-      <w:pPr>
-        <w:spacing w:after="0" w:line="240" w:lineRule="auto"/>
-        <w:jc w:val="both"/>
-        <w:rPr>
-          <w:rFonts w:ascii="Times New Roman" w:eastAsia="Times New Roman" w:hAnsi="Times New Roman" w:cs="Times New Roman"/>
-          <w:color w:val="000000"/>
-          <w:sz w:val="32"/>
-          <w:szCs w:val="32"/>
-          <w:lang w:eastAsia="ru-RU"/>
-        </w:rPr>
-      </w:pPr>
-    </w:p>
-    <w:p>
-      <w:pPr>
-        <w:spacing w:after="0" w:line="240" w:lineRule="auto"/>
-        <w:jc w:val="both"/>
-        <w:rPr>
-          <w:rFonts w:ascii="Times New Roman" w:eastAsia="Times New Roman" w:hAnsi="Times New Roman" w:cs="Times New Roman"/>
-          <w:color w:val="000000"/>
-          <w:sz w:val="32"/>
-          <w:szCs w:val="32"/>
-          <w:lang w:eastAsia="ru-RU"/>
-        </w:rPr>
-      </w:pPr>
-    </w:p>
-    <w:p>
-      <w:pPr>
-        <w:spacing w:after="0" w:line="240" w:lineRule="auto"/>
-        <w:jc w:val="both"/>
-        <w:rPr>
-          <w:rFonts w:ascii="Times New Roman" w:eastAsia="Times New Roman" w:hAnsi="Times New Roman" w:cs="Times New Roman"/>
-          <w:color w:val="000000"/>
-          <w:sz w:val="32"/>
-          <w:szCs w:val="32"/>
-          <w:lang w:eastAsia="ru-RU"/>
-        </w:rPr>
-      </w:pPr>
-      <w:r>
-        <w:rPr>
-          <w:rFonts w:ascii="Times New Roman" w:eastAsia="Times New Roman" w:hAnsi="Times New Roman" w:cs="Times New Roman"/>
-          <w:color w:val="000000"/>
-          <w:sz w:val="32"/>
-          <w:szCs w:val="32"/>
-          <w:lang w:eastAsia="ru-RU"/>
-        </w:rPr>
-        <w:t>2</w:t>
-      </w:r>
-      <w:r>
-        <w:rPr>
-          <w:rFonts w:ascii="Times New Roman" w:eastAsia="Times New Roman" w:hAnsi="Times New Roman" w:cs="Times New Roman"/>
-          <w:color w:val="000000"/>
-          <w:sz w:val="32"/>
-          <w:szCs w:val="32"/>
-          <w:lang w:eastAsia="ru-RU"/>
-        </w:rPr>
-        <w:t xml:space="preserve">.5 Как использовать строковые ресурсы? </w:t>
-      </w:r>
-    </w:p>
-    <w:p>
-      <w:pPr>
-        <w:spacing w:after="0" w:line="240" w:lineRule="auto"/>
-        <w:jc w:val="both"/>
-        <w:rPr>
-          <w:rFonts w:ascii="Times New Roman" w:eastAsia="Times New Roman" w:hAnsi="Times New Roman" w:cs="Times New Roman"/>
-          <w:color w:val="000000"/>
-          <w:sz w:val="32"/>
-          <w:szCs w:val="32"/>
-          <w:lang w:eastAsia="ru-RU"/>
-        </w:rPr>
-      </w:pPr>
-    </w:p>
-    <w:p>
-      <w:pPr>
-        <w:spacing w:after="0" w:line="240" w:lineRule="auto"/>
-        <w:jc w:val="both"/>
-        <w:rPr>
-          <w:rFonts w:ascii="Times New Roman" w:eastAsia="Times New Roman" w:hAnsi="Times New Roman" w:cs="Times New Roman"/>
-          <w:color w:val="000000"/>
-          <w:sz w:val="32"/>
-          <w:szCs w:val="32"/>
-          <w:lang w:eastAsia="ru-RU"/>
-        </w:rPr>
-      </w:pPr>
-    </w:p>
-    <w:p>
-      <w:pPr>
-        <w:spacing w:after="0" w:line="240" w:lineRule="auto"/>
-        <w:jc w:val="both"/>
-        <w:rPr>
-          <w:rFonts w:ascii="Times New Roman" w:eastAsia="Times New Roman" w:hAnsi="Times New Roman" w:cs="Times New Roman"/>
-          <w:color w:val="000000"/>
-          <w:sz w:val="32"/>
-          <w:szCs w:val="32"/>
-          <w:lang w:eastAsia="ru-RU"/>
-        </w:rPr>
-      </w:pPr>
-      <w:r>
-        <w:rPr>
-          <w:rFonts w:ascii="Times New Roman" w:eastAsia="Times New Roman" w:hAnsi="Times New Roman" w:cs="Times New Roman"/>
-          <w:color w:val="000000"/>
-          <w:sz w:val="32"/>
-          <w:szCs w:val="32"/>
-          <w:lang w:eastAsia="ru-RU"/>
-        </w:rPr>
-        <w:t>2</w:t>
-      </w:r>
-      <w:r>
-        <w:rPr>
-          <w:rFonts w:ascii="Times New Roman" w:eastAsia="Times New Roman" w:hAnsi="Times New Roman" w:cs="Times New Roman"/>
-          <w:color w:val="000000"/>
-          <w:sz w:val="32"/>
-          <w:szCs w:val="32"/>
-          <w:lang w:eastAsia="ru-RU"/>
-        </w:rPr>
-        <w:t xml:space="preserve">.6 Как использовать ресурсы изображения? </w:t>
-      </w:r>
-    </w:p>
-    <w:p>
-      <w:pPr>
-        <w:spacing w:after="0" w:line="240" w:lineRule="auto"/>
-        <w:jc w:val="both"/>
-        <w:rPr>
-          <w:rFonts w:ascii="Times New Roman" w:eastAsia="Times New Roman" w:hAnsi="Times New Roman" w:cs="Times New Roman"/>
-          <w:color w:val="000000"/>
-          <w:sz w:val="32"/>
-          <w:szCs w:val="32"/>
-          <w:lang w:eastAsia="ru-RU"/>
-        </w:rPr>
-      </w:pPr>
-    </w:p>
-    <w:p>
-      <w:pPr>
-        <w:spacing w:after="0" w:line="240" w:lineRule="auto"/>
-        <w:jc w:val="both"/>
-        <w:rPr>
-          <w:rFonts w:ascii="Times New Roman" w:eastAsia="Times New Roman" w:hAnsi="Times New Roman" w:cs="Times New Roman"/>
-          <w:color w:val="000000"/>
-          <w:sz w:val="32"/>
-          <w:szCs w:val="32"/>
-          <w:lang w:eastAsia="ru-RU"/>
-        </w:rPr>
-      </w:pPr>
-    </w:p>
-    <w:p>
-      <w:pPr>
-        <w:spacing w:after="0" w:line="240" w:lineRule="auto"/>
-        <w:jc w:val="both"/>
-        <w:rPr>
-          <w:rFonts w:ascii="Times New Roman" w:eastAsia="Times New Roman" w:hAnsi="Times New Roman" w:cs="Times New Roman"/>
-          <w:color w:val="000000"/>
-          <w:sz w:val="32"/>
-          <w:szCs w:val="32"/>
-          <w:lang w:eastAsia="ru-RU"/>
-        </w:rPr>
-      </w:pPr>
-      <w:r>
-        <w:rPr>
-          <w:rFonts w:ascii="Times New Roman" w:eastAsia="Times New Roman" w:hAnsi="Times New Roman" w:cs="Times New Roman"/>
-          <w:color w:val="000000"/>
-          <w:sz w:val="32"/>
-          <w:szCs w:val="32"/>
-          <w:lang w:eastAsia="ru-RU"/>
-        </w:rPr>
-        <w:t>2</w:t>
-      </w:r>
-      <w:r>
-        <w:rPr>
-          <w:rFonts w:ascii="Times New Roman" w:eastAsia="Times New Roman" w:hAnsi="Times New Roman" w:cs="Times New Roman"/>
-          <w:color w:val="000000"/>
-          <w:sz w:val="32"/>
-          <w:szCs w:val="32"/>
-          <w:lang w:eastAsia="ru-RU"/>
-        </w:rPr>
-        <w:t>.7 Как использовать массивы из ресурсов?</w:t>
-      </w:r>
-    </w:p>
-    <w:p>
-      <w:pPr>
-        <w:spacing w:before="100" w:after="100" w:line="240" w:lineRule="auto"/>
-        <w:ind w:right="-60"/>
-        <w:jc w:val="both"/>
-        <w:rPr>
-          <w:rFonts w:ascii="Times New Roman" w:eastAsia="Times New Roman" w:hAnsi="Times New Roman" w:cs="Times New Roman"/>
-          <w:sz w:val="24"/>
-          <w:szCs w:val="24"/>
-          <w:lang w:eastAsia="ru-RU"/>
-        </w:rPr>
-      </w:pPr>
-      <w:bookmarkStart w:id="0" w:name="_GoBack"/>
-      <w:bookmarkEnd w:id="0"/>
-    </w:p>
-    <w:p>
-      <w:pPr>
-        <w:spacing w:before="100" w:after="100" w:line="240" w:lineRule="auto"/>
-        <w:ind w:right="-60"/>
-        <w:jc w:val="both"/>
-        <w:rPr>
-          <w:rFonts w:ascii="Times New Roman" w:eastAsia="Times New Roman" w:hAnsi="Times New Roman" w:cs="Times New Roman"/>
-          <w:sz w:val="24"/>
-          <w:szCs w:val="24"/>
-          <w:lang w:eastAsia="ru-RU"/>
-        </w:rPr>
-      </w:pPr>
-    </w:p>
-    <w:p>
-      <w:pPr>
-        <w:spacing w:before="100" w:after="100" w:line="240" w:lineRule="auto"/>
-        <w:ind w:right="-60"/>
-        <w:jc w:val="both"/>
-        <w:rPr>
-          <w:rFonts w:ascii="Times New Roman" w:eastAsia="Times New Roman" w:hAnsi="Times New Roman" w:cs="Times New Roman"/>
-          <w:color w:val="000000"/>
-          <w:sz w:val="32"/>
-          <w:szCs w:val="32"/>
-          <w:lang w:eastAsia="ru-RU"/>
-        </w:rPr>
-      </w:pPr>
-      <w:r>
-        <w:rPr>
-          <w:rFonts w:ascii="Times New Roman" w:eastAsia="Times New Roman" w:hAnsi="Times New Roman" w:cs="Times New Roman"/>
-          <w:b/>
-          <w:bCs/>
-          <w:color w:val="000000"/>
-          <w:sz w:val="32"/>
-          <w:szCs w:val="32"/>
-          <w:lang w:eastAsia="ru-RU"/>
-        </w:rPr>
-        <w:t>3</w:t>
-      </w:r>
-      <w:r>
-        <w:rPr>
-          <w:rFonts w:ascii="Times New Roman" w:eastAsia="Times New Roman" w:hAnsi="Times New Roman" w:cs="Times New Roman"/>
-          <w:b/>
-          <w:bCs/>
-          <w:color w:val="000000"/>
-          <w:sz w:val="32"/>
-          <w:szCs w:val="32"/>
-          <w:lang w:eastAsia="ru-RU"/>
-        </w:rPr>
-        <w:t xml:space="preserve"> Вывод</w:t>
-      </w:r>
-    </w:p>
-    <w:p>
-      <w:pPr>
-        <w:spacing w:after="0" w:line="240" w:lineRule="auto"/>
-        <w:jc w:val="both"/>
-        <w:rPr>
-          <w:rFonts w:ascii="Times New Roman" w:eastAsia="Times New Roman" w:hAnsi="Times New Roman" w:cs="Times New Roman"/>
-          <w:color w:val="000000"/>
-          <w:sz w:val="32"/>
-          <w:szCs w:val="32"/>
-          <w:lang w:eastAsia="ru-RU"/>
-        </w:rPr>
-      </w:pPr>
-      <w:r>
-        <w:rPr>
-          <w:rFonts w:ascii="Times New Roman" w:eastAsia="Times New Roman" w:hAnsi="Times New Roman" w:cs="Times New Roman"/>
-          <w:color w:val="000000"/>
-          <w:sz w:val="32"/>
-          <w:szCs w:val="32"/>
-          <w:lang w:eastAsia="ru-RU"/>
-        </w:rPr>
-        <w:t xml:space="preserve">Изучили </w:t>
-      </w:r>
-      <w:r>
-        <w:rPr>
-          <w:rFonts w:ascii="Times New Roman" w:eastAsia="Times New Roman" w:hAnsi="Times New Roman" w:cs="Times New Roman"/>
-          <w:color w:val="000000"/>
-          <w:sz w:val="32"/>
-          <w:szCs w:val="32"/>
-          <w:lang w:eastAsia="ru-RU"/>
-        </w:rPr>
-        <w:t xml:space="preserve">процесс добавления и применения ресурсов при разработке мобильных приложений </w:t>
-      </w:r>
-      <w:proofErr w:type="spellStart"/>
-      <w:r>
-        <w:rPr>
-          <w:rFonts w:ascii="Times New Roman" w:eastAsia="Times New Roman" w:hAnsi="Times New Roman" w:cs="Times New Roman"/>
-          <w:color w:val="000000"/>
-          <w:sz w:val="32"/>
-          <w:szCs w:val="32"/>
-          <w:lang w:eastAsia="ru-RU"/>
-        </w:rPr>
-        <w:t>Android</w:t>
-      </w:r>
-      <w:proofErr w:type="spellEnd"/>
-      <w:r>
-        <w:rPr>
-          <w:rFonts w:ascii="Times New Roman" w:eastAsia="Times New Roman" w:hAnsi="Times New Roman" w:cs="Times New Roman"/>
-          <w:color w:val="000000"/>
-          <w:sz w:val="32"/>
-          <w:szCs w:val="32"/>
-          <w:lang w:eastAsia="ru-RU"/>
-        </w:rPr>
-        <w:t>.</w:t>
-      </w:r>
-    </w:p>
-    <w:p>
-      <w:pPr>
-        <w:rPr>
-          <w:rFonts w:ascii="Times New Roman" w:eastAsia="Times New Roman" w:hAnsi="Times New Roman" w:cs="Times New Roman"/>
-          <w:color w:val="000000"/>
-          <w:sz w:val="32"/>
-          <w:szCs w:val="32"/>
-          <w:lang w:eastAsia="ru-RU"/>
-        </w:rPr>
-      </w:pPr>
-      <w:r>
-        <w:rPr>
-          <w:rFonts w:ascii="Times New Roman" w:eastAsia="Times New Roman" w:hAnsi="Times New Roman" w:cs="Times New Roman"/>
-          <w:color w:val="000000"/>
-          <w:sz w:val="32"/>
-          <w:szCs w:val="32"/>
-          <w:lang w:eastAsia="ru-RU"/>
-        </w:rPr>
-        <w:br w:type="page"/>
-      </w:r>
-    </w:p>
-    <w:p>
-      <w:pPr>
-        <w:jc w:val="both"/>
+        <w:t>Использование ресурсов</w:t>
+      </w:r>
+      <w:r>
         <w:rPr>
           <w:rFonts w:ascii="Times New Roman" w:hAnsi="Times New Roman" w:cs="Times New Roman"/>
           <w:b/>
@@ -25451,8 +24742,701 @@
           <w:sz w:val="32"/>
           <w:szCs w:val="32"/>
         </w:rPr>
-      </w:pPr>
-      <w:r>
+        <w:t>»</w:t>
+      </w:r>
+    </w:p>
+    <w:p>
+      <w:pPr>
+        <w:spacing w:before="100" w:after="100" w:line="240" w:lineRule="auto"/>
+        <w:ind w:right="-60"/>
+        <w:jc w:val="both"/>
+        <w:rPr>
+          <w:rFonts w:ascii="Times New Roman" w:eastAsia="Times New Roman" w:hAnsi="Times New Roman" w:cs="Times New Roman"/>
+          <w:color w:val="000000"/>
+          <w:sz w:val="32"/>
+          <w:szCs w:val="32"/>
+          <w:lang w:eastAsia="ru-RU"/>
+        </w:rPr>
+      </w:pPr>
+      <w:r>
+        <w:rPr>
+          <w:rFonts w:ascii="Times New Roman" w:eastAsia="Times New Roman" w:hAnsi="Times New Roman" w:cs="Times New Roman"/>
+          <w:b/>
+          <w:bCs/>
+          <w:color w:val="000000"/>
+          <w:sz w:val="32"/>
+          <w:szCs w:val="32"/>
+          <w:lang w:eastAsia="ru-RU"/>
+        </w:rPr>
+        <w:t>1 Цель работы</w:t>
+      </w:r>
+    </w:p>
+    <w:p>
+      <w:pPr>
+        <w:spacing w:after="0" w:line="240" w:lineRule="auto"/>
+        <w:jc w:val="both"/>
+        <w:rPr>
+          <w:rFonts w:ascii="Times New Roman" w:eastAsia="Times New Roman" w:hAnsi="Times New Roman" w:cs="Times New Roman"/>
+          <w:color w:val="000000"/>
+          <w:sz w:val="32"/>
+          <w:szCs w:val="32"/>
+          <w:lang w:eastAsia="ru-RU"/>
+        </w:rPr>
+      </w:pPr>
+      <w:r>
+        <w:rPr>
+          <w:rFonts w:ascii="Times New Roman" w:eastAsia="Times New Roman" w:hAnsi="Times New Roman" w:cs="Times New Roman"/>
+          <w:color w:val="000000"/>
+          <w:sz w:val="32"/>
+          <w:szCs w:val="32"/>
+          <w:lang w:eastAsia="ru-RU"/>
+        </w:rPr>
+        <w:t xml:space="preserve">1.1 Изучить процесс добавления и применения ресурсов при разработке мобильных приложений </w:t>
+      </w:r>
+      <w:proofErr w:type="spellStart"/>
+      <w:r>
+        <w:rPr>
+          <w:rFonts w:ascii="Times New Roman" w:eastAsia="Times New Roman" w:hAnsi="Times New Roman" w:cs="Times New Roman"/>
+          <w:color w:val="000000"/>
+          <w:sz w:val="32"/>
+          <w:szCs w:val="32"/>
+          <w:lang w:eastAsia="ru-RU"/>
+        </w:rPr>
+        <w:t>Android</w:t>
+      </w:r>
+      <w:proofErr w:type="spellEnd"/>
+      <w:r>
+        <w:rPr>
+          <w:rFonts w:ascii="Times New Roman" w:eastAsia="Times New Roman" w:hAnsi="Times New Roman" w:cs="Times New Roman"/>
+          <w:color w:val="000000"/>
+          <w:sz w:val="32"/>
+          <w:szCs w:val="32"/>
+          <w:lang w:eastAsia="ru-RU"/>
+        </w:rPr>
+        <w:t>.</w:t>
+      </w:r>
+    </w:p>
+    <w:p>
+      <w:pPr>
+        <w:spacing w:after="0" w:line="240" w:lineRule="auto"/>
+        <w:jc w:val="both"/>
+        <w:rPr>
+          <w:rFonts w:ascii="Times New Roman" w:eastAsia="Times New Roman" w:hAnsi="Times New Roman" w:cs="Times New Roman"/>
+          <w:color w:val="000000"/>
+          <w:sz w:val="32"/>
+          <w:szCs w:val="32"/>
+          <w:lang w:eastAsia="ru-RU"/>
+        </w:rPr>
+      </w:pPr>
+    </w:p>
+    <w:p>
+      <w:pPr>
+        <w:spacing w:before="100" w:after="100" w:line="240" w:lineRule="auto"/>
+        <w:ind w:right="-60"/>
+        <w:jc w:val="both"/>
+        <w:rPr>
+          <w:rFonts w:ascii="Times New Roman" w:eastAsia="Times New Roman" w:hAnsi="Times New Roman" w:cs="Times New Roman"/>
+          <w:color w:val="000000"/>
+          <w:sz w:val="32"/>
+          <w:szCs w:val="32"/>
+          <w:lang w:eastAsia="ru-RU"/>
+        </w:rPr>
+      </w:pPr>
+      <w:r>
+        <w:rPr>
+          <w:rFonts w:ascii="Times New Roman" w:eastAsia="Times New Roman" w:hAnsi="Times New Roman" w:cs="Times New Roman"/>
+          <w:b/>
+          <w:bCs/>
+          <w:color w:val="000000"/>
+          <w:sz w:val="32"/>
+          <w:szCs w:val="32"/>
+          <w:lang w:eastAsia="ru-RU"/>
+        </w:rPr>
+        <w:t>2</w:t>
+      </w:r>
+      <w:r>
+        <w:rPr>
+          <w:rFonts w:ascii="Times New Roman" w:eastAsia="Times New Roman" w:hAnsi="Times New Roman" w:cs="Times New Roman"/>
+          <w:b/>
+          <w:bCs/>
+          <w:color w:val="000000"/>
+          <w:sz w:val="32"/>
+          <w:szCs w:val="32"/>
+          <w:lang w:eastAsia="ru-RU"/>
+        </w:rPr>
+        <w:t xml:space="preserve"> Контрольные вопросы</w:t>
+      </w:r>
+    </w:p>
+    <w:p>
+      <w:pPr>
+        <w:spacing w:after="0" w:line="240" w:lineRule="auto"/>
+        <w:jc w:val="both"/>
+        <w:rPr>
+          <w:rFonts w:ascii="Times New Roman" w:eastAsia="Times New Roman" w:hAnsi="Times New Roman" w:cs="Times New Roman"/>
+          <w:color w:val="000000"/>
+          <w:sz w:val="32"/>
+          <w:szCs w:val="32"/>
+          <w:lang w:eastAsia="ru-RU"/>
+        </w:rPr>
+      </w:pPr>
+      <w:r>
+        <w:rPr>
+          <w:rFonts w:ascii="Times New Roman" w:eastAsia="Times New Roman" w:hAnsi="Times New Roman" w:cs="Times New Roman"/>
+          <w:color w:val="000000"/>
+          <w:sz w:val="32"/>
+          <w:szCs w:val="32"/>
+          <w:lang w:eastAsia="ru-RU"/>
+        </w:rPr>
+        <w:t xml:space="preserve">2.1 Что хранится в папке </w:t>
+      </w:r>
+      <w:proofErr w:type="spellStart"/>
+      <w:r>
+        <w:rPr>
+          <w:rFonts w:ascii="Times New Roman" w:eastAsia="Times New Roman" w:hAnsi="Times New Roman" w:cs="Times New Roman"/>
+          <w:color w:val="000000"/>
+          <w:sz w:val="32"/>
+          <w:szCs w:val="32"/>
+          <w:lang w:eastAsia="ru-RU"/>
+        </w:rPr>
+        <w:t>res</w:t>
+      </w:r>
+      <w:proofErr w:type="spellEnd"/>
+      <w:r>
+        <w:rPr>
+          <w:rFonts w:ascii="Times New Roman" w:eastAsia="Times New Roman" w:hAnsi="Times New Roman" w:cs="Times New Roman"/>
+          <w:color w:val="000000"/>
+          <w:sz w:val="32"/>
+          <w:szCs w:val="32"/>
+          <w:lang w:eastAsia="ru-RU"/>
+        </w:rPr>
+        <w:t xml:space="preserve">? </w:t>
+      </w:r>
+    </w:p>
+    <w:p>
+      <w:pPr>
+        <w:spacing w:after="0" w:line="240" w:lineRule="auto"/>
+        <w:jc w:val="both"/>
+        <w:rPr>
+          <w:rFonts w:ascii="Times New Roman" w:eastAsia="Times New Roman" w:hAnsi="Times New Roman" w:cs="Times New Roman"/>
+          <w:color w:val="000000"/>
+          <w:sz w:val="32"/>
+          <w:szCs w:val="32"/>
+          <w:lang w:eastAsia="ru-RU"/>
+        </w:rPr>
+      </w:pPr>
+    </w:p>
+    <w:p>
+      <w:pPr>
+        <w:spacing w:after="0" w:line="240" w:lineRule="auto"/>
+        <w:jc w:val="both"/>
+        <w:rPr>
+          <w:rFonts w:ascii="Times New Roman" w:eastAsia="Times New Roman" w:hAnsi="Times New Roman" w:cs="Times New Roman"/>
+          <w:color w:val="000000"/>
+          <w:sz w:val="32"/>
+          <w:szCs w:val="32"/>
+          <w:lang w:eastAsia="ru-RU"/>
+        </w:rPr>
+      </w:pPr>
+    </w:p>
+    <w:p>
+      <w:pPr>
+        <w:spacing w:after="0" w:line="240" w:lineRule="auto"/>
+        <w:jc w:val="both"/>
+        <w:rPr>
+          <w:rFonts w:ascii="Times New Roman" w:eastAsia="Times New Roman" w:hAnsi="Times New Roman" w:cs="Times New Roman"/>
+          <w:color w:val="000000"/>
+          <w:sz w:val="32"/>
+          <w:szCs w:val="32"/>
+          <w:lang w:eastAsia="ru-RU"/>
+        </w:rPr>
+      </w:pPr>
+      <w:r>
+        <w:rPr>
+          <w:rFonts w:ascii="Times New Roman" w:eastAsia="Times New Roman" w:hAnsi="Times New Roman" w:cs="Times New Roman"/>
+          <w:color w:val="000000"/>
+          <w:sz w:val="32"/>
+          <w:szCs w:val="32"/>
+          <w:lang w:eastAsia="ru-RU"/>
+        </w:rPr>
+        <w:t xml:space="preserve">2.2 Что хранится в папке </w:t>
+      </w:r>
+      <w:proofErr w:type="spellStart"/>
+      <w:r>
+        <w:rPr>
+          <w:rFonts w:ascii="Times New Roman" w:eastAsia="Times New Roman" w:hAnsi="Times New Roman" w:cs="Times New Roman"/>
+          <w:color w:val="000000"/>
+          <w:sz w:val="32"/>
+          <w:szCs w:val="32"/>
+          <w:lang w:eastAsia="ru-RU"/>
+        </w:rPr>
+        <w:t>values</w:t>
+      </w:r>
+      <w:proofErr w:type="spellEnd"/>
+      <w:r>
+        <w:rPr>
+          <w:rFonts w:ascii="Times New Roman" w:eastAsia="Times New Roman" w:hAnsi="Times New Roman" w:cs="Times New Roman"/>
+          <w:color w:val="000000"/>
+          <w:sz w:val="32"/>
+          <w:szCs w:val="32"/>
+          <w:lang w:eastAsia="ru-RU"/>
+        </w:rPr>
+        <w:t xml:space="preserve">? </w:t>
+      </w:r>
+    </w:p>
+    <w:p>
+      <w:pPr>
+        <w:spacing w:after="0" w:line="240" w:lineRule="auto"/>
+        <w:jc w:val="both"/>
+        <w:rPr>
+          <w:rFonts w:ascii="Times New Roman" w:eastAsia="Times New Roman" w:hAnsi="Times New Roman" w:cs="Times New Roman"/>
+          <w:color w:val="000000"/>
+          <w:sz w:val="32"/>
+          <w:szCs w:val="32"/>
+          <w:lang w:eastAsia="ru-RU"/>
+        </w:rPr>
+      </w:pPr>
+    </w:p>
+    <w:p>
+      <w:pPr>
+        <w:spacing w:after="0" w:line="240" w:lineRule="auto"/>
+        <w:jc w:val="both"/>
+        <w:rPr>
+          <w:rFonts w:ascii="Times New Roman" w:eastAsia="Times New Roman" w:hAnsi="Times New Roman" w:cs="Times New Roman"/>
+          <w:color w:val="000000"/>
+          <w:sz w:val="32"/>
+          <w:szCs w:val="32"/>
+          <w:lang w:eastAsia="ru-RU"/>
+        </w:rPr>
+      </w:pPr>
+    </w:p>
+    <w:p>
+      <w:pPr>
+        <w:spacing w:after="0" w:line="240" w:lineRule="auto"/>
+        <w:jc w:val="both"/>
+        <w:rPr>
+          <w:rFonts w:ascii="Times New Roman" w:eastAsia="Times New Roman" w:hAnsi="Times New Roman" w:cs="Times New Roman"/>
+          <w:color w:val="000000"/>
+          <w:sz w:val="32"/>
+          <w:szCs w:val="32"/>
+          <w:lang w:eastAsia="ru-RU"/>
+        </w:rPr>
+      </w:pPr>
+      <w:r>
+        <w:rPr>
+          <w:rFonts w:ascii="Times New Roman" w:eastAsia="Times New Roman" w:hAnsi="Times New Roman" w:cs="Times New Roman"/>
+          <w:color w:val="000000"/>
+          <w:sz w:val="32"/>
+          <w:szCs w:val="32"/>
+          <w:lang w:eastAsia="ru-RU"/>
+        </w:rPr>
+        <w:t xml:space="preserve">2.3 Что хранится в папке </w:t>
+      </w:r>
+      <w:proofErr w:type="spellStart"/>
+      <w:r>
+        <w:rPr>
+          <w:rFonts w:ascii="Times New Roman" w:eastAsia="Times New Roman" w:hAnsi="Times New Roman" w:cs="Times New Roman"/>
+          <w:color w:val="000000"/>
+          <w:sz w:val="32"/>
+          <w:szCs w:val="32"/>
+          <w:lang w:eastAsia="ru-RU"/>
+        </w:rPr>
+        <w:t>drawable</w:t>
+      </w:r>
+      <w:proofErr w:type="spellEnd"/>
+      <w:r>
+        <w:rPr>
+          <w:rFonts w:ascii="Times New Roman" w:eastAsia="Times New Roman" w:hAnsi="Times New Roman" w:cs="Times New Roman"/>
+          <w:color w:val="000000"/>
+          <w:sz w:val="32"/>
+          <w:szCs w:val="32"/>
+          <w:lang w:eastAsia="ru-RU"/>
+        </w:rPr>
+        <w:t xml:space="preserve">? </w:t>
+      </w:r>
+    </w:p>
+    <w:p>
+      <w:pPr>
+        <w:spacing w:after="0" w:line="240" w:lineRule="auto"/>
+        <w:jc w:val="both"/>
+        <w:rPr>
+          <w:rFonts w:ascii="Times New Roman" w:eastAsia="Times New Roman" w:hAnsi="Times New Roman" w:cs="Times New Roman"/>
+          <w:color w:val="000000"/>
+          <w:sz w:val="32"/>
+          <w:szCs w:val="32"/>
+          <w:lang w:eastAsia="ru-RU"/>
+        </w:rPr>
+      </w:pPr>
+    </w:p>
+    <w:p>
+      <w:pPr>
+        <w:spacing w:after="0" w:line="240" w:lineRule="auto"/>
+        <w:jc w:val="both"/>
+        <w:rPr>
+          <w:rFonts w:ascii="Times New Roman" w:eastAsia="Times New Roman" w:hAnsi="Times New Roman" w:cs="Times New Roman"/>
+          <w:color w:val="000000"/>
+          <w:sz w:val="32"/>
+          <w:szCs w:val="32"/>
+          <w:lang w:eastAsia="ru-RU"/>
+        </w:rPr>
+      </w:pPr>
+    </w:p>
+    <w:p>
+      <w:pPr>
+        <w:spacing w:after="0" w:line="240" w:lineRule="auto"/>
+        <w:jc w:val="both"/>
+        <w:rPr>
+          <w:rFonts w:ascii="Times New Roman" w:eastAsia="Times New Roman" w:hAnsi="Times New Roman" w:cs="Times New Roman"/>
+          <w:color w:val="000000"/>
+          <w:sz w:val="32"/>
+          <w:szCs w:val="32"/>
+          <w:lang w:eastAsia="ru-RU"/>
+        </w:rPr>
+      </w:pPr>
+      <w:r>
+        <w:rPr>
+          <w:rFonts w:ascii="Times New Roman" w:eastAsia="Times New Roman" w:hAnsi="Times New Roman" w:cs="Times New Roman"/>
+          <w:color w:val="000000"/>
+          <w:sz w:val="32"/>
+          <w:szCs w:val="32"/>
+          <w:lang w:eastAsia="ru-RU"/>
+        </w:rPr>
+        <w:t xml:space="preserve">2.4 Для чего используется </w:t>
+      </w:r>
+      <w:proofErr w:type="spellStart"/>
+      <w:r>
+        <w:rPr>
+          <w:rFonts w:ascii="Times New Roman" w:eastAsia="Times New Roman" w:hAnsi="Times New Roman" w:cs="Times New Roman"/>
+          <w:color w:val="000000"/>
+          <w:sz w:val="32"/>
+          <w:szCs w:val="32"/>
+          <w:lang w:eastAsia="ru-RU"/>
+        </w:rPr>
+        <w:t>Resource</w:t>
+      </w:r>
+      <w:proofErr w:type="spellEnd"/>
+      <w:r>
+        <w:rPr>
+          <w:rFonts w:ascii="Times New Roman" w:eastAsia="Times New Roman" w:hAnsi="Times New Roman" w:cs="Times New Roman"/>
+          <w:color w:val="000000"/>
+          <w:sz w:val="32"/>
+          <w:szCs w:val="32"/>
+          <w:lang w:eastAsia="ru-RU"/>
+        </w:rPr>
+        <w:t xml:space="preserve"> </w:t>
+      </w:r>
+      <w:proofErr w:type="spellStart"/>
+      <w:r>
+        <w:rPr>
+          <w:rFonts w:ascii="Times New Roman" w:eastAsia="Times New Roman" w:hAnsi="Times New Roman" w:cs="Times New Roman"/>
+          <w:color w:val="000000"/>
+          <w:sz w:val="32"/>
+          <w:szCs w:val="32"/>
+          <w:lang w:eastAsia="ru-RU"/>
+        </w:rPr>
+        <w:t>Manager</w:t>
+      </w:r>
+      <w:proofErr w:type="spellEnd"/>
+      <w:r>
+        <w:rPr>
+          <w:rFonts w:ascii="Times New Roman" w:eastAsia="Times New Roman" w:hAnsi="Times New Roman" w:cs="Times New Roman"/>
+          <w:color w:val="000000"/>
+          <w:sz w:val="32"/>
+          <w:szCs w:val="32"/>
+          <w:lang w:eastAsia="ru-RU"/>
+        </w:rPr>
+        <w:t xml:space="preserve">? </w:t>
+      </w:r>
+    </w:p>
+    <w:p>
+      <w:pPr>
+        <w:spacing w:after="0" w:line="240" w:lineRule="auto"/>
+        <w:jc w:val="both"/>
+        <w:rPr>
+          <w:rFonts w:ascii="Times New Roman" w:eastAsia="Times New Roman" w:hAnsi="Times New Roman" w:cs="Times New Roman"/>
+          <w:color w:val="000000"/>
+          <w:sz w:val="32"/>
+          <w:szCs w:val="32"/>
+          <w:lang w:eastAsia="ru-RU"/>
+        </w:rPr>
+      </w:pPr>
+    </w:p>
+    <w:p>
+      <w:pPr>
+        <w:spacing w:after="0" w:line="240" w:lineRule="auto"/>
+        <w:jc w:val="both"/>
+        <w:rPr>
+          <w:rFonts w:ascii="Times New Roman" w:eastAsia="Times New Roman" w:hAnsi="Times New Roman" w:cs="Times New Roman"/>
+          <w:color w:val="000000"/>
+          <w:sz w:val="32"/>
+          <w:szCs w:val="32"/>
+          <w:lang w:eastAsia="ru-RU"/>
+        </w:rPr>
+      </w:pPr>
+    </w:p>
+    <w:p>
+      <w:pPr>
+        <w:spacing w:after="0" w:line="240" w:lineRule="auto"/>
+        <w:jc w:val="both"/>
+        <w:rPr>
+          <w:rFonts w:ascii="Times New Roman" w:eastAsia="Times New Roman" w:hAnsi="Times New Roman" w:cs="Times New Roman"/>
+          <w:color w:val="000000"/>
+          <w:sz w:val="32"/>
+          <w:szCs w:val="32"/>
+          <w:lang w:eastAsia="ru-RU"/>
+        </w:rPr>
+      </w:pPr>
+      <w:r>
+        <w:rPr>
+          <w:rFonts w:ascii="Times New Roman" w:eastAsia="Times New Roman" w:hAnsi="Times New Roman" w:cs="Times New Roman"/>
+          <w:color w:val="000000"/>
+          <w:sz w:val="32"/>
+          <w:szCs w:val="32"/>
+          <w:lang w:eastAsia="ru-RU"/>
+        </w:rPr>
+        <w:t xml:space="preserve">2.5 Как использовать строковые ресурсы? </w:t>
+      </w:r>
+    </w:p>
+    <w:p>
+      <w:pPr>
+        <w:spacing w:after="0" w:line="240" w:lineRule="auto"/>
+        <w:jc w:val="both"/>
+        <w:rPr>
+          <w:rFonts w:ascii="Times New Roman" w:eastAsia="Times New Roman" w:hAnsi="Times New Roman" w:cs="Times New Roman"/>
+          <w:color w:val="000000"/>
+          <w:sz w:val="32"/>
+          <w:szCs w:val="32"/>
+          <w:lang w:eastAsia="ru-RU"/>
+        </w:rPr>
+      </w:pPr>
+    </w:p>
+    <w:p>
+      <w:pPr>
+        <w:spacing w:after="0" w:line="240" w:lineRule="auto"/>
+        <w:jc w:val="both"/>
+        <w:rPr>
+          <w:rFonts w:ascii="Times New Roman" w:eastAsia="Times New Roman" w:hAnsi="Times New Roman" w:cs="Times New Roman"/>
+          <w:color w:val="000000"/>
+          <w:sz w:val="32"/>
+          <w:szCs w:val="32"/>
+          <w:lang w:eastAsia="ru-RU"/>
+        </w:rPr>
+      </w:pPr>
+    </w:p>
+    <w:p>
+      <w:pPr>
+        <w:spacing w:after="0" w:line="240" w:lineRule="auto"/>
+        <w:jc w:val="both"/>
+        <w:rPr>
+          <w:rFonts w:ascii="Times New Roman" w:eastAsia="Times New Roman" w:hAnsi="Times New Roman" w:cs="Times New Roman"/>
+          <w:color w:val="000000"/>
+          <w:sz w:val="32"/>
+          <w:szCs w:val="32"/>
+          <w:lang w:eastAsia="ru-RU"/>
+        </w:rPr>
+      </w:pPr>
+      <w:r>
+        <w:rPr>
+          <w:rFonts w:ascii="Times New Roman" w:eastAsia="Times New Roman" w:hAnsi="Times New Roman" w:cs="Times New Roman"/>
+          <w:color w:val="000000"/>
+          <w:sz w:val="32"/>
+          <w:szCs w:val="32"/>
+          <w:lang w:eastAsia="ru-RU"/>
+        </w:rPr>
+        <w:t xml:space="preserve">2.6 Как использовать ресурсы изображения? </w:t>
+      </w:r>
+    </w:p>
+    <w:p>
+      <w:pPr>
+        <w:spacing w:after="0" w:line="240" w:lineRule="auto"/>
+        <w:jc w:val="both"/>
+        <w:rPr>
+          <w:rFonts w:ascii="Times New Roman" w:eastAsia="Times New Roman" w:hAnsi="Times New Roman" w:cs="Times New Roman"/>
+          <w:color w:val="000000"/>
+          <w:sz w:val="32"/>
+          <w:szCs w:val="32"/>
+          <w:lang w:eastAsia="ru-RU"/>
+        </w:rPr>
+      </w:pPr>
+    </w:p>
+    <w:p>
+      <w:pPr>
+        <w:spacing w:after="0" w:line="240" w:lineRule="auto"/>
+        <w:jc w:val="both"/>
+        <w:rPr>
+          <w:rFonts w:ascii="Times New Roman" w:eastAsia="Times New Roman" w:hAnsi="Times New Roman" w:cs="Times New Roman"/>
+          <w:color w:val="000000"/>
+          <w:sz w:val="32"/>
+          <w:szCs w:val="32"/>
+          <w:lang w:eastAsia="ru-RU"/>
+        </w:rPr>
+      </w:pPr>
+    </w:p>
+    <w:p>
+      <w:pPr>
+        <w:spacing w:after="0" w:line="240" w:lineRule="auto"/>
+        <w:jc w:val="both"/>
+        <w:rPr>
+          <w:rFonts w:ascii="Times New Roman" w:eastAsia="Times New Roman" w:hAnsi="Times New Roman" w:cs="Times New Roman"/>
+          <w:color w:val="000000"/>
+          <w:sz w:val="32"/>
+          <w:szCs w:val="32"/>
+          <w:lang w:eastAsia="ru-RU"/>
+        </w:rPr>
+      </w:pPr>
+      <w:r>
+        <w:rPr>
+          <w:rFonts w:ascii="Times New Roman" w:eastAsia="Times New Roman" w:hAnsi="Times New Roman" w:cs="Times New Roman"/>
+          <w:color w:val="000000"/>
+          <w:sz w:val="32"/>
+          <w:szCs w:val="32"/>
+          <w:lang w:eastAsia="ru-RU"/>
+        </w:rPr>
+        <w:t>2.7 Как использовать массивы из ресурсов?</w:t>
+      </w:r>
+    </w:p>
+    <w:p>
+      <w:pPr>
+        <w:spacing w:before="100" w:after="100" w:line="240" w:lineRule="auto"/>
+        <w:ind w:right="-60"/>
+        <w:jc w:val="both"/>
+        <w:rPr>
+          <w:rFonts w:ascii="Times New Roman" w:eastAsia="Times New Roman" w:hAnsi="Times New Roman" w:cs="Times New Roman"/>
+          <w:sz w:val="24"/>
+          <w:szCs w:val="24"/>
+          <w:lang w:eastAsia="ru-RU"/>
+        </w:rPr>
+      </w:pPr>
+    </w:p>
+    <w:p>
+      <w:pPr>
+        <w:spacing w:before="100" w:after="100" w:line="240" w:lineRule="auto"/>
+        <w:ind w:right="-60"/>
+        <w:jc w:val="both"/>
+        <w:rPr>
+          <w:rFonts w:ascii="Times New Roman" w:eastAsia="Times New Roman" w:hAnsi="Times New Roman" w:cs="Times New Roman"/>
+          <w:sz w:val="24"/>
+          <w:szCs w:val="24"/>
+          <w:lang w:eastAsia="ru-RU"/>
+        </w:rPr>
+      </w:pPr>
+    </w:p>
+    <w:p>
+      <w:pPr>
+        <w:spacing w:before="100" w:after="100" w:line="240" w:lineRule="auto"/>
+        <w:ind w:right="-60"/>
+        <w:jc w:val="both"/>
+        <w:rPr>
+          <w:rFonts w:ascii="Times New Roman" w:eastAsia="Times New Roman" w:hAnsi="Times New Roman" w:cs="Times New Roman"/>
+          <w:color w:val="000000"/>
+          <w:sz w:val="32"/>
+          <w:szCs w:val="32"/>
+          <w:lang w:eastAsia="ru-RU"/>
+        </w:rPr>
+      </w:pPr>
+      <w:r>
+        <w:rPr>
+          <w:rFonts w:ascii="Times New Roman" w:eastAsia="Times New Roman" w:hAnsi="Times New Roman" w:cs="Times New Roman"/>
+          <w:b/>
+          <w:bCs/>
+          <w:color w:val="000000"/>
+          <w:sz w:val="32"/>
+          <w:szCs w:val="32"/>
+          <w:lang w:eastAsia="ru-RU"/>
+        </w:rPr>
+        <w:t>3</w:t>
+      </w:r>
+      <w:r>
+        <w:rPr>
+          <w:rFonts w:ascii="Times New Roman" w:eastAsia="Times New Roman" w:hAnsi="Times New Roman" w:cs="Times New Roman"/>
+          <w:b/>
+          <w:bCs/>
+          <w:color w:val="000000"/>
+          <w:sz w:val="32"/>
+          <w:szCs w:val="32"/>
+          <w:lang w:eastAsia="ru-RU"/>
+        </w:rPr>
+        <w:t xml:space="preserve"> Вывод</w:t>
+      </w:r>
+    </w:p>
+    <w:p>
+      <w:pPr>
+        <w:spacing w:after="0" w:line="240" w:lineRule="auto"/>
+        <w:jc w:val="both"/>
+        <w:rPr>
+          <w:rFonts w:ascii="Times New Roman" w:eastAsia="Times New Roman" w:hAnsi="Times New Roman" w:cs="Times New Roman"/>
+          <w:color w:val="000000"/>
+          <w:sz w:val="32"/>
+          <w:szCs w:val="32"/>
+          <w:lang w:eastAsia="ru-RU"/>
+        </w:rPr>
+      </w:pPr>
+      <w:r>
+        <w:rPr>
+          <w:rFonts w:ascii="Times New Roman" w:eastAsia="Times New Roman" w:hAnsi="Times New Roman" w:cs="Times New Roman"/>
+          <w:color w:val="000000"/>
+          <w:sz w:val="32"/>
+          <w:szCs w:val="32"/>
+          <w:lang w:eastAsia="ru-RU"/>
+        </w:rPr>
+        <w:t xml:space="preserve">Изучили </w:t>
+      </w:r>
+      <w:r>
+        <w:rPr>
+          <w:rFonts w:ascii="Times New Roman" w:eastAsia="Times New Roman" w:hAnsi="Times New Roman" w:cs="Times New Roman"/>
+          <w:color w:val="000000"/>
+          <w:sz w:val="32"/>
+          <w:szCs w:val="32"/>
+          <w:lang w:eastAsia="ru-RU"/>
+        </w:rPr>
+        <w:t xml:space="preserve">процесс добавления и применения ресурсов при разработке мобильных приложений </w:t>
+      </w:r>
+      <w:proofErr w:type="spellStart"/>
+      <w:r>
+        <w:rPr>
+          <w:rFonts w:ascii="Times New Roman" w:eastAsia="Times New Roman" w:hAnsi="Times New Roman" w:cs="Times New Roman"/>
+          <w:color w:val="000000"/>
+          <w:sz w:val="32"/>
+          <w:szCs w:val="32"/>
+          <w:lang w:eastAsia="ru-RU"/>
+        </w:rPr>
+        <w:t>Android</w:t>
+      </w:r>
+      <w:proofErr w:type="spellEnd"/>
+      <w:r>
+        <w:rPr>
+          <w:rFonts w:ascii="Times New Roman" w:eastAsia="Times New Roman" w:hAnsi="Times New Roman" w:cs="Times New Roman"/>
+          <w:color w:val="000000"/>
+          <w:sz w:val="32"/>
+          <w:szCs w:val="32"/>
+          <w:lang w:eastAsia="ru-RU"/>
+        </w:rPr>
+        <w:t>.</w:t>
+      </w:r>
+    </w:p>
+    <w:p>
+      <w:pPr>
+        <w:rPr>
+          <w:rFonts w:ascii="Times New Roman" w:eastAsia="Times New Roman" w:hAnsi="Times New Roman" w:cs="Times New Roman"/>
+          <w:color w:val="000000"/>
+          <w:sz w:val="32"/>
+          <w:szCs w:val="32"/>
+          <w:lang w:eastAsia="ru-RU"/>
+        </w:rPr>
+      </w:pPr>
+      <w:r>
+        <w:rPr>
+          <w:rFonts w:ascii="Times New Roman" w:eastAsia="Times New Roman" w:hAnsi="Times New Roman" w:cs="Times New Roman"/>
+          <w:color w:val="000000"/>
+          <w:sz w:val="32"/>
+          <w:szCs w:val="32"/>
+          <w:lang w:eastAsia="ru-RU"/>
+        </w:rPr>
+        <w:br w:type="page"/>
+      </w:r>
+    </w:p>
+    <w:p>
+      <w:pPr>
+        <w:jc w:val="both"/>
         <w:rPr>
           <w:rFonts w:ascii="Times New Roman" w:hAnsi="Times New Roman" w:cs="Times New Roman"/>
           <w:b/>
@@ -25460,9 +25444,7 @@
           <w:sz w:val="32"/>
           <w:szCs w:val="32"/>
         </w:rPr>
-        <w:lastRenderedPageBreak/>
-        <w:t>Лабораторная работа №</w:t>
-      </w:r>
+      </w:pPr>
       <w:r>
         <w:rPr>
           <w:rFonts w:ascii="Times New Roman" w:hAnsi="Times New Roman" w:cs="Times New Roman"/>
@@ -25471,7 +25453,8 @@
           <w:sz w:val="32"/>
           <w:szCs w:val="32"/>
         </w:rPr>
-        <w:t>17</w:t>
+        <w:lastRenderedPageBreak/>
+        <w:t>Лабораторная работа №</w:t>
       </w:r>
       <w:r>
         <w:rPr>
@@ -25481,8 +25464,2225 @@
           <w:sz w:val="32"/>
           <w:szCs w:val="32"/>
         </w:rPr>
+        <w:t>17</w:t>
+      </w:r>
+      <w:r>
+        <w:rPr>
+          <w:rFonts w:ascii="Times New Roman" w:hAnsi="Times New Roman" w:cs="Times New Roman"/>
+          <w:b/>
+          <w:bCs/>
+          <w:sz w:val="32"/>
+          <w:szCs w:val="32"/>
+        </w:rPr>
+        <w:t xml:space="preserve"> «</w:t>
+      </w:r>
+      <w:r>
+        <w:rPr>
+          <w:rFonts w:ascii="TimesNewRomanPS-BoldMT" w:hAnsi="TimesNewRomanPS-BoldMT"/>
+          <w:b/>
+          <w:bCs/>
+          <w:color w:val="000000"/>
+          <w:sz w:val="30"/>
+          <w:szCs w:val="30"/>
+        </w:rPr>
+        <w:t>Настройка элементов управления для ввода данных</w:t>
+      </w:r>
+      <w:r>
+        <w:rPr>
+          <w:rFonts w:ascii="Times New Roman" w:hAnsi="Times New Roman" w:cs="Times New Roman"/>
+          <w:b/>
+          <w:bCs/>
+          <w:sz w:val="32"/>
+          <w:szCs w:val="32"/>
+        </w:rPr>
+        <w:t>»</w:t>
+      </w:r>
+    </w:p>
+    <w:p>
+      <w:pPr>
+        <w:spacing w:before="100" w:after="100" w:line="240" w:lineRule="auto"/>
+        <w:ind w:right="-60"/>
+        <w:jc w:val="both"/>
+        <w:rPr>
+          <w:rFonts w:ascii="Times New Roman" w:eastAsia="Times New Roman" w:hAnsi="Times New Roman" w:cs="Times New Roman"/>
+          <w:color w:val="000000"/>
+          <w:sz w:val="32"/>
+          <w:szCs w:val="32"/>
+          <w:lang w:eastAsia="ru-RU"/>
+        </w:rPr>
+      </w:pPr>
+      <w:r>
+        <w:rPr>
+          <w:rFonts w:ascii="Times New Roman" w:eastAsia="Times New Roman" w:hAnsi="Times New Roman" w:cs="Times New Roman"/>
+          <w:b/>
+          <w:bCs/>
+          <w:color w:val="000000"/>
+          <w:sz w:val="32"/>
+          <w:szCs w:val="32"/>
+          <w:lang w:eastAsia="ru-RU"/>
+        </w:rPr>
+        <w:t>1 Цель работы</w:t>
+      </w:r>
+    </w:p>
+    <w:p>
+      <w:pPr>
+        <w:spacing w:after="0" w:line="240" w:lineRule="auto"/>
+        <w:jc w:val="both"/>
+        <w:rPr>
+          <w:rFonts w:ascii="TimesNewRomanPSMT" w:hAnsi="TimesNewRomanPSMT"/>
+          <w:color w:val="000000"/>
+          <w:sz w:val="28"/>
+          <w:szCs w:val="28"/>
+        </w:rPr>
+      </w:pPr>
+      <w:r>
+        <w:rPr>
+          <w:rFonts w:ascii="TimesNewRomanPSMT" w:hAnsi="TimesNewRomanPSMT"/>
+          <w:color w:val="000000"/>
+          <w:sz w:val="28"/>
+          <w:szCs w:val="28"/>
+        </w:rPr>
+        <w:t>1.1 Изучить процесс настройки и использования элементов управления</w:t>
+      </w:r>
+      <w:r>
+        <w:rPr>
+          <w:rFonts w:ascii="TimesNewRomanPSMT" w:hAnsi="TimesNewRomanPSMT"/>
+          <w:color w:val="000000"/>
+          <w:sz w:val="28"/>
+          <w:szCs w:val="28"/>
+        </w:rPr>
+        <w:br/>
+        <w:t xml:space="preserve">для ввода данных приложения </w:t>
+      </w:r>
+      <w:proofErr w:type="spellStart"/>
+      <w:r>
+        <w:rPr>
+          <w:rFonts w:ascii="TimesNewRomanPSMT" w:hAnsi="TimesNewRomanPSMT"/>
+          <w:color w:val="000000"/>
+          <w:sz w:val="28"/>
+          <w:szCs w:val="28"/>
+        </w:rPr>
+        <w:t>Android</w:t>
+      </w:r>
+      <w:proofErr w:type="spellEnd"/>
+      <w:r>
+        <w:rPr>
+          <w:rFonts w:ascii="TimesNewRomanPSMT" w:hAnsi="TimesNewRomanPSMT"/>
+          <w:color w:val="000000"/>
+          <w:sz w:val="28"/>
+          <w:szCs w:val="28"/>
+        </w:rPr>
+        <w:t>.</w:t>
+      </w:r>
+    </w:p>
+    <w:p>
+      <w:pPr>
+        <w:spacing w:after="0" w:line="240" w:lineRule="auto"/>
+        <w:jc w:val="both"/>
+        <w:rPr>
+          <w:rFonts w:ascii="Times New Roman" w:eastAsia="Times New Roman" w:hAnsi="Times New Roman" w:cs="Times New Roman"/>
+          <w:color w:val="000000"/>
+          <w:sz w:val="32"/>
+          <w:szCs w:val="32"/>
+          <w:lang w:eastAsia="ru-RU"/>
+        </w:rPr>
+      </w:pPr>
+    </w:p>
+    <w:p>
+      <w:pPr>
+        <w:spacing w:before="100" w:after="100" w:line="240" w:lineRule="auto"/>
+        <w:ind w:right="-60"/>
+        <w:jc w:val="both"/>
+        <w:rPr>
+          <w:rFonts w:ascii="Times New Roman" w:eastAsia="Times New Roman" w:hAnsi="Times New Roman" w:cs="Times New Roman"/>
+          <w:color w:val="000000"/>
+          <w:sz w:val="32"/>
+          <w:szCs w:val="32"/>
+          <w:lang w:eastAsia="ru-RU"/>
+        </w:rPr>
+      </w:pPr>
+      <w:r>
+        <w:rPr>
+          <w:rFonts w:ascii="Times New Roman" w:eastAsia="Times New Roman" w:hAnsi="Times New Roman" w:cs="Times New Roman"/>
+          <w:b/>
+          <w:bCs/>
+          <w:color w:val="000000"/>
+          <w:sz w:val="32"/>
+          <w:szCs w:val="32"/>
+          <w:lang w:eastAsia="ru-RU"/>
+        </w:rPr>
+        <w:t>2</w:t>
+      </w:r>
+      <w:r>
+        <w:rPr>
+          <w:rFonts w:ascii="Times New Roman" w:eastAsia="Times New Roman" w:hAnsi="Times New Roman" w:cs="Times New Roman"/>
+          <w:b/>
+          <w:bCs/>
+          <w:color w:val="000000"/>
+          <w:sz w:val="32"/>
+          <w:szCs w:val="32"/>
+          <w:lang w:eastAsia="ru-RU"/>
+        </w:rPr>
+        <w:t xml:space="preserve"> Контрольные вопросы</w:t>
+      </w:r>
+    </w:p>
+    <w:p>
+      <w:pPr>
+        <w:spacing w:before="100" w:after="100" w:line="240" w:lineRule="auto"/>
+        <w:ind w:right="-60"/>
+        <w:jc w:val="both"/>
+        <w:rPr>
+          <w:rFonts w:ascii="TimesNewRomanPSMT" w:hAnsi="TimesNewRomanPSMT"/>
+          <w:color w:val="000000"/>
+          <w:sz w:val="28"/>
+          <w:szCs w:val="28"/>
+        </w:rPr>
+      </w:pPr>
+      <w:r>
+        <w:rPr>
+          <w:rFonts w:ascii="TimesNewRomanPSMT" w:hAnsi="TimesNewRomanPSMT"/>
+          <w:color w:val="000000"/>
+          <w:sz w:val="28"/>
+          <w:szCs w:val="28"/>
+        </w:rPr>
+        <w:t>2</w:t>
+      </w:r>
+      <w:r>
+        <w:rPr>
+          <w:rFonts w:ascii="TimesNewRomanPSMT" w:hAnsi="TimesNewRomanPSMT"/>
+          <w:color w:val="000000"/>
+          <w:sz w:val="28"/>
+          <w:szCs w:val="28"/>
+        </w:rPr>
+        <w:t>.1 Какие элементы позвол</w:t>
+      </w:r>
+      <w:r>
+        <w:rPr>
+          <w:rFonts w:ascii="TimesNewRomanPSMT" w:hAnsi="TimesNewRomanPSMT"/>
+          <w:color w:val="000000"/>
+          <w:sz w:val="28"/>
+          <w:szCs w:val="28"/>
+        </w:rPr>
+        <w:t>яют ввести текстовые значения?</w:t>
+      </w:r>
+    </w:p>
+    <w:p>
+      <w:pPr>
+        <w:spacing w:before="100" w:after="100" w:line="240" w:lineRule="auto"/>
+        <w:ind w:right="-60"/>
+        <w:jc w:val="both"/>
+        <w:rPr>
+          <w:rFonts w:ascii="TimesNewRomanPSMT" w:hAnsi="TimesNewRomanPSMT"/>
+          <w:color w:val="000000"/>
+          <w:sz w:val="28"/>
+          <w:szCs w:val="28"/>
+        </w:rPr>
+      </w:pPr>
+    </w:p>
+    <w:p>
+      <w:pPr>
+        <w:spacing w:before="100" w:after="100" w:line="240" w:lineRule="auto"/>
+        <w:ind w:right="-60"/>
+        <w:jc w:val="both"/>
+        <w:rPr>
+          <w:rFonts w:ascii="TimesNewRomanPSMT" w:hAnsi="TimesNewRomanPSMT"/>
+          <w:color w:val="000000"/>
+          <w:sz w:val="28"/>
+          <w:szCs w:val="28"/>
+        </w:rPr>
+      </w:pPr>
+    </w:p>
+    <w:p>
+      <w:pPr>
+        <w:spacing w:before="100" w:after="100" w:line="240" w:lineRule="auto"/>
+        <w:ind w:right="-60"/>
+        <w:jc w:val="both"/>
+        <w:rPr>
+          <w:rFonts w:ascii="TimesNewRomanPSMT" w:hAnsi="TimesNewRomanPSMT"/>
+          <w:color w:val="000000"/>
+          <w:sz w:val="28"/>
+          <w:szCs w:val="28"/>
+        </w:rPr>
+      </w:pPr>
+      <w:r>
+        <w:rPr>
+          <w:rFonts w:ascii="TimesNewRomanPSMT" w:hAnsi="TimesNewRomanPSMT"/>
+          <w:color w:val="000000"/>
+          <w:sz w:val="28"/>
+          <w:szCs w:val="28"/>
+        </w:rPr>
+        <w:t>2</w:t>
+      </w:r>
+      <w:r>
+        <w:rPr>
+          <w:rFonts w:ascii="TimesNewRomanPSMT" w:hAnsi="TimesNewRomanPSMT"/>
+          <w:color w:val="000000"/>
+          <w:sz w:val="28"/>
+          <w:szCs w:val="28"/>
+        </w:rPr>
+        <w:t>.2</w:t>
+      </w:r>
+      <w:r>
+        <w:rPr>
+          <w:rFonts w:ascii="TimesNewRomanPSMT" w:hAnsi="TimesNewRomanPSMT"/>
+          <w:color w:val="000000"/>
+          <w:sz w:val="28"/>
+          <w:szCs w:val="28"/>
+        </w:rPr>
+        <w:t xml:space="preserve"> Как настроить тип клавиатуры?</w:t>
+      </w:r>
+    </w:p>
+    <w:p>
+      <w:pPr>
+        <w:spacing w:before="100" w:after="100" w:line="240" w:lineRule="auto"/>
+        <w:ind w:right="-60"/>
+        <w:jc w:val="both"/>
+        <w:rPr>
+          <w:rFonts w:ascii="TimesNewRomanPSMT" w:hAnsi="TimesNewRomanPSMT"/>
+          <w:color w:val="000000"/>
+          <w:sz w:val="28"/>
+          <w:szCs w:val="28"/>
+        </w:rPr>
+      </w:pPr>
+    </w:p>
+    <w:p>
+      <w:pPr>
+        <w:spacing w:before="100" w:after="100" w:line="240" w:lineRule="auto"/>
+        <w:ind w:right="-60"/>
+        <w:jc w:val="both"/>
+        <w:rPr>
+          <w:rFonts w:ascii="TimesNewRomanPSMT" w:hAnsi="TimesNewRomanPSMT"/>
+          <w:color w:val="000000"/>
+          <w:sz w:val="28"/>
+          <w:szCs w:val="28"/>
+        </w:rPr>
+      </w:pPr>
+    </w:p>
+    <w:p>
+      <w:pPr>
+        <w:spacing w:before="100" w:after="100" w:line="240" w:lineRule="auto"/>
+        <w:ind w:right="-60"/>
+        <w:jc w:val="both"/>
+        <w:rPr>
+          <w:rFonts w:ascii="TimesNewRomanPSMT" w:hAnsi="TimesNewRomanPSMT"/>
+          <w:color w:val="000000"/>
+          <w:sz w:val="28"/>
+          <w:szCs w:val="28"/>
+        </w:rPr>
+      </w:pPr>
+      <w:r>
+        <w:rPr>
+          <w:rFonts w:ascii="TimesNewRomanPSMT" w:hAnsi="TimesNewRomanPSMT"/>
+          <w:color w:val="000000"/>
+          <w:sz w:val="28"/>
+          <w:szCs w:val="28"/>
+        </w:rPr>
+        <w:t>2</w:t>
+      </w:r>
+      <w:r>
+        <w:rPr>
+          <w:rFonts w:ascii="TimesNewRomanPSMT" w:hAnsi="TimesNewRomanPSMT"/>
+          <w:color w:val="000000"/>
+          <w:sz w:val="28"/>
+          <w:szCs w:val="28"/>
+        </w:rPr>
+        <w:t>.3 Как связать значение из эле</w:t>
+      </w:r>
+      <w:r>
+        <w:rPr>
+          <w:rFonts w:ascii="TimesNewRomanPSMT" w:hAnsi="TimesNewRomanPSMT"/>
+          <w:color w:val="000000"/>
+          <w:sz w:val="28"/>
+          <w:szCs w:val="28"/>
+        </w:rPr>
+        <w:t>мента управления с переменной?</w:t>
+      </w:r>
+    </w:p>
+    <w:p>
+      <w:pPr>
+        <w:spacing w:before="100" w:after="100" w:line="240" w:lineRule="auto"/>
+        <w:ind w:right="-60"/>
+        <w:jc w:val="both"/>
+        <w:rPr>
+          <w:rFonts w:ascii="TimesNewRomanPSMT" w:hAnsi="TimesNewRomanPSMT"/>
+          <w:color w:val="000000"/>
+          <w:sz w:val="28"/>
+          <w:szCs w:val="28"/>
+        </w:rPr>
+      </w:pPr>
+    </w:p>
+    <w:p>
+      <w:pPr>
+        <w:spacing w:before="100" w:after="100" w:line="240" w:lineRule="auto"/>
+        <w:ind w:right="-60"/>
+        <w:jc w:val="both"/>
+        <w:rPr>
+          <w:rFonts w:ascii="TimesNewRomanPSMT" w:hAnsi="TimesNewRomanPSMT"/>
+          <w:color w:val="000000"/>
+          <w:sz w:val="28"/>
+          <w:szCs w:val="28"/>
+        </w:rPr>
+      </w:pPr>
+    </w:p>
+    <w:p>
+      <w:pPr>
+        <w:spacing w:before="100" w:after="100" w:line="240" w:lineRule="auto"/>
+        <w:ind w:right="-60"/>
+        <w:jc w:val="both"/>
+        <w:rPr>
+          <w:rFonts w:ascii="TimesNewRomanPSMT" w:hAnsi="TimesNewRomanPSMT"/>
+          <w:color w:val="000000"/>
+          <w:sz w:val="28"/>
+          <w:szCs w:val="28"/>
+        </w:rPr>
+      </w:pPr>
+      <w:r>
+        <w:rPr>
+          <w:rFonts w:ascii="TimesNewRomanPSMT" w:hAnsi="TimesNewRomanPSMT"/>
+          <w:color w:val="000000"/>
+          <w:sz w:val="28"/>
+          <w:szCs w:val="28"/>
+        </w:rPr>
+        <w:t>2</w:t>
+      </w:r>
+      <w:r>
+        <w:rPr>
+          <w:rFonts w:ascii="TimesNewRomanPSMT" w:hAnsi="TimesNewRomanPSMT"/>
+          <w:color w:val="000000"/>
+          <w:sz w:val="28"/>
+          <w:szCs w:val="28"/>
+        </w:rPr>
+        <w:t xml:space="preserve">.4 Для чего используется </w:t>
+      </w:r>
+      <w:proofErr w:type="spellStart"/>
+      <w:r>
+        <w:rPr>
+          <w:rFonts w:ascii="TimesNewRomanPSMT" w:hAnsi="TimesNewRomanPSMT"/>
+          <w:color w:val="000000"/>
+          <w:sz w:val="28"/>
+          <w:szCs w:val="28"/>
+        </w:rPr>
+        <w:t>combobox</w:t>
+      </w:r>
+      <w:proofErr w:type="spellEnd"/>
+      <w:r>
+        <w:rPr>
+          <w:rFonts w:ascii="TimesNewRomanPSMT" w:hAnsi="TimesNewRomanPSMT"/>
+          <w:color w:val="000000"/>
+          <w:sz w:val="28"/>
+          <w:szCs w:val="28"/>
+        </w:rPr>
+        <w:t>,</w:t>
+      </w:r>
+      <w:r>
+        <w:rPr>
+          <w:rFonts w:ascii="TimesNewRomanPSMT" w:hAnsi="TimesNewRomanPSMT"/>
+          <w:color w:val="000000"/>
+          <w:sz w:val="28"/>
+          <w:szCs w:val="28"/>
+        </w:rPr>
+        <w:t xml:space="preserve"> какие его основные настройки?</w:t>
+      </w:r>
+    </w:p>
+    <w:p>
+      <w:pPr>
+        <w:spacing w:before="100" w:after="100" w:line="240" w:lineRule="auto"/>
+        <w:ind w:right="-60"/>
+        <w:jc w:val="both"/>
+        <w:rPr>
+          <w:rFonts w:ascii="TimesNewRomanPSMT" w:hAnsi="TimesNewRomanPSMT"/>
+          <w:color w:val="000000"/>
+          <w:sz w:val="28"/>
+          <w:szCs w:val="28"/>
+        </w:rPr>
+      </w:pPr>
+    </w:p>
+    <w:p>
+      <w:pPr>
+        <w:spacing w:before="100" w:after="100" w:line="240" w:lineRule="auto"/>
+        <w:ind w:right="-60"/>
+        <w:jc w:val="both"/>
+        <w:rPr>
+          <w:rFonts w:ascii="TimesNewRomanPSMT" w:hAnsi="TimesNewRomanPSMT"/>
+          <w:color w:val="000000"/>
+          <w:sz w:val="28"/>
+          <w:szCs w:val="28"/>
+        </w:rPr>
+      </w:pPr>
+    </w:p>
+    <w:p>
+      <w:pPr>
+        <w:spacing w:before="100" w:after="100" w:line="240" w:lineRule="auto"/>
+        <w:ind w:right="-60"/>
+        <w:jc w:val="both"/>
+        <w:rPr>
+          <w:rFonts w:ascii="TimesNewRomanPSMT" w:hAnsi="TimesNewRomanPSMT"/>
+          <w:color w:val="000000"/>
+          <w:sz w:val="28"/>
+          <w:szCs w:val="28"/>
+        </w:rPr>
+      </w:pPr>
+      <w:r>
+        <w:rPr>
+          <w:rFonts w:ascii="TimesNewRomanPSMT" w:hAnsi="TimesNewRomanPSMT"/>
+          <w:color w:val="000000"/>
+          <w:sz w:val="28"/>
+          <w:szCs w:val="28"/>
+        </w:rPr>
+        <w:t>2</w:t>
+      </w:r>
+      <w:r>
+        <w:rPr>
+          <w:rFonts w:ascii="TimesNewRomanPSMT" w:hAnsi="TimesNewRomanPSMT"/>
+          <w:color w:val="000000"/>
+          <w:sz w:val="28"/>
+          <w:szCs w:val="28"/>
+        </w:rPr>
+        <w:t xml:space="preserve">.5 Для чего используется </w:t>
+      </w:r>
+      <w:proofErr w:type="spellStart"/>
+      <w:r>
+        <w:rPr>
+          <w:rFonts w:ascii="TimesNewRomanPSMT" w:hAnsi="TimesNewRomanPSMT"/>
+          <w:color w:val="000000"/>
+          <w:sz w:val="28"/>
+          <w:szCs w:val="28"/>
+        </w:rPr>
+        <w:t>radiobutton</w:t>
+      </w:r>
+      <w:proofErr w:type="spellEnd"/>
+      <w:r>
+        <w:rPr>
+          <w:rFonts w:ascii="TimesNewRomanPSMT" w:hAnsi="TimesNewRomanPSMT"/>
+          <w:color w:val="000000"/>
+          <w:sz w:val="28"/>
+          <w:szCs w:val="28"/>
+        </w:rPr>
+        <w:t>,</w:t>
+      </w:r>
+      <w:r>
+        <w:rPr>
+          <w:rFonts w:ascii="TimesNewRomanPSMT" w:hAnsi="TimesNewRomanPSMT"/>
+          <w:color w:val="000000"/>
+          <w:sz w:val="28"/>
+          <w:szCs w:val="28"/>
+        </w:rPr>
+        <w:t xml:space="preserve"> какие его основные настройки?</w:t>
+      </w:r>
+    </w:p>
+    <w:p>
+      <w:pPr>
+        <w:spacing w:before="100" w:after="100" w:line="240" w:lineRule="auto"/>
+        <w:ind w:right="-60"/>
+        <w:jc w:val="both"/>
+        <w:rPr>
+          <w:rFonts w:ascii="TimesNewRomanPSMT" w:hAnsi="TimesNewRomanPSMT"/>
+          <w:color w:val="000000"/>
+          <w:sz w:val="28"/>
+          <w:szCs w:val="28"/>
+        </w:rPr>
+      </w:pPr>
+    </w:p>
+    <w:p>
+      <w:pPr>
+        <w:spacing w:before="100" w:after="100" w:line="240" w:lineRule="auto"/>
+        <w:ind w:right="-60"/>
+        <w:jc w:val="both"/>
+        <w:rPr>
+          <w:rFonts w:ascii="TimesNewRomanPSMT" w:hAnsi="TimesNewRomanPSMT"/>
+          <w:color w:val="000000"/>
+          <w:sz w:val="28"/>
+          <w:szCs w:val="28"/>
+        </w:rPr>
+      </w:pPr>
+    </w:p>
+    <w:p>
+      <w:pPr>
+        <w:spacing w:before="100" w:after="100" w:line="240" w:lineRule="auto"/>
+        <w:ind w:right="-60"/>
+        <w:jc w:val="both"/>
+        <w:rPr>
+          <w:rFonts w:ascii="TimesNewRomanPSMT" w:hAnsi="TimesNewRomanPSMT"/>
+          <w:color w:val="000000"/>
+          <w:sz w:val="28"/>
+          <w:szCs w:val="28"/>
+        </w:rPr>
+      </w:pPr>
+      <w:r>
+        <w:rPr>
+          <w:rFonts w:ascii="TimesNewRomanPSMT" w:hAnsi="TimesNewRomanPSMT"/>
+          <w:color w:val="000000"/>
+          <w:sz w:val="28"/>
+          <w:szCs w:val="28"/>
+        </w:rPr>
+        <w:t>2</w:t>
+      </w:r>
+      <w:r>
+        <w:rPr>
+          <w:rFonts w:ascii="TimesNewRomanPSMT" w:hAnsi="TimesNewRomanPSMT"/>
+          <w:color w:val="000000"/>
+          <w:sz w:val="28"/>
+          <w:szCs w:val="28"/>
+        </w:rPr>
+        <w:t xml:space="preserve">.6 Для чего используется </w:t>
+      </w:r>
+      <w:proofErr w:type="spellStart"/>
+      <w:r>
+        <w:rPr>
+          <w:rFonts w:ascii="TimesNewRomanPSMT" w:hAnsi="TimesNewRomanPSMT"/>
+          <w:color w:val="000000"/>
+          <w:sz w:val="28"/>
+          <w:szCs w:val="28"/>
+        </w:rPr>
+        <w:t>slider</w:t>
+      </w:r>
+      <w:proofErr w:type="spellEnd"/>
+      <w:r>
+        <w:rPr>
+          <w:rFonts w:ascii="TimesNewRomanPSMT" w:hAnsi="TimesNewRomanPSMT"/>
+          <w:color w:val="000000"/>
+          <w:sz w:val="28"/>
+          <w:szCs w:val="28"/>
+        </w:rPr>
+        <w:t>,</w:t>
+      </w:r>
+      <w:r>
+        <w:rPr>
+          <w:rFonts w:ascii="TimesNewRomanPSMT" w:hAnsi="TimesNewRomanPSMT"/>
+          <w:color w:val="000000"/>
+          <w:sz w:val="28"/>
+          <w:szCs w:val="28"/>
+        </w:rPr>
+        <w:t xml:space="preserve"> какие его основные настройки?</w:t>
+      </w:r>
+    </w:p>
+    <w:p>
+      <w:pPr>
+        <w:spacing w:before="100" w:after="100" w:line="240" w:lineRule="auto"/>
+        <w:ind w:right="-60"/>
+        <w:jc w:val="both"/>
+        <w:rPr>
+          <w:rFonts w:ascii="TimesNewRomanPSMT" w:hAnsi="TimesNewRomanPSMT"/>
+          <w:color w:val="000000"/>
+          <w:sz w:val="28"/>
+          <w:szCs w:val="28"/>
+        </w:rPr>
+      </w:pPr>
+    </w:p>
+    <w:p>
+      <w:pPr>
+        <w:spacing w:before="100" w:after="100" w:line="240" w:lineRule="auto"/>
+        <w:ind w:right="-60"/>
+        <w:jc w:val="both"/>
+        <w:rPr>
+          <w:rFonts w:ascii="TimesNewRomanPSMT" w:hAnsi="TimesNewRomanPSMT"/>
+          <w:color w:val="000000"/>
+          <w:sz w:val="28"/>
+          <w:szCs w:val="28"/>
+        </w:rPr>
+      </w:pPr>
+      <w:r>
+        <w:rPr>
+          <w:rFonts w:ascii="TimesNewRomanPSMT" w:hAnsi="TimesNewRomanPSMT"/>
+          <w:color w:val="000000"/>
+          <w:sz w:val="28"/>
+          <w:szCs w:val="28"/>
+        </w:rPr>
+        <w:t>2</w:t>
+      </w:r>
+      <w:r>
+        <w:rPr>
+          <w:rFonts w:ascii="TimesNewRomanPSMT" w:hAnsi="TimesNewRomanPSMT"/>
+          <w:color w:val="000000"/>
+          <w:sz w:val="28"/>
+          <w:szCs w:val="28"/>
+        </w:rPr>
+        <w:t xml:space="preserve">.7 Для чего используется </w:t>
+      </w:r>
+      <w:proofErr w:type="spellStart"/>
+      <w:r>
+        <w:rPr>
+          <w:rFonts w:ascii="TimesNewRomanPSMT" w:hAnsi="TimesNewRomanPSMT"/>
+          <w:color w:val="000000"/>
+          <w:sz w:val="28"/>
+          <w:szCs w:val="28"/>
+        </w:rPr>
+        <w:t>switch</w:t>
+      </w:r>
+      <w:proofErr w:type="spellEnd"/>
+      <w:r>
+        <w:rPr>
+          <w:rFonts w:ascii="TimesNewRomanPSMT" w:hAnsi="TimesNewRomanPSMT"/>
+          <w:color w:val="000000"/>
+          <w:sz w:val="28"/>
+          <w:szCs w:val="28"/>
+        </w:rPr>
+        <w:t>, какие его основные настройки?</w:t>
+      </w:r>
+    </w:p>
+    <w:p>
+      <w:pPr>
+        <w:spacing w:before="100" w:after="100" w:line="240" w:lineRule="auto"/>
+        <w:ind w:right="-60"/>
+        <w:jc w:val="both"/>
+        <w:rPr>
+          <w:rFonts w:ascii="Times New Roman" w:eastAsia="Times New Roman" w:hAnsi="Times New Roman" w:cs="Times New Roman"/>
+          <w:sz w:val="24"/>
+          <w:szCs w:val="24"/>
+          <w:lang w:eastAsia="ru-RU"/>
+        </w:rPr>
+      </w:pPr>
+    </w:p>
+    <w:p>
+      <w:pPr>
+        <w:spacing w:before="100" w:after="100" w:line="240" w:lineRule="auto"/>
+        <w:ind w:right="-60"/>
+        <w:jc w:val="both"/>
+        <w:rPr>
+          <w:rFonts w:ascii="Times New Roman" w:eastAsia="Times New Roman" w:hAnsi="Times New Roman" w:cs="Times New Roman"/>
+          <w:sz w:val="24"/>
+          <w:szCs w:val="24"/>
+          <w:lang w:eastAsia="ru-RU"/>
+        </w:rPr>
+      </w:pPr>
+    </w:p>
+    <w:p>
+      <w:pPr>
+        <w:spacing w:before="100" w:after="100" w:line="240" w:lineRule="auto"/>
+        <w:ind w:right="-60"/>
+        <w:jc w:val="both"/>
+        <w:rPr>
+          <w:rFonts w:ascii="Times New Roman" w:eastAsia="Times New Roman" w:hAnsi="Times New Roman" w:cs="Times New Roman"/>
+          <w:color w:val="000000"/>
+          <w:sz w:val="32"/>
+          <w:szCs w:val="32"/>
+          <w:lang w:eastAsia="ru-RU"/>
+        </w:rPr>
+      </w:pPr>
+      <w:r>
+        <w:rPr>
+          <w:rFonts w:ascii="Times New Roman" w:eastAsia="Times New Roman" w:hAnsi="Times New Roman" w:cs="Times New Roman"/>
+          <w:b/>
+          <w:bCs/>
+          <w:color w:val="000000"/>
+          <w:sz w:val="32"/>
+          <w:szCs w:val="32"/>
+          <w:lang w:eastAsia="ru-RU"/>
+        </w:rPr>
+        <w:t>3</w:t>
+      </w:r>
+      <w:r>
+        <w:rPr>
+          <w:rFonts w:ascii="Times New Roman" w:eastAsia="Times New Roman" w:hAnsi="Times New Roman" w:cs="Times New Roman"/>
+          <w:b/>
+          <w:bCs/>
+          <w:color w:val="000000"/>
+          <w:sz w:val="32"/>
+          <w:szCs w:val="32"/>
+          <w:lang w:eastAsia="ru-RU"/>
+        </w:rPr>
+        <w:t xml:space="preserve"> Вывод</w:t>
+      </w:r>
+    </w:p>
+    <w:p>
+      <w:pPr>
+        <w:spacing w:after="0" w:line="240" w:lineRule="auto"/>
+        <w:jc w:val="both"/>
+        <w:rPr>
+          <w:rFonts w:ascii="TimesNewRomanPSMT" w:hAnsi="TimesNewRomanPSMT"/>
+          <w:color w:val="000000"/>
+          <w:sz w:val="28"/>
+          <w:szCs w:val="28"/>
+        </w:rPr>
+      </w:pPr>
+      <w:r>
+        <w:rPr>
+          <w:rFonts w:ascii="TimesNewRomanPSMT" w:hAnsi="TimesNewRomanPSMT"/>
+          <w:color w:val="000000"/>
+          <w:sz w:val="28"/>
+          <w:szCs w:val="28"/>
+        </w:rPr>
+        <w:t xml:space="preserve">Изучили </w:t>
+      </w:r>
+      <w:r>
+        <w:rPr>
+          <w:rFonts w:ascii="TimesNewRomanPSMT" w:hAnsi="TimesNewRomanPSMT"/>
+          <w:color w:val="000000"/>
+          <w:sz w:val="28"/>
+          <w:szCs w:val="28"/>
+        </w:rPr>
+        <w:t>процесс настройки и использования элементов управления</w:t>
+      </w:r>
+      <w:r>
+        <w:rPr>
+          <w:rFonts w:ascii="TimesNewRomanPSMT" w:hAnsi="TimesNewRomanPSMT"/>
+          <w:color w:val="000000"/>
+          <w:sz w:val="28"/>
+          <w:szCs w:val="28"/>
+        </w:rPr>
+        <w:br/>
+        <w:t xml:space="preserve">для ввода данных приложения </w:t>
+      </w:r>
+      <w:proofErr w:type="spellStart"/>
+      <w:r>
+        <w:rPr>
+          <w:rFonts w:ascii="TimesNewRomanPSMT" w:hAnsi="TimesNewRomanPSMT"/>
+          <w:color w:val="000000"/>
+          <w:sz w:val="28"/>
+          <w:szCs w:val="28"/>
+        </w:rPr>
+        <w:t>Android</w:t>
+      </w:r>
+      <w:proofErr w:type="spellEnd"/>
+      <w:r>
+        <w:rPr>
+          <w:rFonts w:ascii="TimesNewRomanPSMT" w:hAnsi="TimesNewRomanPSMT"/>
+          <w:color w:val="000000"/>
+          <w:sz w:val="28"/>
+          <w:szCs w:val="28"/>
+        </w:rPr>
+        <w:t>.</w:t>
+      </w:r>
+    </w:p>
+    <w:p>
+      <w:pPr>
+        <w:rPr>
+          <w:rFonts w:ascii="Times New Roman" w:eastAsia="Times New Roman" w:hAnsi="Times New Roman" w:cs="Times New Roman"/>
+          <w:color w:val="000000"/>
+          <w:sz w:val="32"/>
+          <w:szCs w:val="32"/>
+          <w:lang w:eastAsia="ru-RU"/>
+        </w:rPr>
+      </w:pPr>
+      <w:r>
+        <w:rPr>
+          <w:rFonts w:ascii="Times New Roman" w:eastAsia="Times New Roman" w:hAnsi="Times New Roman" w:cs="Times New Roman"/>
+          <w:color w:val="000000"/>
+          <w:sz w:val="32"/>
+          <w:szCs w:val="32"/>
+          <w:lang w:eastAsia="ru-RU"/>
+        </w:rPr>
+        <w:br w:type="page"/>
+      </w:r>
+    </w:p>
+    <w:p>
+      <w:pPr>
+        <w:jc w:val="both"/>
+        <w:rPr>
+          <w:rFonts w:ascii="Times New Roman" w:hAnsi="Times New Roman" w:cs="Times New Roman"/>
+          <w:b/>
+          <w:bCs/>
+          <w:sz w:val="32"/>
+          <w:szCs w:val="32"/>
+        </w:rPr>
+      </w:pPr>
+      <w:r>
+        <w:rPr>
+          <w:rFonts w:ascii="Times New Roman" w:hAnsi="Times New Roman" w:cs="Times New Roman"/>
+          <w:b/>
+          <w:bCs/>
+          <w:sz w:val="32"/>
+          <w:szCs w:val="32"/>
+        </w:rPr>
+        <w:lastRenderedPageBreak/>
+        <w:t>Лабораторная работа №</w:t>
+      </w:r>
+      <w:r>
+        <w:rPr>
+          <w:rFonts w:ascii="Times New Roman" w:hAnsi="Times New Roman" w:cs="Times New Roman"/>
+          <w:b/>
+          <w:bCs/>
+          <w:sz w:val="32"/>
+          <w:szCs w:val="32"/>
+        </w:rPr>
+        <w:t>18</w:t>
+      </w:r>
+      <w:r>
+        <w:rPr>
+          <w:rFonts w:ascii="Times New Roman" w:hAnsi="Times New Roman" w:cs="Times New Roman"/>
+          <w:b/>
+          <w:bCs/>
+          <w:sz w:val="32"/>
+          <w:szCs w:val="32"/>
+        </w:rPr>
         <w:t xml:space="preserve"> «»</w:t>
       </w:r>
+    </w:p>
+    <w:p>
+      <w:pPr>
+        <w:spacing w:before="100" w:after="100" w:line="240" w:lineRule="auto"/>
+        <w:ind w:right="-60"/>
+        <w:jc w:val="both"/>
+        <w:rPr>
+          <w:rFonts w:ascii="Times New Roman" w:eastAsia="Times New Roman" w:hAnsi="Times New Roman" w:cs="Times New Roman"/>
+          <w:color w:val="000000"/>
+          <w:sz w:val="32"/>
+          <w:szCs w:val="32"/>
+          <w:lang w:eastAsia="ru-RU"/>
+        </w:rPr>
+      </w:pPr>
+      <w:r>
+        <w:rPr>
+          <w:rFonts w:ascii="Times New Roman" w:eastAsia="Times New Roman" w:hAnsi="Times New Roman" w:cs="Times New Roman"/>
+          <w:b/>
+          <w:bCs/>
+          <w:color w:val="000000"/>
+          <w:sz w:val="32"/>
+          <w:szCs w:val="32"/>
+          <w:lang w:eastAsia="ru-RU"/>
+        </w:rPr>
+        <w:t>1 Цель работы</w:t>
+      </w:r>
+    </w:p>
+    <w:p>
+      <w:pPr>
+        <w:spacing w:after="0" w:line="240" w:lineRule="auto"/>
+        <w:jc w:val="both"/>
+        <w:rPr>
+          <w:rFonts w:ascii="Times New Roman" w:eastAsia="Times New Roman" w:hAnsi="Times New Roman" w:cs="Times New Roman"/>
+          <w:color w:val="000000"/>
+          <w:sz w:val="32"/>
+          <w:szCs w:val="32"/>
+          <w:lang w:eastAsia="ru-RU"/>
+        </w:rPr>
+      </w:pPr>
+    </w:p>
+    <w:p>
+      <w:pPr>
+        <w:spacing w:before="100" w:after="100" w:line="240" w:lineRule="auto"/>
+        <w:ind w:right="-60"/>
+        <w:jc w:val="both"/>
+        <w:rPr>
+          <w:rFonts w:ascii="Times New Roman" w:eastAsia="Times New Roman" w:hAnsi="Times New Roman" w:cs="Times New Roman"/>
+          <w:color w:val="000000"/>
+          <w:sz w:val="32"/>
+          <w:szCs w:val="32"/>
+          <w:lang w:eastAsia="ru-RU"/>
+        </w:rPr>
+      </w:pPr>
+      <w:r>
+        <w:rPr>
+          <w:rFonts w:ascii="Times New Roman" w:eastAsia="Times New Roman" w:hAnsi="Times New Roman" w:cs="Times New Roman"/>
+          <w:b/>
+          <w:bCs/>
+          <w:color w:val="000000"/>
+          <w:sz w:val="32"/>
+          <w:szCs w:val="32"/>
+          <w:lang w:eastAsia="ru-RU"/>
+        </w:rPr>
+        <w:t>2</w:t>
+      </w:r>
+      <w:r>
+        <w:rPr>
+          <w:rFonts w:ascii="Times New Roman" w:eastAsia="Times New Roman" w:hAnsi="Times New Roman" w:cs="Times New Roman"/>
+          <w:b/>
+          <w:bCs/>
+          <w:color w:val="000000"/>
+          <w:sz w:val="32"/>
+          <w:szCs w:val="32"/>
+          <w:lang w:eastAsia="ru-RU"/>
+        </w:rPr>
+        <w:t xml:space="preserve"> Контрольные вопросы</w:t>
+      </w:r>
+    </w:p>
+    <w:p>
+      <w:pPr>
+        <w:spacing w:before="100" w:after="100" w:line="240" w:lineRule="auto"/>
+        <w:ind w:right="-60"/>
+        <w:jc w:val="both"/>
+        <w:rPr>
+          <w:rFonts w:ascii="Times New Roman" w:eastAsia="Times New Roman" w:hAnsi="Times New Roman" w:cs="Times New Roman"/>
+          <w:sz w:val="24"/>
+          <w:szCs w:val="24"/>
+          <w:lang w:eastAsia="ru-RU"/>
+        </w:rPr>
+      </w:pPr>
+    </w:p>
+    <w:p>
+      <w:pPr>
+        <w:spacing w:before="100" w:after="100" w:line="240" w:lineRule="auto"/>
+        <w:ind w:right="-60"/>
+        <w:jc w:val="both"/>
+        <w:rPr>
+          <w:rFonts w:ascii="Times New Roman" w:eastAsia="Times New Roman" w:hAnsi="Times New Roman" w:cs="Times New Roman"/>
+          <w:color w:val="000000"/>
+          <w:sz w:val="32"/>
+          <w:szCs w:val="32"/>
+          <w:lang w:eastAsia="ru-RU"/>
+        </w:rPr>
+      </w:pPr>
+      <w:r>
+        <w:rPr>
+          <w:rFonts w:ascii="Times New Roman" w:eastAsia="Times New Roman" w:hAnsi="Times New Roman" w:cs="Times New Roman"/>
+          <w:b/>
+          <w:bCs/>
+          <w:color w:val="000000"/>
+          <w:sz w:val="32"/>
+          <w:szCs w:val="32"/>
+          <w:lang w:eastAsia="ru-RU"/>
+        </w:rPr>
+        <w:t>3</w:t>
+      </w:r>
+      <w:r>
+        <w:rPr>
+          <w:rFonts w:ascii="Times New Roman" w:eastAsia="Times New Roman" w:hAnsi="Times New Roman" w:cs="Times New Roman"/>
+          <w:b/>
+          <w:bCs/>
+          <w:color w:val="000000"/>
+          <w:sz w:val="32"/>
+          <w:szCs w:val="32"/>
+          <w:lang w:eastAsia="ru-RU"/>
+        </w:rPr>
+        <w:t xml:space="preserve"> Вывод</w:t>
+      </w:r>
+    </w:p>
+    <w:p>
+      <w:pPr>
+        <w:rPr>
+          <w:rFonts w:ascii="Times New Roman" w:eastAsia="Times New Roman" w:hAnsi="Times New Roman" w:cs="Times New Roman"/>
+          <w:color w:val="000000"/>
+          <w:sz w:val="32"/>
+          <w:szCs w:val="32"/>
+          <w:lang w:eastAsia="ru-RU"/>
+        </w:rPr>
+      </w:pPr>
+      <w:r>
+        <w:rPr>
+          <w:rFonts w:ascii="Times New Roman" w:eastAsia="Times New Roman" w:hAnsi="Times New Roman" w:cs="Times New Roman"/>
+          <w:color w:val="000000"/>
+          <w:sz w:val="32"/>
+          <w:szCs w:val="32"/>
+          <w:lang w:eastAsia="ru-RU"/>
+        </w:rPr>
+        <w:br w:type="page"/>
+      </w:r>
+    </w:p>
+    <w:p>
+      <w:pPr>
+        <w:jc w:val="both"/>
+        <w:rPr>
+          <w:rFonts w:ascii="Times New Roman" w:hAnsi="Times New Roman" w:cs="Times New Roman"/>
+          <w:b/>
+          <w:bCs/>
+          <w:sz w:val="32"/>
+          <w:szCs w:val="32"/>
+        </w:rPr>
+      </w:pPr>
+      <w:r>
+        <w:rPr>
+          <w:rFonts w:ascii="Times New Roman" w:hAnsi="Times New Roman" w:cs="Times New Roman"/>
+          <w:b/>
+          <w:bCs/>
+          <w:sz w:val="32"/>
+          <w:szCs w:val="32"/>
+        </w:rPr>
+        <w:lastRenderedPageBreak/>
+        <w:t>Лабораторная работа №</w:t>
+      </w:r>
+      <w:r>
+        <w:rPr>
+          <w:rFonts w:ascii="Times New Roman" w:hAnsi="Times New Roman" w:cs="Times New Roman"/>
+          <w:b/>
+          <w:bCs/>
+          <w:sz w:val="32"/>
+          <w:szCs w:val="32"/>
+        </w:rPr>
+        <w:t>1</w:t>
+      </w:r>
+      <w:r>
+        <w:rPr>
+          <w:rFonts w:ascii="Times New Roman" w:hAnsi="Times New Roman" w:cs="Times New Roman"/>
+          <w:b/>
+          <w:bCs/>
+          <w:sz w:val="32"/>
+          <w:szCs w:val="32"/>
+        </w:rPr>
+        <w:t>9</w:t>
+      </w:r>
+      <w:r>
+        <w:rPr>
+          <w:rFonts w:ascii="Times New Roman" w:hAnsi="Times New Roman" w:cs="Times New Roman"/>
+          <w:b/>
+          <w:bCs/>
+          <w:sz w:val="32"/>
+          <w:szCs w:val="32"/>
+        </w:rPr>
+        <w:t xml:space="preserve"> «»</w:t>
+      </w:r>
+    </w:p>
+    <w:p>
+      <w:pPr>
+        <w:spacing w:before="100" w:after="100" w:line="240" w:lineRule="auto"/>
+        <w:ind w:right="-60"/>
+        <w:jc w:val="both"/>
+        <w:rPr>
+          <w:rFonts w:ascii="Times New Roman" w:eastAsia="Times New Roman" w:hAnsi="Times New Roman" w:cs="Times New Roman"/>
+          <w:color w:val="000000"/>
+          <w:sz w:val="32"/>
+          <w:szCs w:val="32"/>
+          <w:lang w:eastAsia="ru-RU"/>
+        </w:rPr>
+      </w:pPr>
+      <w:r>
+        <w:rPr>
+          <w:rFonts w:ascii="Times New Roman" w:eastAsia="Times New Roman" w:hAnsi="Times New Roman" w:cs="Times New Roman"/>
+          <w:b/>
+          <w:bCs/>
+          <w:color w:val="000000"/>
+          <w:sz w:val="32"/>
+          <w:szCs w:val="32"/>
+          <w:lang w:eastAsia="ru-RU"/>
+        </w:rPr>
+        <w:t>1 Цель работы</w:t>
+      </w:r>
+    </w:p>
+    <w:p>
+      <w:pPr>
+        <w:spacing w:after="0" w:line="240" w:lineRule="auto"/>
+        <w:jc w:val="both"/>
+        <w:rPr>
+          <w:rFonts w:ascii="Times New Roman" w:eastAsia="Times New Roman" w:hAnsi="Times New Roman" w:cs="Times New Roman"/>
+          <w:color w:val="000000"/>
+          <w:sz w:val="32"/>
+          <w:szCs w:val="32"/>
+          <w:lang w:eastAsia="ru-RU"/>
+        </w:rPr>
+      </w:pPr>
+    </w:p>
+    <w:p>
+      <w:pPr>
+        <w:spacing w:before="100" w:after="100" w:line="240" w:lineRule="auto"/>
+        <w:ind w:right="-60"/>
+        <w:jc w:val="both"/>
+        <w:rPr>
+          <w:rFonts w:ascii="Times New Roman" w:eastAsia="Times New Roman" w:hAnsi="Times New Roman" w:cs="Times New Roman"/>
+          <w:color w:val="000000"/>
+          <w:sz w:val="32"/>
+          <w:szCs w:val="32"/>
+          <w:lang w:eastAsia="ru-RU"/>
+        </w:rPr>
+      </w:pPr>
+      <w:r>
+        <w:rPr>
+          <w:rFonts w:ascii="Times New Roman" w:eastAsia="Times New Roman" w:hAnsi="Times New Roman" w:cs="Times New Roman"/>
+          <w:b/>
+          <w:bCs/>
+          <w:color w:val="000000"/>
+          <w:sz w:val="32"/>
+          <w:szCs w:val="32"/>
+          <w:lang w:eastAsia="ru-RU"/>
+        </w:rPr>
+        <w:t>2</w:t>
+      </w:r>
+      <w:r>
+        <w:rPr>
+          <w:rFonts w:ascii="Times New Roman" w:eastAsia="Times New Roman" w:hAnsi="Times New Roman" w:cs="Times New Roman"/>
+          <w:b/>
+          <w:bCs/>
+          <w:color w:val="000000"/>
+          <w:sz w:val="32"/>
+          <w:szCs w:val="32"/>
+          <w:lang w:eastAsia="ru-RU"/>
+        </w:rPr>
+        <w:t xml:space="preserve"> Контрольные вопросы</w:t>
+      </w:r>
+    </w:p>
+    <w:p>
+      <w:pPr>
+        <w:spacing w:before="100" w:after="100" w:line="240" w:lineRule="auto"/>
+        <w:ind w:right="-60"/>
+        <w:jc w:val="both"/>
+        <w:rPr>
+          <w:rFonts w:ascii="Times New Roman" w:eastAsia="Times New Roman" w:hAnsi="Times New Roman" w:cs="Times New Roman"/>
+          <w:sz w:val="24"/>
+          <w:szCs w:val="24"/>
+          <w:lang w:eastAsia="ru-RU"/>
+        </w:rPr>
+      </w:pPr>
+    </w:p>
+    <w:p>
+      <w:pPr>
+        <w:spacing w:before="100" w:after="100" w:line="240" w:lineRule="auto"/>
+        <w:ind w:right="-60"/>
+        <w:jc w:val="both"/>
+        <w:rPr>
+          <w:rFonts w:ascii="Times New Roman" w:eastAsia="Times New Roman" w:hAnsi="Times New Roman" w:cs="Times New Roman"/>
+          <w:color w:val="000000"/>
+          <w:sz w:val="32"/>
+          <w:szCs w:val="32"/>
+          <w:lang w:eastAsia="ru-RU"/>
+        </w:rPr>
+      </w:pPr>
+      <w:r>
+        <w:rPr>
+          <w:rFonts w:ascii="Times New Roman" w:eastAsia="Times New Roman" w:hAnsi="Times New Roman" w:cs="Times New Roman"/>
+          <w:b/>
+          <w:bCs/>
+          <w:color w:val="000000"/>
+          <w:sz w:val="32"/>
+          <w:szCs w:val="32"/>
+          <w:lang w:eastAsia="ru-RU"/>
+        </w:rPr>
+        <w:t>3</w:t>
+      </w:r>
+      <w:r>
+        <w:rPr>
+          <w:rFonts w:ascii="Times New Roman" w:eastAsia="Times New Roman" w:hAnsi="Times New Roman" w:cs="Times New Roman"/>
+          <w:b/>
+          <w:bCs/>
+          <w:color w:val="000000"/>
+          <w:sz w:val="32"/>
+          <w:szCs w:val="32"/>
+          <w:lang w:eastAsia="ru-RU"/>
+        </w:rPr>
+        <w:t xml:space="preserve"> Вывод</w:t>
+      </w:r>
+    </w:p>
+    <w:p>
+      <w:pPr>
+        <w:rPr>
+          <w:rFonts w:ascii="Times New Roman" w:eastAsia="Times New Roman" w:hAnsi="Times New Roman" w:cs="Times New Roman"/>
+          <w:color w:val="000000"/>
+          <w:sz w:val="32"/>
+          <w:szCs w:val="32"/>
+          <w:lang w:eastAsia="ru-RU"/>
+        </w:rPr>
+      </w:pPr>
+      <w:r>
+        <w:rPr>
+          <w:rFonts w:ascii="Times New Roman" w:eastAsia="Times New Roman" w:hAnsi="Times New Roman" w:cs="Times New Roman"/>
+          <w:color w:val="000000"/>
+          <w:sz w:val="32"/>
+          <w:szCs w:val="32"/>
+          <w:lang w:eastAsia="ru-RU"/>
+        </w:rPr>
+        <w:br w:type="page"/>
+      </w:r>
+    </w:p>
+    <w:p>
+      <w:pPr>
+        <w:jc w:val="both"/>
+        <w:rPr>
+          <w:rFonts w:ascii="Times New Roman" w:hAnsi="Times New Roman" w:cs="Times New Roman"/>
+          <w:b/>
+          <w:bCs/>
+          <w:sz w:val="32"/>
+          <w:szCs w:val="32"/>
+        </w:rPr>
+      </w:pPr>
+      <w:r>
+        <w:rPr>
+          <w:rFonts w:ascii="Times New Roman" w:hAnsi="Times New Roman" w:cs="Times New Roman"/>
+          <w:b/>
+          <w:bCs/>
+          <w:sz w:val="32"/>
+          <w:szCs w:val="32"/>
+        </w:rPr>
+        <w:lastRenderedPageBreak/>
+        <w:t>Лабораторная работа №</w:t>
+      </w:r>
+      <w:r>
+        <w:rPr>
+          <w:rFonts w:ascii="Times New Roman" w:hAnsi="Times New Roman" w:cs="Times New Roman"/>
+          <w:b/>
+          <w:bCs/>
+          <w:sz w:val="32"/>
+          <w:szCs w:val="32"/>
+        </w:rPr>
+        <w:t>20</w:t>
+      </w:r>
+      <w:r>
+        <w:rPr>
+          <w:rFonts w:ascii="Times New Roman" w:hAnsi="Times New Roman" w:cs="Times New Roman"/>
+          <w:b/>
+          <w:bCs/>
+          <w:sz w:val="32"/>
+          <w:szCs w:val="32"/>
+        </w:rPr>
+        <w:t xml:space="preserve"> «»</w:t>
+      </w:r>
+    </w:p>
+    <w:p>
+      <w:pPr>
+        <w:spacing w:before="100" w:after="100" w:line="240" w:lineRule="auto"/>
+        <w:ind w:right="-60"/>
+        <w:jc w:val="both"/>
+        <w:rPr>
+          <w:rFonts w:ascii="Times New Roman" w:eastAsia="Times New Roman" w:hAnsi="Times New Roman" w:cs="Times New Roman"/>
+          <w:color w:val="000000"/>
+          <w:sz w:val="32"/>
+          <w:szCs w:val="32"/>
+          <w:lang w:eastAsia="ru-RU"/>
+        </w:rPr>
+      </w:pPr>
+      <w:r>
+        <w:rPr>
+          <w:rFonts w:ascii="Times New Roman" w:eastAsia="Times New Roman" w:hAnsi="Times New Roman" w:cs="Times New Roman"/>
+          <w:b/>
+          <w:bCs/>
+          <w:color w:val="000000"/>
+          <w:sz w:val="32"/>
+          <w:szCs w:val="32"/>
+          <w:lang w:eastAsia="ru-RU"/>
+        </w:rPr>
+        <w:t>1 Цель работы</w:t>
+      </w:r>
+    </w:p>
+    <w:p>
+      <w:pPr>
+        <w:spacing w:after="0" w:line="240" w:lineRule="auto"/>
+        <w:jc w:val="both"/>
+        <w:rPr>
+          <w:rFonts w:ascii="Times New Roman" w:eastAsia="Times New Roman" w:hAnsi="Times New Roman" w:cs="Times New Roman"/>
+          <w:color w:val="000000"/>
+          <w:sz w:val="32"/>
+          <w:szCs w:val="32"/>
+          <w:lang w:eastAsia="ru-RU"/>
+        </w:rPr>
+      </w:pPr>
+    </w:p>
+    <w:p>
+      <w:pPr>
+        <w:spacing w:before="100" w:after="100" w:line="240" w:lineRule="auto"/>
+        <w:ind w:right="-60"/>
+        <w:jc w:val="both"/>
+        <w:rPr>
+          <w:rFonts w:ascii="Times New Roman" w:eastAsia="Times New Roman" w:hAnsi="Times New Roman" w:cs="Times New Roman"/>
+          <w:color w:val="000000"/>
+          <w:sz w:val="32"/>
+          <w:szCs w:val="32"/>
+          <w:lang w:eastAsia="ru-RU"/>
+        </w:rPr>
+      </w:pPr>
+      <w:r>
+        <w:rPr>
+          <w:rFonts w:ascii="Times New Roman" w:eastAsia="Times New Roman" w:hAnsi="Times New Roman" w:cs="Times New Roman"/>
+          <w:b/>
+          <w:bCs/>
+          <w:color w:val="000000"/>
+          <w:sz w:val="32"/>
+          <w:szCs w:val="32"/>
+          <w:lang w:eastAsia="ru-RU"/>
+        </w:rPr>
+        <w:t>2</w:t>
+      </w:r>
+      <w:r>
+        <w:rPr>
+          <w:rFonts w:ascii="Times New Roman" w:eastAsia="Times New Roman" w:hAnsi="Times New Roman" w:cs="Times New Roman"/>
+          <w:b/>
+          <w:bCs/>
+          <w:color w:val="000000"/>
+          <w:sz w:val="32"/>
+          <w:szCs w:val="32"/>
+          <w:lang w:eastAsia="ru-RU"/>
+        </w:rPr>
+        <w:t xml:space="preserve"> Контрольные вопросы</w:t>
+      </w:r>
+    </w:p>
+    <w:p>
+      <w:pPr>
+        <w:spacing w:before="100" w:after="100" w:line="240" w:lineRule="auto"/>
+        <w:ind w:right="-60"/>
+        <w:jc w:val="both"/>
+        <w:rPr>
+          <w:rFonts w:ascii="Times New Roman" w:eastAsia="Times New Roman" w:hAnsi="Times New Roman" w:cs="Times New Roman"/>
+          <w:sz w:val="24"/>
+          <w:szCs w:val="24"/>
+          <w:lang w:eastAsia="ru-RU"/>
+        </w:rPr>
+      </w:pPr>
+    </w:p>
+    <w:p>
+      <w:pPr>
+        <w:spacing w:before="100" w:after="100" w:line="240" w:lineRule="auto"/>
+        <w:ind w:right="-60"/>
+        <w:jc w:val="both"/>
+        <w:rPr>
+          <w:rFonts w:ascii="Times New Roman" w:eastAsia="Times New Roman" w:hAnsi="Times New Roman" w:cs="Times New Roman"/>
+          <w:color w:val="000000"/>
+          <w:sz w:val="32"/>
+          <w:szCs w:val="32"/>
+          <w:lang w:eastAsia="ru-RU"/>
+        </w:rPr>
+      </w:pPr>
+      <w:r>
+        <w:rPr>
+          <w:rFonts w:ascii="Times New Roman" w:eastAsia="Times New Roman" w:hAnsi="Times New Roman" w:cs="Times New Roman"/>
+          <w:b/>
+          <w:bCs/>
+          <w:color w:val="000000"/>
+          <w:sz w:val="32"/>
+          <w:szCs w:val="32"/>
+          <w:lang w:eastAsia="ru-RU"/>
+        </w:rPr>
+        <w:t>3</w:t>
+      </w:r>
+      <w:r>
+        <w:rPr>
+          <w:rFonts w:ascii="Times New Roman" w:eastAsia="Times New Roman" w:hAnsi="Times New Roman" w:cs="Times New Roman"/>
+          <w:b/>
+          <w:bCs/>
+          <w:color w:val="000000"/>
+          <w:sz w:val="32"/>
+          <w:szCs w:val="32"/>
+          <w:lang w:eastAsia="ru-RU"/>
+        </w:rPr>
+        <w:t xml:space="preserve"> Вывод</w:t>
+      </w:r>
+    </w:p>
+    <w:p>
+      <w:pPr>
+        <w:rPr>
+          <w:rFonts w:ascii="Times New Roman" w:eastAsia="Times New Roman" w:hAnsi="Times New Roman" w:cs="Times New Roman"/>
+          <w:color w:val="000000"/>
+          <w:sz w:val="32"/>
+          <w:szCs w:val="32"/>
+          <w:lang w:eastAsia="ru-RU"/>
+        </w:rPr>
+      </w:pPr>
+      <w:r>
+        <w:rPr>
+          <w:rFonts w:ascii="Times New Roman" w:eastAsia="Times New Roman" w:hAnsi="Times New Roman" w:cs="Times New Roman"/>
+          <w:color w:val="000000"/>
+          <w:sz w:val="32"/>
+          <w:szCs w:val="32"/>
+          <w:lang w:eastAsia="ru-RU"/>
+        </w:rPr>
+        <w:br w:type="page"/>
+      </w:r>
+    </w:p>
+    <w:p>
+      <w:pPr>
+        <w:jc w:val="both"/>
+        <w:rPr>
+          <w:rFonts w:ascii="Times New Roman" w:hAnsi="Times New Roman" w:cs="Times New Roman"/>
+          <w:b/>
+          <w:bCs/>
+          <w:sz w:val="32"/>
+          <w:szCs w:val="32"/>
+        </w:rPr>
+      </w:pPr>
+      <w:r>
+        <w:rPr>
+          <w:rFonts w:ascii="Times New Roman" w:hAnsi="Times New Roman" w:cs="Times New Roman"/>
+          <w:b/>
+          <w:bCs/>
+          <w:sz w:val="32"/>
+          <w:szCs w:val="32"/>
+        </w:rPr>
+        <w:lastRenderedPageBreak/>
+        <w:t>Лабораторная работа №</w:t>
+      </w:r>
+      <w:r>
+        <w:rPr>
+          <w:rFonts w:ascii="Times New Roman" w:hAnsi="Times New Roman" w:cs="Times New Roman"/>
+          <w:b/>
+          <w:bCs/>
+          <w:sz w:val="32"/>
+          <w:szCs w:val="32"/>
+        </w:rPr>
+        <w:t>21</w:t>
+      </w:r>
+      <w:r>
+        <w:rPr>
+          <w:rFonts w:ascii="Times New Roman" w:hAnsi="Times New Roman" w:cs="Times New Roman"/>
+          <w:b/>
+          <w:bCs/>
+          <w:sz w:val="32"/>
+          <w:szCs w:val="32"/>
+        </w:rPr>
+        <w:t xml:space="preserve"> «»</w:t>
+      </w:r>
+    </w:p>
+    <w:p>
+      <w:pPr>
+        <w:spacing w:before="100" w:after="100" w:line="240" w:lineRule="auto"/>
+        <w:ind w:right="-60"/>
+        <w:jc w:val="both"/>
+        <w:rPr>
+          <w:rFonts w:ascii="Times New Roman" w:eastAsia="Times New Roman" w:hAnsi="Times New Roman" w:cs="Times New Roman"/>
+          <w:color w:val="000000"/>
+          <w:sz w:val="32"/>
+          <w:szCs w:val="32"/>
+          <w:lang w:eastAsia="ru-RU"/>
+        </w:rPr>
+      </w:pPr>
+      <w:r>
+        <w:rPr>
+          <w:rFonts w:ascii="Times New Roman" w:eastAsia="Times New Roman" w:hAnsi="Times New Roman" w:cs="Times New Roman"/>
+          <w:b/>
+          <w:bCs/>
+          <w:color w:val="000000"/>
+          <w:sz w:val="32"/>
+          <w:szCs w:val="32"/>
+          <w:lang w:eastAsia="ru-RU"/>
+        </w:rPr>
+        <w:t>1 Цель работы</w:t>
+      </w:r>
+    </w:p>
+    <w:p>
+      <w:pPr>
+        <w:spacing w:after="0" w:line="240" w:lineRule="auto"/>
+        <w:jc w:val="both"/>
+        <w:rPr>
+          <w:rFonts w:ascii="Times New Roman" w:eastAsia="Times New Roman" w:hAnsi="Times New Roman" w:cs="Times New Roman"/>
+          <w:color w:val="000000"/>
+          <w:sz w:val="32"/>
+          <w:szCs w:val="32"/>
+          <w:lang w:eastAsia="ru-RU"/>
+        </w:rPr>
+      </w:pPr>
+    </w:p>
+    <w:p>
+      <w:pPr>
+        <w:spacing w:before="100" w:after="100" w:line="240" w:lineRule="auto"/>
+        <w:ind w:right="-60"/>
+        <w:jc w:val="both"/>
+        <w:rPr>
+          <w:rFonts w:ascii="Times New Roman" w:eastAsia="Times New Roman" w:hAnsi="Times New Roman" w:cs="Times New Roman"/>
+          <w:color w:val="000000"/>
+          <w:sz w:val="32"/>
+          <w:szCs w:val="32"/>
+          <w:lang w:eastAsia="ru-RU"/>
+        </w:rPr>
+      </w:pPr>
+      <w:r>
+        <w:rPr>
+          <w:rFonts w:ascii="Times New Roman" w:eastAsia="Times New Roman" w:hAnsi="Times New Roman" w:cs="Times New Roman"/>
+          <w:b/>
+          <w:bCs/>
+          <w:color w:val="000000"/>
+          <w:sz w:val="32"/>
+          <w:szCs w:val="32"/>
+          <w:lang w:eastAsia="ru-RU"/>
+        </w:rPr>
+        <w:t>2</w:t>
+      </w:r>
+      <w:r>
+        <w:rPr>
+          <w:rFonts w:ascii="Times New Roman" w:eastAsia="Times New Roman" w:hAnsi="Times New Roman" w:cs="Times New Roman"/>
+          <w:b/>
+          <w:bCs/>
+          <w:color w:val="000000"/>
+          <w:sz w:val="32"/>
+          <w:szCs w:val="32"/>
+          <w:lang w:eastAsia="ru-RU"/>
+        </w:rPr>
+        <w:t xml:space="preserve"> Контрольные вопросы</w:t>
+      </w:r>
+    </w:p>
+    <w:p>
+      <w:pPr>
+        <w:spacing w:before="100" w:after="100" w:line="240" w:lineRule="auto"/>
+        <w:ind w:right="-60"/>
+        <w:jc w:val="both"/>
+        <w:rPr>
+          <w:rFonts w:ascii="Times New Roman" w:eastAsia="Times New Roman" w:hAnsi="Times New Roman" w:cs="Times New Roman"/>
+          <w:sz w:val="24"/>
+          <w:szCs w:val="24"/>
+          <w:lang w:eastAsia="ru-RU"/>
+        </w:rPr>
+      </w:pPr>
+    </w:p>
+    <w:p>
+      <w:pPr>
+        <w:spacing w:before="100" w:after="100" w:line="240" w:lineRule="auto"/>
+        <w:ind w:right="-60"/>
+        <w:jc w:val="both"/>
+        <w:rPr>
+          <w:rFonts w:ascii="Times New Roman" w:eastAsia="Times New Roman" w:hAnsi="Times New Roman" w:cs="Times New Roman"/>
+          <w:color w:val="000000"/>
+          <w:sz w:val="32"/>
+          <w:szCs w:val="32"/>
+          <w:lang w:eastAsia="ru-RU"/>
+        </w:rPr>
+      </w:pPr>
+      <w:r>
+        <w:rPr>
+          <w:rFonts w:ascii="Times New Roman" w:eastAsia="Times New Roman" w:hAnsi="Times New Roman" w:cs="Times New Roman"/>
+          <w:b/>
+          <w:bCs/>
+          <w:color w:val="000000"/>
+          <w:sz w:val="32"/>
+          <w:szCs w:val="32"/>
+          <w:lang w:eastAsia="ru-RU"/>
+        </w:rPr>
+        <w:t>3</w:t>
+      </w:r>
+      <w:r>
+        <w:rPr>
+          <w:rFonts w:ascii="Times New Roman" w:eastAsia="Times New Roman" w:hAnsi="Times New Roman" w:cs="Times New Roman"/>
+          <w:b/>
+          <w:bCs/>
+          <w:color w:val="000000"/>
+          <w:sz w:val="32"/>
+          <w:szCs w:val="32"/>
+          <w:lang w:eastAsia="ru-RU"/>
+        </w:rPr>
+        <w:t xml:space="preserve"> Вывод</w:t>
+      </w:r>
+    </w:p>
+    <w:p>
+      <w:pPr>
+        <w:rPr>
+          <w:rFonts w:ascii="Times New Roman" w:eastAsia="Times New Roman" w:hAnsi="Times New Roman" w:cs="Times New Roman"/>
+          <w:color w:val="000000"/>
+          <w:sz w:val="32"/>
+          <w:szCs w:val="32"/>
+          <w:lang w:eastAsia="ru-RU"/>
+        </w:rPr>
+      </w:pPr>
+      <w:r>
+        <w:rPr>
+          <w:rFonts w:ascii="Times New Roman" w:eastAsia="Times New Roman" w:hAnsi="Times New Roman" w:cs="Times New Roman"/>
+          <w:color w:val="000000"/>
+          <w:sz w:val="32"/>
+          <w:szCs w:val="32"/>
+          <w:lang w:eastAsia="ru-RU"/>
+        </w:rPr>
+        <w:br w:type="page"/>
+      </w:r>
+    </w:p>
+    <w:p>
+      <w:pPr>
+        <w:jc w:val="both"/>
+        <w:rPr>
+          <w:rFonts w:ascii="Times New Roman" w:hAnsi="Times New Roman" w:cs="Times New Roman"/>
+          <w:b/>
+          <w:bCs/>
+          <w:sz w:val="32"/>
+          <w:szCs w:val="32"/>
+        </w:rPr>
+      </w:pPr>
+      <w:r>
+        <w:rPr>
+          <w:rFonts w:ascii="Times New Roman" w:hAnsi="Times New Roman" w:cs="Times New Roman"/>
+          <w:b/>
+          <w:bCs/>
+          <w:sz w:val="32"/>
+          <w:szCs w:val="32"/>
+        </w:rPr>
+        <w:lastRenderedPageBreak/>
+        <w:t>Лабораторная работа №</w:t>
+      </w:r>
+      <w:r>
+        <w:rPr>
+          <w:rFonts w:ascii="Times New Roman" w:hAnsi="Times New Roman" w:cs="Times New Roman"/>
+          <w:b/>
+          <w:bCs/>
+          <w:sz w:val="32"/>
+          <w:szCs w:val="32"/>
+        </w:rPr>
+        <w:t>22</w:t>
+      </w:r>
+      <w:r>
+        <w:rPr>
+          <w:rFonts w:ascii="Times New Roman" w:hAnsi="Times New Roman" w:cs="Times New Roman"/>
+          <w:b/>
+          <w:bCs/>
+          <w:sz w:val="32"/>
+          <w:szCs w:val="32"/>
+        </w:rPr>
+        <w:t xml:space="preserve"> «»</w:t>
+      </w:r>
+    </w:p>
+    <w:p>
+      <w:pPr>
+        <w:spacing w:before="100" w:after="100" w:line="240" w:lineRule="auto"/>
+        <w:ind w:right="-60"/>
+        <w:jc w:val="both"/>
+        <w:rPr>
+          <w:rFonts w:ascii="Times New Roman" w:eastAsia="Times New Roman" w:hAnsi="Times New Roman" w:cs="Times New Roman"/>
+          <w:color w:val="000000"/>
+          <w:sz w:val="32"/>
+          <w:szCs w:val="32"/>
+          <w:lang w:eastAsia="ru-RU"/>
+        </w:rPr>
+      </w:pPr>
+      <w:r>
+        <w:rPr>
+          <w:rFonts w:ascii="Times New Roman" w:eastAsia="Times New Roman" w:hAnsi="Times New Roman" w:cs="Times New Roman"/>
+          <w:b/>
+          <w:bCs/>
+          <w:color w:val="000000"/>
+          <w:sz w:val="32"/>
+          <w:szCs w:val="32"/>
+          <w:lang w:eastAsia="ru-RU"/>
+        </w:rPr>
+        <w:t>1 Цель работы</w:t>
+      </w:r>
+    </w:p>
+    <w:p>
+      <w:pPr>
+        <w:spacing w:after="0" w:line="240" w:lineRule="auto"/>
+        <w:jc w:val="both"/>
+        <w:rPr>
+          <w:rFonts w:ascii="Times New Roman" w:eastAsia="Times New Roman" w:hAnsi="Times New Roman" w:cs="Times New Roman"/>
+          <w:color w:val="000000"/>
+          <w:sz w:val="32"/>
+          <w:szCs w:val="32"/>
+          <w:lang w:eastAsia="ru-RU"/>
+        </w:rPr>
+      </w:pPr>
+    </w:p>
+    <w:p>
+      <w:pPr>
+        <w:spacing w:before="100" w:after="100" w:line="240" w:lineRule="auto"/>
+        <w:ind w:right="-60"/>
+        <w:jc w:val="both"/>
+        <w:rPr>
+          <w:rFonts w:ascii="Times New Roman" w:eastAsia="Times New Roman" w:hAnsi="Times New Roman" w:cs="Times New Roman"/>
+          <w:color w:val="000000"/>
+          <w:sz w:val="32"/>
+          <w:szCs w:val="32"/>
+          <w:lang w:eastAsia="ru-RU"/>
+        </w:rPr>
+      </w:pPr>
+      <w:r>
+        <w:rPr>
+          <w:rFonts w:ascii="Times New Roman" w:eastAsia="Times New Roman" w:hAnsi="Times New Roman" w:cs="Times New Roman"/>
+          <w:b/>
+          <w:bCs/>
+          <w:color w:val="000000"/>
+          <w:sz w:val="32"/>
+          <w:szCs w:val="32"/>
+          <w:lang w:eastAsia="ru-RU"/>
+        </w:rPr>
+        <w:t>2</w:t>
+      </w:r>
+      <w:r>
+        <w:rPr>
+          <w:rFonts w:ascii="Times New Roman" w:eastAsia="Times New Roman" w:hAnsi="Times New Roman" w:cs="Times New Roman"/>
+          <w:b/>
+          <w:bCs/>
+          <w:color w:val="000000"/>
+          <w:sz w:val="32"/>
+          <w:szCs w:val="32"/>
+          <w:lang w:eastAsia="ru-RU"/>
+        </w:rPr>
+        <w:t xml:space="preserve"> Контрольные вопросы</w:t>
+      </w:r>
+    </w:p>
+    <w:p>
+      <w:pPr>
+        <w:spacing w:before="100" w:after="100" w:line="240" w:lineRule="auto"/>
+        <w:ind w:right="-60"/>
+        <w:jc w:val="both"/>
+        <w:rPr>
+          <w:rFonts w:ascii="Times New Roman" w:eastAsia="Times New Roman" w:hAnsi="Times New Roman" w:cs="Times New Roman"/>
+          <w:sz w:val="24"/>
+          <w:szCs w:val="24"/>
+          <w:lang w:eastAsia="ru-RU"/>
+        </w:rPr>
+      </w:pPr>
+    </w:p>
+    <w:p>
+      <w:pPr>
+        <w:spacing w:before="100" w:after="100" w:line="240" w:lineRule="auto"/>
+        <w:ind w:right="-60"/>
+        <w:jc w:val="both"/>
+        <w:rPr>
+          <w:rFonts w:ascii="Times New Roman" w:eastAsia="Times New Roman" w:hAnsi="Times New Roman" w:cs="Times New Roman"/>
+          <w:color w:val="000000"/>
+          <w:sz w:val="32"/>
+          <w:szCs w:val="32"/>
+          <w:lang w:eastAsia="ru-RU"/>
+        </w:rPr>
+      </w:pPr>
+      <w:r>
+        <w:rPr>
+          <w:rFonts w:ascii="Times New Roman" w:eastAsia="Times New Roman" w:hAnsi="Times New Roman" w:cs="Times New Roman"/>
+          <w:b/>
+          <w:bCs/>
+          <w:color w:val="000000"/>
+          <w:sz w:val="32"/>
+          <w:szCs w:val="32"/>
+          <w:lang w:eastAsia="ru-RU"/>
+        </w:rPr>
+        <w:t>3</w:t>
+      </w:r>
+      <w:r>
+        <w:rPr>
+          <w:rFonts w:ascii="Times New Roman" w:eastAsia="Times New Roman" w:hAnsi="Times New Roman" w:cs="Times New Roman"/>
+          <w:b/>
+          <w:bCs/>
+          <w:color w:val="000000"/>
+          <w:sz w:val="32"/>
+          <w:szCs w:val="32"/>
+          <w:lang w:eastAsia="ru-RU"/>
+        </w:rPr>
+        <w:t xml:space="preserve"> Вывод</w:t>
+      </w:r>
+    </w:p>
+    <w:p>
+      <w:pPr>
+        <w:rPr>
+          <w:rFonts w:ascii="Times New Roman" w:eastAsia="Times New Roman" w:hAnsi="Times New Roman" w:cs="Times New Roman"/>
+          <w:color w:val="000000"/>
+          <w:sz w:val="32"/>
+          <w:szCs w:val="32"/>
+          <w:lang w:eastAsia="ru-RU"/>
+        </w:rPr>
+      </w:pPr>
+      <w:r>
+        <w:rPr>
+          <w:rFonts w:ascii="Times New Roman" w:eastAsia="Times New Roman" w:hAnsi="Times New Roman" w:cs="Times New Roman"/>
+          <w:color w:val="000000"/>
+          <w:sz w:val="32"/>
+          <w:szCs w:val="32"/>
+          <w:lang w:eastAsia="ru-RU"/>
+        </w:rPr>
+        <w:br w:type="page"/>
+      </w:r>
+    </w:p>
+    <w:p>
+      <w:pPr>
+        <w:jc w:val="both"/>
+        <w:rPr>
+          <w:rFonts w:ascii="Times New Roman" w:hAnsi="Times New Roman" w:cs="Times New Roman"/>
+          <w:b/>
+          <w:bCs/>
+          <w:sz w:val="32"/>
+          <w:szCs w:val="32"/>
+        </w:rPr>
+      </w:pPr>
+      <w:r>
+        <w:rPr>
+          <w:rFonts w:ascii="Times New Roman" w:hAnsi="Times New Roman" w:cs="Times New Roman"/>
+          <w:b/>
+          <w:bCs/>
+          <w:sz w:val="32"/>
+          <w:szCs w:val="32"/>
+        </w:rPr>
+        <w:lastRenderedPageBreak/>
+        <w:t>Лабораторная работа №</w:t>
+      </w:r>
+      <w:r>
+        <w:rPr>
+          <w:rFonts w:ascii="Times New Roman" w:hAnsi="Times New Roman" w:cs="Times New Roman"/>
+          <w:b/>
+          <w:bCs/>
+          <w:sz w:val="32"/>
+          <w:szCs w:val="32"/>
+        </w:rPr>
+        <w:t>23</w:t>
+      </w:r>
+      <w:r>
+        <w:rPr>
+          <w:rFonts w:ascii="Times New Roman" w:hAnsi="Times New Roman" w:cs="Times New Roman"/>
+          <w:b/>
+          <w:bCs/>
+          <w:sz w:val="32"/>
+          <w:szCs w:val="32"/>
+        </w:rPr>
+        <w:t xml:space="preserve"> «»</w:t>
+      </w:r>
+    </w:p>
+    <w:p>
+      <w:pPr>
+        <w:spacing w:before="100" w:after="100" w:line="240" w:lineRule="auto"/>
+        <w:ind w:right="-60"/>
+        <w:jc w:val="both"/>
+        <w:rPr>
+          <w:rFonts w:ascii="Times New Roman" w:eastAsia="Times New Roman" w:hAnsi="Times New Roman" w:cs="Times New Roman"/>
+          <w:color w:val="000000"/>
+          <w:sz w:val="32"/>
+          <w:szCs w:val="32"/>
+          <w:lang w:eastAsia="ru-RU"/>
+        </w:rPr>
+      </w:pPr>
+      <w:r>
+        <w:rPr>
+          <w:rFonts w:ascii="Times New Roman" w:eastAsia="Times New Roman" w:hAnsi="Times New Roman" w:cs="Times New Roman"/>
+          <w:b/>
+          <w:bCs/>
+          <w:color w:val="000000"/>
+          <w:sz w:val="32"/>
+          <w:szCs w:val="32"/>
+          <w:lang w:eastAsia="ru-RU"/>
+        </w:rPr>
+        <w:t>1 Цель работы</w:t>
+      </w:r>
+    </w:p>
+    <w:p>
+      <w:pPr>
+        <w:spacing w:after="0" w:line="240" w:lineRule="auto"/>
+        <w:jc w:val="both"/>
+        <w:rPr>
+          <w:rFonts w:ascii="Times New Roman" w:eastAsia="Times New Roman" w:hAnsi="Times New Roman" w:cs="Times New Roman"/>
+          <w:color w:val="000000"/>
+          <w:sz w:val="32"/>
+          <w:szCs w:val="32"/>
+          <w:lang w:eastAsia="ru-RU"/>
+        </w:rPr>
+      </w:pPr>
+    </w:p>
+    <w:p>
+      <w:pPr>
+        <w:spacing w:before="100" w:after="100" w:line="240" w:lineRule="auto"/>
+        <w:ind w:right="-60"/>
+        <w:jc w:val="both"/>
+        <w:rPr>
+          <w:rFonts w:ascii="Times New Roman" w:eastAsia="Times New Roman" w:hAnsi="Times New Roman" w:cs="Times New Roman"/>
+          <w:color w:val="000000"/>
+          <w:sz w:val="32"/>
+          <w:szCs w:val="32"/>
+          <w:lang w:eastAsia="ru-RU"/>
+        </w:rPr>
+      </w:pPr>
+      <w:r>
+        <w:rPr>
+          <w:rFonts w:ascii="Times New Roman" w:eastAsia="Times New Roman" w:hAnsi="Times New Roman" w:cs="Times New Roman"/>
+          <w:b/>
+          <w:bCs/>
+          <w:color w:val="000000"/>
+          <w:sz w:val="32"/>
+          <w:szCs w:val="32"/>
+          <w:lang w:eastAsia="ru-RU"/>
+        </w:rPr>
+        <w:t>2</w:t>
+      </w:r>
+      <w:r>
+        <w:rPr>
+          <w:rFonts w:ascii="Times New Roman" w:eastAsia="Times New Roman" w:hAnsi="Times New Roman" w:cs="Times New Roman"/>
+          <w:b/>
+          <w:bCs/>
+          <w:color w:val="000000"/>
+          <w:sz w:val="32"/>
+          <w:szCs w:val="32"/>
+          <w:lang w:eastAsia="ru-RU"/>
+        </w:rPr>
+        <w:t xml:space="preserve"> Контрольные вопросы</w:t>
+      </w:r>
+    </w:p>
+    <w:p>
+      <w:pPr>
+        <w:spacing w:before="100" w:after="100" w:line="240" w:lineRule="auto"/>
+        <w:ind w:right="-60"/>
+        <w:jc w:val="both"/>
+        <w:rPr>
+          <w:rFonts w:ascii="Times New Roman" w:eastAsia="Times New Roman" w:hAnsi="Times New Roman" w:cs="Times New Roman"/>
+          <w:sz w:val="24"/>
+          <w:szCs w:val="24"/>
+          <w:lang w:eastAsia="ru-RU"/>
+        </w:rPr>
+      </w:pPr>
+    </w:p>
+    <w:p>
+      <w:pPr>
+        <w:spacing w:before="100" w:after="100" w:line="240" w:lineRule="auto"/>
+        <w:ind w:right="-60"/>
+        <w:jc w:val="both"/>
+        <w:rPr>
+          <w:rFonts w:ascii="Times New Roman" w:eastAsia="Times New Roman" w:hAnsi="Times New Roman" w:cs="Times New Roman"/>
+          <w:b/>
+          <w:bCs/>
+          <w:color w:val="000000"/>
+          <w:sz w:val="32"/>
+          <w:szCs w:val="32"/>
+          <w:lang w:eastAsia="ru-RU"/>
+        </w:rPr>
+      </w:pPr>
+      <w:r>
+        <w:rPr>
+          <w:rFonts w:ascii="Times New Roman" w:eastAsia="Times New Roman" w:hAnsi="Times New Roman" w:cs="Times New Roman"/>
+          <w:b/>
+          <w:bCs/>
+          <w:color w:val="000000"/>
+          <w:sz w:val="32"/>
+          <w:szCs w:val="32"/>
+          <w:lang w:eastAsia="ru-RU"/>
+        </w:rPr>
+        <w:t>3</w:t>
+      </w:r>
+      <w:r>
+        <w:rPr>
+          <w:rFonts w:ascii="Times New Roman" w:eastAsia="Times New Roman" w:hAnsi="Times New Roman" w:cs="Times New Roman"/>
+          <w:b/>
+          <w:bCs/>
+          <w:color w:val="000000"/>
+          <w:sz w:val="32"/>
+          <w:szCs w:val="32"/>
+          <w:lang w:eastAsia="ru-RU"/>
+        </w:rPr>
+        <w:t xml:space="preserve"> Вывод</w:t>
+      </w:r>
+    </w:p>
+    <w:p>
+      <w:pPr>
+        <w:rPr>
+          <w:rFonts w:ascii="Times New Roman" w:eastAsia="Times New Roman" w:hAnsi="Times New Roman" w:cs="Times New Roman"/>
+          <w:b/>
+          <w:bCs/>
+          <w:color w:val="000000"/>
+          <w:sz w:val="32"/>
+          <w:szCs w:val="32"/>
+          <w:lang w:eastAsia="ru-RU"/>
+        </w:rPr>
+      </w:pPr>
+      <w:r>
+        <w:rPr>
+          <w:rFonts w:ascii="Times New Roman" w:eastAsia="Times New Roman" w:hAnsi="Times New Roman" w:cs="Times New Roman"/>
+          <w:b/>
+          <w:bCs/>
+          <w:color w:val="000000"/>
+          <w:sz w:val="32"/>
+          <w:szCs w:val="32"/>
+          <w:lang w:eastAsia="ru-RU"/>
+        </w:rPr>
+        <w:br w:type="page"/>
+      </w:r>
+    </w:p>
+    <w:p>
+      <w:pPr>
+        <w:jc w:val="both"/>
+        <w:rPr>
+          <w:rFonts w:ascii="Times New Roman" w:hAnsi="Times New Roman" w:cs="Times New Roman"/>
+          <w:b/>
+          <w:bCs/>
+          <w:sz w:val="32"/>
+          <w:szCs w:val="32"/>
+        </w:rPr>
+      </w:pPr>
+      <w:r>
+        <w:rPr>
+          <w:rFonts w:ascii="Times New Roman" w:hAnsi="Times New Roman" w:cs="Times New Roman"/>
+          <w:b/>
+          <w:bCs/>
+          <w:sz w:val="32"/>
+          <w:szCs w:val="32"/>
+        </w:rPr>
+        <w:lastRenderedPageBreak/>
+        <w:t>Лабораторная работа №</w:t>
+      </w:r>
+      <w:r>
+        <w:rPr>
+          <w:rFonts w:ascii="Times New Roman" w:hAnsi="Times New Roman" w:cs="Times New Roman"/>
+          <w:b/>
+          <w:bCs/>
+          <w:sz w:val="32"/>
+          <w:szCs w:val="32"/>
+        </w:rPr>
+        <w:t>24</w:t>
+      </w:r>
+      <w:r>
+        <w:rPr>
+          <w:rFonts w:ascii="Times New Roman" w:hAnsi="Times New Roman" w:cs="Times New Roman"/>
+          <w:b/>
+          <w:bCs/>
+          <w:sz w:val="32"/>
+          <w:szCs w:val="32"/>
+        </w:rPr>
+        <w:t xml:space="preserve"> «»</w:t>
+      </w:r>
+    </w:p>
+    <w:p>
+      <w:pPr>
+        <w:spacing w:before="100" w:after="100" w:line="240" w:lineRule="auto"/>
+        <w:ind w:right="-60"/>
+        <w:jc w:val="both"/>
+        <w:rPr>
+          <w:rFonts w:ascii="Times New Roman" w:eastAsia="Times New Roman" w:hAnsi="Times New Roman" w:cs="Times New Roman"/>
+          <w:color w:val="000000"/>
+          <w:sz w:val="32"/>
+          <w:szCs w:val="32"/>
+          <w:lang w:eastAsia="ru-RU"/>
+        </w:rPr>
+      </w:pPr>
+      <w:r>
+        <w:rPr>
+          <w:rFonts w:ascii="Times New Roman" w:eastAsia="Times New Roman" w:hAnsi="Times New Roman" w:cs="Times New Roman"/>
+          <w:b/>
+          <w:bCs/>
+          <w:color w:val="000000"/>
+          <w:sz w:val="32"/>
+          <w:szCs w:val="32"/>
+          <w:lang w:eastAsia="ru-RU"/>
+        </w:rPr>
+        <w:t>1 Цель работы</w:t>
+      </w:r>
+    </w:p>
+    <w:p>
+      <w:pPr>
+        <w:spacing w:after="0" w:line="240" w:lineRule="auto"/>
+        <w:jc w:val="both"/>
+        <w:rPr>
+          <w:rFonts w:ascii="Times New Roman" w:eastAsia="Times New Roman" w:hAnsi="Times New Roman" w:cs="Times New Roman"/>
+          <w:color w:val="000000"/>
+          <w:sz w:val="32"/>
+          <w:szCs w:val="32"/>
+          <w:lang w:eastAsia="ru-RU"/>
+        </w:rPr>
+      </w:pPr>
+    </w:p>
+    <w:p>
+      <w:pPr>
+        <w:spacing w:before="100" w:after="100" w:line="240" w:lineRule="auto"/>
+        <w:ind w:right="-60"/>
+        <w:jc w:val="both"/>
+        <w:rPr>
+          <w:rFonts w:ascii="Times New Roman" w:eastAsia="Times New Roman" w:hAnsi="Times New Roman" w:cs="Times New Roman"/>
+          <w:color w:val="000000"/>
+          <w:sz w:val="32"/>
+          <w:szCs w:val="32"/>
+          <w:lang w:eastAsia="ru-RU"/>
+        </w:rPr>
+      </w:pPr>
+      <w:r>
+        <w:rPr>
+          <w:rFonts w:ascii="Times New Roman" w:eastAsia="Times New Roman" w:hAnsi="Times New Roman" w:cs="Times New Roman"/>
+          <w:b/>
+          <w:bCs/>
+          <w:color w:val="000000"/>
+          <w:sz w:val="32"/>
+          <w:szCs w:val="32"/>
+          <w:lang w:eastAsia="ru-RU"/>
+        </w:rPr>
+        <w:t>2</w:t>
+      </w:r>
+      <w:r>
+        <w:rPr>
+          <w:rFonts w:ascii="Times New Roman" w:eastAsia="Times New Roman" w:hAnsi="Times New Roman" w:cs="Times New Roman"/>
+          <w:b/>
+          <w:bCs/>
+          <w:color w:val="000000"/>
+          <w:sz w:val="32"/>
+          <w:szCs w:val="32"/>
+          <w:lang w:eastAsia="ru-RU"/>
+        </w:rPr>
+        <w:t xml:space="preserve"> Контрольные вопросы</w:t>
+      </w:r>
+    </w:p>
+    <w:p>
+      <w:pPr>
+        <w:spacing w:before="100" w:after="100" w:line="240" w:lineRule="auto"/>
+        <w:ind w:right="-60"/>
+        <w:jc w:val="both"/>
+        <w:rPr>
+          <w:rFonts w:ascii="Times New Roman" w:eastAsia="Times New Roman" w:hAnsi="Times New Roman" w:cs="Times New Roman"/>
+          <w:sz w:val="24"/>
+          <w:szCs w:val="24"/>
+          <w:lang w:eastAsia="ru-RU"/>
+        </w:rPr>
+      </w:pPr>
+    </w:p>
+    <w:p>
+      <w:pPr>
+        <w:spacing w:before="100" w:after="100" w:line="240" w:lineRule="auto"/>
+        <w:ind w:right="-60"/>
+        <w:jc w:val="both"/>
+        <w:rPr>
+          <w:rFonts w:ascii="Times New Roman" w:eastAsia="Times New Roman" w:hAnsi="Times New Roman" w:cs="Times New Roman"/>
+          <w:color w:val="000000"/>
+          <w:sz w:val="32"/>
+          <w:szCs w:val="32"/>
+          <w:lang w:eastAsia="ru-RU"/>
+        </w:rPr>
+      </w:pPr>
+      <w:r>
+        <w:rPr>
+          <w:rFonts w:ascii="Times New Roman" w:eastAsia="Times New Roman" w:hAnsi="Times New Roman" w:cs="Times New Roman"/>
+          <w:b/>
+          <w:bCs/>
+          <w:color w:val="000000"/>
+          <w:sz w:val="32"/>
+          <w:szCs w:val="32"/>
+          <w:lang w:eastAsia="ru-RU"/>
+        </w:rPr>
+        <w:t>3</w:t>
+      </w:r>
+      <w:r>
+        <w:rPr>
+          <w:rFonts w:ascii="Times New Roman" w:eastAsia="Times New Roman" w:hAnsi="Times New Roman" w:cs="Times New Roman"/>
+          <w:b/>
+          <w:bCs/>
+          <w:color w:val="000000"/>
+          <w:sz w:val="32"/>
+          <w:szCs w:val="32"/>
+          <w:lang w:eastAsia="ru-RU"/>
+        </w:rPr>
+        <w:t xml:space="preserve"> Вывод</w:t>
+      </w:r>
+    </w:p>
+    <w:p>
+      <w:pPr>
+        <w:spacing w:before="100" w:after="100" w:line="240" w:lineRule="auto"/>
+        <w:ind w:right="-60"/>
+        <w:jc w:val="both"/>
+        <w:rPr>
+          <w:rFonts w:ascii="Times New Roman" w:eastAsia="Times New Roman" w:hAnsi="Times New Roman" w:cs="Times New Roman"/>
+          <w:color w:val="000000"/>
+          <w:sz w:val="32"/>
+          <w:szCs w:val="32"/>
+          <w:lang w:eastAsia="ru-RU"/>
+        </w:rPr>
+      </w:pPr>
+    </w:p>
+    <w:p>
+      <w:pPr>
+        <w:rPr>
+          <w:rFonts w:ascii="Times New Roman" w:eastAsia="Times New Roman" w:hAnsi="Times New Roman" w:cs="Times New Roman"/>
+          <w:color w:val="000000"/>
+          <w:sz w:val="32"/>
+          <w:szCs w:val="32"/>
+          <w:lang w:eastAsia="ru-RU"/>
+        </w:rPr>
+      </w:pPr>
+      <w:r>
+        <w:rPr>
+          <w:rFonts w:ascii="Times New Roman" w:eastAsia="Times New Roman" w:hAnsi="Times New Roman" w:cs="Times New Roman"/>
+          <w:color w:val="000000"/>
+          <w:sz w:val="32"/>
+          <w:szCs w:val="32"/>
+          <w:lang w:eastAsia="ru-RU"/>
+        </w:rPr>
+        <w:br w:type="page"/>
+      </w:r>
+    </w:p>
+    <w:p>
+      <w:pPr>
+        <w:jc w:val="both"/>
+        <w:rPr>
+          <w:rFonts w:ascii="Times New Roman" w:hAnsi="Times New Roman" w:cs="Times New Roman"/>
+          <w:b/>
+          <w:bCs/>
+          <w:sz w:val="32"/>
+          <w:szCs w:val="32"/>
+        </w:rPr>
+      </w:pPr>
+      <w:r>
+        <w:rPr>
+          <w:rFonts w:ascii="Times New Roman" w:hAnsi="Times New Roman" w:cs="Times New Roman"/>
+          <w:b/>
+          <w:bCs/>
+          <w:sz w:val="32"/>
+          <w:szCs w:val="32"/>
+        </w:rPr>
+        <w:lastRenderedPageBreak/>
+        <w:t>Лабораторная работа №</w:t>
+      </w:r>
+      <w:r>
+        <w:rPr>
+          <w:rFonts w:ascii="Times New Roman" w:hAnsi="Times New Roman" w:cs="Times New Roman"/>
+          <w:b/>
+          <w:bCs/>
+          <w:sz w:val="32"/>
+          <w:szCs w:val="32"/>
+        </w:rPr>
+        <w:t>25</w:t>
+      </w:r>
+      <w:r>
+        <w:rPr>
+          <w:rFonts w:ascii="Times New Roman" w:hAnsi="Times New Roman" w:cs="Times New Roman"/>
+          <w:b/>
+          <w:bCs/>
+          <w:sz w:val="32"/>
+          <w:szCs w:val="32"/>
+        </w:rPr>
+        <w:t xml:space="preserve"> «»</w:t>
+      </w:r>
+      <w:bookmarkStart w:id="0" w:name="_GoBack"/>
+      <w:bookmarkEnd w:id="0"/>
     </w:p>
     <w:p>
       <w:pPr>
@@ -28702,7 +30902,7 @@
   <w:style w:type="paragraph" w:default="1" w:styleId="a0">
     <w:name w:val="Normal"/>
     <w:qFormat/>
-    <w:rsid w:val="00FE5AFE"/>
+    <w:rsid w:val="00941490"/>
   </w:style>
   <w:style w:type="paragraph" w:styleId="1">
     <w:name w:val="heading 1"/>

--- a/Отчёты.docx
+++ b/Отчёты.docx
@@ -3249,7 +3249,29 @@
           <w:szCs w:val="32"/>
           <w:lang w:eastAsia="ru-RU"/>
         </w:rPr>
-        <w:t xml:space="preserve">Скачали на неё, через менеджер приложений, </w:t>
+        <w:t xml:space="preserve">Скачали на неё, </w:t>
+      </w:r>
+      <w:proofErr w:type="gramStart"/>
+      <w:r>
+        <w:rPr>
+          <w:rFonts w:ascii="Times New Roman" w:eastAsia="Times New Roman" w:hAnsi="Times New Roman" w:cs="Times New Roman"/>
+          <w:color w:val="000000"/>
+          <w:sz w:val="32"/>
+          <w:szCs w:val="32"/>
+          <w:lang w:eastAsia="ru-RU"/>
+        </w:rPr>
+        <w:t>через менеджер</w:t>
+      </w:r>
+      <w:proofErr w:type="gramEnd"/>
+      <w:r>
+        <w:rPr>
+          <w:rFonts w:ascii="Times New Roman" w:eastAsia="Times New Roman" w:hAnsi="Times New Roman" w:cs="Times New Roman"/>
+          <w:color w:val="000000"/>
+          <w:sz w:val="32"/>
+          <w:szCs w:val="32"/>
+          <w:lang w:eastAsia="ru-RU"/>
+        </w:rPr>
+        <w:t xml:space="preserve"> приложений, </w:t>
       </w:r>
       <w:r>
         <w:rPr>
@@ -3806,6 +3828,7 @@
         </w:rPr>
         <w:t xml:space="preserve">Виртуальная машина </w:t>
       </w:r>
+      <w:proofErr w:type="gramStart"/>
       <w:r>
         <w:rPr>
           <w:rFonts w:ascii="Times New Roman" w:eastAsia="Times New Roman" w:hAnsi="Times New Roman" w:cs="Times New Roman"/>
@@ -3824,7 +3847,18 @@
           <w:szCs w:val="32"/>
           <w:lang w:eastAsia="ru-RU"/>
         </w:rPr>
-        <w:t>это программная эмуляция полноценного компьютера, работающая внутри другого, физического компьютера и использующая его ресурсы, но функционирующая как полностью изолированная система со своей собственной операционной системой и приложениями</w:t>
+        <w:t>это</w:t>
+      </w:r>
+      <w:proofErr w:type="gramEnd"/>
+      <w:r>
+        <w:rPr>
+          <w:rFonts w:ascii="Times New Roman" w:eastAsia="Times New Roman" w:hAnsi="Times New Roman" w:cs="Times New Roman"/>
+          <w:color w:val="000000"/>
+          <w:sz w:val="32"/>
+          <w:szCs w:val="32"/>
+          <w:lang w:eastAsia="ru-RU"/>
+        </w:rPr>
+        <w:t> программная эмуляция полноценного компьютера, работающая внутри другого, физического компьютера и использующая его ресурсы, но функционирующая как полностью изолированная система со своей собственной операционной системой и приложениями</w:t>
       </w:r>
       <w:r>
         <w:rPr>
@@ -5281,7 +5315,18 @@
           <w:szCs w:val="32"/>
           <w:lang w:val="en-US" w:eastAsia="ru-RU"/>
         </w:rPr>
-        <w:t>().</w:t>
+        <w:t>(</w:t>
+      </w:r>
+      <w:proofErr w:type="gramStart"/>
+      <w:r>
+        <w:rPr>
+          <w:rFonts w:ascii="Times New Roman" w:eastAsia="Times New Roman" w:hAnsi="Times New Roman" w:cs="Times New Roman"/>
+          <w:color w:val="000000"/>
+          <w:sz w:val="32"/>
+          <w:szCs w:val="32"/>
+          <w:lang w:val="en-US" w:eastAsia="ru-RU"/>
+        </w:rPr>
+        <w:t>).</w:t>
       </w:r>
       <w:proofErr w:type="spellStart"/>
       <w:r>
@@ -5295,6 +5340,7 @@
         <w:t>toInt</w:t>
       </w:r>
       <w:proofErr w:type="spellEnd"/>
+      <w:proofErr w:type="gramEnd"/>
       <w:r>
         <w:rPr>
           <w:rFonts w:ascii="Times New Roman" w:eastAsia="Times New Roman" w:hAnsi="Times New Roman" w:cs="Times New Roman"/>
@@ -5614,6 +5660,7 @@
         <w:t xml:space="preserve"> res: Int = </w:t>
       </w:r>
       <w:proofErr w:type="spellStart"/>
+      <w:proofErr w:type="gramStart"/>
       <w:r>
         <w:rPr>
           <w:rFonts w:ascii="Times New Roman" w:eastAsia="Times New Roman" w:hAnsi="Times New Roman" w:cs="Times New Roman"/>
@@ -5625,6 +5672,7 @@
         <w:t>str.toInt</w:t>
       </w:r>
       <w:proofErr w:type="spellEnd"/>
+      <w:proofErr w:type="gramEnd"/>
       <w:r>
         <w:rPr>
           <w:rFonts w:ascii="Times New Roman" w:eastAsia="Times New Roman" w:hAnsi="Times New Roman" w:cs="Times New Roman"/>
@@ -6095,6 +6143,7 @@
         <w:t> из пакета </w:t>
       </w:r>
       <w:proofErr w:type="spellStart"/>
+      <w:proofErr w:type="gramStart"/>
       <w:r>
         <w:rPr>
           <w:rFonts w:ascii="Times New Roman" w:eastAsia="Times New Roman" w:hAnsi="Times New Roman" w:cs="Times New Roman"/>
@@ -6106,6 +6155,7 @@
         <w:t>kotlin.random</w:t>
       </w:r>
       <w:proofErr w:type="spellEnd"/>
+      <w:proofErr w:type="gramEnd"/>
       <w:r>
         <w:rPr>
           <w:rFonts w:ascii="Times New Roman" w:eastAsia="Times New Roman" w:hAnsi="Times New Roman" w:cs="Times New Roman"/>
@@ -6117,6 +6167,7 @@
         <w:t>. Основные методы: </w:t>
       </w:r>
       <w:proofErr w:type="spellStart"/>
+      <w:proofErr w:type="gramStart"/>
       <w:r>
         <w:rPr>
           <w:rFonts w:ascii="Times New Roman" w:eastAsia="Times New Roman" w:hAnsi="Times New Roman" w:cs="Times New Roman"/>
@@ -6136,7 +6187,18 @@
           <w:szCs w:val="32"/>
           <w:lang w:eastAsia="ru-RU"/>
         </w:rPr>
-        <w:t>() для целых чисел, </w:t>
+        <w:t>(</w:t>
+      </w:r>
+      <w:proofErr w:type="gramEnd"/>
+      <w:r>
+        <w:rPr>
+          <w:rFonts w:ascii="Times New Roman" w:eastAsia="Times New Roman" w:hAnsi="Times New Roman" w:cs="Times New Roman"/>
+          <w:color w:val="000000"/>
+          <w:sz w:val="32"/>
+          <w:szCs w:val="32"/>
+          <w:lang w:eastAsia="ru-RU"/>
+        </w:rPr>
+        <w:t>) для целых чисел, </w:t>
       </w:r>
       <w:proofErr w:type="spellStart"/>
       <w:r>
@@ -10191,6 +10253,7 @@
         </w:rPr>
         <w:t xml:space="preserve">    </w:t>
       </w:r>
+      <w:proofErr w:type="gramStart"/>
       <w:r>
         <w:rPr>
           <w:rFonts w:ascii="Times New Roman" w:eastAsia="Times New Roman" w:hAnsi="Times New Roman" w:cs="Times New Roman"/>
@@ -10209,7 +10272,18 @@
           <w:szCs w:val="32"/>
           <w:lang w:eastAsia="ru-RU"/>
         </w:rPr>
-        <w:t xml:space="preserve">() = </w:t>
+        <w:t>(</w:t>
+      </w:r>
+      <w:proofErr w:type="gramEnd"/>
+      <w:r>
+        <w:rPr>
+          <w:rFonts w:ascii="Times New Roman" w:eastAsia="Times New Roman" w:hAnsi="Times New Roman" w:cs="Times New Roman"/>
+          <w:color w:val="000000"/>
+          <w:sz w:val="32"/>
+          <w:szCs w:val="32"/>
+          <w:lang w:eastAsia="ru-RU"/>
+        </w:rPr>
+        <w:t xml:space="preserve">) = </w:t>
       </w:r>
       <w:r>
         <w:rPr>
@@ -10282,8 +10356,9 @@
           <w:szCs w:val="32"/>
           <w:lang w:val="en-US" w:eastAsia="ru-RU"/>
         </w:rPr>
-        <w:t xml:space="preserve">set(value) { </w:t>
-      </w:r>
+        <w:t xml:space="preserve">set(value) </w:t>
+      </w:r>
+      <w:proofErr w:type="gramStart"/>
       <w:r>
         <w:rPr>
           <w:rFonts w:ascii="Times New Roman" w:eastAsia="Times New Roman" w:hAnsi="Times New Roman" w:cs="Times New Roman"/>
@@ -10292,7 +10367,28 @@
           <w:szCs w:val="32"/>
           <w:lang w:val="en-US" w:eastAsia="ru-RU"/>
         </w:rPr>
-        <w:t xml:space="preserve">// </w:t>
+        <w:t xml:space="preserve">{ </w:t>
+      </w:r>
+      <w:r>
+        <w:rPr>
+          <w:rFonts w:ascii="Times New Roman" w:eastAsia="Times New Roman" w:hAnsi="Times New Roman" w:cs="Times New Roman"/>
+          <w:color w:val="000000"/>
+          <w:sz w:val="32"/>
+          <w:szCs w:val="32"/>
+          <w:lang w:val="en-US" w:eastAsia="ru-RU"/>
+        </w:rPr>
+        <w:t>/</w:t>
+      </w:r>
+      <w:proofErr w:type="gramEnd"/>
+      <w:r>
+        <w:rPr>
+          <w:rFonts w:ascii="Times New Roman" w:eastAsia="Times New Roman" w:hAnsi="Times New Roman" w:cs="Times New Roman"/>
+          <w:color w:val="000000"/>
+          <w:sz w:val="32"/>
+          <w:szCs w:val="32"/>
+          <w:lang w:val="en-US" w:eastAsia="ru-RU"/>
+        </w:rPr>
+        <w:t xml:space="preserve">/ </w:t>
       </w:r>
       <w:r>
         <w:rPr>
@@ -10635,6 +10731,7 @@
         </w:rPr>
         <w:t xml:space="preserve">имя = </w:t>
       </w:r>
+      <w:proofErr w:type="gramStart"/>
       <w:r>
         <w:rPr>
           <w:rFonts w:ascii="Times New Roman" w:eastAsia="Times New Roman" w:hAnsi="Times New Roman" w:cs="Times New Roman"/>
@@ -10653,7 +10750,18 @@
           <w:szCs w:val="32"/>
           <w:lang w:eastAsia="ru-RU"/>
         </w:rPr>
-        <w:t>()</w:t>
+        <w:t>(</w:t>
+      </w:r>
+      <w:proofErr w:type="gramEnd"/>
+      <w:r>
+        <w:rPr>
+          <w:rFonts w:ascii="Times New Roman" w:eastAsia="Times New Roman" w:hAnsi="Times New Roman" w:cs="Times New Roman"/>
+          <w:color w:val="000000"/>
+          <w:sz w:val="32"/>
+          <w:szCs w:val="32"/>
+          <w:lang w:eastAsia="ru-RU"/>
+        </w:rPr>
+        <w:t>)</w:t>
       </w:r>
     </w:p>
     <w:p>
@@ -12661,6 +12769,7 @@
         </w:rPr>
       </w:pPr>
       <w:proofErr w:type="spellStart"/>
+      <w:proofErr w:type="gramStart"/>
       <w:r>
         <w:rPr>
           <w:rFonts w:ascii="Times New Roman" w:eastAsia="Times New Roman" w:hAnsi="Times New Roman" w:cs="Times New Roman"/>
@@ -12680,7 +12789,18 @@
           <w:szCs w:val="32"/>
           <w:lang w:eastAsia="ru-RU"/>
         </w:rPr>
-        <w:t>(1, "x") - вставка по индексу</w:t>
+        <w:t>(</w:t>
+      </w:r>
+      <w:proofErr w:type="gramEnd"/>
+      <w:r>
+        <w:rPr>
+          <w:rFonts w:ascii="Times New Roman" w:eastAsia="Times New Roman" w:hAnsi="Times New Roman" w:cs="Times New Roman"/>
+          <w:color w:val="000000"/>
+          <w:sz w:val="32"/>
+          <w:szCs w:val="32"/>
+          <w:lang w:eastAsia="ru-RU"/>
+        </w:rPr>
+        <w:t>1, "x") - вставка по индексу</w:t>
       </w:r>
       <w:r>
         <w:rPr>
@@ -12849,6 +12969,7 @@
         </w:rPr>
       </w:pPr>
       <w:proofErr w:type="spellStart"/>
+      <w:proofErr w:type="gramStart"/>
       <w:r>
         <w:rPr>
           <w:rFonts w:ascii="Times New Roman" w:eastAsia="Times New Roman" w:hAnsi="Times New Roman" w:cs="Times New Roman"/>
@@ -12868,7 +12989,18 @@
           <w:szCs w:val="32"/>
           <w:lang w:eastAsia="ru-RU"/>
         </w:rPr>
-        <w:t>("</w:t>
+        <w:t>(</w:t>
+      </w:r>
+      <w:proofErr w:type="gramEnd"/>
+      <w:r>
+        <w:rPr>
+          <w:rFonts w:ascii="Times New Roman" w:eastAsia="Times New Roman" w:hAnsi="Times New Roman" w:cs="Times New Roman"/>
+          <w:color w:val="000000"/>
+          <w:sz w:val="32"/>
+          <w:szCs w:val="32"/>
+          <w:lang w:eastAsia="ru-RU"/>
+        </w:rPr>
+        <w:t>"</w:t>
       </w:r>
       <w:r>
         <w:rPr>
@@ -13147,7 +13279,18 @@
           <w:szCs w:val="32"/>
           <w:lang w:eastAsia="ru-RU"/>
         </w:rPr>
-        <w:t>) или функциональным методом</w:t>
+        <w:t xml:space="preserve">) или функциональным </w:t>
+      </w:r>
+      <w:proofErr w:type="gramStart"/>
+      <w:r>
+        <w:rPr>
+          <w:rFonts w:ascii="Times New Roman" w:eastAsia="Times New Roman" w:hAnsi="Times New Roman" w:cs="Times New Roman"/>
+          <w:color w:val="000000"/>
+          <w:sz w:val="32"/>
+          <w:szCs w:val="32"/>
+          <w:lang w:eastAsia="ru-RU"/>
+        </w:rPr>
+        <w:t>методом</w:t>
       </w:r>
       <w:r>
         <w:rPr>
@@ -13181,6 +13324,7 @@
         <w:t>forEach</w:t>
       </w:r>
       <w:proofErr w:type="spellEnd"/>
+      <w:proofErr w:type="gramEnd"/>
       <w:r>
         <w:rPr>
           <w:rFonts w:ascii="Times New Roman" w:eastAsia="Times New Roman" w:hAnsi="Times New Roman" w:cs="Times New Roman"/>
@@ -14202,6 +14346,7 @@
         <w:t xml:space="preserve"> используется метод </w:t>
       </w:r>
       <w:proofErr w:type="spellStart"/>
+      <w:proofErr w:type="gramStart"/>
       <w:r>
         <w:rPr>
           <w:rFonts w:ascii="Times New Roman" w:eastAsia="Times New Roman" w:hAnsi="Times New Roman" w:cs="Times New Roman"/>
@@ -14221,7 +14366,18 @@
           <w:szCs w:val="32"/>
           <w:lang w:eastAsia="ru-RU"/>
         </w:rPr>
-        <w:t>()</w:t>
+        <w:t>(</w:t>
+      </w:r>
+      <w:proofErr w:type="gramEnd"/>
+      <w:r>
+        <w:rPr>
+          <w:rFonts w:ascii="Times New Roman" w:eastAsia="Times New Roman" w:hAnsi="Times New Roman" w:cs="Times New Roman"/>
+          <w:color w:val="000000"/>
+          <w:sz w:val="32"/>
+          <w:szCs w:val="32"/>
+          <w:lang w:eastAsia="ru-RU"/>
+        </w:rPr>
+        <w:t>)</w:t>
       </w:r>
       <w:r>
         <w:rPr>
@@ -14379,6 +14535,7 @@
         <w:t>осуществляется вызовом метода </w:t>
       </w:r>
       <w:proofErr w:type="spellStart"/>
+      <w:proofErr w:type="gramStart"/>
       <w:r>
         <w:rPr>
           <w:rFonts w:ascii="Times New Roman" w:eastAsia="Times New Roman" w:hAnsi="Times New Roman" w:cs="Times New Roman"/>
@@ -14398,7 +14555,18 @@
           <w:szCs w:val="32"/>
           <w:lang w:eastAsia="ru-RU"/>
         </w:rPr>
-        <w:t>() на объекте </w:t>
+        <w:t>(</w:t>
+      </w:r>
+      <w:proofErr w:type="gramEnd"/>
+      <w:r>
+        <w:rPr>
+          <w:rFonts w:ascii="Times New Roman" w:eastAsia="Times New Roman" w:hAnsi="Times New Roman" w:cs="Times New Roman"/>
+          <w:color w:val="000000"/>
+          <w:sz w:val="32"/>
+          <w:szCs w:val="32"/>
+          <w:lang w:eastAsia="ru-RU"/>
+        </w:rPr>
+        <w:t>) на объекте </w:t>
       </w:r>
       <w:proofErr w:type="spellStart"/>
       <w:r>
@@ -14524,6 +14692,7 @@
         <w:t>еобходимо добавить зависимость в файл сборки </w:t>
       </w:r>
       <w:proofErr w:type="spellStart"/>
+      <w:proofErr w:type="gramStart"/>
       <w:r>
         <w:rPr>
           <w:rFonts w:ascii="Times New Roman" w:eastAsia="Times New Roman" w:hAnsi="Times New Roman" w:cs="Times New Roman"/>
@@ -14535,6 +14704,7 @@
         <w:t>build.gradle</w:t>
       </w:r>
       <w:proofErr w:type="spellEnd"/>
+      <w:proofErr w:type="gramEnd"/>
       <w:r>
         <w:rPr>
           <w:rFonts w:ascii="Times New Roman" w:eastAsia="Times New Roman" w:hAnsi="Times New Roman" w:cs="Times New Roman"/>
@@ -23483,6 +23653,7 @@
         <w:t xml:space="preserve"> </w:t>
       </w:r>
       <w:proofErr w:type="spellStart"/>
+      <w:proofErr w:type="gramStart"/>
       <w:r>
         <w:rPr>
           <w:rFonts w:ascii="Times New Roman" w:eastAsia="Times New Roman" w:hAnsi="Times New Roman" w:cs="Times New Roman"/>
@@ -23534,6 +23705,7 @@
         </w:rPr>
         <w:t>background</w:t>
       </w:r>
+      <w:proofErr w:type="gramEnd"/>
       <w:r>
         <w:rPr>
           <w:rFonts w:ascii="Times New Roman" w:eastAsia="Times New Roman" w:hAnsi="Times New Roman" w:cs="Times New Roman"/>
@@ -23769,7 +23941,18 @@
           <w:szCs w:val="32"/>
           <w:lang w:eastAsia="ru-RU"/>
         </w:rPr>
-        <w:t>). Основные методы:</w:t>
+        <w:t>). Основные методы</w:t>
+      </w:r>
+      <w:proofErr w:type="gramStart"/>
+      <w:r>
+        <w:rPr>
+          <w:rFonts w:ascii="Times New Roman" w:eastAsia="Times New Roman" w:hAnsi="Times New Roman" w:cs="Times New Roman"/>
+          <w:color w:val="000000"/>
+          <w:sz w:val="32"/>
+          <w:szCs w:val="32"/>
+          <w:lang w:eastAsia="ru-RU"/>
+        </w:rPr>
+        <w:t>:</w:t>
       </w:r>
       <w:r>
         <w:rPr>
@@ -23803,6 +23986,7 @@
         <w:t>size</w:t>
       </w:r>
       <w:proofErr w:type="spellEnd"/>
+      <w:proofErr w:type="gramEnd"/>
       <w:r>
         <w:rPr>
           <w:rFonts w:ascii="Times New Roman" w:eastAsia="Times New Roman" w:hAnsi="Times New Roman" w:cs="Times New Roman"/>
@@ -24166,7 +24350,18 @@
           <w:szCs w:val="32"/>
           <w:lang w:eastAsia="ru-RU"/>
         </w:rPr>
-        <w:t xml:space="preserve">– функция </w:t>
+        <w:t xml:space="preserve">– </w:t>
+      </w:r>
+      <w:proofErr w:type="gramStart"/>
+      <w:r>
+        <w:rPr>
+          <w:rFonts w:ascii="Times New Roman" w:eastAsia="Times New Roman" w:hAnsi="Times New Roman" w:cs="Times New Roman"/>
+          <w:color w:val="000000"/>
+          <w:sz w:val="32"/>
+          <w:szCs w:val="32"/>
+          <w:lang w:eastAsia="ru-RU"/>
+        </w:rPr>
+        <w:t xml:space="preserve">функция </w:t>
       </w:r>
       <w:r>
         <w:rPr>
@@ -24188,6 +24383,7 @@
         </w:rPr>
         <w:t>padding</w:t>
       </w:r>
+      <w:proofErr w:type="gramEnd"/>
       <w:r>
         <w:rPr>
           <w:rFonts w:ascii="Times New Roman" w:eastAsia="Times New Roman" w:hAnsi="Times New Roman" w:cs="Times New Roman"/>
@@ -24319,7 +24515,29 @@
           <w:szCs w:val="32"/>
           <w:lang w:eastAsia="ru-RU"/>
         </w:rPr>
-        <w:t xml:space="preserve"> указываются через параметры функции Text(), такие как </w:t>
+        <w:t xml:space="preserve"> указываются через параметры функции </w:t>
+      </w:r>
+      <w:proofErr w:type="gramStart"/>
+      <w:r>
+        <w:rPr>
+          <w:rFonts w:ascii="Times New Roman" w:eastAsia="Times New Roman" w:hAnsi="Times New Roman" w:cs="Times New Roman"/>
+          <w:color w:val="000000"/>
+          <w:sz w:val="32"/>
+          <w:szCs w:val="32"/>
+          <w:lang w:eastAsia="ru-RU"/>
+        </w:rPr>
+        <w:t>Text(</w:t>
+      </w:r>
+      <w:proofErr w:type="gramEnd"/>
+      <w:r>
+        <w:rPr>
+          <w:rFonts w:ascii="Times New Roman" w:eastAsia="Times New Roman" w:hAnsi="Times New Roman" w:cs="Times New Roman"/>
+          <w:color w:val="000000"/>
+          <w:sz w:val="32"/>
+          <w:szCs w:val="32"/>
+          <w:lang w:eastAsia="ru-RU"/>
+        </w:rPr>
+        <w:t xml:space="preserve">), такие как </w:t>
       </w:r>
       <w:proofErr w:type="spellStart"/>
       <w:r>
@@ -24584,17 +24802,39 @@
           <w:szCs w:val="32"/>
           <w:lang w:eastAsia="ru-RU"/>
         </w:rPr>
-        <w:t xml:space="preserve"> Image</w:t>
-      </w:r>
-      <w:r>
-        <w:rPr>
-          <w:rFonts w:ascii="Times New Roman" w:eastAsia="Times New Roman" w:hAnsi="Times New Roman" w:cs="Times New Roman"/>
-          <w:color w:val="000000"/>
-          <w:sz w:val="32"/>
-          <w:szCs w:val="32"/>
-          <w:lang w:eastAsia="ru-RU"/>
-        </w:rPr>
-        <w:t>()</w:t>
+        <w:t xml:space="preserve"> </w:t>
+      </w:r>
+      <w:proofErr w:type="gramStart"/>
+      <w:r>
+        <w:rPr>
+          <w:rFonts w:ascii="Times New Roman" w:eastAsia="Times New Roman" w:hAnsi="Times New Roman" w:cs="Times New Roman"/>
+          <w:color w:val="000000"/>
+          <w:sz w:val="32"/>
+          <w:szCs w:val="32"/>
+          <w:lang w:eastAsia="ru-RU"/>
+        </w:rPr>
+        <w:t>Image</w:t>
+      </w:r>
+      <w:r>
+        <w:rPr>
+          <w:rFonts w:ascii="Times New Roman" w:eastAsia="Times New Roman" w:hAnsi="Times New Roman" w:cs="Times New Roman"/>
+          <w:color w:val="000000"/>
+          <w:sz w:val="32"/>
+          <w:szCs w:val="32"/>
+          <w:lang w:eastAsia="ru-RU"/>
+        </w:rPr>
+        <w:t>(</w:t>
+      </w:r>
+      <w:proofErr w:type="gramEnd"/>
+      <w:r>
+        <w:rPr>
+          <w:rFonts w:ascii="Times New Roman" w:eastAsia="Times New Roman" w:hAnsi="Times New Roman" w:cs="Times New Roman"/>
+          <w:color w:val="000000"/>
+          <w:sz w:val="32"/>
+          <w:szCs w:val="32"/>
+          <w:lang w:eastAsia="ru-RU"/>
+        </w:rPr>
+        <w:t>)</w:t>
       </w:r>
       <w:r>
         <w:rPr>
@@ -25761,6 +26001,7 @@
         </w:rPr>
         <w:t xml:space="preserve"> </w:t>
       </w:r>
+      <w:proofErr w:type="gramStart"/>
       <w:r>
         <w:rPr>
           <w:rFonts w:ascii="Times New Roman" w:eastAsia="Times New Roman" w:hAnsi="Times New Roman" w:cs="Times New Roman"/>
@@ -25771,6 +26012,7 @@
         </w:rPr>
         <w:t>R.string.id</w:t>
       </w:r>
+      <w:proofErr w:type="gramEnd"/>
       <w:r>
         <w:rPr>
           <w:rFonts w:ascii="Times New Roman" w:eastAsia="Times New Roman" w:hAnsi="Times New Roman" w:cs="Times New Roman"/>
@@ -25905,15 +26147,27 @@
         <w:t xml:space="preserve">), которая принимает </w:t>
       </w:r>
       <w:proofErr w:type="spellStart"/>
-      <w:r>
-        <w:rPr>
-          <w:rFonts w:ascii="Times New Roman" w:eastAsia="Times New Roman" w:hAnsi="Times New Roman" w:cs="Times New Roman"/>
-          <w:color w:val="000000"/>
-          <w:sz w:val="32"/>
-          <w:szCs w:val="32"/>
-          <w:lang w:eastAsia="ru-RU"/>
-        </w:rPr>
-        <w:t>R.drawable.image_name</w:t>
+      <w:proofErr w:type="gramStart"/>
+      <w:r>
+        <w:rPr>
+          <w:rFonts w:ascii="Times New Roman" w:eastAsia="Times New Roman" w:hAnsi="Times New Roman" w:cs="Times New Roman"/>
+          <w:color w:val="000000"/>
+          <w:sz w:val="32"/>
+          <w:szCs w:val="32"/>
+          <w:lang w:eastAsia="ru-RU"/>
+        </w:rPr>
+        <w:t>R.drawable</w:t>
+      </w:r>
+      <w:proofErr w:type="gramEnd"/>
+      <w:r>
+        <w:rPr>
+          <w:rFonts w:ascii="Times New Roman" w:eastAsia="Times New Roman" w:hAnsi="Times New Roman" w:cs="Times New Roman"/>
+          <w:color w:val="000000"/>
+          <w:sz w:val="32"/>
+          <w:szCs w:val="32"/>
+          <w:lang w:eastAsia="ru-RU"/>
+        </w:rPr>
+        <w:t>.image_name</w:t>
       </w:r>
       <w:proofErr w:type="spellEnd"/>
       <w:r>
@@ -26039,15 +26293,27 @@
         <w:t xml:space="preserve">, которая принимает </w:t>
       </w:r>
       <w:proofErr w:type="spellStart"/>
-      <w:r>
-        <w:rPr>
-          <w:rFonts w:ascii="Times New Roman" w:eastAsia="Times New Roman" w:hAnsi="Times New Roman" w:cs="Times New Roman"/>
-          <w:color w:val="000000"/>
-          <w:sz w:val="32"/>
-          <w:szCs w:val="32"/>
-          <w:lang w:eastAsia="ru-RU"/>
-        </w:rPr>
-        <w:t>R.array.my_array</w:t>
+      <w:proofErr w:type="gramStart"/>
+      <w:r>
+        <w:rPr>
+          <w:rFonts w:ascii="Times New Roman" w:eastAsia="Times New Roman" w:hAnsi="Times New Roman" w:cs="Times New Roman"/>
+          <w:color w:val="000000"/>
+          <w:sz w:val="32"/>
+          <w:szCs w:val="32"/>
+          <w:lang w:eastAsia="ru-RU"/>
+        </w:rPr>
+        <w:t>R.array.my</w:t>
+      </w:r>
+      <w:proofErr w:type="gramEnd"/>
+      <w:r>
+        <w:rPr>
+          <w:rFonts w:ascii="Times New Roman" w:eastAsia="Times New Roman" w:hAnsi="Times New Roman" w:cs="Times New Roman"/>
+          <w:color w:val="000000"/>
+          <w:sz w:val="32"/>
+          <w:szCs w:val="32"/>
+          <w:lang w:eastAsia="ru-RU"/>
+        </w:rPr>
+        <w:t>_array</w:t>
       </w:r>
       <w:proofErr w:type="spellEnd"/>
       <w:r>
@@ -26699,6 +26965,7 @@
         <w:t xml:space="preserve"> = </w:t>
       </w:r>
       <w:proofErr w:type="spellStart"/>
+      <w:proofErr w:type="gramStart"/>
       <w:r>
         <w:rPr>
           <w:rFonts w:ascii="Times New Roman" w:eastAsia="Times New Roman" w:hAnsi="Times New Roman" w:cs="Times New Roman"/>
@@ -26721,6 +26988,7 @@
         <w:t>(</w:t>
       </w:r>
       <w:proofErr w:type="spellStart"/>
+      <w:proofErr w:type="gramEnd"/>
       <w:r>
         <w:rPr>
           <w:rFonts w:ascii="Times New Roman" w:eastAsia="Times New Roman" w:hAnsi="Times New Roman" w:cs="Times New Roman"/>
@@ -26918,7 +27186,18 @@
           <w:szCs w:val="32"/>
           <w:lang w:val="en-US" w:eastAsia="ru-RU"/>
         </w:rPr>
-        <w:t xml:space="preserve">var text by remember { </w:t>
+        <w:t xml:space="preserve">var text by remember </w:t>
+      </w:r>
+      <w:proofErr w:type="gramStart"/>
+      <w:r>
+        <w:rPr>
+          <w:rFonts w:ascii="Times New Roman" w:eastAsia="Times New Roman" w:hAnsi="Times New Roman" w:cs="Times New Roman"/>
+          <w:color w:val="000000"/>
+          <w:sz w:val="32"/>
+          <w:szCs w:val="32"/>
+          <w:lang w:val="en-US" w:eastAsia="ru-RU"/>
+        </w:rPr>
+        <w:t xml:space="preserve">{ </w:t>
       </w:r>
       <w:proofErr w:type="spellStart"/>
       <w:r>
@@ -26932,6 +27211,7 @@
         <w:t>mutableStateOf</w:t>
       </w:r>
       <w:proofErr w:type="spellEnd"/>
+      <w:proofErr w:type="gramEnd"/>
       <w:r>
         <w:rPr>
           <w:rFonts w:ascii="Times New Roman" w:eastAsia="Times New Roman" w:hAnsi="Times New Roman" w:cs="Times New Roman"/>
@@ -26956,6 +27236,7 @@
         </w:rPr>
       </w:pPr>
       <w:proofErr w:type="spellStart"/>
+      <w:proofErr w:type="gramStart"/>
       <w:r>
         <w:rPr>
           <w:rFonts w:ascii="Times New Roman" w:eastAsia="Times New Roman" w:hAnsi="Times New Roman" w:cs="Times New Roman"/>
@@ -26975,7 +27256,18 @@
           <w:szCs w:val="32"/>
           <w:lang w:val="en-US" w:eastAsia="ru-RU"/>
         </w:rPr>
-        <w:t xml:space="preserve">(value = text, </w:t>
+        <w:t>(</w:t>
+      </w:r>
+      <w:proofErr w:type="gramEnd"/>
+      <w:r>
+        <w:rPr>
+          <w:rFonts w:ascii="Times New Roman" w:eastAsia="Times New Roman" w:hAnsi="Times New Roman" w:cs="Times New Roman"/>
+          <w:color w:val="000000"/>
+          <w:sz w:val="32"/>
+          <w:szCs w:val="32"/>
+          <w:lang w:val="en-US" w:eastAsia="ru-RU"/>
+        </w:rPr>
+        <w:t xml:space="preserve">value = text, </w:t>
       </w:r>
       <w:proofErr w:type="spellStart"/>
       <w:r>
@@ -28636,17 +28928,7 @@
           <w:szCs w:val="32"/>
           <w:lang w:eastAsia="ru-RU"/>
         </w:rPr>
-        <w:t>Э</w:t>
-      </w:r>
-      <w:r>
-        <w:rPr>
-          <w:rFonts w:ascii="Times New Roman" w:eastAsia="Times New Roman" w:hAnsi="Times New Roman" w:cs="Times New Roman"/>
-          <w:color w:val="000000"/>
-          <w:sz w:val="32"/>
-          <w:szCs w:val="32"/>
-          <w:lang w:eastAsia="ru-RU"/>
-        </w:rPr>
-        <w:t>то</w:t>
+        <w:t>Это</w:t>
       </w:r>
       <w:r>
         <w:rPr>
@@ -28827,27 +29109,7 @@
           <w:szCs w:val="32"/>
           <w:lang w:eastAsia="ru-RU"/>
         </w:rPr>
-        <w:t>Э</w:t>
-      </w:r>
-      <w:r>
-        <w:rPr>
-          <w:rFonts w:ascii="Times New Roman" w:eastAsia="Times New Roman" w:hAnsi="Times New Roman" w:cs="Times New Roman"/>
-          <w:color w:val="000000"/>
-          <w:sz w:val="32"/>
-          <w:szCs w:val="32"/>
-          <w:lang w:eastAsia="ru-RU"/>
-        </w:rPr>
-        <w:t>то</w:t>
-      </w:r>
-      <w:r>
-        <w:rPr>
-          <w:rFonts w:ascii="Times New Roman" w:eastAsia="Times New Roman" w:hAnsi="Times New Roman" w:cs="Times New Roman"/>
-          <w:color w:val="000000"/>
-          <w:sz w:val="32"/>
-          <w:szCs w:val="32"/>
-          <w:lang w:eastAsia="ru-RU"/>
-        </w:rPr>
-        <w:t xml:space="preserve"> </w:t>
+        <w:t xml:space="preserve">Это </w:t>
       </w:r>
       <w:proofErr w:type="spellStart"/>
       <w:r>
@@ -28869,17 +29131,7 @@
           <w:szCs w:val="32"/>
           <w:lang w:eastAsia="ru-RU"/>
         </w:rPr>
-        <w:t xml:space="preserve"> Design компонент, представляющий собой круглую плавающую кнопку, которая «парит» над основным контентом</w:t>
-      </w:r>
-      <w:r>
-        <w:rPr>
-          <w:rFonts w:ascii="Times New Roman" w:eastAsia="Times New Roman" w:hAnsi="Times New Roman" w:cs="Times New Roman"/>
-          <w:color w:val="000000"/>
-          <w:sz w:val="32"/>
-          <w:szCs w:val="32"/>
-          <w:lang w:eastAsia="ru-RU"/>
-        </w:rPr>
-        <w:t>.</w:t>
+        <w:t xml:space="preserve"> Design компонент, представляющий собой круглую плавающую кнопку, которая «парит» над основным контентом.</w:t>
       </w:r>
     </w:p>
     <w:p>
@@ -29401,7 +29653,27 @@
           <w:sz w:val="32"/>
           <w:szCs w:val="32"/>
         </w:rPr>
-        <w:t xml:space="preserve"> «»</w:t>
+        <w:t xml:space="preserve"> «</w:t>
+      </w:r>
+      <w:r>
+        <w:rPr>
+          <w:rFonts w:ascii="Times New Roman" w:hAnsi="Times New Roman" w:cs="Times New Roman"/>
+          <w:b/>
+          <w:bCs/>
+          <w:sz w:val="32"/>
+          <w:szCs w:val="32"/>
+        </w:rPr>
+        <w:t>Отображение списков и таблиц</w:t>
+      </w:r>
+      <w:r>
+        <w:rPr>
+          <w:rFonts w:ascii="Times New Roman" w:hAnsi="Times New Roman" w:cs="Times New Roman"/>
+          <w:b/>
+          <w:bCs/>
+          <w:sz w:val="32"/>
+          <w:szCs w:val="32"/>
+        </w:rPr>
+        <w:t>»</w:t>
       </w:r>
     </w:p>
     <w:p>
@@ -29442,6 +29714,51 @@
           <w:lang w:eastAsia="ru-RU"/>
         </w:rPr>
       </w:pPr>
+      <w:r>
+        <w:rPr>
+          <w:rFonts w:ascii="Times New Roman" w:eastAsia="Times New Roman" w:hAnsi="Times New Roman" w:cs="Times New Roman"/>
+          <w:color w:val="000000"/>
+          <w:sz w:val="32"/>
+          <w:szCs w:val="32"/>
+          <w:lang w:eastAsia="ru-RU"/>
+        </w:rPr>
+        <w:t xml:space="preserve">1.1 Изучить процесс настройки и использования элементов управления для отображения списков в приложении </w:t>
+      </w:r>
+      <w:proofErr w:type="spellStart"/>
+      <w:r>
+        <w:rPr>
+          <w:rFonts w:ascii="Times New Roman" w:eastAsia="Times New Roman" w:hAnsi="Times New Roman" w:cs="Times New Roman"/>
+          <w:color w:val="000000"/>
+          <w:sz w:val="32"/>
+          <w:szCs w:val="32"/>
+          <w:lang w:eastAsia="ru-RU"/>
+        </w:rPr>
+        <w:t>Android</w:t>
+      </w:r>
+      <w:proofErr w:type="spellEnd"/>
+      <w:r>
+        <w:rPr>
+          <w:rFonts w:ascii="Times New Roman" w:eastAsia="Times New Roman" w:hAnsi="Times New Roman" w:cs="Times New Roman"/>
+          <w:color w:val="000000"/>
+          <w:sz w:val="32"/>
+          <w:szCs w:val="32"/>
+          <w:lang w:eastAsia="ru-RU"/>
+        </w:rPr>
+        <w:t>.</w:t>
+      </w:r>
+    </w:p>
+    <w:p>
+      <w:pPr>
+        <w:spacing w:after="0" w:line="240" w:lineRule="auto"/>
+        <w:jc w:val="both"/>
+        <w:rPr>
+          <w:rFonts w:ascii="Times New Roman" w:eastAsia="Times New Roman" w:hAnsi="Times New Roman" w:cs="Times New Roman"/>
+          <w:color w:val="000000"/>
+          <w:sz w:val="32"/>
+          <w:szCs w:val="32"/>
+          <w:lang w:eastAsia="ru-RU"/>
+        </w:rPr>
+      </w:pPr>
     </w:p>
     <w:p>
       <w:pPr>
@@ -29483,42 +29800,866 @@
     </w:p>
     <w:p>
       <w:pPr>
+        <w:spacing w:after="0" w:line="240" w:lineRule="auto"/>
+        <w:jc w:val="both"/>
+        <w:rPr>
+          <w:rFonts w:ascii="Times New Roman" w:eastAsia="Times New Roman" w:hAnsi="Times New Roman" w:cs="Times New Roman"/>
+          <w:color w:val="000000"/>
+          <w:sz w:val="32"/>
+          <w:szCs w:val="32"/>
+          <w:lang w:eastAsia="ru-RU"/>
+        </w:rPr>
+      </w:pPr>
+      <w:r>
+        <w:rPr>
+          <w:rFonts w:ascii="Times New Roman" w:eastAsia="Times New Roman" w:hAnsi="Times New Roman" w:cs="Times New Roman"/>
+          <w:color w:val="000000"/>
+          <w:sz w:val="32"/>
+          <w:szCs w:val="32"/>
+          <w:lang w:eastAsia="ru-RU"/>
+        </w:rPr>
+        <w:t>2</w:t>
+      </w:r>
+      <w:r>
+        <w:rPr>
+          <w:rFonts w:ascii="Times New Roman" w:eastAsia="Times New Roman" w:hAnsi="Times New Roman" w:cs="Times New Roman"/>
+          <w:color w:val="000000"/>
+          <w:sz w:val="32"/>
+          <w:szCs w:val="32"/>
+          <w:lang w:eastAsia="ru-RU"/>
+        </w:rPr>
+        <w:t>.1</w:t>
+      </w:r>
+      <w:r>
+        <w:rPr>
+          <w:rFonts w:ascii="Times New Roman" w:eastAsia="Times New Roman" w:hAnsi="Times New Roman" w:cs="Times New Roman"/>
+          <w:color w:val="000000"/>
+          <w:sz w:val="32"/>
+          <w:szCs w:val="32"/>
+          <w:lang w:eastAsia="ru-RU"/>
+        </w:rPr>
+        <w:t xml:space="preserve"> </w:t>
+      </w:r>
+      <w:r>
+        <w:rPr>
+          <w:rFonts w:ascii="Times New Roman" w:eastAsia="Times New Roman" w:hAnsi="Times New Roman" w:cs="Times New Roman"/>
+          <w:color w:val="000000"/>
+          <w:sz w:val="32"/>
+          <w:szCs w:val="32"/>
+          <w:lang w:eastAsia="ru-RU"/>
+        </w:rPr>
+        <w:t>Что такое «</w:t>
+      </w:r>
+      <w:proofErr w:type="spellStart"/>
+      <w:r>
+        <w:rPr>
+          <w:rFonts w:ascii="Times New Roman" w:eastAsia="Times New Roman" w:hAnsi="Times New Roman" w:cs="Times New Roman"/>
+          <w:color w:val="000000"/>
+          <w:sz w:val="32"/>
+          <w:szCs w:val="32"/>
+          <w:lang w:eastAsia="ru-RU"/>
+        </w:rPr>
+        <w:t>LazyColumn</w:t>
+      </w:r>
+      <w:proofErr w:type="spellEnd"/>
+      <w:r>
+        <w:rPr>
+          <w:rFonts w:ascii="Times New Roman" w:eastAsia="Times New Roman" w:hAnsi="Times New Roman" w:cs="Times New Roman"/>
+          <w:color w:val="000000"/>
+          <w:sz w:val="32"/>
+          <w:szCs w:val="32"/>
+          <w:lang w:eastAsia="ru-RU"/>
+        </w:rPr>
+        <w:t>»?</w:t>
+      </w:r>
+    </w:p>
+    <w:p>
+      <w:pPr>
+        <w:spacing w:after="0" w:line="240" w:lineRule="auto"/>
+        <w:jc w:val="both"/>
+        <w:rPr>
+          <w:rFonts w:ascii="Times New Roman" w:eastAsia="Times New Roman" w:hAnsi="Times New Roman" w:cs="Times New Roman"/>
+          <w:color w:val="000000"/>
+          <w:sz w:val="32"/>
+          <w:szCs w:val="32"/>
+          <w:lang w:eastAsia="ru-RU"/>
+        </w:rPr>
+      </w:pPr>
+      <w:r>
+        <w:rPr>
+          <w:rFonts w:ascii="Times New Roman" w:eastAsia="Times New Roman" w:hAnsi="Times New Roman" w:cs="Times New Roman"/>
+          <w:color w:val="000000"/>
+          <w:sz w:val="32"/>
+          <w:szCs w:val="32"/>
+          <w:lang w:eastAsia="ru-RU"/>
+        </w:rPr>
+        <w:t>Э</w:t>
+      </w:r>
+      <w:r>
+        <w:rPr>
+          <w:rFonts w:ascii="Times New Roman" w:eastAsia="Times New Roman" w:hAnsi="Times New Roman" w:cs="Times New Roman"/>
+          <w:color w:val="000000"/>
+          <w:sz w:val="32"/>
+          <w:szCs w:val="32"/>
+          <w:lang w:eastAsia="ru-RU"/>
+        </w:rPr>
+        <w:t>то</w:t>
+      </w:r>
+      <w:r>
+        <w:rPr>
+          <w:rFonts w:ascii="Times New Roman" w:eastAsia="Times New Roman" w:hAnsi="Times New Roman" w:cs="Times New Roman"/>
+          <w:color w:val="000000"/>
+          <w:sz w:val="32"/>
+          <w:szCs w:val="32"/>
+          <w:lang w:eastAsia="ru-RU"/>
+        </w:rPr>
+        <w:t xml:space="preserve"> элемен</w:t>
+      </w:r>
+      <w:r>
+        <w:rPr>
+          <w:rFonts w:ascii="Times New Roman" w:eastAsia="Times New Roman" w:hAnsi="Times New Roman" w:cs="Times New Roman"/>
+          <w:color w:val="000000"/>
+          <w:sz w:val="32"/>
+          <w:szCs w:val="32"/>
+          <w:lang w:eastAsia="ru-RU"/>
+        </w:rPr>
+        <w:t>т</w:t>
+      </w:r>
+      <w:r>
+        <w:rPr>
+          <w:rFonts w:ascii="Times New Roman" w:eastAsia="Times New Roman" w:hAnsi="Times New Roman" w:cs="Times New Roman"/>
+          <w:color w:val="000000"/>
+          <w:sz w:val="32"/>
+          <w:szCs w:val="32"/>
+          <w:lang w:eastAsia="ru-RU"/>
+        </w:rPr>
+        <w:t xml:space="preserve"> компоновки</w:t>
+      </w:r>
+      <w:r>
+        <w:rPr>
+          <w:rFonts w:ascii="Times New Roman" w:eastAsia="Times New Roman" w:hAnsi="Times New Roman" w:cs="Times New Roman"/>
+          <w:color w:val="000000"/>
+          <w:sz w:val="32"/>
+          <w:szCs w:val="32"/>
+          <w:lang w:eastAsia="ru-RU"/>
+        </w:rPr>
+        <w:t xml:space="preserve">, предназначенный для отображения вертикальных списков данных. Он </w:t>
+      </w:r>
+      <w:r>
+        <w:rPr>
+          <w:rFonts w:ascii="Times New Roman" w:eastAsia="Times New Roman" w:hAnsi="Times New Roman" w:cs="Times New Roman"/>
+          <w:color w:val="000000"/>
+          <w:sz w:val="32"/>
+          <w:szCs w:val="32"/>
+          <w:lang w:eastAsia="ru-RU"/>
+        </w:rPr>
+        <w:t xml:space="preserve">загружает </w:t>
+      </w:r>
+      <w:r>
+        <w:rPr>
+          <w:rFonts w:ascii="Times New Roman" w:eastAsia="Times New Roman" w:hAnsi="Times New Roman" w:cs="Times New Roman"/>
+          <w:color w:val="000000"/>
+          <w:sz w:val="32"/>
+          <w:szCs w:val="32"/>
+          <w:lang w:eastAsia="ru-RU"/>
+        </w:rPr>
+        <w:t xml:space="preserve">и </w:t>
+      </w:r>
+      <w:proofErr w:type="spellStart"/>
+      <w:r>
+        <w:rPr>
+          <w:rFonts w:ascii="Times New Roman" w:eastAsia="Times New Roman" w:hAnsi="Times New Roman" w:cs="Times New Roman"/>
+          <w:color w:val="000000"/>
+          <w:sz w:val="32"/>
+          <w:szCs w:val="32"/>
+          <w:lang w:eastAsia="ru-RU"/>
+        </w:rPr>
+        <w:t>отрисовывает</w:t>
+      </w:r>
+      <w:proofErr w:type="spellEnd"/>
+      <w:r>
+        <w:rPr>
+          <w:rFonts w:ascii="Times New Roman" w:eastAsia="Times New Roman" w:hAnsi="Times New Roman" w:cs="Times New Roman"/>
+          <w:color w:val="000000"/>
+          <w:sz w:val="32"/>
+          <w:szCs w:val="32"/>
+          <w:lang w:eastAsia="ru-RU"/>
+        </w:rPr>
+        <w:t xml:space="preserve"> только видимые на экране элементы</w:t>
+      </w:r>
+      <w:r>
+        <w:rPr>
+          <w:rFonts w:ascii="Times New Roman" w:eastAsia="Times New Roman" w:hAnsi="Times New Roman" w:cs="Times New Roman"/>
+          <w:color w:val="000000"/>
+          <w:sz w:val="32"/>
+          <w:szCs w:val="32"/>
+          <w:lang w:eastAsia="ru-RU"/>
+        </w:rPr>
+        <w:t>.</w:t>
+      </w:r>
+    </w:p>
+    <w:p>
+      <w:pPr>
+        <w:spacing w:after="0" w:line="240" w:lineRule="auto"/>
+        <w:jc w:val="both"/>
+        <w:rPr>
+          <w:rFonts w:ascii="Times New Roman" w:eastAsia="Times New Roman" w:hAnsi="Times New Roman" w:cs="Times New Roman"/>
+          <w:color w:val="000000"/>
+          <w:sz w:val="32"/>
+          <w:szCs w:val="32"/>
+          <w:lang w:eastAsia="ru-RU"/>
+        </w:rPr>
+      </w:pPr>
+    </w:p>
+    <w:p>
+      <w:pPr>
+        <w:spacing w:after="0" w:line="240" w:lineRule="auto"/>
+        <w:jc w:val="both"/>
+        <w:rPr>
+          <w:rFonts w:ascii="Times New Roman" w:eastAsia="Times New Roman" w:hAnsi="Times New Roman" w:cs="Times New Roman"/>
+          <w:color w:val="000000"/>
+          <w:sz w:val="32"/>
+          <w:szCs w:val="32"/>
+          <w:lang w:eastAsia="ru-RU"/>
+        </w:rPr>
+      </w:pPr>
+      <w:r>
+        <w:rPr>
+          <w:rFonts w:ascii="Times New Roman" w:eastAsia="Times New Roman" w:hAnsi="Times New Roman" w:cs="Times New Roman"/>
+          <w:color w:val="000000"/>
+          <w:sz w:val="32"/>
+          <w:szCs w:val="32"/>
+          <w:lang w:eastAsia="ru-RU"/>
+        </w:rPr>
+        <w:t>2</w:t>
+      </w:r>
+      <w:r>
+        <w:rPr>
+          <w:rFonts w:ascii="Times New Roman" w:eastAsia="Times New Roman" w:hAnsi="Times New Roman" w:cs="Times New Roman"/>
+          <w:color w:val="000000"/>
+          <w:sz w:val="32"/>
+          <w:szCs w:val="32"/>
+          <w:lang w:eastAsia="ru-RU"/>
+        </w:rPr>
+        <w:t>.2 Что такое «</w:t>
+      </w:r>
+      <w:proofErr w:type="spellStart"/>
+      <w:r>
+        <w:rPr>
+          <w:rFonts w:ascii="Times New Roman" w:eastAsia="Times New Roman" w:hAnsi="Times New Roman" w:cs="Times New Roman"/>
+          <w:color w:val="000000"/>
+          <w:sz w:val="32"/>
+          <w:szCs w:val="32"/>
+          <w:lang w:eastAsia="ru-RU"/>
+        </w:rPr>
+        <w:t>LazyRow</w:t>
+      </w:r>
+      <w:proofErr w:type="spellEnd"/>
+      <w:r>
+        <w:rPr>
+          <w:rFonts w:ascii="Times New Roman" w:eastAsia="Times New Roman" w:hAnsi="Times New Roman" w:cs="Times New Roman"/>
+          <w:color w:val="000000"/>
+          <w:sz w:val="32"/>
+          <w:szCs w:val="32"/>
+          <w:lang w:eastAsia="ru-RU"/>
+        </w:rPr>
+        <w:t>»?</w:t>
+      </w:r>
+    </w:p>
+    <w:p>
+      <w:pPr>
+        <w:spacing w:after="0" w:line="240" w:lineRule="auto"/>
+        <w:jc w:val="both"/>
+        <w:rPr>
+          <w:rFonts w:ascii="Times New Roman" w:eastAsia="Times New Roman" w:hAnsi="Times New Roman" w:cs="Times New Roman"/>
+          <w:color w:val="000000"/>
+          <w:sz w:val="32"/>
+          <w:szCs w:val="32"/>
+          <w:lang w:eastAsia="ru-RU"/>
+        </w:rPr>
+      </w:pPr>
+      <w:r>
+        <w:rPr>
+          <w:rFonts w:ascii="Times New Roman" w:eastAsia="Times New Roman" w:hAnsi="Times New Roman" w:cs="Times New Roman"/>
+          <w:color w:val="000000"/>
+          <w:sz w:val="32"/>
+          <w:szCs w:val="32"/>
+          <w:lang w:eastAsia="ru-RU"/>
+        </w:rPr>
+        <w:t>Это</w:t>
+      </w:r>
+      <w:r>
+        <w:rPr>
+          <w:rFonts w:ascii="Times New Roman" w:eastAsia="Times New Roman" w:hAnsi="Times New Roman" w:cs="Times New Roman"/>
+          <w:color w:val="000000"/>
+          <w:sz w:val="32"/>
+          <w:szCs w:val="32"/>
+          <w:lang w:eastAsia="ru-RU"/>
+        </w:rPr>
+        <w:t xml:space="preserve"> элемен</w:t>
+      </w:r>
+      <w:r>
+        <w:rPr>
+          <w:rFonts w:ascii="Times New Roman" w:eastAsia="Times New Roman" w:hAnsi="Times New Roman" w:cs="Times New Roman"/>
+          <w:color w:val="000000"/>
+          <w:sz w:val="32"/>
+          <w:szCs w:val="32"/>
+          <w:lang w:eastAsia="ru-RU"/>
+        </w:rPr>
+        <w:t>т</w:t>
+      </w:r>
+      <w:r>
+        <w:rPr>
+          <w:rFonts w:ascii="Times New Roman" w:eastAsia="Times New Roman" w:hAnsi="Times New Roman" w:cs="Times New Roman"/>
+          <w:color w:val="000000"/>
+          <w:sz w:val="32"/>
+          <w:szCs w:val="32"/>
+          <w:lang w:eastAsia="ru-RU"/>
+        </w:rPr>
+        <w:t xml:space="preserve"> компоновки</w:t>
+      </w:r>
+      <w:r>
+        <w:rPr>
+          <w:rFonts w:ascii="Times New Roman" w:eastAsia="Times New Roman" w:hAnsi="Times New Roman" w:cs="Times New Roman"/>
+          <w:color w:val="000000"/>
+          <w:sz w:val="32"/>
+          <w:szCs w:val="32"/>
+          <w:lang w:eastAsia="ru-RU"/>
+        </w:rPr>
+        <w:t xml:space="preserve">, предназначенный для отображения </w:t>
+      </w:r>
+      <w:r>
+        <w:rPr>
+          <w:rFonts w:ascii="Times New Roman" w:eastAsia="Times New Roman" w:hAnsi="Times New Roman" w:cs="Times New Roman"/>
+          <w:color w:val="000000"/>
+          <w:sz w:val="32"/>
+          <w:szCs w:val="32"/>
+          <w:lang w:eastAsia="ru-RU"/>
+        </w:rPr>
+        <w:t>горизонтальных</w:t>
+      </w:r>
+      <w:r>
+        <w:rPr>
+          <w:rFonts w:ascii="Times New Roman" w:eastAsia="Times New Roman" w:hAnsi="Times New Roman" w:cs="Times New Roman"/>
+          <w:color w:val="000000"/>
+          <w:sz w:val="32"/>
+          <w:szCs w:val="32"/>
+          <w:lang w:eastAsia="ru-RU"/>
+        </w:rPr>
+        <w:t xml:space="preserve"> списков данных. Он </w:t>
+      </w:r>
+      <w:r>
+        <w:rPr>
+          <w:rFonts w:ascii="Times New Roman" w:eastAsia="Times New Roman" w:hAnsi="Times New Roman" w:cs="Times New Roman"/>
+          <w:color w:val="000000"/>
+          <w:sz w:val="32"/>
+          <w:szCs w:val="32"/>
+          <w:lang w:eastAsia="ru-RU"/>
+        </w:rPr>
+        <w:t xml:space="preserve">загружает </w:t>
+      </w:r>
+      <w:r>
+        <w:rPr>
+          <w:rFonts w:ascii="Times New Roman" w:eastAsia="Times New Roman" w:hAnsi="Times New Roman" w:cs="Times New Roman"/>
+          <w:color w:val="000000"/>
+          <w:sz w:val="32"/>
+          <w:szCs w:val="32"/>
+          <w:lang w:eastAsia="ru-RU"/>
+        </w:rPr>
+        <w:t xml:space="preserve">и </w:t>
+      </w:r>
+      <w:proofErr w:type="spellStart"/>
+      <w:r>
+        <w:rPr>
+          <w:rFonts w:ascii="Times New Roman" w:eastAsia="Times New Roman" w:hAnsi="Times New Roman" w:cs="Times New Roman"/>
+          <w:color w:val="000000"/>
+          <w:sz w:val="32"/>
+          <w:szCs w:val="32"/>
+          <w:lang w:eastAsia="ru-RU"/>
+        </w:rPr>
+        <w:t>отрисовывает</w:t>
+      </w:r>
+      <w:proofErr w:type="spellEnd"/>
+      <w:r>
+        <w:rPr>
+          <w:rFonts w:ascii="Times New Roman" w:eastAsia="Times New Roman" w:hAnsi="Times New Roman" w:cs="Times New Roman"/>
+          <w:color w:val="000000"/>
+          <w:sz w:val="32"/>
+          <w:szCs w:val="32"/>
+          <w:lang w:eastAsia="ru-RU"/>
+        </w:rPr>
+        <w:t xml:space="preserve"> только видимые на экране элементы</w:t>
+      </w:r>
+      <w:r>
+        <w:rPr>
+          <w:rFonts w:ascii="Times New Roman" w:eastAsia="Times New Roman" w:hAnsi="Times New Roman" w:cs="Times New Roman"/>
+          <w:color w:val="000000"/>
+          <w:sz w:val="32"/>
+          <w:szCs w:val="32"/>
+          <w:lang w:eastAsia="ru-RU"/>
+        </w:rPr>
+        <w:t>.</w:t>
+      </w:r>
+    </w:p>
+    <w:p>
+      <w:pPr>
+        <w:spacing w:after="0" w:line="240" w:lineRule="auto"/>
+        <w:jc w:val="both"/>
+        <w:rPr>
+          <w:rFonts w:ascii="Times New Roman" w:eastAsia="Times New Roman" w:hAnsi="Times New Roman" w:cs="Times New Roman"/>
+          <w:color w:val="000000"/>
+          <w:sz w:val="32"/>
+          <w:szCs w:val="32"/>
+          <w:lang w:eastAsia="ru-RU"/>
+        </w:rPr>
+      </w:pPr>
+    </w:p>
+    <w:p>
+      <w:pPr>
+        <w:spacing w:after="0" w:line="240" w:lineRule="auto"/>
+        <w:jc w:val="both"/>
+        <w:rPr>
+          <w:rFonts w:ascii="Times New Roman" w:eastAsia="Times New Roman" w:hAnsi="Times New Roman" w:cs="Times New Roman"/>
+          <w:color w:val="000000"/>
+          <w:sz w:val="32"/>
+          <w:szCs w:val="32"/>
+          <w:lang w:eastAsia="ru-RU"/>
+        </w:rPr>
+      </w:pPr>
+      <w:r>
+        <w:rPr>
+          <w:rFonts w:ascii="Times New Roman" w:eastAsia="Times New Roman" w:hAnsi="Times New Roman" w:cs="Times New Roman"/>
+          <w:color w:val="000000"/>
+          <w:sz w:val="32"/>
+          <w:szCs w:val="32"/>
+          <w:lang w:eastAsia="ru-RU"/>
+        </w:rPr>
+        <w:t>2</w:t>
+      </w:r>
+      <w:r>
+        <w:rPr>
+          <w:rFonts w:ascii="Times New Roman" w:eastAsia="Times New Roman" w:hAnsi="Times New Roman" w:cs="Times New Roman"/>
+          <w:color w:val="000000"/>
+          <w:sz w:val="32"/>
+          <w:szCs w:val="32"/>
+          <w:lang w:eastAsia="ru-RU"/>
+        </w:rPr>
+        <w:t>.3 Что такое «</w:t>
+      </w:r>
+      <w:proofErr w:type="spellStart"/>
+      <w:r>
+        <w:rPr>
+          <w:rFonts w:ascii="Times New Roman" w:eastAsia="Times New Roman" w:hAnsi="Times New Roman" w:cs="Times New Roman"/>
+          <w:color w:val="000000"/>
+          <w:sz w:val="32"/>
+          <w:szCs w:val="32"/>
+          <w:lang w:eastAsia="ru-RU"/>
+        </w:rPr>
+        <w:t>LazyVerticalGrid</w:t>
+      </w:r>
+      <w:proofErr w:type="spellEnd"/>
+      <w:r>
+        <w:rPr>
+          <w:rFonts w:ascii="Times New Roman" w:eastAsia="Times New Roman" w:hAnsi="Times New Roman" w:cs="Times New Roman"/>
+          <w:color w:val="000000"/>
+          <w:sz w:val="32"/>
+          <w:szCs w:val="32"/>
+          <w:lang w:eastAsia="ru-RU"/>
+        </w:rPr>
+        <w:t>»?</w:t>
+      </w:r>
+    </w:p>
+    <w:p>
+      <w:pPr>
+        <w:spacing w:after="0" w:line="240" w:lineRule="auto"/>
+        <w:jc w:val="both"/>
+        <w:rPr>
+          <w:rFonts w:ascii="Times New Roman" w:eastAsia="Times New Roman" w:hAnsi="Times New Roman" w:cs="Times New Roman"/>
+          <w:color w:val="000000"/>
+          <w:sz w:val="32"/>
+          <w:szCs w:val="32"/>
+          <w:lang w:eastAsia="ru-RU"/>
+        </w:rPr>
+      </w:pPr>
+      <w:r>
+        <w:rPr>
+          <w:rFonts w:ascii="Times New Roman" w:eastAsia="Times New Roman" w:hAnsi="Times New Roman" w:cs="Times New Roman"/>
+          <w:color w:val="000000"/>
+          <w:sz w:val="32"/>
+          <w:szCs w:val="32"/>
+          <w:lang w:eastAsia="ru-RU"/>
+        </w:rPr>
+        <w:t>Это</w:t>
+      </w:r>
+      <w:r>
+        <w:rPr>
+          <w:rFonts w:ascii="Times New Roman" w:eastAsia="Times New Roman" w:hAnsi="Times New Roman" w:cs="Times New Roman"/>
+          <w:color w:val="000000"/>
+          <w:sz w:val="32"/>
+          <w:szCs w:val="32"/>
+          <w:lang w:eastAsia="ru-RU"/>
+        </w:rPr>
+        <w:t xml:space="preserve"> элемен</w:t>
+      </w:r>
+      <w:r>
+        <w:rPr>
+          <w:rFonts w:ascii="Times New Roman" w:eastAsia="Times New Roman" w:hAnsi="Times New Roman" w:cs="Times New Roman"/>
+          <w:color w:val="000000"/>
+          <w:sz w:val="32"/>
+          <w:szCs w:val="32"/>
+          <w:lang w:eastAsia="ru-RU"/>
+        </w:rPr>
+        <w:t>т</w:t>
+      </w:r>
+      <w:r>
+        <w:rPr>
+          <w:rFonts w:ascii="Times New Roman" w:eastAsia="Times New Roman" w:hAnsi="Times New Roman" w:cs="Times New Roman"/>
+          <w:color w:val="000000"/>
+          <w:sz w:val="32"/>
+          <w:szCs w:val="32"/>
+          <w:lang w:eastAsia="ru-RU"/>
+        </w:rPr>
+        <w:t xml:space="preserve"> компоновки</w:t>
+      </w:r>
+      <w:r>
+        <w:rPr>
+          <w:rFonts w:ascii="Times New Roman" w:eastAsia="Times New Roman" w:hAnsi="Times New Roman" w:cs="Times New Roman"/>
+          <w:color w:val="000000"/>
+          <w:sz w:val="32"/>
+          <w:szCs w:val="32"/>
+          <w:lang w:eastAsia="ru-RU"/>
+        </w:rPr>
+        <w:t xml:space="preserve">, предназначенный для отображения </w:t>
+      </w:r>
+      <w:r>
+        <w:rPr>
+          <w:rFonts w:ascii="Times New Roman" w:eastAsia="Times New Roman" w:hAnsi="Times New Roman" w:cs="Times New Roman"/>
+          <w:color w:val="000000"/>
+          <w:sz w:val="32"/>
+          <w:szCs w:val="32"/>
+          <w:lang w:eastAsia="ru-RU"/>
+        </w:rPr>
+        <w:t>элементов в виде сетки с вертикальной прокруткой</w:t>
+      </w:r>
+      <w:r>
+        <w:rPr>
+          <w:rFonts w:ascii="Times New Roman" w:eastAsia="Times New Roman" w:hAnsi="Times New Roman" w:cs="Times New Roman"/>
+          <w:color w:val="000000"/>
+          <w:sz w:val="32"/>
+          <w:szCs w:val="32"/>
+          <w:lang w:eastAsia="ru-RU"/>
+        </w:rPr>
+        <w:t xml:space="preserve">. Он </w:t>
+      </w:r>
+      <w:r>
+        <w:rPr>
+          <w:rFonts w:ascii="Times New Roman" w:eastAsia="Times New Roman" w:hAnsi="Times New Roman" w:cs="Times New Roman"/>
+          <w:color w:val="000000"/>
+          <w:sz w:val="32"/>
+          <w:szCs w:val="32"/>
+          <w:lang w:eastAsia="ru-RU"/>
+        </w:rPr>
+        <w:t xml:space="preserve">загружает </w:t>
+      </w:r>
+      <w:r>
+        <w:rPr>
+          <w:rFonts w:ascii="Times New Roman" w:eastAsia="Times New Roman" w:hAnsi="Times New Roman" w:cs="Times New Roman"/>
+          <w:color w:val="000000"/>
+          <w:sz w:val="32"/>
+          <w:szCs w:val="32"/>
+          <w:lang w:eastAsia="ru-RU"/>
+        </w:rPr>
+        <w:t xml:space="preserve">и </w:t>
+      </w:r>
+      <w:proofErr w:type="spellStart"/>
+      <w:r>
+        <w:rPr>
+          <w:rFonts w:ascii="Times New Roman" w:eastAsia="Times New Roman" w:hAnsi="Times New Roman" w:cs="Times New Roman"/>
+          <w:color w:val="000000"/>
+          <w:sz w:val="32"/>
+          <w:szCs w:val="32"/>
+          <w:lang w:eastAsia="ru-RU"/>
+        </w:rPr>
+        <w:t>отрисовывает</w:t>
+      </w:r>
+      <w:proofErr w:type="spellEnd"/>
+      <w:r>
+        <w:rPr>
+          <w:rFonts w:ascii="Times New Roman" w:eastAsia="Times New Roman" w:hAnsi="Times New Roman" w:cs="Times New Roman"/>
+          <w:color w:val="000000"/>
+          <w:sz w:val="32"/>
+          <w:szCs w:val="32"/>
+          <w:lang w:eastAsia="ru-RU"/>
+        </w:rPr>
+        <w:t xml:space="preserve"> только видимые на экране элементы</w:t>
+      </w:r>
+      <w:r>
+        <w:rPr>
+          <w:rFonts w:ascii="Times New Roman" w:eastAsia="Times New Roman" w:hAnsi="Times New Roman" w:cs="Times New Roman"/>
+          <w:color w:val="000000"/>
+          <w:sz w:val="32"/>
+          <w:szCs w:val="32"/>
+          <w:lang w:eastAsia="ru-RU"/>
+        </w:rPr>
+        <w:t>.</w:t>
+      </w:r>
+    </w:p>
+    <w:p>
+      <w:pPr>
+        <w:spacing w:after="0" w:line="240" w:lineRule="auto"/>
+        <w:jc w:val="both"/>
+        <w:rPr>
+          <w:rFonts w:ascii="Times New Roman" w:eastAsia="Times New Roman" w:hAnsi="Times New Roman" w:cs="Times New Roman"/>
+          <w:color w:val="000000"/>
+          <w:sz w:val="32"/>
+          <w:szCs w:val="32"/>
+          <w:lang w:eastAsia="ru-RU"/>
+        </w:rPr>
+      </w:pPr>
+    </w:p>
+    <w:p>
+      <w:pPr>
+        <w:spacing w:after="0" w:line="240" w:lineRule="auto"/>
+        <w:jc w:val="both"/>
+        <w:rPr>
+          <w:rFonts w:ascii="Times New Roman" w:eastAsia="Times New Roman" w:hAnsi="Times New Roman" w:cs="Times New Roman"/>
+          <w:color w:val="000000"/>
+          <w:sz w:val="32"/>
+          <w:szCs w:val="32"/>
+          <w:lang w:eastAsia="ru-RU"/>
+        </w:rPr>
+      </w:pPr>
+      <w:r>
+        <w:rPr>
+          <w:rFonts w:ascii="Times New Roman" w:eastAsia="Times New Roman" w:hAnsi="Times New Roman" w:cs="Times New Roman"/>
+          <w:color w:val="000000"/>
+          <w:sz w:val="32"/>
+          <w:szCs w:val="32"/>
+          <w:lang w:eastAsia="ru-RU"/>
+        </w:rPr>
+        <w:t>2</w:t>
+      </w:r>
+      <w:r>
+        <w:rPr>
+          <w:rFonts w:ascii="Times New Roman" w:eastAsia="Times New Roman" w:hAnsi="Times New Roman" w:cs="Times New Roman"/>
+          <w:color w:val="000000"/>
+          <w:sz w:val="32"/>
+          <w:szCs w:val="32"/>
+          <w:lang w:eastAsia="ru-RU"/>
+        </w:rPr>
+        <w:t>.4 Что такое «</w:t>
+      </w:r>
+      <w:proofErr w:type="spellStart"/>
+      <w:r>
+        <w:rPr>
+          <w:rFonts w:ascii="Times New Roman" w:eastAsia="Times New Roman" w:hAnsi="Times New Roman" w:cs="Times New Roman"/>
+          <w:color w:val="000000"/>
+          <w:sz w:val="32"/>
+          <w:szCs w:val="32"/>
+          <w:lang w:eastAsia="ru-RU"/>
+        </w:rPr>
+        <w:t>LazyHorizontalGrid</w:t>
+      </w:r>
+      <w:proofErr w:type="spellEnd"/>
+      <w:r>
+        <w:rPr>
+          <w:rFonts w:ascii="Times New Roman" w:eastAsia="Times New Roman" w:hAnsi="Times New Roman" w:cs="Times New Roman"/>
+          <w:color w:val="000000"/>
+          <w:sz w:val="32"/>
+          <w:szCs w:val="32"/>
+          <w:lang w:eastAsia="ru-RU"/>
+        </w:rPr>
+        <w:t>»?</w:t>
+      </w:r>
+    </w:p>
+    <w:p>
+      <w:pPr>
+        <w:spacing w:after="0" w:line="240" w:lineRule="auto"/>
+        <w:jc w:val="both"/>
+        <w:rPr>
+          <w:rFonts w:ascii="Times New Roman" w:eastAsia="Times New Roman" w:hAnsi="Times New Roman" w:cs="Times New Roman"/>
+          <w:color w:val="000000"/>
+          <w:sz w:val="32"/>
+          <w:szCs w:val="32"/>
+          <w:lang w:eastAsia="ru-RU"/>
+        </w:rPr>
+      </w:pPr>
+      <w:r>
+        <w:rPr>
+          <w:rFonts w:ascii="Times New Roman" w:eastAsia="Times New Roman" w:hAnsi="Times New Roman" w:cs="Times New Roman"/>
+          <w:color w:val="000000"/>
+          <w:sz w:val="32"/>
+          <w:szCs w:val="32"/>
+          <w:lang w:eastAsia="ru-RU"/>
+        </w:rPr>
+        <w:t>Это</w:t>
+      </w:r>
+      <w:r>
+        <w:rPr>
+          <w:rFonts w:ascii="Times New Roman" w:eastAsia="Times New Roman" w:hAnsi="Times New Roman" w:cs="Times New Roman"/>
+          <w:color w:val="000000"/>
+          <w:sz w:val="32"/>
+          <w:szCs w:val="32"/>
+          <w:lang w:eastAsia="ru-RU"/>
+        </w:rPr>
+        <w:t xml:space="preserve"> элемен</w:t>
+      </w:r>
+      <w:r>
+        <w:rPr>
+          <w:rFonts w:ascii="Times New Roman" w:eastAsia="Times New Roman" w:hAnsi="Times New Roman" w:cs="Times New Roman"/>
+          <w:color w:val="000000"/>
+          <w:sz w:val="32"/>
+          <w:szCs w:val="32"/>
+          <w:lang w:eastAsia="ru-RU"/>
+        </w:rPr>
+        <w:t>т</w:t>
+      </w:r>
+      <w:r>
+        <w:rPr>
+          <w:rFonts w:ascii="Times New Roman" w:eastAsia="Times New Roman" w:hAnsi="Times New Roman" w:cs="Times New Roman"/>
+          <w:color w:val="000000"/>
+          <w:sz w:val="32"/>
+          <w:szCs w:val="32"/>
+          <w:lang w:eastAsia="ru-RU"/>
+        </w:rPr>
+        <w:t xml:space="preserve"> компоновки</w:t>
+      </w:r>
+      <w:r>
+        <w:rPr>
+          <w:rFonts w:ascii="Times New Roman" w:eastAsia="Times New Roman" w:hAnsi="Times New Roman" w:cs="Times New Roman"/>
+          <w:color w:val="000000"/>
+          <w:sz w:val="32"/>
+          <w:szCs w:val="32"/>
+          <w:lang w:eastAsia="ru-RU"/>
+        </w:rPr>
+        <w:t xml:space="preserve">, предназначенный для отображения </w:t>
+      </w:r>
+      <w:r>
+        <w:rPr>
+          <w:rFonts w:ascii="Times New Roman" w:eastAsia="Times New Roman" w:hAnsi="Times New Roman" w:cs="Times New Roman"/>
+          <w:color w:val="000000"/>
+          <w:sz w:val="32"/>
+          <w:szCs w:val="32"/>
+          <w:lang w:eastAsia="ru-RU"/>
+        </w:rPr>
+        <w:t xml:space="preserve">элементов в виде сетки с </w:t>
+      </w:r>
+      <w:r>
+        <w:rPr>
+          <w:rFonts w:ascii="Times New Roman" w:eastAsia="Times New Roman" w:hAnsi="Times New Roman" w:cs="Times New Roman"/>
+          <w:color w:val="000000"/>
+          <w:sz w:val="32"/>
+          <w:szCs w:val="32"/>
+          <w:lang w:eastAsia="ru-RU"/>
+        </w:rPr>
+        <w:t>горизонтальной</w:t>
+      </w:r>
+      <w:r>
+        <w:rPr>
+          <w:rFonts w:ascii="Times New Roman" w:eastAsia="Times New Roman" w:hAnsi="Times New Roman" w:cs="Times New Roman"/>
+          <w:color w:val="000000"/>
+          <w:sz w:val="32"/>
+          <w:szCs w:val="32"/>
+          <w:lang w:eastAsia="ru-RU"/>
+        </w:rPr>
+        <w:t xml:space="preserve"> прокруткой</w:t>
+      </w:r>
+      <w:r>
+        <w:rPr>
+          <w:rFonts w:ascii="Times New Roman" w:eastAsia="Times New Roman" w:hAnsi="Times New Roman" w:cs="Times New Roman"/>
+          <w:color w:val="000000"/>
+          <w:sz w:val="32"/>
+          <w:szCs w:val="32"/>
+          <w:lang w:eastAsia="ru-RU"/>
+        </w:rPr>
+        <w:t xml:space="preserve">. Он </w:t>
+      </w:r>
+      <w:r>
+        <w:rPr>
+          <w:rFonts w:ascii="Times New Roman" w:eastAsia="Times New Roman" w:hAnsi="Times New Roman" w:cs="Times New Roman"/>
+          <w:color w:val="000000"/>
+          <w:sz w:val="32"/>
+          <w:szCs w:val="32"/>
+          <w:lang w:eastAsia="ru-RU"/>
+        </w:rPr>
+        <w:t xml:space="preserve">загружает </w:t>
+      </w:r>
+      <w:r>
+        <w:rPr>
+          <w:rFonts w:ascii="Times New Roman" w:eastAsia="Times New Roman" w:hAnsi="Times New Roman" w:cs="Times New Roman"/>
+          <w:color w:val="000000"/>
+          <w:sz w:val="32"/>
+          <w:szCs w:val="32"/>
+          <w:lang w:eastAsia="ru-RU"/>
+        </w:rPr>
+        <w:t xml:space="preserve">и </w:t>
+      </w:r>
+      <w:proofErr w:type="spellStart"/>
+      <w:r>
+        <w:rPr>
+          <w:rFonts w:ascii="Times New Roman" w:eastAsia="Times New Roman" w:hAnsi="Times New Roman" w:cs="Times New Roman"/>
+          <w:color w:val="000000"/>
+          <w:sz w:val="32"/>
+          <w:szCs w:val="32"/>
+          <w:lang w:eastAsia="ru-RU"/>
+        </w:rPr>
+        <w:t>отрисовывает</w:t>
+      </w:r>
+      <w:proofErr w:type="spellEnd"/>
+      <w:r>
+        <w:rPr>
+          <w:rFonts w:ascii="Times New Roman" w:eastAsia="Times New Roman" w:hAnsi="Times New Roman" w:cs="Times New Roman"/>
+          <w:color w:val="000000"/>
+          <w:sz w:val="32"/>
+          <w:szCs w:val="32"/>
+          <w:lang w:eastAsia="ru-RU"/>
+        </w:rPr>
+        <w:t xml:space="preserve"> только видимые на экране элементы</w:t>
+      </w:r>
+      <w:r>
+        <w:rPr>
+          <w:rFonts w:ascii="Times New Roman" w:eastAsia="Times New Roman" w:hAnsi="Times New Roman" w:cs="Times New Roman"/>
+          <w:color w:val="000000"/>
+          <w:sz w:val="32"/>
+          <w:szCs w:val="32"/>
+          <w:lang w:eastAsia="ru-RU"/>
+        </w:rPr>
+        <w:t>.</w:t>
+      </w:r>
+    </w:p>
+    <w:p>
+      <w:pPr>
+        <w:spacing w:after="0" w:line="240" w:lineRule="auto"/>
+        <w:jc w:val="both"/>
+        <w:rPr>
+          <w:rFonts w:ascii="Times New Roman" w:eastAsia="Times New Roman" w:hAnsi="Times New Roman" w:cs="Times New Roman"/>
+          <w:color w:val="000000"/>
+          <w:sz w:val="32"/>
+          <w:szCs w:val="32"/>
+          <w:lang w:eastAsia="ru-RU"/>
+        </w:rPr>
+      </w:pPr>
+    </w:p>
+    <w:p>
+      <w:pPr>
+        <w:pStyle w:val="a8"/>
+        <w:numPr>
+          <w:ilvl w:val="0"/>
+          <w:numId w:val="25"/>
+        </w:numPr>
         <w:spacing w:before="100" w:after="100" w:line="240" w:lineRule="auto"/>
         <w:ind w:right="-60"/>
         <w:jc w:val="both"/>
         <w:rPr>
           <w:rFonts w:ascii="Times New Roman" w:eastAsia="Times New Roman" w:hAnsi="Times New Roman" w:cs="Times New Roman"/>
-          <w:sz w:val="24"/>
-          <w:szCs w:val="24"/>
-          <w:lang w:eastAsia="ru-RU"/>
-        </w:rPr>
-      </w:pPr>
-    </w:p>
-    <w:p>
-      <w:pPr>
-        <w:spacing w:before="100" w:after="100" w:line="240" w:lineRule="auto"/>
-        <w:ind w:right="-60"/>
-        <w:jc w:val="both"/>
-        <w:rPr>
-          <w:rFonts w:ascii="Times New Roman" w:eastAsia="Times New Roman" w:hAnsi="Times New Roman" w:cs="Times New Roman"/>
-          <w:color w:val="000000"/>
-          <w:sz w:val="32"/>
-          <w:szCs w:val="32"/>
-          <w:lang w:eastAsia="ru-RU"/>
-        </w:rPr>
-      </w:pPr>
-      <w:r>
-        <w:rPr>
-          <w:rFonts w:ascii="Times New Roman" w:eastAsia="Times New Roman" w:hAnsi="Times New Roman" w:cs="Times New Roman"/>
           <w:b/>
           <w:bCs/>
           <w:color w:val="000000"/>
           <w:sz w:val="32"/>
           <w:szCs w:val="32"/>
-          <w:lang w:eastAsia="ru-RU"/>
-        </w:rPr>
-        <w:t>3</w:t>
-      </w:r>
+          <w:lang w:val="en-US" w:eastAsia="ru-RU"/>
+        </w:rPr>
+      </w:pPr>
       <w:r>
         <w:rPr>
           <w:rFonts w:ascii="Times New Roman" w:eastAsia="Times New Roman" w:hAnsi="Times New Roman" w:cs="Times New Roman"/>
@@ -29529,11 +30670,68 @@
           <w:szCs w:val="32"/>
           <w:lang w:eastAsia="ru-RU"/>
         </w:rPr>
-        <w:t xml:space="preserve"> Вывод</w:t>
-      </w:r>
-    </w:p>
-    <w:p>
-      <w:pPr>
+        <w:t>Вывод</w:t>
+      </w:r>
+    </w:p>
+    <w:p>
+      <w:pPr>
+        <w:spacing w:after="0" w:line="240" w:lineRule="auto"/>
+        <w:jc w:val="both"/>
+        <w:rPr>
+          <w:rFonts w:ascii="Times New Roman" w:eastAsia="Times New Roman" w:hAnsi="Times New Roman" w:cs="Times New Roman"/>
+          <w:color w:val="000000"/>
+          <w:sz w:val="32"/>
+          <w:szCs w:val="32"/>
+          <w:lang w:eastAsia="ru-RU"/>
+        </w:rPr>
+      </w:pPr>
+      <w:r>
+        <w:rPr>
+          <w:rFonts w:ascii="Times New Roman" w:eastAsia="Times New Roman" w:hAnsi="Times New Roman" w:cs="Times New Roman"/>
+          <w:color w:val="000000"/>
+          <w:sz w:val="32"/>
+          <w:szCs w:val="32"/>
+          <w:lang w:eastAsia="ru-RU"/>
+        </w:rPr>
+        <w:t xml:space="preserve">Изучили </w:t>
+      </w:r>
+      <w:r>
+        <w:rPr>
+          <w:rFonts w:ascii="Times New Roman" w:eastAsia="Times New Roman" w:hAnsi="Times New Roman" w:cs="Times New Roman"/>
+          <w:color w:val="000000"/>
+          <w:sz w:val="32"/>
+          <w:szCs w:val="32"/>
+          <w:lang w:eastAsia="ru-RU"/>
+        </w:rPr>
+        <w:t xml:space="preserve">процесс настройки и использования элементов управления для отображения списков в приложении </w:t>
+      </w:r>
+      <w:proofErr w:type="spellStart"/>
+      <w:r>
+        <w:rPr>
+          <w:rFonts w:ascii="Times New Roman" w:eastAsia="Times New Roman" w:hAnsi="Times New Roman" w:cs="Times New Roman"/>
+          <w:color w:val="000000"/>
+          <w:sz w:val="32"/>
+          <w:szCs w:val="32"/>
+          <w:lang w:eastAsia="ru-RU"/>
+        </w:rPr>
+        <w:t>Android</w:t>
+      </w:r>
+      <w:proofErr w:type="spellEnd"/>
+      <w:r>
+        <w:rPr>
+          <w:rFonts w:ascii="Times New Roman" w:eastAsia="Times New Roman" w:hAnsi="Times New Roman" w:cs="Times New Roman"/>
+          <w:color w:val="000000"/>
+          <w:sz w:val="32"/>
+          <w:szCs w:val="32"/>
+          <w:lang w:eastAsia="ru-RU"/>
+        </w:rPr>
+        <w:t>.</w:t>
+      </w:r>
+    </w:p>
+    <w:p>
+      <w:pPr>
+        <w:spacing w:after="0" w:line="240" w:lineRule="auto"/>
+        <w:jc w:val="both"/>
         <w:rPr>
           <w:rFonts w:ascii="Times New Roman" w:eastAsia="Times New Roman" w:hAnsi="Times New Roman" w:cs="Times New Roman"/>
           <w:color w:val="000000"/>

--- a/Отчёты.docx
+++ b/Отчёты.docx
@@ -1,6 +1,6 @@
 
 <file path=word/document.xml><?xml version="1.0" encoding="utf-8"?>
-<w:document xmlns:wpc="http://schemas.microsoft.com/office/word/2010/wordprocessingCanvas" xmlns:cx="http://schemas.microsoft.com/office/drawing/2014/chartex" xmlns:cx1="http://schemas.microsoft.com/office/drawing/2015/9/8/chartex" xmlns:cx2="http://schemas.microsoft.com/office/drawing/2015/10/21/chartex" xmlns:cx3="http://schemas.microsoft.com/office/drawing/2016/5/9/chartex" xmlns:cx4="http://schemas.microsoft.com/office/drawing/2016/5/10/chartex" xmlns:cx5="http://schemas.microsoft.com/office/drawing/2016/5/11/chartex" xmlns:cx6="http://schemas.microsoft.com/office/drawing/2016/5/12/chartex" xmlns:cx7="http://schemas.microsoft.com/office/drawing/2016/5/13/chartex" xmlns:cx8="http://schemas.microsoft.com/office/drawing/2016/5/14/chartex" xmlns:mc="http://schemas.openxmlformats.org/markup-compatibility/2006" xmlns:aink="http://schemas.microsoft.com/office/drawing/2016/ink" xmlns:am3d="http://schemas.microsoft.com/office/drawing/2017/model3d" xmlns:o="urn:schemas-microsoft-com:office:office" xmlns:oel="http://schemas.microsoft.com/office/2019/extlst" xmlns:r="http://schemas.openxmlformats.org/officeDocument/2006/relationships" xmlns:m="http://schemas.openxmlformats.org/officeDocument/2006/math" xmlns:v="urn:schemas-microsoft-com:vml" xmlns:wp14="http://schemas.microsoft.com/office/word/2010/wordprocessingDrawing" xmlns:wp="http://schemas.openxmlformats.org/drawingml/2006/wordprocessingDrawing" xmlns:w10="urn:schemas-microsoft-com:office:word" xmlns:w="http://schemas.openxmlformats.org/wordprocessingml/2006/main" xmlns:w14="http://schemas.microsoft.com/office/word/2010/wordml" xmlns:w15="http://schemas.microsoft.com/office/word/2012/wordml" xmlns:w16cex="http://schemas.microsoft.com/office/word/2018/wordml/cex" xmlns:w16cid="http://schemas.microsoft.com/office/word/2016/wordml/cid" xmlns:w16="http://schemas.microsoft.com/office/word/2018/wordml" xmlns:w16sdtdh="http://schemas.microsoft.com/office/word/2020/wordml/sdtdatahash" xmlns:w16se="http://schemas.microsoft.com/office/word/2015/wordml/symex" xmlns:wpg="http://schemas.microsoft.com/office/word/2010/wordprocessingGroup" xmlns:wpi="http://schemas.microsoft.com/office/word/2010/wordprocessingInk" xmlns:wne="http://schemas.microsoft.com/office/word/2006/wordml" xmlns:wps="http://schemas.microsoft.com/office/word/2010/wordprocessingShape" mc:Ignorable="w14 w15 w16se w16cid w16 w16cex w16sdtdh wp14">
+<w:document xmlns:wpc="http://schemas.microsoft.com/office/word/2010/wordprocessingCanvas" xmlns:cx="http://schemas.microsoft.com/office/drawing/2014/chartex" xmlns:mc="http://schemas.openxmlformats.org/markup-compatibility/2006" xmlns:o="urn:schemas-microsoft-com:office:office" xmlns:r="http://schemas.openxmlformats.org/officeDocument/2006/relationships" xmlns:m="http://schemas.openxmlformats.org/officeDocument/2006/math" xmlns:v="urn:schemas-microsoft-com:vml" xmlns:wp14="http://schemas.microsoft.com/office/word/2010/wordprocessingDrawing" xmlns:wp="http://schemas.openxmlformats.org/drawingml/2006/wordprocessingDrawing" xmlns:w10="urn:schemas-microsoft-com:office:word" xmlns:w="http://schemas.openxmlformats.org/wordprocessingml/2006/main" xmlns:w14="http://schemas.microsoft.com/office/word/2010/wordml" xmlns:w15="http://schemas.microsoft.com/office/word/2012/wordml" xmlns:w16se="http://schemas.microsoft.com/office/word/2015/wordml/symex" xmlns:wpg="http://schemas.microsoft.com/office/word/2010/wordprocessingGroup" xmlns:wpi="http://schemas.microsoft.com/office/word/2010/wordprocessingInk" xmlns:wne="http://schemas.microsoft.com/office/word/2006/wordml" xmlns:wps="http://schemas.microsoft.com/office/word/2010/wordprocessingShape" mc:Ignorable="w14 w15 w16se wp14">
   <w:body>
     <w:p>
       <w:pPr>
@@ -2191,7 +2191,51 @@
           <w:szCs w:val="32"/>
           <w:lang w:eastAsia="ru-RU"/>
         </w:rPr>
-        <w:t xml:space="preserve"> IDE Desktop поддерживает проекты на Java, </w:t>
+        <w:t xml:space="preserve"> IDE </w:t>
+      </w:r>
+      <w:proofErr w:type="spellStart"/>
+      <w:r>
+        <w:rPr>
+          <w:rFonts w:ascii="Times New Roman" w:eastAsia="Times New Roman" w:hAnsi="Times New Roman" w:cs="Times New Roman"/>
+          <w:color w:val="000000"/>
+          <w:sz w:val="32"/>
+          <w:szCs w:val="32"/>
+          <w:lang w:eastAsia="ru-RU"/>
+        </w:rPr>
+        <w:t>Desktop</w:t>
+      </w:r>
+      <w:proofErr w:type="spellEnd"/>
+      <w:r>
+        <w:rPr>
+          <w:rFonts w:ascii="Times New Roman" w:eastAsia="Times New Roman" w:hAnsi="Times New Roman" w:cs="Times New Roman"/>
+          <w:color w:val="000000"/>
+          <w:sz w:val="32"/>
+          <w:szCs w:val="32"/>
+          <w:lang w:eastAsia="ru-RU"/>
+        </w:rPr>
+        <w:t xml:space="preserve"> поддерживает проекты на </w:t>
+      </w:r>
+      <w:proofErr w:type="spellStart"/>
+      <w:r>
+        <w:rPr>
+          <w:rFonts w:ascii="Times New Roman" w:eastAsia="Times New Roman" w:hAnsi="Times New Roman" w:cs="Times New Roman"/>
+          <w:color w:val="000000"/>
+          <w:sz w:val="32"/>
+          <w:szCs w:val="32"/>
+          <w:lang w:eastAsia="ru-RU"/>
+        </w:rPr>
+        <w:t>Java</w:t>
+      </w:r>
+      <w:proofErr w:type="spellEnd"/>
+      <w:r>
+        <w:rPr>
+          <w:rFonts w:ascii="Times New Roman" w:eastAsia="Times New Roman" w:hAnsi="Times New Roman" w:cs="Times New Roman"/>
+          <w:color w:val="000000"/>
+          <w:sz w:val="32"/>
+          <w:szCs w:val="32"/>
+          <w:lang w:eastAsia="ru-RU"/>
+        </w:rPr>
+        <w:t xml:space="preserve">, </w:t>
       </w:r>
       <w:proofErr w:type="spellStart"/>
       <w:r>
@@ -2213,7 +2257,29 @@
           <w:szCs w:val="32"/>
           <w:lang w:eastAsia="ru-RU"/>
         </w:rPr>
-        <w:t xml:space="preserve">, Scala, </w:t>
+        <w:t xml:space="preserve">, </w:t>
+      </w:r>
+      <w:proofErr w:type="spellStart"/>
+      <w:r>
+        <w:rPr>
+          <w:rFonts w:ascii="Times New Roman" w:eastAsia="Times New Roman" w:hAnsi="Times New Roman" w:cs="Times New Roman"/>
+          <w:color w:val="000000"/>
+          <w:sz w:val="32"/>
+          <w:szCs w:val="32"/>
+          <w:lang w:eastAsia="ru-RU"/>
+        </w:rPr>
+        <w:t>Scala</w:t>
+      </w:r>
+      <w:proofErr w:type="spellEnd"/>
+      <w:r>
+        <w:rPr>
+          <w:rFonts w:ascii="Times New Roman" w:eastAsia="Times New Roman" w:hAnsi="Times New Roman" w:cs="Times New Roman"/>
+          <w:color w:val="000000"/>
+          <w:sz w:val="32"/>
+          <w:szCs w:val="32"/>
+          <w:lang w:eastAsia="ru-RU"/>
+        </w:rPr>
+        <w:t xml:space="preserve">, </w:t>
       </w:r>
       <w:proofErr w:type="spellStart"/>
       <w:r>
@@ -2235,7 +2301,51 @@
           <w:szCs w:val="32"/>
           <w:lang w:eastAsia="ru-RU"/>
         </w:rPr>
-        <w:t xml:space="preserve">, Python и мультиязычные проекты с использованием JavaScript, </w:t>
+        <w:t xml:space="preserve">, </w:t>
+      </w:r>
+      <w:proofErr w:type="spellStart"/>
+      <w:r>
+        <w:rPr>
+          <w:rFonts w:ascii="Times New Roman" w:eastAsia="Times New Roman" w:hAnsi="Times New Roman" w:cs="Times New Roman"/>
+          <w:color w:val="000000"/>
+          <w:sz w:val="32"/>
+          <w:szCs w:val="32"/>
+          <w:lang w:eastAsia="ru-RU"/>
+        </w:rPr>
+        <w:t>Python</w:t>
+      </w:r>
+      <w:proofErr w:type="spellEnd"/>
+      <w:r>
+        <w:rPr>
+          <w:rFonts w:ascii="Times New Roman" w:eastAsia="Times New Roman" w:hAnsi="Times New Roman" w:cs="Times New Roman"/>
+          <w:color w:val="000000"/>
+          <w:sz w:val="32"/>
+          <w:szCs w:val="32"/>
+          <w:lang w:eastAsia="ru-RU"/>
+        </w:rPr>
+        <w:t> и мультиязычные проекты с использованием </w:t>
+      </w:r>
+      <w:proofErr w:type="spellStart"/>
+      <w:r>
+        <w:rPr>
+          <w:rFonts w:ascii="Times New Roman" w:eastAsia="Times New Roman" w:hAnsi="Times New Roman" w:cs="Times New Roman"/>
+          <w:color w:val="000000"/>
+          <w:sz w:val="32"/>
+          <w:szCs w:val="32"/>
+          <w:lang w:eastAsia="ru-RU"/>
+        </w:rPr>
+        <w:t>JavaScript</w:t>
+      </w:r>
+      <w:proofErr w:type="spellEnd"/>
+      <w:r>
+        <w:rPr>
+          <w:rFonts w:ascii="Times New Roman" w:eastAsia="Times New Roman" w:hAnsi="Times New Roman" w:cs="Times New Roman"/>
+          <w:color w:val="000000"/>
+          <w:sz w:val="32"/>
+          <w:szCs w:val="32"/>
+          <w:lang w:eastAsia="ru-RU"/>
+        </w:rPr>
+        <w:t xml:space="preserve">, </w:t>
       </w:r>
       <w:proofErr w:type="spellStart"/>
       <w:r>
@@ -2325,7 +2435,29 @@
           <w:szCs w:val="32"/>
           <w:lang w:eastAsia="ru-RU"/>
         </w:rPr>
-        <w:t xml:space="preserve"> Studio? </w:t>
+        <w:t xml:space="preserve"> </w:t>
+      </w:r>
+      <w:proofErr w:type="spellStart"/>
+      <w:r>
+        <w:rPr>
+          <w:rFonts w:ascii="Times New Roman" w:eastAsia="Times New Roman" w:hAnsi="Times New Roman" w:cs="Times New Roman"/>
+          <w:color w:val="000000"/>
+          <w:sz w:val="32"/>
+          <w:szCs w:val="32"/>
+          <w:lang w:eastAsia="ru-RU"/>
+        </w:rPr>
+        <w:t>Studio</w:t>
+      </w:r>
+      <w:proofErr w:type="spellEnd"/>
+      <w:r>
+        <w:rPr>
+          <w:rFonts w:ascii="Times New Roman" w:eastAsia="Times New Roman" w:hAnsi="Times New Roman" w:cs="Times New Roman"/>
+          <w:color w:val="000000"/>
+          <w:sz w:val="32"/>
+          <w:szCs w:val="32"/>
+          <w:lang w:eastAsia="ru-RU"/>
+        </w:rPr>
+        <w:t xml:space="preserve">? </w:t>
       </w:r>
     </w:p>
     <w:p>
@@ -2370,17 +2502,61 @@
           <w:szCs w:val="32"/>
           <w:lang w:eastAsia="ru-RU"/>
         </w:rPr>
-        <w:t xml:space="preserve"> Studio доступны разные языки программирования</w:t>
-      </w:r>
-      <w:r>
-        <w:rPr>
-          <w:rFonts w:ascii="Times New Roman" w:eastAsia="Times New Roman" w:hAnsi="Times New Roman" w:cs="Times New Roman"/>
-          <w:color w:val="000000"/>
-          <w:sz w:val="32"/>
-          <w:szCs w:val="32"/>
-          <w:lang w:eastAsia="ru-RU"/>
-        </w:rPr>
-        <w:t xml:space="preserve">, включая Java, </w:t>
+        <w:t xml:space="preserve"> </w:t>
+      </w:r>
+      <w:proofErr w:type="spellStart"/>
+      <w:r>
+        <w:rPr>
+          <w:rFonts w:ascii="Times New Roman" w:eastAsia="Times New Roman" w:hAnsi="Times New Roman" w:cs="Times New Roman"/>
+          <w:color w:val="000000"/>
+          <w:sz w:val="32"/>
+          <w:szCs w:val="32"/>
+          <w:lang w:eastAsia="ru-RU"/>
+        </w:rPr>
+        <w:t>Studio</w:t>
+      </w:r>
+      <w:proofErr w:type="spellEnd"/>
+      <w:r>
+        <w:rPr>
+          <w:rFonts w:ascii="Times New Roman" w:eastAsia="Times New Roman" w:hAnsi="Times New Roman" w:cs="Times New Roman"/>
+          <w:color w:val="000000"/>
+          <w:sz w:val="32"/>
+          <w:szCs w:val="32"/>
+          <w:lang w:eastAsia="ru-RU"/>
+        </w:rPr>
+        <w:t xml:space="preserve"> доступны разные языки программирования</w:t>
+      </w:r>
+      <w:r>
+        <w:rPr>
+          <w:rFonts w:ascii="Times New Roman" w:eastAsia="Times New Roman" w:hAnsi="Times New Roman" w:cs="Times New Roman"/>
+          <w:color w:val="000000"/>
+          <w:sz w:val="32"/>
+          <w:szCs w:val="32"/>
+          <w:lang w:eastAsia="ru-RU"/>
+        </w:rPr>
+        <w:t xml:space="preserve">, включая </w:t>
+      </w:r>
+      <w:proofErr w:type="spellStart"/>
+      <w:r>
+        <w:rPr>
+          <w:rFonts w:ascii="Times New Roman" w:eastAsia="Times New Roman" w:hAnsi="Times New Roman" w:cs="Times New Roman"/>
+          <w:color w:val="000000"/>
+          <w:sz w:val="32"/>
+          <w:szCs w:val="32"/>
+          <w:lang w:eastAsia="ru-RU"/>
+        </w:rPr>
+        <w:t>Java</w:t>
+      </w:r>
+      <w:proofErr w:type="spellEnd"/>
+      <w:r>
+        <w:rPr>
+          <w:rFonts w:ascii="Times New Roman" w:eastAsia="Times New Roman" w:hAnsi="Times New Roman" w:cs="Times New Roman"/>
+          <w:color w:val="000000"/>
+          <w:sz w:val="32"/>
+          <w:szCs w:val="32"/>
+          <w:lang w:eastAsia="ru-RU"/>
+        </w:rPr>
+        <w:t xml:space="preserve">, </w:t>
       </w:r>
       <w:proofErr w:type="spellStart"/>
       <w:r>
@@ -2402,7 +2578,18 @@
           <w:szCs w:val="32"/>
           <w:lang w:eastAsia="ru-RU"/>
         </w:rPr>
-        <w:t>, C++ и Pytho</w:t>
+        <w:t xml:space="preserve">, C++ и </w:t>
+      </w:r>
+      <w:proofErr w:type="spellStart"/>
+      <w:r>
+        <w:rPr>
+          <w:rFonts w:ascii="Times New Roman" w:eastAsia="Times New Roman" w:hAnsi="Times New Roman" w:cs="Times New Roman"/>
+          <w:color w:val="000000"/>
+          <w:sz w:val="32"/>
+          <w:szCs w:val="32"/>
+          <w:lang w:eastAsia="ru-RU"/>
+        </w:rPr>
+        <w:t>Pytho</w:t>
       </w:r>
       <w:r>
         <w:rPr>
@@ -2414,6 +2601,7 @@
         </w:rPr>
         <w:t>n</w:t>
       </w:r>
+      <w:proofErr w:type="spellEnd"/>
       <w:r>
         <w:rPr>
           <w:rFonts w:ascii="Times New Roman" w:eastAsia="Times New Roman" w:hAnsi="Times New Roman" w:cs="Times New Roman"/>
@@ -2505,15 +2693,27 @@
           <w:lang w:eastAsia="ru-RU"/>
         </w:rPr>
       </w:pPr>
-      <w:r>
-        <w:rPr>
-          <w:rFonts w:ascii="Times New Roman" w:eastAsia="Times New Roman" w:hAnsi="Times New Roman" w:cs="Times New Roman"/>
-          <w:color w:val="000000"/>
-          <w:sz w:val="32"/>
-          <w:szCs w:val="32"/>
-          <w:lang w:eastAsia="ru-RU"/>
-        </w:rPr>
-        <w:t xml:space="preserve">Java и </w:t>
+      <w:proofErr w:type="spellStart"/>
+      <w:r>
+        <w:rPr>
+          <w:rFonts w:ascii="Times New Roman" w:eastAsia="Times New Roman" w:hAnsi="Times New Roman" w:cs="Times New Roman"/>
+          <w:color w:val="000000"/>
+          <w:sz w:val="32"/>
+          <w:szCs w:val="32"/>
+          <w:lang w:eastAsia="ru-RU"/>
+        </w:rPr>
+        <w:t>Java</w:t>
+      </w:r>
+      <w:proofErr w:type="spellEnd"/>
+      <w:r>
+        <w:rPr>
+          <w:rFonts w:ascii="Times New Roman" w:eastAsia="Times New Roman" w:hAnsi="Times New Roman" w:cs="Times New Roman"/>
+          <w:color w:val="000000"/>
+          <w:sz w:val="32"/>
+          <w:szCs w:val="32"/>
+          <w:lang w:eastAsia="ru-RU"/>
+        </w:rPr>
+        <w:t xml:space="preserve"> и </w:t>
       </w:r>
       <w:proofErr w:type="spellStart"/>
       <w:r>
@@ -2635,7 +2835,29 @@
           <w:szCs w:val="32"/>
           <w:lang w:eastAsia="ru-RU"/>
         </w:rPr>
-        <w:t xml:space="preserve"> Studio? </w:t>
+        <w:t xml:space="preserve"> </w:t>
+      </w:r>
+      <w:proofErr w:type="spellStart"/>
+      <w:r>
+        <w:rPr>
+          <w:rFonts w:ascii="Times New Roman" w:eastAsia="Times New Roman" w:hAnsi="Times New Roman" w:cs="Times New Roman"/>
+          <w:color w:val="000000"/>
+          <w:sz w:val="32"/>
+          <w:szCs w:val="32"/>
+          <w:lang w:eastAsia="ru-RU"/>
+        </w:rPr>
+        <w:t>Studio</w:t>
+      </w:r>
+      <w:proofErr w:type="spellEnd"/>
+      <w:r>
+        <w:rPr>
+          <w:rFonts w:ascii="Times New Roman" w:eastAsia="Times New Roman" w:hAnsi="Times New Roman" w:cs="Times New Roman"/>
+          <w:color w:val="000000"/>
+          <w:sz w:val="32"/>
+          <w:szCs w:val="32"/>
+          <w:lang w:eastAsia="ru-RU"/>
+        </w:rPr>
+        <w:t xml:space="preserve">? </w:t>
       </w:r>
     </w:p>
     <w:p>
@@ -3828,7 +4050,6 @@
         </w:rPr>
         <w:t xml:space="preserve">Виртуальная машина </w:t>
       </w:r>
-      <w:proofErr w:type="gramStart"/>
       <w:r>
         <w:rPr>
           <w:rFonts w:ascii="Times New Roman" w:eastAsia="Times New Roman" w:hAnsi="Times New Roman" w:cs="Times New Roman"/>
@@ -3847,18 +4068,7 @@
           <w:szCs w:val="32"/>
           <w:lang w:eastAsia="ru-RU"/>
         </w:rPr>
-        <w:t>это</w:t>
-      </w:r>
-      <w:proofErr w:type="gramEnd"/>
-      <w:r>
-        <w:rPr>
-          <w:rFonts w:ascii="Times New Roman" w:eastAsia="Times New Roman" w:hAnsi="Times New Roman" w:cs="Times New Roman"/>
-          <w:color w:val="000000"/>
-          <w:sz w:val="32"/>
-          <w:szCs w:val="32"/>
-          <w:lang w:eastAsia="ru-RU"/>
-        </w:rPr>
-        <w:t> программная эмуляция полноценного компьютера, работающая внутри другого, физического компьютера и использующая его ресурсы, но функционирующая как полностью изолированная система со своей собственной операционной системой и приложениями</w:t>
+        <w:t>это программная эмуляция полноценного компьютера, работающая внутри другого, физического компьютера и использующая его ресурсы, но функционирующая как полностью изолированная система со своей собственной операционной системой и приложениями</w:t>
       </w:r>
       <w:r>
         <w:rPr>
@@ -4031,7 +4241,29 @@
           <w:szCs w:val="32"/>
           <w:lang w:eastAsia="ru-RU"/>
         </w:rPr>
-        <w:t xml:space="preserve"> Studio (официальная и рекомендованная Google), а также альтернативы, такие как </w:t>
+        <w:t xml:space="preserve"> </w:t>
+      </w:r>
+      <w:proofErr w:type="spellStart"/>
+      <w:r>
+        <w:rPr>
+          <w:rFonts w:ascii="Times New Roman" w:eastAsia="Times New Roman" w:hAnsi="Times New Roman" w:cs="Times New Roman"/>
+          <w:color w:val="000000"/>
+          <w:sz w:val="32"/>
+          <w:szCs w:val="32"/>
+          <w:lang w:eastAsia="ru-RU"/>
+        </w:rPr>
+        <w:t>Studio</w:t>
+      </w:r>
+      <w:proofErr w:type="spellEnd"/>
+      <w:r>
+        <w:rPr>
+          <w:rFonts w:ascii="Times New Roman" w:eastAsia="Times New Roman" w:hAnsi="Times New Roman" w:cs="Times New Roman"/>
+          <w:color w:val="000000"/>
+          <w:sz w:val="32"/>
+          <w:szCs w:val="32"/>
+          <w:lang w:eastAsia="ru-RU"/>
+        </w:rPr>
+        <w:t> (официальная и рекомендованная Google), а также альтернативы, такие как </w:t>
       </w:r>
       <w:proofErr w:type="spellStart"/>
       <w:r>
@@ -4053,7 +4285,73 @@
           <w:szCs w:val="32"/>
           <w:lang w:eastAsia="ru-RU"/>
         </w:rPr>
-        <w:t xml:space="preserve"> IDEA, Visual Studio Code.</w:t>
+        <w:t xml:space="preserve"> IDEA, </w:t>
+      </w:r>
+      <w:proofErr w:type="spellStart"/>
+      <w:r>
+        <w:rPr>
+          <w:rFonts w:ascii="Times New Roman" w:eastAsia="Times New Roman" w:hAnsi="Times New Roman" w:cs="Times New Roman"/>
+          <w:color w:val="000000"/>
+          <w:sz w:val="32"/>
+          <w:szCs w:val="32"/>
+          <w:lang w:eastAsia="ru-RU"/>
+        </w:rPr>
+        <w:t>Visual</w:t>
+      </w:r>
+      <w:proofErr w:type="spellEnd"/>
+      <w:r>
+        <w:rPr>
+          <w:rFonts w:ascii="Times New Roman" w:eastAsia="Times New Roman" w:hAnsi="Times New Roman" w:cs="Times New Roman"/>
+          <w:color w:val="000000"/>
+          <w:sz w:val="32"/>
+          <w:szCs w:val="32"/>
+          <w:lang w:eastAsia="ru-RU"/>
+        </w:rPr>
+        <w:t xml:space="preserve"> </w:t>
+      </w:r>
+      <w:proofErr w:type="spellStart"/>
+      <w:r>
+        <w:rPr>
+          <w:rFonts w:ascii="Times New Roman" w:eastAsia="Times New Roman" w:hAnsi="Times New Roman" w:cs="Times New Roman"/>
+          <w:color w:val="000000"/>
+          <w:sz w:val="32"/>
+          <w:szCs w:val="32"/>
+          <w:lang w:eastAsia="ru-RU"/>
+        </w:rPr>
+        <w:t>Studio</w:t>
+      </w:r>
+      <w:proofErr w:type="spellEnd"/>
+      <w:r>
+        <w:rPr>
+          <w:rFonts w:ascii="Times New Roman" w:eastAsia="Times New Roman" w:hAnsi="Times New Roman" w:cs="Times New Roman"/>
+          <w:color w:val="000000"/>
+          <w:sz w:val="32"/>
+          <w:szCs w:val="32"/>
+          <w:lang w:eastAsia="ru-RU"/>
+        </w:rPr>
+        <w:t xml:space="preserve"> </w:t>
+      </w:r>
+      <w:proofErr w:type="spellStart"/>
+      <w:r>
+        <w:rPr>
+          <w:rFonts w:ascii="Times New Roman" w:eastAsia="Times New Roman" w:hAnsi="Times New Roman" w:cs="Times New Roman"/>
+          <w:color w:val="000000"/>
+          <w:sz w:val="32"/>
+          <w:szCs w:val="32"/>
+          <w:lang w:eastAsia="ru-RU"/>
+        </w:rPr>
+        <w:t>Code</w:t>
+      </w:r>
+      <w:proofErr w:type="spellEnd"/>
+      <w:r>
+        <w:rPr>
+          <w:rFonts w:ascii="Times New Roman" w:eastAsia="Times New Roman" w:hAnsi="Times New Roman" w:cs="Times New Roman"/>
+          <w:color w:val="000000"/>
+          <w:sz w:val="32"/>
+          <w:szCs w:val="32"/>
+          <w:lang w:eastAsia="ru-RU"/>
+        </w:rPr>
+        <w:t>.</w:t>
       </w:r>
     </w:p>
     <w:p>
@@ -4156,7 +4454,29 @@
           <w:szCs w:val="32"/>
           <w:lang w:eastAsia="ru-RU"/>
         </w:rPr>
-        <w:t xml:space="preserve"> IDEA поддерживает множество языков, включая Java, </w:t>
+        <w:t xml:space="preserve"> IDEA поддерживает множество языков, включая </w:t>
+      </w:r>
+      <w:proofErr w:type="spellStart"/>
+      <w:r>
+        <w:rPr>
+          <w:rFonts w:ascii="Times New Roman" w:eastAsia="Times New Roman" w:hAnsi="Times New Roman" w:cs="Times New Roman"/>
+          <w:color w:val="000000"/>
+          <w:sz w:val="32"/>
+          <w:szCs w:val="32"/>
+          <w:lang w:eastAsia="ru-RU"/>
+        </w:rPr>
+        <w:t>Java</w:t>
+      </w:r>
+      <w:proofErr w:type="spellEnd"/>
+      <w:r>
+        <w:rPr>
+          <w:rFonts w:ascii="Times New Roman" w:eastAsia="Times New Roman" w:hAnsi="Times New Roman" w:cs="Times New Roman"/>
+          <w:color w:val="000000"/>
+          <w:sz w:val="32"/>
+          <w:szCs w:val="32"/>
+          <w:lang w:eastAsia="ru-RU"/>
+        </w:rPr>
+        <w:t xml:space="preserve">, </w:t>
       </w:r>
       <w:proofErr w:type="spellStart"/>
       <w:r>
@@ -4200,27 +4520,83 @@
           <w:szCs w:val="32"/>
           <w:lang w:eastAsia="ru-RU"/>
         </w:rPr>
-        <w:t>, Scala</w:t>
-      </w:r>
-      <w:r>
-        <w:rPr>
-          <w:rFonts w:ascii="Times New Roman" w:eastAsia="Times New Roman" w:hAnsi="Times New Roman" w:cs="Times New Roman"/>
-          <w:color w:val="000000"/>
-          <w:sz w:val="32"/>
-          <w:szCs w:val="32"/>
-          <w:lang w:eastAsia="ru-RU"/>
-        </w:rPr>
         <w:t xml:space="preserve">, </w:t>
       </w:r>
-      <w:r>
-        <w:rPr>
-          <w:rFonts w:ascii="Times New Roman" w:eastAsia="Times New Roman" w:hAnsi="Times New Roman" w:cs="Times New Roman"/>
-          <w:color w:val="000000"/>
-          <w:sz w:val="32"/>
-          <w:szCs w:val="32"/>
-          <w:lang w:eastAsia="ru-RU"/>
-        </w:rPr>
-        <w:t xml:space="preserve">а также Python, JavaScript, </w:t>
+      <w:proofErr w:type="spellStart"/>
+      <w:r>
+        <w:rPr>
+          <w:rFonts w:ascii="Times New Roman" w:eastAsia="Times New Roman" w:hAnsi="Times New Roman" w:cs="Times New Roman"/>
+          <w:color w:val="000000"/>
+          <w:sz w:val="32"/>
+          <w:szCs w:val="32"/>
+          <w:lang w:eastAsia="ru-RU"/>
+        </w:rPr>
+        <w:t>Scala</w:t>
+      </w:r>
+      <w:proofErr w:type="spellEnd"/>
+      <w:r>
+        <w:rPr>
+          <w:rFonts w:ascii="Times New Roman" w:eastAsia="Times New Roman" w:hAnsi="Times New Roman" w:cs="Times New Roman"/>
+          <w:color w:val="000000"/>
+          <w:sz w:val="32"/>
+          <w:szCs w:val="32"/>
+          <w:lang w:eastAsia="ru-RU"/>
+        </w:rPr>
+        <w:t xml:space="preserve">, </w:t>
+      </w:r>
+      <w:r>
+        <w:rPr>
+          <w:rFonts w:ascii="Times New Roman" w:eastAsia="Times New Roman" w:hAnsi="Times New Roman" w:cs="Times New Roman"/>
+          <w:color w:val="000000"/>
+          <w:sz w:val="32"/>
+          <w:szCs w:val="32"/>
+          <w:lang w:eastAsia="ru-RU"/>
+        </w:rPr>
+        <w:t>а также </w:t>
+      </w:r>
+      <w:proofErr w:type="spellStart"/>
+      <w:r>
+        <w:rPr>
+          <w:rFonts w:ascii="Times New Roman" w:eastAsia="Times New Roman" w:hAnsi="Times New Roman" w:cs="Times New Roman"/>
+          <w:color w:val="000000"/>
+          <w:sz w:val="32"/>
+          <w:szCs w:val="32"/>
+          <w:lang w:eastAsia="ru-RU"/>
+        </w:rPr>
+        <w:t>Python</w:t>
+      </w:r>
+      <w:proofErr w:type="spellEnd"/>
+      <w:r>
+        <w:rPr>
+          <w:rFonts w:ascii="Times New Roman" w:eastAsia="Times New Roman" w:hAnsi="Times New Roman" w:cs="Times New Roman"/>
+          <w:color w:val="000000"/>
+          <w:sz w:val="32"/>
+          <w:szCs w:val="32"/>
+          <w:lang w:eastAsia="ru-RU"/>
+        </w:rPr>
+        <w:t xml:space="preserve">, </w:t>
+      </w:r>
+      <w:proofErr w:type="spellStart"/>
+      <w:r>
+        <w:rPr>
+          <w:rFonts w:ascii="Times New Roman" w:eastAsia="Times New Roman" w:hAnsi="Times New Roman" w:cs="Times New Roman"/>
+          <w:color w:val="000000"/>
+          <w:sz w:val="32"/>
+          <w:szCs w:val="32"/>
+          <w:lang w:eastAsia="ru-RU"/>
+        </w:rPr>
+        <w:t>JavaScript</w:t>
+      </w:r>
+      <w:proofErr w:type="spellEnd"/>
+      <w:r>
+        <w:rPr>
+          <w:rFonts w:ascii="Times New Roman" w:eastAsia="Times New Roman" w:hAnsi="Times New Roman" w:cs="Times New Roman"/>
+          <w:color w:val="000000"/>
+          <w:sz w:val="32"/>
+          <w:szCs w:val="32"/>
+          <w:lang w:eastAsia="ru-RU"/>
+        </w:rPr>
+        <w:t xml:space="preserve">, </w:t>
       </w:r>
       <w:proofErr w:type="spellStart"/>
       <w:r>
@@ -4242,7 +4618,29 @@
           <w:szCs w:val="32"/>
           <w:lang w:eastAsia="ru-RU"/>
         </w:rPr>
-        <w:t>, Go (через плагины или в Ultimate Edition)</w:t>
+        <w:t xml:space="preserve">, </w:t>
+      </w:r>
+      <w:proofErr w:type="spellStart"/>
+      <w:r>
+        <w:rPr>
+          <w:rFonts w:ascii="Times New Roman" w:eastAsia="Times New Roman" w:hAnsi="Times New Roman" w:cs="Times New Roman"/>
+          <w:color w:val="000000"/>
+          <w:sz w:val="32"/>
+          <w:szCs w:val="32"/>
+          <w:lang w:eastAsia="ru-RU"/>
+        </w:rPr>
+        <w:t>Go</w:t>
+      </w:r>
+      <w:proofErr w:type="spellEnd"/>
+      <w:r>
+        <w:rPr>
+          <w:rFonts w:ascii="Times New Roman" w:eastAsia="Times New Roman" w:hAnsi="Times New Roman" w:cs="Times New Roman"/>
+          <w:color w:val="000000"/>
+          <w:sz w:val="32"/>
+          <w:szCs w:val="32"/>
+          <w:lang w:eastAsia="ru-RU"/>
+        </w:rPr>
+        <w:t> (через плагины или в Ultimate Edition)</w:t>
       </w:r>
       <w:r>
         <w:rPr>
@@ -4320,7 +4718,29 @@
           <w:szCs w:val="32"/>
           <w:lang w:eastAsia="ru-RU"/>
         </w:rPr>
-        <w:t xml:space="preserve"> Studio? </w:t>
+        <w:t xml:space="preserve"> </w:t>
+      </w:r>
+      <w:proofErr w:type="spellStart"/>
+      <w:r>
+        <w:rPr>
+          <w:rFonts w:ascii="Times New Roman" w:eastAsia="Times New Roman" w:hAnsi="Times New Roman" w:cs="Times New Roman"/>
+          <w:color w:val="000000"/>
+          <w:sz w:val="32"/>
+          <w:szCs w:val="32"/>
+          <w:lang w:eastAsia="ru-RU"/>
+        </w:rPr>
+        <w:t>Studio</w:t>
+      </w:r>
+      <w:proofErr w:type="spellEnd"/>
+      <w:r>
+        <w:rPr>
+          <w:rFonts w:ascii="Times New Roman" w:eastAsia="Times New Roman" w:hAnsi="Times New Roman" w:cs="Times New Roman"/>
+          <w:color w:val="000000"/>
+          <w:sz w:val="32"/>
+          <w:szCs w:val="32"/>
+          <w:lang w:eastAsia="ru-RU"/>
+        </w:rPr>
+        <w:t xml:space="preserve">? </w:t>
       </w:r>
     </w:p>
     <w:p>
@@ -4365,7 +4785,29 @@
           <w:szCs w:val="32"/>
           <w:lang w:eastAsia="ru-RU"/>
         </w:rPr>
-        <w:t xml:space="preserve"> Studio основными языками являются </w:t>
+        <w:t xml:space="preserve"> </w:t>
+      </w:r>
+      <w:proofErr w:type="spellStart"/>
+      <w:r>
+        <w:rPr>
+          <w:rFonts w:ascii="Times New Roman" w:eastAsia="Times New Roman" w:hAnsi="Times New Roman" w:cs="Times New Roman"/>
+          <w:color w:val="000000"/>
+          <w:sz w:val="32"/>
+          <w:szCs w:val="32"/>
+          <w:lang w:eastAsia="ru-RU"/>
+        </w:rPr>
+        <w:t>Studio</w:t>
+      </w:r>
+      <w:proofErr w:type="spellEnd"/>
+      <w:r>
+        <w:rPr>
+          <w:rFonts w:ascii="Times New Roman" w:eastAsia="Times New Roman" w:hAnsi="Times New Roman" w:cs="Times New Roman"/>
+          <w:color w:val="000000"/>
+          <w:sz w:val="32"/>
+          <w:szCs w:val="32"/>
+          <w:lang w:eastAsia="ru-RU"/>
+        </w:rPr>
+        <w:t xml:space="preserve"> основными языками являются </w:t>
       </w:r>
       <w:proofErr w:type="spellStart"/>
       <w:r>
@@ -4387,7 +4829,29 @@
           <w:szCs w:val="32"/>
           <w:lang w:eastAsia="ru-RU"/>
         </w:rPr>
-        <w:t> (предпочтительный и современный) и Java (классический)</w:t>
+        <w:t> (предпочтительный и современный) и </w:t>
+      </w:r>
+      <w:proofErr w:type="spellStart"/>
+      <w:r>
+        <w:rPr>
+          <w:rFonts w:ascii="Times New Roman" w:eastAsia="Times New Roman" w:hAnsi="Times New Roman" w:cs="Times New Roman"/>
+          <w:color w:val="000000"/>
+          <w:sz w:val="32"/>
+          <w:szCs w:val="32"/>
+          <w:lang w:eastAsia="ru-RU"/>
+        </w:rPr>
+        <w:t>Java</w:t>
+      </w:r>
+      <w:proofErr w:type="spellEnd"/>
+      <w:r>
+        <w:rPr>
+          <w:rFonts w:ascii="Times New Roman" w:eastAsia="Times New Roman" w:hAnsi="Times New Roman" w:cs="Times New Roman"/>
+          <w:color w:val="000000"/>
+          <w:sz w:val="32"/>
+          <w:szCs w:val="32"/>
+          <w:lang w:eastAsia="ru-RU"/>
+        </w:rPr>
+        <w:t> (классический)</w:t>
       </w:r>
       <w:r>
         <w:rPr>
@@ -4444,7 +4908,29 @@
           <w:szCs w:val="32"/>
           <w:lang w:eastAsia="ru-RU"/>
         </w:rPr>
-        <w:t xml:space="preserve">.5 На каких языках программирования можно разрабатывать нативные приложения для </w:t>
+        <w:t xml:space="preserve">.5 На каких языках программирования можно разрабатывать </w:t>
+      </w:r>
+      <w:proofErr w:type="spellStart"/>
+      <w:r>
+        <w:rPr>
+          <w:rFonts w:ascii="Times New Roman" w:eastAsia="Times New Roman" w:hAnsi="Times New Roman" w:cs="Times New Roman"/>
+          <w:color w:val="000000"/>
+          <w:sz w:val="32"/>
+          <w:szCs w:val="32"/>
+          <w:lang w:eastAsia="ru-RU"/>
+        </w:rPr>
+        <w:t>нативные</w:t>
+      </w:r>
+      <w:proofErr w:type="spellEnd"/>
+      <w:r>
+        <w:rPr>
+          <w:rFonts w:ascii="Times New Roman" w:eastAsia="Times New Roman" w:hAnsi="Times New Roman" w:cs="Times New Roman"/>
+          <w:color w:val="000000"/>
+          <w:sz w:val="32"/>
+          <w:szCs w:val="32"/>
+          <w:lang w:eastAsia="ru-RU"/>
+        </w:rPr>
+        <w:t xml:space="preserve"> приложения для </w:t>
       </w:r>
       <w:proofErr w:type="spellStart"/>
       <w:r>
@@ -4489,7 +4975,29 @@
           <w:szCs w:val="32"/>
           <w:lang w:eastAsia="ru-RU"/>
         </w:rPr>
-        <w:t xml:space="preserve">Для нативной разработки под </w:t>
+        <w:t xml:space="preserve">Для </w:t>
+      </w:r>
+      <w:proofErr w:type="spellStart"/>
+      <w:r>
+        <w:rPr>
+          <w:rFonts w:ascii="Times New Roman" w:eastAsia="Times New Roman" w:hAnsi="Times New Roman" w:cs="Times New Roman"/>
+          <w:color w:val="000000"/>
+          <w:sz w:val="32"/>
+          <w:szCs w:val="32"/>
+          <w:lang w:eastAsia="ru-RU"/>
+        </w:rPr>
+        <w:t>нативной</w:t>
+      </w:r>
+      <w:proofErr w:type="spellEnd"/>
+      <w:r>
+        <w:rPr>
+          <w:rFonts w:ascii="Times New Roman" w:eastAsia="Times New Roman" w:hAnsi="Times New Roman" w:cs="Times New Roman"/>
+          <w:color w:val="000000"/>
+          <w:sz w:val="32"/>
+          <w:szCs w:val="32"/>
+          <w:lang w:eastAsia="ru-RU"/>
+        </w:rPr>
+        <w:t xml:space="preserve"> разработки под </w:t>
       </w:r>
       <w:proofErr w:type="spellStart"/>
       <w:r>
@@ -5012,6 +5520,7 @@
         </w:rPr>
         <w:t xml:space="preserve">и </w:t>
       </w:r>
+      <w:proofErr w:type="spellStart"/>
       <w:r>
         <w:rPr>
           <w:rFonts w:ascii="Times New Roman" w:eastAsia="Times New Roman" w:hAnsi="Times New Roman" w:cs="Times New Roman"/>
@@ -5022,6 +5531,7 @@
         </w:rPr>
         <w:t>var</w:t>
       </w:r>
+      <w:proofErr w:type="spellEnd"/>
       <w:r>
         <w:rPr>
           <w:rFonts w:ascii="Times New Roman" w:eastAsia="Times New Roman" w:hAnsi="Times New Roman" w:cs="Times New Roman"/>
@@ -5255,6 +5765,7 @@
         </w:rPr>
         <w:t xml:space="preserve">: </w:t>
       </w:r>
+      <w:proofErr w:type="spellStart"/>
       <w:r>
         <w:rPr>
           <w:rFonts w:ascii="Times New Roman" w:eastAsia="Times New Roman" w:hAnsi="Times New Roman" w:cs="Times New Roman"/>
@@ -5265,6 +5776,7 @@
         </w:rPr>
         <w:t>var</w:t>
       </w:r>
+      <w:proofErr w:type="spellEnd"/>
       <w:r>
         <w:rPr>
           <w:rFonts w:ascii="Times New Roman" w:eastAsia="Times New Roman" w:hAnsi="Times New Roman" w:cs="Times New Roman"/>
@@ -5635,7 +6147,7 @@
           <w:szCs w:val="32"/>
           <w:lang w:val="en-US" w:eastAsia="ru-RU"/>
         </w:rPr>
-        <w:t xml:space="preserve"> str: String = "123" </w:t>
+        <w:t xml:space="preserve"> </w:t>
       </w:r>
       <w:proofErr w:type="spellStart"/>
       <w:r>
@@ -5646,6 +6158,28 @@
           <w:szCs w:val="32"/>
           <w:lang w:val="en-US" w:eastAsia="ru-RU"/>
         </w:rPr>
+        <w:t>str</w:t>
+      </w:r>
+      <w:proofErr w:type="spellEnd"/>
+      <w:r>
+        <w:rPr>
+          <w:rFonts w:ascii="Times New Roman" w:eastAsia="Times New Roman" w:hAnsi="Times New Roman" w:cs="Times New Roman"/>
+          <w:color w:val="000000"/>
+          <w:sz w:val="32"/>
+          <w:szCs w:val="32"/>
+          <w:lang w:val="en-US" w:eastAsia="ru-RU"/>
+        </w:rPr>
+        <w:t xml:space="preserve">: String = "123" </w:t>
+      </w:r>
+      <w:proofErr w:type="spellStart"/>
+      <w:r>
+        <w:rPr>
+          <w:rFonts w:ascii="Times New Roman" w:eastAsia="Times New Roman" w:hAnsi="Times New Roman" w:cs="Times New Roman"/>
+          <w:color w:val="000000"/>
+          <w:sz w:val="32"/>
+          <w:szCs w:val="32"/>
+          <w:lang w:val="en-US" w:eastAsia="ru-RU"/>
+        </w:rPr>
         <w:t>val</w:t>
       </w:r>
       <w:proofErr w:type="spellEnd"/>
@@ -5657,7 +6191,29 @@
           <w:szCs w:val="32"/>
           <w:lang w:val="en-US" w:eastAsia="ru-RU"/>
         </w:rPr>
-        <w:t xml:space="preserve"> res: Int = </w:t>
+        <w:t xml:space="preserve"> res: </w:t>
+      </w:r>
+      <w:proofErr w:type="spellStart"/>
+      <w:r>
+        <w:rPr>
+          <w:rFonts w:ascii="Times New Roman" w:eastAsia="Times New Roman" w:hAnsi="Times New Roman" w:cs="Times New Roman"/>
+          <w:color w:val="000000"/>
+          <w:sz w:val="32"/>
+          <w:szCs w:val="32"/>
+          <w:lang w:val="en-US" w:eastAsia="ru-RU"/>
+        </w:rPr>
+        <w:t>Int</w:t>
+      </w:r>
+      <w:proofErr w:type="spellEnd"/>
+      <w:r>
+        <w:rPr>
+          <w:rFonts w:ascii="Times New Roman" w:eastAsia="Times New Roman" w:hAnsi="Times New Roman" w:cs="Times New Roman"/>
+          <w:color w:val="000000"/>
+          <w:sz w:val="32"/>
+          <w:szCs w:val="32"/>
+          <w:lang w:val="en-US" w:eastAsia="ru-RU"/>
+        </w:rPr>
+        <w:t xml:space="preserve"> = </w:t>
       </w:r>
       <w:proofErr w:type="spellStart"/>
       <w:proofErr w:type="gramStart"/>
@@ -10063,6 +10619,7 @@
         </w:rPr>
         <w:t xml:space="preserve">Свойства объявляются внутри классов с помощью ключевых слов </w:t>
       </w:r>
+      <w:proofErr w:type="spellStart"/>
       <w:r>
         <w:rPr>
           <w:rFonts w:ascii="Times New Roman" w:eastAsia="Times New Roman" w:hAnsi="Times New Roman" w:cs="Times New Roman"/>
@@ -10073,6 +10630,7 @@
         </w:rPr>
         <w:t>var</w:t>
       </w:r>
+      <w:proofErr w:type="spellEnd"/>
       <w:r>
         <w:rPr>
           <w:rFonts w:ascii="Times New Roman" w:eastAsia="Times New Roman" w:hAnsi="Times New Roman" w:cs="Times New Roman"/>
@@ -10240,7 +10798,7 @@
           <w:color w:val="000000"/>
           <w:sz w:val="32"/>
           <w:szCs w:val="32"/>
-          <w:lang w:eastAsia="ru-RU"/>
+          <w:lang w:val="en-US" w:eastAsia="ru-RU"/>
         </w:rPr>
       </w:pPr>
       <w:r>
@@ -10270,7 +10828,7 @@
           <w:color w:val="000000"/>
           <w:sz w:val="32"/>
           <w:szCs w:val="32"/>
-          <w:lang w:eastAsia="ru-RU"/>
+          <w:lang w:val="en-US" w:eastAsia="ru-RU"/>
         </w:rPr>
         <w:t>(</w:t>
       </w:r>
@@ -10281,7 +10839,7 @@
           <w:color w:val="000000"/>
           <w:sz w:val="32"/>
           <w:szCs w:val="32"/>
-          <w:lang w:eastAsia="ru-RU"/>
+          <w:lang w:val="en-US" w:eastAsia="ru-RU"/>
         </w:rPr>
         <w:t xml:space="preserve">) = </w:t>
       </w:r>
@@ -10301,7 +10859,7 @@
           <w:color w:val="000000"/>
           <w:sz w:val="32"/>
           <w:szCs w:val="32"/>
-          <w:lang w:eastAsia="ru-RU"/>
+          <w:lang w:val="en-US" w:eastAsia="ru-RU"/>
         </w:rPr>
         <w:t xml:space="preserve"> </w:t>
       </w:r>
@@ -10311,7 +10869,7 @@
           <w:color w:val="000000"/>
           <w:sz w:val="32"/>
           <w:szCs w:val="32"/>
-          <w:lang w:eastAsia="ru-RU"/>
+          <w:lang w:val="en-US" w:eastAsia="ru-RU"/>
         </w:rPr>
         <w:t xml:space="preserve"> // </w:t>
       </w:r>
@@ -10344,7 +10902,7 @@
           <w:color w:val="000000"/>
           <w:sz w:val="32"/>
           <w:szCs w:val="32"/>
-          <w:lang w:eastAsia="ru-RU"/>
+          <w:lang w:val="en-US" w:eastAsia="ru-RU"/>
         </w:rPr>
         <w:t xml:space="preserve">    </w:t>
       </w:r>
@@ -10410,9 +10968,29 @@
           <w:color w:val="000000"/>
           <w:sz w:val="32"/>
           <w:szCs w:val="32"/>
+          <w:lang w:eastAsia="ru-RU"/>
+        </w:rPr>
+      </w:pPr>
+      <w:r>
+        <w:rPr>
+          <w:rFonts w:ascii="Times New Roman" w:eastAsia="Times New Roman" w:hAnsi="Times New Roman" w:cs="Times New Roman"/>
+          <w:color w:val="000000"/>
+          <w:sz w:val="32"/>
+          <w:szCs w:val="32"/>
           <w:lang w:val="en-US" w:eastAsia="ru-RU"/>
         </w:rPr>
-      </w:pPr>
+        <w:t xml:space="preserve">        field</w:t>
+      </w:r>
+      <w:r>
+        <w:rPr>
+          <w:rFonts w:ascii="Times New Roman" w:eastAsia="Times New Roman" w:hAnsi="Times New Roman" w:cs="Times New Roman"/>
+          <w:color w:val="000000"/>
+          <w:sz w:val="32"/>
+          <w:szCs w:val="32"/>
+          <w:lang w:eastAsia="ru-RU"/>
+        </w:rPr>
+        <w:t xml:space="preserve"> = </w:t>
+      </w:r>
       <w:r>
         <w:rPr>
           <w:rFonts w:ascii="Times New Roman" w:eastAsia="Times New Roman" w:hAnsi="Times New Roman" w:cs="Times New Roman"/>
@@ -10421,26 +10999,6 @@
           <w:szCs w:val="32"/>
           <w:lang w:val="en-US" w:eastAsia="ru-RU"/>
         </w:rPr>
-        <w:t xml:space="preserve">        field</w:t>
-      </w:r>
-      <w:r>
-        <w:rPr>
-          <w:rFonts w:ascii="Times New Roman" w:eastAsia="Times New Roman" w:hAnsi="Times New Roman" w:cs="Times New Roman"/>
-          <w:color w:val="000000"/>
-          <w:sz w:val="32"/>
-          <w:szCs w:val="32"/>
-          <w:lang w:val="en-US" w:eastAsia="ru-RU"/>
-        </w:rPr>
-        <w:t xml:space="preserve"> = </w:t>
-      </w:r>
-      <w:r>
-        <w:rPr>
-          <w:rFonts w:ascii="Times New Roman" w:eastAsia="Times New Roman" w:hAnsi="Times New Roman" w:cs="Times New Roman"/>
-          <w:color w:val="000000"/>
-          <w:sz w:val="32"/>
-          <w:szCs w:val="32"/>
-          <w:lang w:val="en-US" w:eastAsia="ru-RU"/>
-        </w:rPr>
         <w:t>value</w:t>
       </w:r>
     </w:p>
@@ -10453,16 +11011,16 @@
           <w:color w:val="000000"/>
           <w:sz w:val="32"/>
           <w:szCs w:val="32"/>
-          <w:lang w:val="en-US" w:eastAsia="ru-RU"/>
-        </w:rPr>
-      </w:pPr>
-      <w:r>
-        <w:rPr>
-          <w:rFonts w:ascii="Times New Roman" w:eastAsia="Times New Roman" w:hAnsi="Times New Roman" w:cs="Times New Roman"/>
-          <w:color w:val="000000"/>
-          <w:sz w:val="32"/>
-          <w:szCs w:val="32"/>
-          <w:lang w:val="en-US" w:eastAsia="ru-RU"/>
+          <w:lang w:eastAsia="ru-RU"/>
+        </w:rPr>
+      </w:pPr>
+      <w:r>
+        <w:rPr>
+          <w:rFonts w:ascii="Times New Roman" w:eastAsia="Times New Roman" w:hAnsi="Times New Roman" w:cs="Times New Roman"/>
+          <w:color w:val="000000"/>
+          <w:sz w:val="32"/>
+          <w:szCs w:val="32"/>
+          <w:lang w:eastAsia="ru-RU"/>
         </w:rPr>
         <w:t xml:space="preserve">    }</w:t>
       </w:r>
@@ -10476,7 +11034,7 @@
           <w:color w:val="000000"/>
           <w:sz w:val="32"/>
           <w:szCs w:val="32"/>
-          <w:lang w:val="en-US" w:eastAsia="ru-RU"/>
+          <w:lang w:eastAsia="ru-RU"/>
         </w:rPr>
       </w:pPr>
     </w:p>
@@ -12311,7 +12869,29 @@
           <w:szCs w:val="32"/>
           <w:lang w:eastAsia="ru-RU"/>
         </w:rPr>
-        <w:t xml:space="preserve">это List, </w:t>
+        <w:t xml:space="preserve">это </w:t>
+      </w:r>
+      <w:proofErr w:type="spellStart"/>
+      <w:r>
+        <w:rPr>
+          <w:rFonts w:ascii="Times New Roman" w:eastAsia="Times New Roman" w:hAnsi="Times New Roman" w:cs="Times New Roman"/>
+          <w:color w:val="000000"/>
+          <w:sz w:val="32"/>
+          <w:szCs w:val="32"/>
+          <w:lang w:eastAsia="ru-RU"/>
+        </w:rPr>
+        <w:t>List</w:t>
+      </w:r>
+      <w:proofErr w:type="spellEnd"/>
+      <w:r>
+        <w:rPr>
+          <w:rFonts w:ascii="Times New Roman" w:eastAsia="Times New Roman" w:hAnsi="Times New Roman" w:cs="Times New Roman"/>
+          <w:color w:val="000000"/>
+          <w:sz w:val="32"/>
+          <w:szCs w:val="32"/>
+          <w:lang w:eastAsia="ru-RU"/>
+        </w:rPr>
+        <w:t xml:space="preserve">, </w:t>
       </w:r>
       <w:proofErr w:type="spellStart"/>
       <w:r>
@@ -15479,7 +16059,29 @@
           <w:szCs w:val="32"/>
           <w:lang w:eastAsia="ru-RU"/>
         </w:rPr>
-        <w:t xml:space="preserve"> Device, выберите модель телефона, затем версию </w:t>
+        <w:t xml:space="preserve"> </w:t>
+      </w:r>
+      <w:proofErr w:type="spellStart"/>
+      <w:r>
+        <w:rPr>
+          <w:rFonts w:ascii="Times New Roman" w:eastAsia="Times New Roman" w:hAnsi="Times New Roman" w:cs="Times New Roman"/>
+          <w:color w:val="000000"/>
+          <w:sz w:val="32"/>
+          <w:szCs w:val="32"/>
+          <w:lang w:eastAsia="ru-RU"/>
+        </w:rPr>
+        <w:t>Device</w:t>
+      </w:r>
+      <w:proofErr w:type="spellEnd"/>
+      <w:r>
+        <w:rPr>
+          <w:rFonts w:ascii="Times New Roman" w:eastAsia="Times New Roman" w:hAnsi="Times New Roman" w:cs="Times New Roman"/>
+          <w:color w:val="000000"/>
+          <w:sz w:val="32"/>
+          <w:szCs w:val="32"/>
+          <w:lang w:eastAsia="ru-RU"/>
+        </w:rPr>
+        <w:t xml:space="preserve">, выберите модель телефона, затем версию </w:t>
       </w:r>
       <w:proofErr w:type="spellStart"/>
       <w:r>
@@ -15602,7 +16204,51 @@
           <w:szCs w:val="32"/>
           <w:lang w:eastAsia="ru-RU"/>
         </w:rPr>
-        <w:t xml:space="preserve">Открыть Virtual Device Manager, выбрать нужное устройство и нажать значок карандаша. Нажать кнопку «Show Advanced </w:t>
+        <w:t>Открыть Virtual Device Manager, выбрать нужное устройство и нажать значок карандаша. Нажать кнопку «</w:t>
+      </w:r>
+      <w:proofErr w:type="spellStart"/>
+      <w:r>
+        <w:rPr>
+          <w:rFonts w:ascii="Times New Roman" w:eastAsia="Times New Roman" w:hAnsi="Times New Roman" w:cs="Times New Roman"/>
+          <w:color w:val="000000"/>
+          <w:sz w:val="32"/>
+          <w:szCs w:val="32"/>
+          <w:lang w:eastAsia="ru-RU"/>
+        </w:rPr>
+        <w:t>Show</w:t>
+      </w:r>
+      <w:proofErr w:type="spellEnd"/>
+      <w:r>
+        <w:rPr>
+          <w:rFonts w:ascii="Times New Roman" w:eastAsia="Times New Roman" w:hAnsi="Times New Roman" w:cs="Times New Roman"/>
+          <w:color w:val="000000"/>
+          <w:sz w:val="32"/>
+          <w:szCs w:val="32"/>
+          <w:lang w:eastAsia="ru-RU"/>
+        </w:rPr>
+        <w:t xml:space="preserve"> </w:t>
+      </w:r>
+      <w:proofErr w:type="spellStart"/>
+      <w:r>
+        <w:rPr>
+          <w:rFonts w:ascii="Times New Roman" w:eastAsia="Times New Roman" w:hAnsi="Times New Roman" w:cs="Times New Roman"/>
+          <w:color w:val="000000"/>
+          <w:sz w:val="32"/>
+          <w:szCs w:val="32"/>
+          <w:lang w:eastAsia="ru-RU"/>
+        </w:rPr>
+        <w:t>Advanced</w:t>
+      </w:r>
+      <w:proofErr w:type="spellEnd"/>
+      <w:r>
+        <w:rPr>
+          <w:rFonts w:ascii="Times New Roman" w:eastAsia="Times New Roman" w:hAnsi="Times New Roman" w:cs="Times New Roman"/>
+          <w:color w:val="000000"/>
+          <w:sz w:val="32"/>
+          <w:szCs w:val="32"/>
+          <w:lang w:eastAsia="ru-RU"/>
+        </w:rPr>
+        <w:t xml:space="preserve"> </w:t>
       </w:r>
       <w:proofErr w:type="spellStart"/>
       <w:r>
@@ -15692,7 +16338,29 @@
           <w:szCs w:val="32"/>
           <w:lang w:eastAsia="ru-RU"/>
         </w:rPr>
-        <w:t xml:space="preserve"> Studio?</w:t>
+        <w:t xml:space="preserve"> </w:t>
+      </w:r>
+      <w:proofErr w:type="spellStart"/>
+      <w:r>
+        <w:rPr>
+          <w:rFonts w:ascii="Times New Roman" w:eastAsia="Times New Roman" w:hAnsi="Times New Roman" w:cs="Times New Roman"/>
+          <w:color w:val="000000"/>
+          <w:sz w:val="32"/>
+          <w:szCs w:val="32"/>
+          <w:lang w:eastAsia="ru-RU"/>
+        </w:rPr>
+        <w:t>Studio</w:t>
+      </w:r>
+      <w:proofErr w:type="spellEnd"/>
+      <w:r>
+        <w:rPr>
+          <w:rFonts w:ascii="Times New Roman" w:eastAsia="Times New Roman" w:hAnsi="Times New Roman" w:cs="Times New Roman"/>
+          <w:color w:val="000000"/>
+          <w:sz w:val="32"/>
+          <w:szCs w:val="32"/>
+          <w:lang w:eastAsia="ru-RU"/>
+        </w:rPr>
+        <w:t>?</w:t>
       </w:r>
     </w:p>
     <w:p>
@@ -20021,6 +20689,7 @@
         </w:rPr>
         <w:t xml:space="preserve"> </w:t>
       </w:r>
+      <w:proofErr w:type="spellStart"/>
       <w:r>
         <w:rPr>
           <w:rFonts w:ascii="Times New Roman" w:eastAsia="Times New Roman" w:hAnsi="Times New Roman" w:cs="Times New Roman"/>
@@ -20031,6 +20700,7 @@
         </w:rPr>
         <w:t>screencap</w:t>
       </w:r>
+      <w:proofErr w:type="spellEnd"/>
       <w:r>
         <w:rPr>
           <w:rFonts w:ascii="Times New Roman" w:eastAsia="Times New Roman" w:hAnsi="Times New Roman" w:cs="Times New Roman"/>
@@ -20881,7 +21551,29 @@
           <w:szCs w:val="32"/>
           <w:lang w:eastAsia="ru-RU"/>
         </w:rPr>
-        <w:t xml:space="preserve"> Studio.</w:t>
+        <w:t xml:space="preserve"> </w:t>
+      </w:r>
+      <w:proofErr w:type="spellStart"/>
+      <w:r>
+        <w:rPr>
+          <w:rFonts w:ascii="Times New Roman" w:eastAsia="Times New Roman" w:hAnsi="Times New Roman" w:cs="Times New Roman"/>
+          <w:color w:val="000000"/>
+          <w:sz w:val="32"/>
+          <w:szCs w:val="32"/>
+          <w:lang w:eastAsia="ru-RU"/>
+        </w:rPr>
+        <w:t>Studio</w:t>
+      </w:r>
+      <w:proofErr w:type="spellEnd"/>
+      <w:r>
+        <w:rPr>
+          <w:rFonts w:ascii="Times New Roman" w:eastAsia="Times New Roman" w:hAnsi="Times New Roman" w:cs="Times New Roman"/>
+          <w:color w:val="000000"/>
+          <w:sz w:val="32"/>
+          <w:szCs w:val="32"/>
+          <w:lang w:eastAsia="ru-RU"/>
+        </w:rPr>
+        <w:t>.</w:t>
       </w:r>
     </w:p>
     <w:p>
@@ -21919,7 +22611,29 @@
           <w:szCs w:val="32"/>
           <w:lang w:eastAsia="ru-RU"/>
         </w:rPr>
-        <w:t xml:space="preserve">Аннотация @Preview в </w:t>
+        <w:t>Аннотация @</w:t>
+      </w:r>
+      <w:proofErr w:type="spellStart"/>
+      <w:r>
+        <w:rPr>
+          <w:rFonts w:ascii="Times New Roman" w:eastAsia="Times New Roman" w:hAnsi="Times New Roman" w:cs="Times New Roman"/>
+          <w:color w:val="000000"/>
+          <w:sz w:val="32"/>
+          <w:szCs w:val="32"/>
+          <w:lang w:eastAsia="ru-RU"/>
+        </w:rPr>
+        <w:t>Preview</w:t>
+      </w:r>
+      <w:proofErr w:type="spellEnd"/>
+      <w:r>
+        <w:rPr>
+          <w:rFonts w:ascii="Times New Roman" w:eastAsia="Times New Roman" w:hAnsi="Times New Roman" w:cs="Times New Roman"/>
+          <w:color w:val="000000"/>
+          <w:sz w:val="32"/>
+          <w:szCs w:val="32"/>
+          <w:lang w:eastAsia="ru-RU"/>
+        </w:rPr>
+        <w:t xml:space="preserve"> в </w:t>
       </w:r>
       <w:proofErr w:type="spellStart"/>
       <w:r>
@@ -22007,7 +22721,29 @@
           <w:szCs w:val="32"/>
           <w:lang w:eastAsia="ru-RU"/>
         </w:rPr>
-        <w:t xml:space="preserve"> Studio, без необходимости запускать эмулятор или реальное устройство.</w:t>
+        <w:t xml:space="preserve"> </w:t>
+      </w:r>
+      <w:proofErr w:type="spellStart"/>
+      <w:r>
+        <w:rPr>
+          <w:rFonts w:ascii="Times New Roman" w:eastAsia="Times New Roman" w:hAnsi="Times New Roman" w:cs="Times New Roman"/>
+          <w:color w:val="000000"/>
+          <w:sz w:val="32"/>
+          <w:szCs w:val="32"/>
+          <w:lang w:eastAsia="ru-RU"/>
+        </w:rPr>
+        <w:t>Studio</w:t>
+      </w:r>
+      <w:proofErr w:type="spellEnd"/>
+      <w:r>
+        <w:rPr>
+          <w:rFonts w:ascii="Times New Roman" w:eastAsia="Times New Roman" w:hAnsi="Times New Roman" w:cs="Times New Roman"/>
+          <w:color w:val="000000"/>
+          <w:sz w:val="32"/>
+          <w:szCs w:val="32"/>
+          <w:lang w:eastAsia="ru-RU"/>
+        </w:rPr>
+        <w:t>, без необходимости запускать эмулятор или реальное устройство.</w:t>
       </w:r>
     </w:p>
     <w:p>
@@ -22102,7 +22838,29 @@
           <w:szCs w:val="32"/>
           <w:lang w:eastAsia="ru-RU"/>
         </w:rPr>
-        <w:t xml:space="preserve"> Studio.</w:t>
+        <w:t xml:space="preserve"> </w:t>
+      </w:r>
+      <w:proofErr w:type="spellStart"/>
+      <w:r>
+        <w:rPr>
+          <w:rFonts w:ascii="Times New Roman" w:eastAsia="Times New Roman" w:hAnsi="Times New Roman" w:cs="Times New Roman"/>
+          <w:color w:val="000000"/>
+          <w:sz w:val="32"/>
+          <w:szCs w:val="32"/>
+          <w:lang w:eastAsia="ru-RU"/>
+        </w:rPr>
+        <w:t>Studio</w:t>
+      </w:r>
+      <w:proofErr w:type="spellEnd"/>
+      <w:r>
+        <w:rPr>
+          <w:rFonts w:ascii="Times New Roman" w:eastAsia="Times New Roman" w:hAnsi="Times New Roman" w:cs="Times New Roman"/>
+          <w:color w:val="000000"/>
+          <w:sz w:val="32"/>
+          <w:szCs w:val="32"/>
+          <w:lang w:eastAsia="ru-RU"/>
+        </w:rPr>
+        <w:t>.</w:t>
       </w:r>
     </w:p>
     <w:p>
@@ -23320,7 +24078,29 @@
           <w:szCs w:val="32"/>
           <w:lang w:eastAsia="ru-RU"/>
         </w:rPr>
-        <w:t xml:space="preserve"> Studio.</w:t>
+        <w:t xml:space="preserve"> </w:t>
+      </w:r>
+      <w:proofErr w:type="spellStart"/>
+      <w:r>
+        <w:rPr>
+          <w:rFonts w:ascii="Times New Roman" w:eastAsia="Times New Roman" w:hAnsi="Times New Roman" w:cs="Times New Roman"/>
+          <w:color w:val="000000"/>
+          <w:sz w:val="32"/>
+          <w:szCs w:val="32"/>
+          <w:lang w:eastAsia="ru-RU"/>
+        </w:rPr>
+        <w:t>Studio</w:t>
+      </w:r>
+      <w:proofErr w:type="spellEnd"/>
+      <w:r>
+        <w:rPr>
+          <w:rFonts w:ascii="Times New Roman" w:eastAsia="Times New Roman" w:hAnsi="Times New Roman" w:cs="Times New Roman"/>
+          <w:color w:val="000000"/>
+          <w:sz w:val="32"/>
+          <w:szCs w:val="32"/>
+          <w:lang w:eastAsia="ru-RU"/>
+        </w:rPr>
+        <w:t>.</w:t>
       </w:r>
     </w:p>
     <w:p>
@@ -24517,6 +25297,7 @@
         </w:rPr>
         <w:t xml:space="preserve"> указываются через параметры функции </w:t>
       </w:r>
+      <w:proofErr w:type="spellStart"/>
       <w:proofErr w:type="gramStart"/>
       <w:r>
         <w:rPr>
@@ -24526,7 +25307,18 @@
           <w:szCs w:val="32"/>
           <w:lang w:eastAsia="ru-RU"/>
         </w:rPr>
-        <w:t>Text(</w:t>
+        <w:t>Text</w:t>
+      </w:r>
+      <w:proofErr w:type="spellEnd"/>
+      <w:r>
+        <w:rPr>
+          <w:rFonts w:ascii="Times New Roman" w:eastAsia="Times New Roman" w:hAnsi="Times New Roman" w:cs="Times New Roman"/>
+          <w:color w:val="000000"/>
+          <w:sz w:val="32"/>
+          <w:szCs w:val="32"/>
+          <w:lang w:eastAsia="ru-RU"/>
+        </w:rPr>
+        <w:t>(</w:t>
       </w:r>
       <w:proofErr w:type="gramEnd"/>
       <w:r>
@@ -24804,6 +25596,7 @@
         </w:rPr>
         <w:t xml:space="preserve"> </w:t>
       </w:r>
+      <w:proofErr w:type="spellStart"/>
       <w:proofErr w:type="gramStart"/>
       <w:r>
         <w:rPr>
@@ -24815,6 +25608,7 @@
         </w:rPr>
         <w:t>Image</w:t>
       </w:r>
+      <w:proofErr w:type="spellEnd"/>
       <w:r>
         <w:rPr>
           <w:rFonts w:ascii="Times New Roman" w:eastAsia="Times New Roman" w:hAnsi="Times New Roman" w:cs="Times New Roman"/>
@@ -25029,7 +25823,29 @@
           <w:szCs w:val="32"/>
           <w:lang w:eastAsia="ru-RU"/>
         </w:rPr>
-        <w:t xml:space="preserve"> Studio.</w:t>
+        <w:t xml:space="preserve"> </w:t>
+      </w:r>
+      <w:proofErr w:type="spellStart"/>
+      <w:r>
+        <w:rPr>
+          <w:rFonts w:ascii="Times New Roman" w:eastAsia="Times New Roman" w:hAnsi="Times New Roman" w:cs="Times New Roman"/>
+          <w:color w:val="000000"/>
+          <w:sz w:val="32"/>
+          <w:szCs w:val="32"/>
+          <w:lang w:eastAsia="ru-RU"/>
+        </w:rPr>
+        <w:t>Studio</w:t>
+      </w:r>
+      <w:proofErr w:type="spellEnd"/>
+      <w:r>
+        <w:rPr>
+          <w:rFonts w:ascii="Times New Roman" w:eastAsia="Times New Roman" w:hAnsi="Times New Roman" w:cs="Times New Roman"/>
+          <w:color w:val="000000"/>
+          <w:sz w:val="32"/>
+          <w:szCs w:val="32"/>
+          <w:lang w:eastAsia="ru-RU"/>
+        </w:rPr>
+        <w:t>.</w:t>
       </w:r>
     </w:p>
     <w:p>
@@ -26939,18 +27755,18 @@
           <w:color w:val="000000"/>
           <w:sz w:val="32"/>
           <w:szCs w:val="32"/>
-          <w:lang w:eastAsia="ru-RU"/>
-        </w:rPr>
-      </w:pPr>
-      <w:proofErr w:type="spellStart"/>
-      <w:r>
-        <w:rPr>
-          <w:rFonts w:ascii="Times New Roman" w:eastAsia="Times New Roman" w:hAnsi="Times New Roman" w:cs="Times New Roman"/>
-          <w:color w:val="000000"/>
-          <w:sz w:val="32"/>
-          <w:szCs w:val="32"/>
           <w:lang w:val="en-US" w:eastAsia="ru-RU"/>
         </w:rPr>
+      </w:pPr>
+      <w:proofErr w:type="spellStart"/>
+      <w:r>
+        <w:rPr>
+          <w:rFonts w:ascii="Times New Roman" w:eastAsia="Times New Roman" w:hAnsi="Times New Roman" w:cs="Times New Roman"/>
+          <w:color w:val="000000"/>
+          <w:sz w:val="32"/>
+          <w:szCs w:val="32"/>
+          <w:lang w:val="en-US" w:eastAsia="ru-RU"/>
+        </w:rPr>
         <w:t>keyboardOptions</w:t>
       </w:r>
       <w:proofErr w:type="spellEnd"/>
@@ -26960,7 +27776,7 @@
           <w:color w:val="000000"/>
           <w:sz w:val="32"/>
           <w:szCs w:val="32"/>
-          <w:lang w:eastAsia="ru-RU"/>
+          <w:lang w:val="en-US" w:eastAsia="ru-RU"/>
         </w:rPr>
         <w:t xml:space="preserve"> = </w:t>
       </w:r>
@@ -26983,7 +27799,7 @@
           <w:color w:val="000000"/>
           <w:sz w:val="32"/>
           <w:szCs w:val="32"/>
-          <w:lang w:eastAsia="ru-RU"/>
+          <w:lang w:val="en-US" w:eastAsia="ru-RU"/>
         </w:rPr>
         <w:t>(</w:t>
       </w:r>
@@ -27006,7 +27822,7 @@
           <w:color w:val="000000"/>
           <w:sz w:val="32"/>
           <w:szCs w:val="32"/>
-          <w:lang w:eastAsia="ru-RU"/>
+          <w:lang w:val="en-US" w:eastAsia="ru-RU"/>
         </w:rPr>
         <w:t xml:space="preserve"> = </w:t>
       </w:r>
@@ -27021,14 +27837,13 @@
         </w:rPr>
         <w:t>KeyboardType</w:t>
       </w:r>
-      <w:proofErr w:type="spellEnd"/>
-      <w:r>
-        <w:rPr>
-          <w:rFonts w:ascii="Times New Roman" w:eastAsia="Times New Roman" w:hAnsi="Times New Roman" w:cs="Times New Roman"/>
-          <w:color w:val="000000"/>
-          <w:sz w:val="32"/>
-          <w:szCs w:val="32"/>
-          <w:lang w:eastAsia="ru-RU"/>
+      <w:r>
+        <w:rPr>
+          <w:rFonts w:ascii="Times New Roman" w:eastAsia="Times New Roman" w:hAnsi="Times New Roman" w:cs="Times New Roman"/>
+          <w:color w:val="000000"/>
+          <w:sz w:val="32"/>
+          <w:szCs w:val="32"/>
+          <w:lang w:val="en-US" w:eastAsia="ru-RU"/>
         </w:rPr>
         <w:t>.</w:t>
       </w:r>
@@ -27042,13 +27857,14 @@
         </w:rPr>
         <w:t>Number</w:t>
       </w:r>
-      <w:r>
-        <w:rPr>
-          <w:rFonts w:ascii="Times New Roman" w:eastAsia="Times New Roman" w:hAnsi="Times New Roman" w:cs="Times New Roman"/>
-          <w:color w:val="000000"/>
-          <w:sz w:val="32"/>
-          <w:szCs w:val="32"/>
-          <w:lang w:eastAsia="ru-RU"/>
+      <w:proofErr w:type="spellEnd"/>
+      <w:r>
+        <w:rPr>
+          <w:rFonts w:ascii="Times New Roman" w:eastAsia="Times New Roman" w:hAnsi="Times New Roman" w:cs="Times New Roman"/>
+          <w:color w:val="000000"/>
+          <w:sz w:val="32"/>
+          <w:szCs w:val="32"/>
+          <w:lang w:val="en-US" w:eastAsia="ru-RU"/>
         </w:rPr>
         <w:t>).</w:t>
       </w:r>
@@ -27062,7 +27878,7 @@
           <w:color w:val="000000"/>
           <w:sz w:val="32"/>
           <w:szCs w:val="32"/>
-          <w:lang w:eastAsia="ru-RU"/>
+          <w:lang w:val="en-US" w:eastAsia="ru-RU"/>
         </w:rPr>
       </w:pPr>
     </w:p>
@@ -29131,7 +29947,29 @@
           <w:szCs w:val="32"/>
           <w:lang w:eastAsia="ru-RU"/>
         </w:rPr>
-        <w:t xml:space="preserve"> Design компонент, представляющий собой круглую плавающую кнопку, которая «парит» над основным контентом.</w:t>
+        <w:t xml:space="preserve"> </w:t>
+      </w:r>
+      <w:proofErr w:type="spellStart"/>
+      <w:r>
+        <w:rPr>
+          <w:rFonts w:ascii="Times New Roman" w:eastAsia="Times New Roman" w:hAnsi="Times New Roman" w:cs="Times New Roman"/>
+          <w:color w:val="000000"/>
+          <w:sz w:val="32"/>
+          <w:szCs w:val="32"/>
+          <w:lang w:eastAsia="ru-RU"/>
+        </w:rPr>
+        <w:t>Design</w:t>
+      </w:r>
+      <w:proofErr w:type="spellEnd"/>
+      <w:r>
+        <w:rPr>
+          <w:rFonts w:ascii="Times New Roman" w:eastAsia="Times New Roman" w:hAnsi="Times New Roman" w:cs="Times New Roman"/>
+          <w:color w:val="000000"/>
+          <w:sz w:val="32"/>
+          <w:szCs w:val="32"/>
+          <w:lang w:eastAsia="ru-RU"/>
+        </w:rPr>
+        <w:t xml:space="preserve"> компонент, представляющий собой круглую плавающую кнопку, которая «парит» над основным контентом.</w:t>
       </w:r>
     </w:p>
     <w:p>
@@ -29304,7 +30142,29 @@
           <w:szCs w:val="32"/>
           <w:lang w:eastAsia="ru-RU"/>
         </w:rPr>
-        <w:t xml:space="preserve"> Design, используемый для основного действия на экране. В отличие от обычного FAB (только иконка), она содержит иконку и текст</w:t>
+        <w:t xml:space="preserve"> </w:t>
+      </w:r>
+      <w:proofErr w:type="spellStart"/>
+      <w:r>
+        <w:rPr>
+          <w:rFonts w:ascii="Times New Roman" w:eastAsia="Times New Roman" w:hAnsi="Times New Roman" w:cs="Times New Roman"/>
+          <w:color w:val="000000"/>
+          <w:sz w:val="32"/>
+          <w:szCs w:val="32"/>
+          <w:lang w:eastAsia="ru-RU"/>
+        </w:rPr>
+        <w:t>Design</w:t>
+      </w:r>
+      <w:proofErr w:type="spellEnd"/>
+      <w:r>
+        <w:rPr>
+          <w:rFonts w:ascii="Times New Roman" w:eastAsia="Times New Roman" w:hAnsi="Times New Roman" w:cs="Times New Roman"/>
+          <w:color w:val="000000"/>
+          <w:sz w:val="32"/>
+          <w:szCs w:val="32"/>
+          <w:lang w:eastAsia="ru-RU"/>
+        </w:rPr>
+        <w:t>, используемый для основного действия на экране. В отличие от обычного FAB (только иконка), она содержит иконку и текст</w:t>
       </w:r>
       <w:r>
         <w:rPr>
@@ -29818,17 +30678,7 @@
           <w:szCs w:val="32"/>
           <w:lang w:eastAsia="ru-RU"/>
         </w:rPr>
-        <w:t>2</w:t>
-      </w:r>
-      <w:r>
-        <w:rPr>
-          <w:rFonts w:ascii="Times New Roman" w:eastAsia="Times New Roman" w:hAnsi="Times New Roman" w:cs="Times New Roman"/>
-          <w:color w:val="000000"/>
-          <w:sz w:val="32"/>
-          <w:szCs w:val="32"/>
-          <w:lang w:eastAsia="ru-RU"/>
-        </w:rPr>
-        <w:t>.1</w:t>
+        <w:t>2.1</w:t>
       </w:r>
       <w:r>
         <w:rPr>
@@ -29893,17 +30743,7 @@
           <w:szCs w:val="32"/>
           <w:lang w:eastAsia="ru-RU"/>
         </w:rPr>
-        <w:t>Э</w:t>
-      </w:r>
-      <w:r>
-        <w:rPr>
-          <w:rFonts w:ascii="Times New Roman" w:eastAsia="Times New Roman" w:hAnsi="Times New Roman" w:cs="Times New Roman"/>
-          <w:color w:val="000000"/>
-          <w:sz w:val="32"/>
-          <w:szCs w:val="32"/>
-          <w:lang w:eastAsia="ru-RU"/>
-        </w:rPr>
-        <w:t>то</w:t>
+        <w:t>Это</w:t>
       </w:r>
       <w:r>
         <w:rPr>
@@ -30031,17 +30871,7 @@
           <w:szCs w:val="32"/>
           <w:lang w:eastAsia="ru-RU"/>
         </w:rPr>
-        <w:t>2</w:t>
-      </w:r>
-      <w:r>
-        <w:rPr>
-          <w:rFonts w:ascii="Times New Roman" w:eastAsia="Times New Roman" w:hAnsi="Times New Roman" w:cs="Times New Roman"/>
-          <w:color w:val="000000"/>
-          <w:sz w:val="32"/>
-          <w:szCs w:val="32"/>
-          <w:lang w:eastAsia="ru-RU"/>
-        </w:rPr>
-        <w:t>.2 Что такое «</w:t>
+        <w:t>2.2 Что такое «</w:t>
       </w:r>
       <w:proofErr w:type="spellStart"/>
       <w:r>
@@ -30234,17 +31064,7 @@
           <w:szCs w:val="32"/>
           <w:lang w:eastAsia="ru-RU"/>
         </w:rPr>
-        <w:t>2</w:t>
-      </w:r>
-      <w:r>
-        <w:rPr>
-          <w:rFonts w:ascii="Times New Roman" w:eastAsia="Times New Roman" w:hAnsi="Times New Roman" w:cs="Times New Roman"/>
-          <w:color w:val="000000"/>
-          <w:sz w:val="32"/>
-          <w:szCs w:val="32"/>
-          <w:lang w:eastAsia="ru-RU"/>
-        </w:rPr>
-        <w:t>.3 Что такое «</w:t>
+        <w:t>2.3 Что такое «</w:t>
       </w:r>
       <w:proofErr w:type="spellStart"/>
       <w:r>
@@ -30437,17 +31257,7 @@
           <w:szCs w:val="32"/>
           <w:lang w:eastAsia="ru-RU"/>
         </w:rPr>
-        <w:t>2</w:t>
-      </w:r>
-      <w:r>
-        <w:rPr>
-          <w:rFonts w:ascii="Times New Roman" w:eastAsia="Times New Roman" w:hAnsi="Times New Roman" w:cs="Times New Roman"/>
-          <w:color w:val="000000"/>
-          <w:sz w:val="32"/>
-          <w:szCs w:val="32"/>
-          <w:lang w:eastAsia="ru-RU"/>
-        </w:rPr>
-        <w:t>.4 Что такое «</w:t>
+        <w:t>2.4 Что такое «</w:t>
       </w:r>
       <w:proofErr w:type="spellStart"/>
       <w:r>
@@ -30791,7 +31601,27 @@
           <w:sz w:val="32"/>
           <w:szCs w:val="32"/>
         </w:rPr>
-        <w:t xml:space="preserve"> «»</w:t>
+        <w:t xml:space="preserve"> «</w:t>
+      </w:r>
+      <w:r>
+        <w:rPr>
+          <w:rFonts w:ascii="Times New Roman" w:hAnsi="Times New Roman" w:cs="Times New Roman"/>
+          <w:b/>
+          <w:bCs/>
+          <w:sz w:val="32"/>
+          <w:szCs w:val="32"/>
+        </w:rPr>
+        <w:t>Обработка событий: переключение между экранами</w:t>
+      </w:r>
+      <w:r>
+        <w:rPr>
+          <w:rFonts w:ascii="Times New Roman" w:hAnsi="Times New Roman" w:cs="Times New Roman"/>
+          <w:b/>
+          <w:bCs/>
+          <w:sz w:val="32"/>
+          <w:szCs w:val="32"/>
+        </w:rPr>
+        <w:t>»</w:t>
       </w:r>
     </w:p>
     <w:p>
@@ -30832,6 +31662,51 @@
           <w:lang w:eastAsia="ru-RU"/>
         </w:rPr>
       </w:pPr>
+      <w:r>
+        <w:rPr>
+          <w:rFonts w:ascii="Times New Roman" w:eastAsia="Times New Roman" w:hAnsi="Times New Roman" w:cs="Times New Roman"/>
+          <w:color w:val="000000"/>
+          <w:sz w:val="32"/>
+          <w:szCs w:val="32"/>
+          <w:lang w:eastAsia="ru-RU"/>
+        </w:rPr>
+        <w:t xml:space="preserve">1.1 Изучить процесс настройки и реализации перехода между экранами в приложении </w:t>
+      </w:r>
+      <w:proofErr w:type="spellStart"/>
+      <w:r>
+        <w:rPr>
+          <w:rFonts w:ascii="Times New Roman" w:eastAsia="Times New Roman" w:hAnsi="Times New Roman" w:cs="Times New Roman"/>
+          <w:color w:val="000000"/>
+          <w:sz w:val="32"/>
+          <w:szCs w:val="32"/>
+          <w:lang w:eastAsia="ru-RU"/>
+        </w:rPr>
+        <w:t>Android</w:t>
+      </w:r>
+      <w:proofErr w:type="spellEnd"/>
+      <w:r>
+        <w:rPr>
+          <w:rFonts w:ascii="Times New Roman" w:eastAsia="Times New Roman" w:hAnsi="Times New Roman" w:cs="Times New Roman"/>
+          <w:color w:val="000000"/>
+          <w:sz w:val="32"/>
+          <w:szCs w:val="32"/>
+          <w:lang w:eastAsia="ru-RU"/>
+        </w:rPr>
+        <w:t>.</w:t>
+      </w:r>
+    </w:p>
+    <w:p>
+      <w:pPr>
+        <w:spacing w:after="0" w:line="240" w:lineRule="auto"/>
+        <w:jc w:val="both"/>
+        <w:rPr>
+          <w:rFonts w:ascii="Times New Roman" w:eastAsia="Times New Roman" w:hAnsi="Times New Roman" w:cs="Times New Roman"/>
+          <w:color w:val="000000"/>
+          <w:sz w:val="32"/>
+          <w:szCs w:val="32"/>
+          <w:lang w:eastAsia="ru-RU"/>
+        </w:rPr>
+      </w:pPr>
     </w:p>
     <w:p>
       <w:pPr>
@@ -30873,13 +31748,749 @@
     </w:p>
     <w:p>
       <w:pPr>
+        <w:spacing w:after="0" w:line="240" w:lineRule="auto"/>
+        <w:jc w:val="both"/>
+        <w:rPr>
+          <w:rFonts w:ascii="Times New Roman" w:eastAsia="Times New Roman" w:hAnsi="Times New Roman" w:cs="Times New Roman"/>
+          <w:color w:val="000000"/>
+          <w:sz w:val="32"/>
+          <w:szCs w:val="32"/>
+          <w:lang w:eastAsia="ru-RU"/>
+        </w:rPr>
+      </w:pPr>
+      <w:r>
+        <w:rPr>
+          <w:rFonts w:ascii="Times New Roman" w:eastAsia="Times New Roman" w:hAnsi="Times New Roman" w:cs="Times New Roman"/>
+          <w:color w:val="000000"/>
+          <w:sz w:val="32"/>
+          <w:szCs w:val="32"/>
+          <w:lang w:eastAsia="ru-RU"/>
+        </w:rPr>
+        <w:t>2</w:t>
+      </w:r>
+      <w:r>
+        <w:rPr>
+          <w:rFonts w:ascii="Times New Roman" w:eastAsia="Times New Roman" w:hAnsi="Times New Roman" w:cs="Times New Roman"/>
+          <w:color w:val="000000"/>
+          <w:sz w:val="32"/>
+          <w:szCs w:val="32"/>
+          <w:lang w:eastAsia="ru-RU"/>
+        </w:rPr>
+        <w:t xml:space="preserve">.1 Какую зависимость нужно добавить в </w:t>
+      </w:r>
+      <w:proofErr w:type="spellStart"/>
+      <w:r>
+        <w:rPr>
+          <w:rFonts w:ascii="Times New Roman" w:eastAsia="Times New Roman" w:hAnsi="Times New Roman" w:cs="Times New Roman"/>
+          <w:color w:val="000000"/>
+          <w:sz w:val="32"/>
+          <w:szCs w:val="32"/>
+          <w:lang w:eastAsia="ru-RU"/>
+        </w:rPr>
+        <w:t>Gradle</w:t>
+      </w:r>
+      <w:proofErr w:type="spellEnd"/>
+      <w:r>
+        <w:rPr>
+          <w:rFonts w:ascii="Times New Roman" w:eastAsia="Times New Roman" w:hAnsi="Times New Roman" w:cs="Times New Roman"/>
+          <w:color w:val="000000"/>
+          <w:sz w:val="32"/>
+          <w:szCs w:val="32"/>
+          <w:lang w:eastAsia="ru-RU"/>
+        </w:rPr>
+        <w:t xml:space="preserve"> для поддержки навигации? </w:t>
+      </w:r>
+    </w:p>
+    <w:p>
+      <w:pPr>
+        <w:spacing w:after="0" w:line="240" w:lineRule="auto"/>
+        <w:jc w:val="both"/>
+        <w:rPr>
+          <w:rFonts w:ascii="Times New Roman" w:eastAsia="Times New Roman" w:hAnsi="Times New Roman" w:cs="Times New Roman"/>
+          <w:color w:val="000000"/>
+          <w:sz w:val="32"/>
+          <w:szCs w:val="32"/>
+          <w:lang w:eastAsia="ru-RU"/>
+        </w:rPr>
+      </w:pPr>
+    </w:p>
+    <w:p>
+      <w:pPr>
+        <w:spacing w:after="0" w:line="240" w:lineRule="auto"/>
+        <w:jc w:val="both"/>
+        <w:rPr>
+          <w:rFonts w:ascii="Times New Roman" w:eastAsia="Times New Roman" w:hAnsi="Times New Roman" w:cs="Times New Roman"/>
+          <w:color w:val="000000"/>
+          <w:sz w:val="32"/>
+          <w:szCs w:val="32"/>
+          <w:lang w:eastAsia="ru-RU"/>
+        </w:rPr>
+      </w:pPr>
+    </w:p>
+    <w:p>
+      <w:pPr>
+        <w:spacing w:after="0" w:line="240" w:lineRule="auto"/>
+        <w:jc w:val="both"/>
+        <w:rPr>
+          <w:rFonts w:ascii="Times New Roman" w:eastAsia="Times New Roman" w:hAnsi="Times New Roman" w:cs="Times New Roman"/>
+          <w:color w:val="000000"/>
+          <w:sz w:val="32"/>
+          <w:szCs w:val="32"/>
+          <w:lang w:eastAsia="ru-RU"/>
+        </w:rPr>
+      </w:pPr>
+      <w:r>
+        <w:rPr>
+          <w:rFonts w:ascii="Times New Roman" w:eastAsia="Times New Roman" w:hAnsi="Times New Roman" w:cs="Times New Roman"/>
+          <w:color w:val="000000"/>
+          <w:sz w:val="32"/>
+          <w:szCs w:val="32"/>
+          <w:lang w:eastAsia="ru-RU"/>
+        </w:rPr>
+        <w:t>2</w:t>
+      </w:r>
+      <w:r>
+        <w:rPr>
+          <w:rFonts w:ascii="Times New Roman" w:eastAsia="Times New Roman" w:hAnsi="Times New Roman" w:cs="Times New Roman"/>
+          <w:color w:val="000000"/>
+          <w:sz w:val="32"/>
+          <w:szCs w:val="32"/>
+          <w:lang w:eastAsia="ru-RU"/>
+        </w:rPr>
+        <w:t xml:space="preserve">.2 </w:t>
+      </w:r>
+      <w:r>
+        <w:rPr>
+          <w:rFonts w:ascii="Times New Roman" w:eastAsia="Times New Roman" w:hAnsi="Times New Roman" w:cs="Times New Roman"/>
+          <w:color w:val="000000"/>
+          <w:sz w:val="32"/>
+          <w:szCs w:val="32"/>
+          <w:lang w:eastAsia="ru-RU"/>
+        </w:rPr>
+        <w:t xml:space="preserve">Для чего предназначен </w:t>
+      </w:r>
+      <w:proofErr w:type="spellStart"/>
+      <w:r>
+        <w:rPr>
+          <w:rFonts w:ascii="Times New Roman" w:eastAsia="Times New Roman" w:hAnsi="Times New Roman" w:cs="Times New Roman"/>
+          <w:color w:val="000000"/>
+          <w:sz w:val="32"/>
+          <w:szCs w:val="32"/>
+          <w:lang w:eastAsia="ru-RU"/>
+        </w:rPr>
+        <w:t>NavHost</w:t>
+      </w:r>
+      <w:proofErr w:type="spellEnd"/>
+      <w:r>
+        <w:rPr>
+          <w:rFonts w:ascii="Times New Roman" w:eastAsia="Times New Roman" w:hAnsi="Times New Roman" w:cs="Times New Roman"/>
+          <w:color w:val="000000"/>
+          <w:sz w:val="32"/>
+          <w:szCs w:val="32"/>
+          <w:lang w:eastAsia="ru-RU"/>
+        </w:rPr>
+        <w:t xml:space="preserve">? </w:t>
+      </w:r>
+    </w:p>
+    <w:p>
+      <w:pPr>
+        <w:spacing w:after="0" w:line="240" w:lineRule="auto"/>
+        <w:jc w:val="both"/>
+        <w:rPr>
+          <w:rFonts w:ascii="Times New Roman" w:eastAsia="Times New Roman" w:hAnsi="Times New Roman" w:cs="Times New Roman"/>
+          <w:color w:val="000000"/>
+          <w:sz w:val="32"/>
+          <w:szCs w:val="32"/>
+          <w:lang w:eastAsia="ru-RU"/>
+        </w:rPr>
+      </w:pPr>
+    </w:p>
+    <w:p>
+      <w:pPr>
+        <w:spacing w:after="0" w:line="240" w:lineRule="auto"/>
+        <w:jc w:val="both"/>
+        <w:rPr>
+          <w:rFonts w:ascii="Times New Roman" w:eastAsia="Times New Roman" w:hAnsi="Times New Roman" w:cs="Times New Roman"/>
+          <w:color w:val="000000"/>
+          <w:sz w:val="32"/>
+          <w:szCs w:val="32"/>
+          <w:lang w:eastAsia="ru-RU"/>
+        </w:rPr>
+      </w:pPr>
+    </w:p>
+    <w:p>
+      <w:pPr>
+        <w:spacing w:after="0" w:line="240" w:lineRule="auto"/>
+        <w:jc w:val="both"/>
+        <w:rPr>
+          <w:rFonts w:ascii="Times New Roman" w:eastAsia="Times New Roman" w:hAnsi="Times New Roman" w:cs="Times New Roman"/>
+          <w:color w:val="000000"/>
+          <w:sz w:val="32"/>
+          <w:szCs w:val="32"/>
+          <w:lang w:eastAsia="ru-RU"/>
+        </w:rPr>
+      </w:pPr>
+      <w:r>
+        <w:rPr>
+          <w:rFonts w:ascii="Times New Roman" w:eastAsia="Times New Roman" w:hAnsi="Times New Roman" w:cs="Times New Roman"/>
+          <w:color w:val="000000"/>
+          <w:sz w:val="32"/>
+          <w:szCs w:val="32"/>
+          <w:lang w:eastAsia="ru-RU"/>
+        </w:rPr>
+        <w:t>2</w:t>
+      </w:r>
+      <w:r>
+        <w:rPr>
+          <w:rFonts w:ascii="Times New Roman" w:eastAsia="Times New Roman" w:hAnsi="Times New Roman" w:cs="Times New Roman"/>
+          <w:color w:val="000000"/>
+          <w:sz w:val="32"/>
+          <w:szCs w:val="32"/>
+          <w:lang w:eastAsia="ru-RU"/>
+        </w:rPr>
+        <w:t>.3 Для че</w:t>
+      </w:r>
+      <w:r>
+        <w:rPr>
+          <w:rFonts w:ascii="Times New Roman" w:eastAsia="Times New Roman" w:hAnsi="Times New Roman" w:cs="Times New Roman"/>
+          <w:color w:val="000000"/>
+          <w:sz w:val="32"/>
+          <w:szCs w:val="32"/>
+          <w:lang w:eastAsia="ru-RU"/>
+        </w:rPr>
+        <w:t xml:space="preserve">го предназначен </w:t>
+      </w:r>
+      <w:proofErr w:type="spellStart"/>
+      <w:r>
+        <w:rPr>
+          <w:rFonts w:ascii="Times New Roman" w:eastAsia="Times New Roman" w:hAnsi="Times New Roman" w:cs="Times New Roman"/>
+          <w:color w:val="000000"/>
+          <w:sz w:val="32"/>
+          <w:szCs w:val="32"/>
+          <w:lang w:eastAsia="ru-RU"/>
+        </w:rPr>
+        <w:t>NavController</w:t>
+      </w:r>
+      <w:proofErr w:type="spellEnd"/>
+      <w:r>
+        <w:rPr>
+          <w:rFonts w:ascii="Times New Roman" w:eastAsia="Times New Roman" w:hAnsi="Times New Roman" w:cs="Times New Roman"/>
+          <w:color w:val="000000"/>
+          <w:sz w:val="32"/>
+          <w:szCs w:val="32"/>
+          <w:lang w:eastAsia="ru-RU"/>
+        </w:rPr>
+        <w:t xml:space="preserve">? </w:t>
+      </w:r>
+    </w:p>
+    <w:p>
+      <w:pPr>
+        <w:spacing w:after="0" w:line="240" w:lineRule="auto"/>
+        <w:jc w:val="both"/>
+        <w:rPr>
+          <w:rFonts w:ascii="Times New Roman" w:eastAsia="Times New Roman" w:hAnsi="Times New Roman" w:cs="Times New Roman"/>
+          <w:color w:val="000000"/>
+          <w:sz w:val="32"/>
+          <w:szCs w:val="32"/>
+          <w:lang w:eastAsia="ru-RU"/>
+        </w:rPr>
+      </w:pPr>
+    </w:p>
+    <w:p>
+      <w:pPr>
+        <w:spacing w:after="0" w:line="240" w:lineRule="auto"/>
+        <w:jc w:val="both"/>
+        <w:rPr>
+          <w:rFonts w:ascii="Times New Roman" w:eastAsia="Times New Roman" w:hAnsi="Times New Roman" w:cs="Times New Roman"/>
+          <w:color w:val="000000"/>
+          <w:sz w:val="32"/>
+          <w:szCs w:val="32"/>
+          <w:lang w:eastAsia="ru-RU"/>
+        </w:rPr>
+      </w:pPr>
+    </w:p>
+    <w:p>
+      <w:pPr>
+        <w:spacing w:after="0" w:line="240" w:lineRule="auto"/>
+        <w:jc w:val="both"/>
+        <w:rPr>
+          <w:rFonts w:ascii="Times New Roman" w:eastAsia="Times New Roman" w:hAnsi="Times New Roman" w:cs="Times New Roman"/>
+          <w:color w:val="000000"/>
+          <w:sz w:val="32"/>
+          <w:szCs w:val="32"/>
+          <w:lang w:eastAsia="ru-RU"/>
+        </w:rPr>
+      </w:pPr>
+      <w:r>
+        <w:rPr>
+          <w:rFonts w:ascii="Times New Roman" w:eastAsia="Times New Roman" w:hAnsi="Times New Roman" w:cs="Times New Roman"/>
+          <w:color w:val="000000"/>
+          <w:sz w:val="32"/>
+          <w:szCs w:val="32"/>
+          <w:lang w:eastAsia="ru-RU"/>
+        </w:rPr>
+        <w:t>2</w:t>
+      </w:r>
+      <w:r>
+        <w:rPr>
+          <w:rFonts w:ascii="Times New Roman" w:eastAsia="Times New Roman" w:hAnsi="Times New Roman" w:cs="Times New Roman"/>
+          <w:color w:val="000000"/>
+          <w:sz w:val="32"/>
+          <w:szCs w:val="32"/>
+          <w:lang w:eastAsia="ru-RU"/>
+        </w:rPr>
+        <w:t xml:space="preserve">.4 Что </w:t>
+      </w:r>
+      <w:r>
+        <w:rPr>
+          <w:rFonts w:ascii="Times New Roman" w:eastAsia="Times New Roman" w:hAnsi="Times New Roman" w:cs="Times New Roman"/>
+          <w:color w:val="000000"/>
+          <w:sz w:val="32"/>
+          <w:szCs w:val="32"/>
+          <w:lang w:eastAsia="ru-RU"/>
+        </w:rPr>
+        <w:t xml:space="preserve">указывается в графе навигации? </w:t>
+      </w:r>
+    </w:p>
+    <w:p>
+      <w:pPr>
+        <w:spacing w:after="0" w:line="240" w:lineRule="auto"/>
+        <w:jc w:val="both"/>
+        <w:rPr>
+          <w:rFonts w:ascii="Times New Roman" w:eastAsia="Times New Roman" w:hAnsi="Times New Roman" w:cs="Times New Roman"/>
+          <w:color w:val="000000"/>
+          <w:sz w:val="32"/>
+          <w:szCs w:val="32"/>
+          <w:lang w:eastAsia="ru-RU"/>
+        </w:rPr>
+      </w:pPr>
+    </w:p>
+    <w:p>
+      <w:pPr>
+        <w:spacing w:after="0" w:line="240" w:lineRule="auto"/>
+        <w:jc w:val="both"/>
+        <w:rPr>
+          <w:rFonts w:ascii="Times New Roman" w:eastAsia="Times New Roman" w:hAnsi="Times New Roman" w:cs="Times New Roman"/>
+          <w:color w:val="000000"/>
+          <w:sz w:val="32"/>
+          <w:szCs w:val="32"/>
+          <w:lang w:eastAsia="ru-RU"/>
+        </w:rPr>
+      </w:pPr>
+      <w:bookmarkStart w:id="0" w:name="_GoBack"/>
+      <w:bookmarkEnd w:id="0"/>
+    </w:p>
+    <w:p>
+      <w:pPr>
+        <w:spacing w:after="0" w:line="240" w:lineRule="auto"/>
+        <w:jc w:val="both"/>
+        <w:rPr>
+          <w:rFonts w:ascii="Times New Roman" w:eastAsia="Times New Roman" w:hAnsi="Times New Roman" w:cs="Times New Roman"/>
+          <w:color w:val="000000"/>
+          <w:sz w:val="32"/>
+          <w:szCs w:val="32"/>
+          <w:lang w:eastAsia="ru-RU"/>
+        </w:rPr>
+      </w:pPr>
+      <w:r>
+        <w:rPr>
+          <w:rFonts w:ascii="Times New Roman" w:eastAsia="Times New Roman" w:hAnsi="Times New Roman" w:cs="Times New Roman"/>
+          <w:color w:val="000000"/>
+          <w:sz w:val="32"/>
+          <w:szCs w:val="32"/>
+          <w:lang w:eastAsia="ru-RU"/>
+        </w:rPr>
+        <w:t>2</w:t>
+      </w:r>
+      <w:r>
+        <w:rPr>
+          <w:rFonts w:ascii="Times New Roman" w:eastAsia="Times New Roman" w:hAnsi="Times New Roman" w:cs="Times New Roman"/>
+          <w:color w:val="000000"/>
+          <w:sz w:val="32"/>
+          <w:szCs w:val="32"/>
+          <w:lang w:eastAsia="ru-RU"/>
+        </w:rPr>
+        <w:t xml:space="preserve">.5 </w:t>
+      </w:r>
+      <w:proofErr w:type="gramStart"/>
+      <w:r>
+        <w:rPr>
+          <w:rFonts w:ascii="Times New Roman" w:eastAsia="Times New Roman" w:hAnsi="Times New Roman" w:cs="Times New Roman"/>
+          <w:color w:val="000000"/>
+          <w:sz w:val="32"/>
+          <w:szCs w:val="32"/>
+          <w:lang w:eastAsia="ru-RU"/>
+        </w:rPr>
+        <w:t>В</w:t>
+      </w:r>
+      <w:proofErr w:type="gramEnd"/>
+      <w:r>
+        <w:rPr>
+          <w:rFonts w:ascii="Times New Roman" w:eastAsia="Times New Roman" w:hAnsi="Times New Roman" w:cs="Times New Roman"/>
+          <w:color w:val="000000"/>
+          <w:sz w:val="32"/>
+          <w:szCs w:val="32"/>
+          <w:lang w:eastAsia="ru-RU"/>
+        </w:rPr>
+        <w:t xml:space="preserve"> каких случаях для организации маршрутов используется </w:t>
+      </w:r>
+      <w:proofErr w:type="spellStart"/>
+      <w:r>
+        <w:rPr>
+          <w:rFonts w:ascii="Times New Roman" w:eastAsia="Times New Roman" w:hAnsi="Times New Roman" w:cs="Times New Roman"/>
+          <w:color w:val="000000"/>
+          <w:sz w:val="32"/>
+          <w:szCs w:val="32"/>
+          <w:lang w:eastAsia="ru-RU"/>
+        </w:rPr>
+        <w:t>sealed</w:t>
+      </w:r>
+      <w:proofErr w:type="spellEnd"/>
+      <w:r>
+        <w:rPr>
+          <w:rFonts w:ascii="Times New Roman" w:eastAsia="Times New Roman" w:hAnsi="Times New Roman" w:cs="Times New Roman"/>
+          <w:color w:val="000000"/>
+          <w:sz w:val="32"/>
+          <w:szCs w:val="32"/>
+          <w:lang w:eastAsia="ru-RU"/>
+        </w:rPr>
+        <w:t xml:space="preserve"> </w:t>
+      </w:r>
+      <w:proofErr w:type="spellStart"/>
+      <w:r>
+        <w:rPr>
+          <w:rFonts w:ascii="Times New Roman" w:eastAsia="Times New Roman" w:hAnsi="Times New Roman" w:cs="Times New Roman"/>
+          <w:color w:val="000000"/>
+          <w:sz w:val="32"/>
+          <w:szCs w:val="32"/>
+          <w:lang w:eastAsia="ru-RU"/>
+        </w:rPr>
+        <w:t>clas</w:t>
+      </w:r>
+      <w:r>
+        <w:rPr>
+          <w:rFonts w:ascii="Times New Roman" w:eastAsia="Times New Roman" w:hAnsi="Times New Roman" w:cs="Times New Roman"/>
+          <w:color w:val="000000"/>
+          <w:sz w:val="32"/>
+          <w:szCs w:val="32"/>
+          <w:lang w:eastAsia="ru-RU"/>
+        </w:rPr>
+        <w:t>s</w:t>
+      </w:r>
+      <w:proofErr w:type="spellEnd"/>
+      <w:r>
+        <w:rPr>
+          <w:rFonts w:ascii="Times New Roman" w:eastAsia="Times New Roman" w:hAnsi="Times New Roman" w:cs="Times New Roman"/>
+          <w:color w:val="000000"/>
+          <w:sz w:val="32"/>
+          <w:szCs w:val="32"/>
+          <w:lang w:eastAsia="ru-RU"/>
+        </w:rPr>
+        <w:t xml:space="preserve">? </w:t>
+      </w:r>
+    </w:p>
+    <w:p>
+      <w:pPr>
+        <w:spacing w:after="0" w:line="240" w:lineRule="auto"/>
+        <w:jc w:val="both"/>
+        <w:rPr>
+          <w:rFonts w:ascii="Times New Roman" w:eastAsia="Times New Roman" w:hAnsi="Times New Roman" w:cs="Times New Roman"/>
+          <w:color w:val="000000"/>
+          <w:sz w:val="32"/>
+          <w:szCs w:val="32"/>
+          <w:lang w:eastAsia="ru-RU"/>
+        </w:rPr>
+      </w:pPr>
+    </w:p>
+    <w:p>
+      <w:pPr>
+        <w:spacing w:after="0" w:line="240" w:lineRule="auto"/>
+        <w:jc w:val="both"/>
+        <w:rPr>
+          <w:rFonts w:ascii="Times New Roman" w:eastAsia="Times New Roman" w:hAnsi="Times New Roman" w:cs="Times New Roman"/>
+          <w:color w:val="000000"/>
+          <w:sz w:val="32"/>
+          <w:szCs w:val="32"/>
+          <w:lang w:eastAsia="ru-RU"/>
+        </w:rPr>
+      </w:pPr>
+    </w:p>
+    <w:p>
+      <w:pPr>
+        <w:spacing w:after="0" w:line="240" w:lineRule="auto"/>
+        <w:jc w:val="both"/>
+        <w:rPr>
+          <w:rFonts w:ascii="Times New Roman" w:eastAsia="Times New Roman" w:hAnsi="Times New Roman" w:cs="Times New Roman"/>
+          <w:color w:val="000000"/>
+          <w:sz w:val="32"/>
+          <w:szCs w:val="32"/>
+          <w:lang w:eastAsia="ru-RU"/>
+        </w:rPr>
+      </w:pPr>
+      <w:r>
+        <w:rPr>
+          <w:rFonts w:ascii="Times New Roman" w:eastAsia="Times New Roman" w:hAnsi="Times New Roman" w:cs="Times New Roman"/>
+          <w:color w:val="000000"/>
+          <w:sz w:val="32"/>
+          <w:szCs w:val="32"/>
+          <w:lang w:eastAsia="ru-RU"/>
+        </w:rPr>
+        <w:t>2</w:t>
+      </w:r>
+      <w:r>
+        <w:rPr>
+          <w:rFonts w:ascii="Times New Roman" w:eastAsia="Times New Roman" w:hAnsi="Times New Roman" w:cs="Times New Roman"/>
+          <w:color w:val="000000"/>
+          <w:sz w:val="32"/>
+          <w:szCs w:val="32"/>
+          <w:lang w:eastAsia="ru-RU"/>
+        </w:rPr>
+        <w:t xml:space="preserve">.6 </w:t>
+      </w:r>
+      <w:proofErr w:type="gramStart"/>
+      <w:r>
+        <w:rPr>
+          <w:rFonts w:ascii="Times New Roman" w:eastAsia="Times New Roman" w:hAnsi="Times New Roman" w:cs="Times New Roman"/>
+          <w:color w:val="000000"/>
+          <w:sz w:val="32"/>
+          <w:szCs w:val="32"/>
+          <w:lang w:eastAsia="ru-RU"/>
+        </w:rPr>
+        <w:t>В</w:t>
+      </w:r>
+      <w:proofErr w:type="gramEnd"/>
+      <w:r>
+        <w:rPr>
+          <w:rFonts w:ascii="Times New Roman" w:eastAsia="Times New Roman" w:hAnsi="Times New Roman" w:cs="Times New Roman"/>
+          <w:color w:val="000000"/>
+          <w:sz w:val="32"/>
+          <w:szCs w:val="32"/>
+          <w:lang w:eastAsia="ru-RU"/>
+        </w:rPr>
+        <w:t xml:space="preserve"> каких случаях для организаци</w:t>
+      </w:r>
+      <w:r>
+        <w:rPr>
+          <w:rFonts w:ascii="Times New Roman" w:eastAsia="Times New Roman" w:hAnsi="Times New Roman" w:cs="Times New Roman"/>
+          <w:color w:val="000000"/>
+          <w:sz w:val="32"/>
+          <w:szCs w:val="32"/>
+          <w:lang w:eastAsia="ru-RU"/>
+        </w:rPr>
+        <w:t xml:space="preserve">и маршрутов используется </w:t>
+      </w:r>
+      <w:proofErr w:type="spellStart"/>
+      <w:r>
+        <w:rPr>
+          <w:rFonts w:ascii="Times New Roman" w:eastAsia="Times New Roman" w:hAnsi="Times New Roman" w:cs="Times New Roman"/>
+          <w:color w:val="000000"/>
+          <w:sz w:val="32"/>
+          <w:szCs w:val="32"/>
+          <w:lang w:eastAsia="ru-RU"/>
+        </w:rPr>
+        <w:t>enum</w:t>
+      </w:r>
+      <w:proofErr w:type="spellEnd"/>
+      <w:r>
+        <w:rPr>
+          <w:rFonts w:ascii="Times New Roman" w:eastAsia="Times New Roman" w:hAnsi="Times New Roman" w:cs="Times New Roman"/>
+          <w:color w:val="000000"/>
+          <w:sz w:val="32"/>
+          <w:szCs w:val="32"/>
+          <w:lang w:eastAsia="ru-RU"/>
+        </w:rPr>
+        <w:t xml:space="preserve">? </w:t>
+      </w:r>
+    </w:p>
+    <w:p>
+      <w:pPr>
+        <w:spacing w:after="0" w:line="240" w:lineRule="auto"/>
+        <w:jc w:val="both"/>
+        <w:rPr>
+          <w:rFonts w:ascii="Times New Roman" w:eastAsia="Times New Roman" w:hAnsi="Times New Roman" w:cs="Times New Roman"/>
+          <w:color w:val="000000"/>
+          <w:sz w:val="32"/>
+          <w:szCs w:val="32"/>
+          <w:lang w:eastAsia="ru-RU"/>
+        </w:rPr>
+      </w:pPr>
+    </w:p>
+    <w:p>
+      <w:pPr>
+        <w:spacing w:after="0" w:line="240" w:lineRule="auto"/>
+        <w:jc w:val="both"/>
+        <w:rPr>
+          <w:rFonts w:ascii="Times New Roman" w:eastAsia="Times New Roman" w:hAnsi="Times New Roman" w:cs="Times New Roman"/>
+          <w:color w:val="000000"/>
+          <w:sz w:val="32"/>
+          <w:szCs w:val="32"/>
+          <w:lang w:eastAsia="ru-RU"/>
+        </w:rPr>
+      </w:pPr>
+    </w:p>
+    <w:p>
+      <w:pPr>
+        <w:spacing w:after="0" w:line="240" w:lineRule="auto"/>
+        <w:jc w:val="both"/>
+        <w:rPr>
+          <w:rFonts w:ascii="Times New Roman" w:eastAsia="Times New Roman" w:hAnsi="Times New Roman" w:cs="Times New Roman"/>
+          <w:color w:val="000000"/>
+          <w:sz w:val="32"/>
+          <w:szCs w:val="32"/>
+          <w:lang w:eastAsia="ru-RU"/>
+        </w:rPr>
+      </w:pPr>
+      <w:r>
+        <w:rPr>
+          <w:rFonts w:ascii="Times New Roman" w:eastAsia="Times New Roman" w:hAnsi="Times New Roman" w:cs="Times New Roman"/>
+          <w:color w:val="000000"/>
+          <w:sz w:val="32"/>
+          <w:szCs w:val="32"/>
+          <w:lang w:eastAsia="ru-RU"/>
+        </w:rPr>
+        <w:t>2</w:t>
+      </w:r>
+      <w:r>
+        <w:rPr>
+          <w:rFonts w:ascii="Times New Roman" w:eastAsia="Times New Roman" w:hAnsi="Times New Roman" w:cs="Times New Roman"/>
+          <w:color w:val="000000"/>
+          <w:sz w:val="32"/>
+          <w:szCs w:val="32"/>
+          <w:lang w:eastAsia="ru-RU"/>
+        </w:rPr>
+        <w:t>.7 Как считать параметры, переданные при навигации?</w:t>
+      </w:r>
+    </w:p>
+    <w:p>
+      <w:pPr>
+        <w:spacing w:after="0" w:line="240" w:lineRule="auto"/>
+        <w:jc w:val="both"/>
+        <w:rPr>
+          <w:rFonts w:ascii="Times New Roman" w:eastAsia="Times New Roman" w:hAnsi="Times New Roman" w:cs="Times New Roman"/>
+          <w:color w:val="000000"/>
+          <w:sz w:val="32"/>
+          <w:szCs w:val="32"/>
+          <w:lang w:eastAsia="ru-RU"/>
+        </w:rPr>
+      </w:pPr>
+    </w:p>
+    <w:p>
+      <w:pPr>
+        <w:spacing w:after="0" w:line="240" w:lineRule="auto"/>
+        <w:jc w:val="both"/>
+        <w:rPr>
+          <w:rFonts w:ascii="Times New Roman" w:eastAsia="Times New Roman" w:hAnsi="Times New Roman" w:cs="Times New Roman"/>
+          <w:color w:val="000000"/>
+          <w:sz w:val="32"/>
+          <w:szCs w:val="32"/>
+          <w:lang w:eastAsia="ru-RU"/>
+        </w:rPr>
+      </w:pPr>
+    </w:p>
+    <w:p>
+      <w:pPr>
         <w:spacing w:before="100" w:after="100" w:line="240" w:lineRule="auto"/>
         <w:ind w:right="-60"/>
         <w:jc w:val="both"/>
         <w:rPr>
           <w:rFonts w:ascii="Times New Roman" w:eastAsia="Times New Roman" w:hAnsi="Times New Roman" w:cs="Times New Roman"/>
-          <w:sz w:val="24"/>
-          <w:szCs w:val="24"/>
+          <w:b/>
+          <w:bCs/>
+          <w:color w:val="000000"/>
+          <w:sz w:val="32"/>
+          <w:szCs w:val="32"/>
+          <w:lang w:eastAsia="ru-RU"/>
+        </w:rPr>
+      </w:pPr>
+      <w:r>
+        <w:rPr>
+          <w:rFonts w:ascii="Times New Roman" w:eastAsia="Times New Roman" w:hAnsi="Times New Roman" w:cs="Times New Roman"/>
+          <w:b/>
+          <w:bCs/>
+          <w:color w:val="000000"/>
+          <w:sz w:val="32"/>
+          <w:szCs w:val="32"/>
+          <w:lang w:eastAsia="ru-RU"/>
+        </w:rPr>
+        <w:t>3</w:t>
+      </w:r>
+      <w:r>
+        <w:rPr>
+          <w:rFonts w:ascii="Times New Roman" w:eastAsia="Times New Roman" w:hAnsi="Times New Roman" w:cs="Times New Roman"/>
+          <w:b/>
+          <w:bCs/>
+          <w:color w:val="000000"/>
+          <w:sz w:val="32"/>
+          <w:szCs w:val="32"/>
+          <w:lang w:eastAsia="ru-RU"/>
+        </w:rPr>
+        <w:t xml:space="preserve"> Вывод</w:t>
+      </w:r>
+    </w:p>
+    <w:p>
+      <w:pPr>
+        <w:spacing w:after="0" w:line="240" w:lineRule="auto"/>
+        <w:jc w:val="both"/>
+        <w:rPr>
+          <w:rFonts w:ascii="Times New Roman" w:eastAsia="Times New Roman" w:hAnsi="Times New Roman" w:cs="Times New Roman"/>
+          <w:color w:val="000000"/>
+          <w:sz w:val="32"/>
+          <w:szCs w:val="32"/>
+          <w:lang w:eastAsia="ru-RU"/>
+        </w:rPr>
+      </w:pPr>
+      <w:r>
+        <w:rPr>
+          <w:rFonts w:ascii="Times New Roman" w:eastAsia="Times New Roman" w:hAnsi="Times New Roman" w:cs="Times New Roman"/>
+          <w:color w:val="000000"/>
+          <w:sz w:val="32"/>
+          <w:szCs w:val="32"/>
+          <w:lang w:eastAsia="ru-RU"/>
+        </w:rPr>
+        <w:t xml:space="preserve">Изучили </w:t>
+      </w:r>
+      <w:r>
+        <w:rPr>
+          <w:rFonts w:ascii="Times New Roman" w:eastAsia="Times New Roman" w:hAnsi="Times New Roman" w:cs="Times New Roman"/>
+          <w:color w:val="000000"/>
+          <w:sz w:val="32"/>
+          <w:szCs w:val="32"/>
+          <w:lang w:eastAsia="ru-RU"/>
+        </w:rPr>
+        <w:t xml:space="preserve">процесс настройки и реализации перехода между экранами в приложении </w:t>
+      </w:r>
+      <w:proofErr w:type="spellStart"/>
+      <w:r>
+        <w:rPr>
+          <w:rFonts w:ascii="Times New Roman" w:eastAsia="Times New Roman" w:hAnsi="Times New Roman" w:cs="Times New Roman"/>
+          <w:color w:val="000000"/>
+          <w:sz w:val="32"/>
+          <w:szCs w:val="32"/>
+          <w:lang w:eastAsia="ru-RU"/>
+        </w:rPr>
+        <w:t>Android</w:t>
+      </w:r>
+      <w:proofErr w:type="spellEnd"/>
+      <w:r>
+        <w:rPr>
+          <w:rFonts w:ascii="Times New Roman" w:eastAsia="Times New Roman" w:hAnsi="Times New Roman" w:cs="Times New Roman"/>
+          <w:color w:val="000000"/>
+          <w:sz w:val="32"/>
+          <w:szCs w:val="32"/>
+          <w:lang w:eastAsia="ru-RU"/>
+        </w:rPr>
+        <w:t>.</w:t>
+      </w:r>
+    </w:p>
+    <w:p>
+      <w:pPr>
+        <w:spacing w:after="0" w:line="240" w:lineRule="auto"/>
+        <w:jc w:val="both"/>
+        <w:rPr>
+          <w:rFonts w:ascii="Times New Roman" w:eastAsia="Times New Roman" w:hAnsi="Times New Roman" w:cs="Times New Roman"/>
+          <w:color w:val="000000"/>
+          <w:sz w:val="32"/>
+          <w:szCs w:val="32"/>
           <w:lang w:eastAsia="ru-RU"/>
         </w:rPr>
       </w:pPr>
@@ -30897,30 +32508,6 @@
           <w:lang w:eastAsia="ru-RU"/>
         </w:rPr>
       </w:pPr>
-      <w:r>
-        <w:rPr>
-          <w:rFonts w:ascii="Times New Roman" w:eastAsia="Times New Roman" w:hAnsi="Times New Roman" w:cs="Times New Roman"/>
-          <w:b/>
-          <w:bCs/>
-          <w:color w:val="000000"/>
-          <w:sz w:val="32"/>
-          <w:szCs w:val="32"/>
-          <w:lang w:eastAsia="ru-RU"/>
-        </w:rPr>
-        <w:t>3</w:t>
-      </w:r>
-      <w:r>
-        <w:rPr>
-          <w:rFonts w:ascii="Times New Roman" w:eastAsia="Times New Roman" w:hAnsi="Times New Roman" w:cs="Times New Roman"/>
-          <w:b/>
-          <w:bCs/>
-          <w:color w:val="000000"/>
-          <w:sz w:val="32"/>
-          <w:szCs w:val="32"/>
-          <w:lang w:eastAsia="ru-RU"/>
-        </w:rPr>
-        <w:t xml:space="preserve"> Вывод</w:t>
-      </w:r>
     </w:p>
     <w:p>
       <w:pPr>
@@ -31924,7 +33511,7 @@
 </file>
 
 <file path=word/numbering.xml><?xml version="1.0" encoding="utf-8"?>
-<w:numbering xmlns:wpc="http://schemas.microsoft.com/office/word/2010/wordprocessingCanvas" xmlns:cx="http://schemas.microsoft.com/office/drawing/2014/chartex" xmlns:cx1="http://schemas.microsoft.com/office/drawing/2015/9/8/chartex" xmlns:cx2="http://schemas.microsoft.com/office/drawing/2015/10/21/chartex" xmlns:cx3="http://schemas.microsoft.com/office/drawing/2016/5/9/chartex" xmlns:cx4="http://schemas.microsoft.com/office/drawing/2016/5/10/chartex" xmlns:cx5="http://schemas.microsoft.com/office/drawing/2016/5/11/chartex" xmlns:cx6="http://schemas.microsoft.com/office/drawing/2016/5/12/chartex" xmlns:cx7="http://schemas.microsoft.com/office/drawing/2016/5/13/chartex" xmlns:cx8="http://schemas.microsoft.com/office/drawing/2016/5/14/chartex" xmlns:mc="http://schemas.openxmlformats.org/markup-compatibility/2006" xmlns:aink="http://schemas.microsoft.com/office/drawing/2016/ink" xmlns:am3d="http://schemas.microsoft.com/office/drawing/2017/model3d" xmlns:o="urn:schemas-microsoft-com:office:office" xmlns:oel="http://schemas.microsoft.com/office/2019/extlst" xmlns:r="http://schemas.openxmlformats.org/officeDocument/2006/relationships" xmlns:m="http://schemas.openxmlformats.org/officeDocument/2006/math" xmlns:v="urn:schemas-microsoft-com:vml" xmlns:wp14="http://schemas.microsoft.com/office/word/2010/wordprocessingDrawing" xmlns:wp="http://schemas.openxmlformats.org/drawingml/2006/wordprocessingDrawing" xmlns:w10="urn:schemas-microsoft-com:office:word" xmlns:w="http://schemas.openxmlformats.org/wordprocessingml/2006/main" xmlns:w14="http://schemas.microsoft.com/office/word/2010/wordml" xmlns:w15="http://schemas.microsoft.com/office/word/2012/wordml" xmlns:w16cex="http://schemas.microsoft.com/office/word/2018/wordml/cex" xmlns:w16cid="http://schemas.microsoft.com/office/word/2016/wordml/cid" xmlns:w16="http://schemas.microsoft.com/office/word/2018/wordml" xmlns:w16sdtdh="http://schemas.microsoft.com/office/word/2020/wordml/sdtdatahash" xmlns:w16se="http://schemas.microsoft.com/office/word/2015/wordml/symex" xmlns:wpg="http://schemas.microsoft.com/office/word/2010/wordprocessingGroup" xmlns:wpi="http://schemas.microsoft.com/office/word/2010/wordprocessingInk" xmlns:wne="http://schemas.microsoft.com/office/word/2006/wordml" xmlns:wps="http://schemas.microsoft.com/office/word/2010/wordprocessingShape" mc:Ignorable="w14 w15 w16se w16cid w16 w16cex w16sdtdh wp14">
+<w:numbering xmlns:wpc="http://schemas.microsoft.com/office/word/2010/wordprocessingCanvas" xmlns:cx="http://schemas.microsoft.com/office/drawing/2014/chartex" xmlns:mc="http://schemas.openxmlformats.org/markup-compatibility/2006" xmlns:o="urn:schemas-microsoft-com:office:office" xmlns:r="http://schemas.openxmlformats.org/officeDocument/2006/relationships" xmlns:m="http://schemas.openxmlformats.org/officeDocument/2006/math" xmlns:v="urn:schemas-microsoft-com:vml" xmlns:wp14="http://schemas.microsoft.com/office/word/2010/wordprocessingDrawing" xmlns:wp="http://schemas.openxmlformats.org/drawingml/2006/wordprocessingDrawing" xmlns:w10="urn:schemas-microsoft-com:office:word" xmlns:w="http://schemas.openxmlformats.org/wordprocessingml/2006/main" xmlns:w14="http://schemas.microsoft.com/office/word/2010/wordml" xmlns:w15="http://schemas.microsoft.com/office/word/2012/wordml" xmlns:w16se="http://schemas.microsoft.com/office/word/2015/wordml/symex" xmlns:wpg="http://schemas.microsoft.com/office/word/2010/wordprocessingGroup" xmlns:wpi="http://schemas.microsoft.com/office/word/2010/wordprocessingInk" xmlns:wne="http://schemas.microsoft.com/office/word/2006/wordml" xmlns:wps="http://schemas.microsoft.com/office/word/2010/wordprocessingShape" mc:Ignorable="w14 w15 w16se wp14">
   <w:abstractNum w:abstractNumId="0" w15:restartNumberingAfterBreak="0">
     <w:nsid w:val="FFFFFF89"/>
     <w:multiLevelType w:val="singleLevel"/>
@@ -34619,37 +36206,37 @@
       </w:rPr>
     </w:lvl>
   </w:abstractNum>
-  <w:num w:numId="1" w16cid:durableId="1668442683">
+  <w:num w:numId="1">
     <w:abstractNumId w:val="2"/>
   </w:num>
-  <w:num w:numId="2" w16cid:durableId="856894274">
+  <w:num w:numId="2">
     <w:abstractNumId w:val="10"/>
   </w:num>
-  <w:num w:numId="3" w16cid:durableId="1115292545">
+  <w:num w:numId="3">
     <w:abstractNumId w:val="9"/>
   </w:num>
-  <w:num w:numId="4" w16cid:durableId="548030756">
+  <w:num w:numId="4">
     <w:abstractNumId w:val="15"/>
   </w:num>
-  <w:num w:numId="5" w16cid:durableId="658727132">
+  <w:num w:numId="5">
     <w:abstractNumId w:val="18"/>
   </w:num>
-  <w:num w:numId="6" w16cid:durableId="2122410252">
+  <w:num w:numId="6">
     <w:abstractNumId w:val="0"/>
   </w:num>
-  <w:num w:numId="7" w16cid:durableId="1304116486">
+  <w:num w:numId="7">
     <w:abstractNumId w:val="22"/>
   </w:num>
-  <w:num w:numId="8" w16cid:durableId="1012995937">
+  <w:num w:numId="8">
     <w:abstractNumId w:val="1"/>
   </w:num>
-  <w:num w:numId="9" w16cid:durableId="179777877">
+  <w:num w:numId="9">
     <w:abstractNumId w:val="6"/>
   </w:num>
-  <w:num w:numId="10" w16cid:durableId="1551501993">
+  <w:num w:numId="10">
     <w:abstractNumId w:val="20"/>
   </w:num>
-  <w:num w:numId="11" w16cid:durableId="1903518938">
+  <w:num w:numId="11">
     <w:abstractNumId w:val="11"/>
     <w:lvlOverride w:ilvl="0">
       <w:lvl w:ilvl="0">
@@ -34669,7 +36256,7 @@
       </w:lvl>
     </w:lvlOverride>
   </w:num>
-  <w:num w:numId="12" w16cid:durableId="999576627">
+  <w:num w:numId="12">
     <w:abstractNumId w:val="11"/>
     <w:lvlOverride w:ilvl="0">
       <w:lvl w:ilvl="0">
@@ -34689,7 +36276,7 @@
       </w:lvl>
     </w:lvlOverride>
   </w:num>
-  <w:num w:numId="13" w16cid:durableId="1113472930">
+  <w:num w:numId="13">
     <w:abstractNumId w:val="11"/>
     <w:lvlOverride w:ilvl="0">
       <w:lvl w:ilvl="0">
@@ -34709,50 +36296,50 @@
       </w:lvl>
     </w:lvlOverride>
   </w:num>
-  <w:num w:numId="14" w16cid:durableId="1768303161">
+  <w:num w:numId="14">
     <w:abstractNumId w:val="19"/>
   </w:num>
-  <w:num w:numId="15" w16cid:durableId="534736173">
+  <w:num w:numId="15">
     <w:abstractNumId w:val="23"/>
   </w:num>
-  <w:num w:numId="16" w16cid:durableId="2009092081">
+  <w:num w:numId="16">
     <w:abstractNumId w:val="5"/>
   </w:num>
-  <w:num w:numId="17" w16cid:durableId="301272292">
+  <w:num w:numId="17">
     <w:abstractNumId w:val="7"/>
   </w:num>
-  <w:num w:numId="18" w16cid:durableId="1984577311">
+  <w:num w:numId="18">
     <w:abstractNumId w:val="12"/>
   </w:num>
-  <w:num w:numId="19" w16cid:durableId="551231877">
+  <w:num w:numId="19">
     <w:abstractNumId w:val="8"/>
   </w:num>
-  <w:num w:numId="20" w16cid:durableId="1117530533">
+  <w:num w:numId="20">
     <w:abstractNumId w:val="4"/>
   </w:num>
-  <w:num w:numId="21" w16cid:durableId="956912056">
+  <w:num w:numId="21">
     <w:abstractNumId w:val="14"/>
   </w:num>
-  <w:num w:numId="22" w16cid:durableId="1847280210">
+  <w:num w:numId="22">
     <w:abstractNumId w:val="17"/>
   </w:num>
-  <w:num w:numId="23" w16cid:durableId="1068458077">
+  <w:num w:numId="23">
     <w:abstractNumId w:val="13"/>
   </w:num>
-  <w:num w:numId="24" w16cid:durableId="1208832827">
+  <w:num w:numId="24">
     <w:abstractNumId w:val="21"/>
   </w:num>
-  <w:num w:numId="25" w16cid:durableId="67307119">
+  <w:num w:numId="25">
     <w:abstractNumId w:val="3"/>
   </w:num>
-  <w:num w:numId="26" w16cid:durableId="353313545">
+  <w:num w:numId="26">
     <w:abstractNumId w:val="16"/>
   </w:num>
 </w:numbering>
 </file>
 
 <file path=word/styles.xml><?xml version="1.0" encoding="utf-8"?>
-<w:styles xmlns:mc="http://schemas.openxmlformats.org/markup-compatibility/2006" xmlns:r="http://schemas.openxmlformats.org/officeDocument/2006/relationships" xmlns:w="http://schemas.openxmlformats.org/wordprocessingml/2006/main" xmlns:w14="http://schemas.microsoft.com/office/word/2010/wordml" xmlns:w15="http://schemas.microsoft.com/office/word/2012/wordml" xmlns:w16cex="http://schemas.microsoft.com/office/word/2018/wordml/cex" xmlns:w16cid="http://schemas.microsoft.com/office/word/2016/wordml/cid" xmlns:w16="http://schemas.microsoft.com/office/word/2018/wordml" xmlns:w16sdtdh="http://schemas.microsoft.com/office/word/2020/wordml/sdtdatahash" xmlns:w16se="http://schemas.microsoft.com/office/word/2015/wordml/symex" mc:Ignorable="w14 w15 w16se w16cid w16 w16cex w16sdtdh">
+<w:styles xmlns:mc="http://schemas.openxmlformats.org/markup-compatibility/2006" xmlns:r="http://schemas.openxmlformats.org/officeDocument/2006/relationships" xmlns:w="http://schemas.openxmlformats.org/wordprocessingml/2006/main" xmlns:w14="http://schemas.microsoft.com/office/word/2010/wordml" xmlns:w15="http://schemas.microsoft.com/office/word/2012/wordml" xmlns:w16se="http://schemas.microsoft.com/office/word/2015/wordml/symex" mc:Ignorable="w14 w15 w16se">
   <w:docDefaults>
     <w:rPrDefault>
       <w:rPr>
@@ -34768,7 +36355,7 @@
       </w:pPr>
     </w:pPrDefault>
   </w:docDefaults>
-  <w:latentStyles w:defLockedState="0" w:defUIPriority="99" w:defSemiHidden="0" w:defUnhideWhenUsed="0" w:defQFormat="0" w:count="376">
+  <w:latentStyles w:defLockedState="0" w:defUIPriority="99" w:defSemiHidden="0" w:defUnhideWhenUsed="0" w:defQFormat="0" w:count="371">
     <w:lsdException w:name="Normal" w:uiPriority="0" w:qFormat="1"/>
     <w:lsdException w:name="heading 1" w:uiPriority="9" w:qFormat="1"/>
     <w:lsdException w:name="heading 2" w:semiHidden="1" w:uiPriority="9" w:unhideWhenUsed="1" w:qFormat="1"/>
@@ -35140,16 +36727,11 @@
     <w:lsdException w:name="List Table 5 Dark Accent 6" w:uiPriority="50"/>
     <w:lsdException w:name="List Table 6 Colorful Accent 6" w:uiPriority="51"/>
     <w:lsdException w:name="List Table 7 Colorful Accent 6" w:uiPriority="52"/>
-    <w:lsdException w:name="Mention" w:semiHidden="1" w:unhideWhenUsed="1"/>
-    <w:lsdException w:name="Smart Hyperlink" w:semiHidden="1" w:unhideWhenUsed="1"/>
-    <w:lsdException w:name="Hashtag" w:semiHidden="1" w:unhideWhenUsed="1"/>
-    <w:lsdException w:name="Unresolved Mention" w:semiHidden="1" w:unhideWhenUsed="1"/>
-    <w:lsdException w:name="Smart Link" w:semiHidden="1" w:unhideWhenUsed="1"/>
   </w:latentStyles>
   <w:style w:type="paragraph" w:default="1" w:styleId="a0">
     <w:name w:val="Normal"/>
     <w:qFormat/>
-    <w:rsid w:val="00941490"/>
+    <w:rsid w:val="000440C0"/>
   </w:style>
   <w:style w:type="paragraph" w:styleId="1">
     <w:name w:val="heading 1"/>
@@ -35353,6 +36935,7 @@
   <w:style w:type="character" w:default="1" w:styleId="a1">
     <w:name w:val="Default Paragraph Font"/>
     <w:uiPriority w:val="1"/>
+    <w:semiHidden/>
     <w:unhideWhenUsed/>
   </w:style>
   <w:style w:type="table" w:default="1" w:styleId="a2">
@@ -35750,7 +37333,7 @@
       <w:shd w:val="clear" w:color="auto" w:fill="E1DFDD"/>
     </w:rPr>
   </w:style>
-  <w:style w:type="character" w:styleId="af0">
+  <w:style w:type="character" w:customStyle="1" w:styleId="UnresolvedMention">
     <w:name w:val="Unresolved Mention"/>
     <w:basedOn w:val="a1"/>
     <w:uiPriority w:val="99"/>

--- a/Отчёты.docx
+++ b/Отчёты.docx
@@ -2323,7 +2323,29 @@
           <w:szCs w:val="32"/>
           <w:lang w:eastAsia="ru-RU"/>
         </w:rPr>
-        <w:t> и мультиязычные проекты с использованием </w:t>
+        <w:t xml:space="preserve"> и </w:t>
+      </w:r>
+      <w:proofErr w:type="spellStart"/>
+      <w:r>
+        <w:rPr>
+          <w:rFonts w:ascii="Times New Roman" w:eastAsia="Times New Roman" w:hAnsi="Times New Roman" w:cs="Times New Roman"/>
+          <w:color w:val="000000"/>
+          <w:sz w:val="32"/>
+          <w:szCs w:val="32"/>
+          <w:lang w:eastAsia="ru-RU"/>
+        </w:rPr>
+        <w:t>мультиязычные</w:t>
+      </w:r>
+      <w:proofErr w:type="spellEnd"/>
+      <w:r>
+        <w:rPr>
+          <w:rFonts w:ascii="Times New Roman" w:eastAsia="Times New Roman" w:hAnsi="Times New Roman" w:cs="Times New Roman"/>
+          <w:color w:val="000000"/>
+          <w:sz w:val="32"/>
+          <w:szCs w:val="32"/>
+          <w:lang w:eastAsia="ru-RU"/>
+        </w:rPr>
+        <w:t xml:space="preserve"> проекты с использованием </w:t>
       </w:r>
       <w:proofErr w:type="spellStart"/>
       <w:r>
@@ -5051,7 +5073,29 @@
           <w:szCs w:val="32"/>
           <w:lang w:eastAsia="ru-RU"/>
         </w:rPr>
-        <w:t>и Java, с возможностью использования C++</w:t>
+        <w:t>и </w:t>
+      </w:r>
+      <w:proofErr w:type="spellStart"/>
+      <w:r>
+        <w:rPr>
+          <w:rFonts w:ascii="Times New Roman" w:eastAsia="Times New Roman" w:hAnsi="Times New Roman" w:cs="Times New Roman"/>
+          <w:color w:val="000000"/>
+          <w:sz w:val="32"/>
+          <w:szCs w:val="32"/>
+          <w:lang w:eastAsia="ru-RU"/>
+        </w:rPr>
+        <w:t>Java</w:t>
+      </w:r>
+      <w:proofErr w:type="spellEnd"/>
+      <w:r>
+        <w:rPr>
+          <w:rFonts w:ascii="Times New Roman" w:eastAsia="Times New Roman" w:hAnsi="Times New Roman" w:cs="Times New Roman"/>
+          <w:color w:val="000000"/>
+          <w:sz w:val="32"/>
+          <w:szCs w:val="32"/>
+          <w:lang w:eastAsia="ru-RU"/>
+        </w:rPr>
+        <w:t>, с возможностью использования C++</w:t>
       </w:r>
       <w:r>
         <w:rPr>
@@ -31766,17 +31810,7 @@
           <w:szCs w:val="32"/>
           <w:lang w:eastAsia="ru-RU"/>
         </w:rPr>
-        <w:t>2</w:t>
-      </w:r>
-      <w:r>
-        <w:rPr>
-          <w:rFonts w:ascii="Times New Roman" w:eastAsia="Times New Roman" w:hAnsi="Times New Roman" w:cs="Times New Roman"/>
-          <w:color w:val="000000"/>
-          <w:sz w:val="32"/>
-          <w:szCs w:val="32"/>
-          <w:lang w:eastAsia="ru-RU"/>
-        </w:rPr>
-        <w:t xml:space="preserve">.1 Какую зависимость нужно добавить в </w:t>
+        <w:t xml:space="preserve">2.1 Какую зависимость нужно добавить в </w:t>
       </w:r>
       <w:proofErr w:type="spellStart"/>
       <w:r>
@@ -31800,74 +31834,113 @@
         </w:rPr>
         <w:t xml:space="preserve"> для поддержки навигации? </w:t>
       </w:r>
-    </w:p>
-    <w:p>
-      <w:pPr>
-        <w:spacing w:after="0" w:line="240" w:lineRule="auto"/>
-        <w:jc w:val="both"/>
-        <w:rPr>
-          <w:rFonts w:ascii="Times New Roman" w:eastAsia="Times New Roman" w:hAnsi="Times New Roman" w:cs="Times New Roman"/>
-          <w:color w:val="000000"/>
-          <w:sz w:val="32"/>
-          <w:szCs w:val="32"/>
-          <w:lang w:eastAsia="ru-RU"/>
-        </w:rPr>
-      </w:pPr>
-    </w:p>
-    <w:p>
-      <w:pPr>
-        <w:spacing w:after="0" w:line="240" w:lineRule="auto"/>
-        <w:jc w:val="both"/>
-        <w:rPr>
-          <w:rFonts w:ascii="Times New Roman" w:eastAsia="Times New Roman" w:hAnsi="Times New Roman" w:cs="Times New Roman"/>
-          <w:color w:val="000000"/>
-          <w:sz w:val="32"/>
-          <w:szCs w:val="32"/>
-          <w:lang w:eastAsia="ru-RU"/>
-        </w:rPr>
-      </w:pPr>
-    </w:p>
-    <w:p>
-      <w:pPr>
-        <w:spacing w:after="0" w:line="240" w:lineRule="auto"/>
-        <w:jc w:val="both"/>
-        <w:rPr>
-          <w:rFonts w:ascii="Times New Roman" w:eastAsia="Times New Roman" w:hAnsi="Times New Roman" w:cs="Times New Roman"/>
-          <w:color w:val="000000"/>
-          <w:sz w:val="32"/>
-          <w:szCs w:val="32"/>
-          <w:lang w:eastAsia="ru-RU"/>
-        </w:rPr>
-      </w:pPr>
-      <w:r>
-        <w:rPr>
-          <w:rFonts w:ascii="Times New Roman" w:eastAsia="Times New Roman" w:hAnsi="Times New Roman" w:cs="Times New Roman"/>
-          <w:color w:val="000000"/>
-          <w:sz w:val="32"/>
-          <w:szCs w:val="32"/>
-          <w:lang w:eastAsia="ru-RU"/>
-        </w:rPr>
-        <w:t>2</w:t>
-      </w:r>
-      <w:r>
-        <w:rPr>
-          <w:rFonts w:ascii="Times New Roman" w:eastAsia="Times New Roman" w:hAnsi="Times New Roman" w:cs="Times New Roman"/>
-          <w:color w:val="000000"/>
-          <w:sz w:val="32"/>
-          <w:szCs w:val="32"/>
-          <w:lang w:eastAsia="ru-RU"/>
-        </w:rPr>
-        <w:t xml:space="preserve">.2 </w:t>
-      </w:r>
-      <w:r>
-        <w:rPr>
-          <w:rFonts w:ascii="Times New Roman" w:eastAsia="Times New Roman" w:hAnsi="Times New Roman" w:cs="Times New Roman"/>
-          <w:color w:val="000000"/>
-          <w:sz w:val="32"/>
-          <w:szCs w:val="32"/>
-          <w:lang w:eastAsia="ru-RU"/>
-        </w:rPr>
-        <w:t xml:space="preserve">Для чего предназначен </w:t>
+      <w:r>
+        <w:rPr>
+          <w:rFonts w:ascii="Times New Roman" w:eastAsia="Times New Roman" w:hAnsi="Times New Roman" w:cs="Times New Roman"/>
+          <w:color w:val="000000"/>
+          <w:sz w:val="32"/>
+          <w:szCs w:val="32"/>
+          <w:lang w:eastAsia="ru-RU"/>
+        </w:rPr>
+        <w:t xml:space="preserve">Нужно добавить зависимость </w:t>
+      </w:r>
+      <w:r>
+        <w:rPr>
+          <w:rFonts w:ascii="Times New Roman" w:eastAsia="Times New Roman" w:hAnsi="Times New Roman" w:cs="Times New Roman"/>
+          <w:color w:val="000000"/>
+          <w:sz w:val="32"/>
+          <w:szCs w:val="32"/>
+          <w:lang w:eastAsia="ru-RU"/>
+        </w:rPr>
+        <w:t>"</w:t>
+      </w:r>
+      <w:proofErr w:type="gramStart"/>
+      <w:r>
+        <w:rPr>
+          <w:rFonts w:ascii="Times New Roman" w:eastAsia="Times New Roman" w:hAnsi="Times New Roman" w:cs="Times New Roman"/>
+          <w:color w:val="000000"/>
+          <w:sz w:val="32"/>
+          <w:szCs w:val="32"/>
+          <w:lang w:eastAsia="ru-RU"/>
+        </w:rPr>
+        <w:t>androidx.n</w:t>
+      </w:r>
+      <w:r>
+        <w:rPr>
+          <w:rFonts w:ascii="Times New Roman" w:eastAsia="Times New Roman" w:hAnsi="Times New Roman" w:cs="Times New Roman"/>
+          <w:color w:val="000000"/>
+          <w:sz w:val="32"/>
+          <w:szCs w:val="32"/>
+          <w:lang w:eastAsia="ru-RU"/>
+        </w:rPr>
+        <w:t>avigation</w:t>
+      </w:r>
+      <w:proofErr w:type="gramEnd"/>
+      <w:r>
+        <w:rPr>
+          <w:rFonts w:ascii="Times New Roman" w:eastAsia="Times New Roman" w:hAnsi="Times New Roman" w:cs="Times New Roman"/>
+          <w:color w:val="000000"/>
+          <w:sz w:val="32"/>
+          <w:szCs w:val="32"/>
+          <w:lang w:eastAsia="ru-RU"/>
+        </w:rPr>
+        <w:t>:navigation-compose:2.9</w:t>
+      </w:r>
+      <w:r>
+        <w:rPr>
+          <w:rFonts w:ascii="Times New Roman" w:eastAsia="Times New Roman" w:hAnsi="Times New Roman" w:cs="Times New Roman"/>
+          <w:color w:val="000000"/>
+          <w:sz w:val="32"/>
+          <w:szCs w:val="32"/>
+          <w:lang w:eastAsia="ru-RU"/>
+        </w:rPr>
+        <w:t>.x"</w:t>
+      </w:r>
+      <w:r>
+        <w:rPr>
+          <w:rFonts w:ascii="Times New Roman" w:eastAsia="Times New Roman" w:hAnsi="Times New Roman" w:cs="Times New Roman"/>
+          <w:color w:val="000000"/>
+          <w:sz w:val="32"/>
+          <w:szCs w:val="32"/>
+          <w:lang w:eastAsia="ru-RU"/>
+        </w:rPr>
+        <w:t>.</w:t>
+      </w:r>
+    </w:p>
+    <w:p>
+      <w:pPr>
+        <w:spacing w:after="0" w:line="240" w:lineRule="auto"/>
+        <w:jc w:val="both"/>
+        <w:rPr>
+          <w:rFonts w:ascii="Times New Roman" w:eastAsia="Times New Roman" w:hAnsi="Times New Roman" w:cs="Times New Roman"/>
+          <w:color w:val="000000"/>
+          <w:sz w:val="32"/>
+          <w:szCs w:val="32"/>
+          <w:lang w:eastAsia="ru-RU"/>
+        </w:rPr>
+      </w:pPr>
+    </w:p>
+    <w:p>
+      <w:pPr>
+        <w:spacing w:after="0" w:line="240" w:lineRule="auto"/>
+        <w:jc w:val="both"/>
+        <w:rPr>
+          <w:rFonts w:ascii="Times New Roman" w:eastAsia="Times New Roman" w:hAnsi="Times New Roman" w:cs="Times New Roman"/>
+          <w:color w:val="000000"/>
+          <w:sz w:val="32"/>
+          <w:szCs w:val="32"/>
+          <w:lang w:eastAsia="ru-RU"/>
+        </w:rPr>
+      </w:pPr>
+      <w:r>
+        <w:rPr>
+          <w:rFonts w:ascii="Times New Roman" w:eastAsia="Times New Roman" w:hAnsi="Times New Roman" w:cs="Times New Roman"/>
+          <w:color w:val="000000"/>
+          <w:sz w:val="32"/>
+          <w:szCs w:val="32"/>
+          <w:lang w:eastAsia="ru-RU"/>
+        </w:rPr>
+        <w:t xml:space="preserve">2.2 Для чего предназначен </w:t>
       </w:r>
       <w:proofErr w:type="spellStart"/>
       <w:r>
@@ -31904,61 +31977,131 @@
           <w:lang w:eastAsia="ru-RU"/>
         </w:rPr>
       </w:pPr>
-    </w:p>
-    <w:p>
-      <w:pPr>
-        <w:spacing w:after="0" w:line="240" w:lineRule="auto"/>
-        <w:jc w:val="both"/>
-        <w:rPr>
-          <w:rFonts w:ascii="Times New Roman" w:eastAsia="Times New Roman" w:hAnsi="Times New Roman" w:cs="Times New Roman"/>
-          <w:color w:val="000000"/>
-          <w:sz w:val="32"/>
-          <w:szCs w:val="32"/>
-          <w:lang w:eastAsia="ru-RU"/>
-        </w:rPr>
-      </w:pPr>
-    </w:p>
-    <w:p>
-      <w:pPr>
-        <w:spacing w:after="0" w:line="240" w:lineRule="auto"/>
-        <w:jc w:val="both"/>
-        <w:rPr>
-          <w:rFonts w:ascii="Times New Roman" w:eastAsia="Times New Roman" w:hAnsi="Times New Roman" w:cs="Times New Roman"/>
-          <w:color w:val="000000"/>
-          <w:sz w:val="32"/>
-          <w:szCs w:val="32"/>
-          <w:lang w:eastAsia="ru-RU"/>
-        </w:rPr>
-      </w:pPr>
-      <w:r>
-        <w:rPr>
-          <w:rFonts w:ascii="Times New Roman" w:eastAsia="Times New Roman" w:hAnsi="Times New Roman" w:cs="Times New Roman"/>
-          <w:color w:val="000000"/>
-          <w:sz w:val="32"/>
-          <w:szCs w:val="32"/>
-          <w:lang w:eastAsia="ru-RU"/>
-        </w:rPr>
-        <w:t>2</w:t>
-      </w:r>
-      <w:r>
-        <w:rPr>
-          <w:rFonts w:ascii="Times New Roman" w:eastAsia="Times New Roman" w:hAnsi="Times New Roman" w:cs="Times New Roman"/>
-          <w:color w:val="000000"/>
-          <w:sz w:val="32"/>
-          <w:szCs w:val="32"/>
-          <w:lang w:eastAsia="ru-RU"/>
-        </w:rPr>
-        <w:t>.3 Для че</w:t>
-      </w:r>
-      <w:r>
-        <w:rPr>
-          <w:rFonts w:ascii="Times New Roman" w:eastAsia="Times New Roman" w:hAnsi="Times New Roman" w:cs="Times New Roman"/>
-          <w:color w:val="000000"/>
-          <w:sz w:val="32"/>
-          <w:szCs w:val="32"/>
-          <w:lang w:eastAsia="ru-RU"/>
-        </w:rPr>
-        <w:t xml:space="preserve">го предназначен </w:t>
+      <w:r>
+        <w:rPr>
+          <w:rFonts w:ascii="Times New Roman" w:eastAsia="Times New Roman" w:hAnsi="Times New Roman" w:cs="Times New Roman"/>
+          <w:color w:val="000000"/>
+          <w:sz w:val="32"/>
+          <w:szCs w:val="32"/>
+          <w:lang w:eastAsia="ru-RU"/>
+        </w:rPr>
+        <w:t>Он п</w:t>
+      </w:r>
+      <w:r>
+        <w:rPr>
+          <w:rFonts w:ascii="Times New Roman" w:eastAsia="Times New Roman" w:hAnsi="Times New Roman" w:cs="Times New Roman"/>
+          <w:color w:val="000000"/>
+          <w:sz w:val="32"/>
+          <w:szCs w:val="32"/>
+          <w:lang w:eastAsia="ru-RU"/>
+        </w:rPr>
+        <w:t>редназначен для создания контейнера навигации, ко</w:t>
+      </w:r>
+      <w:r>
+        <w:rPr>
+          <w:rFonts w:ascii="Times New Roman" w:eastAsia="Times New Roman" w:hAnsi="Times New Roman" w:cs="Times New Roman"/>
+          <w:color w:val="000000"/>
+          <w:sz w:val="32"/>
+          <w:szCs w:val="32"/>
+          <w:lang w:eastAsia="ru-RU"/>
+        </w:rPr>
+        <w:t>торый отображает текущий экран</w:t>
+      </w:r>
+      <w:r>
+        <w:rPr>
+          <w:rFonts w:ascii="Times New Roman" w:eastAsia="Times New Roman" w:hAnsi="Times New Roman" w:cs="Times New Roman"/>
+          <w:color w:val="000000"/>
+          <w:sz w:val="32"/>
+          <w:szCs w:val="32"/>
+          <w:lang w:eastAsia="ru-RU"/>
+        </w:rPr>
+        <w:t xml:space="preserve"> в зависимости от заданного маршру</w:t>
+      </w:r>
+      <w:r>
+        <w:rPr>
+          <w:rFonts w:ascii="Times New Roman" w:eastAsia="Times New Roman" w:hAnsi="Times New Roman" w:cs="Times New Roman"/>
+          <w:color w:val="000000"/>
+          <w:sz w:val="32"/>
+          <w:szCs w:val="32"/>
+          <w:lang w:eastAsia="ru-RU"/>
+        </w:rPr>
+        <w:t>та, управляет стеком переходов</w:t>
+      </w:r>
+      <w:r>
+        <w:rPr>
+          <w:rFonts w:ascii="Times New Roman" w:eastAsia="Times New Roman" w:hAnsi="Times New Roman" w:cs="Times New Roman"/>
+          <w:color w:val="000000"/>
+          <w:sz w:val="32"/>
+          <w:szCs w:val="32"/>
+          <w:lang w:eastAsia="ru-RU"/>
+        </w:rPr>
+        <w:t xml:space="preserve"> и</w:t>
+      </w:r>
+      <w:r>
+        <w:rPr>
+          <w:rFonts w:ascii="Times New Roman" w:eastAsia="Times New Roman" w:hAnsi="Times New Roman" w:cs="Times New Roman"/>
+          <w:color w:val="000000"/>
+          <w:sz w:val="32"/>
+          <w:szCs w:val="32"/>
+          <w:lang w:eastAsia="ru-RU"/>
+        </w:rPr>
+        <w:t xml:space="preserve"> связывает контроллер навигации</w:t>
+      </w:r>
+      <w:r>
+        <w:rPr>
+          <w:rFonts w:ascii="Times New Roman" w:eastAsia="Times New Roman" w:hAnsi="Times New Roman" w:cs="Times New Roman"/>
+          <w:color w:val="000000"/>
+          <w:sz w:val="32"/>
+          <w:szCs w:val="32"/>
+          <w:lang w:eastAsia="ru-RU"/>
+        </w:rPr>
+        <w:t xml:space="preserve"> с графом навигации, определяя начальный экран приложени</w:t>
+      </w:r>
+      <w:r>
+        <w:rPr>
+          <w:rFonts w:ascii="Times New Roman" w:eastAsia="Times New Roman" w:hAnsi="Times New Roman" w:cs="Times New Roman"/>
+          <w:color w:val="000000"/>
+          <w:sz w:val="32"/>
+          <w:szCs w:val="32"/>
+          <w:lang w:eastAsia="ru-RU"/>
+        </w:rPr>
+        <w:t>я.</w:t>
+      </w:r>
+    </w:p>
+    <w:p>
+      <w:pPr>
+        <w:spacing w:after="0" w:line="240" w:lineRule="auto"/>
+        <w:jc w:val="both"/>
+        <w:rPr>
+          <w:rFonts w:ascii="Times New Roman" w:eastAsia="Times New Roman" w:hAnsi="Times New Roman" w:cs="Times New Roman"/>
+          <w:color w:val="000000"/>
+          <w:sz w:val="32"/>
+          <w:szCs w:val="32"/>
+          <w:lang w:eastAsia="ru-RU"/>
+        </w:rPr>
+      </w:pPr>
+    </w:p>
+    <w:p>
+      <w:pPr>
+        <w:spacing w:after="0" w:line="240" w:lineRule="auto"/>
+        <w:jc w:val="both"/>
+        <w:rPr>
+          <w:rFonts w:ascii="Times New Roman" w:eastAsia="Times New Roman" w:hAnsi="Times New Roman" w:cs="Times New Roman"/>
+          <w:color w:val="000000"/>
+          <w:sz w:val="32"/>
+          <w:szCs w:val="32"/>
+          <w:lang w:eastAsia="ru-RU"/>
+        </w:rPr>
+      </w:pPr>
+      <w:r>
+        <w:rPr>
+          <w:rFonts w:ascii="Times New Roman" w:eastAsia="Times New Roman" w:hAnsi="Times New Roman" w:cs="Times New Roman"/>
+          <w:color w:val="000000"/>
+          <w:sz w:val="32"/>
+          <w:szCs w:val="32"/>
+          <w:lang w:eastAsia="ru-RU"/>
+        </w:rPr>
+        <w:t xml:space="preserve">2.3 Для чего предназначен </w:t>
       </w:r>
       <w:proofErr w:type="spellStart"/>
       <w:r>
@@ -31995,88 +32138,157 @@
           <w:lang w:eastAsia="ru-RU"/>
         </w:rPr>
       </w:pPr>
-    </w:p>
-    <w:p>
-      <w:pPr>
-        <w:spacing w:after="0" w:line="240" w:lineRule="auto"/>
-        <w:jc w:val="both"/>
-        <w:rPr>
-          <w:rFonts w:ascii="Times New Roman" w:eastAsia="Times New Roman" w:hAnsi="Times New Roman" w:cs="Times New Roman"/>
-          <w:color w:val="000000"/>
-          <w:sz w:val="32"/>
-          <w:szCs w:val="32"/>
-          <w:lang w:eastAsia="ru-RU"/>
-        </w:rPr>
-      </w:pPr>
-    </w:p>
-    <w:p>
-      <w:pPr>
-        <w:spacing w:after="0" w:line="240" w:lineRule="auto"/>
-        <w:jc w:val="both"/>
-        <w:rPr>
-          <w:rFonts w:ascii="Times New Roman" w:eastAsia="Times New Roman" w:hAnsi="Times New Roman" w:cs="Times New Roman"/>
-          <w:color w:val="000000"/>
-          <w:sz w:val="32"/>
-          <w:szCs w:val="32"/>
-          <w:lang w:eastAsia="ru-RU"/>
-        </w:rPr>
-      </w:pPr>
-      <w:r>
-        <w:rPr>
-          <w:rFonts w:ascii="Times New Roman" w:eastAsia="Times New Roman" w:hAnsi="Times New Roman" w:cs="Times New Roman"/>
-          <w:color w:val="000000"/>
-          <w:sz w:val="32"/>
-          <w:szCs w:val="32"/>
-          <w:lang w:eastAsia="ru-RU"/>
-        </w:rPr>
-        <w:t>2</w:t>
-      </w:r>
-      <w:r>
-        <w:rPr>
-          <w:rFonts w:ascii="Times New Roman" w:eastAsia="Times New Roman" w:hAnsi="Times New Roman" w:cs="Times New Roman"/>
-          <w:color w:val="000000"/>
-          <w:sz w:val="32"/>
-          <w:szCs w:val="32"/>
-          <w:lang w:eastAsia="ru-RU"/>
-        </w:rPr>
-        <w:t xml:space="preserve">.4 Что </w:t>
-      </w:r>
-      <w:r>
-        <w:rPr>
-          <w:rFonts w:ascii="Times New Roman" w:eastAsia="Times New Roman" w:hAnsi="Times New Roman" w:cs="Times New Roman"/>
-          <w:color w:val="000000"/>
-          <w:sz w:val="32"/>
-          <w:szCs w:val="32"/>
-          <w:lang w:eastAsia="ru-RU"/>
-        </w:rPr>
-        <w:t xml:space="preserve">указывается в графе навигации? </w:t>
-      </w:r>
-    </w:p>
-    <w:p>
-      <w:pPr>
-        <w:spacing w:after="0" w:line="240" w:lineRule="auto"/>
-        <w:jc w:val="both"/>
-        <w:rPr>
-          <w:rFonts w:ascii="Times New Roman" w:eastAsia="Times New Roman" w:hAnsi="Times New Roman" w:cs="Times New Roman"/>
-          <w:color w:val="000000"/>
-          <w:sz w:val="32"/>
-          <w:szCs w:val="32"/>
-          <w:lang w:eastAsia="ru-RU"/>
-        </w:rPr>
-      </w:pPr>
-    </w:p>
-    <w:p>
-      <w:pPr>
-        <w:spacing w:after="0" w:line="240" w:lineRule="auto"/>
-        <w:jc w:val="both"/>
-        <w:rPr>
-          <w:rFonts w:ascii="Times New Roman" w:eastAsia="Times New Roman" w:hAnsi="Times New Roman" w:cs="Times New Roman"/>
-          <w:color w:val="000000"/>
-          <w:sz w:val="32"/>
-          <w:szCs w:val="32"/>
-          <w:lang w:eastAsia="ru-RU"/>
-        </w:rPr>
-      </w:pPr>
+      <w:r>
+        <w:rPr>
+          <w:rFonts w:ascii="Times New Roman" w:eastAsia="Times New Roman" w:hAnsi="Times New Roman" w:cs="Times New Roman"/>
+          <w:color w:val="000000"/>
+          <w:sz w:val="32"/>
+          <w:szCs w:val="32"/>
+          <w:lang w:eastAsia="ru-RU"/>
+        </w:rPr>
+        <w:t>Он п</w:t>
+      </w:r>
+      <w:r>
+        <w:rPr>
+          <w:rFonts w:ascii="Times New Roman" w:eastAsia="Times New Roman" w:hAnsi="Times New Roman" w:cs="Times New Roman"/>
+          <w:color w:val="000000"/>
+          <w:sz w:val="32"/>
+          <w:szCs w:val="32"/>
+          <w:lang w:eastAsia="ru-RU"/>
+        </w:rPr>
+        <w:t>редназначен для управл</w:t>
+      </w:r>
+      <w:r>
+        <w:rPr>
+          <w:rFonts w:ascii="Times New Roman" w:eastAsia="Times New Roman" w:hAnsi="Times New Roman" w:cs="Times New Roman"/>
+          <w:color w:val="000000"/>
+          <w:sz w:val="32"/>
+          <w:szCs w:val="32"/>
+          <w:lang w:eastAsia="ru-RU"/>
+        </w:rPr>
+        <w:t>ения навигацией между экранами в</w:t>
+      </w:r>
+      <w:r>
+        <w:rPr>
+          <w:rFonts w:ascii="Times New Roman" w:eastAsia="Times New Roman" w:hAnsi="Times New Roman" w:cs="Times New Roman"/>
+          <w:color w:val="000000"/>
+          <w:sz w:val="32"/>
+          <w:szCs w:val="32"/>
+          <w:lang w:eastAsia="ru-RU"/>
+        </w:rPr>
+        <w:t xml:space="preserve"> приложении</w:t>
+      </w:r>
+    </w:p>
+    <w:p>
+      <w:pPr>
+        <w:spacing w:after="0" w:line="240" w:lineRule="auto"/>
+        <w:jc w:val="both"/>
+        <w:rPr>
+          <w:rFonts w:ascii="Times New Roman" w:eastAsia="Times New Roman" w:hAnsi="Times New Roman" w:cs="Times New Roman"/>
+          <w:color w:val="000000"/>
+          <w:sz w:val="32"/>
+          <w:szCs w:val="32"/>
+          <w:lang w:eastAsia="ru-RU"/>
+        </w:rPr>
+      </w:pPr>
+    </w:p>
+    <w:p>
+      <w:pPr>
+        <w:spacing w:after="0" w:line="240" w:lineRule="auto"/>
+        <w:jc w:val="both"/>
+        <w:rPr>
+          <w:rFonts w:ascii="Times New Roman" w:eastAsia="Times New Roman" w:hAnsi="Times New Roman" w:cs="Times New Roman"/>
+          <w:color w:val="000000"/>
+          <w:sz w:val="32"/>
+          <w:szCs w:val="32"/>
+          <w:lang w:eastAsia="ru-RU"/>
+        </w:rPr>
+      </w:pPr>
+      <w:r>
+        <w:rPr>
+          <w:rFonts w:ascii="Times New Roman" w:eastAsia="Times New Roman" w:hAnsi="Times New Roman" w:cs="Times New Roman"/>
+          <w:color w:val="000000"/>
+          <w:sz w:val="32"/>
+          <w:szCs w:val="32"/>
+          <w:lang w:eastAsia="ru-RU"/>
+        </w:rPr>
+        <w:t xml:space="preserve">2.4 Что указывается в графе навигации? </w:t>
+      </w:r>
+    </w:p>
+    <w:p>
+      <w:pPr>
+        <w:spacing w:after="0" w:line="240" w:lineRule="auto"/>
+        <w:jc w:val="both"/>
+        <w:rPr>
+          <w:rFonts w:ascii="Times New Roman" w:eastAsia="Times New Roman" w:hAnsi="Times New Roman" w:cs="Times New Roman"/>
+          <w:color w:val="000000"/>
+          <w:sz w:val="32"/>
+          <w:szCs w:val="32"/>
+          <w:lang w:eastAsia="ru-RU"/>
+        </w:rPr>
+      </w:pPr>
+      <w:r>
+        <w:rPr>
+          <w:rFonts w:ascii="Times New Roman" w:eastAsia="Times New Roman" w:hAnsi="Times New Roman" w:cs="Times New Roman"/>
+          <w:color w:val="000000"/>
+          <w:sz w:val="32"/>
+          <w:szCs w:val="32"/>
+          <w:lang w:eastAsia="ru-RU"/>
+        </w:rPr>
+        <w:t xml:space="preserve">В графе </w:t>
+      </w:r>
+      <w:proofErr w:type="spellStart"/>
+      <w:r>
+        <w:rPr>
+          <w:rFonts w:ascii="Times New Roman" w:eastAsia="Times New Roman" w:hAnsi="Times New Roman" w:cs="Times New Roman"/>
+          <w:color w:val="000000"/>
+          <w:sz w:val="32"/>
+          <w:szCs w:val="32"/>
+          <w:lang w:eastAsia="ru-RU"/>
+        </w:rPr>
+        <w:t>навигации</w:t>
+      </w:r>
+      <w:r>
+        <w:rPr>
+          <w:rFonts w:ascii="Times New Roman" w:eastAsia="Times New Roman" w:hAnsi="Times New Roman" w:cs="Times New Roman"/>
+          <w:color w:val="000000"/>
+          <w:sz w:val="32"/>
+          <w:szCs w:val="32"/>
+          <w:lang w:eastAsia="ru-RU"/>
+        </w:rPr>
+        <w:t>указываются</w:t>
+      </w:r>
+      <w:proofErr w:type="spellEnd"/>
+      <w:r>
+        <w:rPr>
+          <w:rFonts w:ascii="Times New Roman" w:eastAsia="Times New Roman" w:hAnsi="Times New Roman" w:cs="Times New Roman"/>
+          <w:color w:val="000000"/>
+          <w:sz w:val="32"/>
+          <w:szCs w:val="32"/>
+          <w:lang w:eastAsia="ru-RU"/>
+        </w:rPr>
+        <w:t> все доступн</w:t>
+      </w:r>
+      <w:r>
+        <w:rPr>
+          <w:rFonts w:ascii="Times New Roman" w:eastAsia="Times New Roman" w:hAnsi="Times New Roman" w:cs="Times New Roman"/>
+          <w:color w:val="000000"/>
+          <w:sz w:val="32"/>
+          <w:szCs w:val="32"/>
+          <w:lang w:eastAsia="ru-RU"/>
+        </w:rPr>
+        <w:t>ые экраны приложения, маршруты</w:t>
+      </w:r>
+      <w:r>
+        <w:rPr>
+          <w:rFonts w:ascii="Times New Roman" w:eastAsia="Times New Roman" w:hAnsi="Times New Roman" w:cs="Times New Roman"/>
+          <w:color w:val="000000"/>
+          <w:sz w:val="32"/>
+          <w:szCs w:val="32"/>
+          <w:lang w:eastAsia="ru-RU"/>
+        </w:rPr>
+        <w:t xml:space="preserve"> для перехода между ними, а также аргументы и поведение при переходе.</w:t>
+      </w:r>
       <w:bookmarkStart w:id="0" w:name="_GoBack"/>
       <w:bookmarkEnd w:id="0"/>
     </w:p>
@@ -32092,25 +32304,28 @@
           <w:lang w:eastAsia="ru-RU"/>
         </w:rPr>
       </w:pPr>
-      <w:r>
-        <w:rPr>
-          <w:rFonts w:ascii="Times New Roman" w:eastAsia="Times New Roman" w:hAnsi="Times New Roman" w:cs="Times New Roman"/>
-          <w:color w:val="000000"/>
-          <w:sz w:val="32"/>
-          <w:szCs w:val="32"/>
-          <w:lang w:eastAsia="ru-RU"/>
-        </w:rPr>
-        <w:t>2</w:t>
-      </w:r>
-      <w:r>
-        <w:rPr>
-          <w:rFonts w:ascii="Times New Roman" w:eastAsia="Times New Roman" w:hAnsi="Times New Roman" w:cs="Times New Roman"/>
-          <w:color w:val="000000"/>
-          <w:sz w:val="32"/>
-          <w:szCs w:val="32"/>
-          <w:lang w:eastAsia="ru-RU"/>
-        </w:rPr>
-        <w:t xml:space="preserve">.5 </w:t>
+    </w:p>
+    <w:p>
+      <w:pPr>
+        <w:spacing w:after="0" w:line="240" w:lineRule="auto"/>
+        <w:jc w:val="both"/>
+        <w:rPr>
+          <w:rFonts w:ascii="Times New Roman" w:eastAsia="Times New Roman" w:hAnsi="Times New Roman" w:cs="Times New Roman"/>
+          <w:color w:val="000000"/>
+          <w:sz w:val="32"/>
+          <w:szCs w:val="32"/>
+          <w:lang w:eastAsia="ru-RU"/>
+        </w:rPr>
+      </w:pPr>
+      <w:r>
+        <w:rPr>
+          <w:rFonts w:ascii="Times New Roman" w:eastAsia="Times New Roman" w:hAnsi="Times New Roman" w:cs="Times New Roman"/>
+          <w:color w:val="000000"/>
+          <w:sz w:val="32"/>
+          <w:szCs w:val="32"/>
+          <w:lang w:eastAsia="ru-RU"/>
+        </w:rPr>
+        <w:t xml:space="preserve">2.5 </w:t>
       </w:r>
       <w:proofErr w:type="gramStart"/>
       <w:r>
@@ -32165,17 +32380,7 @@
           <w:szCs w:val="32"/>
           <w:lang w:eastAsia="ru-RU"/>
         </w:rPr>
-        <w:t>clas</w:t>
-      </w:r>
-      <w:r>
-        <w:rPr>
-          <w:rFonts w:ascii="Times New Roman" w:eastAsia="Times New Roman" w:hAnsi="Times New Roman" w:cs="Times New Roman"/>
-          <w:color w:val="000000"/>
-          <w:sz w:val="32"/>
-          <w:szCs w:val="32"/>
-          <w:lang w:eastAsia="ru-RU"/>
-        </w:rPr>
-        <w:t>s</w:t>
+        <w:t>class</w:t>
       </w:r>
       <w:proofErr w:type="spellEnd"/>
       <w:r>
@@ -32235,17 +32440,7 @@
           <w:szCs w:val="32"/>
           <w:lang w:eastAsia="ru-RU"/>
         </w:rPr>
-        <w:t>2</w:t>
-      </w:r>
-      <w:r>
-        <w:rPr>
-          <w:rFonts w:ascii="Times New Roman" w:eastAsia="Times New Roman" w:hAnsi="Times New Roman" w:cs="Times New Roman"/>
-          <w:color w:val="000000"/>
-          <w:sz w:val="32"/>
-          <w:szCs w:val="32"/>
-          <w:lang w:eastAsia="ru-RU"/>
-        </w:rPr>
-        <w:t xml:space="preserve">.6 </w:t>
+        <w:t xml:space="preserve">2.6 </w:t>
       </w:r>
       <w:proofErr w:type="gramStart"/>
       <w:r>
@@ -32267,17 +32462,7 @@
           <w:szCs w:val="32"/>
           <w:lang w:eastAsia="ru-RU"/>
         </w:rPr>
-        <w:t xml:space="preserve"> каких случаях для организаци</w:t>
-      </w:r>
-      <w:r>
-        <w:rPr>
-          <w:rFonts w:ascii="Times New Roman" w:eastAsia="Times New Roman" w:hAnsi="Times New Roman" w:cs="Times New Roman"/>
-          <w:color w:val="000000"/>
-          <w:sz w:val="32"/>
-          <w:szCs w:val="32"/>
-          <w:lang w:eastAsia="ru-RU"/>
-        </w:rPr>
-        <w:t xml:space="preserve">и маршрутов используется </w:t>
+        <w:t xml:space="preserve"> каких случаях для организации маршрутов используется </w:t>
       </w:r>
       <w:proofErr w:type="spellStart"/>
       <w:r>
@@ -32348,17 +32533,7 @@
           <w:szCs w:val="32"/>
           <w:lang w:eastAsia="ru-RU"/>
         </w:rPr>
-        <w:t>2</w:t>
-      </w:r>
-      <w:r>
-        <w:rPr>
-          <w:rFonts w:ascii="Times New Roman" w:eastAsia="Times New Roman" w:hAnsi="Times New Roman" w:cs="Times New Roman"/>
-          <w:color w:val="000000"/>
-          <w:sz w:val="32"/>
-          <w:szCs w:val="32"/>
-          <w:lang w:eastAsia="ru-RU"/>
-        </w:rPr>
-        <w:t>.7 Как считать параметры, переданные при навигации?</w:t>
+        <w:t>2.7 Как считать параметры, переданные при навигации?</w:t>
       </w:r>
     </w:p>
     <w:p>
@@ -32570,7 +32745,27 @@
           <w:sz w:val="32"/>
           <w:szCs w:val="32"/>
         </w:rPr>
-        <w:t xml:space="preserve"> «»</w:t>
+        <w:t xml:space="preserve"> «</w:t>
+      </w:r>
+      <w:r>
+        <w:rPr>
+          <w:rFonts w:ascii="Times New Roman" w:hAnsi="Times New Roman" w:cs="Times New Roman"/>
+          <w:b/>
+          <w:bCs/>
+          <w:sz w:val="32"/>
+          <w:szCs w:val="32"/>
+        </w:rPr>
+        <w:t>Обработка событий: подсказки</w:t>
+      </w:r>
+      <w:r>
+        <w:rPr>
+          <w:rFonts w:ascii="Times New Roman" w:hAnsi="Times New Roman" w:cs="Times New Roman"/>
+          <w:b/>
+          <w:bCs/>
+          <w:sz w:val="32"/>
+          <w:szCs w:val="32"/>
+        </w:rPr>
+        <w:t>»</w:t>
       </w:r>
     </w:p>
     <w:p>
@@ -32611,6 +32806,29 @@
           <w:lang w:eastAsia="ru-RU"/>
         </w:rPr>
       </w:pPr>
+      <w:r>
+        <w:rPr>
+          <w:rFonts w:ascii="Times New Roman" w:eastAsia="Times New Roman" w:hAnsi="Times New Roman" w:cs="Times New Roman"/>
+          <w:color w:val="000000"/>
+          <w:sz w:val="32"/>
+          <w:szCs w:val="32"/>
+          <w:lang w:eastAsia="ru-RU"/>
+        </w:rPr>
+        <w:t>1.1 Изучить процесс настройки и использования элементов управления для отображения уведомлений и подсказок.</w:t>
+      </w:r>
+    </w:p>
+    <w:p>
+      <w:pPr>
+        <w:spacing w:after="0" w:line="240" w:lineRule="auto"/>
+        <w:jc w:val="both"/>
+        <w:rPr>
+          <w:rFonts w:ascii="Times New Roman" w:eastAsia="Times New Roman" w:hAnsi="Times New Roman" w:cs="Times New Roman"/>
+          <w:color w:val="000000"/>
+          <w:sz w:val="32"/>
+          <w:szCs w:val="32"/>
+          <w:lang w:eastAsia="ru-RU"/>
+        </w:rPr>
+      </w:pPr>
     </w:p>
     <w:p>
       <w:pPr>
@@ -32652,24 +32870,300 @@
     </w:p>
     <w:p>
       <w:pPr>
+        <w:spacing w:after="0" w:line="240" w:lineRule="auto"/>
+        <w:jc w:val="both"/>
+        <w:rPr>
+          <w:rFonts w:ascii="Times New Roman" w:eastAsia="Times New Roman" w:hAnsi="Times New Roman" w:cs="Times New Roman"/>
+          <w:color w:val="000000"/>
+          <w:sz w:val="32"/>
+          <w:szCs w:val="32"/>
+          <w:lang w:eastAsia="ru-RU"/>
+        </w:rPr>
+      </w:pPr>
+      <w:r>
+        <w:rPr>
+          <w:rFonts w:ascii="Times New Roman" w:eastAsia="Times New Roman" w:hAnsi="Times New Roman" w:cs="Times New Roman"/>
+          <w:color w:val="000000"/>
+          <w:sz w:val="32"/>
+          <w:szCs w:val="32"/>
+          <w:lang w:eastAsia="ru-RU"/>
+        </w:rPr>
+        <w:t xml:space="preserve">2.1 Какой класс позволяет описать диалоговое окно? </w:t>
+      </w:r>
+    </w:p>
+    <w:p>
+      <w:pPr>
+        <w:spacing w:after="0" w:line="240" w:lineRule="auto"/>
+        <w:jc w:val="both"/>
+        <w:rPr>
+          <w:rFonts w:ascii="Times New Roman" w:eastAsia="Times New Roman" w:hAnsi="Times New Roman" w:cs="Times New Roman"/>
+          <w:color w:val="000000"/>
+          <w:sz w:val="32"/>
+          <w:szCs w:val="32"/>
+          <w:lang w:eastAsia="ru-RU"/>
+        </w:rPr>
+      </w:pPr>
+    </w:p>
+    <w:p>
+      <w:pPr>
+        <w:spacing w:after="0" w:line="240" w:lineRule="auto"/>
+        <w:jc w:val="both"/>
+        <w:rPr>
+          <w:rFonts w:ascii="Times New Roman" w:eastAsia="Times New Roman" w:hAnsi="Times New Roman" w:cs="Times New Roman"/>
+          <w:color w:val="000000"/>
+          <w:sz w:val="32"/>
+          <w:szCs w:val="32"/>
+          <w:lang w:eastAsia="ru-RU"/>
+        </w:rPr>
+      </w:pPr>
+    </w:p>
+    <w:p>
+      <w:pPr>
+        <w:spacing w:after="0" w:line="240" w:lineRule="auto"/>
+        <w:jc w:val="both"/>
+        <w:rPr>
+          <w:rFonts w:ascii="Times New Roman" w:eastAsia="Times New Roman" w:hAnsi="Times New Roman" w:cs="Times New Roman"/>
+          <w:color w:val="000000"/>
+          <w:sz w:val="32"/>
+          <w:szCs w:val="32"/>
+          <w:lang w:eastAsia="ru-RU"/>
+        </w:rPr>
+      </w:pPr>
+      <w:r>
+        <w:rPr>
+          <w:rFonts w:ascii="Times New Roman" w:eastAsia="Times New Roman" w:hAnsi="Times New Roman" w:cs="Times New Roman"/>
+          <w:color w:val="000000"/>
+          <w:sz w:val="32"/>
+          <w:szCs w:val="32"/>
+          <w:lang w:eastAsia="ru-RU"/>
+        </w:rPr>
+        <w:t xml:space="preserve">2.2 Какая общая форма описания диалогового окна? </w:t>
+      </w:r>
+    </w:p>
+    <w:p>
+      <w:pPr>
+        <w:spacing w:after="0" w:line="240" w:lineRule="auto"/>
+        <w:jc w:val="both"/>
+        <w:rPr>
+          <w:rFonts w:ascii="Times New Roman" w:eastAsia="Times New Roman" w:hAnsi="Times New Roman" w:cs="Times New Roman"/>
+          <w:color w:val="000000"/>
+          <w:sz w:val="32"/>
+          <w:szCs w:val="32"/>
+          <w:lang w:eastAsia="ru-RU"/>
+        </w:rPr>
+      </w:pPr>
+    </w:p>
+    <w:p>
+      <w:pPr>
+        <w:spacing w:after="0" w:line="240" w:lineRule="auto"/>
+        <w:jc w:val="both"/>
+        <w:rPr>
+          <w:rFonts w:ascii="Times New Roman" w:eastAsia="Times New Roman" w:hAnsi="Times New Roman" w:cs="Times New Roman"/>
+          <w:color w:val="000000"/>
+          <w:sz w:val="32"/>
+          <w:szCs w:val="32"/>
+          <w:lang w:eastAsia="ru-RU"/>
+        </w:rPr>
+      </w:pPr>
+    </w:p>
+    <w:p>
+      <w:pPr>
+        <w:spacing w:after="0" w:line="240" w:lineRule="auto"/>
+        <w:jc w:val="both"/>
+        <w:rPr>
+          <w:rFonts w:ascii="Times New Roman" w:eastAsia="Times New Roman" w:hAnsi="Times New Roman" w:cs="Times New Roman"/>
+          <w:color w:val="000000"/>
+          <w:sz w:val="32"/>
+          <w:szCs w:val="32"/>
+          <w:lang w:eastAsia="ru-RU"/>
+        </w:rPr>
+      </w:pPr>
+      <w:r>
+        <w:rPr>
+          <w:rFonts w:ascii="Times New Roman" w:eastAsia="Times New Roman" w:hAnsi="Times New Roman" w:cs="Times New Roman"/>
+          <w:color w:val="000000"/>
+          <w:sz w:val="32"/>
+          <w:szCs w:val="32"/>
+          <w:lang w:eastAsia="ru-RU"/>
+        </w:rPr>
+        <w:t>2.3 Какой класс позволяет описать настройки всплывающего сообщения?</w:t>
+      </w:r>
+    </w:p>
+    <w:p>
+      <w:pPr>
+        <w:spacing w:after="0" w:line="240" w:lineRule="auto"/>
+        <w:jc w:val="both"/>
+        <w:rPr>
+          <w:rFonts w:ascii="Times New Roman" w:eastAsia="Times New Roman" w:hAnsi="Times New Roman" w:cs="Times New Roman"/>
+          <w:color w:val="000000"/>
+          <w:sz w:val="32"/>
+          <w:szCs w:val="32"/>
+          <w:lang w:eastAsia="ru-RU"/>
+        </w:rPr>
+      </w:pPr>
+    </w:p>
+    <w:p>
+      <w:pPr>
+        <w:spacing w:after="0" w:line="240" w:lineRule="auto"/>
+        <w:jc w:val="both"/>
+        <w:rPr>
+          <w:rFonts w:ascii="Times New Roman" w:eastAsia="Times New Roman" w:hAnsi="Times New Roman" w:cs="Times New Roman"/>
+          <w:color w:val="000000"/>
+          <w:sz w:val="32"/>
+          <w:szCs w:val="32"/>
+          <w:lang w:eastAsia="ru-RU"/>
+        </w:rPr>
+      </w:pPr>
+    </w:p>
+    <w:p>
+      <w:pPr>
+        <w:spacing w:after="0" w:line="240" w:lineRule="auto"/>
+        <w:jc w:val="both"/>
+        <w:rPr>
+          <w:rFonts w:ascii="Times New Roman" w:eastAsia="Times New Roman" w:hAnsi="Times New Roman" w:cs="Times New Roman"/>
+          <w:color w:val="000000"/>
+          <w:sz w:val="32"/>
+          <w:szCs w:val="32"/>
+          <w:lang w:eastAsia="ru-RU"/>
+        </w:rPr>
+      </w:pPr>
+      <w:r>
+        <w:rPr>
+          <w:rFonts w:ascii="Times New Roman" w:eastAsia="Times New Roman" w:hAnsi="Times New Roman" w:cs="Times New Roman"/>
+          <w:color w:val="000000"/>
+          <w:sz w:val="32"/>
+          <w:szCs w:val="32"/>
+          <w:lang w:eastAsia="ru-RU"/>
+        </w:rPr>
+        <w:t xml:space="preserve">2.4 Для чего в диалоговых окнах используется функция </w:t>
+      </w:r>
+      <w:proofErr w:type="spellStart"/>
+      <w:r>
+        <w:rPr>
+          <w:rFonts w:ascii="Times New Roman" w:eastAsia="Times New Roman" w:hAnsi="Times New Roman" w:cs="Times New Roman"/>
+          <w:color w:val="000000"/>
+          <w:sz w:val="32"/>
+          <w:szCs w:val="32"/>
+          <w:lang w:eastAsia="ru-RU"/>
+        </w:rPr>
+        <w:t>onDismissRequest</w:t>
+      </w:r>
+      <w:proofErr w:type="spellEnd"/>
+      <w:r>
+        <w:rPr>
+          <w:rFonts w:ascii="Times New Roman" w:eastAsia="Times New Roman" w:hAnsi="Times New Roman" w:cs="Times New Roman"/>
+          <w:color w:val="000000"/>
+          <w:sz w:val="32"/>
+          <w:szCs w:val="32"/>
+          <w:lang w:eastAsia="ru-RU"/>
+        </w:rPr>
+        <w:t xml:space="preserve">? </w:t>
+      </w:r>
+    </w:p>
+    <w:p>
+      <w:pPr>
+        <w:spacing w:after="0" w:line="240" w:lineRule="auto"/>
+        <w:jc w:val="both"/>
+        <w:rPr>
+          <w:rFonts w:ascii="Times New Roman" w:eastAsia="Times New Roman" w:hAnsi="Times New Roman" w:cs="Times New Roman"/>
+          <w:color w:val="000000"/>
+          <w:sz w:val="32"/>
+          <w:szCs w:val="32"/>
+          <w:lang w:eastAsia="ru-RU"/>
+        </w:rPr>
+      </w:pPr>
+    </w:p>
+    <w:p>
+      <w:pPr>
+        <w:spacing w:after="0" w:line="240" w:lineRule="auto"/>
+        <w:jc w:val="both"/>
+        <w:rPr>
+          <w:rFonts w:ascii="Times New Roman" w:eastAsia="Times New Roman" w:hAnsi="Times New Roman" w:cs="Times New Roman"/>
+          <w:color w:val="000000"/>
+          <w:sz w:val="32"/>
+          <w:szCs w:val="32"/>
+          <w:lang w:eastAsia="ru-RU"/>
+        </w:rPr>
+      </w:pPr>
+    </w:p>
+    <w:p>
+      <w:pPr>
+        <w:spacing w:after="0" w:line="240" w:lineRule="auto"/>
+        <w:jc w:val="both"/>
+        <w:rPr>
+          <w:rFonts w:ascii="Times New Roman" w:eastAsia="Times New Roman" w:hAnsi="Times New Roman" w:cs="Times New Roman"/>
+          <w:color w:val="000000"/>
+          <w:sz w:val="32"/>
+          <w:szCs w:val="32"/>
+          <w:lang w:eastAsia="ru-RU"/>
+        </w:rPr>
+      </w:pPr>
+      <w:r>
+        <w:rPr>
+          <w:rFonts w:ascii="Times New Roman" w:eastAsia="Times New Roman" w:hAnsi="Times New Roman" w:cs="Times New Roman"/>
+          <w:color w:val="000000"/>
+          <w:sz w:val="32"/>
+          <w:szCs w:val="32"/>
+          <w:lang w:eastAsia="ru-RU"/>
+        </w:rPr>
+        <w:t xml:space="preserve">2.5 Для чего применяется объект </w:t>
+      </w:r>
+      <w:proofErr w:type="spellStart"/>
+      <w:r>
+        <w:rPr>
+          <w:rFonts w:ascii="Times New Roman" w:eastAsia="Times New Roman" w:hAnsi="Times New Roman" w:cs="Times New Roman"/>
+          <w:color w:val="000000"/>
+          <w:sz w:val="32"/>
+          <w:szCs w:val="32"/>
+          <w:lang w:eastAsia="ru-RU"/>
+        </w:rPr>
+        <w:t>SnackbarHost</w:t>
+      </w:r>
+      <w:proofErr w:type="spellEnd"/>
+      <w:r>
+        <w:rPr>
+          <w:rFonts w:ascii="Times New Roman" w:eastAsia="Times New Roman" w:hAnsi="Times New Roman" w:cs="Times New Roman"/>
+          <w:color w:val="000000"/>
+          <w:sz w:val="32"/>
+          <w:szCs w:val="32"/>
+          <w:lang w:eastAsia="ru-RU"/>
+        </w:rPr>
+        <w:t>?</w:t>
+      </w:r>
+    </w:p>
+    <w:p>
+      <w:pPr>
+        <w:spacing w:after="0" w:line="240" w:lineRule="auto"/>
+        <w:jc w:val="both"/>
+        <w:rPr>
+          <w:rFonts w:ascii="Times New Roman" w:eastAsia="Times New Roman" w:hAnsi="Times New Roman" w:cs="Times New Roman"/>
+          <w:color w:val="000000"/>
+          <w:sz w:val="32"/>
+          <w:szCs w:val="32"/>
+          <w:lang w:eastAsia="ru-RU"/>
+        </w:rPr>
+      </w:pPr>
+    </w:p>
+    <w:p>
+      <w:pPr>
+        <w:spacing w:after="0" w:line="240" w:lineRule="auto"/>
+        <w:jc w:val="both"/>
+        <w:rPr>
+          <w:rFonts w:ascii="Times New Roman" w:eastAsia="Times New Roman" w:hAnsi="Times New Roman" w:cs="Times New Roman"/>
+          <w:color w:val="000000"/>
+          <w:sz w:val="32"/>
+          <w:szCs w:val="32"/>
+          <w:lang w:eastAsia="ru-RU"/>
+        </w:rPr>
+      </w:pPr>
+    </w:p>
+    <w:p>
+      <w:pPr>
         <w:spacing w:before="100" w:after="100" w:line="240" w:lineRule="auto"/>
         <w:ind w:right="-60"/>
         <w:jc w:val="both"/>
         <w:rPr>
           <w:rFonts w:ascii="Times New Roman" w:eastAsia="Times New Roman" w:hAnsi="Times New Roman" w:cs="Times New Roman"/>
-          <w:sz w:val="24"/>
-          <w:szCs w:val="24"/>
-          <w:lang w:eastAsia="ru-RU"/>
-        </w:rPr>
-      </w:pPr>
-    </w:p>
-    <w:p>
-      <w:pPr>
-        <w:spacing w:before="100" w:after="100" w:line="240" w:lineRule="auto"/>
-        <w:ind w:right="-60"/>
-        <w:jc w:val="both"/>
-        <w:rPr>
-          <w:rFonts w:ascii="Times New Roman" w:eastAsia="Times New Roman" w:hAnsi="Times New Roman" w:cs="Times New Roman"/>
           <w:color w:val="000000"/>
           <w:sz w:val="32"/>
           <w:szCs w:val="32"/>
@@ -32711,6 +33205,26 @@
           <w:lang w:eastAsia="ru-RU"/>
         </w:rPr>
       </w:pPr>
+      <w:r>
+        <w:rPr>
+          <w:rFonts w:ascii="Times New Roman" w:eastAsia="Times New Roman" w:hAnsi="Times New Roman" w:cs="Times New Roman"/>
+          <w:color w:val="000000"/>
+          <w:sz w:val="32"/>
+          <w:szCs w:val="32"/>
+          <w:lang w:eastAsia="ru-RU"/>
+        </w:rPr>
+        <w:t xml:space="preserve">Изучили </w:t>
+      </w:r>
+      <w:r>
+        <w:rPr>
+          <w:rFonts w:ascii="Times New Roman" w:eastAsia="Times New Roman" w:hAnsi="Times New Roman" w:cs="Times New Roman"/>
+          <w:color w:val="000000"/>
+          <w:sz w:val="32"/>
+          <w:szCs w:val="32"/>
+          <w:lang w:eastAsia="ru-RU"/>
+        </w:rPr>
+        <w:t>процесс настройки и использования элементов управления для отображения уведомлений и подсказок.</w:t>
+      </w:r>
       <w:r>
         <w:rPr>
           <w:rFonts w:ascii="Times New Roman" w:eastAsia="Times New Roman" w:hAnsi="Times New Roman" w:cs="Times New Roman"/>
@@ -37375,6 +37889,19 @@
       <w:szCs w:val="20"/>
     </w:rPr>
   </w:style>
+  <w:style w:type="character" w:styleId="HTML1">
+    <w:name w:val="HTML Code"/>
+    <w:basedOn w:val="a1"/>
+    <w:uiPriority w:val="99"/>
+    <w:semiHidden/>
+    <w:unhideWhenUsed/>
+    <w:rsid w:val="00B648E2"/>
+    <w:rPr>
+      <w:rFonts w:ascii="Courier New" w:eastAsia="Times New Roman" w:hAnsi="Courier New" w:cs="Courier New"/>
+      <w:sz w:val="20"/>
+      <w:szCs w:val="20"/>
+    </w:rPr>
+  </w:style>
 </w:styles>
 </file>
 

--- a/Отчёты.docx
+++ b/Отчёты.docx
@@ -35732,17 +35732,7 @@
           <w:szCs w:val="32"/>
           <w:lang w:eastAsia="ru-RU"/>
         </w:rPr>
-        <w:t>Ц</w:t>
-      </w:r>
-      <w:r>
-        <w:rPr>
-          <w:rFonts w:ascii="Times New Roman" w:eastAsia="Times New Roman" w:hAnsi="Times New Roman" w:cs="Times New Roman"/>
-          <w:color w:val="000000"/>
-          <w:sz w:val="32"/>
-          <w:szCs w:val="32"/>
-          <w:lang w:eastAsia="ru-RU"/>
-        </w:rPr>
-        <w:t xml:space="preserve">ентральный компонент, определяющий визуальный стиль приложения (цвета, шрифты, формы) на основе системы </w:t>
+        <w:t xml:space="preserve">Центральный компонент, определяющий визуальный стиль приложения (цвета, шрифты, формы) на основе системы </w:t>
       </w:r>
       <w:proofErr w:type="spellStart"/>
       <w:r>
@@ -35847,6 +35837,156 @@
           <w:lang w:eastAsia="ru-RU"/>
         </w:rPr>
       </w:pPr>
+      <w:r>
+        <w:rPr>
+          <w:rFonts w:ascii="Times New Roman" w:eastAsia="Times New Roman" w:hAnsi="Times New Roman" w:cs="Times New Roman"/>
+          <w:color w:val="000000"/>
+          <w:sz w:val="32"/>
+          <w:szCs w:val="32"/>
+          <w:lang w:eastAsia="ru-RU"/>
+        </w:rPr>
+        <w:t xml:space="preserve">Настройка палитры в </w:t>
+      </w:r>
+      <w:proofErr w:type="spellStart"/>
+      <w:r>
+        <w:rPr>
+          <w:rFonts w:ascii="Times New Roman" w:eastAsia="Times New Roman" w:hAnsi="Times New Roman" w:cs="Times New Roman"/>
+          <w:color w:val="000000"/>
+          <w:sz w:val="32"/>
+          <w:szCs w:val="32"/>
+          <w:lang w:eastAsia="ru-RU"/>
+        </w:rPr>
+        <w:t>Jetpack</w:t>
+      </w:r>
+      <w:proofErr w:type="spellEnd"/>
+      <w:r>
+        <w:rPr>
+          <w:rFonts w:ascii="Times New Roman" w:eastAsia="Times New Roman" w:hAnsi="Times New Roman" w:cs="Times New Roman"/>
+          <w:color w:val="000000"/>
+          <w:sz w:val="32"/>
+          <w:szCs w:val="32"/>
+          <w:lang w:eastAsia="ru-RU"/>
+        </w:rPr>
+        <w:t xml:space="preserve"> </w:t>
+      </w:r>
+      <w:proofErr w:type="spellStart"/>
+      <w:r>
+        <w:rPr>
+          <w:rFonts w:ascii="Times New Roman" w:eastAsia="Times New Roman" w:hAnsi="Times New Roman" w:cs="Times New Roman"/>
+          <w:color w:val="000000"/>
+          <w:sz w:val="32"/>
+          <w:szCs w:val="32"/>
+          <w:lang w:eastAsia="ru-RU"/>
+        </w:rPr>
+        <w:t>Compose</w:t>
+      </w:r>
+      <w:proofErr w:type="spellEnd"/>
+      <w:r>
+        <w:rPr>
+          <w:rFonts w:ascii="Times New Roman" w:eastAsia="Times New Roman" w:hAnsi="Times New Roman" w:cs="Times New Roman"/>
+          <w:color w:val="000000"/>
+          <w:sz w:val="32"/>
+          <w:szCs w:val="32"/>
+          <w:lang w:eastAsia="ru-RU"/>
+        </w:rPr>
+        <w:t xml:space="preserve"> осуществляется через определение цветов в файле</w:t>
+      </w:r>
+      <w:r>
+        <w:rPr>
+          <w:rFonts w:ascii="Times New Roman" w:eastAsia="Times New Roman" w:hAnsi="Times New Roman" w:cs="Times New Roman"/>
+          <w:color w:val="000000"/>
+          <w:sz w:val="32"/>
+          <w:szCs w:val="32"/>
+          <w:lang w:eastAsia="ru-RU"/>
+        </w:rPr>
+        <w:t xml:space="preserve"> </w:t>
+      </w:r>
+      <w:proofErr w:type="spellStart"/>
+      <w:r>
+        <w:rPr>
+          <w:rFonts w:ascii="Times New Roman" w:eastAsia="Times New Roman" w:hAnsi="Times New Roman" w:cs="Times New Roman"/>
+          <w:color w:val="000000"/>
+          <w:sz w:val="32"/>
+          <w:szCs w:val="32"/>
+          <w:lang w:eastAsia="ru-RU"/>
+        </w:rPr>
+        <w:t>Color.kt</w:t>
+      </w:r>
+      <w:proofErr w:type="spellEnd"/>
+      <w:r>
+        <w:rPr>
+          <w:rFonts w:ascii="Times New Roman" w:eastAsia="Times New Roman" w:hAnsi="Times New Roman" w:cs="Times New Roman"/>
+          <w:color w:val="000000"/>
+          <w:sz w:val="32"/>
+          <w:szCs w:val="32"/>
+          <w:lang w:eastAsia="ru-RU"/>
+        </w:rPr>
+        <w:t xml:space="preserve"> </w:t>
+      </w:r>
+      <w:r>
+        <w:rPr>
+          <w:rFonts w:ascii="Times New Roman" w:eastAsia="Times New Roman" w:hAnsi="Times New Roman" w:cs="Times New Roman"/>
+          <w:color w:val="000000"/>
+          <w:sz w:val="32"/>
+          <w:szCs w:val="32"/>
+          <w:lang w:eastAsia="ru-RU"/>
+        </w:rPr>
+        <w:t xml:space="preserve">и их использование в теме </w:t>
+      </w:r>
+      <w:proofErr w:type="spellStart"/>
+      <w:r>
+        <w:rPr>
+          <w:rFonts w:ascii="Times New Roman" w:eastAsia="Times New Roman" w:hAnsi="Times New Roman" w:cs="Times New Roman"/>
+          <w:color w:val="000000"/>
+          <w:sz w:val="32"/>
+          <w:szCs w:val="32"/>
+          <w:lang w:eastAsia="ru-RU"/>
+        </w:rPr>
+        <w:t>Theme.kt</w:t>
+      </w:r>
+      <w:proofErr w:type="spellEnd"/>
+      <w:r>
+        <w:rPr>
+          <w:rFonts w:ascii="Times New Roman" w:eastAsia="Times New Roman" w:hAnsi="Times New Roman" w:cs="Times New Roman"/>
+          <w:color w:val="000000"/>
+          <w:sz w:val="32"/>
+          <w:szCs w:val="32"/>
+          <w:lang w:eastAsia="ru-RU"/>
+        </w:rPr>
+        <w:t xml:space="preserve"> через</w:t>
+      </w:r>
+      <w:r>
+        <w:rPr>
+          <w:rFonts w:ascii="Times New Roman" w:eastAsia="Times New Roman" w:hAnsi="Times New Roman" w:cs="Times New Roman"/>
+          <w:color w:val="000000"/>
+          <w:sz w:val="32"/>
+          <w:szCs w:val="32"/>
+          <w:lang w:eastAsia="ru-RU"/>
+        </w:rPr>
+        <w:t xml:space="preserve"> </w:t>
+      </w:r>
+      <w:proofErr w:type="spellStart"/>
+      <w:r>
+        <w:rPr>
+          <w:rFonts w:ascii="Times New Roman" w:eastAsia="Times New Roman" w:hAnsi="Times New Roman" w:cs="Times New Roman"/>
+          <w:color w:val="000000"/>
+          <w:sz w:val="32"/>
+          <w:szCs w:val="32"/>
+          <w:lang w:eastAsia="ru-RU"/>
+        </w:rPr>
+        <w:t>MaterialTheme</w:t>
+      </w:r>
+      <w:proofErr w:type="spellEnd"/>
+      <w:r>
+        <w:rPr>
+          <w:rFonts w:ascii="Times New Roman" w:eastAsia="Times New Roman" w:hAnsi="Times New Roman" w:cs="Times New Roman"/>
+          <w:color w:val="000000"/>
+          <w:sz w:val="32"/>
+          <w:szCs w:val="32"/>
+          <w:lang w:eastAsia="ru-RU"/>
+        </w:rPr>
+        <w:t>.</w:t>
+      </w:r>
     </w:p>
     <w:p>
       <w:pPr>
@@ -35928,6 +36068,104 @@
           <w:lang w:eastAsia="ru-RU"/>
         </w:rPr>
       </w:pPr>
+      <w:r>
+        <w:rPr>
+          <w:rFonts w:ascii="Times New Roman" w:eastAsia="Times New Roman" w:hAnsi="Times New Roman" w:cs="Times New Roman"/>
+          <w:color w:val="000000"/>
+          <w:sz w:val="32"/>
+          <w:szCs w:val="32"/>
+          <w:lang w:eastAsia="ru-RU"/>
+        </w:rPr>
+        <w:t xml:space="preserve">Настройка </w:t>
+      </w:r>
+      <w:proofErr w:type="spellStart"/>
+      <w:r>
+        <w:rPr>
+          <w:rFonts w:ascii="Times New Roman" w:eastAsia="Times New Roman" w:hAnsi="Times New Roman" w:cs="Times New Roman"/>
+          <w:color w:val="000000"/>
+          <w:sz w:val="32"/>
+          <w:szCs w:val="32"/>
+          <w:lang w:eastAsia="ru-RU"/>
+        </w:rPr>
+        <w:t>типографики</w:t>
+      </w:r>
+      <w:proofErr w:type="spellEnd"/>
+      <w:r>
+        <w:rPr>
+          <w:rFonts w:ascii="Times New Roman" w:eastAsia="Times New Roman" w:hAnsi="Times New Roman" w:cs="Times New Roman"/>
+          <w:color w:val="000000"/>
+          <w:sz w:val="32"/>
+          <w:szCs w:val="32"/>
+          <w:lang w:eastAsia="ru-RU"/>
+        </w:rPr>
+        <w:t xml:space="preserve"> в </w:t>
+      </w:r>
+      <w:proofErr w:type="spellStart"/>
+      <w:r>
+        <w:rPr>
+          <w:rFonts w:ascii="Times New Roman" w:eastAsia="Times New Roman" w:hAnsi="Times New Roman" w:cs="Times New Roman"/>
+          <w:color w:val="000000"/>
+          <w:sz w:val="32"/>
+          <w:szCs w:val="32"/>
+          <w:lang w:eastAsia="ru-RU"/>
+        </w:rPr>
+        <w:t>Jetpack</w:t>
+      </w:r>
+      <w:proofErr w:type="spellEnd"/>
+      <w:r>
+        <w:rPr>
+          <w:rFonts w:ascii="Times New Roman" w:eastAsia="Times New Roman" w:hAnsi="Times New Roman" w:cs="Times New Roman"/>
+          <w:color w:val="000000"/>
+          <w:sz w:val="32"/>
+          <w:szCs w:val="32"/>
+          <w:lang w:eastAsia="ru-RU"/>
+        </w:rPr>
+        <w:t xml:space="preserve"> </w:t>
+      </w:r>
+      <w:proofErr w:type="spellStart"/>
+      <w:r>
+        <w:rPr>
+          <w:rFonts w:ascii="Times New Roman" w:eastAsia="Times New Roman" w:hAnsi="Times New Roman" w:cs="Times New Roman"/>
+          <w:color w:val="000000"/>
+          <w:sz w:val="32"/>
+          <w:szCs w:val="32"/>
+          <w:lang w:eastAsia="ru-RU"/>
+        </w:rPr>
+        <w:t>Compose</w:t>
+      </w:r>
+      <w:proofErr w:type="spellEnd"/>
+      <w:r>
+        <w:rPr>
+          <w:rFonts w:ascii="Times New Roman" w:eastAsia="Times New Roman" w:hAnsi="Times New Roman" w:cs="Times New Roman"/>
+          <w:color w:val="000000"/>
+          <w:sz w:val="32"/>
+          <w:szCs w:val="32"/>
+          <w:lang w:eastAsia="ru-RU"/>
+        </w:rPr>
+        <w:t xml:space="preserve"> осуществляется через определение объекта </w:t>
+      </w:r>
+      <w:proofErr w:type="spellStart"/>
+      <w:r>
+        <w:rPr>
+          <w:rFonts w:ascii="Times New Roman" w:eastAsia="Times New Roman" w:hAnsi="Times New Roman" w:cs="Times New Roman"/>
+          <w:color w:val="000000"/>
+          <w:sz w:val="32"/>
+          <w:szCs w:val="32"/>
+          <w:lang w:eastAsia="ru-RU"/>
+        </w:rPr>
+        <w:t>Typography</w:t>
+      </w:r>
+      <w:proofErr w:type="spellEnd"/>
+      <w:r>
+        <w:rPr>
+          <w:rFonts w:ascii="Times New Roman" w:eastAsia="Times New Roman" w:hAnsi="Times New Roman" w:cs="Times New Roman"/>
+          <w:color w:val="000000"/>
+          <w:sz w:val="32"/>
+          <w:szCs w:val="32"/>
+          <w:lang w:eastAsia="ru-RU"/>
+        </w:rPr>
+        <w:t xml:space="preserve"> в теме приложения.</w:t>
+      </w:r>
     </w:p>
     <w:p>
       <w:pPr>
@@ -36005,7 +36243,7 @@
           <w:szCs w:val="32"/>
           <w:lang w:eastAsia="ru-RU"/>
         </w:rPr>
-        <w:t>спользуется </w:t>
+        <w:t xml:space="preserve">спользуется </w:t>
       </w:r>
       <w:proofErr w:type="spellStart"/>
       <w:r>
@@ -36241,8 +36479,6 @@
         </w:rPr>
         <w:t>.</w:t>
       </w:r>
-      <w:bookmarkStart w:id="0" w:name="_GoBack"/>
-      <w:bookmarkEnd w:id="0"/>
     </w:p>
     <w:p>
       <w:pPr>
@@ -36296,6 +36532,77 @@
         </w:rPr>
         <w:t xml:space="preserve"> Вывод</w:t>
       </w:r>
+    </w:p>
+    <w:p>
+      <w:pPr>
+        <w:spacing w:after="0" w:line="240" w:lineRule="auto"/>
+        <w:jc w:val="both"/>
+        <w:rPr>
+          <w:rFonts w:ascii="Times New Roman" w:eastAsia="Times New Roman" w:hAnsi="Times New Roman" w:cs="Times New Roman"/>
+          <w:color w:val="000000"/>
+          <w:sz w:val="32"/>
+          <w:szCs w:val="32"/>
+          <w:lang w:eastAsia="ru-RU"/>
+        </w:rPr>
+      </w:pPr>
+      <w:r>
+        <w:rPr>
+          <w:rFonts w:ascii="Times New Roman" w:eastAsia="Times New Roman" w:hAnsi="Times New Roman" w:cs="Times New Roman"/>
+          <w:bCs/>
+          <w:color w:val="000000"/>
+          <w:sz w:val="32"/>
+          <w:szCs w:val="32"/>
+          <w:lang w:eastAsia="ru-RU"/>
+        </w:rPr>
+        <w:t xml:space="preserve">Изучили </w:t>
+      </w:r>
+      <w:r>
+        <w:rPr>
+          <w:rFonts w:ascii="Times New Roman" w:eastAsia="Times New Roman" w:hAnsi="Times New Roman" w:cs="Times New Roman"/>
+          <w:color w:val="000000"/>
+          <w:sz w:val="32"/>
+          <w:szCs w:val="32"/>
+          <w:lang w:eastAsia="ru-RU"/>
+        </w:rPr>
+        <w:t xml:space="preserve">процесс изменения интерфейса пользователя в приложениях </w:t>
+      </w:r>
+      <w:proofErr w:type="spellStart"/>
+      <w:r>
+        <w:rPr>
+          <w:rFonts w:ascii="Times New Roman" w:eastAsia="Times New Roman" w:hAnsi="Times New Roman" w:cs="Times New Roman"/>
+          <w:color w:val="000000"/>
+          <w:sz w:val="32"/>
+          <w:szCs w:val="32"/>
+          <w:lang w:eastAsia="ru-RU"/>
+        </w:rPr>
+        <w:t>Android</w:t>
+      </w:r>
+      <w:proofErr w:type="spellEnd"/>
+      <w:r>
+        <w:rPr>
+          <w:rFonts w:ascii="Times New Roman" w:eastAsia="Times New Roman" w:hAnsi="Times New Roman" w:cs="Times New Roman"/>
+          <w:color w:val="000000"/>
+          <w:sz w:val="32"/>
+          <w:szCs w:val="32"/>
+          <w:lang w:eastAsia="ru-RU"/>
+        </w:rPr>
+        <w:t>.</w:t>
+      </w:r>
+    </w:p>
+    <w:p>
+      <w:pPr>
+        <w:spacing w:before="100" w:after="100" w:line="240" w:lineRule="auto"/>
+        <w:ind w:right="-60"/>
+        <w:jc w:val="both"/>
+        <w:rPr>
+          <w:rFonts w:ascii="Times New Roman" w:eastAsia="Times New Roman" w:hAnsi="Times New Roman" w:cs="Times New Roman"/>
+          <w:bCs/>
+          <w:color w:val="000000"/>
+          <w:sz w:val="32"/>
+          <w:szCs w:val="32"/>
+          <w:lang w:eastAsia="ru-RU"/>
+        </w:rPr>
+      </w:pPr>
     </w:p>
     <w:p>
       <w:pPr>
@@ -36552,6 +36859,36 @@
           <w:lang w:eastAsia="ru-RU"/>
         </w:rPr>
       </w:pPr>
+      <w:r>
+        <w:rPr>
+          <w:rFonts w:ascii="Times New Roman" w:eastAsia="Times New Roman" w:hAnsi="Times New Roman" w:cs="Times New Roman"/>
+          <w:color w:val="000000"/>
+          <w:sz w:val="32"/>
+          <w:szCs w:val="32"/>
+          <w:lang w:eastAsia="ru-RU"/>
+        </w:rPr>
+        <w:t xml:space="preserve">Она используется для различных целей, </w:t>
+      </w:r>
+      <w:r>
+        <w:rPr>
+          <w:rFonts w:ascii="Times New Roman" w:eastAsia="Times New Roman" w:hAnsi="Times New Roman" w:cs="Times New Roman"/>
+          <w:color w:val="000000"/>
+          <w:sz w:val="32"/>
+          <w:szCs w:val="32"/>
+          <w:lang w:eastAsia="ru-RU"/>
+        </w:rPr>
+        <w:t>например,</w:t>
+      </w:r>
+      <w:r>
+        <w:rPr>
+          <w:rFonts w:ascii="Times New Roman" w:eastAsia="Times New Roman" w:hAnsi="Times New Roman" w:cs="Times New Roman"/>
+          <w:color w:val="000000"/>
+          <w:sz w:val="32"/>
+          <w:szCs w:val="32"/>
+          <w:lang w:eastAsia="ru-RU"/>
+        </w:rPr>
+        <w:t xml:space="preserve"> разнообразия интерфейса.</w:t>
+      </w:r>
     </w:p>
     <w:p>
       <w:pPr>
@@ -36655,6 +36992,164 @@
           <w:lang w:eastAsia="ru-RU"/>
         </w:rPr>
       </w:pPr>
+      <w:r>
+        <w:rPr>
+          <w:rFonts w:ascii="Times New Roman" w:eastAsia="Times New Roman" w:hAnsi="Times New Roman" w:cs="Times New Roman"/>
+          <w:color w:val="000000"/>
+          <w:sz w:val="32"/>
+          <w:szCs w:val="32"/>
+          <w:lang w:eastAsia="ru-RU"/>
+        </w:rPr>
+        <w:t>Она</w:t>
+      </w:r>
+      <w:r>
+        <w:rPr>
+          <w:rFonts w:ascii="Times New Roman" w:eastAsia="Times New Roman" w:hAnsi="Times New Roman" w:cs="Times New Roman"/>
+          <w:color w:val="000000"/>
+          <w:sz w:val="32"/>
+          <w:szCs w:val="32"/>
+          <w:lang w:eastAsia="ru-RU"/>
+        </w:rPr>
+        <w:t xml:space="preserve"> </w:t>
+      </w:r>
+      <w:r>
+        <w:rPr>
+          <w:rFonts w:ascii="Times New Roman" w:eastAsia="Times New Roman" w:hAnsi="Times New Roman" w:cs="Times New Roman"/>
+          <w:color w:val="000000"/>
+          <w:sz w:val="32"/>
+          <w:szCs w:val="32"/>
+          <w:lang w:eastAsia="ru-RU"/>
+        </w:rPr>
+        <w:t>делиться</w:t>
+      </w:r>
+      <w:r>
+        <w:rPr>
+          <w:rFonts w:ascii="Times New Roman" w:eastAsia="Times New Roman" w:hAnsi="Times New Roman" w:cs="Times New Roman"/>
+          <w:color w:val="000000"/>
+          <w:sz w:val="32"/>
+          <w:szCs w:val="32"/>
+          <w:lang w:eastAsia="ru-RU"/>
+        </w:rPr>
+        <w:t xml:space="preserve"> </w:t>
+      </w:r>
+      <w:r>
+        <w:rPr>
+          <w:rFonts w:ascii="Times New Roman" w:eastAsia="Times New Roman" w:hAnsi="Times New Roman" w:cs="Times New Roman"/>
+          <w:color w:val="000000"/>
+          <w:sz w:val="32"/>
+          <w:szCs w:val="32"/>
+          <w:lang w:eastAsia="ru-RU"/>
+        </w:rPr>
+        <w:t>на</w:t>
+      </w:r>
+      <w:r>
+        <w:rPr>
+          <w:rFonts w:ascii="Times New Roman" w:eastAsia="Times New Roman" w:hAnsi="Times New Roman" w:cs="Times New Roman"/>
+          <w:color w:val="000000"/>
+          <w:sz w:val="32"/>
+          <w:szCs w:val="32"/>
+          <w:lang w:eastAsia="ru-RU"/>
+        </w:rPr>
+        <w:t>: (</w:t>
+      </w:r>
+      <w:r>
+        <w:rPr>
+          <w:rFonts w:ascii="Times New Roman" w:eastAsia="Times New Roman" w:hAnsi="Times New Roman" w:cs="Times New Roman"/>
+          <w:color w:val="000000"/>
+          <w:sz w:val="32"/>
+          <w:szCs w:val="32"/>
+          <w:lang w:eastAsia="ru-RU"/>
+        </w:rPr>
+        <w:t>Animate*</w:t>
+      </w:r>
+      <w:proofErr w:type="spellStart"/>
+      <w:r>
+        <w:rPr>
+          <w:rFonts w:ascii="Times New Roman" w:eastAsia="Times New Roman" w:hAnsi="Times New Roman" w:cs="Times New Roman"/>
+          <w:color w:val="000000"/>
+          <w:sz w:val="32"/>
+          <w:szCs w:val="32"/>
+          <w:lang w:eastAsia="ru-RU"/>
+        </w:rPr>
+        <w:t>AsState</w:t>
+      </w:r>
+      <w:proofErr w:type="spellEnd"/>
+      <w:r>
+        <w:rPr>
+          <w:rFonts w:ascii="Times New Roman" w:eastAsia="Times New Roman" w:hAnsi="Times New Roman" w:cs="Times New Roman"/>
+          <w:color w:val="000000"/>
+          <w:sz w:val="32"/>
+          <w:szCs w:val="32"/>
+          <w:lang w:eastAsia="ru-RU"/>
+        </w:rPr>
+        <w:t>), (</w:t>
+      </w:r>
+      <w:proofErr w:type="spellStart"/>
+      <w:r>
+        <w:rPr>
+          <w:rFonts w:ascii="Times New Roman" w:eastAsia="Times New Roman" w:hAnsi="Times New Roman" w:cs="Times New Roman"/>
+          <w:color w:val="000000"/>
+          <w:sz w:val="32"/>
+          <w:szCs w:val="32"/>
+          <w:lang w:eastAsia="ru-RU"/>
+        </w:rPr>
+        <w:t>Animatable</w:t>
+      </w:r>
+      <w:proofErr w:type="spellEnd"/>
+      <w:r>
+        <w:rPr>
+          <w:rFonts w:ascii="Times New Roman" w:eastAsia="Times New Roman" w:hAnsi="Times New Roman" w:cs="Times New Roman"/>
+          <w:color w:val="000000"/>
+          <w:sz w:val="32"/>
+          <w:szCs w:val="32"/>
+          <w:lang w:eastAsia="ru-RU"/>
+        </w:rPr>
+        <w:t>), (</w:t>
+      </w:r>
+      <w:proofErr w:type="spellStart"/>
+      <w:r>
+        <w:rPr>
+          <w:rFonts w:ascii="Times New Roman" w:eastAsia="Times New Roman" w:hAnsi="Times New Roman" w:cs="Times New Roman"/>
+          <w:color w:val="000000"/>
+          <w:sz w:val="32"/>
+          <w:szCs w:val="32"/>
+          <w:lang w:eastAsia="ru-RU"/>
+        </w:rPr>
+        <w:t>UpdateTransition</w:t>
+      </w:r>
+      <w:proofErr w:type="spellEnd"/>
+      <w:r>
+        <w:rPr>
+          <w:rFonts w:ascii="Times New Roman" w:eastAsia="Times New Roman" w:hAnsi="Times New Roman" w:cs="Times New Roman"/>
+          <w:color w:val="000000"/>
+          <w:sz w:val="32"/>
+          <w:szCs w:val="32"/>
+          <w:lang w:eastAsia="ru-RU"/>
+        </w:rPr>
+        <w:t>), (</w:t>
+      </w:r>
+      <w:proofErr w:type="spellStart"/>
+      <w:r>
+        <w:rPr>
+          <w:rFonts w:ascii="Times New Roman" w:eastAsia="Times New Roman" w:hAnsi="Times New Roman" w:cs="Times New Roman"/>
+          <w:color w:val="000000"/>
+          <w:sz w:val="32"/>
+          <w:szCs w:val="32"/>
+          <w:lang w:eastAsia="ru-RU"/>
+        </w:rPr>
+        <w:t>InfiniteTransition</w:t>
+      </w:r>
+      <w:proofErr w:type="spellEnd"/>
+      <w:r>
+        <w:rPr>
+          <w:rFonts w:ascii="Times New Roman" w:eastAsia="Times New Roman" w:hAnsi="Times New Roman" w:cs="Times New Roman"/>
+          <w:color w:val="000000"/>
+          <w:sz w:val="32"/>
+          <w:szCs w:val="32"/>
+          <w:lang w:eastAsia="ru-RU"/>
+        </w:rPr>
+        <w:t>).</w:t>
+      </w:r>
     </w:p>
     <w:p>
       <w:pPr>
@@ -36753,6 +37248,117 @@
           <w:szCs w:val="32"/>
           <w:lang w:eastAsia="ru-RU"/>
         </w:rPr>
+        <w:t>?</w:t>
+      </w:r>
+    </w:p>
+    <w:p>
+      <w:pPr>
+        <w:spacing w:after="0" w:line="240" w:lineRule="auto"/>
+        <w:jc w:val="both"/>
+        <w:rPr>
+          <w:rFonts w:ascii="Times New Roman" w:eastAsia="Times New Roman" w:hAnsi="Times New Roman" w:cs="Times New Roman"/>
+          <w:color w:val="000000"/>
+          <w:sz w:val="32"/>
+          <w:szCs w:val="32"/>
+          <w:lang w:eastAsia="ru-RU"/>
+        </w:rPr>
+      </w:pPr>
+      <w:r>
+        <w:rPr>
+          <w:rFonts w:ascii="Times New Roman" w:eastAsia="Times New Roman" w:hAnsi="Times New Roman" w:cs="Times New Roman"/>
+          <w:color w:val="000000"/>
+          <w:sz w:val="32"/>
+          <w:szCs w:val="32"/>
+          <w:lang w:eastAsia="ru-RU"/>
+        </w:rPr>
+        <w:t>Д</w:t>
+      </w:r>
+      <w:r>
+        <w:rPr>
+          <w:rFonts w:ascii="Times New Roman" w:eastAsia="Times New Roman" w:hAnsi="Times New Roman" w:cs="Times New Roman"/>
+          <w:color w:val="000000"/>
+          <w:sz w:val="32"/>
+          <w:szCs w:val="32"/>
+          <w:lang w:eastAsia="ru-RU"/>
+        </w:rPr>
+        <w:t>ля автоматической, плавной анимации изменений одного значения при переключении состояний.</w:t>
+      </w:r>
+    </w:p>
+    <w:p>
+      <w:pPr>
+        <w:spacing w:after="0" w:line="240" w:lineRule="auto"/>
+        <w:jc w:val="both"/>
+        <w:rPr>
+          <w:rFonts w:ascii="Times New Roman" w:eastAsia="Times New Roman" w:hAnsi="Times New Roman" w:cs="Times New Roman"/>
+          <w:color w:val="000000"/>
+          <w:sz w:val="32"/>
+          <w:szCs w:val="32"/>
+          <w:lang w:eastAsia="ru-RU"/>
+        </w:rPr>
+      </w:pPr>
+    </w:p>
+    <w:p>
+      <w:pPr>
+        <w:spacing w:after="0" w:line="240" w:lineRule="auto"/>
+        <w:jc w:val="both"/>
+        <w:rPr>
+          <w:rFonts w:ascii="Times New Roman" w:eastAsia="Times New Roman" w:hAnsi="Times New Roman" w:cs="Times New Roman"/>
+          <w:color w:val="000000"/>
+          <w:sz w:val="32"/>
+          <w:szCs w:val="32"/>
+          <w:lang w:eastAsia="ru-RU"/>
+        </w:rPr>
+      </w:pPr>
+      <w:r>
+        <w:rPr>
+          <w:rFonts w:ascii="Times New Roman" w:eastAsia="Times New Roman" w:hAnsi="Times New Roman" w:cs="Times New Roman"/>
+          <w:color w:val="000000"/>
+          <w:sz w:val="32"/>
+          <w:szCs w:val="32"/>
+          <w:lang w:eastAsia="ru-RU"/>
+        </w:rPr>
+        <w:t>2</w:t>
+      </w:r>
+      <w:r>
+        <w:rPr>
+          <w:rFonts w:ascii="Times New Roman" w:eastAsia="Times New Roman" w:hAnsi="Times New Roman" w:cs="Times New Roman"/>
+          <w:color w:val="000000"/>
+          <w:sz w:val="32"/>
+          <w:szCs w:val="32"/>
+          <w:lang w:eastAsia="ru-RU"/>
+        </w:rPr>
+        <w:t>.4 Для чего используе</w:t>
+      </w:r>
+      <w:r>
+        <w:rPr>
+          <w:rFonts w:ascii="Times New Roman" w:eastAsia="Times New Roman" w:hAnsi="Times New Roman" w:cs="Times New Roman"/>
+          <w:color w:val="000000"/>
+          <w:sz w:val="32"/>
+          <w:szCs w:val="32"/>
+          <w:lang w:eastAsia="ru-RU"/>
+        </w:rPr>
+        <w:t xml:space="preserve">тся анимация </w:t>
+      </w:r>
+      <w:proofErr w:type="spellStart"/>
+      <w:r>
+        <w:rPr>
+          <w:rFonts w:ascii="Times New Roman" w:eastAsia="Times New Roman" w:hAnsi="Times New Roman" w:cs="Times New Roman"/>
+          <w:color w:val="000000"/>
+          <w:sz w:val="32"/>
+          <w:szCs w:val="32"/>
+          <w:lang w:eastAsia="ru-RU"/>
+        </w:rPr>
+        <w:t>UpdateTransition</w:t>
+      </w:r>
+      <w:proofErr w:type="spellEnd"/>
+      <w:r>
+        <w:rPr>
+          <w:rFonts w:ascii="Times New Roman" w:eastAsia="Times New Roman" w:hAnsi="Times New Roman" w:cs="Times New Roman"/>
+          <w:color w:val="000000"/>
+          <w:sz w:val="32"/>
+          <w:szCs w:val="32"/>
+          <w:lang w:eastAsia="ru-RU"/>
+        </w:rPr>
         <w:t xml:space="preserve">? </w:t>
       </w:r>
     </w:p>
@@ -36768,6 +37374,46 @@
           <w:lang w:eastAsia="ru-RU"/>
         </w:rPr>
       </w:pPr>
+      <w:r>
+        <w:rPr>
+          <w:rFonts w:ascii="Times New Roman" w:eastAsia="Times New Roman" w:hAnsi="Times New Roman" w:cs="Times New Roman"/>
+          <w:color w:val="000000"/>
+          <w:sz w:val="32"/>
+          <w:szCs w:val="32"/>
+          <w:lang w:eastAsia="ru-RU"/>
+        </w:rPr>
+        <w:t>И</w:t>
+      </w:r>
+      <w:r>
+        <w:rPr>
+          <w:rFonts w:ascii="Times New Roman" w:eastAsia="Times New Roman" w:hAnsi="Times New Roman" w:cs="Times New Roman"/>
+          <w:color w:val="000000"/>
+          <w:sz w:val="32"/>
+          <w:szCs w:val="32"/>
+          <w:lang w:eastAsia="ru-RU"/>
+        </w:rPr>
+        <w:t>спользуется</w:t>
+      </w:r>
+      <w:r>
+        <w:rPr>
+          <w:rFonts w:ascii="Times New Roman" w:eastAsia="Times New Roman" w:hAnsi="Times New Roman" w:cs="Times New Roman"/>
+          <w:color w:val="000000"/>
+          <w:sz w:val="32"/>
+          <w:szCs w:val="32"/>
+          <w:lang w:eastAsia="ru-RU"/>
+        </w:rPr>
+        <w:t xml:space="preserve"> </w:t>
+      </w:r>
+      <w:r>
+        <w:rPr>
+          <w:rFonts w:ascii="Times New Roman" w:eastAsia="Times New Roman" w:hAnsi="Times New Roman" w:cs="Times New Roman"/>
+          <w:color w:val="000000"/>
+          <w:sz w:val="32"/>
+          <w:szCs w:val="32"/>
+          <w:lang w:eastAsia="ru-RU"/>
+        </w:rPr>
+        <w:t>для управления сложными, взаимосвязанными переходами между состояниями UI.</w:t>
+      </w:r>
     </w:p>
     <w:p>
       <w:pPr>
@@ -36812,97 +37458,6 @@
           <w:szCs w:val="32"/>
           <w:lang w:eastAsia="ru-RU"/>
         </w:rPr>
-        <w:t>.4 Для чего используе</w:t>
-      </w:r>
-      <w:r>
-        <w:rPr>
-          <w:rFonts w:ascii="Times New Roman" w:eastAsia="Times New Roman" w:hAnsi="Times New Roman" w:cs="Times New Roman"/>
-          <w:color w:val="000000"/>
-          <w:sz w:val="32"/>
-          <w:szCs w:val="32"/>
-          <w:lang w:eastAsia="ru-RU"/>
-        </w:rPr>
-        <w:t xml:space="preserve">тся анимация </w:t>
-      </w:r>
-      <w:proofErr w:type="spellStart"/>
-      <w:r>
-        <w:rPr>
-          <w:rFonts w:ascii="Times New Roman" w:eastAsia="Times New Roman" w:hAnsi="Times New Roman" w:cs="Times New Roman"/>
-          <w:color w:val="000000"/>
-          <w:sz w:val="32"/>
-          <w:szCs w:val="32"/>
-          <w:lang w:eastAsia="ru-RU"/>
-        </w:rPr>
-        <w:t>UpdateTransition</w:t>
-      </w:r>
-      <w:proofErr w:type="spellEnd"/>
-      <w:r>
-        <w:rPr>
-          <w:rFonts w:ascii="Times New Roman" w:eastAsia="Times New Roman" w:hAnsi="Times New Roman" w:cs="Times New Roman"/>
-          <w:color w:val="000000"/>
-          <w:sz w:val="32"/>
-          <w:szCs w:val="32"/>
-          <w:lang w:eastAsia="ru-RU"/>
-        </w:rPr>
-        <w:t xml:space="preserve">? </w:t>
-      </w:r>
-    </w:p>
-    <w:p>
-      <w:pPr>
-        <w:spacing w:after="0" w:line="240" w:lineRule="auto"/>
-        <w:jc w:val="both"/>
-        <w:rPr>
-          <w:rFonts w:ascii="Times New Roman" w:eastAsia="Times New Roman" w:hAnsi="Times New Roman" w:cs="Times New Roman"/>
-          <w:color w:val="000000"/>
-          <w:sz w:val="32"/>
-          <w:szCs w:val="32"/>
-          <w:lang w:eastAsia="ru-RU"/>
-        </w:rPr>
-      </w:pPr>
-    </w:p>
-    <w:p>
-      <w:pPr>
-        <w:spacing w:after="0" w:line="240" w:lineRule="auto"/>
-        <w:jc w:val="both"/>
-        <w:rPr>
-          <w:rFonts w:ascii="Times New Roman" w:eastAsia="Times New Roman" w:hAnsi="Times New Roman" w:cs="Times New Roman"/>
-          <w:color w:val="000000"/>
-          <w:sz w:val="32"/>
-          <w:szCs w:val="32"/>
-          <w:lang w:eastAsia="ru-RU"/>
-        </w:rPr>
-      </w:pPr>
-    </w:p>
-    <w:p>
-      <w:pPr>
-        <w:spacing w:after="0" w:line="240" w:lineRule="auto"/>
-        <w:jc w:val="both"/>
-        <w:rPr>
-          <w:rFonts w:ascii="Times New Roman" w:eastAsia="Times New Roman" w:hAnsi="Times New Roman" w:cs="Times New Roman"/>
-          <w:color w:val="000000"/>
-          <w:sz w:val="32"/>
-          <w:szCs w:val="32"/>
-          <w:lang w:eastAsia="ru-RU"/>
-        </w:rPr>
-      </w:pPr>
-      <w:r>
-        <w:rPr>
-          <w:rFonts w:ascii="Times New Roman" w:eastAsia="Times New Roman" w:hAnsi="Times New Roman" w:cs="Times New Roman"/>
-          <w:color w:val="000000"/>
-          <w:sz w:val="32"/>
-          <w:szCs w:val="32"/>
-          <w:lang w:eastAsia="ru-RU"/>
-        </w:rPr>
-        <w:t>2</w:t>
-      </w:r>
-      <w:r>
-        <w:rPr>
-          <w:rFonts w:ascii="Times New Roman" w:eastAsia="Times New Roman" w:hAnsi="Times New Roman" w:cs="Times New Roman"/>
-          <w:color w:val="000000"/>
-          <w:sz w:val="32"/>
-          <w:szCs w:val="32"/>
-          <w:lang w:eastAsia="ru-RU"/>
-        </w:rPr>
         <w:t xml:space="preserve">.5 Для чего используется анимация </w:t>
       </w:r>
       <w:proofErr w:type="spellStart"/>
@@ -36940,56 +37495,105 @@
           <w:lang w:eastAsia="ru-RU"/>
         </w:rPr>
       </w:pPr>
-    </w:p>
-    <w:p>
-      <w:pPr>
-        <w:spacing w:after="0" w:line="240" w:lineRule="auto"/>
-        <w:jc w:val="both"/>
-        <w:rPr>
-          <w:rFonts w:ascii="Times New Roman" w:eastAsia="Times New Roman" w:hAnsi="Times New Roman" w:cs="Times New Roman"/>
-          <w:color w:val="000000"/>
-          <w:sz w:val="32"/>
-          <w:szCs w:val="32"/>
-          <w:lang w:eastAsia="ru-RU"/>
-        </w:rPr>
-      </w:pPr>
-    </w:p>
-    <w:p>
-      <w:pPr>
-        <w:spacing w:before="100" w:after="100" w:line="240" w:lineRule="auto"/>
-        <w:ind w:right="-60"/>
-        <w:jc w:val="both"/>
-        <w:rPr>
-          <w:rFonts w:ascii="Times New Roman" w:eastAsia="Times New Roman" w:hAnsi="Times New Roman" w:cs="Times New Roman"/>
-          <w:color w:val="000000"/>
-          <w:sz w:val="32"/>
-          <w:szCs w:val="32"/>
-          <w:lang w:eastAsia="ru-RU"/>
-        </w:rPr>
-      </w:pPr>
-      <w:r>
+      <w:r>
+        <w:rPr>
+          <w:rFonts w:ascii="Times New Roman" w:eastAsia="Times New Roman" w:hAnsi="Times New Roman" w:cs="Times New Roman"/>
+          <w:color w:val="000000"/>
+          <w:sz w:val="32"/>
+          <w:szCs w:val="32"/>
+          <w:lang w:eastAsia="ru-RU"/>
+        </w:rPr>
+        <w:t>И</w:t>
+      </w:r>
+      <w:r>
+        <w:rPr>
+          <w:rFonts w:ascii="Times New Roman" w:eastAsia="Times New Roman" w:hAnsi="Times New Roman" w:cs="Times New Roman"/>
+          <w:color w:val="000000"/>
+          <w:sz w:val="32"/>
+          <w:szCs w:val="32"/>
+          <w:lang w:eastAsia="ru-RU"/>
+        </w:rPr>
+        <w:t>спользуется</w:t>
+      </w:r>
+      <w:r>
+        <w:rPr>
+          <w:rFonts w:ascii="Times New Roman" w:eastAsia="Times New Roman" w:hAnsi="Times New Roman" w:cs="Times New Roman"/>
+          <w:color w:val="000000"/>
+          <w:sz w:val="32"/>
+          <w:szCs w:val="32"/>
+          <w:lang w:eastAsia="ru-RU"/>
+        </w:rPr>
+        <w:t xml:space="preserve"> </w:t>
+      </w:r>
+      <w:r>
+        <w:rPr>
+          <w:rFonts w:ascii="Times New Roman" w:eastAsia="Times New Roman" w:hAnsi="Times New Roman" w:cs="Times New Roman"/>
+          <w:color w:val="000000"/>
+          <w:sz w:val="32"/>
+          <w:szCs w:val="32"/>
+          <w:lang w:eastAsia="ru-RU"/>
+        </w:rPr>
+        <w:t xml:space="preserve">для создания непрерывных, бесконечно повторяющихся </w:t>
+      </w:r>
+      <w:proofErr w:type="spellStart"/>
+      <w:r>
+        <w:rPr>
+          <w:rFonts w:ascii="Times New Roman" w:eastAsia="Times New Roman" w:hAnsi="Times New Roman" w:cs="Times New Roman"/>
+          <w:color w:val="000000"/>
+          <w:sz w:val="32"/>
+          <w:szCs w:val="32"/>
+          <w:lang w:eastAsia="ru-RU"/>
+        </w:rPr>
+        <w:t>анимаций</w:t>
+      </w:r>
+      <w:proofErr w:type="spellEnd"/>
+      <w:r>
+        <w:rPr>
+          <w:rFonts w:ascii="Times New Roman" w:eastAsia="Times New Roman" w:hAnsi="Times New Roman" w:cs="Times New Roman"/>
+          <w:color w:val="000000"/>
+          <w:sz w:val="32"/>
+          <w:szCs w:val="32"/>
+          <w:lang w:eastAsia="ru-RU"/>
+        </w:rPr>
+        <w:t>.</w:t>
+      </w:r>
+    </w:p>
+    <w:p>
+      <w:pPr>
+        <w:spacing w:after="0" w:line="240" w:lineRule="auto"/>
+        <w:jc w:val="both"/>
+        <w:rPr>
+          <w:rFonts w:ascii="Times New Roman" w:eastAsia="Times New Roman" w:hAnsi="Times New Roman" w:cs="Times New Roman"/>
+          <w:color w:val="000000"/>
+          <w:sz w:val="32"/>
+          <w:szCs w:val="32"/>
+          <w:lang w:eastAsia="ru-RU"/>
+        </w:rPr>
+      </w:pPr>
+    </w:p>
+    <w:p>
+      <w:pPr>
+        <w:spacing w:after="0" w:line="240" w:lineRule="auto"/>
+        <w:jc w:val="both"/>
         <w:rPr>
           <w:rFonts w:ascii="Times New Roman" w:eastAsia="Times New Roman" w:hAnsi="Times New Roman" w:cs="Times New Roman"/>
           <w:b/>
-          <w:bCs/>
-          <w:color w:val="000000"/>
-          <w:sz w:val="32"/>
-          <w:szCs w:val="32"/>
-          <w:lang w:eastAsia="ru-RU"/>
-        </w:rPr>
-        <w:t>3</w:t>
-      </w:r>
+          <w:color w:val="000000"/>
+          <w:sz w:val="32"/>
+          <w:szCs w:val="32"/>
+          <w:lang w:eastAsia="ru-RU"/>
+        </w:rPr>
+      </w:pPr>
       <w:r>
         <w:rPr>
           <w:rFonts w:ascii="Times New Roman" w:eastAsia="Times New Roman" w:hAnsi="Times New Roman" w:cs="Times New Roman"/>
           <w:b/>
-          <w:bCs/>
-          <w:color w:val="000000"/>
-          <w:sz w:val="32"/>
-          <w:szCs w:val="32"/>
-          <w:lang w:eastAsia="ru-RU"/>
-        </w:rPr>
-        <w:t xml:space="preserve"> Вывод</w:t>
+          <w:color w:val="000000"/>
+          <w:sz w:val="32"/>
+          <w:szCs w:val="32"/>
+          <w:lang w:eastAsia="ru-RU"/>
+        </w:rPr>
+        <w:t>3 Вывод</w:t>
       </w:r>
     </w:p>
     <w:p>
@@ -37022,7 +37626,17 @@
           <w:szCs w:val="32"/>
           <w:lang w:eastAsia="ru-RU"/>
         </w:rPr>
-        <w:t xml:space="preserve">процесс настройки анимации интерфейса приложений </w:t>
+        <w:t>процесс настройки анимации</w:t>
+      </w:r>
+      <w:r>
+        <w:rPr>
+          <w:rFonts w:ascii="Times New Roman" w:eastAsia="Times New Roman" w:hAnsi="Times New Roman" w:cs="Times New Roman"/>
+          <w:color w:val="000000"/>
+          <w:sz w:val="32"/>
+          <w:szCs w:val="32"/>
+          <w:lang w:eastAsia="ru-RU"/>
+        </w:rPr>
+        <w:t xml:space="preserve"> интерфейса приложений </w:t>
       </w:r>
       <w:proofErr w:type="spellStart"/>
       <w:r>
@@ -37046,20 +37660,6 @@
         </w:rPr>
         <w:t>.</w:t>
       </w:r>
-    </w:p>
-    <w:p>
-      <w:pPr>
-        <w:spacing w:before="100" w:after="100" w:line="240" w:lineRule="auto"/>
-        <w:ind w:right="-60"/>
-        <w:jc w:val="both"/>
-        <w:rPr>
-          <w:rFonts w:ascii="Times New Roman" w:eastAsia="Times New Roman" w:hAnsi="Times New Roman" w:cs="Times New Roman"/>
-          <w:color w:val="000000"/>
-          <w:sz w:val="32"/>
-          <w:szCs w:val="32"/>
-          <w:lang w:eastAsia="ru-RU"/>
-        </w:rPr>
-      </w:pPr>
     </w:p>
     <w:p>
       <w:pPr>
@@ -37263,6 +37863,1041 @@
           <w:lang w:eastAsia="ru-RU"/>
         </w:rPr>
       </w:pPr>
+      <w:r>
+        <w:rPr>
+          <w:rFonts w:ascii="Times New Roman" w:eastAsia="Times New Roman" w:hAnsi="Times New Roman" w:cs="Times New Roman"/>
+          <w:color w:val="000000"/>
+          <w:sz w:val="32"/>
+          <w:szCs w:val="32"/>
+          <w:lang w:eastAsia="ru-RU"/>
+        </w:rPr>
+        <w:br w:type="page"/>
+      </w:r>
+    </w:p>
+    <w:p>
+      <w:pPr>
+        <w:jc w:val="both"/>
+        <w:rPr>
+          <w:rFonts w:ascii="Times New Roman" w:hAnsi="Times New Roman" w:cs="Times New Roman"/>
+          <w:b/>
+          <w:bCs/>
+          <w:sz w:val="32"/>
+          <w:szCs w:val="32"/>
+        </w:rPr>
+      </w:pPr>
+      <w:r>
+        <w:rPr>
+          <w:rFonts w:ascii="Times New Roman" w:hAnsi="Times New Roman" w:cs="Times New Roman"/>
+          <w:b/>
+          <w:bCs/>
+          <w:sz w:val="32"/>
+          <w:szCs w:val="32"/>
+        </w:rPr>
+        <w:lastRenderedPageBreak/>
+        <w:t>Лабораторная работа №</w:t>
+      </w:r>
+      <w:r>
+        <w:rPr>
+          <w:rFonts w:ascii="Times New Roman" w:hAnsi="Times New Roman" w:cs="Times New Roman"/>
+          <w:b/>
+          <w:bCs/>
+          <w:sz w:val="32"/>
+          <w:szCs w:val="32"/>
+        </w:rPr>
+        <w:t>2</w:t>
+      </w:r>
+      <w:r>
+        <w:rPr>
+          <w:rFonts w:ascii="Times New Roman" w:hAnsi="Times New Roman" w:cs="Times New Roman"/>
+          <w:b/>
+          <w:bCs/>
+          <w:sz w:val="32"/>
+          <w:szCs w:val="32"/>
+        </w:rPr>
+        <w:t>6</w:t>
+      </w:r>
+      <w:r>
+        <w:rPr>
+          <w:rFonts w:ascii="Times New Roman" w:hAnsi="Times New Roman" w:cs="Times New Roman"/>
+          <w:b/>
+          <w:bCs/>
+          <w:sz w:val="32"/>
+          <w:szCs w:val="32"/>
+        </w:rPr>
+        <w:t xml:space="preserve"> «»</w:t>
+      </w:r>
+    </w:p>
+    <w:p>
+      <w:pPr>
+        <w:spacing w:before="100" w:after="100" w:line="240" w:lineRule="auto"/>
+        <w:ind w:right="-60"/>
+        <w:jc w:val="both"/>
+        <w:rPr>
+          <w:rFonts w:ascii="Times New Roman" w:eastAsia="Times New Roman" w:hAnsi="Times New Roman" w:cs="Times New Roman"/>
+          <w:color w:val="000000"/>
+          <w:sz w:val="32"/>
+          <w:szCs w:val="32"/>
+          <w:lang w:eastAsia="ru-RU"/>
+        </w:rPr>
+      </w:pPr>
+      <w:r>
+        <w:rPr>
+          <w:rFonts w:ascii="Times New Roman" w:eastAsia="Times New Roman" w:hAnsi="Times New Roman" w:cs="Times New Roman"/>
+          <w:b/>
+          <w:bCs/>
+          <w:color w:val="000000"/>
+          <w:sz w:val="32"/>
+          <w:szCs w:val="32"/>
+          <w:lang w:eastAsia="ru-RU"/>
+        </w:rPr>
+        <w:t>1 Цель работы</w:t>
+      </w:r>
+    </w:p>
+    <w:p>
+      <w:pPr>
+        <w:spacing w:after="0" w:line="240" w:lineRule="auto"/>
+        <w:jc w:val="both"/>
+        <w:rPr>
+          <w:rFonts w:ascii="Times New Roman" w:eastAsia="Times New Roman" w:hAnsi="Times New Roman" w:cs="Times New Roman"/>
+          <w:color w:val="000000"/>
+          <w:sz w:val="32"/>
+          <w:szCs w:val="32"/>
+          <w:lang w:eastAsia="ru-RU"/>
+        </w:rPr>
+      </w:pPr>
+    </w:p>
+    <w:p>
+      <w:pPr>
+        <w:spacing w:before="100" w:after="100" w:line="240" w:lineRule="auto"/>
+        <w:ind w:right="-60"/>
+        <w:jc w:val="both"/>
+        <w:rPr>
+          <w:rFonts w:ascii="Times New Roman" w:eastAsia="Times New Roman" w:hAnsi="Times New Roman" w:cs="Times New Roman"/>
+          <w:color w:val="000000"/>
+          <w:sz w:val="32"/>
+          <w:szCs w:val="32"/>
+          <w:lang w:eastAsia="ru-RU"/>
+        </w:rPr>
+      </w:pPr>
+      <w:r>
+        <w:rPr>
+          <w:rFonts w:ascii="Times New Roman" w:eastAsia="Times New Roman" w:hAnsi="Times New Roman" w:cs="Times New Roman"/>
+          <w:b/>
+          <w:bCs/>
+          <w:color w:val="000000"/>
+          <w:sz w:val="32"/>
+          <w:szCs w:val="32"/>
+          <w:lang w:eastAsia="ru-RU"/>
+        </w:rPr>
+        <w:t>2</w:t>
+      </w:r>
+      <w:r>
+        <w:rPr>
+          <w:rFonts w:ascii="Times New Roman" w:eastAsia="Times New Roman" w:hAnsi="Times New Roman" w:cs="Times New Roman"/>
+          <w:b/>
+          <w:bCs/>
+          <w:color w:val="000000"/>
+          <w:sz w:val="32"/>
+          <w:szCs w:val="32"/>
+          <w:lang w:eastAsia="ru-RU"/>
+        </w:rPr>
+        <w:t xml:space="preserve"> Контрольные вопросы</w:t>
+      </w:r>
+    </w:p>
+    <w:p>
+      <w:pPr>
+        <w:spacing w:before="100" w:after="100" w:line="240" w:lineRule="auto"/>
+        <w:ind w:right="-60"/>
+        <w:jc w:val="both"/>
+        <w:rPr>
+          <w:rFonts w:ascii="Times New Roman" w:eastAsia="Times New Roman" w:hAnsi="Times New Roman" w:cs="Times New Roman"/>
+          <w:sz w:val="24"/>
+          <w:szCs w:val="24"/>
+          <w:lang w:eastAsia="ru-RU"/>
+        </w:rPr>
+      </w:pPr>
+    </w:p>
+    <w:p>
+      <w:pPr>
+        <w:spacing w:before="100" w:after="100" w:line="240" w:lineRule="auto"/>
+        <w:ind w:right="-60"/>
+        <w:jc w:val="both"/>
+        <w:rPr>
+          <w:rFonts w:ascii="Times New Roman" w:eastAsia="Times New Roman" w:hAnsi="Times New Roman" w:cs="Times New Roman"/>
+          <w:color w:val="000000"/>
+          <w:sz w:val="32"/>
+          <w:szCs w:val="32"/>
+          <w:lang w:eastAsia="ru-RU"/>
+        </w:rPr>
+      </w:pPr>
+      <w:r>
+        <w:rPr>
+          <w:rFonts w:ascii="Times New Roman" w:eastAsia="Times New Roman" w:hAnsi="Times New Roman" w:cs="Times New Roman"/>
+          <w:b/>
+          <w:bCs/>
+          <w:color w:val="000000"/>
+          <w:sz w:val="32"/>
+          <w:szCs w:val="32"/>
+          <w:lang w:eastAsia="ru-RU"/>
+        </w:rPr>
+        <w:t>3</w:t>
+      </w:r>
+      <w:r>
+        <w:rPr>
+          <w:rFonts w:ascii="Times New Roman" w:eastAsia="Times New Roman" w:hAnsi="Times New Roman" w:cs="Times New Roman"/>
+          <w:b/>
+          <w:bCs/>
+          <w:color w:val="000000"/>
+          <w:sz w:val="32"/>
+          <w:szCs w:val="32"/>
+          <w:lang w:eastAsia="ru-RU"/>
+        </w:rPr>
+        <w:t xml:space="preserve"> Вывод</w:t>
+      </w:r>
+    </w:p>
+    <w:p>
+      <w:pPr>
+        <w:rPr>
+          <w:rFonts w:ascii="Times New Roman" w:eastAsia="Times New Roman" w:hAnsi="Times New Roman" w:cs="Times New Roman"/>
+          <w:color w:val="000000"/>
+          <w:sz w:val="32"/>
+          <w:szCs w:val="32"/>
+          <w:lang w:eastAsia="ru-RU"/>
+        </w:rPr>
+      </w:pPr>
+      <w:r>
+        <w:rPr>
+          <w:rFonts w:ascii="Times New Roman" w:eastAsia="Times New Roman" w:hAnsi="Times New Roman" w:cs="Times New Roman"/>
+          <w:color w:val="000000"/>
+          <w:sz w:val="32"/>
+          <w:szCs w:val="32"/>
+          <w:lang w:eastAsia="ru-RU"/>
+        </w:rPr>
+        <w:br w:type="page"/>
+      </w:r>
+    </w:p>
+    <w:p>
+      <w:pPr>
+        <w:jc w:val="both"/>
+        <w:rPr>
+          <w:rFonts w:ascii="Times New Roman" w:hAnsi="Times New Roman" w:cs="Times New Roman"/>
+          <w:b/>
+          <w:bCs/>
+          <w:sz w:val="32"/>
+          <w:szCs w:val="32"/>
+        </w:rPr>
+      </w:pPr>
+      <w:r>
+        <w:rPr>
+          <w:rFonts w:ascii="Times New Roman" w:hAnsi="Times New Roman" w:cs="Times New Roman"/>
+          <w:b/>
+          <w:bCs/>
+          <w:sz w:val="32"/>
+          <w:szCs w:val="32"/>
+        </w:rPr>
+        <w:lastRenderedPageBreak/>
+        <w:t>Лабораторная работа №</w:t>
+      </w:r>
+      <w:r>
+        <w:rPr>
+          <w:rFonts w:ascii="Times New Roman" w:hAnsi="Times New Roman" w:cs="Times New Roman"/>
+          <w:b/>
+          <w:bCs/>
+          <w:sz w:val="32"/>
+          <w:szCs w:val="32"/>
+        </w:rPr>
+        <w:t>2</w:t>
+      </w:r>
+      <w:r>
+        <w:rPr>
+          <w:rFonts w:ascii="Times New Roman" w:hAnsi="Times New Roman" w:cs="Times New Roman"/>
+          <w:b/>
+          <w:bCs/>
+          <w:sz w:val="32"/>
+          <w:szCs w:val="32"/>
+        </w:rPr>
+        <w:t>7</w:t>
+      </w:r>
+      <w:r>
+        <w:rPr>
+          <w:rFonts w:ascii="Times New Roman" w:hAnsi="Times New Roman" w:cs="Times New Roman"/>
+          <w:b/>
+          <w:bCs/>
+          <w:sz w:val="32"/>
+          <w:szCs w:val="32"/>
+        </w:rPr>
+        <w:t xml:space="preserve"> «»</w:t>
+      </w:r>
+    </w:p>
+    <w:p>
+      <w:pPr>
+        <w:spacing w:before="100" w:after="100" w:line="240" w:lineRule="auto"/>
+        <w:ind w:right="-60"/>
+        <w:jc w:val="both"/>
+        <w:rPr>
+          <w:rFonts w:ascii="Times New Roman" w:eastAsia="Times New Roman" w:hAnsi="Times New Roman" w:cs="Times New Roman"/>
+          <w:color w:val="000000"/>
+          <w:sz w:val="32"/>
+          <w:szCs w:val="32"/>
+          <w:lang w:eastAsia="ru-RU"/>
+        </w:rPr>
+      </w:pPr>
+      <w:r>
+        <w:rPr>
+          <w:rFonts w:ascii="Times New Roman" w:eastAsia="Times New Roman" w:hAnsi="Times New Roman" w:cs="Times New Roman"/>
+          <w:b/>
+          <w:bCs/>
+          <w:color w:val="000000"/>
+          <w:sz w:val="32"/>
+          <w:szCs w:val="32"/>
+          <w:lang w:eastAsia="ru-RU"/>
+        </w:rPr>
+        <w:t>1 Цель работы</w:t>
+      </w:r>
+    </w:p>
+    <w:p>
+      <w:pPr>
+        <w:spacing w:after="0" w:line="240" w:lineRule="auto"/>
+        <w:jc w:val="both"/>
+        <w:rPr>
+          <w:rFonts w:ascii="Times New Roman" w:eastAsia="Times New Roman" w:hAnsi="Times New Roman" w:cs="Times New Roman"/>
+          <w:color w:val="000000"/>
+          <w:sz w:val="32"/>
+          <w:szCs w:val="32"/>
+          <w:lang w:eastAsia="ru-RU"/>
+        </w:rPr>
+      </w:pPr>
+    </w:p>
+    <w:p>
+      <w:pPr>
+        <w:spacing w:before="100" w:after="100" w:line="240" w:lineRule="auto"/>
+        <w:ind w:right="-60"/>
+        <w:jc w:val="both"/>
+        <w:rPr>
+          <w:rFonts w:ascii="Times New Roman" w:eastAsia="Times New Roman" w:hAnsi="Times New Roman" w:cs="Times New Roman"/>
+          <w:color w:val="000000"/>
+          <w:sz w:val="32"/>
+          <w:szCs w:val="32"/>
+          <w:lang w:eastAsia="ru-RU"/>
+        </w:rPr>
+      </w:pPr>
+      <w:r>
+        <w:rPr>
+          <w:rFonts w:ascii="Times New Roman" w:eastAsia="Times New Roman" w:hAnsi="Times New Roman" w:cs="Times New Roman"/>
+          <w:b/>
+          <w:bCs/>
+          <w:color w:val="000000"/>
+          <w:sz w:val="32"/>
+          <w:szCs w:val="32"/>
+          <w:lang w:eastAsia="ru-RU"/>
+        </w:rPr>
+        <w:t>2</w:t>
+      </w:r>
+      <w:r>
+        <w:rPr>
+          <w:rFonts w:ascii="Times New Roman" w:eastAsia="Times New Roman" w:hAnsi="Times New Roman" w:cs="Times New Roman"/>
+          <w:b/>
+          <w:bCs/>
+          <w:color w:val="000000"/>
+          <w:sz w:val="32"/>
+          <w:szCs w:val="32"/>
+          <w:lang w:eastAsia="ru-RU"/>
+        </w:rPr>
+        <w:t xml:space="preserve"> Контрольные вопросы</w:t>
+      </w:r>
+    </w:p>
+    <w:p>
+      <w:pPr>
+        <w:spacing w:before="100" w:after="100" w:line="240" w:lineRule="auto"/>
+        <w:ind w:right="-60"/>
+        <w:jc w:val="both"/>
+        <w:rPr>
+          <w:rFonts w:ascii="Times New Roman" w:eastAsia="Times New Roman" w:hAnsi="Times New Roman" w:cs="Times New Roman"/>
+          <w:sz w:val="24"/>
+          <w:szCs w:val="24"/>
+          <w:lang w:eastAsia="ru-RU"/>
+        </w:rPr>
+      </w:pPr>
+    </w:p>
+    <w:p>
+      <w:pPr>
+        <w:spacing w:before="100" w:after="100" w:line="240" w:lineRule="auto"/>
+        <w:ind w:right="-60"/>
+        <w:jc w:val="both"/>
+        <w:rPr>
+          <w:rFonts w:ascii="Times New Roman" w:eastAsia="Times New Roman" w:hAnsi="Times New Roman" w:cs="Times New Roman"/>
+          <w:color w:val="000000"/>
+          <w:sz w:val="32"/>
+          <w:szCs w:val="32"/>
+          <w:lang w:eastAsia="ru-RU"/>
+        </w:rPr>
+      </w:pPr>
+      <w:r>
+        <w:rPr>
+          <w:rFonts w:ascii="Times New Roman" w:eastAsia="Times New Roman" w:hAnsi="Times New Roman" w:cs="Times New Roman"/>
+          <w:b/>
+          <w:bCs/>
+          <w:color w:val="000000"/>
+          <w:sz w:val="32"/>
+          <w:szCs w:val="32"/>
+          <w:lang w:eastAsia="ru-RU"/>
+        </w:rPr>
+        <w:t>3</w:t>
+      </w:r>
+      <w:r>
+        <w:rPr>
+          <w:rFonts w:ascii="Times New Roman" w:eastAsia="Times New Roman" w:hAnsi="Times New Roman" w:cs="Times New Roman"/>
+          <w:b/>
+          <w:bCs/>
+          <w:color w:val="000000"/>
+          <w:sz w:val="32"/>
+          <w:szCs w:val="32"/>
+          <w:lang w:eastAsia="ru-RU"/>
+        </w:rPr>
+        <w:t xml:space="preserve"> Вывод</w:t>
+      </w:r>
+    </w:p>
+    <w:p>
+      <w:pPr>
+        <w:rPr>
+          <w:rFonts w:ascii="Times New Roman" w:eastAsia="Times New Roman" w:hAnsi="Times New Roman" w:cs="Times New Roman"/>
+          <w:color w:val="000000"/>
+          <w:sz w:val="32"/>
+          <w:szCs w:val="32"/>
+          <w:lang w:eastAsia="ru-RU"/>
+        </w:rPr>
+      </w:pPr>
+    </w:p>
+    <w:p>
+      <w:pPr>
+        <w:rPr>
+          <w:rFonts w:ascii="Times New Roman" w:eastAsia="Times New Roman" w:hAnsi="Times New Roman" w:cs="Times New Roman"/>
+          <w:color w:val="000000"/>
+          <w:sz w:val="32"/>
+          <w:szCs w:val="32"/>
+          <w:lang w:eastAsia="ru-RU"/>
+        </w:rPr>
+      </w:pPr>
+      <w:r>
+        <w:rPr>
+          <w:rFonts w:ascii="Times New Roman" w:eastAsia="Times New Roman" w:hAnsi="Times New Roman" w:cs="Times New Roman"/>
+          <w:color w:val="000000"/>
+          <w:sz w:val="32"/>
+          <w:szCs w:val="32"/>
+          <w:lang w:eastAsia="ru-RU"/>
+        </w:rPr>
+        <w:br w:type="page"/>
+      </w:r>
+    </w:p>
+    <w:p>
+      <w:pPr>
+        <w:jc w:val="both"/>
+        <w:rPr>
+          <w:rFonts w:ascii="Times New Roman" w:hAnsi="Times New Roman" w:cs="Times New Roman"/>
+          <w:b/>
+          <w:bCs/>
+          <w:sz w:val="32"/>
+          <w:szCs w:val="32"/>
+        </w:rPr>
+      </w:pPr>
+      <w:r>
+        <w:rPr>
+          <w:rFonts w:ascii="Times New Roman" w:hAnsi="Times New Roman" w:cs="Times New Roman"/>
+          <w:b/>
+          <w:bCs/>
+          <w:sz w:val="32"/>
+          <w:szCs w:val="32"/>
+        </w:rPr>
+        <w:lastRenderedPageBreak/>
+        <w:t>Лабораторная работа №</w:t>
+      </w:r>
+      <w:r>
+        <w:rPr>
+          <w:rFonts w:ascii="Times New Roman" w:hAnsi="Times New Roman" w:cs="Times New Roman"/>
+          <w:b/>
+          <w:bCs/>
+          <w:sz w:val="32"/>
+          <w:szCs w:val="32"/>
+        </w:rPr>
+        <w:t>2</w:t>
+      </w:r>
+      <w:r>
+        <w:rPr>
+          <w:rFonts w:ascii="Times New Roman" w:hAnsi="Times New Roman" w:cs="Times New Roman"/>
+          <w:b/>
+          <w:bCs/>
+          <w:sz w:val="32"/>
+          <w:szCs w:val="32"/>
+        </w:rPr>
+        <w:t>8</w:t>
+      </w:r>
+      <w:r>
+        <w:rPr>
+          <w:rFonts w:ascii="Times New Roman" w:hAnsi="Times New Roman" w:cs="Times New Roman"/>
+          <w:b/>
+          <w:bCs/>
+          <w:sz w:val="32"/>
+          <w:szCs w:val="32"/>
+        </w:rPr>
+        <w:t xml:space="preserve"> «»</w:t>
+      </w:r>
+    </w:p>
+    <w:p>
+      <w:pPr>
+        <w:spacing w:before="100" w:after="100" w:line="240" w:lineRule="auto"/>
+        <w:ind w:right="-60"/>
+        <w:jc w:val="both"/>
+        <w:rPr>
+          <w:rFonts w:ascii="Times New Roman" w:eastAsia="Times New Roman" w:hAnsi="Times New Roman" w:cs="Times New Roman"/>
+          <w:color w:val="000000"/>
+          <w:sz w:val="32"/>
+          <w:szCs w:val="32"/>
+          <w:lang w:eastAsia="ru-RU"/>
+        </w:rPr>
+      </w:pPr>
+      <w:r>
+        <w:rPr>
+          <w:rFonts w:ascii="Times New Roman" w:eastAsia="Times New Roman" w:hAnsi="Times New Roman" w:cs="Times New Roman"/>
+          <w:b/>
+          <w:bCs/>
+          <w:color w:val="000000"/>
+          <w:sz w:val="32"/>
+          <w:szCs w:val="32"/>
+          <w:lang w:eastAsia="ru-RU"/>
+        </w:rPr>
+        <w:t>1 Цель работы</w:t>
+      </w:r>
+    </w:p>
+    <w:p>
+      <w:pPr>
+        <w:spacing w:after="0" w:line="240" w:lineRule="auto"/>
+        <w:jc w:val="both"/>
+        <w:rPr>
+          <w:rFonts w:ascii="Times New Roman" w:eastAsia="Times New Roman" w:hAnsi="Times New Roman" w:cs="Times New Roman"/>
+          <w:color w:val="000000"/>
+          <w:sz w:val="32"/>
+          <w:szCs w:val="32"/>
+          <w:lang w:eastAsia="ru-RU"/>
+        </w:rPr>
+      </w:pPr>
+    </w:p>
+    <w:p>
+      <w:pPr>
+        <w:spacing w:before="100" w:after="100" w:line="240" w:lineRule="auto"/>
+        <w:ind w:right="-60"/>
+        <w:jc w:val="both"/>
+        <w:rPr>
+          <w:rFonts w:ascii="Times New Roman" w:eastAsia="Times New Roman" w:hAnsi="Times New Roman" w:cs="Times New Roman"/>
+          <w:color w:val="000000"/>
+          <w:sz w:val="32"/>
+          <w:szCs w:val="32"/>
+          <w:lang w:eastAsia="ru-RU"/>
+        </w:rPr>
+      </w:pPr>
+      <w:r>
+        <w:rPr>
+          <w:rFonts w:ascii="Times New Roman" w:eastAsia="Times New Roman" w:hAnsi="Times New Roman" w:cs="Times New Roman"/>
+          <w:b/>
+          <w:bCs/>
+          <w:color w:val="000000"/>
+          <w:sz w:val="32"/>
+          <w:szCs w:val="32"/>
+          <w:lang w:eastAsia="ru-RU"/>
+        </w:rPr>
+        <w:t>2</w:t>
+      </w:r>
+      <w:r>
+        <w:rPr>
+          <w:rFonts w:ascii="Times New Roman" w:eastAsia="Times New Roman" w:hAnsi="Times New Roman" w:cs="Times New Roman"/>
+          <w:b/>
+          <w:bCs/>
+          <w:color w:val="000000"/>
+          <w:sz w:val="32"/>
+          <w:szCs w:val="32"/>
+          <w:lang w:eastAsia="ru-RU"/>
+        </w:rPr>
+        <w:t xml:space="preserve"> Контрольные вопросы</w:t>
+      </w:r>
+    </w:p>
+    <w:p>
+      <w:pPr>
+        <w:spacing w:before="100" w:after="100" w:line="240" w:lineRule="auto"/>
+        <w:ind w:right="-60"/>
+        <w:jc w:val="both"/>
+        <w:rPr>
+          <w:rFonts w:ascii="Times New Roman" w:eastAsia="Times New Roman" w:hAnsi="Times New Roman" w:cs="Times New Roman"/>
+          <w:sz w:val="24"/>
+          <w:szCs w:val="24"/>
+          <w:lang w:eastAsia="ru-RU"/>
+        </w:rPr>
+      </w:pPr>
+    </w:p>
+    <w:p>
+      <w:pPr>
+        <w:spacing w:before="100" w:after="100" w:line="240" w:lineRule="auto"/>
+        <w:ind w:right="-60"/>
+        <w:jc w:val="both"/>
+        <w:rPr>
+          <w:rFonts w:ascii="Times New Roman" w:eastAsia="Times New Roman" w:hAnsi="Times New Roman" w:cs="Times New Roman"/>
+          <w:color w:val="000000"/>
+          <w:sz w:val="32"/>
+          <w:szCs w:val="32"/>
+          <w:lang w:eastAsia="ru-RU"/>
+        </w:rPr>
+      </w:pPr>
+      <w:r>
+        <w:rPr>
+          <w:rFonts w:ascii="Times New Roman" w:eastAsia="Times New Roman" w:hAnsi="Times New Roman" w:cs="Times New Roman"/>
+          <w:b/>
+          <w:bCs/>
+          <w:color w:val="000000"/>
+          <w:sz w:val="32"/>
+          <w:szCs w:val="32"/>
+          <w:lang w:eastAsia="ru-RU"/>
+        </w:rPr>
+        <w:t>3</w:t>
+      </w:r>
+      <w:r>
+        <w:rPr>
+          <w:rFonts w:ascii="Times New Roman" w:eastAsia="Times New Roman" w:hAnsi="Times New Roman" w:cs="Times New Roman"/>
+          <w:b/>
+          <w:bCs/>
+          <w:color w:val="000000"/>
+          <w:sz w:val="32"/>
+          <w:szCs w:val="32"/>
+          <w:lang w:eastAsia="ru-RU"/>
+        </w:rPr>
+        <w:t xml:space="preserve"> Вывод</w:t>
+      </w:r>
+    </w:p>
+    <w:p>
+      <w:pPr>
+        <w:rPr>
+          <w:rFonts w:ascii="Times New Roman" w:eastAsia="Times New Roman" w:hAnsi="Times New Roman" w:cs="Times New Roman"/>
+          <w:color w:val="000000"/>
+          <w:sz w:val="32"/>
+          <w:szCs w:val="32"/>
+          <w:lang w:eastAsia="ru-RU"/>
+        </w:rPr>
+      </w:pPr>
+    </w:p>
+    <w:p>
+      <w:pPr>
+        <w:rPr>
+          <w:rFonts w:ascii="Times New Roman" w:eastAsia="Times New Roman" w:hAnsi="Times New Roman" w:cs="Times New Roman"/>
+          <w:color w:val="000000"/>
+          <w:sz w:val="32"/>
+          <w:szCs w:val="32"/>
+          <w:lang w:eastAsia="ru-RU"/>
+        </w:rPr>
+      </w:pPr>
+      <w:r>
+        <w:rPr>
+          <w:rFonts w:ascii="Times New Roman" w:eastAsia="Times New Roman" w:hAnsi="Times New Roman" w:cs="Times New Roman"/>
+          <w:color w:val="000000"/>
+          <w:sz w:val="32"/>
+          <w:szCs w:val="32"/>
+          <w:lang w:eastAsia="ru-RU"/>
+        </w:rPr>
+        <w:br w:type="page"/>
+      </w:r>
+    </w:p>
+    <w:p>
+      <w:pPr>
+        <w:jc w:val="both"/>
+        <w:rPr>
+          <w:rFonts w:ascii="Times New Roman" w:hAnsi="Times New Roman" w:cs="Times New Roman"/>
+          <w:b/>
+          <w:bCs/>
+          <w:sz w:val="32"/>
+          <w:szCs w:val="32"/>
+        </w:rPr>
+      </w:pPr>
+      <w:r>
+        <w:rPr>
+          <w:rFonts w:ascii="Times New Roman" w:hAnsi="Times New Roman" w:cs="Times New Roman"/>
+          <w:b/>
+          <w:bCs/>
+          <w:sz w:val="32"/>
+          <w:szCs w:val="32"/>
+        </w:rPr>
+        <w:lastRenderedPageBreak/>
+        <w:t>Лабораторная работа №</w:t>
+      </w:r>
+      <w:r>
+        <w:rPr>
+          <w:rFonts w:ascii="Times New Roman" w:hAnsi="Times New Roman" w:cs="Times New Roman"/>
+          <w:b/>
+          <w:bCs/>
+          <w:sz w:val="32"/>
+          <w:szCs w:val="32"/>
+        </w:rPr>
+        <w:t>2</w:t>
+      </w:r>
+      <w:r>
+        <w:rPr>
+          <w:rFonts w:ascii="Times New Roman" w:hAnsi="Times New Roman" w:cs="Times New Roman"/>
+          <w:b/>
+          <w:bCs/>
+          <w:sz w:val="32"/>
+          <w:szCs w:val="32"/>
+        </w:rPr>
+        <w:t>9</w:t>
+      </w:r>
+      <w:r>
+        <w:rPr>
+          <w:rFonts w:ascii="Times New Roman" w:hAnsi="Times New Roman" w:cs="Times New Roman"/>
+          <w:b/>
+          <w:bCs/>
+          <w:sz w:val="32"/>
+          <w:szCs w:val="32"/>
+        </w:rPr>
+        <w:t xml:space="preserve"> «»</w:t>
+      </w:r>
+    </w:p>
+    <w:p>
+      <w:pPr>
+        <w:spacing w:before="100" w:after="100" w:line="240" w:lineRule="auto"/>
+        <w:ind w:right="-60"/>
+        <w:jc w:val="both"/>
+        <w:rPr>
+          <w:rFonts w:ascii="Times New Roman" w:eastAsia="Times New Roman" w:hAnsi="Times New Roman" w:cs="Times New Roman"/>
+          <w:color w:val="000000"/>
+          <w:sz w:val="32"/>
+          <w:szCs w:val="32"/>
+          <w:lang w:eastAsia="ru-RU"/>
+        </w:rPr>
+      </w:pPr>
+      <w:r>
+        <w:rPr>
+          <w:rFonts w:ascii="Times New Roman" w:eastAsia="Times New Roman" w:hAnsi="Times New Roman" w:cs="Times New Roman"/>
+          <w:b/>
+          <w:bCs/>
+          <w:color w:val="000000"/>
+          <w:sz w:val="32"/>
+          <w:szCs w:val="32"/>
+          <w:lang w:eastAsia="ru-RU"/>
+        </w:rPr>
+        <w:t>1 Цель работы</w:t>
+      </w:r>
+    </w:p>
+    <w:p>
+      <w:pPr>
+        <w:spacing w:after="0" w:line="240" w:lineRule="auto"/>
+        <w:jc w:val="both"/>
+        <w:rPr>
+          <w:rFonts w:ascii="Times New Roman" w:eastAsia="Times New Roman" w:hAnsi="Times New Roman" w:cs="Times New Roman"/>
+          <w:color w:val="000000"/>
+          <w:sz w:val="32"/>
+          <w:szCs w:val="32"/>
+          <w:lang w:eastAsia="ru-RU"/>
+        </w:rPr>
+      </w:pPr>
+    </w:p>
+    <w:p>
+      <w:pPr>
+        <w:spacing w:before="100" w:after="100" w:line="240" w:lineRule="auto"/>
+        <w:ind w:right="-60"/>
+        <w:jc w:val="both"/>
+        <w:rPr>
+          <w:rFonts w:ascii="Times New Roman" w:eastAsia="Times New Roman" w:hAnsi="Times New Roman" w:cs="Times New Roman"/>
+          <w:color w:val="000000"/>
+          <w:sz w:val="32"/>
+          <w:szCs w:val="32"/>
+          <w:lang w:eastAsia="ru-RU"/>
+        </w:rPr>
+      </w:pPr>
+      <w:r>
+        <w:rPr>
+          <w:rFonts w:ascii="Times New Roman" w:eastAsia="Times New Roman" w:hAnsi="Times New Roman" w:cs="Times New Roman"/>
+          <w:b/>
+          <w:bCs/>
+          <w:color w:val="000000"/>
+          <w:sz w:val="32"/>
+          <w:szCs w:val="32"/>
+          <w:lang w:eastAsia="ru-RU"/>
+        </w:rPr>
+        <w:t>2</w:t>
+      </w:r>
+      <w:r>
+        <w:rPr>
+          <w:rFonts w:ascii="Times New Roman" w:eastAsia="Times New Roman" w:hAnsi="Times New Roman" w:cs="Times New Roman"/>
+          <w:b/>
+          <w:bCs/>
+          <w:color w:val="000000"/>
+          <w:sz w:val="32"/>
+          <w:szCs w:val="32"/>
+          <w:lang w:eastAsia="ru-RU"/>
+        </w:rPr>
+        <w:t xml:space="preserve"> Контрольные вопросы</w:t>
+      </w:r>
+    </w:p>
+    <w:p>
+      <w:pPr>
+        <w:spacing w:before="100" w:after="100" w:line="240" w:lineRule="auto"/>
+        <w:ind w:right="-60"/>
+        <w:jc w:val="both"/>
+        <w:rPr>
+          <w:rFonts w:ascii="Times New Roman" w:eastAsia="Times New Roman" w:hAnsi="Times New Roman" w:cs="Times New Roman"/>
+          <w:sz w:val="24"/>
+          <w:szCs w:val="24"/>
+          <w:lang w:eastAsia="ru-RU"/>
+        </w:rPr>
+      </w:pPr>
+    </w:p>
+    <w:p>
+      <w:pPr>
+        <w:spacing w:before="100" w:after="100" w:line="240" w:lineRule="auto"/>
+        <w:ind w:right="-60"/>
+        <w:jc w:val="both"/>
+        <w:rPr>
+          <w:rFonts w:ascii="Times New Roman" w:eastAsia="Times New Roman" w:hAnsi="Times New Roman" w:cs="Times New Roman"/>
+          <w:color w:val="000000"/>
+          <w:sz w:val="32"/>
+          <w:szCs w:val="32"/>
+          <w:lang w:eastAsia="ru-RU"/>
+        </w:rPr>
+      </w:pPr>
+      <w:r>
+        <w:rPr>
+          <w:rFonts w:ascii="Times New Roman" w:eastAsia="Times New Roman" w:hAnsi="Times New Roman" w:cs="Times New Roman"/>
+          <w:b/>
+          <w:bCs/>
+          <w:color w:val="000000"/>
+          <w:sz w:val="32"/>
+          <w:szCs w:val="32"/>
+          <w:lang w:eastAsia="ru-RU"/>
+        </w:rPr>
+        <w:t>3</w:t>
+      </w:r>
+      <w:r>
+        <w:rPr>
+          <w:rFonts w:ascii="Times New Roman" w:eastAsia="Times New Roman" w:hAnsi="Times New Roman" w:cs="Times New Roman"/>
+          <w:b/>
+          <w:bCs/>
+          <w:color w:val="000000"/>
+          <w:sz w:val="32"/>
+          <w:szCs w:val="32"/>
+          <w:lang w:eastAsia="ru-RU"/>
+        </w:rPr>
+        <w:t xml:space="preserve"> Вывод</w:t>
+      </w:r>
+    </w:p>
+    <w:p>
+      <w:pPr>
+        <w:rPr>
+          <w:rFonts w:ascii="Times New Roman" w:eastAsia="Times New Roman" w:hAnsi="Times New Roman" w:cs="Times New Roman"/>
+          <w:color w:val="000000"/>
+          <w:sz w:val="32"/>
+          <w:szCs w:val="32"/>
+          <w:lang w:eastAsia="ru-RU"/>
+        </w:rPr>
+      </w:pPr>
+    </w:p>
+    <w:p>
+      <w:pPr>
+        <w:rPr>
+          <w:rFonts w:ascii="Times New Roman" w:eastAsia="Times New Roman" w:hAnsi="Times New Roman" w:cs="Times New Roman"/>
+          <w:color w:val="000000"/>
+          <w:sz w:val="32"/>
+          <w:szCs w:val="32"/>
+          <w:lang w:eastAsia="ru-RU"/>
+        </w:rPr>
+      </w:pPr>
+      <w:r>
+        <w:rPr>
+          <w:rFonts w:ascii="Times New Roman" w:eastAsia="Times New Roman" w:hAnsi="Times New Roman" w:cs="Times New Roman"/>
+          <w:color w:val="000000"/>
+          <w:sz w:val="32"/>
+          <w:szCs w:val="32"/>
+          <w:lang w:eastAsia="ru-RU"/>
+        </w:rPr>
+        <w:br w:type="page"/>
+      </w:r>
+    </w:p>
+    <w:p>
+      <w:pPr>
+        <w:jc w:val="both"/>
+        <w:rPr>
+          <w:rFonts w:ascii="Times New Roman" w:hAnsi="Times New Roman" w:cs="Times New Roman"/>
+          <w:b/>
+          <w:bCs/>
+          <w:sz w:val="32"/>
+          <w:szCs w:val="32"/>
+        </w:rPr>
+      </w:pPr>
+      <w:r>
+        <w:rPr>
+          <w:rFonts w:ascii="Times New Roman" w:hAnsi="Times New Roman" w:cs="Times New Roman"/>
+          <w:b/>
+          <w:bCs/>
+          <w:sz w:val="32"/>
+          <w:szCs w:val="32"/>
+        </w:rPr>
+        <w:lastRenderedPageBreak/>
+        <w:t>Лабораторная работа №</w:t>
+      </w:r>
+      <w:r>
+        <w:rPr>
+          <w:rFonts w:ascii="Times New Roman" w:hAnsi="Times New Roman" w:cs="Times New Roman"/>
+          <w:b/>
+          <w:bCs/>
+          <w:sz w:val="32"/>
+          <w:szCs w:val="32"/>
+        </w:rPr>
+        <w:t>30</w:t>
+      </w:r>
+      <w:r>
+        <w:rPr>
+          <w:rFonts w:ascii="Times New Roman" w:hAnsi="Times New Roman" w:cs="Times New Roman"/>
+          <w:b/>
+          <w:bCs/>
+          <w:sz w:val="32"/>
+          <w:szCs w:val="32"/>
+        </w:rPr>
+        <w:t xml:space="preserve"> «»</w:t>
+      </w:r>
+    </w:p>
+    <w:p>
+      <w:pPr>
+        <w:spacing w:before="100" w:after="100" w:line="240" w:lineRule="auto"/>
+        <w:ind w:right="-60"/>
+        <w:jc w:val="both"/>
+        <w:rPr>
+          <w:rFonts w:ascii="Times New Roman" w:eastAsia="Times New Roman" w:hAnsi="Times New Roman" w:cs="Times New Roman"/>
+          <w:color w:val="000000"/>
+          <w:sz w:val="32"/>
+          <w:szCs w:val="32"/>
+          <w:lang w:eastAsia="ru-RU"/>
+        </w:rPr>
+      </w:pPr>
+      <w:r>
+        <w:rPr>
+          <w:rFonts w:ascii="Times New Roman" w:eastAsia="Times New Roman" w:hAnsi="Times New Roman" w:cs="Times New Roman"/>
+          <w:b/>
+          <w:bCs/>
+          <w:color w:val="000000"/>
+          <w:sz w:val="32"/>
+          <w:szCs w:val="32"/>
+          <w:lang w:eastAsia="ru-RU"/>
+        </w:rPr>
+        <w:t>1 Цель работы</w:t>
+      </w:r>
+    </w:p>
+    <w:p>
+      <w:pPr>
+        <w:spacing w:after="0" w:line="240" w:lineRule="auto"/>
+        <w:jc w:val="both"/>
+        <w:rPr>
+          <w:rFonts w:ascii="Times New Roman" w:eastAsia="Times New Roman" w:hAnsi="Times New Roman" w:cs="Times New Roman"/>
+          <w:color w:val="000000"/>
+          <w:sz w:val="32"/>
+          <w:szCs w:val="32"/>
+          <w:lang w:eastAsia="ru-RU"/>
+        </w:rPr>
+      </w:pPr>
+    </w:p>
+    <w:p>
+      <w:pPr>
+        <w:spacing w:before="100" w:after="100" w:line="240" w:lineRule="auto"/>
+        <w:ind w:right="-60"/>
+        <w:jc w:val="both"/>
+        <w:rPr>
+          <w:rFonts w:ascii="Times New Roman" w:eastAsia="Times New Roman" w:hAnsi="Times New Roman" w:cs="Times New Roman"/>
+          <w:color w:val="000000"/>
+          <w:sz w:val="32"/>
+          <w:szCs w:val="32"/>
+          <w:lang w:eastAsia="ru-RU"/>
+        </w:rPr>
+      </w:pPr>
+      <w:r>
+        <w:rPr>
+          <w:rFonts w:ascii="Times New Roman" w:eastAsia="Times New Roman" w:hAnsi="Times New Roman" w:cs="Times New Roman"/>
+          <w:b/>
+          <w:bCs/>
+          <w:color w:val="000000"/>
+          <w:sz w:val="32"/>
+          <w:szCs w:val="32"/>
+          <w:lang w:eastAsia="ru-RU"/>
+        </w:rPr>
+        <w:t>2</w:t>
+      </w:r>
+      <w:r>
+        <w:rPr>
+          <w:rFonts w:ascii="Times New Roman" w:eastAsia="Times New Roman" w:hAnsi="Times New Roman" w:cs="Times New Roman"/>
+          <w:b/>
+          <w:bCs/>
+          <w:color w:val="000000"/>
+          <w:sz w:val="32"/>
+          <w:szCs w:val="32"/>
+          <w:lang w:eastAsia="ru-RU"/>
+        </w:rPr>
+        <w:t xml:space="preserve"> Контрольные вопросы</w:t>
+      </w:r>
+    </w:p>
+    <w:p>
+      <w:pPr>
+        <w:spacing w:before="100" w:after="100" w:line="240" w:lineRule="auto"/>
+        <w:ind w:right="-60"/>
+        <w:jc w:val="both"/>
+        <w:rPr>
+          <w:rFonts w:ascii="Times New Roman" w:eastAsia="Times New Roman" w:hAnsi="Times New Roman" w:cs="Times New Roman"/>
+          <w:sz w:val="24"/>
+          <w:szCs w:val="24"/>
+          <w:lang w:eastAsia="ru-RU"/>
+        </w:rPr>
+      </w:pPr>
+    </w:p>
+    <w:p>
+      <w:pPr>
+        <w:spacing w:before="100" w:after="100" w:line="240" w:lineRule="auto"/>
+        <w:ind w:right="-60"/>
+        <w:jc w:val="both"/>
+        <w:rPr>
+          <w:rFonts w:ascii="Times New Roman" w:eastAsia="Times New Roman" w:hAnsi="Times New Roman" w:cs="Times New Roman"/>
+          <w:color w:val="000000"/>
+          <w:sz w:val="32"/>
+          <w:szCs w:val="32"/>
+          <w:lang w:eastAsia="ru-RU"/>
+        </w:rPr>
+      </w:pPr>
+      <w:r>
+        <w:rPr>
+          <w:rFonts w:ascii="Times New Roman" w:eastAsia="Times New Roman" w:hAnsi="Times New Roman" w:cs="Times New Roman"/>
+          <w:b/>
+          <w:bCs/>
+          <w:color w:val="000000"/>
+          <w:sz w:val="32"/>
+          <w:szCs w:val="32"/>
+          <w:lang w:eastAsia="ru-RU"/>
+        </w:rPr>
+        <w:t>3</w:t>
+      </w:r>
+      <w:r>
+        <w:rPr>
+          <w:rFonts w:ascii="Times New Roman" w:eastAsia="Times New Roman" w:hAnsi="Times New Roman" w:cs="Times New Roman"/>
+          <w:b/>
+          <w:bCs/>
+          <w:color w:val="000000"/>
+          <w:sz w:val="32"/>
+          <w:szCs w:val="32"/>
+          <w:lang w:eastAsia="ru-RU"/>
+        </w:rPr>
+        <w:t xml:space="preserve"> Вывод</w:t>
+      </w:r>
+    </w:p>
+    <w:p>
+      <w:pPr>
+        <w:rPr>
+          <w:rFonts w:ascii="Times New Roman" w:eastAsia="Times New Roman" w:hAnsi="Times New Roman" w:cs="Times New Roman"/>
+          <w:color w:val="000000"/>
+          <w:sz w:val="32"/>
+          <w:szCs w:val="32"/>
+          <w:lang w:eastAsia="ru-RU"/>
+        </w:rPr>
+      </w:pPr>
+      <w:bookmarkStart w:id="0" w:name="_GoBack"/>
+      <w:bookmarkEnd w:id="0"/>
     </w:p>
     <w:sectPr>
       <w:pgSz w:w="11906" w:h="16838"/>
@@ -40495,7 +42130,7 @@
   <w:style w:type="paragraph" w:default="1" w:styleId="a0">
     <w:name w:val="Normal"/>
     <w:qFormat/>
-    <w:rsid w:val="00F56622"/>
+    <w:rsid w:val="00F5211C"/>
   </w:style>
   <w:style w:type="paragraph" w:styleId="1">
     <w:name w:val="heading 1"/>
@@ -41169,6 +42804,16 @@
     <w:basedOn w:val="a1"/>
     <w:rsid w:val="007F4BFD"/>
   </w:style>
+  <w:style w:type="character" w:customStyle="1" w:styleId="n9q8lc">
+    <w:name w:val="n9q8lc"/>
+    <w:basedOn w:val="a1"/>
+    <w:rsid w:val="00C1482B"/>
+  </w:style>
+  <w:style w:type="character" w:customStyle="1" w:styleId="vkekvd">
+    <w:name w:val="vkekvd"/>
+    <w:basedOn w:val="a1"/>
+    <w:rsid w:val="00C1482B"/>
+  </w:style>
 </w:styles>
 </file>
 

--- a/Отчёты.docx
+++ b/Отчёты.docx
@@ -34764,6 +34764,165 @@
         </w:rPr>
         <w:t xml:space="preserve">Шаг указывается через обновление переменной </w:t>
       </w:r>
+      <w:r>
+        <w:rPr>
+          <w:rFonts w:ascii="Times New Roman" w:eastAsia="Times New Roman" w:hAnsi="Times New Roman" w:cs="Times New Roman"/>
+          <w:color w:val="000000"/>
+          <w:sz w:val="32"/>
+          <w:szCs w:val="32"/>
+          <w:lang w:eastAsia="ru-RU"/>
+        </w:rPr>
+        <w:t>состояния,</w:t>
+      </w:r>
+      <w:r>
+        <w:rPr>
+          <w:rFonts w:ascii="Times New Roman" w:eastAsia="Times New Roman" w:hAnsi="Times New Roman" w:cs="Times New Roman"/>
+          <w:color w:val="000000"/>
+          <w:sz w:val="32"/>
+          <w:szCs w:val="32"/>
+          <w:lang w:eastAsia="ru-RU"/>
+        </w:rPr>
+        <w:t xml:space="preserve"> к которой привязан параметр </w:t>
+      </w:r>
+      <w:proofErr w:type="spellStart"/>
+      <w:r>
+        <w:rPr>
+          <w:rFonts w:ascii="Times New Roman" w:eastAsia="Times New Roman" w:hAnsi="Times New Roman" w:cs="Times New Roman"/>
+          <w:color w:val="000000"/>
+          <w:sz w:val="32"/>
+          <w:szCs w:val="32"/>
+          <w:lang w:eastAsia="ru-RU"/>
+        </w:rPr>
+        <w:t>progress</w:t>
+      </w:r>
+      <w:proofErr w:type="spellEnd"/>
+      <w:r>
+        <w:rPr>
+          <w:rFonts w:ascii="Times New Roman" w:eastAsia="Times New Roman" w:hAnsi="Times New Roman" w:cs="Times New Roman"/>
+          <w:color w:val="000000"/>
+          <w:sz w:val="32"/>
+          <w:szCs w:val="32"/>
+          <w:lang w:eastAsia="ru-RU"/>
+        </w:rPr>
+        <w:t xml:space="preserve"> индикатора</w:t>
+      </w:r>
+      <w:r>
+        <w:rPr>
+          <w:rFonts w:ascii="Times New Roman" w:eastAsia="Times New Roman" w:hAnsi="Times New Roman" w:cs="Times New Roman"/>
+          <w:color w:val="000000"/>
+          <w:sz w:val="32"/>
+          <w:szCs w:val="32"/>
+          <w:lang w:eastAsia="ru-RU"/>
+        </w:rPr>
+        <w:t>.</w:t>
+      </w:r>
+    </w:p>
+    <w:p>
+      <w:pPr>
+        <w:rPr>
+          <w:rFonts w:ascii="Times New Roman" w:eastAsia="Times New Roman" w:hAnsi="Times New Roman" w:cs="Times New Roman"/>
+          <w:color w:val="000000"/>
+          <w:sz w:val="32"/>
+          <w:szCs w:val="32"/>
+          <w:lang w:eastAsia="ru-RU"/>
+        </w:rPr>
+      </w:pPr>
+    </w:p>
+    <w:p>
+      <w:pPr>
+        <w:rPr>
+          <w:rFonts w:ascii="Times New Roman" w:eastAsia="Times New Roman" w:hAnsi="Times New Roman" w:cs="Times New Roman"/>
+          <w:color w:val="000000"/>
+          <w:sz w:val="32"/>
+          <w:szCs w:val="32"/>
+          <w:lang w:eastAsia="ru-RU"/>
+        </w:rPr>
+      </w:pPr>
+      <w:r>
+        <w:rPr>
+          <w:rFonts w:ascii="Times New Roman" w:eastAsia="Times New Roman" w:hAnsi="Times New Roman" w:cs="Times New Roman"/>
+          <w:color w:val="000000"/>
+          <w:sz w:val="32"/>
+          <w:szCs w:val="32"/>
+          <w:lang w:eastAsia="ru-RU"/>
+        </w:rPr>
+        <w:t xml:space="preserve">2.3 Как указать задержку в индикаторах прогресса? </w:t>
+      </w:r>
+    </w:p>
+    <w:p>
+      <w:pPr>
+        <w:rPr>
+          <w:rFonts w:ascii="Times New Roman" w:eastAsia="Times New Roman" w:hAnsi="Times New Roman" w:cs="Times New Roman"/>
+          <w:color w:val="000000"/>
+          <w:sz w:val="32"/>
+          <w:szCs w:val="32"/>
+          <w:lang w:eastAsia="ru-RU"/>
+        </w:rPr>
+      </w:pPr>
+      <w:r>
+        <w:rPr>
+          <w:rFonts w:ascii="Times New Roman" w:eastAsia="Times New Roman" w:hAnsi="Times New Roman" w:cs="Times New Roman"/>
+          <w:color w:val="000000"/>
+          <w:sz w:val="32"/>
+          <w:szCs w:val="32"/>
+          <w:lang w:eastAsia="ru-RU"/>
+        </w:rPr>
+        <w:t xml:space="preserve">Можно запускать </w:t>
+      </w:r>
+      <w:proofErr w:type="spellStart"/>
+      <w:r>
+        <w:rPr>
+          <w:rFonts w:ascii="Times New Roman" w:eastAsia="Times New Roman" w:hAnsi="Times New Roman" w:cs="Times New Roman"/>
+          <w:color w:val="000000"/>
+          <w:sz w:val="32"/>
+          <w:szCs w:val="32"/>
+          <w:lang w:eastAsia="ru-RU"/>
+        </w:rPr>
+        <w:t>корутину</w:t>
+      </w:r>
+      <w:proofErr w:type="spellEnd"/>
+      <w:r>
+        <w:rPr>
+          <w:rFonts w:ascii="Times New Roman" w:eastAsia="Times New Roman" w:hAnsi="Times New Roman" w:cs="Times New Roman"/>
+          <w:color w:val="000000"/>
+          <w:sz w:val="32"/>
+          <w:szCs w:val="32"/>
+          <w:lang w:eastAsia="ru-RU"/>
+        </w:rPr>
+        <w:t xml:space="preserve"> или </w:t>
+      </w:r>
+      <w:proofErr w:type="spellStart"/>
+      <w:r>
+        <w:rPr>
+          <w:rFonts w:ascii="Times New Roman" w:eastAsia="Times New Roman" w:hAnsi="Times New Roman" w:cs="Times New Roman"/>
+          <w:color w:val="000000"/>
+          <w:sz w:val="32"/>
+          <w:szCs w:val="32"/>
+          <w:lang w:val="en-US" w:eastAsia="ru-RU"/>
+        </w:rPr>
+        <w:t>LaunchedEffect</w:t>
+      </w:r>
+      <w:proofErr w:type="spellEnd"/>
+      <w:r>
+        <w:rPr>
+          <w:rFonts w:ascii="Times New Roman" w:eastAsia="Times New Roman" w:hAnsi="Times New Roman" w:cs="Times New Roman"/>
+          <w:color w:val="000000"/>
+          <w:sz w:val="32"/>
+          <w:szCs w:val="32"/>
+          <w:lang w:eastAsia="ru-RU"/>
+        </w:rPr>
+        <w:t xml:space="preserve"> </w:t>
+      </w:r>
+      <w:r>
+        <w:rPr>
+          <w:rFonts w:ascii="Times New Roman" w:eastAsia="Times New Roman" w:hAnsi="Times New Roman" w:cs="Times New Roman"/>
+          <w:color w:val="000000"/>
+          <w:sz w:val="32"/>
+          <w:szCs w:val="32"/>
+          <w:lang w:eastAsia="ru-RU"/>
+        </w:rPr>
+        <w:t xml:space="preserve">вместе с циклом и функцией </w:t>
+      </w:r>
       <w:proofErr w:type="gramStart"/>
       <w:r>
         <w:rPr>
@@ -34771,9 +34930,19 @@
           <w:color w:val="000000"/>
           <w:sz w:val="32"/>
           <w:szCs w:val="32"/>
-          <w:lang w:eastAsia="ru-RU"/>
-        </w:rPr>
-        <w:t>состояния ,</w:t>
+          <w:lang w:val="en-US" w:eastAsia="ru-RU"/>
+        </w:rPr>
+        <w:t>delay</w:t>
+      </w:r>
+      <w:r>
+        <w:rPr>
+          <w:rFonts w:ascii="Times New Roman" w:eastAsia="Times New Roman" w:hAnsi="Times New Roman" w:cs="Times New Roman"/>
+          <w:color w:val="000000"/>
+          <w:sz w:val="32"/>
+          <w:szCs w:val="32"/>
+          <w:lang w:eastAsia="ru-RU"/>
+        </w:rPr>
+        <w:t>(</w:t>
       </w:r>
       <w:proofErr w:type="gramEnd"/>
       <w:r>
@@ -34784,29 +34953,148 @@
           <w:szCs w:val="32"/>
           <w:lang w:eastAsia="ru-RU"/>
         </w:rPr>
-        <w:t xml:space="preserve"> к которой привязан параметр </w:t>
-      </w:r>
-      <w:proofErr w:type="spellStart"/>
-      <w:r>
-        <w:rPr>
-          <w:rFonts w:ascii="Times New Roman" w:eastAsia="Times New Roman" w:hAnsi="Times New Roman" w:cs="Times New Roman"/>
-          <w:color w:val="000000"/>
-          <w:sz w:val="32"/>
-          <w:szCs w:val="32"/>
-          <w:lang w:eastAsia="ru-RU"/>
-        </w:rPr>
-        <w:t>progress</w:t>
-      </w:r>
-      <w:proofErr w:type="spellEnd"/>
-      <w:r>
-        <w:rPr>
-          <w:rFonts w:ascii="Times New Roman" w:eastAsia="Times New Roman" w:hAnsi="Times New Roman" w:cs="Times New Roman"/>
-          <w:color w:val="000000"/>
-          <w:sz w:val="32"/>
-          <w:szCs w:val="32"/>
-          <w:lang w:eastAsia="ru-RU"/>
-        </w:rPr>
-        <w:t xml:space="preserve"> индикатора</w:t>
+        <w:t>)</w:t>
+      </w:r>
+      <w:r>
+        <w:rPr>
+          <w:rFonts w:ascii="Times New Roman" w:eastAsia="Times New Roman" w:hAnsi="Times New Roman" w:cs="Times New Roman"/>
+          <w:color w:val="000000"/>
+          <w:sz w:val="32"/>
+          <w:szCs w:val="32"/>
+          <w:lang w:eastAsia="ru-RU"/>
+        </w:rPr>
+        <w:t xml:space="preserve">. </w:t>
+      </w:r>
+      <w:proofErr w:type="gramStart"/>
+      <w:r>
+        <w:rPr>
+          <w:rFonts w:ascii="Times New Roman" w:eastAsia="Times New Roman" w:hAnsi="Times New Roman" w:cs="Times New Roman"/>
+          <w:color w:val="000000"/>
+          <w:sz w:val="32"/>
+          <w:szCs w:val="32"/>
+          <w:lang w:eastAsia="ru-RU"/>
+        </w:rPr>
+        <w:t>Например</w:t>
+      </w:r>
+      <w:proofErr w:type="gramEnd"/>
+      <w:r>
+        <w:rPr>
+          <w:rFonts w:ascii="Times New Roman" w:eastAsia="Times New Roman" w:hAnsi="Times New Roman" w:cs="Times New Roman"/>
+          <w:color w:val="000000"/>
+          <w:sz w:val="32"/>
+          <w:szCs w:val="32"/>
+          <w:lang w:eastAsia="ru-RU"/>
+        </w:rPr>
+        <w:t>:</w:t>
+      </w:r>
+    </w:p>
+    <w:p>
+      <w:pPr>
+        <w:rPr>
+          <w:rFonts w:ascii="Times New Roman" w:eastAsia="Times New Roman" w:hAnsi="Times New Roman" w:cs="Times New Roman"/>
+          <w:color w:val="000000"/>
+          <w:sz w:val="32"/>
+          <w:szCs w:val="32"/>
+          <w:lang w:eastAsia="ru-RU"/>
+        </w:rPr>
+      </w:pPr>
+      <w:proofErr w:type="spellStart"/>
+      <w:r>
+        <w:rPr>
+          <w:rFonts w:ascii="Times New Roman" w:eastAsia="Times New Roman" w:hAnsi="Times New Roman" w:cs="Times New Roman"/>
+          <w:color w:val="000000"/>
+          <w:sz w:val="32"/>
+          <w:szCs w:val="32"/>
+          <w:lang w:val="en-US" w:eastAsia="ru-RU"/>
+        </w:rPr>
+        <w:t>var</w:t>
+      </w:r>
+      <w:proofErr w:type="spellEnd"/>
+      <w:r>
+        <w:rPr>
+          <w:rFonts w:ascii="Times New Roman" w:eastAsia="Times New Roman" w:hAnsi="Times New Roman" w:cs="Times New Roman"/>
+          <w:color w:val="000000"/>
+          <w:sz w:val="32"/>
+          <w:szCs w:val="32"/>
+          <w:lang w:eastAsia="ru-RU"/>
+        </w:rPr>
+        <w:t xml:space="preserve"> </w:t>
+      </w:r>
+      <w:r>
+        <w:rPr>
+          <w:rFonts w:ascii="Times New Roman" w:eastAsia="Times New Roman" w:hAnsi="Times New Roman" w:cs="Times New Roman"/>
+          <w:color w:val="000000"/>
+          <w:sz w:val="32"/>
+          <w:szCs w:val="32"/>
+          <w:lang w:val="en-US" w:eastAsia="ru-RU"/>
+        </w:rPr>
+        <w:t>scope</w:t>
+      </w:r>
+      <w:r>
+        <w:rPr>
+          <w:rFonts w:ascii="Times New Roman" w:eastAsia="Times New Roman" w:hAnsi="Times New Roman" w:cs="Times New Roman"/>
+          <w:color w:val="000000"/>
+          <w:sz w:val="32"/>
+          <w:szCs w:val="32"/>
+          <w:lang w:eastAsia="ru-RU"/>
+        </w:rPr>
+        <w:t xml:space="preserve"> = </w:t>
+      </w:r>
+      <w:proofErr w:type="spellStart"/>
+      <w:proofErr w:type="gramStart"/>
+      <w:r>
+        <w:rPr>
+          <w:rFonts w:ascii="Times New Roman" w:eastAsia="Times New Roman" w:hAnsi="Times New Roman" w:cs="Times New Roman"/>
+          <w:color w:val="000000"/>
+          <w:sz w:val="32"/>
+          <w:szCs w:val="32"/>
+          <w:lang w:val="en-US" w:eastAsia="ru-RU"/>
+        </w:rPr>
+        <w:t>rememberCoroutineScope</w:t>
+      </w:r>
+      <w:proofErr w:type="spellEnd"/>
+      <w:r>
+        <w:rPr>
+          <w:rFonts w:ascii="Times New Roman" w:eastAsia="Times New Roman" w:hAnsi="Times New Roman" w:cs="Times New Roman"/>
+          <w:color w:val="000000"/>
+          <w:sz w:val="32"/>
+          <w:szCs w:val="32"/>
+          <w:lang w:eastAsia="ru-RU"/>
+        </w:rPr>
+        <w:t>(</w:t>
+      </w:r>
+      <w:proofErr w:type="gramEnd"/>
+      <w:r>
+        <w:rPr>
+          <w:rFonts w:ascii="Times New Roman" w:eastAsia="Times New Roman" w:hAnsi="Times New Roman" w:cs="Times New Roman"/>
+          <w:color w:val="000000"/>
+          <w:sz w:val="32"/>
+          <w:szCs w:val="32"/>
+          <w:lang w:eastAsia="ru-RU"/>
+        </w:rPr>
+        <w:t>)</w:t>
+      </w:r>
+    </w:p>
+    <w:p>
+      <w:pPr>
+        <w:rPr>
+          <w:rFonts w:ascii="Times New Roman" w:eastAsia="Times New Roman" w:hAnsi="Times New Roman" w:cs="Times New Roman"/>
+          <w:color w:val="000000"/>
+          <w:sz w:val="32"/>
+          <w:szCs w:val="32"/>
+          <w:lang w:eastAsia="ru-RU"/>
+        </w:rPr>
+      </w:pPr>
+      <w:proofErr w:type="gramStart"/>
+      <w:r>
+        <w:rPr>
+          <w:rFonts w:ascii="Times New Roman" w:eastAsia="Times New Roman" w:hAnsi="Times New Roman" w:cs="Times New Roman"/>
+          <w:color w:val="000000"/>
+          <w:sz w:val="32"/>
+          <w:szCs w:val="32"/>
+          <w:lang w:val="en-US" w:eastAsia="ru-RU"/>
+        </w:rPr>
+        <w:t>scope</w:t>
       </w:r>
       <w:r>
         <w:rPr>
@@ -34818,82 +35106,6 @@
         </w:rPr>
         <w:t>.</w:t>
       </w:r>
-    </w:p>
-    <w:p>
-      <w:pPr>
-        <w:rPr>
-          <w:rFonts w:ascii="Times New Roman" w:eastAsia="Times New Roman" w:hAnsi="Times New Roman" w:cs="Times New Roman"/>
-          <w:color w:val="000000"/>
-          <w:sz w:val="32"/>
-          <w:szCs w:val="32"/>
-          <w:lang w:eastAsia="ru-RU"/>
-        </w:rPr>
-      </w:pPr>
-    </w:p>
-    <w:p>
-      <w:pPr>
-        <w:rPr>
-          <w:rFonts w:ascii="Times New Roman" w:eastAsia="Times New Roman" w:hAnsi="Times New Roman" w:cs="Times New Roman"/>
-          <w:color w:val="000000"/>
-          <w:sz w:val="32"/>
-          <w:szCs w:val="32"/>
-          <w:lang w:eastAsia="ru-RU"/>
-        </w:rPr>
-      </w:pPr>
-      <w:r>
-        <w:rPr>
-          <w:rFonts w:ascii="Times New Roman" w:eastAsia="Times New Roman" w:hAnsi="Times New Roman" w:cs="Times New Roman"/>
-          <w:color w:val="000000"/>
-          <w:sz w:val="32"/>
-          <w:szCs w:val="32"/>
-          <w:lang w:eastAsia="ru-RU"/>
-        </w:rPr>
-        <w:t xml:space="preserve">2.3 Как указать задержку в индикаторах прогресса? </w:t>
-      </w:r>
-    </w:p>
-    <w:p>
-      <w:pPr>
-        <w:rPr>
-          <w:rFonts w:ascii="Times New Roman" w:eastAsia="Times New Roman" w:hAnsi="Times New Roman" w:cs="Times New Roman"/>
-          <w:color w:val="000000"/>
-          <w:sz w:val="32"/>
-          <w:szCs w:val="32"/>
-          <w:lang w:eastAsia="ru-RU"/>
-        </w:rPr>
-      </w:pPr>
-      <w:r>
-        <w:rPr>
-          <w:rFonts w:ascii="Times New Roman" w:eastAsia="Times New Roman" w:hAnsi="Times New Roman" w:cs="Times New Roman"/>
-          <w:color w:val="000000"/>
-          <w:sz w:val="32"/>
-          <w:szCs w:val="32"/>
-          <w:lang w:eastAsia="ru-RU"/>
-        </w:rPr>
-        <w:t xml:space="preserve">Можно запускать </w:t>
-      </w:r>
-      <w:proofErr w:type="spellStart"/>
-      <w:r>
-        <w:rPr>
-          <w:rFonts w:ascii="Times New Roman" w:eastAsia="Times New Roman" w:hAnsi="Times New Roman" w:cs="Times New Roman"/>
-          <w:color w:val="000000"/>
-          <w:sz w:val="32"/>
-          <w:szCs w:val="32"/>
-          <w:lang w:eastAsia="ru-RU"/>
-        </w:rPr>
-        <w:t>корутину</w:t>
-      </w:r>
-      <w:proofErr w:type="spellEnd"/>
-      <w:r>
-        <w:rPr>
-          <w:rFonts w:ascii="Times New Roman" w:eastAsia="Times New Roman" w:hAnsi="Times New Roman" w:cs="Times New Roman"/>
-          <w:color w:val="000000"/>
-          <w:sz w:val="32"/>
-          <w:szCs w:val="32"/>
-          <w:lang w:eastAsia="ru-RU"/>
-        </w:rPr>
-        <w:t xml:space="preserve"> или </w:t>
-      </w:r>
-      <w:proofErr w:type="spellStart"/>
       <w:r>
         <w:rPr>
           <w:rFonts w:ascii="Times New Roman" w:eastAsia="Times New Roman" w:hAnsi="Times New Roman" w:cs="Times New Roman"/>
@@ -34902,30 +35114,10 @@
           <w:szCs w:val="32"/>
           <w:lang w:val="en-US" w:eastAsia="ru-RU"/>
         </w:rPr>
-        <w:t>LaunchedEffect</w:t>
-      </w:r>
-      <w:proofErr w:type="spellEnd"/>
-      <w:r>
-        <w:rPr>
-          <w:rFonts w:ascii="Times New Roman" w:eastAsia="Times New Roman" w:hAnsi="Times New Roman" w:cs="Times New Roman"/>
-          <w:color w:val="000000"/>
-          <w:sz w:val="32"/>
-          <w:szCs w:val="32"/>
-          <w:lang w:eastAsia="ru-RU"/>
-        </w:rPr>
-        <w:t xml:space="preserve"> </w:t>
-      </w:r>
-      <w:r>
-        <w:rPr>
-          <w:rFonts w:ascii="Times New Roman" w:eastAsia="Times New Roman" w:hAnsi="Times New Roman" w:cs="Times New Roman"/>
-          <w:color w:val="000000"/>
-          <w:sz w:val="32"/>
-          <w:szCs w:val="32"/>
-          <w:lang w:eastAsia="ru-RU"/>
-        </w:rPr>
-        <w:t xml:space="preserve">вместе с циклом и функцией </w:t>
-      </w:r>
-      <w:proofErr w:type="gramStart"/>
+        <w:t>laun</w:t>
+      </w:r>
+      <w:bookmarkStart w:id="0" w:name="_GoBack"/>
+      <w:bookmarkEnd w:id="0"/>
       <w:r>
         <w:rPr>
           <w:rFonts w:ascii="Times New Roman" w:eastAsia="Times New Roman" w:hAnsi="Times New Roman" w:cs="Times New Roman"/>
@@ -34934,189 +35126,7 @@
           <w:szCs w:val="32"/>
           <w:lang w:val="en-US" w:eastAsia="ru-RU"/>
         </w:rPr>
-        <w:t>delay</w:t>
-      </w:r>
-      <w:r>
-        <w:rPr>
-          <w:rFonts w:ascii="Times New Roman" w:eastAsia="Times New Roman" w:hAnsi="Times New Roman" w:cs="Times New Roman"/>
-          <w:color w:val="000000"/>
-          <w:sz w:val="32"/>
-          <w:szCs w:val="32"/>
-          <w:lang w:eastAsia="ru-RU"/>
-        </w:rPr>
-        <w:t>(</w:t>
-      </w:r>
-      <w:proofErr w:type="gramEnd"/>
-      <w:r>
-        <w:rPr>
-          <w:rFonts w:ascii="Times New Roman" w:eastAsia="Times New Roman" w:hAnsi="Times New Roman" w:cs="Times New Roman"/>
-          <w:color w:val="000000"/>
-          <w:sz w:val="32"/>
-          <w:szCs w:val="32"/>
-          <w:lang w:eastAsia="ru-RU"/>
-        </w:rPr>
-        <w:t>)</w:t>
-      </w:r>
-      <w:r>
-        <w:rPr>
-          <w:rFonts w:ascii="Times New Roman" w:eastAsia="Times New Roman" w:hAnsi="Times New Roman" w:cs="Times New Roman"/>
-          <w:color w:val="000000"/>
-          <w:sz w:val="32"/>
-          <w:szCs w:val="32"/>
-          <w:lang w:eastAsia="ru-RU"/>
-        </w:rPr>
-        <w:t xml:space="preserve">. </w:t>
-      </w:r>
-      <w:proofErr w:type="gramStart"/>
-      <w:r>
-        <w:rPr>
-          <w:rFonts w:ascii="Times New Roman" w:eastAsia="Times New Roman" w:hAnsi="Times New Roman" w:cs="Times New Roman"/>
-          <w:color w:val="000000"/>
-          <w:sz w:val="32"/>
-          <w:szCs w:val="32"/>
-          <w:lang w:eastAsia="ru-RU"/>
-        </w:rPr>
-        <w:t>Например</w:t>
-      </w:r>
-      <w:proofErr w:type="gramEnd"/>
-      <w:r>
-        <w:rPr>
-          <w:rFonts w:ascii="Times New Roman" w:eastAsia="Times New Roman" w:hAnsi="Times New Roman" w:cs="Times New Roman"/>
-          <w:color w:val="000000"/>
-          <w:sz w:val="32"/>
-          <w:szCs w:val="32"/>
-          <w:lang w:eastAsia="ru-RU"/>
-        </w:rPr>
-        <w:t>:</w:t>
-      </w:r>
-    </w:p>
-    <w:p>
-      <w:pPr>
-        <w:rPr>
-          <w:rFonts w:ascii="Times New Roman" w:eastAsia="Times New Roman" w:hAnsi="Times New Roman" w:cs="Times New Roman"/>
-          <w:color w:val="000000"/>
-          <w:sz w:val="32"/>
-          <w:szCs w:val="32"/>
-          <w:lang w:eastAsia="ru-RU"/>
-        </w:rPr>
-      </w:pPr>
-      <w:proofErr w:type="spellStart"/>
-      <w:r>
-        <w:rPr>
-          <w:rFonts w:ascii="Times New Roman" w:eastAsia="Times New Roman" w:hAnsi="Times New Roman" w:cs="Times New Roman"/>
-          <w:color w:val="000000"/>
-          <w:sz w:val="32"/>
-          <w:szCs w:val="32"/>
-          <w:lang w:val="en-US" w:eastAsia="ru-RU"/>
-        </w:rPr>
-        <w:t>var</w:t>
-      </w:r>
-      <w:proofErr w:type="spellEnd"/>
-      <w:r>
-        <w:rPr>
-          <w:rFonts w:ascii="Times New Roman" w:eastAsia="Times New Roman" w:hAnsi="Times New Roman" w:cs="Times New Roman"/>
-          <w:color w:val="000000"/>
-          <w:sz w:val="32"/>
-          <w:szCs w:val="32"/>
-          <w:lang w:eastAsia="ru-RU"/>
-        </w:rPr>
-        <w:t xml:space="preserve"> </w:t>
-      </w:r>
-      <w:r>
-        <w:rPr>
-          <w:rFonts w:ascii="Times New Roman" w:eastAsia="Times New Roman" w:hAnsi="Times New Roman" w:cs="Times New Roman"/>
-          <w:color w:val="000000"/>
-          <w:sz w:val="32"/>
-          <w:szCs w:val="32"/>
-          <w:lang w:val="en-US" w:eastAsia="ru-RU"/>
-        </w:rPr>
-        <w:t>scope</w:t>
-      </w:r>
-      <w:r>
-        <w:rPr>
-          <w:rFonts w:ascii="Times New Roman" w:eastAsia="Times New Roman" w:hAnsi="Times New Roman" w:cs="Times New Roman"/>
-          <w:color w:val="000000"/>
-          <w:sz w:val="32"/>
-          <w:szCs w:val="32"/>
-          <w:lang w:eastAsia="ru-RU"/>
-        </w:rPr>
-        <w:t xml:space="preserve"> = </w:t>
-      </w:r>
-      <w:proofErr w:type="spellStart"/>
-      <w:proofErr w:type="gramStart"/>
-      <w:r>
-        <w:rPr>
-          <w:rFonts w:ascii="Times New Roman" w:eastAsia="Times New Roman" w:hAnsi="Times New Roman" w:cs="Times New Roman"/>
-          <w:color w:val="000000"/>
-          <w:sz w:val="32"/>
-          <w:szCs w:val="32"/>
-          <w:lang w:val="en-US" w:eastAsia="ru-RU"/>
-        </w:rPr>
-        <w:t>rememberCoroutineScope</w:t>
-      </w:r>
-      <w:proofErr w:type="spellEnd"/>
-      <w:r>
-        <w:rPr>
-          <w:rFonts w:ascii="Times New Roman" w:eastAsia="Times New Roman" w:hAnsi="Times New Roman" w:cs="Times New Roman"/>
-          <w:color w:val="000000"/>
-          <w:sz w:val="32"/>
-          <w:szCs w:val="32"/>
-          <w:lang w:eastAsia="ru-RU"/>
-        </w:rPr>
-        <w:t>(</w:t>
-      </w:r>
-      <w:proofErr w:type="gramEnd"/>
-      <w:r>
-        <w:rPr>
-          <w:rFonts w:ascii="Times New Roman" w:eastAsia="Times New Roman" w:hAnsi="Times New Roman" w:cs="Times New Roman"/>
-          <w:color w:val="000000"/>
-          <w:sz w:val="32"/>
-          <w:szCs w:val="32"/>
-          <w:lang w:eastAsia="ru-RU"/>
-        </w:rPr>
-        <w:t>)</w:t>
-      </w:r>
-    </w:p>
-    <w:p>
-      <w:pPr>
-        <w:rPr>
-          <w:rFonts w:ascii="Times New Roman" w:eastAsia="Times New Roman" w:hAnsi="Times New Roman" w:cs="Times New Roman"/>
-          <w:color w:val="000000"/>
-          <w:sz w:val="32"/>
-          <w:szCs w:val="32"/>
-          <w:lang w:eastAsia="ru-RU"/>
-        </w:rPr>
-      </w:pPr>
-      <w:proofErr w:type="gramStart"/>
-      <w:r>
-        <w:rPr>
-          <w:rFonts w:ascii="Times New Roman" w:eastAsia="Times New Roman" w:hAnsi="Times New Roman" w:cs="Times New Roman"/>
-          <w:color w:val="000000"/>
-          <w:sz w:val="32"/>
-          <w:szCs w:val="32"/>
-          <w:lang w:val="en-US" w:eastAsia="ru-RU"/>
-        </w:rPr>
-        <w:t>scope</w:t>
-      </w:r>
-      <w:r>
-        <w:rPr>
-          <w:rFonts w:ascii="Times New Roman" w:eastAsia="Times New Roman" w:hAnsi="Times New Roman" w:cs="Times New Roman"/>
-          <w:color w:val="000000"/>
-          <w:sz w:val="32"/>
-          <w:szCs w:val="32"/>
-          <w:lang w:eastAsia="ru-RU"/>
-        </w:rPr>
-        <w:t>.</w:t>
-      </w:r>
-      <w:r>
-        <w:rPr>
-          <w:rFonts w:ascii="Times New Roman" w:eastAsia="Times New Roman" w:hAnsi="Times New Roman" w:cs="Times New Roman"/>
-          <w:color w:val="000000"/>
-          <w:sz w:val="32"/>
-          <w:szCs w:val="32"/>
-          <w:lang w:val="en-US" w:eastAsia="ru-RU"/>
-        </w:rPr>
-        <w:t>launch</w:t>
+        <w:t>ch</w:t>
       </w:r>
       <w:proofErr w:type="gramEnd"/>
       <w:r>
@@ -35889,17 +35899,7 @@
           <w:szCs w:val="32"/>
           <w:lang w:eastAsia="ru-RU"/>
         </w:rPr>
-        <w:t xml:space="preserve"> осуществляется через определение цветов в файле</w:t>
-      </w:r>
-      <w:r>
-        <w:rPr>
-          <w:rFonts w:ascii="Times New Roman" w:eastAsia="Times New Roman" w:hAnsi="Times New Roman" w:cs="Times New Roman"/>
-          <w:color w:val="000000"/>
-          <w:sz w:val="32"/>
-          <w:szCs w:val="32"/>
-          <w:lang w:eastAsia="ru-RU"/>
-        </w:rPr>
-        <w:t xml:space="preserve"> </w:t>
+        <w:t xml:space="preserve"> осуществляется через определение цветов в файле </w:t>
       </w:r>
       <w:proofErr w:type="spellStart"/>
       <w:r>
@@ -35921,17 +35921,7 @@
           <w:szCs w:val="32"/>
           <w:lang w:eastAsia="ru-RU"/>
         </w:rPr>
-        <w:t xml:space="preserve"> </w:t>
-      </w:r>
-      <w:r>
-        <w:rPr>
-          <w:rFonts w:ascii="Times New Roman" w:eastAsia="Times New Roman" w:hAnsi="Times New Roman" w:cs="Times New Roman"/>
-          <w:color w:val="000000"/>
-          <w:sz w:val="32"/>
-          <w:szCs w:val="32"/>
-          <w:lang w:eastAsia="ru-RU"/>
-        </w:rPr>
-        <w:t xml:space="preserve">и их использование в теме </w:t>
+        <w:t xml:space="preserve"> и их использование в теме </w:t>
       </w:r>
       <w:proofErr w:type="spellStart"/>
       <w:r>
@@ -35953,17 +35943,7 @@
           <w:szCs w:val="32"/>
           <w:lang w:eastAsia="ru-RU"/>
         </w:rPr>
-        <w:t xml:space="preserve"> через</w:t>
-      </w:r>
-      <w:r>
-        <w:rPr>
-          <w:rFonts w:ascii="Times New Roman" w:eastAsia="Times New Roman" w:hAnsi="Times New Roman" w:cs="Times New Roman"/>
-          <w:color w:val="000000"/>
-          <w:sz w:val="32"/>
-          <w:szCs w:val="32"/>
-          <w:lang w:eastAsia="ru-RU"/>
-        </w:rPr>
-        <w:t xml:space="preserve"> </w:t>
+        <w:t xml:space="preserve"> через </w:t>
       </w:r>
       <w:proofErr w:type="spellStart"/>
       <w:r>
@@ -36989,7 +36969,7 @@
           <w:color w:val="000000"/>
           <w:sz w:val="32"/>
           <w:szCs w:val="32"/>
-          <w:lang w:eastAsia="ru-RU"/>
+          <w:lang w:val="en-US" w:eastAsia="ru-RU"/>
         </w:rPr>
       </w:pPr>
       <w:r>
@@ -37008,7 +36988,7 @@
           <w:color w:val="000000"/>
           <w:sz w:val="32"/>
           <w:szCs w:val="32"/>
-          <w:lang w:eastAsia="ru-RU"/>
+          <w:lang w:val="en-US" w:eastAsia="ru-RU"/>
         </w:rPr>
         <w:t xml:space="preserve"> </w:t>
       </w:r>
@@ -37028,7 +37008,7 @@
           <w:color w:val="000000"/>
           <w:sz w:val="32"/>
           <w:szCs w:val="32"/>
-          <w:lang w:eastAsia="ru-RU"/>
+          <w:lang w:val="en-US" w:eastAsia="ru-RU"/>
         </w:rPr>
         <w:t xml:space="preserve"> </w:t>
       </w:r>
@@ -37048,28 +37028,18 @@
           <w:color w:val="000000"/>
           <w:sz w:val="32"/>
           <w:szCs w:val="32"/>
-          <w:lang w:eastAsia="ru-RU"/>
-        </w:rPr>
-        <w:t>: (</w:t>
-      </w:r>
-      <w:r>
-        <w:rPr>
-          <w:rFonts w:ascii="Times New Roman" w:eastAsia="Times New Roman" w:hAnsi="Times New Roman" w:cs="Times New Roman"/>
-          <w:color w:val="000000"/>
-          <w:sz w:val="32"/>
-          <w:szCs w:val="32"/>
-          <w:lang w:eastAsia="ru-RU"/>
-        </w:rPr>
-        <w:t>Animate*</w:t>
-      </w:r>
-      <w:proofErr w:type="spellStart"/>
-      <w:r>
-        <w:rPr>
-          <w:rFonts w:ascii="Times New Roman" w:eastAsia="Times New Roman" w:hAnsi="Times New Roman" w:cs="Times New Roman"/>
-          <w:color w:val="000000"/>
-          <w:sz w:val="32"/>
-          <w:szCs w:val="32"/>
-          <w:lang w:eastAsia="ru-RU"/>
+          <w:lang w:val="en-US" w:eastAsia="ru-RU"/>
+        </w:rPr>
+        <w:t>: (Animate*</w:t>
+      </w:r>
+      <w:proofErr w:type="spellStart"/>
+      <w:r>
+        <w:rPr>
+          <w:rFonts w:ascii="Times New Roman" w:eastAsia="Times New Roman" w:hAnsi="Times New Roman" w:cs="Times New Roman"/>
+          <w:color w:val="000000"/>
+          <w:sz w:val="32"/>
+          <w:szCs w:val="32"/>
+          <w:lang w:val="en-US" w:eastAsia="ru-RU"/>
         </w:rPr>
         <w:t>AsState</w:t>
       </w:r>
@@ -37080,7 +37050,7 @@
           <w:color w:val="000000"/>
           <w:sz w:val="32"/>
           <w:szCs w:val="32"/>
-          <w:lang w:eastAsia="ru-RU"/>
+          <w:lang w:val="en-US" w:eastAsia="ru-RU"/>
         </w:rPr>
         <w:t>), (</w:t>
       </w:r>
@@ -37091,7 +37061,7 @@
           <w:color w:val="000000"/>
           <w:sz w:val="32"/>
           <w:szCs w:val="32"/>
-          <w:lang w:eastAsia="ru-RU"/>
+          <w:lang w:val="en-US" w:eastAsia="ru-RU"/>
         </w:rPr>
         <w:t>Animatable</w:t>
       </w:r>
@@ -37102,7 +37072,7 @@
           <w:color w:val="000000"/>
           <w:sz w:val="32"/>
           <w:szCs w:val="32"/>
-          <w:lang w:eastAsia="ru-RU"/>
+          <w:lang w:val="en-US" w:eastAsia="ru-RU"/>
         </w:rPr>
         <w:t>), (</w:t>
       </w:r>
@@ -37113,7 +37083,7 @@
           <w:color w:val="000000"/>
           <w:sz w:val="32"/>
           <w:szCs w:val="32"/>
-          <w:lang w:eastAsia="ru-RU"/>
+          <w:lang w:val="en-US" w:eastAsia="ru-RU"/>
         </w:rPr>
         <w:t>UpdateTransition</w:t>
       </w:r>
@@ -37124,7 +37094,7 @@
           <w:color w:val="000000"/>
           <w:sz w:val="32"/>
           <w:szCs w:val="32"/>
-          <w:lang w:eastAsia="ru-RU"/>
+          <w:lang w:val="en-US" w:eastAsia="ru-RU"/>
         </w:rPr>
         <w:t>), (</w:t>
       </w:r>
@@ -37135,7 +37105,7 @@
           <w:color w:val="000000"/>
           <w:sz w:val="32"/>
           <w:szCs w:val="32"/>
-          <w:lang w:eastAsia="ru-RU"/>
+          <w:lang w:val="en-US" w:eastAsia="ru-RU"/>
         </w:rPr>
         <w:t>InfiniteTransition</w:t>
       </w:r>
@@ -37146,7 +37116,7 @@
           <w:color w:val="000000"/>
           <w:sz w:val="32"/>
           <w:szCs w:val="32"/>
-          <w:lang w:eastAsia="ru-RU"/>
+          <w:lang w:val="en-US" w:eastAsia="ru-RU"/>
         </w:rPr>
         <w:t>).</w:t>
       </w:r>
@@ -37160,7 +37130,7 @@
           <w:color w:val="000000"/>
           <w:sz w:val="32"/>
           <w:szCs w:val="32"/>
-          <w:lang w:eastAsia="ru-RU"/>
+          <w:lang w:val="en-US" w:eastAsia="ru-RU"/>
         </w:rPr>
       </w:pPr>
     </w:p>
@@ -37382,17 +37352,7 @@
           <w:szCs w:val="32"/>
           <w:lang w:eastAsia="ru-RU"/>
         </w:rPr>
-        <w:t>И</w:t>
-      </w:r>
-      <w:r>
-        <w:rPr>
-          <w:rFonts w:ascii="Times New Roman" w:eastAsia="Times New Roman" w:hAnsi="Times New Roman" w:cs="Times New Roman"/>
-          <w:color w:val="000000"/>
-          <w:sz w:val="32"/>
-          <w:szCs w:val="32"/>
-          <w:lang w:eastAsia="ru-RU"/>
-        </w:rPr>
-        <w:t>спользуется</w:t>
+        <w:t>Используется</w:t>
       </w:r>
       <w:r>
         <w:rPr>
@@ -37503,37 +37463,7 @@
           <w:szCs w:val="32"/>
           <w:lang w:eastAsia="ru-RU"/>
         </w:rPr>
-        <w:t>И</w:t>
-      </w:r>
-      <w:r>
-        <w:rPr>
-          <w:rFonts w:ascii="Times New Roman" w:eastAsia="Times New Roman" w:hAnsi="Times New Roman" w:cs="Times New Roman"/>
-          <w:color w:val="000000"/>
-          <w:sz w:val="32"/>
-          <w:szCs w:val="32"/>
-          <w:lang w:eastAsia="ru-RU"/>
-        </w:rPr>
-        <w:t>спользуется</w:t>
-      </w:r>
-      <w:r>
-        <w:rPr>
-          <w:rFonts w:ascii="Times New Roman" w:eastAsia="Times New Roman" w:hAnsi="Times New Roman" w:cs="Times New Roman"/>
-          <w:color w:val="000000"/>
-          <w:sz w:val="32"/>
-          <w:szCs w:val="32"/>
-          <w:lang w:eastAsia="ru-RU"/>
-        </w:rPr>
-        <w:t xml:space="preserve"> </w:t>
-      </w:r>
-      <w:r>
-        <w:rPr>
-          <w:rFonts w:ascii="Times New Roman" w:eastAsia="Times New Roman" w:hAnsi="Times New Roman" w:cs="Times New Roman"/>
-          <w:color w:val="000000"/>
-          <w:sz w:val="32"/>
-          <w:szCs w:val="32"/>
-          <w:lang w:eastAsia="ru-RU"/>
-        </w:rPr>
-        <w:t xml:space="preserve">для создания непрерывных, бесконечно повторяющихся </w:t>
+        <w:t xml:space="preserve">Используется для создания непрерывных, бесконечно повторяющихся </w:t>
       </w:r>
       <w:proofErr w:type="spellStart"/>
       <w:r>
@@ -37904,7 +37834,7 @@
           <w:sz w:val="32"/>
           <w:szCs w:val="32"/>
         </w:rPr>
-        <w:t>2</w:t>
+        <w:t>26</w:t>
       </w:r>
       <w:r>
         <w:rPr>
@@ -37914,9 +37844,161 @@
           <w:sz w:val="32"/>
           <w:szCs w:val="32"/>
         </w:rPr>
-        <w:t>6</w:t>
-      </w:r>
-      <w:r>
+        <w:t xml:space="preserve"> «»</w:t>
+      </w:r>
+    </w:p>
+    <w:p>
+      <w:pPr>
+        <w:spacing w:before="100" w:after="100" w:line="240" w:lineRule="auto"/>
+        <w:ind w:right="-60"/>
+        <w:jc w:val="both"/>
+        <w:rPr>
+          <w:rFonts w:ascii="Times New Roman" w:eastAsia="Times New Roman" w:hAnsi="Times New Roman" w:cs="Times New Roman"/>
+          <w:color w:val="000000"/>
+          <w:sz w:val="32"/>
+          <w:szCs w:val="32"/>
+          <w:lang w:eastAsia="ru-RU"/>
+        </w:rPr>
+      </w:pPr>
+      <w:r>
+        <w:rPr>
+          <w:rFonts w:ascii="Times New Roman" w:eastAsia="Times New Roman" w:hAnsi="Times New Roman" w:cs="Times New Roman"/>
+          <w:b/>
+          <w:bCs/>
+          <w:color w:val="000000"/>
+          <w:sz w:val="32"/>
+          <w:szCs w:val="32"/>
+          <w:lang w:eastAsia="ru-RU"/>
+        </w:rPr>
+        <w:t>1 Цель работы</w:t>
+      </w:r>
+    </w:p>
+    <w:p>
+      <w:pPr>
+        <w:spacing w:after="0" w:line="240" w:lineRule="auto"/>
+        <w:jc w:val="both"/>
+        <w:rPr>
+          <w:rFonts w:ascii="Times New Roman" w:eastAsia="Times New Roman" w:hAnsi="Times New Roman" w:cs="Times New Roman"/>
+          <w:color w:val="000000"/>
+          <w:sz w:val="32"/>
+          <w:szCs w:val="32"/>
+          <w:lang w:eastAsia="ru-RU"/>
+        </w:rPr>
+      </w:pPr>
+    </w:p>
+    <w:p>
+      <w:pPr>
+        <w:spacing w:before="100" w:after="100" w:line="240" w:lineRule="auto"/>
+        <w:ind w:right="-60"/>
+        <w:jc w:val="both"/>
+        <w:rPr>
+          <w:rFonts w:ascii="Times New Roman" w:eastAsia="Times New Roman" w:hAnsi="Times New Roman" w:cs="Times New Roman"/>
+          <w:color w:val="000000"/>
+          <w:sz w:val="32"/>
+          <w:szCs w:val="32"/>
+          <w:lang w:eastAsia="ru-RU"/>
+        </w:rPr>
+      </w:pPr>
+      <w:r>
+        <w:rPr>
+          <w:rFonts w:ascii="Times New Roman" w:eastAsia="Times New Roman" w:hAnsi="Times New Roman" w:cs="Times New Roman"/>
+          <w:b/>
+          <w:bCs/>
+          <w:color w:val="000000"/>
+          <w:sz w:val="32"/>
+          <w:szCs w:val="32"/>
+          <w:lang w:eastAsia="ru-RU"/>
+        </w:rPr>
+        <w:t>2</w:t>
+      </w:r>
+      <w:r>
+        <w:rPr>
+          <w:rFonts w:ascii="Times New Roman" w:eastAsia="Times New Roman" w:hAnsi="Times New Roman" w:cs="Times New Roman"/>
+          <w:b/>
+          <w:bCs/>
+          <w:color w:val="000000"/>
+          <w:sz w:val="32"/>
+          <w:szCs w:val="32"/>
+          <w:lang w:eastAsia="ru-RU"/>
+        </w:rPr>
+        <w:t xml:space="preserve"> Контрольные вопросы</w:t>
+      </w:r>
+    </w:p>
+    <w:p>
+      <w:pPr>
+        <w:spacing w:before="100" w:after="100" w:line="240" w:lineRule="auto"/>
+        <w:ind w:right="-60"/>
+        <w:jc w:val="both"/>
+        <w:rPr>
+          <w:rFonts w:ascii="Times New Roman" w:eastAsia="Times New Roman" w:hAnsi="Times New Roman" w:cs="Times New Roman"/>
+          <w:sz w:val="24"/>
+          <w:szCs w:val="24"/>
+          <w:lang w:eastAsia="ru-RU"/>
+        </w:rPr>
+      </w:pPr>
+    </w:p>
+    <w:p>
+      <w:pPr>
+        <w:spacing w:before="100" w:after="100" w:line="240" w:lineRule="auto"/>
+        <w:ind w:right="-60"/>
+        <w:jc w:val="both"/>
+        <w:rPr>
+          <w:rFonts w:ascii="Times New Roman" w:eastAsia="Times New Roman" w:hAnsi="Times New Roman" w:cs="Times New Roman"/>
+          <w:color w:val="000000"/>
+          <w:sz w:val="32"/>
+          <w:szCs w:val="32"/>
+          <w:lang w:eastAsia="ru-RU"/>
+        </w:rPr>
+      </w:pPr>
+      <w:r>
+        <w:rPr>
+          <w:rFonts w:ascii="Times New Roman" w:eastAsia="Times New Roman" w:hAnsi="Times New Roman" w:cs="Times New Roman"/>
+          <w:b/>
+          <w:bCs/>
+          <w:color w:val="000000"/>
+          <w:sz w:val="32"/>
+          <w:szCs w:val="32"/>
+          <w:lang w:eastAsia="ru-RU"/>
+        </w:rPr>
+        <w:t>3</w:t>
+      </w:r>
+      <w:r>
+        <w:rPr>
+          <w:rFonts w:ascii="Times New Roman" w:eastAsia="Times New Roman" w:hAnsi="Times New Roman" w:cs="Times New Roman"/>
+          <w:b/>
+          <w:bCs/>
+          <w:color w:val="000000"/>
+          <w:sz w:val="32"/>
+          <w:szCs w:val="32"/>
+          <w:lang w:eastAsia="ru-RU"/>
+        </w:rPr>
+        <w:t xml:space="preserve"> Вывод</w:t>
+      </w:r>
+    </w:p>
+    <w:p>
+      <w:pPr>
+        <w:rPr>
+          <w:rFonts w:ascii="Times New Roman" w:eastAsia="Times New Roman" w:hAnsi="Times New Roman" w:cs="Times New Roman"/>
+          <w:color w:val="000000"/>
+          <w:sz w:val="32"/>
+          <w:szCs w:val="32"/>
+          <w:lang w:eastAsia="ru-RU"/>
+        </w:rPr>
+      </w:pPr>
+      <w:r>
+        <w:rPr>
+          <w:rFonts w:ascii="Times New Roman" w:eastAsia="Times New Roman" w:hAnsi="Times New Roman" w:cs="Times New Roman"/>
+          <w:color w:val="000000"/>
+          <w:sz w:val="32"/>
+          <w:szCs w:val="32"/>
+          <w:lang w:eastAsia="ru-RU"/>
+        </w:rPr>
+        <w:br w:type="page"/>
+      </w:r>
+    </w:p>
+    <w:p>
+      <w:pPr>
+        <w:jc w:val="both"/>
         <w:rPr>
           <w:rFonts w:ascii="Times New Roman" w:hAnsi="Times New Roman" w:cs="Times New Roman"/>
           <w:b/>
@@ -37924,161 +38006,8 @@
           <w:sz w:val="32"/>
           <w:szCs w:val="32"/>
         </w:rPr>
-        <w:t xml:space="preserve"> «»</w:t>
-      </w:r>
-    </w:p>
-    <w:p>
-      <w:pPr>
-        <w:spacing w:before="100" w:after="100" w:line="240" w:lineRule="auto"/>
-        <w:ind w:right="-60"/>
-        <w:jc w:val="both"/>
-        <w:rPr>
-          <w:rFonts w:ascii="Times New Roman" w:eastAsia="Times New Roman" w:hAnsi="Times New Roman" w:cs="Times New Roman"/>
-          <w:color w:val="000000"/>
-          <w:sz w:val="32"/>
-          <w:szCs w:val="32"/>
-          <w:lang w:eastAsia="ru-RU"/>
-        </w:rPr>
-      </w:pPr>
-      <w:r>
-        <w:rPr>
-          <w:rFonts w:ascii="Times New Roman" w:eastAsia="Times New Roman" w:hAnsi="Times New Roman" w:cs="Times New Roman"/>
-          <w:b/>
-          <w:bCs/>
-          <w:color w:val="000000"/>
-          <w:sz w:val="32"/>
-          <w:szCs w:val="32"/>
-          <w:lang w:eastAsia="ru-RU"/>
-        </w:rPr>
-        <w:t>1 Цель работы</w:t>
-      </w:r>
-    </w:p>
-    <w:p>
-      <w:pPr>
-        <w:spacing w:after="0" w:line="240" w:lineRule="auto"/>
-        <w:jc w:val="both"/>
-        <w:rPr>
-          <w:rFonts w:ascii="Times New Roman" w:eastAsia="Times New Roman" w:hAnsi="Times New Roman" w:cs="Times New Roman"/>
-          <w:color w:val="000000"/>
-          <w:sz w:val="32"/>
-          <w:szCs w:val="32"/>
-          <w:lang w:eastAsia="ru-RU"/>
-        </w:rPr>
-      </w:pPr>
-    </w:p>
-    <w:p>
-      <w:pPr>
-        <w:spacing w:before="100" w:after="100" w:line="240" w:lineRule="auto"/>
-        <w:ind w:right="-60"/>
-        <w:jc w:val="both"/>
-        <w:rPr>
-          <w:rFonts w:ascii="Times New Roman" w:eastAsia="Times New Roman" w:hAnsi="Times New Roman" w:cs="Times New Roman"/>
-          <w:color w:val="000000"/>
-          <w:sz w:val="32"/>
-          <w:szCs w:val="32"/>
-          <w:lang w:eastAsia="ru-RU"/>
-        </w:rPr>
-      </w:pPr>
-      <w:r>
-        <w:rPr>
-          <w:rFonts w:ascii="Times New Roman" w:eastAsia="Times New Roman" w:hAnsi="Times New Roman" w:cs="Times New Roman"/>
-          <w:b/>
-          <w:bCs/>
-          <w:color w:val="000000"/>
-          <w:sz w:val="32"/>
-          <w:szCs w:val="32"/>
-          <w:lang w:eastAsia="ru-RU"/>
-        </w:rPr>
-        <w:t>2</w:t>
-      </w:r>
-      <w:r>
-        <w:rPr>
-          <w:rFonts w:ascii="Times New Roman" w:eastAsia="Times New Roman" w:hAnsi="Times New Roman" w:cs="Times New Roman"/>
-          <w:b/>
-          <w:bCs/>
-          <w:color w:val="000000"/>
-          <w:sz w:val="32"/>
-          <w:szCs w:val="32"/>
-          <w:lang w:eastAsia="ru-RU"/>
-        </w:rPr>
-        <w:t xml:space="preserve"> Контрольные вопросы</w:t>
-      </w:r>
-    </w:p>
-    <w:p>
-      <w:pPr>
-        <w:spacing w:before="100" w:after="100" w:line="240" w:lineRule="auto"/>
-        <w:ind w:right="-60"/>
-        <w:jc w:val="both"/>
-        <w:rPr>
-          <w:rFonts w:ascii="Times New Roman" w:eastAsia="Times New Roman" w:hAnsi="Times New Roman" w:cs="Times New Roman"/>
-          <w:sz w:val="24"/>
-          <w:szCs w:val="24"/>
-          <w:lang w:eastAsia="ru-RU"/>
-        </w:rPr>
-      </w:pPr>
-    </w:p>
-    <w:p>
-      <w:pPr>
-        <w:spacing w:before="100" w:after="100" w:line="240" w:lineRule="auto"/>
-        <w:ind w:right="-60"/>
-        <w:jc w:val="both"/>
-        <w:rPr>
-          <w:rFonts w:ascii="Times New Roman" w:eastAsia="Times New Roman" w:hAnsi="Times New Roman" w:cs="Times New Roman"/>
-          <w:color w:val="000000"/>
-          <w:sz w:val="32"/>
-          <w:szCs w:val="32"/>
-          <w:lang w:eastAsia="ru-RU"/>
-        </w:rPr>
-      </w:pPr>
-      <w:r>
-        <w:rPr>
-          <w:rFonts w:ascii="Times New Roman" w:eastAsia="Times New Roman" w:hAnsi="Times New Roman" w:cs="Times New Roman"/>
-          <w:b/>
-          <w:bCs/>
-          <w:color w:val="000000"/>
-          <w:sz w:val="32"/>
-          <w:szCs w:val="32"/>
-          <w:lang w:eastAsia="ru-RU"/>
-        </w:rPr>
-        <w:t>3</w:t>
-      </w:r>
-      <w:r>
-        <w:rPr>
-          <w:rFonts w:ascii="Times New Roman" w:eastAsia="Times New Roman" w:hAnsi="Times New Roman" w:cs="Times New Roman"/>
-          <w:b/>
-          <w:bCs/>
-          <w:color w:val="000000"/>
-          <w:sz w:val="32"/>
-          <w:szCs w:val="32"/>
-          <w:lang w:eastAsia="ru-RU"/>
-        </w:rPr>
-        <w:t xml:space="preserve"> Вывод</w:t>
-      </w:r>
-    </w:p>
-    <w:p>
-      <w:pPr>
-        <w:rPr>
-          <w:rFonts w:ascii="Times New Roman" w:eastAsia="Times New Roman" w:hAnsi="Times New Roman" w:cs="Times New Roman"/>
-          <w:color w:val="000000"/>
-          <w:sz w:val="32"/>
-          <w:szCs w:val="32"/>
-          <w:lang w:eastAsia="ru-RU"/>
-        </w:rPr>
-      </w:pPr>
-      <w:r>
-        <w:rPr>
-          <w:rFonts w:ascii="Times New Roman" w:eastAsia="Times New Roman" w:hAnsi="Times New Roman" w:cs="Times New Roman"/>
-          <w:color w:val="000000"/>
-          <w:sz w:val="32"/>
-          <w:szCs w:val="32"/>
-          <w:lang w:eastAsia="ru-RU"/>
-        </w:rPr>
-        <w:br w:type="page"/>
-      </w:r>
-    </w:p>
-    <w:p>
-      <w:pPr>
-        <w:jc w:val="both"/>
+      </w:pPr>
+      <w:r>
         <w:rPr>
           <w:rFonts w:ascii="Times New Roman" w:hAnsi="Times New Roman" w:cs="Times New Roman"/>
           <w:b/>
@@ -38086,7 +38015,9 @@
           <w:sz w:val="32"/>
           <w:szCs w:val="32"/>
         </w:rPr>
-      </w:pPr>
+        <w:lastRenderedPageBreak/>
+        <w:t>Лабораторная работа №</w:t>
+      </w:r>
       <w:r>
         <w:rPr>
           <w:rFonts w:ascii="Times New Roman" w:hAnsi="Times New Roman" w:cs="Times New Roman"/>
@@ -38095,8 +38026,7 @@
           <w:sz w:val="32"/>
           <w:szCs w:val="32"/>
         </w:rPr>
-        <w:lastRenderedPageBreak/>
-        <w:t>Лабораторная работа №</w:t>
+        <w:t>27</w:t>
       </w:r>
       <w:r>
         <w:rPr>
@@ -38106,9 +38036,172 @@
           <w:sz w:val="32"/>
           <w:szCs w:val="32"/>
         </w:rPr>
+        <w:t xml:space="preserve"> «»</w:t>
+      </w:r>
+    </w:p>
+    <w:p>
+      <w:pPr>
+        <w:spacing w:before="100" w:after="100" w:line="240" w:lineRule="auto"/>
+        <w:ind w:right="-60"/>
+        <w:jc w:val="both"/>
+        <w:rPr>
+          <w:rFonts w:ascii="Times New Roman" w:eastAsia="Times New Roman" w:hAnsi="Times New Roman" w:cs="Times New Roman"/>
+          <w:color w:val="000000"/>
+          <w:sz w:val="32"/>
+          <w:szCs w:val="32"/>
+          <w:lang w:eastAsia="ru-RU"/>
+        </w:rPr>
+      </w:pPr>
+      <w:r>
+        <w:rPr>
+          <w:rFonts w:ascii="Times New Roman" w:eastAsia="Times New Roman" w:hAnsi="Times New Roman" w:cs="Times New Roman"/>
+          <w:b/>
+          <w:bCs/>
+          <w:color w:val="000000"/>
+          <w:sz w:val="32"/>
+          <w:szCs w:val="32"/>
+          <w:lang w:eastAsia="ru-RU"/>
+        </w:rPr>
+        <w:t>1 Цель работы</w:t>
+      </w:r>
+    </w:p>
+    <w:p>
+      <w:pPr>
+        <w:spacing w:after="0" w:line="240" w:lineRule="auto"/>
+        <w:jc w:val="both"/>
+        <w:rPr>
+          <w:rFonts w:ascii="Times New Roman" w:eastAsia="Times New Roman" w:hAnsi="Times New Roman" w:cs="Times New Roman"/>
+          <w:color w:val="000000"/>
+          <w:sz w:val="32"/>
+          <w:szCs w:val="32"/>
+          <w:lang w:eastAsia="ru-RU"/>
+        </w:rPr>
+      </w:pPr>
+    </w:p>
+    <w:p>
+      <w:pPr>
+        <w:spacing w:before="100" w:after="100" w:line="240" w:lineRule="auto"/>
+        <w:ind w:right="-60"/>
+        <w:jc w:val="both"/>
+        <w:rPr>
+          <w:rFonts w:ascii="Times New Roman" w:eastAsia="Times New Roman" w:hAnsi="Times New Roman" w:cs="Times New Roman"/>
+          <w:color w:val="000000"/>
+          <w:sz w:val="32"/>
+          <w:szCs w:val="32"/>
+          <w:lang w:eastAsia="ru-RU"/>
+        </w:rPr>
+      </w:pPr>
+      <w:r>
+        <w:rPr>
+          <w:rFonts w:ascii="Times New Roman" w:eastAsia="Times New Roman" w:hAnsi="Times New Roman" w:cs="Times New Roman"/>
+          <w:b/>
+          <w:bCs/>
+          <w:color w:val="000000"/>
+          <w:sz w:val="32"/>
+          <w:szCs w:val="32"/>
+          <w:lang w:eastAsia="ru-RU"/>
+        </w:rPr>
         <w:t>2</w:t>
       </w:r>
       <w:r>
+        <w:rPr>
+          <w:rFonts w:ascii="Times New Roman" w:eastAsia="Times New Roman" w:hAnsi="Times New Roman" w:cs="Times New Roman"/>
+          <w:b/>
+          <w:bCs/>
+          <w:color w:val="000000"/>
+          <w:sz w:val="32"/>
+          <w:szCs w:val="32"/>
+          <w:lang w:eastAsia="ru-RU"/>
+        </w:rPr>
+        <w:t xml:space="preserve"> Контрольные вопросы</w:t>
+      </w:r>
+    </w:p>
+    <w:p>
+      <w:pPr>
+        <w:spacing w:before="100" w:after="100" w:line="240" w:lineRule="auto"/>
+        <w:ind w:right="-60"/>
+        <w:jc w:val="both"/>
+        <w:rPr>
+          <w:rFonts w:ascii="Times New Roman" w:eastAsia="Times New Roman" w:hAnsi="Times New Roman" w:cs="Times New Roman"/>
+          <w:sz w:val="24"/>
+          <w:szCs w:val="24"/>
+          <w:lang w:eastAsia="ru-RU"/>
+        </w:rPr>
+      </w:pPr>
+    </w:p>
+    <w:p>
+      <w:pPr>
+        <w:spacing w:before="100" w:after="100" w:line="240" w:lineRule="auto"/>
+        <w:ind w:right="-60"/>
+        <w:jc w:val="both"/>
+        <w:rPr>
+          <w:rFonts w:ascii="Times New Roman" w:eastAsia="Times New Roman" w:hAnsi="Times New Roman" w:cs="Times New Roman"/>
+          <w:color w:val="000000"/>
+          <w:sz w:val="32"/>
+          <w:szCs w:val="32"/>
+          <w:lang w:eastAsia="ru-RU"/>
+        </w:rPr>
+      </w:pPr>
+      <w:r>
+        <w:rPr>
+          <w:rFonts w:ascii="Times New Roman" w:eastAsia="Times New Roman" w:hAnsi="Times New Roman" w:cs="Times New Roman"/>
+          <w:b/>
+          <w:bCs/>
+          <w:color w:val="000000"/>
+          <w:sz w:val="32"/>
+          <w:szCs w:val="32"/>
+          <w:lang w:eastAsia="ru-RU"/>
+        </w:rPr>
+        <w:t>3</w:t>
+      </w:r>
+      <w:r>
+        <w:rPr>
+          <w:rFonts w:ascii="Times New Roman" w:eastAsia="Times New Roman" w:hAnsi="Times New Roman" w:cs="Times New Roman"/>
+          <w:b/>
+          <w:bCs/>
+          <w:color w:val="000000"/>
+          <w:sz w:val="32"/>
+          <w:szCs w:val="32"/>
+          <w:lang w:eastAsia="ru-RU"/>
+        </w:rPr>
+        <w:t xml:space="preserve"> Вывод</w:t>
+      </w:r>
+    </w:p>
+    <w:p>
+      <w:pPr>
+        <w:rPr>
+          <w:rFonts w:ascii="Times New Roman" w:eastAsia="Times New Roman" w:hAnsi="Times New Roman" w:cs="Times New Roman"/>
+          <w:color w:val="000000"/>
+          <w:sz w:val="32"/>
+          <w:szCs w:val="32"/>
+          <w:lang w:eastAsia="ru-RU"/>
+        </w:rPr>
+      </w:pPr>
+    </w:p>
+    <w:p>
+      <w:pPr>
+        <w:rPr>
+          <w:rFonts w:ascii="Times New Roman" w:eastAsia="Times New Roman" w:hAnsi="Times New Roman" w:cs="Times New Roman"/>
+          <w:color w:val="000000"/>
+          <w:sz w:val="32"/>
+          <w:szCs w:val="32"/>
+          <w:lang w:eastAsia="ru-RU"/>
+        </w:rPr>
+      </w:pPr>
+      <w:r>
+        <w:rPr>
+          <w:rFonts w:ascii="Times New Roman" w:eastAsia="Times New Roman" w:hAnsi="Times New Roman" w:cs="Times New Roman"/>
+          <w:color w:val="000000"/>
+          <w:sz w:val="32"/>
+          <w:szCs w:val="32"/>
+          <w:lang w:eastAsia="ru-RU"/>
+        </w:rPr>
+        <w:br w:type="page"/>
+      </w:r>
+    </w:p>
+    <w:p>
+      <w:pPr>
+        <w:jc w:val="both"/>
         <w:rPr>
           <w:rFonts w:ascii="Times New Roman" w:hAnsi="Times New Roman" w:cs="Times New Roman"/>
           <w:b/>
@@ -38116,8 +38209,7 @@
           <w:sz w:val="32"/>
           <w:szCs w:val="32"/>
         </w:rPr>
-        <w:t>7</w:t>
-      </w:r>
+      </w:pPr>
       <w:r>
         <w:rPr>
           <w:rFonts w:ascii="Times New Roman" w:hAnsi="Times New Roman" w:cs="Times New Roman"/>
@@ -38126,172 +38218,10 @@
           <w:sz w:val="32"/>
           <w:szCs w:val="32"/>
         </w:rPr>
-        <w:t xml:space="preserve"> «»</w:t>
-      </w:r>
-    </w:p>
-    <w:p>
-      <w:pPr>
-        <w:spacing w:before="100" w:after="100" w:line="240" w:lineRule="auto"/>
-        <w:ind w:right="-60"/>
-        <w:jc w:val="both"/>
-        <w:rPr>
-          <w:rFonts w:ascii="Times New Roman" w:eastAsia="Times New Roman" w:hAnsi="Times New Roman" w:cs="Times New Roman"/>
-          <w:color w:val="000000"/>
-          <w:sz w:val="32"/>
-          <w:szCs w:val="32"/>
-          <w:lang w:eastAsia="ru-RU"/>
-        </w:rPr>
-      </w:pPr>
-      <w:r>
-        <w:rPr>
-          <w:rFonts w:ascii="Times New Roman" w:eastAsia="Times New Roman" w:hAnsi="Times New Roman" w:cs="Times New Roman"/>
-          <w:b/>
-          <w:bCs/>
-          <w:color w:val="000000"/>
-          <w:sz w:val="32"/>
-          <w:szCs w:val="32"/>
-          <w:lang w:eastAsia="ru-RU"/>
-        </w:rPr>
-        <w:t>1 Цель работы</w:t>
-      </w:r>
-    </w:p>
-    <w:p>
-      <w:pPr>
-        <w:spacing w:after="0" w:line="240" w:lineRule="auto"/>
-        <w:jc w:val="both"/>
-        <w:rPr>
-          <w:rFonts w:ascii="Times New Roman" w:eastAsia="Times New Roman" w:hAnsi="Times New Roman" w:cs="Times New Roman"/>
-          <w:color w:val="000000"/>
-          <w:sz w:val="32"/>
-          <w:szCs w:val="32"/>
-          <w:lang w:eastAsia="ru-RU"/>
-        </w:rPr>
-      </w:pPr>
-    </w:p>
-    <w:p>
-      <w:pPr>
-        <w:spacing w:before="100" w:after="100" w:line="240" w:lineRule="auto"/>
-        <w:ind w:right="-60"/>
-        <w:jc w:val="both"/>
-        <w:rPr>
-          <w:rFonts w:ascii="Times New Roman" w:eastAsia="Times New Roman" w:hAnsi="Times New Roman" w:cs="Times New Roman"/>
-          <w:color w:val="000000"/>
-          <w:sz w:val="32"/>
-          <w:szCs w:val="32"/>
-          <w:lang w:eastAsia="ru-RU"/>
-        </w:rPr>
-      </w:pPr>
-      <w:r>
-        <w:rPr>
-          <w:rFonts w:ascii="Times New Roman" w:eastAsia="Times New Roman" w:hAnsi="Times New Roman" w:cs="Times New Roman"/>
-          <w:b/>
-          <w:bCs/>
-          <w:color w:val="000000"/>
-          <w:sz w:val="32"/>
-          <w:szCs w:val="32"/>
-          <w:lang w:eastAsia="ru-RU"/>
-        </w:rPr>
-        <w:t>2</w:t>
-      </w:r>
-      <w:r>
-        <w:rPr>
-          <w:rFonts w:ascii="Times New Roman" w:eastAsia="Times New Roman" w:hAnsi="Times New Roman" w:cs="Times New Roman"/>
-          <w:b/>
-          <w:bCs/>
-          <w:color w:val="000000"/>
-          <w:sz w:val="32"/>
-          <w:szCs w:val="32"/>
-          <w:lang w:eastAsia="ru-RU"/>
-        </w:rPr>
-        <w:t xml:space="preserve"> Контрольные вопросы</w:t>
-      </w:r>
-    </w:p>
-    <w:p>
-      <w:pPr>
-        <w:spacing w:before="100" w:after="100" w:line="240" w:lineRule="auto"/>
-        <w:ind w:right="-60"/>
-        <w:jc w:val="both"/>
-        <w:rPr>
-          <w:rFonts w:ascii="Times New Roman" w:eastAsia="Times New Roman" w:hAnsi="Times New Roman" w:cs="Times New Roman"/>
-          <w:sz w:val="24"/>
-          <w:szCs w:val="24"/>
-          <w:lang w:eastAsia="ru-RU"/>
-        </w:rPr>
-      </w:pPr>
-    </w:p>
-    <w:p>
-      <w:pPr>
-        <w:spacing w:before="100" w:after="100" w:line="240" w:lineRule="auto"/>
-        <w:ind w:right="-60"/>
-        <w:jc w:val="both"/>
-        <w:rPr>
-          <w:rFonts w:ascii="Times New Roman" w:eastAsia="Times New Roman" w:hAnsi="Times New Roman" w:cs="Times New Roman"/>
-          <w:color w:val="000000"/>
-          <w:sz w:val="32"/>
-          <w:szCs w:val="32"/>
-          <w:lang w:eastAsia="ru-RU"/>
-        </w:rPr>
-      </w:pPr>
-      <w:r>
-        <w:rPr>
-          <w:rFonts w:ascii="Times New Roman" w:eastAsia="Times New Roman" w:hAnsi="Times New Roman" w:cs="Times New Roman"/>
-          <w:b/>
-          <w:bCs/>
-          <w:color w:val="000000"/>
-          <w:sz w:val="32"/>
-          <w:szCs w:val="32"/>
-          <w:lang w:eastAsia="ru-RU"/>
-        </w:rPr>
-        <w:t>3</w:t>
-      </w:r>
-      <w:r>
-        <w:rPr>
-          <w:rFonts w:ascii="Times New Roman" w:eastAsia="Times New Roman" w:hAnsi="Times New Roman" w:cs="Times New Roman"/>
-          <w:b/>
-          <w:bCs/>
-          <w:color w:val="000000"/>
-          <w:sz w:val="32"/>
-          <w:szCs w:val="32"/>
-          <w:lang w:eastAsia="ru-RU"/>
-        </w:rPr>
-        <w:t xml:space="preserve"> Вывод</w:t>
-      </w:r>
-    </w:p>
-    <w:p>
-      <w:pPr>
-        <w:rPr>
-          <w:rFonts w:ascii="Times New Roman" w:eastAsia="Times New Roman" w:hAnsi="Times New Roman" w:cs="Times New Roman"/>
-          <w:color w:val="000000"/>
-          <w:sz w:val="32"/>
-          <w:szCs w:val="32"/>
-          <w:lang w:eastAsia="ru-RU"/>
-        </w:rPr>
-      </w:pPr>
-    </w:p>
-    <w:p>
-      <w:pPr>
-        <w:rPr>
-          <w:rFonts w:ascii="Times New Roman" w:eastAsia="Times New Roman" w:hAnsi="Times New Roman" w:cs="Times New Roman"/>
-          <w:color w:val="000000"/>
-          <w:sz w:val="32"/>
-          <w:szCs w:val="32"/>
-          <w:lang w:eastAsia="ru-RU"/>
-        </w:rPr>
-      </w:pPr>
-      <w:r>
-        <w:rPr>
-          <w:rFonts w:ascii="Times New Roman" w:eastAsia="Times New Roman" w:hAnsi="Times New Roman" w:cs="Times New Roman"/>
-          <w:color w:val="000000"/>
-          <w:sz w:val="32"/>
-          <w:szCs w:val="32"/>
-          <w:lang w:eastAsia="ru-RU"/>
-        </w:rPr>
-        <w:br w:type="page"/>
-      </w:r>
-    </w:p>
-    <w:p>
-      <w:pPr>
-        <w:jc w:val="both"/>
+        <w:lastRenderedPageBreak/>
+        <w:t>Лабораторная работа №</w:t>
+      </w:r>
+      <w:r>
         <w:rPr>
           <w:rFonts w:ascii="Times New Roman" w:hAnsi="Times New Roman" w:cs="Times New Roman"/>
           <w:b/>
@@ -38299,7 +38229,8 @@
           <w:sz w:val="32"/>
           <w:szCs w:val="32"/>
         </w:rPr>
-      </w:pPr>
+        <w:t>28</w:t>
+      </w:r>
       <w:r>
         <w:rPr>
           <w:rFonts w:ascii="Times New Roman" w:hAnsi="Times New Roman" w:cs="Times New Roman"/>
@@ -38308,10 +38239,172 @@
           <w:sz w:val="32"/>
           <w:szCs w:val="32"/>
         </w:rPr>
-        <w:lastRenderedPageBreak/>
-        <w:t>Лабораторная работа №</w:t>
-      </w:r>
-      <w:r>
+        <w:t xml:space="preserve"> «»</w:t>
+      </w:r>
+    </w:p>
+    <w:p>
+      <w:pPr>
+        <w:spacing w:before="100" w:after="100" w:line="240" w:lineRule="auto"/>
+        <w:ind w:right="-60"/>
+        <w:jc w:val="both"/>
+        <w:rPr>
+          <w:rFonts w:ascii="Times New Roman" w:eastAsia="Times New Roman" w:hAnsi="Times New Roman" w:cs="Times New Roman"/>
+          <w:color w:val="000000"/>
+          <w:sz w:val="32"/>
+          <w:szCs w:val="32"/>
+          <w:lang w:eastAsia="ru-RU"/>
+        </w:rPr>
+      </w:pPr>
+      <w:r>
+        <w:rPr>
+          <w:rFonts w:ascii="Times New Roman" w:eastAsia="Times New Roman" w:hAnsi="Times New Roman" w:cs="Times New Roman"/>
+          <w:b/>
+          <w:bCs/>
+          <w:color w:val="000000"/>
+          <w:sz w:val="32"/>
+          <w:szCs w:val="32"/>
+          <w:lang w:eastAsia="ru-RU"/>
+        </w:rPr>
+        <w:t>1 Цель работы</w:t>
+      </w:r>
+    </w:p>
+    <w:p>
+      <w:pPr>
+        <w:spacing w:after="0" w:line="240" w:lineRule="auto"/>
+        <w:jc w:val="both"/>
+        <w:rPr>
+          <w:rFonts w:ascii="Times New Roman" w:eastAsia="Times New Roman" w:hAnsi="Times New Roman" w:cs="Times New Roman"/>
+          <w:color w:val="000000"/>
+          <w:sz w:val="32"/>
+          <w:szCs w:val="32"/>
+          <w:lang w:eastAsia="ru-RU"/>
+        </w:rPr>
+      </w:pPr>
+    </w:p>
+    <w:p>
+      <w:pPr>
+        <w:spacing w:before="100" w:after="100" w:line="240" w:lineRule="auto"/>
+        <w:ind w:right="-60"/>
+        <w:jc w:val="both"/>
+        <w:rPr>
+          <w:rFonts w:ascii="Times New Roman" w:eastAsia="Times New Roman" w:hAnsi="Times New Roman" w:cs="Times New Roman"/>
+          <w:color w:val="000000"/>
+          <w:sz w:val="32"/>
+          <w:szCs w:val="32"/>
+          <w:lang w:eastAsia="ru-RU"/>
+        </w:rPr>
+      </w:pPr>
+      <w:r>
+        <w:rPr>
+          <w:rFonts w:ascii="Times New Roman" w:eastAsia="Times New Roman" w:hAnsi="Times New Roman" w:cs="Times New Roman"/>
+          <w:b/>
+          <w:bCs/>
+          <w:color w:val="000000"/>
+          <w:sz w:val="32"/>
+          <w:szCs w:val="32"/>
+          <w:lang w:eastAsia="ru-RU"/>
+        </w:rPr>
+        <w:t>2</w:t>
+      </w:r>
+      <w:r>
+        <w:rPr>
+          <w:rFonts w:ascii="Times New Roman" w:eastAsia="Times New Roman" w:hAnsi="Times New Roman" w:cs="Times New Roman"/>
+          <w:b/>
+          <w:bCs/>
+          <w:color w:val="000000"/>
+          <w:sz w:val="32"/>
+          <w:szCs w:val="32"/>
+          <w:lang w:eastAsia="ru-RU"/>
+        </w:rPr>
+        <w:t xml:space="preserve"> Контрольные вопросы</w:t>
+      </w:r>
+    </w:p>
+    <w:p>
+      <w:pPr>
+        <w:spacing w:before="100" w:after="100" w:line="240" w:lineRule="auto"/>
+        <w:ind w:right="-60"/>
+        <w:jc w:val="both"/>
+        <w:rPr>
+          <w:rFonts w:ascii="Times New Roman" w:eastAsia="Times New Roman" w:hAnsi="Times New Roman" w:cs="Times New Roman"/>
+          <w:sz w:val="24"/>
+          <w:szCs w:val="24"/>
+          <w:lang w:eastAsia="ru-RU"/>
+        </w:rPr>
+      </w:pPr>
+    </w:p>
+    <w:p>
+      <w:pPr>
+        <w:spacing w:before="100" w:after="100" w:line="240" w:lineRule="auto"/>
+        <w:ind w:right="-60"/>
+        <w:jc w:val="both"/>
+        <w:rPr>
+          <w:rFonts w:ascii="Times New Roman" w:eastAsia="Times New Roman" w:hAnsi="Times New Roman" w:cs="Times New Roman"/>
+          <w:color w:val="000000"/>
+          <w:sz w:val="32"/>
+          <w:szCs w:val="32"/>
+          <w:lang w:eastAsia="ru-RU"/>
+        </w:rPr>
+      </w:pPr>
+      <w:r>
+        <w:rPr>
+          <w:rFonts w:ascii="Times New Roman" w:eastAsia="Times New Roman" w:hAnsi="Times New Roman" w:cs="Times New Roman"/>
+          <w:b/>
+          <w:bCs/>
+          <w:color w:val="000000"/>
+          <w:sz w:val="32"/>
+          <w:szCs w:val="32"/>
+          <w:lang w:eastAsia="ru-RU"/>
+        </w:rPr>
+        <w:t>3</w:t>
+      </w:r>
+      <w:r>
+        <w:rPr>
+          <w:rFonts w:ascii="Times New Roman" w:eastAsia="Times New Roman" w:hAnsi="Times New Roman" w:cs="Times New Roman"/>
+          <w:b/>
+          <w:bCs/>
+          <w:color w:val="000000"/>
+          <w:sz w:val="32"/>
+          <w:szCs w:val="32"/>
+          <w:lang w:eastAsia="ru-RU"/>
+        </w:rPr>
+        <w:t xml:space="preserve"> Вывод</w:t>
+      </w:r>
+    </w:p>
+    <w:p>
+      <w:pPr>
+        <w:rPr>
+          <w:rFonts w:ascii="Times New Roman" w:eastAsia="Times New Roman" w:hAnsi="Times New Roman" w:cs="Times New Roman"/>
+          <w:color w:val="000000"/>
+          <w:sz w:val="32"/>
+          <w:szCs w:val="32"/>
+          <w:lang w:eastAsia="ru-RU"/>
+        </w:rPr>
+      </w:pPr>
+    </w:p>
+    <w:p>
+      <w:pPr>
+        <w:rPr>
+          <w:rFonts w:ascii="Times New Roman" w:eastAsia="Times New Roman" w:hAnsi="Times New Roman" w:cs="Times New Roman"/>
+          <w:color w:val="000000"/>
+          <w:sz w:val="32"/>
+          <w:szCs w:val="32"/>
+          <w:lang w:eastAsia="ru-RU"/>
+        </w:rPr>
+      </w:pPr>
+      <w:r>
+        <w:rPr>
+          <w:rFonts w:ascii="Times New Roman" w:eastAsia="Times New Roman" w:hAnsi="Times New Roman" w:cs="Times New Roman"/>
+          <w:color w:val="000000"/>
+          <w:sz w:val="32"/>
+          <w:szCs w:val="32"/>
+          <w:lang w:eastAsia="ru-RU"/>
+        </w:rPr>
+        <w:br w:type="page"/>
+      </w:r>
+    </w:p>
+    <w:p>
+      <w:pPr>
+        <w:jc w:val="both"/>
         <w:rPr>
           <w:rFonts w:ascii="Times New Roman" w:hAnsi="Times New Roman" w:cs="Times New Roman"/>
           <w:b/>
@@ -38319,8 +38412,7 @@
           <w:sz w:val="32"/>
           <w:szCs w:val="32"/>
         </w:rPr>
-        <w:t>2</w:t>
-      </w:r>
+      </w:pPr>
       <w:r>
         <w:rPr>
           <w:rFonts w:ascii="Times New Roman" w:hAnsi="Times New Roman" w:cs="Times New Roman"/>
@@ -38329,7 +38421,8 @@
           <w:sz w:val="32"/>
           <w:szCs w:val="32"/>
         </w:rPr>
-        <w:t>8</w:t>
+        <w:lastRenderedPageBreak/>
+        <w:t>Лабораторная работа №</w:t>
       </w:r>
       <w:r>
         <w:rPr>
@@ -38339,172 +38432,9 @@
           <w:sz w:val="32"/>
           <w:szCs w:val="32"/>
         </w:rPr>
-        <w:t xml:space="preserve"> «»</w:t>
-      </w:r>
-    </w:p>
-    <w:p>
-      <w:pPr>
-        <w:spacing w:before="100" w:after="100" w:line="240" w:lineRule="auto"/>
-        <w:ind w:right="-60"/>
-        <w:jc w:val="both"/>
-        <w:rPr>
-          <w:rFonts w:ascii="Times New Roman" w:eastAsia="Times New Roman" w:hAnsi="Times New Roman" w:cs="Times New Roman"/>
-          <w:color w:val="000000"/>
-          <w:sz w:val="32"/>
-          <w:szCs w:val="32"/>
-          <w:lang w:eastAsia="ru-RU"/>
-        </w:rPr>
-      </w:pPr>
-      <w:r>
-        <w:rPr>
-          <w:rFonts w:ascii="Times New Roman" w:eastAsia="Times New Roman" w:hAnsi="Times New Roman" w:cs="Times New Roman"/>
-          <w:b/>
-          <w:bCs/>
-          <w:color w:val="000000"/>
-          <w:sz w:val="32"/>
-          <w:szCs w:val="32"/>
-          <w:lang w:eastAsia="ru-RU"/>
-        </w:rPr>
-        <w:t>1 Цель работы</w:t>
-      </w:r>
-    </w:p>
-    <w:p>
-      <w:pPr>
-        <w:spacing w:after="0" w:line="240" w:lineRule="auto"/>
-        <w:jc w:val="both"/>
-        <w:rPr>
-          <w:rFonts w:ascii="Times New Roman" w:eastAsia="Times New Roman" w:hAnsi="Times New Roman" w:cs="Times New Roman"/>
-          <w:color w:val="000000"/>
-          <w:sz w:val="32"/>
-          <w:szCs w:val="32"/>
-          <w:lang w:eastAsia="ru-RU"/>
-        </w:rPr>
-      </w:pPr>
-    </w:p>
-    <w:p>
-      <w:pPr>
-        <w:spacing w:before="100" w:after="100" w:line="240" w:lineRule="auto"/>
-        <w:ind w:right="-60"/>
-        <w:jc w:val="both"/>
-        <w:rPr>
-          <w:rFonts w:ascii="Times New Roman" w:eastAsia="Times New Roman" w:hAnsi="Times New Roman" w:cs="Times New Roman"/>
-          <w:color w:val="000000"/>
-          <w:sz w:val="32"/>
-          <w:szCs w:val="32"/>
-          <w:lang w:eastAsia="ru-RU"/>
-        </w:rPr>
-      </w:pPr>
-      <w:r>
-        <w:rPr>
-          <w:rFonts w:ascii="Times New Roman" w:eastAsia="Times New Roman" w:hAnsi="Times New Roman" w:cs="Times New Roman"/>
-          <w:b/>
-          <w:bCs/>
-          <w:color w:val="000000"/>
-          <w:sz w:val="32"/>
-          <w:szCs w:val="32"/>
-          <w:lang w:eastAsia="ru-RU"/>
-        </w:rPr>
-        <w:t>2</w:t>
-      </w:r>
-      <w:r>
-        <w:rPr>
-          <w:rFonts w:ascii="Times New Roman" w:eastAsia="Times New Roman" w:hAnsi="Times New Roman" w:cs="Times New Roman"/>
-          <w:b/>
-          <w:bCs/>
-          <w:color w:val="000000"/>
-          <w:sz w:val="32"/>
-          <w:szCs w:val="32"/>
-          <w:lang w:eastAsia="ru-RU"/>
-        </w:rPr>
-        <w:t xml:space="preserve"> Контрольные вопросы</w:t>
-      </w:r>
-    </w:p>
-    <w:p>
-      <w:pPr>
-        <w:spacing w:before="100" w:after="100" w:line="240" w:lineRule="auto"/>
-        <w:ind w:right="-60"/>
-        <w:jc w:val="both"/>
-        <w:rPr>
-          <w:rFonts w:ascii="Times New Roman" w:eastAsia="Times New Roman" w:hAnsi="Times New Roman" w:cs="Times New Roman"/>
-          <w:sz w:val="24"/>
-          <w:szCs w:val="24"/>
-          <w:lang w:eastAsia="ru-RU"/>
-        </w:rPr>
-      </w:pPr>
-    </w:p>
-    <w:p>
-      <w:pPr>
-        <w:spacing w:before="100" w:after="100" w:line="240" w:lineRule="auto"/>
-        <w:ind w:right="-60"/>
-        <w:jc w:val="both"/>
-        <w:rPr>
-          <w:rFonts w:ascii="Times New Roman" w:eastAsia="Times New Roman" w:hAnsi="Times New Roman" w:cs="Times New Roman"/>
-          <w:color w:val="000000"/>
-          <w:sz w:val="32"/>
-          <w:szCs w:val="32"/>
-          <w:lang w:eastAsia="ru-RU"/>
-        </w:rPr>
-      </w:pPr>
-      <w:r>
-        <w:rPr>
-          <w:rFonts w:ascii="Times New Roman" w:eastAsia="Times New Roman" w:hAnsi="Times New Roman" w:cs="Times New Roman"/>
-          <w:b/>
-          <w:bCs/>
-          <w:color w:val="000000"/>
-          <w:sz w:val="32"/>
-          <w:szCs w:val="32"/>
-          <w:lang w:eastAsia="ru-RU"/>
-        </w:rPr>
-        <w:t>3</w:t>
-      </w:r>
-      <w:r>
-        <w:rPr>
-          <w:rFonts w:ascii="Times New Roman" w:eastAsia="Times New Roman" w:hAnsi="Times New Roman" w:cs="Times New Roman"/>
-          <w:b/>
-          <w:bCs/>
-          <w:color w:val="000000"/>
-          <w:sz w:val="32"/>
-          <w:szCs w:val="32"/>
-          <w:lang w:eastAsia="ru-RU"/>
-        </w:rPr>
-        <w:t xml:space="preserve"> Вывод</w:t>
-      </w:r>
-    </w:p>
-    <w:p>
-      <w:pPr>
-        <w:rPr>
-          <w:rFonts w:ascii="Times New Roman" w:eastAsia="Times New Roman" w:hAnsi="Times New Roman" w:cs="Times New Roman"/>
-          <w:color w:val="000000"/>
-          <w:sz w:val="32"/>
-          <w:szCs w:val="32"/>
-          <w:lang w:eastAsia="ru-RU"/>
-        </w:rPr>
-      </w:pPr>
-    </w:p>
-    <w:p>
-      <w:pPr>
-        <w:rPr>
-          <w:rFonts w:ascii="Times New Roman" w:eastAsia="Times New Roman" w:hAnsi="Times New Roman" w:cs="Times New Roman"/>
-          <w:color w:val="000000"/>
-          <w:sz w:val="32"/>
-          <w:szCs w:val="32"/>
-          <w:lang w:eastAsia="ru-RU"/>
-        </w:rPr>
-      </w:pPr>
-      <w:r>
-        <w:rPr>
-          <w:rFonts w:ascii="Times New Roman" w:eastAsia="Times New Roman" w:hAnsi="Times New Roman" w:cs="Times New Roman"/>
-          <w:color w:val="000000"/>
-          <w:sz w:val="32"/>
-          <w:szCs w:val="32"/>
-          <w:lang w:eastAsia="ru-RU"/>
-        </w:rPr>
-        <w:br w:type="page"/>
-      </w:r>
-    </w:p>
-    <w:p>
-      <w:pPr>
-        <w:jc w:val="both"/>
+        <w:t>29</w:t>
+      </w:r>
+      <w:r>
         <w:rPr>
           <w:rFonts w:ascii="Times New Roman" w:hAnsi="Times New Roman" w:cs="Times New Roman"/>
           <w:b/>
@@ -38512,8 +38442,172 @@
           <w:sz w:val="32"/>
           <w:szCs w:val="32"/>
         </w:rPr>
-      </w:pPr>
-      <w:r>
+        <w:t xml:space="preserve"> «»</w:t>
+      </w:r>
+    </w:p>
+    <w:p>
+      <w:pPr>
+        <w:spacing w:before="100" w:after="100" w:line="240" w:lineRule="auto"/>
+        <w:ind w:right="-60"/>
+        <w:jc w:val="both"/>
+        <w:rPr>
+          <w:rFonts w:ascii="Times New Roman" w:eastAsia="Times New Roman" w:hAnsi="Times New Roman" w:cs="Times New Roman"/>
+          <w:color w:val="000000"/>
+          <w:sz w:val="32"/>
+          <w:szCs w:val="32"/>
+          <w:lang w:eastAsia="ru-RU"/>
+        </w:rPr>
+      </w:pPr>
+      <w:r>
+        <w:rPr>
+          <w:rFonts w:ascii="Times New Roman" w:eastAsia="Times New Roman" w:hAnsi="Times New Roman" w:cs="Times New Roman"/>
+          <w:b/>
+          <w:bCs/>
+          <w:color w:val="000000"/>
+          <w:sz w:val="32"/>
+          <w:szCs w:val="32"/>
+          <w:lang w:eastAsia="ru-RU"/>
+        </w:rPr>
+        <w:t>1 Цель работы</w:t>
+      </w:r>
+    </w:p>
+    <w:p>
+      <w:pPr>
+        <w:spacing w:after="0" w:line="240" w:lineRule="auto"/>
+        <w:jc w:val="both"/>
+        <w:rPr>
+          <w:rFonts w:ascii="Times New Roman" w:eastAsia="Times New Roman" w:hAnsi="Times New Roman" w:cs="Times New Roman"/>
+          <w:color w:val="000000"/>
+          <w:sz w:val="32"/>
+          <w:szCs w:val="32"/>
+          <w:lang w:eastAsia="ru-RU"/>
+        </w:rPr>
+      </w:pPr>
+    </w:p>
+    <w:p>
+      <w:pPr>
+        <w:spacing w:before="100" w:after="100" w:line="240" w:lineRule="auto"/>
+        <w:ind w:right="-60"/>
+        <w:jc w:val="both"/>
+        <w:rPr>
+          <w:rFonts w:ascii="Times New Roman" w:eastAsia="Times New Roman" w:hAnsi="Times New Roman" w:cs="Times New Roman"/>
+          <w:color w:val="000000"/>
+          <w:sz w:val="32"/>
+          <w:szCs w:val="32"/>
+          <w:lang w:eastAsia="ru-RU"/>
+        </w:rPr>
+      </w:pPr>
+      <w:r>
+        <w:rPr>
+          <w:rFonts w:ascii="Times New Roman" w:eastAsia="Times New Roman" w:hAnsi="Times New Roman" w:cs="Times New Roman"/>
+          <w:b/>
+          <w:bCs/>
+          <w:color w:val="000000"/>
+          <w:sz w:val="32"/>
+          <w:szCs w:val="32"/>
+          <w:lang w:eastAsia="ru-RU"/>
+        </w:rPr>
+        <w:t>2</w:t>
+      </w:r>
+      <w:r>
+        <w:rPr>
+          <w:rFonts w:ascii="Times New Roman" w:eastAsia="Times New Roman" w:hAnsi="Times New Roman" w:cs="Times New Roman"/>
+          <w:b/>
+          <w:bCs/>
+          <w:color w:val="000000"/>
+          <w:sz w:val="32"/>
+          <w:szCs w:val="32"/>
+          <w:lang w:eastAsia="ru-RU"/>
+        </w:rPr>
+        <w:t xml:space="preserve"> Контрольные вопросы</w:t>
+      </w:r>
+    </w:p>
+    <w:p>
+      <w:pPr>
+        <w:spacing w:before="100" w:after="100" w:line="240" w:lineRule="auto"/>
+        <w:ind w:right="-60"/>
+        <w:jc w:val="both"/>
+        <w:rPr>
+          <w:rFonts w:ascii="Times New Roman" w:eastAsia="Times New Roman" w:hAnsi="Times New Roman" w:cs="Times New Roman"/>
+          <w:sz w:val="24"/>
+          <w:szCs w:val="24"/>
+          <w:lang w:eastAsia="ru-RU"/>
+        </w:rPr>
+      </w:pPr>
+    </w:p>
+    <w:p>
+      <w:pPr>
+        <w:spacing w:before="100" w:after="100" w:line="240" w:lineRule="auto"/>
+        <w:ind w:right="-60"/>
+        <w:jc w:val="both"/>
+        <w:rPr>
+          <w:rFonts w:ascii="Times New Roman" w:eastAsia="Times New Roman" w:hAnsi="Times New Roman" w:cs="Times New Roman"/>
+          <w:color w:val="000000"/>
+          <w:sz w:val="32"/>
+          <w:szCs w:val="32"/>
+          <w:lang w:eastAsia="ru-RU"/>
+        </w:rPr>
+      </w:pPr>
+      <w:r>
+        <w:rPr>
+          <w:rFonts w:ascii="Times New Roman" w:eastAsia="Times New Roman" w:hAnsi="Times New Roman" w:cs="Times New Roman"/>
+          <w:b/>
+          <w:bCs/>
+          <w:color w:val="000000"/>
+          <w:sz w:val="32"/>
+          <w:szCs w:val="32"/>
+          <w:lang w:eastAsia="ru-RU"/>
+        </w:rPr>
+        <w:t>3</w:t>
+      </w:r>
+      <w:r>
+        <w:rPr>
+          <w:rFonts w:ascii="Times New Roman" w:eastAsia="Times New Roman" w:hAnsi="Times New Roman" w:cs="Times New Roman"/>
+          <w:b/>
+          <w:bCs/>
+          <w:color w:val="000000"/>
+          <w:sz w:val="32"/>
+          <w:szCs w:val="32"/>
+          <w:lang w:eastAsia="ru-RU"/>
+        </w:rPr>
+        <w:t xml:space="preserve"> Вывод</w:t>
+      </w:r>
+    </w:p>
+    <w:p>
+      <w:pPr>
+        <w:rPr>
+          <w:rFonts w:ascii="Times New Roman" w:eastAsia="Times New Roman" w:hAnsi="Times New Roman" w:cs="Times New Roman"/>
+          <w:color w:val="000000"/>
+          <w:sz w:val="32"/>
+          <w:szCs w:val="32"/>
+          <w:lang w:eastAsia="ru-RU"/>
+        </w:rPr>
+      </w:pPr>
+    </w:p>
+    <w:p>
+      <w:pPr>
+        <w:rPr>
+          <w:rFonts w:ascii="Times New Roman" w:eastAsia="Times New Roman" w:hAnsi="Times New Roman" w:cs="Times New Roman"/>
+          <w:color w:val="000000"/>
+          <w:sz w:val="32"/>
+          <w:szCs w:val="32"/>
+          <w:lang w:eastAsia="ru-RU"/>
+        </w:rPr>
+      </w:pPr>
+      <w:r>
+        <w:rPr>
+          <w:rFonts w:ascii="Times New Roman" w:eastAsia="Times New Roman" w:hAnsi="Times New Roman" w:cs="Times New Roman"/>
+          <w:color w:val="000000"/>
+          <w:sz w:val="32"/>
+          <w:szCs w:val="32"/>
+          <w:lang w:eastAsia="ru-RU"/>
+        </w:rPr>
+        <w:br w:type="page"/>
+      </w:r>
+    </w:p>
+    <w:p>
+      <w:pPr>
+        <w:jc w:val="both"/>
         <w:rPr>
           <w:rFonts w:ascii="Times New Roman" w:hAnsi="Times New Roman" w:cs="Times New Roman"/>
           <w:b/>
@@ -38521,9 +38615,7 @@
           <w:sz w:val="32"/>
           <w:szCs w:val="32"/>
         </w:rPr>
-        <w:lastRenderedPageBreak/>
-        <w:t>Лабораторная работа №</w:t>
-      </w:r>
+      </w:pPr>
       <w:r>
         <w:rPr>
           <w:rFonts w:ascii="Times New Roman" w:hAnsi="Times New Roman" w:cs="Times New Roman"/>
@@ -38532,7 +38624,8 @@
           <w:sz w:val="32"/>
           <w:szCs w:val="32"/>
         </w:rPr>
-        <w:t>2</w:t>
+        <w:lastRenderedPageBreak/>
+        <w:t>Лабораторная работа №</w:t>
       </w:r>
       <w:r>
         <w:rPr>
@@ -38542,7 +38635,7 @@
           <w:sz w:val="32"/>
           <w:szCs w:val="32"/>
         </w:rPr>
-        <w:t>9</w:t>
+        <w:t>30</w:t>
       </w:r>
       <w:r>
         <w:rPr>
@@ -38693,211 +38786,6 @@
           <w:lang w:eastAsia="ru-RU"/>
         </w:rPr>
       </w:pPr>
-    </w:p>
-    <w:p>
-      <w:pPr>
-        <w:rPr>
-          <w:rFonts w:ascii="Times New Roman" w:eastAsia="Times New Roman" w:hAnsi="Times New Roman" w:cs="Times New Roman"/>
-          <w:color w:val="000000"/>
-          <w:sz w:val="32"/>
-          <w:szCs w:val="32"/>
-          <w:lang w:eastAsia="ru-RU"/>
-        </w:rPr>
-      </w:pPr>
-      <w:r>
-        <w:rPr>
-          <w:rFonts w:ascii="Times New Roman" w:eastAsia="Times New Roman" w:hAnsi="Times New Roman" w:cs="Times New Roman"/>
-          <w:color w:val="000000"/>
-          <w:sz w:val="32"/>
-          <w:szCs w:val="32"/>
-          <w:lang w:eastAsia="ru-RU"/>
-        </w:rPr>
-        <w:br w:type="page"/>
-      </w:r>
-    </w:p>
-    <w:p>
-      <w:pPr>
-        <w:jc w:val="both"/>
-        <w:rPr>
-          <w:rFonts w:ascii="Times New Roman" w:hAnsi="Times New Roman" w:cs="Times New Roman"/>
-          <w:b/>
-          <w:bCs/>
-          <w:sz w:val="32"/>
-          <w:szCs w:val="32"/>
-        </w:rPr>
-      </w:pPr>
-      <w:r>
-        <w:rPr>
-          <w:rFonts w:ascii="Times New Roman" w:hAnsi="Times New Roman" w:cs="Times New Roman"/>
-          <w:b/>
-          <w:bCs/>
-          <w:sz w:val="32"/>
-          <w:szCs w:val="32"/>
-        </w:rPr>
-        <w:lastRenderedPageBreak/>
-        <w:t>Лабораторная работа №</w:t>
-      </w:r>
-      <w:r>
-        <w:rPr>
-          <w:rFonts w:ascii="Times New Roman" w:hAnsi="Times New Roman" w:cs="Times New Roman"/>
-          <w:b/>
-          <w:bCs/>
-          <w:sz w:val="32"/>
-          <w:szCs w:val="32"/>
-        </w:rPr>
-        <w:t>30</w:t>
-      </w:r>
-      <w:r>
-        <w:rPr>
-          <w:rFonts w:ascii="Times New Roman" w:hAnsi="Times New Roman" w:cs="Times New Roman"/>
-          <w:b/>
-          <w:bCs/>
-          <w:sz w:val="32"/>
-          <w:szCs w:val="32"/>
-        </w:rPr>
-        <w:t xml:space="preserve"> «»</w:t>
-      </w:r>
-    </w:p>
-    <w:p>
-      <w:pPr>
-        <w:spacing w:before="100" w:after="100" w:line="240" w:lineRule="auto"/>
-        <w:ind w:right="-60"/>
-        <w:jc w:val="both"/>
-        <w:rPr>
-          <w:rFonts w:ascii="Times New Roman" w:eastAsia="Times New Roman" w:hAnsi="Times New Roman" w:cs="Times New Roman"/>
-          <w:color w:val="000000"/>
-          <w:sz w:val="32"/>
-          <w:szCs w:val="32"/>
-          <w:lang w:eastAsia="ru-RU"/>
-        </w:rPr>
-      </w:pPr>
-      <w:r>
-        <w:rPr>
-          <w:rFonts w:ascii="Times New Roman" w:eastAsia="Times New Roman" w:hAnsi="Times New Roman" w:cs="Times New Roman"/>
-          <w:b/>
-          <w:bCs/>
-          <w:color w:val="000000"/>
-          <w:sz w:val="32"/>
-          <w:szCs w:val="32"/>
-          <w:lang w:eastAsia="ru-RU"/>
-        </w:rPr>
-        <w:t>1 Цель работы</w:t>
-      </w:r>
-    </w:p>
-    <w:p>
-      <w:pPr>
-        <w:spacing w:after="0" w:line="240" w:lineRule="auto"/>
-        <w:jc w:val="both"/>
-        <w:rPr>
-          <w:rFonts w:ascii="Times New Roman" w:eastAsia="Times New Roman" w:hAnsi="Times New Roman" w:cs="Times New Roman"/>
-          <w:color w:val="000000"/>
-          <w:sz w:val="32"/>
-          <w:szCs w:val="32"/>
-          <w:lang w:eastAsia="ru-RU"/>
-        </w:rPr>
-      </w:pPr>
-    </w:p>
-    <w:p>
-      <w:pPr>
-        <w:spacing w:before="100" w:after="100" w:line="240" w:lineRule="auto"/>
-        <w:ind w:right="-60"/>
-        <w:jc w:val="both"/>
-        <w:rPr>
-          <w:rFonts w:ascii="Times New Roman" w:eastAsia="Times New Roman" w:hAnsi="Times New Roman" w:cs="Times New Roman"/>
-          <w:color w:val="000000"/>
-          <w:sz w:val="32"/>
-          <w:szCs w:val="32"/>
-          <w:lang w:eastAsia="ru-RU"/>
-        </w:rPr>
-      </w:pPr>
-      <w:r>
-        <w:rPr>
-          <w:rFonts w:ascii="Times New Roman" w:eastAsia="Times New Roman" w:hAnsi="Times New Roman" w:cs="Times New Roman"/>
-          <w:b/>
-          <w:bCs/>
-          <w:color w:val="000000"/>
-          <w:sz w:val="32"/>
-          <w:szCs w:val="32"/>
-          <w:lang w:eastAsia="ru-RU"/>
-        </w:rPr>
-        <w:t>2</w:t>
-      </w:r>
-      <w:r>
-        <w:rPr>
-          <w:rFonts w:ascii="Times New Roman" w:eastAsia="Times New Roman" w:hAnsi="Times New Roman" w:cs="Times New Roman"/>
-          <w:b/>
-          <w:bCs/>
-          <w:color w:val="000000"/>
-          <w:sz w:val="32"/>
-          <w:szCs w:val="32"/>
-          <w:lang w:eastAsia="ru-RU"/>
-        </w:rPr>
-        <w:t xml:space="preserve"> Контрольные вопросы</w:t>
-      </w:r>
-    </w:p>
-    <w:p>
-      <w:pPr>
-        <w:spacing w:before="100" w:after="100" w:line="240" w:lineRule="auto"/>
-        <w:ind w:right="-60"/>
-        <w:jc w:val="both"/>
-        <w:rPr>
-          <w:rFonts w:ascii="Times New Roman" w:eastAsia="Times New Roman" w:hAnsi="Times New Roman" w:cs="Times New Roman"/>
-          <w:sz w:val="24"/>
-          <w:szCs w:val="24"/>
-          <w:lang w:eastAsia="ru-RU"/>
-        </w:rPr>
-      </w:pPr>
-    </w:p>
-    <w:p>
-      <w:pPr>
-        <w:spacing w:before="100" w:after="100" w:line="240" w:lineRule="auto"/>
-        <w:ind w:right="-60"/>
-        <w:jc w:val="both"/>
-        <w:rPr>
-          <w:rFonts w:ascii="Times New Roman" w:eastAsia="Times New Roman" w:hAnsi="Times New Roman" w:cs="Times New Roman"/>
-          <w:color w:val="000000"/>
-          <w:sz w:val="32"/>
-          <w:szCs w:val="32"/>
-          <w:lang w:eastAsia="ru-RU"/>
-        </w:rPr>
-      </w:pPr>
-      <w:r>
-        <w:rPr>
-          <w:rFonts w:ascii="Times New Roman" w:eastAsia="Times New Roman" w:hAnsi="Times New Roman" w:cs="Times New Roman"/>
-          <w:b/>
-          <w:bCs/>
-          <w:color w:val="000000"/>
-          <w:sz w:val="32"/>
-          <w:szCs w:val="32"/>
-          <w:lang w:eastAsia="ru-RU"/>
-        </w:rPr>
-        <w:t>3</w:t>
-      </w:r>
-      <w:r>
-        <w:rPr>
-          <w:rFonts w:ascii="Times New Roman" w:eastAsia="Times New Roman" w:hAnsi="Times New Roman" w:cs="Times New Roman"/>
-          <w:b/>
-          <w:bCs/>
-          <w:color w:val="000000"/>
-          <w:sz w:val="32"/>
-          <w:szCs w:val="32"/>
-          <w:lang w:eastAsia="ru-RU"/>
-        </w:rPr>
-        <w:t xml:space="preserve"> Вывод</w:t>
-      </w:r>
-    </w:p>
-    <w:p>
-      <w:pPr>
-        <w:rPr>
-          <w:rFonts w:ascii="Times New Roman" w:eastAsia="Times New Roman" w:hAnsi="Times New Roman" w:cs="Times New Roman"/>
-          <w:color w:val="000000"/>
-          <w:sz w:val="32"/>
-          <w:szCs w:val="32"/>
-          <w:lang w:eastAsia="ru-RU"/>
-        </w:rPr>
-      </w:pPr>
-      <w:bookmarkStart w:id="0" w:name="_GoBack"/>
-      <w:bookmarkEnd w:id="0"/>
     </w:p>
     <w:sectPr>
       <w:pgSz w:w="11906" w:h="16838"/>

--- a/Отчёты.docx
+++ b/Отчёты.docx
@@ -3249,7 +3249,29 @@
           <w:szCs w:val="32"/>
           <w:lang w:eastAsia="ru-RU"/>
         </w:rPr>
-        <w:t xml:space="preserve">Скачали на неё, через менеджер приложений, </w:t>
+        <w:t xml:space="preserve">Скачали на неё, </w:t>
+      </w:r>
+      <w:proofErr w:type="gramStart"/>
+      <w:r>
+        <w:rPr>
+          <w:rFonts w:ascii="Times New Roman" w:eastAsia="Times New Roman" w:hAnsi="Times New Roman" w:cs="Times New Roman"/>
+          <w:color w:val="000000"/>
+          <w:sz w:val="32"/>
+          <w:szCs w:val="32"/>
+          <w:lang w:eastAsia="ru-RU"/>
+        </w:rPr>
+        <w:t>через менеджер</w:t>
+      </w:r>
+      <w:proofErr w:type="gramEnd"/>
+      <w:r>
+        <w:rPr>
+          <w:rFonts w:ascii="Times New Roman" w:eastAsia="Times New Roman" w:hAnsi="Times New Roman" w:cs="Times New Roman"/>
+          <w:color w:val="000000"/>
+          <w:sz w:val="32"/>
+          <w:szCs w:val="32"/>
+          <w:lang w:eastAsia="ru-RU"/>
+        </w:rPr>
+        <w:t xml:space="preserve"> приложений, </w:t>
       </w:r>
       <w:r>
         <w:rPr>
@@ -3806,6 +3828,7 @@
         </w:rPr>
         <w:t xml:space="preserve">Виртуальная машина </w:t>
       </w:r>
+      <w:proofErr w:type="gramStart"/>
       <w:r>
         <w:rPr>
           <w:rFonts w:ascii="Times New Roman" w:eastAsia="Times New Roman" w:hAnsi="Times New Roman" w:cs="Times New Roman"/>
@@ -3824,7 +3847,18 @@
           <w:szCs w:val="32"/>
           <w:lang w:eastAsia="ru-RU"/>
         </w:rPr>
-        <w:t>это программная эмуляция полноценного компьютера, работающая внутри другого, физического компьютера и использующая его ресурсы, но функционирующая как полностью изолированная система со своей собственной операционной системой и приложениями</w:t>
+        <w:t>это</w:t>
+      </w:r>
+      <w:proofErr w:type="gramEnd"/>
+      <w:r>
+        <w:rPr>
+          <w:rFonts w:ascii="Times New Roman" w:eastAsia="Times New Roman" w:hAnsi="Times New Roman" w:cs="Times New Roman"/>
+          <w:color w:val="000000"/>
+          <w:sz w:val="32"/>
+          <w:szCs w:val="32"/>
+          <w:lang w:eastAsia="ru-RU"/>
+        </w:rPr>
+        <w:t> программная эмуляция полноценного компьютера, работающая внутри другого, физического компьютера и использующая его ресурсы, но функционирующая как полностью изолированная система со своей собственной операционной системой и приложениями</w:t>
       </w:r>
       <w:r>
         <w:rPr>
@@ -5281,9 +5315,9 @@
           <w:szCs w:val="32"/>
           <w:lang w:val="en-US" w:eastAsia="ru-RU"/>
         </w:rPr>
-        <w:t>().</w:t>
-      </w:r>
-      <w:proofErr w:type="spellStart"/>
+        <w:t>(</w:t>
+      </w:r>
+      <w:proofErr w:type="gramStart"/>
       <w:r>
         <w:rPr>
           <w:rFonts w:ascii="Times New Roman" w:eastAsia="Times New Roman" w:hAnsi="Times New Roman" w:cs="Times New Roman"/>
@@ -5292,9 +5326,21 @@
           <w:szCs w:val="32"/>
           <w:lang w:val="en-US" w:eastAsia="ru-RU"/>
         </w:rPr>
+        <w:t>).</w:t>
+      </w:r>
+      <w:proofErr w:type="spellStart"/>
+      <w:r>
+        <w:rPr>
+          <w:rFonts w:ascii="Times New Roman" w:eastAsia="Times New Roman" w:hAnsi="Times New Roman" w:cs="Times New Roman"/>
+          <w:color w:val="000000"/>
+          <w:sz w:val="32"/>
+          <w:szCs w:val="32"/>
+          <w:lang w:val="en-US" w:eastAsia="ru-RU"/>
+        </w:rPr>
         <w:t>toInt</w:t>
       </w:r>
       <w:proofErr w:type="spellEnd"/>
+      <w:proofErr w:type="gramEnd"/>
       <w:r>
         <w:rPr>
           <w:rFonts w:ascii="Times New Roman" w:eastAsia="Times New Roman" w:hAnsi="Times New Roman" w:cs="Times New Roman"/>
@@ -5614,6 +5660,7 @@
         <w:t xml:space="preserve"> res: Int = </w:t>
       </w:r>
       <w:proofErr w:type="spellStart"/>
+      <w:proofErr w:type="gramStart"/>
       <w:r>
         <w:rPr>
           <w:rFonts w:ascii="Times New Roman" w:eastAsia="Times New Roman" w:hAnsi="Times New Roman" w:cs="Times New Roman"/>
@@ -5625,6 +5672,7 @@
         <w:t>str.toInt</w:t>
       </w:r>
       <w:proofErr w:type="spellEnd"/>
+      <w:proofErr w:type="gramEnd"/>
       <w:r>
         <w:rPr>
           <w:rFonts w:ascii="Times New Roman" w:eastAsia="Times New Roman" w:hAnsi="Times New Roman" w:cs="Times New Roman"/>
@@ -6095,6 +6143,7 @@
         <w:t> из пакета </w:t>
       </w:r>
       <w:proofErr w:type="spellStart"/>
+      <w:proofErr w:type="gramStart"/>
       <w:r>
         <w:rPr>
           <w:rFonts w:ascii="Times New Roman" w:eastAsia="Times New Roman" w:hAnsi="Times New Roman" w:cs="Times New Roman"/>
@@ -6106,6 +6155,7 @@
         <w:t>kotlin.random</w:t>
       </w:r>
       <w:proofErr w:type="spellEnd"/>
+      <w:proofErr w:type="gramEnd"/>
       <w:r>
         <w:rPr>
           <w:rFonts w:ascii="Times New Roman" w:eastAsia="Times New Roman" w:hAnsi="Times New Roman" w:cs="Times New Roman"/>
@@ -6117,6 +6167,7 @@
         <w:t>. Основные методы: </w:t>
       </w:r>
       <w:proofErr w:type="spellStart"/>
+      <w:proofErr w:type="gramStart"/>
       <w:r>
         <w:rPr>
           <w:rFonts w:ascii="Times New Roman" w:eastAsia="Times New Roman" w:hAnsi="Times New Roman" w:cs="Times New Roman"/>
@@ -6136,7 +6187,18 @@
           <w:szCs w:val="32"/>
           <w:lang w:eastAsia="ru-RU"/>
         </w:rPr>
-        <w:t>() для целых чисел, </w:t>
+        <w:t>(</w:t>
+      </w:r>
+      <w:proofErr w:type="gramEnd"/>
+      <w:r>
+        <w:rPr>
+          <w:rFonts w:ascii="Times New Roman" w:eastAsia="Times New Roman" w:hAnsi="Times New Roman" w:cs="Times New Roman"/>
+          <w:color w:val="000000"/>
+          <w:sz w:val="32"/>
+          <w:szCs w:val="32"/>
+          <w:lang w:eastAsia="ru-RU"/>
+        </w:rPr>
+        <w:t>) для целых чисел, </w:t>
       </w:r>
       <w:proofErr w:type="spellStart"/>
       <w:r>
@@ -10178,8 +10240,103 @@
           <w:color w:val="000000"/>
           <w:sz w:val="32"/>
           <w:szCs w:val="32"/>
+          <w:lang w:eastAsia="ru-RU"/>
+        </w:rPr>
+      </w:pPr>
+      <w:r>
+        <w:rPr>
+          <w:rFonts w:ascii="Times New Roman" w:eastAsia="Times New Roman" w:hAnsi="Times New Roman" w:cs="Times New Roman"/>
+          <w:color w:val="000000"/>
+          <w:sz w:val="32"/>
+          <w:szCs w:val="32"/>
+          <w:lang w:eastAsia="ru-RU"/>
+        </w:rPr>
+        <w:t xml:space="preserve">    </w:t>
+      </w:r>
+      <w:proofErr w:type="gramStart"/>
+      <w:r>
+        <w:rPr>
+          <w:rFonts w:ascii="Times New Roman" w:eastAsia="Times New Roman" w:hAnsi="Times New Roman" w:cs="Times New Roman"/>
+          <w:color w:val="000000"/>
+          <w:sz w:val="32"/>
+          <w:szCs w:val="32"/>
           <w:lang w:val="en-US" w:eastAsia="ru-RU"/>
         </w:rPr>
+        <w:t>get</w:t>
+      </w:r>
+      <w:r>
+        <w:rPr>
+          <w:rFonts w:ascii="Times New Roman" w:eastAsia="Times New Roman" w:hAnsi="Times New Roman" w:cs="Times New Roman"/>
+          <w:color w:val="000000"/>
+          <w:sz w:val="32"/>
+          <w:szCs w:val="32"/>
+          <w:lang w:eastAsia="ru-RU"/>
+        </w:rPr>
+        <w:t>(</w:t>
+      </w:r>
+      <w:proofErr w:type="gramEnd"/>
+      <w:r>
+        <w:rPr>
+          <w:rFonts w:ascii="Times New Roman" w:eastAsia="Times New Roman" w:hAnsi="Times New Roman" w:cs="Times New Roman"/>
+          <w:color w:val="000000"/>
+          <w:sz w:val="32"/>
+          <w:szCs w:val="32"/>
+          <w:lang w:eastAsia="ru-RU"/>
+        </w:rPr>
+        <w:t xml:space="preserve">) = </w:t>
+      </w:r>
+      <w:r>
+        <w:rPr>
+          <w:rFonts w:ascii="Times New Roman" w:eastAsia="Times New Roman" w:hAnsi="Times New Roman" w:cs="Times New Roman"/>
+          <w:color w:val="000000"/>
+          <w:sz w:val="32"/>
+          <w:szCs w:val="32"/>
+          <w:lang w:val="en-US" w:eastAsia="ru-RU"/>
+        </w:rPr>
+        <w:t>field</w:t>
+      </w:r>
+      <w:r>
+        <w:rPr>
+          <w:rFonts w:ascii="Times New Roman" w:eastAsia="Times New Roman" w:hAnsi="Times New Roman" w:cs="Times New Roman"/>
+          <w:color w:val="000000"/>
+          <w:sz w:val="32"/>
+          <w:szCs w:val="32"/>
+          <w:lang w:eastAsia="ru-RU"/>
+        </w:rPr>
+        <w:t xml:space="preserve"> </w:t>
+      </w:r>
+      <w:r>
+        <w:rPr>
+          <w:rFonts w:ascii="Times New Roman" w:eastAsia="Times New Roman" w:hAnsi="Times New Roman" w:cs="Times New Roman"/>
+          <w:color w:val="000000"/>
+          <w:sz w:val="32"/>
+          <w:szCs w:val="32"/>
+          <w:lang w:eastAsia="ru-RU"/>
+        </w:rPr>
+        <w:t xml:space="preserve"> // </w:t>
+      </w:r>
+      <w:r>
+        <w:rPr>
+          <w:rFonts w:ascii="Times New Roman" w:eastAsia="Times New Roman" w:hAnsi="Times New Roman" w:cs="Times New Roman"/>
+          <w:color w:val="000000"/>
+          <w:sz w:val="32"/>
+          <w:szCs w:val="32"/>
+          <w:lang w:eastAsia="ru-RU"/>
+        </w:rPr>
+        <w:t>Геттер</w:t>
+      </w:r>
+    </w:p>
+    <w:p>
+      <w:pPr>
+        <w:spacing w:after="0" w:line="240" w:lineRule="auto"/>
+        <w:jc w:val="both"/>
+        <w:rPr>
+          <w:rFonts w:ascii="Times New Roman" w:eastAsia="Times New Roman" w:hAnsi="Times New Roman" w:cs="Times New Roman"/>
+          <w:color w:val="000000"/>
+          <w:sz w:val="32"/>
+          <w:szCs w:val="32"/>
+          <w:lang w:val="en-US" w:eastAsia="ru-RU"/>
+        </w:rPr>
       </w:pPr>
       <w:r>
         <w:rPr>
@@ -10199,8 +10356,9 @@
           <w:szCs w:val="32"/>
           <w:lang w:val="en-US" w:eastAsia="ru-RU"/>
         </w:rPr>
-        <w:t>get</w:t>
-      </w:r>
+        <w:t xml:space="preserve">set(value) </w:t>
+      </w:r>
+      <w:proofErr w:type="gramStart"/>
       <w:r>
         <w:rPr>
           <w:rFonts w:ascii="Times New Roman" w:eastAsia="Times New Roman" w:hAnsi="Times New Roman" w:cs="Times New Roman"/>
@@ -10209,7 +10367,7 @@
           <w:szCs w:val="32"/>
           <w:lang w:val="en-US" w:eastAsia="ru-RU"/>
         </w:rPr>
-        <w:t xml:space="preserve">() = </w:t>
+        <w:t xml:space="preserve">{ </w:t>
       </w:r>
       <w:r>
         <w:rPr>
@@ -10219,8 +10377,9 @@
           <w:szCs w:val="32"/>
           <w:lang w:val="en-US" w:eastAsia="ru-RU"/>
         </w:rPr>
-        <w:t>field</w:t>
-      </w:r>
+        <w:t>/</w:t>
+      </w:r>
+      <w:proofErr w:type="gramEnd"/>
       <w:r>
         <w:rPr>
           <w:rFonts w:ascii="Times New Roman" w:eastAsia="Times New Roman" w:hAnsi="Times New Roman" w:cs="Times New Roman"/>
@@ -10229,6 +10388,337 @@
           <w:szCs w:val="32"/>
           <w:lang w:val="en-US" w:eastAsia="ru-RU"/>
         </w:rPr>
+        <w:t xml:space="preserve">/ </w:t>
+      </w:r>
+      <w:r>
+        <w:rPr>
+          <w:rFonts w:ascii="Times New Roman" w:eastAsia="Times New Roman" w:hAnsi="Times New Roman" w:cs="Times New Roman"/>
+          <w:color w:val="000000"/>
+          <w:sz w:val="32"/>
+          <w:szCs w:val="32"/>
+          <w:lang w:eastAsia="ru-RU"/>
+        </w:rPr>
+        <w:t>Сеттер</w:t>
+      </w:r>
+    </w:p>
+    <w:p>
+      <w:pPr>
+        <w:spacing w:after="0" w:line="240" w:lineRule="auto"/>
+        <w:jc w:val="both"/>
+        <w:rPr>
+          <w:rFonts w:ascii="Times New Roman" w:eastAsia="Times New Roman" w:hAnsi="Times New Roman" w:cs="Times New Roman"/>
+          <w:color w:val="000000"/>
+          <w:sz w:val="32"/>
+          <w:szCs w:val="32"/>
+          <w:lang w:val="en-US" w:eastAsia="ru-RU"/>
+        </w:rPr>
+      </w:pPr>
+      <w:r>
+        <w:rPr>
+          <w:rFonts w:ascii="Times New Roman" w:eastAsia="Times New Roman" w:hAnsi="Times New Roman" w:cs="Times New Roman"/>
+          <w:color w:val="000000"/>
+          <w:sz w:val="32"/>
+          <w:szCs w:val="32"/>
+          <w:lang w:val="en-US" w:eastAsia="ru-RU"/>
+        </w:rPr>
+        <w:t xml:space="preserve">        field</w:t>
+      </w:r>
+      <w:r>
+        <w:rPr>
+          <w:rFonts w:ascii="Times New Roman" w:eastAsia="Times New Roman" w:hAnsi="Times New Roman" w:cs="Times New Roman"/>
+          <w:color w:val="000000"/>
+          <w:sz w:val="32"/>
+          <w:szCs w:val="32"/>
+          <w:lang w:val="en-US" w:eastAsia="ru-RU"/>
+        </w:rPr>
+        <w:t xml:space="preserve"> = </w:t>
+      </w:r>
+      <w:r>
+        <w:rPr>
+          <w:rFonts w:ascii="Times New Roman" w:eastAsia="Times New Roman" w:hAnsi="Times New Roman" w:cs="Times New Roman"/>
+          <w:color w:val="000000"/>
+          <w:sz w:val="32"/>
+          <w:szCs w:val="32"/>
+          <w:lang w:val="en-US" w:eastAsia="ru-RU"/>
+        </w:rPr>
+        <w:t>value</w:t>
+      </w:r>
+    </w:p>
+    <w:p>
+      <w:pPr>
+        <w:spacing w:after="0" w:line="240" w:lineRule="auto"/>
+        <w:jc w:val="both"/>
+        <w:rPr>
+          <w:rFonts w:ascii="Times New Roman" w:eastAsia="Times New Roman" w:hAnsi="Times New Roman" w:cs="Times New Roman"/>
+          <w:color w:val="000000"/>
+          <w:sz w:val="32"/>
+          <w:szCs w:val="32"/>
+          <w:lang w:val="en-US" w:eastAsia="ru-RU"/>
+        </w:rPr>
+      </w:pPr>
+      <w:r>
+        <w:rPr>
+          <w:rFonts w:ascii="Times New Roman" w:eastAsia="Times New Roman" w:hAnsi="Times New Roman" w:cs="Times New Roman"/>
+          <w:color w:val="000000"/>
+          <w:sz w:val="32"/>
+          <w:szCs w:val="32"/>
+          <w:lang w:val="en-US" w:eastAsia="ru-RU"/>
+        </w:rPr>
+        <w:t xml:space="preserve">    }</w:t>
+      </w:r>
+    </w:p>
+    <w:p>
+      <w:pPr>
+        <w:spacing w:after="0" w:line="240" w:lineRule="auto"/>
+        <w:jc w:val="both"/>
+        <w:rPr>
+          <w:rFonts w:ascii="Times New Roman" w:eastAsia="Times New Roman" w:hAnsi="Times New Roman" w:cs="Times New Roman"/>
+          <w:color w:val="000000"/>
+          <w:sz w:val="32"/>
+          <w:szCs w:val="32"/>
+          <w:lang w:val="en-US" w:eastAsia="ru-RU"/>
+        </w:rPr>
+      </w:pPr>
+    </w:p>
+    <w:p>
+      <w:pPr>
+        <w:spacing w:after="0" w:line="240" w:lineRule="auto"/>
+        <w:jc w:val="both"/>
+        <w:rPr>
+          <w:rFonts w:ascii="Times New Roman" w:eastAsia="Times New Roman" w:hAnsi="Times New Roman" w:cs="Times New Roman"/>
+          <w:color w:val="000000"/>
+          <w:sz w:val="32"/>
+          <w:szCs w:val="32"/>
+          <w:lang w:eastAsia="ru-RU"/>
+        </w:rPr>
+      </w:pPr>
+      <w:r>
+        <w:rPr>
+          <w:rFonts w:ascii="Times New Roman" w:eastAsia="Times New Roman" w:hAnsi="Times New Roman" w:cs="Times New Roman"/>
+          <w:color w:val="000000"/>
+          <w:sz w:val="32"/>
+          <w:szCs w:val="32"/>
+          <w:lang w:eastAsia="ru-RU"/>
+        </w:rPr>
+        <w:t>2</w:t>
+      </w:r>
+      <w:r>
+        <w:rPr>
+          <w:rFonts w:ascii="Times New Roman" w:eastAsia="Times New Roman" w:hAnsi="Times New Roman" w:cs="Times New Roman"/>
+          <w:color w:val="000000"/>
+          <w:sz w:val="32"/>
+          <w:szCs w:val="32"/>
+          <w:lang w:eastAsia="ru-RU"/>
+        </w:rPr>
+        <w:t xml:space="preserve">.4 Как объявить конструктор в </w:t>
+      </w:r>
+      <w:proofErr w:type="spellStart"/>
+      <w:r>
+        <w:rPr>
+          <w:rFonts w:ascii="Times New Roman" w:eastAsia="Times New Roman" w:hAnsi="Times New Roman" w:cs="Times New Roman"/>
+          <w:color w:val="000000"/>
+          <w:sz w:val="32"/>
+          <w:szCs w:val="32"/>
+          <w:lang w:eastAsia="ru-RU"/>
+        </w:rPr>
+        <w:t>Kotlin</w:t>
+      </w:r>
+      <w:proofErr w:type="spellEnd"/>
+      <w:r>
+        <w:rPr>
+          <w:rFonts w:ascii="Times New Roman" w:eastAsia="Times New Roman" w:hAnsi="Times New Roman" w:cs="Times New Roman"/>
+          <w:color w:val="000000"/>
+          <w:sz w:val="32"/>
+          <w:szCs w:val="32"/>
+          <w:lang w:eastAsia="ru-RU"/>
+        </w:rPr>
+        <w:t xml:space="preserve">? </w:t>
+      </w:r>
+    </w:p>
+    <w:p>
+      <w:pPr>
+        <w:spacing w:after="0" w:line="240" w:lineRule="auto"/>
+        <w:jc w:val="both"/>
+        <w:rPr>
+          <w:rFonts w:ascii="Times New Roman" w:eastAsia="Times New Roman" w:hAnsi="Times New Roman" w:cs="Times New Roman"/>
+          <w:color w:val="000000"/>
+          <w:sz w:val="32"/>
+          <w:szCs w:val="32"/>
+          <w:lang w:eastAsia="ru-RU"/>
+        </w:rPr>
+      </w:pPr>
+      <w:r>
+        <w:rPr>
+          <w:rFonts w:ascii="Times New Roman" w:eastAsia="Times New Roman" w:hAnsi="Times New Roman" w:cs="Times New Roman"/>
+          <w:color w:val="000000"/>
+          <w:sz w:val="32"/>
+          <w:szCs w:val="32"/>
+          <w:lang w:eastAsia="ru-RU"/>
+        </w:rPr>
+        <w:t xml:space="preserve">Конструктор объявляется либо прямо в заголовке класса (первичный конструктор) либо в теле класса при помощи ключевого слова </w:t>
+      </w:r>
+      <w:r>
+        <w:rPr>
+          <w:rFonts w:ascii="Times New Roman" w:eastAsia="Times New Roman" w:hAnsi="Times New Roman" w:cs="Times New Roman"/>
+          <w:color w:val="000000"/>
+          <w:sz w:val="32"/>
+          <w:szCs w:val="32"/>
+          <w:lang w:val="en-US" w:eastAsia="ru-RU"/>
+        </w:rPr>
+        <w:t>constructor</w:t>
+      </w:r>
+      <w:r>
+        <w:rPr>
+          <w:rFonts w:ascii="Times New Roman" w:eastAsia="Times New Roman" w:hAnsi="Times New Roman" w:cs="Times New Roman"/>
+          <w:color w:val="000000"/>
+          <w:sz w:val="32"/>
+          <w:szCs w:val="32"/>
+          <w:lang w:eastAsia="ru-RU"/>
+        </w:rPr>
+        <w:t xml:space="preserve"> (</w:t>
+      </w:r>
+      <w:r>
+        <w:rPr>
+          <w:rFonts w:ascii="Times New Roman" w:eastAsia="Times New Roman" w:hAnsi="Times New Roman" w:cs="Times New Roman"/>
+          <w:color w:val="000000"/>
+          <w:sz w:val="32"/>
+          <w:szCs w:val="32"/>
+          <w:lang w:eastAsia="ru-RU"/>
+        </w:rPr>
+        <w:t>вторичный конструктор</w:t>
+      </w:r>
+      <w:r>
+        <w:rPr>
+          <w:rFonts w:ascii="Times New Roman" w:eastAsia="Times New Roman" w:hAnsi="Times New Roman" w:cs="Times New Roman"/>
+          <w:color w:val="000000"/>
+          <w:sz w:val="32"/>
+          <w:szCs w:val="32"/>
+          <w:lang w:eastAsia="ru-RU"/>
+        </w:rPr>
+        <w:t>).</w:t>
+      </w:r>
+    </w:p>
+    <w:p>
+      <w:pPr>
+        <w:spacing w:after="0" w:line="240" w:lineRule="auto"/>
+        <w:jc w:val="both"/>
+        <w:rPr>
+          <w:rFonts w:ascii="Times New Roman" w:eastAsia="Times New Roman" w:hAnsi="Times New Roman" w:cs="Times New Roman"/>
+          <w:color w:val="000000"/>
+          <w:sz w:val="32"/>
+          <w:szCs w:val="32"/>
+          <w:lang w:eastAsia="ru-RU"/>
+        </w:rPr>
+      </w:pPr>
+    </w:p>
+    <w:p>
+      <w:pPr>
+        <w:spacing w:after="0" w:line="240" w:lineRule="auto"/>
+        <w:jc w:val="both"/>
+        <w:rPr>
+          <w:rFonts w:ascii="Times New Roman" w:eastAsia="Times New Roman" w:hAnsi="Times New Roman" w:cs="Times New Roman"/>
+          <w:color w:val="000000"/>
+          <w:sz w:val="32"/>
+          <w:szCs w:val="32"/>
+          <w:lang w:eastAsia="ru-RU"/>
+        </w:rPr>
+      </w:pPr>
+      <w:r>
+        <w:rPr>
+          <w:rFonts w:ascii="Times New Roman" w:eastAsia="Times New Roman" w:hAnsi="Times New Roman" w:cs="Times New Roman"/>
+          <w:color w:val="000000"/>
+          <w:sz w:val="32"/>
+          <w:szCs w:val="32"/>
+          <w:lang w:eastAsia="ru-RU"/>
+        </w:rPr>
+        <w:t>2</w:t>
+      </w:r>
+      <w:r>
+        <w:rPr>
+          <w:rFonts w:ascii="Times New Roman" w:eastAsia="Times New Roman" w:hAnsi="Times New Roman" w:cs="Times New Roman"/>
+          <w:color w:val="000000"/>
+          <w:sz w:val="32"/>
+          <w:szCs w:val="32"/>
+          <w:lang w:eastAsia="ru-RU"/>
+        </w:rPr>
+        <w:t xml:space="preserve">.5 Как создать объект в </w:t>
+      </w:r>
+      <w:proofErr w:type="spellStart"/>
+      <w:r>
+        <w:rPr>
+          <w:rFonts w:ascii="Times New Roman" w:eastAsia="Times New Roman" w:hAnsi="Times New Roman" w:cs="Times New Roman"/>
+          <w:color w:val="000000"/>
+          <w:sz w:val="32"/>
+          <w:szCs w:val="32"/>
+          <w:lang w:eastAsia="ru-RU"/>
+        </w:rPr>
+        <w:t>Kotlin</w:t>
+      </w:r>
+      <w:proofErr w:type="spellEnd"/>
+      <w:r>
+        <w:rPr>
+          <w:rFonts w:ascii="Times New Roman" w:eastAsia="Times New Roman" w:hAnsi="Times New Roman" w:cs="Times New Roman"/>
+          <w:color w:val="000000"/>
+          <w:sz w:val="32"/>
+          <w:szCs w:val="32"/>
+          <w:lang w:eastAsia="ru-RU"/>
+        </w:rPr>
+        <w:t>?</w:t>
+      </w:r>
+    </w:p>
+    <w:p>
+      <w:pPr>
+        <w:spacing w:after="0" w:line="240" w:lineRule="auto"/>
+        <w:jc w:val="both"/>
+        <w:rPr>
+          <w:rFonts w:ascii="Times New Roman" w:eastAsia="Times New Roman" w:hAnsi="Times New Roman" w:cs="Times New Roman"/>
+          <w:color w:val="000000"/>
+          <w:sz w:val="32"/>
+          <w:szCs w:val="32"/>
+          <w:lang w:eastAsia="ru-RU"/>
+        </w:rPr>
+      </w:pPr>
+      <w:r>
+        <w:rPr>
+          <w:rFonts w:ascii="Times New Roman" w:eastAsia="Times New Roman" w:hAnsi="Times New Roman" w:cs="Times New Roman"/>
+          <w:color w:val="000000"/>
+          <w:sz w:val="32"/>
+          <w:szCs w:val="32"/>
+          <w:lang w:eastAsia="ru-RU"/>
+        </w:rPr>
+        <w:t>Объект создаётся путём вызова конструктора класса:</w:t>
+      </w:r>
+    </w:p>
+    <w:p>
+      <w:pPr>
+        <w:spacing w:after="0" w:line="240" w:lineRule="auto"/>
+        <w:jc w:val="both"/>
+        <w:rPr>
+          <w:rFonts w:ascii="Times New Roman" w:eastAsia="Times New Roman" w:hAnsi="Times New Roman" w:cs="Times New Roman"/>
+          <w:color w:val="000000"/>
+          <w:sz w:val="32"/>
+          <w:szCs w:val="32"/>
+          <w:lang w:eastAsia="ru-RU"/>
+        </w:rPr>
+      </w:pPr>
+      <w:r>
+        <w:rPr>
+          <w:rFonts w:ascii="Times New Roman" w:eastAsia="Times New Roman" w:hAnsi="Times New Roman" w:cs="Times New Roman"/>
+          <w:color w:val="000000"/>
+          <w:sz w:val="32"/>
+          <w:szCs w:val="32"/>
+          <w:lang w:val="en-US" w:eastAsia="ru-RU"/>
+        </w:rPr>
+        <w:t>var</w:t>
+      </w:r>
+      <w:r>
+        <w:rPr>
+          <w:rFonts w:ascii="Times New Roman" w:eastAsia="Times New Roman" w:hAnsi="Times New Roman" w:cs="Times New Roman"/>
+          <w:color w:val="000000"/>
+          <w:sz w:val="32"/>
+          <w:szCs w:val="32"/>
+          <w:lang w:eastAsia="ru-RU"/>
+        </w:rPr>
         <w:t xml:space="preserve"> </w:t>
       </w:r>
       <w:r>
@@ -10237,412 +10727,19 @@
           <w:color w:val="000000"/>
           <w:sz w:val="32"/>
           <w:szCs w:val="32"/>
+          <w:lang w:eastAsia="ru-RU"/>
+        </w:rPr>
+        <w:t xml:space="preserve">имя = </w:t>
+      </w:r>
+      <w:proofErr w:type="gramStart"/>
+      <w:r>
+        <w:rPr>
+          <w:rFonts w:ascii="Times New Roman" w:eastAsia="Times New Roman" w:hAnsi="Times New Roman" w:cs="Times New Roman"/>
+          <w:color w:val="000000"/>
+          <w:sz w:val="32"/>
+          <w:szCs w:val="32"/>
           <w:lang w:val="en-US" w:eastAsia="ru-RU"/>
         </w:rPr>
-        <w:t xml:space="preserve"> // </w:t>
-      </w:r>
-      <w:r>
-        <w:rPr>
-          <w:rFonts w:ascii="Times New Roman" w:eastAsia="Times New Roman" w:hAnsi="Times New Roman" w:cs="Times New Roman"/>
-          <w:color w:val="000000"/>
-          <w:sz w:val="32"/>
-          <w:szCs w:val="32"/>
-          <w:lang w:eastAsia="ru-RU"/>
-        </w:rPr>
-        <w:t>Геттер</w:t>
-      </w:r>
-    </w:p>
-    <w:p>
-      <w:pPr>
-        <w:spacing w:after="0" w:line="240" w:lineRule="auto"/>
-        <w:jc w:val="both"/>
-        <w:rPr>
-          <w:rFonts w:ascii="Times New Roman" w:eastAsia="Times New Roman" w:hAnsi="Times New Roman" w:cs="Times New Roman"/>
-          <w:color w:val="000000"/>
-          <w:sz w:val="32"/>
-          <w:szCs w:val="32"/>
-          <w:lang w:val="en-US" w:eastAsia="ru-RU"/>
-        </w:rPr>
-      </w:pPr>
-      <w:r>
-        <w:rPr>
-          <w:rFonts w:ascii="Times New Roman" w:eastAsia="Times New Roman" w:hAnsi="Times New Roman" w:cs="Times New Roman"/>
-          <w:color w:val="000000"/>
-          <w:sz w:val="32"/>
-          <w:szCs w:val="32"/>
-          <w:lang w:val="en-US" w:eastAsia="ru-RU"/>
-        </w:rPr>
-        <w:t xml:space="preserve">    </w:t>
-      </w:r>
-      <w:r>
-        <w:rPr>
-          <w:rFonts w:ascii="Times New Roman" w:eastAsia="Times New Roman" w:hAnsi="Times New Roman" w:cs="Times New Roman"/>
-          <w:color w:val="000000"/>
-          <w:sz w:val="32"/>
-          <w:szCs w:val="32"/>
-          <w:lang w:val="en-US" w:eastAsia="ru-RU"/>
-        </w:rPr>
-        <w:t xml:space="preserve">set(value) { </w:t>
-      </w:r>
-      <w:r>
-        <w:rPr>
-          <w:rFonts w:ascii="Times New Roman" w:eastAsia="Times New Roman" w:hAnsi="Times New Roman" w:cs="Times New Roman"/>
-          <w:color w:val="000000"/>
-          <w:sz w:val="32"/>
-          <w:szCs w:val="32"/>
-          <w:lang w:val="en-US" w:eastAsia="ru-RU"/>
-        </w:rPr>
-        <w:t xml:space="preserve">// </w:t>
-      </w:r>
-      <w:r>
-        <w:rPr>
-          <w:rFonts w:ascii="Times New Roman" w:eastAsia="Times New Roman" w:hAnsi="Times New Roman" w:cs="Times New Roman"/>
-          <w:color w:val="000000"/>
-          <w:sz w:val="32"/>
-          <w:szCs w:val="32"/>
-          <w:lang w:eastAsia="ru-RU"/>
-        </w:rPr>
-        <w:t>Сеттер</w:t>
-      </w:r>
-    </w:p>
-    <w:p>
-      <w:pPr>
-        <w:spacing w:after="0" w:line="240" w:lineRule="auto"/>
-        <w:jc w:val="both"/>
-        <w:rPr>
-          <w:rFonts w:ascii="Times New Roman" w:eastAsia="Times New Roman" w:hAnsi="Times New Roman" w:cs="Times New Roman"/>
-          <w:color w:val="000000"/>
-          <w:sz w:val="32"/>
-          <w:szCs w:val="32"/>
-          <w:lang w:eastAsia="ru-RU"/>
-        </w:rPr>
-      </w:pPr>
-      <w:r>
-        <w:rPr>
-          <w:rFonts w:ascii="Times New Roman" w:eastAsia="Times New Roman" w:hAnsi="Times New Roman" w:cs="Times New Roman"/>
-          <w:color w:val="000000"/>
-          <w:sz w:val="32"/>
-          <w:szCs w:val="32"/>
-          <w:lang w:val="en-US" w:eastAsia="ru-RU"/>
-        </w:rPr>
-        <w:t xml:space="preserve">        field</w:t>
-      </w:r>
-      <w:r>
-        <w:rPr>
-          <w:rFonts w:ascii="Times New Roman" w:eastAsia="Times New Roman" w:hAnsi="Times New Roman" w:cs="Times New Roman"/>
-          <w:color w:val="000000"/>
-          <w:sz w:val="32"/>
-          <w:szCs w:val="32"/>
-          <w:lang w:eastAsia="ru-RU"/>
-        </w:rPr>
-        <w:t xml:space="preserve"> = </w:t>
-      </w:r>
-      <w:r>
-        <w:rPr>
-          <w:rFonts w:ascii="Times New Roman" w:eastAsia="Times New Roman" w:hAnsi="Times New Roman" w:cs="Times New Roman"/>
-          <w:color w:val="000000"/>
-          <w:sz w:val="32"/>
-          <w:szCs w:val="32"/>
-          <w:lang w:val="en-US" w:eastAsia="ru-RU"/>
-        </w:rPr>
-        <w:t>value</w:t>
-      </w:r>
-    </w:p>
-    <w:p>
-      <w:pPr>
-        <w:spacing w:after="0" w:line="240" w:lineRule="auto"/>
-        <w:jc w:val="both"/>
-        <w:rPr>
-          <w:rFonts w:ascii="Times New Roman" w:eastAsia="Times New Roman" w:hAnsi="Times New Roman" w:cs="Times New Roman"/>
-          <w:color w:val="000000"/>
-          <w:sz w:val="32"/>
-          <w:szCs w:val="32"/>
-          <w:lang w:eastAsia="ru-RU"/>
-        </w:rPr>
-      </w:pPr>
-      <w:r>
-        <w:rPr>
-          <w:rFonts w:ascii="Times New Roman" w:eastAsia="Times New Roman" w:hAnsi="Times New Roman" w:cs="Times New Roman"/>
-          <w:color w:val="000000"/>
-          <w:sz w:val="32"/>
-          <w:szCs w:val="32"/>
-          <w:lang w:eastAsia="ru-RU"/>
-        </w:rPr>
-        <w:t xml:space="preserve">    }</w:t>
-      </w:r>
-    </w:p>
-    <w:p>
-      <w:pPr>
-        <w:spacing w:after="0" w:line="240" w:lineRule="auto"/>
-        <w:jc w:val="both"/>
-        <w:rPr>
-          <w:rFonts w:ascii="Times New Roman" w:eastAsia="Times New Roman" w:hAnsi="Times New Roman" w:cs="Times New Roman"/>
-          <w:color w:val="000000"/>
-          <w:sz w:val="32"/>
-          <w:szCs w:val="32"/>
-          <w:lang w:eastAsia="ru-RU"/>
-        </w:rPr>
-      </w:pPr>
-    </w:p>
-    <w:p>
-      <w:pPr>
-        <w:spacing w:after="0" w:line="240" w:lineRule="auto"/>
-        <w:jc w:val="both"/>
-        <w:rPr>
-          <w:rFonts w:ascii="Times New Roman" w:eastAsia="Times New Roman" w:hAnsi="Times New Roman" w:cs="Times New Roman"/>
-          <w:color w:val="000000"/>
-          <w:sz w:val="32"/>
-          <w:szCs w:val="32"/>
-          <w:lang w:eastAsia="ru-RU"/>
-        </w:rPr>
-      </w:pPr>
-      <w:r>
-        <w:rPr>
-          <w:rFonts w:ascii="Times New Roman" w:eastAsia="Times New Roman" w:hAnsi="Times New Roman" w:cs="Times New Roman"/>
-          <w:color w:val="000000"/>
-          <w:sz w:val="32"/>
-          <w:szCs w:val="32"/>
-          <w:lang w:eastAsia="ru-RU"/>
-        </w:rPr>
-        <w:t>2</w:t>
-      </w:r>
-      <w:r>
-        <w:rPr>
-          <w:rFonts w:ascii="Times New Roman" w:eastAsia="Times New Roman" w:hAnsi="Times New Roman" w:cs="Times New Roman"/>
-          <w:color w:val="000000"/>
-          <w:sz w:val="32"/>
-          <w:szCs w:val="32"/>
-          <w:lang w:eastAsia="ru-RU"/>
-        </w:rPr>
-        <w:t xml:space="preserve">.4 Как объявить конструктор в </w:t>
-      </w:r>
-      <w:proofErr w:type="spellStart"/>
-      <w:r>
-        <w:rPr>
-          <w:rFonts w:ascii="Times New Roman" w:eastAsia="Times New Roman" w:hAnsi="Times New Roman" w:cs="Times New Roman"/>
-          <w:color w:val="000000"/>
-          <w:sz w:val="32"/>
-          <w:szCs w:val="32"/>
-          <w:lang w:eastAsia="ru-RU"/>
-        </w:rPr>
-        <w:t>Kotlin</w:t>
-      </w:r>
-      <w:proofErr w:type="spellEnd"/>
-      <w:r>
-        <w:rPr>
-          <w:rFonts w:ascii="Times New Roman" w:eastAsia="Times New Roman" w:hAnsi="Times New Roman" w:cs="Times New Roman"/>
-          <w:color w:val="000000"/>
-          <w:sz w:val="32"/>
-          <w:szCs w:val="32"/>
-          <w:lang w:eastAsia="ru-RU"/>
-        </w:rPr>
-        <w:t xml:space="preserve">? </w:t>
-      </w:r>
-    </w:p>
-    <w:p>
-      <w:pPr>
-        <w:spacing w:after="0" w:line="240" w:lineRule="auto"/>
-        <w:jc w:val="both"/>
-        <w:rPr>
-          <w:rFonts w:ascii="Times New Roman" w:eastAsia="Times New Roman" w:hAnsi="Times New Roman" w:cs="Times New Roman"/>
-          <w:color w:val="000000"/>
-          <w:sz w:val="32"/>
-          <w:szCs w:val="32"/>
-          <w:lang w:eastAsia="ru-RU"/>
-        </w:rPr>
-      </w:pPr>
-      <w:r>
-        <w:rPr>
-          <w:rFonts w:ascii="Times New Roman" w:eastAsia="Times New Roman" w:hAnsi="Times New Roman" w:cs="Times New Roman"/>
-          <w:color w:val="000000"/>
-          <w:sz w:val="32"/>
-          <w:szCs w:val="32"/>
-          <w:lang w:eastAsia="ru-RU"/>
-        </w:rPr>
-        <w:t xml:space="preserve">Конструктор объявляется либо прямо в заголовке класса (первичный конструктор) либо в теле класса при помощи ключевого слова </w:t>
-      </w:r>
-      <w:r>
-        <w:rPr>
-          <w:rFonts w:ascii="Times New Roman" w:eastAsia="Times New Roman" w:hAnsi="Times New Roman" w:cs="Times New Roman"/>
-          <w:color w:val="000000"/>
-          <w:sz w:val="32"/>
-          <w:szCs w:val="32"/>
-          <w:lang w:val="en-US" w:eastAsia="ru-RU"/>
-        </w:rPr>
-        <w:t>constructor</w:t>
-      </w:r>
-      <w:r>
-        <w:rPr>
-          <w:rFonts w:ascii="Times New Roman" w:eastAsia="Times New Roman" w:hAnsi="Times New Roman" w:cs="Times New Roman"/>
-          <w:color w:val="000000"/>
-          <w:sz w:val="32"/>
-          <w:szCs w:val="32"/>
-          <w:lang w:eastAsia="ru-RU"/>
-        </w:rPr>
-        <w:t xml:space="preserve"> (</w:t>
-      </w:r>
-      <w:r>
-        <w:rPr>
-          <w:rFonts w:ascii="Times New Roman" w:eastAsia="Times New Roman" w:hAnsi="Times New Roman" w:cs="Times New Roman"/>
-          <w:color w:val="000000"/>
-          <w:sz w:val="32"/>
-          <w:szCs w:val="32"/>
-          <w:lang w:eastAsia="ru-RU"/>
-        </w:rPr>
-        <w:t>вторичный конструктор</w:t>
-      </w:r>
-      <w:r>
-        <w:rPr>
-          <w:rFonts w:ascii="Times New Roman" w:eastAsia="Times New Roman" w:hAnsi="Times New Roman" w:cs="Times New Roman"/>
-          <w:color w:val="000000"/>
-          <w:sz w:val="32"/>
-          <w:szCs w:val="32"/>
-          <w:lang w:eastAsia="ru-RU"/>
-        </w:rPr>
-        <w:t>).</w:t>
-      </w:r>
-    </w:p>
-    <w:p>
-      <w:pPr>
-        <w:spacing w:after="0" w:line="240" w:lineRule="auto"/>
-        <w:jc w:val="both"/>
-        <w:rPr>
-          <w:rFonts w:ascii="Times New Roman" w:eastAsia="Times New Roman" w:hAnsi="Times New Roman" w:cs="Times New Roman"/>
-          <w:color w:val="000000"/>
-          <w:sz w:val="32"/>
-          <w:szCs w:val="32"/>
-          <w:lang w:eastAsia="ru-RU"/>
-        </w:rPr>
-      </w:pPr>
-    </w:p>
-    <w:p>
-      <w:pPr>
-        <w:spacing w:after="0" w:line="240" w:lineRule="auto"/>
-        <w:jc w:val="both"/>
-        <w:rPr>
-          <w:rFonts w:ascii="Times New Roman" w:eastAsia="Times New Roman" w:hAnsi="Times New Roman" w:cs="Times New Roman"/>
-          <w:color w:val="000000"/>
-          <w:sz w:val="32"/>
-          <w:szCs w:val="32"/>
-          <w:lang w:eastAsia="ru-RU"/>
-        </w:rPr>
-      </w:pPr>
-      <w:r>
-        <w:rPr>
-          <w:rFonts w:ascii="Times New Roman" w:eastAsia="Times New Roman" w:hAnsi="Times New Roman" w:cs="Times New Roman"/>
-          <w:color w:val="000000"/>
-          <w:sz w:val="32"/>
-          <w:szCs w:val="32"/>
-          <w:lang w:eastAsia="ru-RU"/>
-        </w:rPr>
-        <w:t>2</w:t>
-      </w:r>
-      <w:r>
-        <w:rPr>
-          <w:rFonts w:ascii="Times New Roman" w:eastAsia="Times New Roman" w:hAnsi="Times New Roman" w:cs="Times New Roman"/>
-          <w:color w:val="000000"/>
-          <w:sz w:val="32"/>
-          <w:szCs w:val="32"/>
-          <w:lang w:eastAsia="ru-RU"/>
-        </w:rPr>
-        <w:t xml:space="preserve">.5 Как создать объект в </w:t>
-      </w:r>
-      <w:proofErr w:type="spellStart"/>
-      <w:r>
-        <w:rPr>
-          <w:rFonts w:ascii="Times New Roman" w:eastAsia="Times New Roman" w:hAnsi="Times New Roman" w:cs="Times New Roman"/>
-          <w:color w:val="000000"/>
-          <w:sz w:val="32"/>
-          <w:szCs w:val="32"/>
-          <w:lang w:eastAsia="ru-RU"/>
-        </w:rPr>
-        <w:t>Kotlin</w:t>
-      </w:r>
-      <w:proofErr w:type="spellEnd"/>
-      <w:r>
-        <w:rPr>
-          <w:rFonts w:ascii="Times New Roman" w:eastAsia="Times New Roman" w:hAnsi="Times New Roman" w:cs="Times New Roman"/>
-          <w:color w:val="000000"/>
-          <w:sz w:val="32"/>
-          <w:szCs w:val="32"/>
-          <w:lang w:eastAsia="ru-RU"/>
-        </w:rPr>
-        <w:t>?</w:t>
-      </w:r>
-    </w:p>
-    <w:p>
-      <w:pPr>
-        <w:spacing w:after="0" w:line="240" w:lineRule="auto"/>
-        <w:jc w:val="both"/>
-        <w:rPr>
-          <w:rFonts w:ascii="Times New Roman" w:eastAsia="Times New Roman" w:hAnsi="Times New Roman" w:cs="Times New Roman"/>
-          <w:color w:val="000000"/>
-          <w:sz w:val="32"/>
-          <w:szCs w:val="32"/>
-          <w:lang w:eastAsia="ru-RU"/>
-        </w:rPr>
-      </w:pPr>
-      <w:r>
-        <w:rPr>
-          <w:rFonts w:ascii="Times New Roman" w:eastAsia="Times New Roman" w:hAnsi="Times New Roman" w:cs="Times New Roman"/>
-          <w:color w:val="000000"/>
-          <w:sz w:val="32"/>
-          <w:szCs w:val="32"/>
-          <w:lang w:eastAsia="ru-RU"/>
-        </w:rPr>
-        <w:t>Объект создаётся путём вызова конструктора класса:</w:t>
-      </w:r>
-    </w:p>
-    <w:p>
-      <w:pPr>
-        <w:spacing w:after="0" w:line="240" w:lineRule="auto"/>
-        <w:jc w:val="both"/>
-        <w:rPr>
-          <w:rFonts w:ascii="Times New Roman" w:eastAsia="Times New Roman" w:hAnsi="Times New Roman" w:cs="Times New Roman"/>
-          <w:color w:val="000000"/>
-          <w:sz w:val="32"/>
-          <w:szCs w:val="32"/>
-          <w:lang w:eastAsia="ru-RU"/>
-        </w:rPr>
-      </w:pPr>
-      <w:r>
-        <w:rPr>
-          <w:rFonts w:ascii="Times New Roman" w:eastAsia="Times New Roman" w:hAnsi="Times New Roman" w:cs="Times New Roman"/>
-          <w:color w:val="000000"/>
-          <w:sz w:val="32"/>
-          <w:szCs w:val="32"/>
-          <w:lang w:val="en-US" w:eastAsia="ru-RU"/>
-        </w:rPr>
-        <w:t>var</w:t>
-      </w:r>
-      <w:r>
-        <w:rPr>
-          <w:rFonts w:ascii="Times New Roman" w:eastAsia="Times New Roman" w:hAnsi="Times New Roman" w:cs="Times New Roman"/>
-          <w:color w:val="000000"/>
-          <w:sz w:val="32"/>
-          <w:szCs w:val="32"/>
-          <w:lang w:eastAsia="ru-RU"/>
-        </w:rPr>
-        <w:t xml:space="preserve"> </w:t>
-      </w:r>
-      <w:r>
-        <w:rPr>
-          <w:rFonts w:ascii="Times New Roman" w:eastAsia="Times New Roman" w:hAnsi="Times New Roman" w:cs="Times New Roman"/>
-          <w:color w:val="000000"/>
-          <w:sz w:val="32"/>
-          <w:szCs w:val="32"/>
-          <w:lang w:eastAsia="ru-RU"/>
-        </w:rPr>
-        <w:t xml:space="preserve">имя = </w:t>
-      </w:r>
-      <w:r>
-        <w:rPr>
-          <w:rFonts w:ascii="Times New Roman" w:eastAsia="Times New Roman" w:hAnsi="Times New Roman" w:cs="Times New Roman"/>
-          <w:color w:val="000000"/>
-          <w:sz w:val="32"/>
-          <w:szCs w:val="32"/>
-          <w:lang w:val="en-US" w:eastAsia="ru-RU"/>
-        </w:rPr>
         <w:t>Class</w:t>
       </w:r>
       <w:r>
@@ -10653,7 +10750,18 @@
           <w:szCs w:val="32"/>
           <w:lang w:eastAsia="ru-RU"/>
         </w:rPr>
-        <w:t>()</w:t>
+        <w:t>(</w:t>
+      </w:r>
+      <w:proofErr w:type="gramEnd"/>
+      <w:r>
+        <w:rPr>
+          <w:rFonts w:ascii="Times New Roman" w:eastAsia="Times New Roman" w:hAnsi="Times New Roman" w:cs="Times New Roman"/>
+          <w:color w:val="000000"/>
+          <w:sz w:val="32"/>
+          <w:szCs w:val="32"/>
+          <w:lang w:eastAsia="ru-RU"/>
+        </w:rPr>
+        <w:t>)</w:t>
       </w:r>
     </w:p>
     <w:p>
@@ -12661,6 +12769,7 @@
         </w:rPr>
       </w:pPr>
       <w:proofErr w:type="spellStart"/>
+      <w:proofErr w:type="gramStart"/>
       <w:r>
         <w:rPr>
           <w:rFonts w:ascii="Times New Roman" w:eastAsia="Times New Roman" w:hAnsi="Times New Roman" w:cs="Times New Roman"/>
@@ -12680,7 +12789,18 @@
           <w:szCs w:val="32"/>
           <w:lang w:eastAsia="ru-RU"/>
         </w:rPr>
-        <w:t>(1, "x") - вставка по индексу</w:t>
+        <w:t>(</w:t>
+      </w:r>
+      <w:proofErr w:type="gramEnd"/>
+      <w:r>
+        <w:rPr>
+          <w:rFonts w:ascii="Times New Roman" w:eastAsia="Times New Roman" w:hAnsi="Times New Roman" w:cs="Times New Roman"/>
+          <w:color w:val="000000"/>
+          <w:sz w:val="32"/>
+          <w:szCs w:val="32"/>
+          <w:lang w:eastAsia="ru-RU"/>
+        </w:rPr>
+        <w:t>1, "x") - вставка по индексу</w:t>
       </w:r>
       <w:r>
         <w:rPr>
@@ -12849,6 +12969,7 @@
         </w:rPr>
       </w:pPr>
       <w:proofErr w:type="spellStart"/>
+      <w:proofErr w:type="gramStart"/>
       <w:r>
         <w:rPr>
           <w:rFonts w:ascii="Times New Roman" w:eastAsia="Times New Roman" w:hAnsi="Times New Roman" w:cs="Times New Roman"/>
@@ -12868,7 +12989,18 @@
           <w:szCs w:val="32"/>
           <w:lang w:eastAsia="ru-RU"/>
         </w:rPr>
-        <w:t>("</w:t>
+        <w:t>(</w:t>
+      </w:r>
+      <w:proofErr w:type="gramEnd"/>
+      <w:r>
+        <w:rPr>
+          <w:rFonts w:ascii="Times New Roman" w:eastAsia="Times New Roman" w:hAnsi="Times New Roman" w:cs="Times New Roman"/>
+          <w:color w:val="000000"/>
+          <w:sz w:val="32"/>
+          <w:szCs w:val="32"/>
+          <w:lang w:eastAsia="ru-RU"/>
+        </w:rPr>
+        <w:t>"</w:t>
       </w:r>
       <w:r>
         <w:rPr>
@@ -13147,7 +13279,18 @@
           <w:szCs w:val="32"/>
           <w:lang w:eastAsia="ru-RU"/>
         </w:rPr>
-        <w:t>) или функциональным методом</w:t>
+        <w:t xml:space="preserve">) или функциональным </w:t>
+      </w:r>
+      <w:proofErr w:type="gramStart"/>
+      <w:r>
+        <w:rPr>
+          <w:rFonts w:ascii="Times New Roman" w:eastAsia="Times New Roman" w:hAnsi="Times New Roman" w:cs="Times New Roman"/>
+          <w:color w:val="000000"/>
+          <w:sz w:val="32"/>
+          <w:szCs w:val="32"/>
+          <w:lang w:eastAsia="ru-RU"/>
+        </w:rPr>
+        <w:t>методом</w:t>
       </w:r>
       <w:r>
         <w:rPr>
@@ -13181,6 +13324,7 @@
         <w:t>forEach</w:t>
       </w:r>
       <w:proofErr w:type="spellEnd"/>
+      <w:proofErr w:type="gramEnd"/>
       <w:r>
         <w:rPr>
           <w:rFonts w:ascii="Times New Roman" w:eastAsia="Times New Roman" w:hAnsi="Times New Roman" w:cs="Times New Roman"/>
@@ -14202,6 +14346,7 @@
         <w:t xml:space="preserve"> используется метод </w:t>
       </w:r>
       <w:proofErr w:type="spellStart"/>
+      <w:proofErr w:type="gramStart"/>
       <w:r>
         <w:rPr>
           <w:rFonts w:ascii="Times New Roman" w:eastAsia="Times New Roman" w:hAnsi="Times New Roman" w:cs="Times New Roman"/>
@@ -14221,7 +14366,18 @@
           <w:szCs w:val="32"/>
           <w:lang w:eastAsia="ru-RU"/>
         </w:rPr>
-        <w:t>()</w:t>
+        <w:t>(</w:t>
+      </w:r>
+      <w:proofErr w:type="gramEnd"/>
+      <w:r>
+        <w:rPr>
+          <w:rFonts w:ascii="Times New Roman" w:eastAsia="Times New Roman" w:hAnsi="Times New Roman" w:cs="Times New Roman"/>
+          <w:color w:val="000000"/>
+          <w:sz w:val="32"/>
+          <w:szCs w:val="32"/>
+          <w:lang w:eastAsia="ru-RU"/>
+        </w:rPr>
+        <w:t>)</w:t>
       </w:r>
       <w:r>
         <w:rPr>
@@ -14379,6 +14535,7 @@
         <w:t>осуществляется вызовом метода </w:t>
       </w:r>
       <w:proofErr w:type="spellStart"/>
+      <w:proofErr w:type="gramStart"/>
       <w:r>
         <w:rPr>
           <w:rFonts w:ascii="Times New Roman" w:eastAsia="Times New Roman" w:hAnsi="Times New Roman" w:cs="Times New Roman"/>
@@ -14398,7 +14555,18 @@
           <w:szCs w:val="32"/>
           <w:lang w:eastAsia="ru-RU"/>
         </w:rPr>
-        <w:t>() на объекте </w:t>
+        <w:t>(</w:t>
+      </w:r>
+      <w:proofErr w:type="gramEnd"/>
+      <w:r>
+        <w:rPr>
+          <w:rFonts w:ascii="Times New Roman" w:eastAsia="Times New Roman" w:hAnsi="Times New Roman" w:cs="Times New Roman"/>
+          <w:color w:val="000000"/>
+          <w:sz w:val="32"/>
+          <w:szCs w:val="32"/>
+          <w:lang w:eastAsia="ru-RU"/>
+        </w:rPr>
+        <w:t>) на объекте </w:t>
       </w:r>
       <w:proofErr w:type="spellStart"/>
       <w:r>
@@ -14524,6 +14692,7 @@
         <w:t>еобходимо добавить зависимость в файл сборки </w:t>
       </w:r>
       <w:proofErr w:type="spellStart"/>
+      <w:proofErr w:type="gramStart"/>
       <w:r>
         <w:rPr>
           <w:rFonts w:ascii="Times New Roman" w:eastAsia="Times New Roman" w:hAnsi="Times New Roman" w:cs="Times New Roman"/>
@@ -14535,6 +14704,7 @@
         <w:t>build.gradle</w:t>
       </w:r>
       <w:proofErr w:type="spellEnd"/>
+      <w:proofErr w:type="gramEnd"/>
       <w:r>
         <w:rPr>
           <w:rFonts w:ascii="Times New Roman" w:eastAsia="Times New Roman" w:hAnsi="Times New Roman" w:cs="Times New Roman"/>
@@ -23483,6 +23653,7 @@
         <w:t xml:space="preserve"> </w:t>
       </w:r>
       <w:proofErr w:type="spellStart"/>
+      <w:proofErr w:type="gramStart"/>
       <w:r>
         <w:rPr>
           <w:rFonts w:ascii="Times New Roman" w:eastAsia="Times New Roman" w:hAnsi="Times New Roman" w:cs="Times New Roman"/>
@@ -23534,6 +23705,7 @@
         </w:rPr>
         <w:t>background</w:t>
       </w:r>
+      <w:proofErr w:type="gramEnd"/>
       <w:r>
         <w:rPr>
           <w:rFonts w:ascii="Times New Roman" w:eastAsia="Times New Roman" w:hAnsi="Times New Roman" w:cs="Times New Roman"/>
@@ -23769,7 +23941,18 @@
           <w:szCs w:val="32"/>
           <w:lang w:eastAsia="ru-RU"/>
         </w:rPr>
-        <w:t>). Основные методы:</w:t>
+        <w:t>). Основные методы</w:t>
+      </w:r>
+      <w:proofErr w:type="gramStart"/>
+      <w:r>
+        <w:rPr>
+          <w:rFonts w:ascii="Times New Roman" w:eastAsia="Times New Roman" w:hAnsi="Times New Roman" w:cs="Times New Roman"/>
+          <w:color w:val="000000"/>
+          <w:sz w:val="32"/>
+          <w:szCs w:val="32"/>
+          <w:lang w:eastAsia="ru-RU"/>
+        </w:rPr>
+        <w:t>:</w:t>
       </w:r>
       <w:r>
         <w:rPr>
@@ -23803,6 +23986,7 @@
         <w:t>size</w:t>
       </w:r>
       <w:proofErr w:type="spellEnd"/>
+      <w:proofErr w:type="gramEnd"/>
       <w:r>
         <w:rPr>
           <w:rFonts w:ascii="Times New Roman" w:eastAsia="Times New Roman" w:hAnsi="Times New Roman" w:cs="Times New Roman"/>
@@ -24166,7 +24350,18 @@
           <w:szCs w:val="32"/>
           <w:lang w:eastAsia="ru-RU"/>
         </w:rPr>
-        <w:t xml:space="preserve">– функция </w:t>
+        <w:t xml:space="preserve">– </w:t>
+      </w:r>
+      <w:proofErr w:type="gramStart"/>
+      <w:r>
+        <w:rPr>
+          <w:rFonts w:ascii="Times New Roman" w:eastAsia="Times New Roman" w:hAnsi="Times New Roman" w:cs="Times New Roman"/>
+          <w:color w:val="000000"/>
+          <w:sz w:val="32"/>
+          <w:szCs w:val="32"/>
+          <w:lang w:eastAsia="ru-RU"/>
+        </w:rPr>
+        <w:t xml:space="preserve">функция </w:t>
       </w:r>
       <w:r>
         <w:rPr>
@@ -24188,6 +24383,7 @@
         </w:rPr>
         <w:t>padding</w:t>
       </w:r>
+      <w:proofErr w:type="gramEnd"/>
       <w:r>
         <w:rPr>
           <w:rFonts w:ascii="Times New Roman" w:eastAsia="Times New Roman" w:hAnsi="Times New Roman" w:cs="Times New Roman"/>
@@ -24319,7 +24515,29 @@
           <w:szCs w:val="32"/>
           <w:lang w:eastAsia="ru-RU"/>
         </w:rPr>
-        <w:t xml:space="preserve"> указываются через параметры функции Text(), такие как </w:t>
+        <w:t xml:space="preserve"> указываются через параметры функции </w:t>
+      </w:r>
+      <w:proofErr w:type="gramStart"/>
+      <w:r>
+        <w:rPr>
+          <w:rFonts w:ascii="Times New Roman" w:eastAsia="Times New Roman" w:hAnsi="Times New Roman" w:cs="Times New Roman"/>
+          <w:color w:val="000000"/>
+          <w:sz w:val="32"/>
+          <w:szCs w:val="32"/>
+          <w:lang w:eastAsia="ru-RU"/>
+        </w:rPr>
+        <w:t>Text(</w:t>
+      </w:r>
+      <w:proofErr w:type="gramEnd"/>
+      <w:r>
+        <w:rPr>
+          <w:rFonts w:ascii="Times New Roman" w:eastAsia="Times New Roman" w:hAnsi="Times New Roman" w:cs="Times New Roman"/>
+          <w:color w:val="000000"/>
+          <w:sz w:val="32"/>
+          <w:szCs w:val="32"/>
+          <w:lang w:eastAsia="ru-RU"/>
+        </w:rPr>
+        <w:t xml:space="preserve">), такие как </w:t>
       </w:r>
       <w:proofErr w:type="spellStart"/>
       <w:r>
@@ -24584,17 +24802,39 @@
           <w:szCs w:val="32"/>
           <w:lang w:eastAsia="ru-RU"/>
         </w:rPr>
-        <w:t xml:space="preserve"> Image</w:t>
-      </w:r>
-      <w:r>
-        <w:rPr>
-          <w:rFonts w:ascii="Times New Roman" w:eastAsia="Times New Roman" w:hAnsi="Times New Roman" w:cs="Times New Roman"/>
-          <w:color w:val="000000"/>
-          <w:sz w:val="32"/>
-          <w:szCs w:val="32"/>
-          <w:lang w:eastAsia="ru-RU"/>
-        </w:rPr>
-        <w:t>()</w:t>
+        <w:t xml:space="preserve"> </w:t>
+      </w:r>
+      <w:proofErr w:type="gramStart"/>
+      <w:r>
+        <w:rPr>
+          <w:rFonts w:ascii="Times New Roman" w:eastAsia="Times New Roman" w:hAnsi="Times New Roman" w:cs="Times New Roman"/>
+          <w:color w:val="000000"/>
+          <w:sz w:val="32"/>
+          <w:szCs w:val="32"/>
+          <w:lang w:eastAsia="ru-RU"/>
+        </w:rPr>
+        <w:t>Image</w:t>
+      </w:r>
+      <w:r>
+        <w:rPr>
+          <w:rFonts w:ascii="Times New Roman" w:eastAsia="Times New Roman" w:hAnsi="Times New Roman" w:cs="Times New Roman"/>
+          <w:color w:val="000000"/>
+          <w:sz w:val="32"/>
+          <w:szCs w:val="32"/>
+          <w:lang w:eastAsia="ru-RU"/>
+        </w:rPr>
+        <w:t>(</w:t>
+      </w:r>
+      <w:proofErr w:type="gramEnd"/>
+      <w:r>
+        <w:rPr>
+          <w:rFonts w:ascii="Times New Roman" w:eastAsia="Times New Roman" w:hAnsi="Times New Roman" w:cs="Times New Roman"/>
+          <w:color w:val="000000"/>
+          <w:sz w:val="32"/>
+          <w:szCs w:val="32"/>
+          <w:lang w:eastAsia="ru-RU"/>
+        </w:rPr>
+        <w:t>)</w:t>
       </w:r>
       <w:r>
         <w:rPr>
@@ -25761,6 +26001,7 @@
         </w:rPr>
         <w:t xml:space="preserve"> </w:t>
       </w:r>
+      <w:proofErr w:type="gramStart"/>
       <w:r>
         <w:rPr>
           <w:rFonts w:ascii="Times New Roman" w:eastAsia="Times New Roman" w:hAnsi="Times New Roman" w:cs="Times New Roman"/>
@@ -25771,6 +26012,7 @@
         </w:rPr>
         <w:t>R.string.id</w:t>
       </w:r>
+      <w:proofErr w:type="gramEnd"/>
       <w:r>
         <w:rPr>
           <w:rFonts w:ascii="Times New Roman" w:eastAsia="Times New Roman" w:hAnsi="Times New Roman" w:cs="Times New Roman"/>
@@ -25905,15 +26147,27 @@
         <w:t xml:space="preserve">), которая принимает </w:t>
       </w:r>
       <w:proofErr w:type="spellStart"/>
-      <w:r>
-        <w:rPr>
-          <w:rFonts w:ascii="Times New Roman" w:eastAsia="Times New Roman" w:hAnsi="Times New Roman" w:cs="Times New Roman"/>
-          <w:color w:val="000000"/>
-          <w:sz w:val="32"/>
-          <w:szCs w:val="32"/>
-          <w:lang w:eastAsia="ru-RU"/>
-        </w:rPr>
-        <w:t>R.drawable.image_name</w:t>
+      <w:proofErr w:type="gramStart"/>
+      <w:r>
+        <w:rPr>
+          <w:rFonts w:ascii="Times New Roman" w:eastAsia="Times New Roman" w:hAnsi="Times New Roman" w:cs="Times New Roman"/>
+          <w:color w:val="000000"/>
+          <w:sz w:val="32"/>
+          <w:szCs w:val="32"/>
+          <w:lang w:eastAsia="ru-RU"/>
+        </w:rPr>
+        <w:t>R.drawable</w:t>
+      </w:r>
+      <w:proofErr w:type="gramEnd"/>
+      <w:r>
+        <w:rPr>
+          <w:rFonts w:ascii="Times New Roman" w:eastAsia="Times New Roman" w:hAnsi="Times New Roman" w:cs="Times New Roman"/>
+          <w:color w:val="000000"/>
+          <w:sz w:val="32"/>
+          <w:szCs w:val="32"/>
+          <w:lang w:eastAsia="ru-RU"/>
+        </w:rPr>
+        <w:t>.image_name</w:t>
       </w:r>
       <w:proofErr w:type="spellEnd"/>
       <w:r>
@@ -26039,15 +26293,27 @@
         <w:t xml:space="preserve">, которая принимает </w:t>
       </w:r>
       <w:proofErr w:type="spellStart"/>
-      <w:r>
-        <w:rPr>
-          <w:rFonts w:ascii="Times New Roman" w:eastAsia="Times New Roman" w:hAnsi="Times New Roman" w:cs="Times New Roman"/>
-          <w:color w:val="000000"/>
-          <w:sz w:val="32"/>
-          <w:szCs w:val="32"/>
-          <w:lang w:eastAsia="ru-RU"/>
-        </w:rPr>
-        <w:t>R.array.my_array</w:t>
+      <w:proofErr w:type="gramStart"/>
+      <w:r>
+        <w:rPr>
+          <w:rFonts w:ascii="Times New Roman" w:eastAsia="Times New Roman" w:hAnsi="Times New Roman" w:cs="Times New Roman"/>
+          <w:color w:val="000000"/>
+          <w:sz w:val="32"/>
+          <w:szCs w:val="32"/>
+          <w:lang w:eastAsia="ru-RU"/>
+        </w:rPr>
+        <w:t>R.array.my</w:t>
+      </w:r>
+      <w:proofErr w:type="gramEnd"/>
+      <w:r>
+        <w:rPr>
+          <w:rFonts w:ascii="Times New Roman" w:eastAsia="Times New Roman" w:hAnsi="Times New Roman" w:cs="Times New Roman"/>
+          <w:color w:val="000000"/>
+          <w:sz w:val="32"/>
+          <w:szCs w:val="32"/>
+          <w:lang w:eastAsia="ru-RU"/>
+        </w:rPr>
+        <w:t>_array</w:t>
       </w:r>
       <w:proofErr w:type="spellEnd"/>
       <w:r>
@@ -26699,6 +26965,7 @@
         <w:t xml:space="preserve"> = </w:t>
       </w:r>
       <w:proofErr w:type="spellStart"/>
+      <w:proofErr w:type="gramStart"/>
       <w:r>
         <w:rPr>
           <w:rFonts w:ascii="Times New Roman" w:eastAsia="Times New Roman" w:hAnsi="Times New Roman" w:cs="Times New Roman"/>
@@ -26721,6 +26988,7 @@
         <w:t>(</w:t>
       </w:r>
       <w:proofErr w:type="spellStart"/>
+      <w:proofErr w:type="gramEnd"/>
       <w:r>
         <w:rPr>
           <w:rFonts w:ascii="Times New Roman" w:eastAsia="Times New Roman" w:hAnsi="Times New Roman" w:cs="Times New Roman"/>
@@ -26918,9 +27186,9 @@
           <w:szCs w:val="32"/>
           <w:lang w:val="en-US" w:eastAsia="ru-RU"/>
         </w:rPr>
-        <w:t xml:space="preserve">var text by remember { </w:t>
-      </w:r>
-      <w:proofErr w:type="spellStart"/>
+        <w:t xml:space="preserve">var text by remember </w:t>
+      </w:r>
+      <w:proofErr w:type="gramStart"/>
       <w:r>
         <w:rPr>
           <w:rFonts w:ascii="Times New Roman" w:eastAsia="Times New Roman" w:hAnsi="Times New Roman" w:cs="Times New Roman"/>
@@ -26929,9 +27197,21 @@
           <w:szCs w:val="32"/>
           <w:lang w:val="en-US" w:eastAsia="ru-RU"/>
         </w:rPr>
+        <w:t xml:space="preserve">{ </w:t>
+      </w:r>
+      <w:proofErr w:type="spellStart"/>
+      <w:r>
+        <w:rPr>
+          <w:rFonts w:ascii="Times New Roman" w:eastAsia="Times New Roman" w:hAnsi="Times New Roman" w:cs="Times New Roman"/>
+          <w:color w:val="000000"/>
+          <w:sz w:val="32"/>
+          <w:szCs w:val="32"/>
+          <w:lang w:val="en-US" w:eastAsia="ru-RU"/>
+        </w:rPr>
         <w:t>mutableStateOf</w:t>
       </w:r>
       <w:proofErr w:type="spellEnd"/>
+      <w:proofErr w:type="gramEnd"/>
       <w:r>
         <w:rPr>
           <w:rFonts w:ascii="Times New Roman" w:eastAsia="Times New Roman" w:hAnsi="Times New Roman" w:cs="Times New Roman"/>
@@ -26956,6 +27236,7 @@
         </w:rPr>
       </w:pPr>
       <w:proofErr w:type="spellStart"/>
+      <w:proofErr w:type="gramStart"/>
       <w:r>
         <w:rPr>
           <w:rFonts w:ascii="Times New Roman" w:eastAsia="Times New Roman" w:hAnsi="Times New Roman" w:cs="Times New Roman"/>
@@ -26975,7 +27256,18 @@
           <w:szCs w:val="32"/>
           <w:lang w:val="en-US" w:eastAsia="ru-RU"/>
         </w:rPr>
-        <w:t xml:space="preserve">(value = text, </w:t>
+        <w:t>(</w:t>
+      </w:r>
+      <w:proofErr w:type="gramEnd"/>
+      <w:r>
+        <w:rPr>
+          <w:rFonts w:ascii="Times New Roman" w:eastAsia="Times New Roman" w:hAnsi="Times New Roman" w:cs="Times New Roman"/>
+          <w:color w:val="000000"/>
+          <w:sz w:val="32"/>
+          <w:szCs w:val="32"/>
+          <w:lang w:val="en-US" w:eastAsia="ru-RU"/>
+        </w:rPr>
+        <w:t xml:space="preserve">value = text, </w:t>
       </w:r>
       <w:proofErr w:type="spellStart"/>
       <w:r>
@@ -30656,17 +30948,39 @@
           <w:szCs w:val="32"/>
           <w:lang w:eastAsia="ru-RU"/>
         </w:rPr>
-        <w:t>"androidx.n</w:t>
-      </w:r>
-      <w:r>
-        <w:rPr>
-          <w:rFonts w:ascii="Times New Roman" w:eastAsia="Times New Roman" w:hAnsi="Times New Roman" w:cs="Times New Roman"/>
-          <w:color w:val="000000"/>
-          <w:sz w:val="32"/>
-          <w:szCs w:val="32"/>
-          <w:lang w:eastAsia="ru-RU"/>
-        </w:rPr>
-        <w:t>avigation:navigation-compose:2.9</w:t>
+        <w:t>"</w:t>
+      </w:r>
+      <w:proofErr w:type="gramStart"/>
+      <w:r>
+        <w:rPr>
+          <w:rFonts w:ascii="Times New Roman" w:eastAsia="Times New Roman" w:hAnsi="Times New Roman" w:cs="Times New Roman"/>
+          <w:color w:val="000000"/>
+          <w:sz w:val="32"/>
+          <w:szCs w:val="32"/>
+          <w:lang w:eastAsia="ru-RU"/>
+        </w:rPr>
+        <w:t>androidx.n</w:t>
+      </w:r>
+      <w:r>
+        <w:rPr>
+          <w:rFonts w:ascii="Times New Roman" w:eastAsia="Times New Roman" w:hAnsi="Times New Roman" w:cs="Times New Roman"/>
+          <w:color w:val="000000"/>
+          <w:sz w:val="32"/>
+          <w:szCs w:val="32"/>
+          <w:lang w:eastAsia="ru-RU"/>
+        </w:rPr>
+        <w:t>avigation</w:t>
+      </w:r>
+      <w:proofErr w:type="gramEnd"/>
+      <w:r>
+        <w:rPr>
+          <w:rFonts w:ascii="Times New Roman" w:eastAsia="Times New Roman" w:hAnsi="Times New Roman" w:cs="Times New Roman"/>
+          <w:color w:val="000000"/>
+          <w:sz w:val="32"/>
+          <w:szCs w:val="32"/>
+          <w:lang w:eastAsia="ru-RU"/>
+        </w:rPr>
+        <w:t>:navigation-compose:2.9</w:t>
       </w:r>
       <w:r>
         <w:rPr>
@@ -31789,6 +32103,7 @@
         </w:rPr>
       </w:pPr>
       <w:proofErr w:type="spellStart"/>
+      <w:proofErr w:type="gramStart"/>
       <w:r>
         <w:rPr>
           <w:rFonts w:ascii="Times New Roman" w:eastAsia="Times New Roman" w:hAnsi="Times New Roman" w:cs="Times New Roman"/>
@@ -31810,6 +32125,7 @@
         </w:rPr>
         <w:t>(</w:t>
       </w:r>
+      <w:proofErr w:type="gramEnd"/>
     </w:p>
     <w:p>
       <w:pPr>
@@ -33027,6 +33343,7 @@
         </w:rPr>
         <w:t xml:space="preserve">вместе с циклом и функцией </w:t>
       </w:r>
+      <w:proofErr w:type="gramStart"/>
       <w:r>
         <w:rPr>
           <w:rFonts w:ascii="Times New Roman" w:eastAsia="Times New Roman" w:hAnsi="Times New Roman" w:cs="Times New Roman"/>
@@ -33045,7 +33362,18 @@
           <w:szCs w:val="32"/>
           <w:lang w:eastAsia="ru-RU"/>
         </w:rPr>
-        <w:t>()</w:t>
+        <w:t>(</w:t>
+      </w:r>
+      <w:proofErr w:type="gramEnd"/>
+      <w:r>
+        <w:rPr>
+          <w:rFonts w:ascii="Times New Roman" w:eastAsia="Times New Roman" w:hAnsi="Times New Roman" w:cs="Times New Roman"/>
+          <w:color w:val="000000"/>
+          <w:sz w:val="32"/>
+          <w:szCs w:val="32"/>
+          <w:lang w:eastAsia="ru-RU"/>
+        </w:rPr>
+        <w:t>)</w:t>
       </w:r>
       <w:r>
         <w:rPr>
@@ -33109,6 +33437,7 @@
         <w:t xml:space="preserve"> = </w:t>
       </w:r>
       <w:proofErr w:type="spellStart"/>
+      <w:proofErr w:type="gramStart"/>
       <w:r>
         <w:rPr>
           <w:rFonts w:ascii="Times New Roman" w:eastAsia="Times New Roman" w:hAnsi="Times New Roman" w:cs="Times New Roman"/>
@@ -33128,19 +33457,31 @@
           <w:szCs w:val="32"/>
           <w:lang w:eastAsia="ru-RU"/>
         </w:rPr>
-        <w:t>()</w:t>
-      </w:r>
-    </w:p>
-    <w:p>
-      <w:pPr>
-        <w:rPr>
-          <w:rFonts w:ascii="Times New Roman" w:eastAsia="Times New Roman" w:hAnsi="Times New Roman" w:cs="Times New Roman"/>
-          <w:color w:val="000000"/>
-          <w:sz w:val="32"/>
-          <w:szCs w:val="32"/>
-          <w:lang w:eastAsia="ru-RU"/>
-        </w:rPr>
-      </w:pPr>
+        <w:t>(</w:t>
+      </w:r>
+      <w:proofErr w:type="gramEnd"/>
+      <w:r>
+        <w:rPr>
+          <w:rFonts w:ascii="Times New Roman" w:eastAsia="Times New Roman" w:hAnsi="Times New Roman" w:cs="Times New Roman"/>
+          <w:color w:val="000000"/>
+          <w:sz w:val="32"/>
+          <w:szCs w:val="32"/>
+          <w:lang w:eastAsia="ru-RU"/>
+        </w:rPr>
+        <w:t>)</w:t>
+      </w:r>
+    </w:p>
+    <w:p>
+      <w:pPr>
+        <w:rPr>
+          <w:rFonts w:ascii="Times New Roman" w:eastAsia="Times New Roman" w:hAnsi="Times New Roman" w:cs="Times New Roman"/>
+          <w:color w:val="000000"/>
+          <w:sz w:val="32"/>
+          <w:szCs w:val="32"/>
+          <w:lang w:eastAsia="ru-RU"/>
+        </w:rPr>
+      </w:pPr>
+      <w:proofErr w:type="gramStart"/>
       <w:r>
         <w:rPr>
           <w:rFonts w:ascii="Times New Roman" w:eastAsia="Times New Roman" w:hAnsi="Times New Roman" w:cs="Times New Roman"/>
@@ -33171,6 +33512,7 @@
         </w:rPr>
         <w:t>launch</w:t>
       </w:r>
+      <w:proofErr w:type="gramEnd"/>
       <w:r>
         <w:rPr>
           <w:rFonts w:ascii="Times New Roman" w:eastAsia="Times New Roman" w:hAnsi="Times New Roman" w:cs="Times New Roman"/>
@@ -34234,6 +34576,7 @@
         <w:t xml:space="preserve"> </w:t>
       </w:r>
       <w:proofErr w:type="spellStart"/>
+      <w:proofErr w:type="gramStart"/>
       <w:r>
         <w:rPr>
           <w:rFonts w:ascii="Times New Roman" w:eastAsia="Times New Roman" w:hAnsi="Times New Roman" w:cs="Times New Roman"/>
@@ -34253,7 +34596,18 @@
           <w:szCs w:val="32"/>
           <w:lang w:eastAsia="ru-RU"/>
         </w:rPr>
-        <w:t>()</w:t>
+        <w:t>(</w:t>
+      </w:r>
+      <w:proofErr w:type="gramEnd"/>
+      <w:r>
+        <w:rPr>
+          <w:rFonts w:ascii="Times New Roman" w:eastAsia="Times New Roman" w:hAnsi="Times New Roman" w:cs="Times New Roman"/>
+          <w:color w:val="000000"/>
+          <w:sz w:val="32"/>
+          <w:szCs w:val="32"/>
+          <w:lang w:eastAsia="ru-RU"/>
+        </w:rPr>
+        <w:t>)</w:t>
       </w:r>
       <w:r>
         <w:rPr>
@@ -35737,17 +36091,7 @@
           <w:szCs w:val="32"/>
           <w:lang w:eastAsia="ru-RU"/>
         </w:rPr>
-        <w:t>2</w:t>
-      </w:r>
-      <w:r>
-        <w:rPr>
-          <w:rFonts w:ascii="Times New Roman" w:eastAsia="Times New Roman" w:hAnsi="Times New Roman" w:cs="Times New Roman"/>
-          <w:color w:val="000000"/>
-          <w:sz w:val="32"/>
-          <w:szCs w:val="32"/>
-          <w:lang w:eastAsia="ru-RU"/>
-        </w:rPr>
-        <w:t xml:space="preserve">.1 Как добавить папку </w:t>
+        <w:t xml:space="preserve">2.1 Как добавить папку </w:t>
       </w:r>
       <w:proofErr w:type="spellStart"/>
       <w:r>
@@ -35920,63 +36264,254 @@
           <w:color w:val="000000"/>
           <w:sz w:val="32"/>
           <w:szCs w:val="32"/>
-          <w:lang w:eastAsia="ru-RU"/>
-        </w:rPr>
-      </w:pPr>
-    </w:p>
-    <w:p>
-      <w:pPr>
-        <w:spacing w:after="0" w:line="240" w:lineRule="auto"/>
-        <w:jc w:val="both"/>
-        <w:rPr>
-          <w:rFonts w:ascii="Times New Roman" w:eastAsia="Times New Roman" w:hAnsi="Times New Roman" w:cs="Times New Roman"/>
-          <w:color w:val="000000"/>
-          <w:sz w:val="32"/>
-          <w:szCs w:val="32"/>
-          <w:lang w:eastAsia="ru-RU"/>
-        </w:rPr>
-      </w:pPr>
-      <w:r>
-        <w:rPr>
-          <w:rFonts w:ascii="Times New Roman" w:eastAsia="Times New Roman" w:hAnsi="Times New Roman" w:cs="Times New Roman"/>
-          <w:color w:val="000000"/>
-          <w:sz w:val="32"/>
-          <w:szCs w:val="32"/>
-          <w:lang w:eastAsia="ru-RU"/>
-        </w:rPr>
-        <w:t>2</w:t>
-      </w:r>
-      <w:r>
-        <w:rPr>
-          <w:rFonts w:ascii="Times New Roman" w:eastAsia="Times New Roman" w:hAnsi="Times New Roman" w:cs="Times New Roman"/>
-          <w:color w:val="000000"/>
-          <w:sz w:val="32"/>
-          <w:szCs w:val="32"/>
-          <w:lang w:eastAsia="ru-RU"/>
-        </w:rPr>
-        <w:t xml:space="preserve">.2 Как открыть файл из </w:t>
-      </w:r>
-      <w:proofErr w:type="spellStart"/>
-      <w:r>
-        <w:rPr>
-          <w:rFonts w:ascii="Times New Roman" w:eastAsia="Times New Roman" w:hAnsi="Times New Roman" w:cs="Times New Roman"/>
-          <w:color w:val="000000"/>
-          <w:sz w:val="32"/>
-          <w:szCs w:val="32"/>
-          <w:lang w:eastAsia="ru-RU"/>
-        </w:rPr>
-        <w:t>assets</w:t>
-      </w:r>
-      <w:proofErr w:type="spellEnd"/>
-      <w:r>
-        <w:rPr>
-          <w:rFonts w:ascii="Times New Roman" w:eastAsia="Times New Roman" w:hAnsi="Times New Roman" w:cs="Times New Roman"/>
-          <w:color w:val="000000"/>
-          <w:sz w:val="32"/>
-          <w:szCs w:val="32"/>
-          <w:lang w:eastAsia="ru-RU"/>
-        </w:rPr>
-        <w:t xml:space="preserve">? </w:t>
+          <w:lang w:val="en-US" w:eastAsia="ru-RU"/>
+        </w:rPr>
+      </w:pPr>
+    </w:p>
+    <w:p>
+      <w:pPr>
+        <w:spacing w:after="0" w:line="240" w:lineRule="auto"/>
+        <w:jc w:val="both"/>
+        <w:rPr>
+          <w:rFonts w:ascii="Times New Roman" w:eastAsia="Times New Roman" w:hAnsi="Times New Roman" w:cs="Times New Roman"/>
+          <w:color w:val="000000"/>
+          <w:sz w:val="32"/>
+          <w:szCs w:val="32"/>
+          <w:lang w:val="en-US" w:eastAsia="ru-RU"/>
+        </w:rPr>
+      </w:pPr>
+      <w:r>
+        <w:rPr>
+          <w:rFonts w:ascii="Times New Roman" w:eastAsia="Times New Roman" w:hAnsi="Times New Roman" w:cs="Times New Roman"/>
+          <w:color w:val="000000"/>
+          <w:sz w:val="32"/>
+          <w:szCs w:val="32"/>
+          <w:lang w:val="en-US" w:eastAsia="ru-RU"/>
+        </w:rPr>
+        <w:t xml:space="preserve">2.2 </w:t>
+      </w:r>
+      <w:r>
+        <w:rPr>
+          <w:rFonts w:ascii="Times New Roman" w:eastAsia="Times New Roman" w:hAnsi="Times New Roman" w:cs="Times New Roman"/>
+          <w:color w:val="000000"/>
+          <w:sz w:val="32"/>
+          <w:szCs w:val="32"/>
+          <w:lang w:eastAsia="ru-RU"/>
+        </w:rPr>
+        <w:t>Как</w:t>
+      </w:r>
+      <w:r>
+        <w:rPr>
+          <w:rFonts w:ascii="Times New Roman" w:eastAsia="Times New Roman" w:hAnsi="Times New Roman" w:cs="Times New Roman"/>
+          <w:color w:val="000000"/>
+          <w:sz w:val="32"/>
+          <w:szCs w:val="32"/>
+          <w:lang w:val="en-US" w:eastAsia="ru-RU"/>
+        </w:rPr>
+        <w:t xml:space="preserve"> </w:t>
+      </w:r>
+      <w:r>
+        <w:rPr>
+          <w:rFonts w:ascii="Times New Roman" w:eastAsia="Times New Roman" w:hAnsi="Times New Roman" w:cs="Times New Roman"/>
+          <w:color w:val="000000"/>
+          <w:sz w:val="32"/>
+          <w:szCs w:val="32"/>
+          <w:lang w:eastAsia="ru-RU"/>
+        </w:rPr>
+        <w:t>открыть</w:t>
+      </w:r>
+      <w:r>
+        <w:rPr>
+          <w:rFonts w:ascii="Times New Roman" w:eastAsia="Times New Roman" w:hAnsi="Times New Roman" w:cs="Times New Roman"/>
+          <w:color w:val="000000"/>
+          <w:sz w:val="32"/>
+          <w:szCs w:val="32"/>
+          <w:lang w:val="en-US" w:eastAsia="ru-RU"/>
+        </w:rPr>
+        <w:t xml:space="preserve"> </w:t>
+      </w:r>
+      <w:r>
+        <w:rPr>
+          <w:rFonts w:ascii="Times New Roman" w:eastAsia="Times New Roman" w:hAnsi="Times New Roman" w:cs="Times New Roman"/>
+          <w:color w:val="000000"/>
+          <w:sz w:val="32"/>
+          <w:szCs w:val="32"/>
+          <w:lang w:eastAsia="ru-RU"/>
+        </w:rPr>
+        <w:t>файл</w:t>
+      </w:r>
+      <w:r>
+        <w:rPr>
+          <w:rFonts w:ascii="Times New Roman" w:eastAsia="Times New Roman" w:hAnsi="Times New Roman" w:cs="Times New Roman"/>
+          <w:color w:val="000000"/>
+          <w:sz w:val="32"/>
+          <w:szCs w:val="32"/>
+          <w:lang w:val="en-US" w:eastAsia="ru-RU"/>
+        </w:rPr>
+        <w:t xml:space="preserve"> </w:t>
+      </w:r>
+      <w:r>
+        <w:rPr>
+          <w:rFonts w:ascii="Times New Roman" w:eastAsia="Times New Roman" w:hAnsi="Times New Roman" w:cs="Times New Roman"/>
+          <w:color w:val="000000"/>
+          <w:sz w:val="32"/>
+          <w:szCs w:val="32"/>
+          <w:lang w:eastAsia="ru-RU"/>
+        </w:rPr>
+        <w:t>из</w:t>
+      </w:r>
+      <w:r>
+        <w:rPr>
+          <w:rFonts w:ascii="Times New Roman" w:eastAsia="Times New Roman" w:hAnsi="Times New Roman" w:cs="Times New Roman"/>
+          <w:color w:val="000000"/>
+          <w:sz w:val="32"/>
+          <w:szCs w:val="32"/>
+          <w:lang w:val="en-US" w:eastAsia="ru-RU"/>
+        </w:rPr>
+        <w:t xml:space="preserve"> assets? </w:t>
+      </w:r>
+    </w:p>
+    <w:p>
+      <w:pPr>
+        <w:spacing w:after="0" w:line="240" w:lineRule="auto"/>
+        <w:jc w:val="both"/>
+        <w:rPr>
+          <w:rFonts w:ascii="Times New Roman" w:eastAsia="Times New Roman" w:hAnsi="Times New Roman" w:cs="Times New Roman"/>
+          <w:color w:val="000000"/>
+          <w:sz w:val="32"/>
+          <w:szCs w:val="32"/>
+          <w:lang w:val="en-US" w:eastAsia="ru-RU"/>
+        </w:rPr>
+      </w:pPr>
+      <w:r>
+        <w:rPr>
+          <w:rFonts w:ascii="Times New Roman" w:eastAsia="Times New Roman" w:hAnsi="Times New Roman" w:cs="Times New Roman"/>
+          <w:color w:val="000000"/>
+          <w:sz w:val="32"/>
+          <w:szCs w:val="32"/>
+          <w:lang w:eastAsia="ru-RU"/>
+        </w:rPr>
+        <w:t>Для</w:t>
+      </w:r>
+      <w:r>
+        <w:rPr>
+          <w:rFonts w:ascii="Times New Roman" w:eastAsia="Times New Roman" w:hAnsi="Times New Roman" w:cs="Times New Roman"/>
+          <w:color w:val="000000"/>
+          <w:sz w:val="32"/>
+          <w:szCs w:val="32"/>
+          <w:lang w:val="en-US" w:eastAsia="ru-RU"/>
+        </w:rPr>
+        <w:t xml:space="preserve"> </w:t>
+      </w:r>
+      <w:r>
+        <w:rPr>
+          <w:rFonts w:ascii="Times New Roman" w:eastAsia="Times New Roman" w:hAnsi="Times New Roman" w:cs="Times New Roman"/>
+          <w:color w:val="000000"/>
+          <w:sz w:val="32"/>
+          <w:szCs w:val="32"/>
+          <w:lang w:eastAsia="ru-RU"/>
+        </w:rPr>
+        <w:t>этого</w:t>
+      </w:r>
+      <w:r>
+        <w:rPr>
+          <w:rFonts w:ascii="Times New Roman" w:eastAsia="Times New Roman" w:hAnsi="Times New Roman" w:cs="Times New Roman"/>
+          <w:color w:val="000000"/>
+          <w:sz w:val="32"/>
+          <w:szCs w:val="32"/>
+          <w:lang w:val="en-US" w:eastAsia="ru-RU"/>
+        </w:rPr>
+        <w:t xml:space="preserve"> </w:t>
+      </w:r>
+      <w:r>
+        <w:rPr>
+          <w:rFonts w:ascii="Times New Roman" w:eastAsia="Times New Roman" w:hAnsi="Times New Roman" w:cs="Times New Roman"/>
+          <w:color w:val="000000"/>
+          <w:sz w:val="32"/>
+          <w:szCs w:val="32"/>
+          <w:lang w:eastAsia="ru-RU"/>
+        </w:rPr>
+        <w:t>используется</w:t>
+      </w:r>
+      <w:r>
+        <w:rPr>
+          <w:rFonts w:ascii="Times New Roman" w:eastAsia="Times New Roman" w:hAnsi="Times New Roman" w:cs="Times New Roman"/>
+          <w:color w:val="000000"/>
+          <w:sz w:val="32"/>
+          <w:szCs w:val="32"/>
+          <w:lang w:val="en-US" w:eastAsia="ru-RU"/>
+        </w:rPr>
+        <w:t xml:space="preserve"> </w:t>
+      </w:r>
+      <w:proofErr w:type="spellStart"/>
+      <w:proofErr w:type="gramStart"/>
+      <w:r>
+        <w:rPr>
+          <w:rFonts w:ascii="Times New Roman" w:eastAsia="Times New Roman" w:hAnsi="Times New Roman" w:cs="Times New Roman"/>
+          <w:color w:val="000000"/>
+          <w:sz w:val="32"/>
+          <w:szCs w:val="32"/>
+          <w:lang w:val="en-US" w:eastAsia="ru-RU"/>
+        </w:rPr>
+        <w:t>LocalContext.current.assets</w:t>
+      </w:r>
+      <w:proofErr w:type="gramEnd"/>
+      <w:r>
+        <w:rPr>
+          <w:rFonts w:ascii="Times New Roman" w:eastAsia="Times New Roman" w:hAnsi="Times New Roman" w:cs="Times New Roman"/>
+          <w:color w:val="000000"/>
+          <w:sz w:val="32"/>
+          <w:szCs w:val="32"/>
+          <w:lang w:val="en-US" w:eastAsia="ru-RU"/>
+        </w:rPr>
+        <w:t>.open</w:t>
+      </w:r>
+      <w:proofErr w:type="spellEnd"/>
+      <w:r>
+        <w:rPr>
+          <w:rFonts w:ascii="Times New Roman" w:eastAsia="Times New Roman" w:hAnsi="Times New Roman" w:cs="Times New Roman"/>
+          <w:color w:val="000000"/>
+          <w:sz w:val="32"/>
+          <w:szCs w:val="32"/>
+          <w:lang w:val="en-US" w:eastAsia="ru-RU"/>
+        </w:rPr>
+        <w:t>("filename").</w:t>
+      </w:r>
+    </w:p>
+    <w:p>
+      <w:pPr>
+        <w:spacing w:after="0" w:line="240" w:lineRule="auto"/>
+        <w:jc w:val="both"/>
+        <w:rPr>
+          <w:rFonts w:ascii="Times New Roman" w:eastAsia="Times New Roman" w:hAnsi="Times New Roman" w:cs="Times New Roman"/>
+          <w:color w:val="000000"/>
+          <w:sz w:val="32"/>
+          <w:szCs w:val="32"/>
+          <w:lang w:val="en-US" w:eastAsia="ru-RU"/>
+        </w:rPr>
+      </w:pPr>
+    </w:p>
+    <w:p>
+      <w:pPr>
+        <w:spacing w:after="0" w:line="240" w:lineRule="auto"/>
+        <w:jc w:val="both"/>
+        <w:rPr>
+          <w:rFonts w:ascii="Times New Roman" w:eastAsia="Times New Roman" w:hAnsi="Times New Roman" w:cs="Times New Roman"/>
+          <w:color w:val="000000"/>
+          <w:sz w:val="32"/>
+          <w:szCs w:val="32"/>
+          <w:lang w:eastAsia="ru-RU"/>
+        </w:rPr>
+      </w:pPr>
+      <w:r>
+        <w:rPr>
+          <w:rFonts w:ascii="Times New Roman" w:eastAsia="Times New Roman" w:hAnsi="Times New Roman" w:cs="Times New Roman"/>
+          <w:color w:val="000000"/>
+          <w:sz w:val="32"/>
+          <w:szCs w:val="32"/>
+          <w:lang w:eastAsia="ru-RU"/>
+        </w:rPr>
+        <w:t xml:space="preserve">2.3 Как получить путь к папке приложения? </w:t>
       </w:r>
     </w:p>
     <w:p>
@@ -36010,9 +36545,187 @@
           <w:szCs w:val="32"/>
           <w:lang w:eastAsia="ru-RU"/>
         </w:rPr>
-        <w:t>LocalContext.current.assets.open</w:t>
-      </w:r>
-      <w:proofErr w:type="spellEnd"/>
+        <w:t>LocalContext.current.filesDir</w:t>
+      </w:r>
+      <w:proofErr w:type="spellEnd"/>
+      <w:r>
+        <w:rPr>
+          <w:rFonts w:ascii="Times New Roman" w:eastAsia="Times New Roman" w:hAnsi="Times New Roman" w:cs="Times New Roman"/>
+          <w:color w:val="000000"/>
+          <w:sz w:val="32"/>
+          <w:szCs w:val="32"/>
+          <w:lang w:eastAsia="ru-RU"/>
+        </w:rPr>
+        <w:t xml:space="preserve"> </w:t>
+      </w:r>
+      <w:r>
+        <w:rPr>
+          <w:rFonts w:ascii="Times New Roman" w:eastAsia="Times New Roman" w:hAnsi="Times New Roman" w:cs="Times New Roman"/>
+          <w:color w:val="000000"/>
+          <w:sz w:val="32"/>
+          <w:szCs w:val="32"/>
+          <w:lang w:eastAsia="ru-RU"/>
+        </w:rPr>
+        <w:t>или</w:t>
+      </w:r>
+      <w:r>
+        <w:rPr>
+          <w:rFonts w:ascii="Times New Roman" w:eastAsia="Times New Roman" w:hAnsi="Times New Roman" w:cs="Times New Roman"/>
+          <w:color w:val="000000"/>
+          <w:sz w:val="32"/>
+          <w:szCs w:val="32"/>
+          <w:lang w:eastAsia="ru-RU"/>
+        </w:rPr>
+        <w:t xml:space="preserve"> </w:t>
+      </w:r>
+      <w:proofErr w:type="spellStart"/>
+      <w:proofErr w:type="gramStart"/>
+      <w:r>
+        <w:rPr>
+          <w:rFonts w:ascii="Times New Roman" w:eastAsia="Times New Roman" w:hAnsi="Times New Roman" w:cs="Times New Roman"/>
+          <w:color w:val="000000"/>
+          <w:sz w:val="32"/>
+          <w:szCs w:val="32"/>
+          <w:lang w:eastAsia="ru-RU"/>
+        </w:rPr>
+        <w:t>context.cacheDir</w:t>
+      </w:r>
+      <w:proofErr w:type="spellEnd"/>
+      <w:proofErr w:type="gramEnd"/>
+      <w:r>
+        <w:rPr>
+          <w:rFonts w:ascii="Times New Roman" w:eastAsia="Times New Roman" w:hAnsi="Times New Roman" w:cs="Times New Roman"/>
+          <w:color w:val="000000"/>
+          <w:sz w:val="32"/>
+          <w:szCs w:val="32"/>
+          <w:lang w:eastAsia="ru-RU"/>
+        </w:rPr>
+        <w:t>.</w:t>
+      </w:r>
+    </w:p>
+    <w:p>
+      <w:pPr>
+        <w:spacing w:after="0" w:line="240" w:lineRule="auto"/>
+        <w:jc w:val="both"/>
+        <w:rPr>
+          <w:rFonts w:ascii="Times New Roman" w:eastAsia="Times New Roman" w:hAnsi="Times New Roman" w:cs="Times New Roman"/>
+          <w:color w:val="000000"/>
+          <w:sz w:val="32"/>
+          <w:szCs w:val="32"/>
+          <w:lang w:eastAsia="ru-RU"/>
+        </w:rPr>
+      </w:pPr>
+    </w:p>
+    <w:p>
+      <w:pPr>
+        <w:spacing w:after="0" w:line="240" w:lineRule="auto"/>
+        <w:jc w:val="both"/>
+        <w:rPr>
+          <w:rFonts w:ascii="Times New Roman" w:eastAsia="Times New Roman" w:hAnsi="Times New Roman" w:cs="Times New Roman"/>
+          <w:color w:val="000000"/>
+          <w:sz w:val="32"/>
+          <w:szCs w:val="32"/>
+          <w:lang w:eastAsia="ru-RU"/>
+        </w:rPr>
+      </w:pPr>
+      <w:r>
+        <w:rPr>
+          <w:rFonts w:ascii="Times New Roman" w:eastAsia="Times New Roman" w:hAnsi="Times New Roman" w:cs="Times New Roman"/>
+          <w:color w:val="000000"/>
+          <w:sz w:val="32"/>
+          <w:szCs w:val="32"/>
+          <w:lang w:eastAsia="ru-RU"/>
+        </w:rPr>
+        <w:t xml:space="preserve">2.4 Как считать данные из файла? </w:t>
+      </w:r>
+    </w:p>
+    <w:p>
+      <w:pPr>
+        <w:jc w:val="both"/>
+        <w:rPr>
+          <w:rFonts w:ascii="Times New Roman" w:eastAsia="Times New Roman" w:hAnsi="Times New Roman" w:cs="Times New Roman"/>
+          <w:color w:val="000000"/>
+          <w:sz w:val="32"/>
+          <w:szCs w:val="32"/>
+          <w:lang w:eastAsia="ru-RU"/>
+        </w:rPr>
+      </w:pPr>
+      <w:r>
+        <w:rPr>
+          <w:rFonts w:ascii="Times New Roman" w:eastAsia="Times New Roman" w:hAnsi="Times New Roman" w:cs="Times New Roman"/>
+          <w:color w:val="000000"/>
+          <w:sz w:val="32"/>
+          <w:szCs w:val="32"/>
+          <w:lang w:eastAsia="ru-RU"/>
+        </w:rPr>
+        <w:t>Внутри</w:t>
+      </w:r>
+      <w:r>
+        <w:rPr>
+          <w:rFonts w:ascii="Times New Roman" w:eastAsia="Times New Roman" w:hAnsi="Times New Roman" w:cs="Times New Roman"/>
+          <w:color w:val="000000"/>
+          <w:sz w:val="32"/>
+          <w:szCs w:val="32"/>
+          <w:lang w:eastAsia="ru-RU"/>
+        </w:rPr>
+        <w:t xml:space="preserve"> </w:t>
+      </w:r>
+      <w:proofErr w:type="spellStart"/>
+      <w:r>
+        <w:rPr>
+          <w:rFonts w:ascii="Times New Roman" w:eastAsia="Times New Roman" w:hAnsi="Times New Roman" w:cs="Times New Roman"/>
+          <w:color w:val="000000"/>
+          <w:sz w:val="32"/>
+          <w:szCs w:val="32"/>
+          <w:lang w:eastAsia="ru-RU"/>
+        </w:rPr>
+        <w:t>LaunchedEffect</w:t>
+      </w:r>
+      <w:proofErr w:type="spellEnd"/>
+      <w:r>
+        <w:rPr>
+          <w:rFonts w:ascii="Times New Roman" w:eastAsia="Times New Roman" w:hAnsi="Times New Roman" w:cs="Times New Roman"/>
+          <w:color w:val="000000"/>
+          <w:sz w:val="32"/>
+          <w:szCs w:val="32"/>
+          <w:lang w:eastAsia="ru-RU"/>
+        </w:rPr>
+        <w:t xml:space="preserve"> </w:t>
+      </w:r>
+      <w:r>
+        <w:rPr>
+          <w:rFonts w:ascii="Times New Roman" w:eastAsia="Times New Roman" w:hAnsi="Times New Roman" w:cs="Times New Roman"/>
+          <w:color w:val="000000"/>
+          <w:sz w:val="32"/>
+          <w:szCs w:val="32"/>
+          <w:lang w:eastAsia="ru-RU"/>
+        </w:rPr>
+        <w:t>для асинхронной загрузки</w:t>
+      </w:r>
+      <w:r>
+        <w:rPr>
+          <w:rFonts w:ascii="Times New Roman" w:eastAsia="Times New Roman" w:hAnsi="Times New Roman" w:cs="Times New Roman"/>
+          <w:color w:val="000000"/>
+          <w:sz w:val="32"/>
+          <w:szCs w:val="32"/>
+          <w:lang w:eastAsia="ru-RU"/>
+        </w:rPr>
+        <w:t xml:space="preserve">: </w:t>
+      </w:r>
+      <w:proofErr w:type="spellStart"/>
+      <w:proofErr w:type="gramStart"/>
+      <w:r>
+        <w:rPr>
+          <w:rFonts w:ascii="Times New Roman" w:eastAsia="Times New Roman" w:hAnsi="Times New Roman" w:cs="Times New Roman"/>
+          <w:color w:val="000000"/>
+          <w:sz w:val="32"/>
+          <w:szCs w:val="32"/>
+          <w:lang w:eastAsia="ru-RU"/>
+        </w:rPr>
+        <w:t>context.openFileInput</w:t>
+      </w:r>
+      <w:proofErr w:type="spellEnd"/>
+      <w:proofErr w:type="gramEnd"/>
       <w:r>
         <w:rPr>
           <w:rFonts w:ascii="Times New Roman" w:eastAsia="Times New Roman" w:hAnsi="Times New Roman" w:cs="Times New Roman"/>
@@ -36030,20 +36743,86 @@
           <w:color w:val="000000"/>
           <w:sz w:val="32"/>
           <w:szCs w:val="32"/>
-          <w:lang w:eastAsia="ru-RU"/>
-        </w:rPr>
-        <w:t>filename</w:t>
-      </w:r>
-      <w:proofErr w:type="spellEnd"/>
-      <w:r>
-        <w:rPr>
-          <w:rFonts w:ascii="Times New Roman" w:eastAsia="Times New Roman" w:hAnsi="Times New Roman" w:cs="Times New Roman"/>
-          <w:color w:val="000000"/>
-          <w:sz w:val="32"/>
-          <w:szCs w:val="32"/>
-          <w:lang w:eastAsia="ru-RU"/>
-        </w:rPr>
-        <w:t>")</w:t>
+          <w:lang w:val="en-US" w:eastAsia="ru-RU"/>
+        </w:rPr>
+        <w:t>fileName</w:t>
+      </w:r>
+      <w:proofErr w:type="spellEnd"/>
+      <w:r>
+        <w:rPr>
+          <w:rFonts w:ascii="Times New Roman" w:eastAsia="Times New Roman" w:hAnsi="Times New Roman" w:cs="Times New Roman"/>
+          <w:color w:val="000000"/>
+          <w:sz w:val="32"/>
+          <w:szCs w:val="32"/>
+          <w:lang w:eastAsia="ru-RU"/>
+        </w:rPr>
+        <w:t>").</w:t>
+      </w:r>
+      <w:proofErr w:type="spellStart"/>
+      <w:r>
+        <w:rPr>
+          <w:rFonts w:ascii="Times New Roman" w:eastAsia="Times New Roman" w:hAnsi="Times New Roman" w:cs="Times New Roman"/>
+          <w:color w:val="000000"/>
+          <w:sz w:val="32"/>
+          <w:szCs w:val="32"/>
+          <w:lang w:eastAsia="ru-RU"/>
+        </w:rPr>
+        <w:t>bufferedReader</w:t>
+      </w:r>
+      <w:proofErr w:type="spellEnd"/>
+      <w:r>
+        <w:rPr>
+          <w:rFonts w:ascii="Times New Roman" w:eastAsia="Times New Roman" w:hAnsi="Times New Roman" w:cs="Times New Roman"/>
+          <w:color w:val="000000"/>
+          <w:sz w:val="32"/>
+          <w:szCs w:val="32"/>
+          <w:lang w:eastAsia="ru-RU"/>
+        </w:rPr>
+        <w:t>().</w:t>
+      </w:r>
+      <w:proofErr w:type="spellStart"/>
+      <w:r>
+        <w:rPr>
+          <w:rFonts w:ascii="Times New Roman" w:eastAsia="Times New Roman" w:hAnsi="Times New Roman" w:cs="Times New Roman"/>
+          <w:color w:val="000000"/>
+          <w:sz w:val="32"/>
+          <w:szCs w:val="32"/>
+          <w:lang w:eastAsia="ru-RU"/>
+        </w:rPr>
+        <w:t>use</w:t>
+      </w:r>
+      <w:proofErr w:type="spellEnd"/>
+      <w:r>
+        <w:rPr>
+          <w:rFonts w:ascii="Times New Roman" w:eastAsia="Times New Roman" w:hAnsi="Times New Roman" w:cs="Times New Roman"/>
+          <w:color w:val="000000"/>
+          <w:sz w:val="32"/>
+          <w:szCs w:val="32"/>
+          <w:lang w:eastAsia="ru-RU"/>
+        </w:rPr>
+        <w:t xml:space="preserve"> { </w:t>
+      </w:r>
+      <w:proofErr w:type="spellStart"/>
+      <w:r>
+        <w:rPr>
+          <w:rFonts w:ascii="Times New Roman" w:eastAsia="Times New Roman" w:hAnsi="Times New Roman" w:cs="Times New Roman"/>
+          <w:color w:val="000000"/>
+          <w:sz w:val="32"/>
+          <w:szCs w:val="32"/>
+          <w:lang w:eastAsia="ru-RU"/>
+        </w:rPr>
+        <w:t>it.readText</w:t>
+      </w:r>
+      <w:proofErr w:type="spellEnd"/>
+      <w:r>
+        <w:rPr>
+          <w:rFonts w:ascii="Times New Roman" w:eastAsia="Times New Roman" w:hAnsi="Times New Roman" w:cs="Times New Roman"/>
+          <w:color w:val="000000"/>
+          <w:sz w:val="32"/>
+          <w:szCs w:val="32"/>
+          <w:lang w:eastAsia="ru-RU"/>
+        </w:rPr>
+        <w:t>() }</w:t>
       </w:r>
       <w:r>
         <w:rPr>
@@ -36089,60 +36868,84 @@
           <w:szCs w:val="32"/>
           <w:lang w:eastAsia="ru-RU"/>
         </w:rPr>
-        <w:t>2</w:t>
-      </w:r>
-      <w:r>
-        <w:rPr>
-          <w:rFonts w:ascii="Times New Roman" w:eastAsia="Times New Roman" w:hAnsi="Times New Roman" w:cs="Times New Roman"/>
-          <w:color w:val="000000"/>
-          <w:sz w:val="32"/>
-          <w:szCs w:val="32"/>
-          <w:lang w:eastAsia="ru-RU"/>
-        </w:rPr>
-        <w:t xml:space="preserve">.3 Как получить путь к папке приложения? </w:t>
-      </w:r>
-    </w:p>
-    <w:p>
-      <w:pPr>
-        <w:spacing w:after="0" w:line="240" w:lineRule="auto"/>
-        <w:jc w:val="both"/>
-        <w:rPr>
-          <w:rFonts w:ascii="Times New Roman" w:eastAsia="Times New Roman" w:hAnsi="Times New Roman" w:cs="Times New Roman"/>
-          <w:color w:val="000000"/>
-          <w:sz w:val="32"/>
-          <w:szCs w:val="32"/>
-          <w:lang w:eastAsia="ru-RU"/>
-        </w:rPr>
-      </w:pPr>
-      <w:r>
-        <w:rPr>
-          <w:rFonts w:ascii="Times New Roman" w:eastAsia="Times New Roman" w:hAnsi="Times New Roman" w:cs="Times New Roman"/>
-          <w:color w:val="000000"/>
-          <w:sz w:val="32"/>
-          <w:szCs w:val="32"/>
-          <w:lang w:eastAsia="ru-RU"/>
-        </w:rPr>
-        <w:t xml:space="preserve">Для этого используется </w:t>
-      </w:r>
-      <w:proofErr w:type="spellStart"/>
-      <w:r>
-        <w:rPr>
-          <w:rFonts w:ascii="Times New Roman" w:eastAsia="Times New Roman" w:hAnsi="Times New Roman" w:cs="Times New Roman"/>
-          <w:color w:val="000000"/>
-          <w:sz w:val="32"/>
-          <w:szCs w:val="32"/>
-          <w:lang w:eastAsia="ru-RU"/>
-        </w:rPr>
-        <w:t>LocalContext.current.filesDir</w:t>
-      </w:r>
-      <w:proofErr w:type="spellEnd"/>
-      <w:r>
-        <w:rPr>
-          <w:rFonts w:ascii="Times New Roman" w:eastAsia="Times New Roman" w:hAnsi="Times New Roman" w:cs="Times New Roman"/>
-          <w:color w:val="000000"/>
-          <w:sz w:val="32"/>
-          <w:szCs w:val="32"/>
-          <w:lang w:eastAsia="ru-RU"/>
+        <w:t xml:space="preserve">2.5 Как записать данные в файл? </w:t>
+      </w:r>
+    </w:p>
+    <w:p>
+      <w:pPr>
+        <w:spacing w:after="0" w:line="240" w:lineRule="auto"/>
+        <w:jc w:val="both"/>
+        <w:rPr>
+          <w:rFonts w:ascii="Times New Roman" w:eastAsia="Times New Roman" w:hAnsi="Times New Roman" w:cs="Times New Roman"/>
+          <w:color w:val="000000"/>
+          <w:sz w:val="32"/>
+          <w:szCs w:val="32"/>
+          <w:lang w:val="en-US" w:eastAsia="ru-RU"/>
+        </w:rPr>
+      </w:pPr>
+      <w:proofErr w:type="spellStart"/>
+      <w:proofErr w:type="gramStart"/>
+      <w:r>
+        <w:rPr>
+          <w:rFonts w:ascii="Times New Roman" w:eastAsia="Times New Roman" w:hAnsi="Times New Roman" w:cs="Times New Roman"/>
+          <w:color w:val="000000"/>
+          <w:sz w:val="32"/>
+          <w:szCs w:val="32"/>
+          <w:lang w:val="en-US" w:eastAsia="ru-RU"/>
+        </w:rPr>
+        <w:t>context.openFileOutput</w:t>
+      </w:r>
+      <w:proofErr w:type="spellEnd"/>
+      <w:proofErr w:type="gramEnd"/>
+      <w:r>
+        <w:rPr>
+          <w:rFonts w:ascii="Times New Roman" w:eastAsia="Times New Roman" w:hAnsi="Times New Roman" w:cs="Times New Roman"/>
+          <w:color w:val="000000"/>
+          <w:sz w:val="32"/>
+          <w:szCs w:val="32"/>
+          <w:lang w:val="en-US" w:eastAsia="ru-RU"/>
+        </w:rPr>
+        <w:t xml:space="preserve">(filename, </w:t>
+      </w:r>
+      <w:proofErr w:type="spellStart"/>
+      <w:r>
+        <w:rPr>
+          <w:rFonts w:ascii="Times New Roman" w:eastAsia="Times New Roman" w:hAnsi="Times New Roman" w:cs="Times New Roman"/>
+          <w:color w:val="000000"/>
+          <w:sz w:val="32"/>
+          <w:szCs w:val="32"/>
+          <w:lang w:val="en-US" w:eastAsia="ru-RU"/>
+        </w:rPr>
+        <w:t>Context.MODE_PRIVATE</w:t>
+      </w:r>
+      <w:proofErr w:type="spellEnd"/>
+      <w:r>
+        <w:rPr>
+          <w:rFonts w:ascii="Times New Roman" w:eastAsia="Times New Roman" w:hAnsi="Times New Roman" w:cs="Times New Roman"/>
+          <w:color w:val="000000"/>
+          <w:sz w:val="32"/>
+          <w:szCs w:val="32"/>
+          <w:lang w:val="en-US" w:eastAsia="ru-RU"/>
+        </w:rPr>
+        <w:t xml:space="preserve">).use { output -&gt; </w:t>
+      </w:r>
+      <w:r>
+        <w:rPr>
+          <w:rFonts w:ascii="Times New Roman" w:eastAsia="Times New Roman" w:hAnsi="Times New Roman" w:cs="Times New Roman"/>
+          <w:color w:val="000000"/>
+          <w:sz w:val="32"/>
+          <w:szCs w:val="32"/>
+          <w:lang w:eastAsia="ru-RU"/>
+        </w:rPr>
+        <w:t>запись</w:t>
+      </w:r>
+      <w:r>
+        <w:rPr>
+          <w:rFonts w:ascii="Times New Roman" w:eastAsia="Times New Roman" w:hAnsi="Times New Roman" w:cs="Times New Roman"/>
+          <w:color w:val="000000"/>
+          <w:sz w:val="32"/>
+          <w:szCs w:val="32"/>
+          <w:lang w:val="en-US" w:eastAsia="ru-RU"/>
         </w:rPr>
         <w:t xml:space="preserve"> </w:t>
       </w:r>
@@ -36154,6 +36957,219 @@
           <w:szCs w:val="32"/>
           <w:lang w:eastAsia="ru-RU"/>
         </w:rPr>
+        <w:t>в</w:t>
+      </w:r>
+      <w:r>
+        <w:rPr>
+          <w:rFonts w:ascii="Times New Roman" w:eastAsia="Times New Roman" w:hAnsi="Times New Roman" w:cs="Times New Roman"/>
+          <w:color w:val="000000"/>
+          <w:sz w:val="32"/>
+          <w:szCs w:val="32"/>
+          <w:lang w:val="en-US" w:eastAsia="ru-RU"/>
+        </w:rPr>
+        <w:t xml:space="preserve"> </w:t>
+      </w:r>
+      <w:r>
+        <w:rPr>
+          <w:rFonts w:ascii="Times New Roman" w:eastAsia="Times New Roman" w:hAnsi="Times New Roman" w:cs="Times New Roman"/>
+          <w:color w:val="000000"/>
+          <w:sz w:val="32"/>
+          <w:szCs w:val="32"/>
+          <w:lang w:eastAsia="ru-RU"/>
+        </w:rPr>
+        <w:t>файл</w:t>
+      </w:r>
+      <w:r>
+        <w:rPr>
+          <w:rFonts w:ascii="Times New Roman" w:eastAsia="Times New Roman" w:hAnsi="Times New Roman" w:cs="Times New Roman"/>
+          <w:color w:val="000000"/>
+          <w:sz w:val="32"/>
+          <w:szCs w:val="32"/>
+          <w:lang w:val="en-US" w:eastAsia="ru-RU"/>
+        </w:rPr>
+        <w:t xml:space="preserve"> }</w:t>
+      </w:r>
+      <w:r>
+        <w:rPr>
+          <w:rFonts w:ascii="Times New Roman" w:eastAsia="Times New Roman" w:hAnsi="Times New Roman" w:cs="Times New Roman"/>
+          <w:color w:val="000000"/>
+          <w:sz w:val="32"/>
+          <w:szCs w:val="32"/>
+          <w:lang w:val="en-US" w:eastAsia="ru-RU"/>
+        </w:rPr>
+        <w:t>.</w:t>
+      </w:r>
+    </w:p>
+    <w:p>
+      <w:pPr>
+        <w:spacing w:after="0" w:line="240" w:lineRule="auto"/>
+        <w:jc w:val="both"/>
+        <w:rPr>
+          <w:rFonts w:ascii="Times New Roman" w:eastAsia="Times New Roman" w:hAnsi="Times New Roman" w:cs="Times New Roman"/>
+          <w:color w:val="000000"/>
+          <w:sz w:val="32"/>
+          <w:szCs w:val="32"/>
+          <w:lang w:val="en-US" w:eastAsia="ru-RU"/>
+        </w:rPr>
+      </w:pPr>
+    </w:p>
+    <w:p>
+      <w:pPr>
+        <w:spacing w:after="0" w:line="240" w:lineRule="auto"/>
+        <w:jc w:val="both"/>
+        <w:rPr>
+          <w:rFonts w:ascii="Times New Roman" w:eastAsia="Times New Roman" w:hAnsi="Times New Roman" w:cs="Times New Roman"/>
+          <w:color w:val="000000"/>
+          <w:sz w:val="32"/>
+          <w:szCs w:val="32"/>
+          <w:lang w:eastAsia="ru-RU"/>
+        </w:rPr>
+      </w:pPr>
+      <w:r>
+        <w:rPr>
+          <w:rFonts w:ascii="Times New Roman" w:eastAsia="Times New Roman" w:hAnsi="Times New Roman" w:cs="Times New Roman"/>
+          <w:color w:val="000000"/>
+          <w:sz w:val="32"/>
+          <w:szCs w:val="32"/>
+          <w:lang w:eastAsia="ru-RU"/>
+        </w:rPr>
+        <w:t xml:space="preserve">2.6 Как вызвать диалог выбора файла? </w:t>
+      </w:r>
+    </w:p>
+    <w:p>
+      <w:pPr>
+        <w:spacing w:after="0" w:line="240" w:lineRule="auto"/>
+        <w:jc w:val="both"/>
+        <w:rPr>
+          <w:rFonts w:ascii="Times New Roman" w:eastAsia="Times New Roman" w:hAnsi="Times New Roman" w:cs="Times New Roman"/>
+          <w:color w:val="000000"/>
+          <w:sz w:val="32"/>
+          <w:szCs w:val="32"/>
+          <w:lang w:val="en-US" w:eastAsia="ru-RU"/>
+        </w:rPr>
+      </w:pPr>
+      <w:r>
+        <w:rPr>
+          <w:rFonts w:ascii="Times New Roman" w:eastAsia="Times New Roman" w:hAnsi="Times New Roman" w:cs="Times New Roman"/>
+          <w:color w:val="000000"/>
+          <w:sz w:val="32"/>
+          <w:szCs w:val="32"/>
+          <w:lang w:eastAsia="ru-RU"/>
+        </w:rPr>
+        <w:t>Используется</w:t>
+      </w:r>
+      <w:r>
+        <w:rPr>
+          <w:rFonts w:ascii="Times New Roman" w:eastAsia="Times New Roman" w:hAnsi="Times New Roman" w:cs="Times New Roman"/>
+          <w:color w:val="000000"/>
+          <w:sz w:val="32"/>
+          <w:szCs w:val="32"/>
+          <w:lang w:val="en-US" w:eastAsia="ru-RU"/>
+        </w:rPr>
+        <w:t xml:space="preserve"> </w:t>
+      </w:r>
+      <w:proofErr w:type="spellStart"/>
+      <w:r>
+        <w:rPr>
+          <w:rFonts w:ascii="Times New Roman" w:eastAsia="Times New Roman" w:hAnsi="Times New Roman" w:cs="Times New Roman"/>
+          <w:color w:val="000000"/>
+          <w:sz w:val="32"/>
+          <w:szCs w:val="32"/>
+          <w:lang w:val="en-US" w:eastAsia="ru-RU"/>
+        </w:rPr>
+        <w:t>rememberLauncherForActivityResult</w:t>
+      </w:r>
+      <w:proofErr w:type="spellEnd"/>
+      <w:r>
+        <w:rPr>
+          <w:rFonts w:ascii="Times New Roman" w:eastAsia="Times New Roman" w:hAnsi="Times New Roman" w:cs="Times New Roman"/>
+          <w:color w:val="000000"/>
+          <w:sz w:val="32"/>
+          <w:szCs w:val="32"/>
+          <w:lang w:val="en-US" w:eastAsia="ru-RU"/>
+        </w:rPr>
+        <w:t xml:space="preserve"> </w:t>
+      </w:r>
+      <w:r>
+        <w:rPr>
+          <w:rFonts w:ascii="Times New Roman" w:eastAsia="Times New Roman" w:hAnsi="Times New Roman" w:cs="Times New Roman"/>
+          <w:color w:val="000000"/>
+          <w:sz w:val="32"/>
+          <w:szCs w:val="32"/>
+          <w:lang w:eastAsia="ru-RU"/>
+        </w:rPr>
+        <w:t>с</w:t>
+      </w:r>
+      <w:r>
+        <w:rPr>
+          <w:rFonts w:ascii="Times New Roman" w:eastAsia="Times New Roman" w:hAnsi="Times New Roman" w:cs="Times New Roman"/>
+          <w:color w:val="000000"/>
+          <w:sz w:val="32"/>
+          <w:szCs w:val="32"/>
+          <w:lang w:val="en-US" w:eastAsia="ru-RU"/>
+        </w:rPr>
+        <w:t xml:space="preserve"> </w:t>
+      </w:r>
+      <w:r>
+        <w:rPr>
+          <w:rFonts w:ascii="Times New Roman" w:eastAsia="Times New Roman" w:hAnsi="Times New Roman" w:cs="Times New Roman"/>
+          <w:color w:val="000000"/>
+          <w:sz w:val="32"/>
+          <w:szCs w:val="32"/>
+          <w:lang w:eastAsia="ru-RU"/>
+        </w:rPr>
+        <w:t>контракто</w:t>
+      </w:r>
+      <w:r>
+        <w:rPr>
+          <w:rFonts w:ascii="Times New Roman" w:eastAsia="Times New Roman" w:hAnsi="Times New Roman" w:cs="Times New Roman"/>
+          <w:color w:val="000000"/>
+          <w:sz w:val="32"/>
+          <w:szCs w:val="32"/>
+          <w:lang w:eastAsia="ru-RU"/>
+        </w:rPr>
+        <w:t>м</w:t>
+      </w:r>
+      <w:r>
+        <w:rPr>
+          <w:rFonts w:ascii="Times New Roman" w:eastAsia="Times New Roman" w:hAnsi="Times New Roman" w:cs="Times New Roman"/>
+          <w:color w:val="000000"/>
+          <w:sz w:val="32"/>
+          <w:szCs w:val="32"/>
+          <w:lang w:val="en-US" w:eastAsia="ru-RU"/>
+        </w:rPr>
+        <w:t xml:space="preserve"> </w:t>
+      </w:r>
+      <w:proofErr w:type="spellStart"/>
+      <w:r>
+        <w:rPr>
+          <w:rFonts w:ascii="Times New Roman" w:eastAsia="Times New Roman" w:hAnsi="Times New Roman" w:cs="Times New Roman"/>
+          <w:color w:val="000000"/>
+          <w:sz w:val="32"/>
+          <w:szCs w:val="32"/>
+          <w:lang w:val="en-US" w:eastAsia="ru-RU"/>
+        </w:rPr>
+        <w:t>ActivityResultContracts.GetContent</w:t>
+      </w:r>
+      <w:proofErr w:type="spellEnd"/>
+      <w:r>
+        <w:rPr>
+          <w:rFonts w:ascii="Times New Roman" w:eastAsia="Times New Roman" w:hAnsi="Times New Roman" w:cs="Times New Roman"/>
+          <w:color w:val="000000"/>
+          <w:sz w:val="32"/>
+          <w:szCs w:val="32"/>
+          <w:lang w:val="en-US" w:eastAsia="ru-RU"/>
+        </w:rPr>
+        <w:t xml:space="preserve">() </w:t>
+      </w:r>
+      <w:r>
+        <w:rPr>
+          <w:rFonts w:ascii="Times New Roman" w:eastAsia="Times New Roman" w:hAnsi="Times New Roman" w:cs="Times New Roman"/>
+          <w:color w:val="000000"/>
+          <w:sz w:val="32"/>
+          <w:szCs w:val="32"/>
+          <w:lang w:eastAsia="ru-RU"/>
+        </w:rPr>
         <w:t>или</w:t>
       </w:r>
       <w:r>
@@ -36162,107 +37178,98 @@
           <w:color w:val="000000"/>
           <w:sz w:val="32"/>
           <w:szCs w:val="32"/>
-          <w:lang w:eastAsia="ru-RU"/>
+          <w:lang w:val="en-US" w:eastAsia="ru-RU"/>
         </w:rPr>
         <w:t xml:space="preserve"> </w:t>
       </w:r>
-      <w:proofErr w:type="spellStart"/>
-      <w:r>
-        <w:rPr>
-          <w:rFonts w:ascii="Times New Roman" w:eastAsia="Times New Roman" w:hAnsi="Times New Roman" w:cs="Times New Roman"/>
-          <w:color w:val="000000"/>
-          <w:sz w:val="32"/>
-          <w:szCs w:val="32"/>
-          <w:lang w:eastAsia="ru-RU"/>
-        </w:rPr>
-        <w:t>context.cacheDir</w:t>
-      </w:r>
-      <w:proofErr w:type="spellEnd"/>
-      <w:r>
-        <w:rPr>
-          <w:rFonts w:ascii="Times New Roman" w:eastAsia="Times New Roman" w:hAnsi="Times New Roman" w:cs="Times New Roman"/>
-          <w:color w:val="000000"/>
-          <w:sz w:val="32"/>
-          <w:szCs w:val="32"/>
-          <w:lang w:eastAsia="ru-RU"/>
-        </w:rPr>
-        <w:t>.</w:t>
-      </w:r>
-    </w:p>
-    <w:p>
-      <w:pPr>
-        <w:spacing w:after="0" w:line="240" w:lineRule="auto"/>
-        <w:jc w:val="both"/>
-        <w:rPr>
-          <w:rFonts w:ascii="Times New Roman" w:eastAsia="Times New Roman" w:hAnsi="Times New Roman" w:cs="Times New Roman"/>
-          <w:color w:val="000000"/>
-          <w:sz w:val="32"/>
-          <w:szCs w:val="32"/>
-          <w:lang w:eastAsia="ru-RU"/>
-        </w:rPr>
-      </w:pPr>
-    </w:p>
-    <w:p>
-      <w:pPr>
-        <w:spacing w:after="0" w:line="240" w:lineRule="auto"/>
-        <w:jc w:val="both"/>
-        <w:rPr>
-          <w:rFonts w:ascii="Times New Roman" w:eastAsia="Times New Roman" w:hAnsi="Times New Roman" w:cs="Times New Roman"/>
-          <w:color w:val="000000"/>
-          <w:sz w:val="32"/>
-          <w:szCs w:val="32"/>
-          <w:lang w:eastAsia="ru-RU"/>
-        </w:rPr>
-      </w:pPr>
-      <w:r>
-        <w:rPr>
-          <w:rFonts w:ascii="Times New Roman" w:eastAsia="Times New Roman" w:hAnsi="Times New Roman" w:cs="Times New Roman"/>
-          <w:color w:val="000000"/>
-          <w:sz w:val="32"/>
-          <w:szCs w:val="32"/>
-          <w:lang w:eastAsia="ru-RU"/>
-        </w:rPr>
-        <w:t>2</w:t>
-      </w:r>
-      <w:r>
-        <w:rPr>
-          <w:rFonts w:ascii="Times New Roman" w:eastAsia="Times New Roman" w:hAnsi="Times New Roman" w:cs="Times New Roman"/>
-          <w:color w:val="000000"/>
-          <w:sz w:val="32"/>
-          <w:szCs w:val="32"/>
-          <w:lang w:eastAsia="ru-RU"/>
-        </w:rPr>
-        <w:t xml:space="preserve">.4 Как считать данные из файла? </w:t>
-      </w:r>
-    </w:p>
-    <w:p>
-      <w:pPr>
-        <w:jc w:val="both"/>
-        <w:rPr>
-          <w:rFonts w:ascii="Times New Roman" w:eastAsia="Times New Roman" w:hAnsi="Times New Roman" w:cs="Times New Roman"/>
-          <w:color w:val="000000"/>
-          <w:sz w:val="32"/>
-          <w:szCs w:val="32"/>
-          <w:lang w:eastAsia="ru-RU"/>
-        </w:rPr>
-      </w:pPr>
-      <w:r>
-        <w:rPr>
-          <w:rFonts w:ascii="Times New Roman" w:eastAsia="Times New Roman" w:hAnsi="Times New Roman" w:cs="Times New Roman"/>
-          <w:color w:val="000000"/>
-          <w:sz w:val="32"/>
-          <w:szCs w:val="32"/>
-          <w:lang w:eastAsia="ru-RU"/>
-        </w:rPr>
-        <w:t>Внутри</w:t>
-      </w:r>
-      <w:r>
-        <w:rPr>
-          <w:rFonts w:ascii="Times New Roman" w:eastAsia="Times New Roman" w:hAnsi="Times New Roman" w:cs="Times New Roman"/>
-          <w:color w:val="000000"/>
-          <w:sz w:val="32"/>
-          <w:szCs w:val="32"/>
-          <w:lang w:eastAsia="ru-RU"/>
+      <w:proofErr w:type="gramStart"/>
+      <w:r>
+        <w:rPr>
+          <w:rFonts w:ascii="Times New Roman" w:eastAsia="Times New Roman" w:hAnsi="Times New Roman" w:cs="Times New Roman"/>
+          <w:color w:val="000000"/>
+          <w:sz w:val="32"/>
+          <w:szCs w:val="32"/>
+          <w:lang w:val="en-US" w:eastAsia="ru-RU"/>
+        </w:rPr>
+        <w:t>OpenDocument(</w:t>
+      </w:r>
+      <w:proofErr w:type="gramEnd"/>
+      <w:r>
+        <w:rPr>
+          <w:rFonts w:ascii="Times New Roman" w:eastAsia="Times New Roman" w:hAnsi="Times New Roman" w:cs="Times New Roman"/>
+          <w:color w:val="000000"/>
+          <w:sz w:val="32"/>
+          <w:szCs w:val="32"/>
+          <w:lang w:val="en-US" w:eastAsia="ru-RU"/>
+        </w:rPr>
+        <w:t>).</w:t>
+      </w:r>
+    </w:p>
+    <w:p>
+      <w:pPr>
+        <w:spacing w:after="0" w:line="240" w:lineRule="auto"/>
+        <w:jc w:val="both"/>
+        <w:rPr>
+          <w:rFonts w:ascii="Times New Roman" w:eastAsia="Times New Roman" w:hAnsi="Times New Roman" w:cs="Times New Roman"/>
+          <w:color w:val="000000"/>
+          <w:sz w:val="32"/>
+          <w:szCs w:val="32"/>
+          <w:lang w:val="en-US" w:eastAsia="ru-RU"/>
+        </w:rPr>
+      </w:pPr>
+    </w:p>
+    <w:p>
+      <w:pPr>
+        <w:spacing w:after="0" w:line="240" w:lineRule="auto"/>
+        <w:jc w:val="both"/>
+        <w:rPr>
+          <w:rFonts w:ascii="Times New Roman" w:eastAsia="Times New Roman" w:hAnsi="Times New Roman" w:cs="Times New Roman"/>
+          <w:color w:val="000000"/>
+          <w:sz w:val="32"/>
+          <w:szCs w:val="32"/>
+          <w:lang w:eastAsia="ru-RU"/>
+        </w:rPr>
+      </w:pPr>
+      <w:r>
+        <w:rPr>
+          <w:rFonts w:ascii="Times New Roman" w:eastAsia="Times New Roman" w:hAnsi="Times New Roman" w:cs="Times New Roman"/>
+          <w:color w:val="000000"/>
+          <w:sz w:val="32"/>
+          <w:szCs w:val="32"/>
+          <w:lang w:eastAsia="ru-RU"/>
+        </w:rPr>
+        <w:t>2.7 Как вызвать диалог сохранения файла?</w:t>
+      </w:r>
+    </w:p>
+    <w:p>
+      <w:pPr>
+        <w:spacing w:after="0" w:line="240" w:lineRule="auto"/>
+        <w:jc w:val="both"/>
+        <w:rPr>
+          <w:rFonts w:ascii="Times New Roman" w:eastAsia="Times New Roman" w:hAnsi="Times New Roman" w:cs="Times New Roman"/>
+          <w:color w:val="000000"/>
+          <w:sz w:val="32"/>
+          <w:szCs w:val="32"/>
+          <w:lang w:val="en-US" w:eastAsia="ru-RU"/>
+        </w:rPr>
+      </w:pPr>
+      <w:r>
+        <w:rPr>
+          <w:rFonts w:ascii="Times New Roman" w:eastAsia="Times New Roman" w:hAnsi="Times New Roman" w:cs="Times New Roman"/>
+          <w:color w:val="000000"/>
+          <w:sz w:val="32"/>
+          <w:szCs w:val="32"/>
+          <w:lang w:eastAsia="ru-RU"/>
+        </w:rPr>
+        <w:t>Используется</w:t>
+      </w:r>
+      <w:r>
+        <w:rPr>
+          <w:rFonts w:ascii="Times New Roman" w:eastAsia="Times New Roman" w:hAnsi="Times New Roman" w:cs="Times New Roman"/>
+          <w:color w:val="000000"/>
+          <w:sz w:val="32"/>
+          <w:szCs w:val="32"/>
+          <w:lang w:val="en-US" w:eastAsia="ru-RU"/>
         </w:rPr>
         <w:t xml:space="preserve"> </w:t>
       </w:r>
@@ -36273,18 +37280,18 @@
           <w:color w:val="000000"/>
           <w:sz w:val="32"/>
           <w:szCs w:val="32"/>
-          <w:lang w:eastAsia="ru-RU"/>
-        </w:rPr>
-        <w:t>LaunchedEffect</w:t>
-      </w:r>
-      <w:proofErr w:type="spellEnd"/>
-      <w:r>
-        <w:rPr>
-          <w:rFonts w:ascii="Times New Roman" w:eastAsia="Times New Roman" w:hAnsi="Times New Roman" w:cs="Times New Roman"/>
-          <w:color w:val="000000"/>
-          <w:sz w:val="32"/>
-          <w:szCs w:val="32"/>
-          <w:lang w:eastAsia="ru-RU"/>
+          <w:lang w:val="en-US" w:eastAsia="ru-RU"/>
+        </w:rPr>
+        <w:t>rememberLauncherForActivityResult</w:t>
+      </w:r>
+      <w:proofErr w:type="spellEnd"/>
+      <w:r>
+        <w:rPr>
+          <w:rFonts w:ascii="Times New Roman" w:eastAsia="Times New Roman" w:hAnsi="Times New Roman" w:cs="Times New Roman"/>
+          <w:color w:val="000000"/>
+          <w:sz w:val="32"/>
+          <w:szCs w:val="32"/>
+          <w:lang w:val="en-US" w:eastAsia="ru-RU"/>
         </w:rPr>
         <w:t xml:space="preserve"> </w:t>
       </w:r>
@@ -36296,41 +37303,8 @@
           <w:szCs w:val="32"/>
           <w:lang w:eastAsia="ru-RU"/>
         </w:rPr>
-        <w:t>для асинхронной загрузки</w:t>
-      </w:r>
-      <w:r>
-        <w:rPr>
-          <w:rFonts w:ascii="Times New Roman" w:eastAsia="Times New Roman" w:hAnsi="Times New Roman" w:cs="Times New Roman"/>
-          <w:color w:val="000000"/>
-          <w:sz w:val="32"/>
-          <w:szCs w:val="32"/>
-          <w:lang w:eastAsia="ru-RU"/>
-        </w:rPr>
-        <w:t xml:space="preserve">: </w:t>
-      </w:r>
-      <w:proofErr w:type="spellStart"/>
-      <w:r>
-        <w:rPr>
-          <w:rFonts w:ascii="Times New Roman" w:eastAsia="Times New Roman" w:hAnsi="Times New Roman" w:cs="Times New Roman"/>
-          <w:color w:val="000000"/>
-          <w:sz w:val="32"/>
-          <w:szCs w:val="32"/>
-          <w:lang w:eastAsia="ru-RU"/>
-        </w:rPr>
-        <w:t>context.openFileInput</w:t>
-      </w:r>
-      <w:proofErr w:type="spellEnd"/>
-      <w:r>
-        <w:rPr>
-          <w:rFonts w:ascii="Times New Roman" w:eastAsia="Times New Roman" w:hAnsi="Times New Roman" w:cs="Times New Roman"/>
-          <w:color w:val="000000"/>
-          <w:sz w:val="32"/>
-          <w:szCs w:val="32"/>
-          <w:lang w:eastAsia="ru-RU"/>
-        </w:rPr>
-        <w:t>("</w:t>
-      </w:r>
-      <w:proofErr w:type="spellStart"/>
+        <w:t>с</w:t>
+      </w:r>
       <w:r>
         <w:rPr>
           <w:rFonts w:ascii="Times New Roman" w:eastAsia="Times New Roman" w:hAnsi="Times New Roman" w:cs="Times New Roman"/>
@@ -36339,141 +37313,60 @@
           <w:szCs w:val="32"/>
           <w:lang w:val="en-US" w:eastAsia="ru-RU"/>
         </w:rPr>
-        <w:t>fileName</w:t>
-      </w:r>
-      <w:proofErr w:type="spellEnd"/>
-      <w:r>
-        <w:rPr>
-          <w:rFonts w:ascii="Times New Roman" w:eastAsia="Times New Roman" w:hAnsi="Times New Roman" w:cs="Times New Roman"/>
-          <w:color w:val="000000"/>
-          <w:sz w:val="32"/>
-          <w:szCs w:val="32"/>
-          <w:lang w:eastAsia="ru-RU"/>
-        </w:rPr>
-        <w:t>").</w:t>
-      </w:r>
-      <w:proofErr w:type="spellStart"/>
-      <w:r>
-        <w:rPr>
-          <w:rFonts w:ascii="Times New Roman" w:eastAsia="Times New Roman" w:hAnsi="Times New Roman" w:cs="Times New Roman"/>
-          <w:color w:val="000000"/>
-          <w:sz w:val="32"/>
-          <w:szCs w:val="32"/>
-          <w:lang w:eastAsia="ru-RU"/>
-        </w:rPr>
-        <w:t>bufferedReader</w:t>
-      </w:r>
-      <w:proofErr w:type="spellEnd"/>
-      <w:r>
-        <w:rPr>
-          <w:rFonts w:ascii="Times New Roman" w:eastAsia="Times New Roman" w:hAnsi="Times New Roman" w:cs="Times New Roman"/>
-          <w:color w:val="000000"/>
-          <w:sz w:val="32"/>
-          <w:szCs w:val="32"/>
-          <w:lang w:eastAsia="ru-RU"/>
+        <w:t xml:space="preserve"> </w:t>
+      </w:r>
+      <w:r>
+        <w:rPr>
+          <w:rFonts w:ascii="Times New Roman" w:eastAsia="Times New Roman" w:hAnsi="Times New Roman" w:cs="Times New Roman"/>
+          <w:color w:val="000000"/>
+          <w:sz w:val="32"/>
+          <w:szCs w:val="32"/>
+          <w:lang w:eastAsia="ru-RU"/>
+        </w:rPr>
+        <w:t>контракто</w:t>
+      </w:r>
+      <w:r>
+        <w:rPr>
+          <w:rFonts w:ascii="Times New Roman" w:eastAsia="Times New Roman" w:hAnsi="Times New Roman" w:cs="Times New Roman"/>
+          <w:color w:val="000000"/>
+          <w:sz w:val="32"/>
+          <w:szCs w:val="32"/>
+          <w:lang w:eastAsia="ru-RU"/>
+        </w:rPr>
+        <w:t>м</w:t>
+      </w:r>
+      <w:r>
+        <w:rPr>
+          <w:rFonts w:ascii="Times New Roman" w:eastAsia="Times New Roman" w:hAnsi="Times New Roman" w:cs="Times New Roman"/>
+          <w:color w:val="000000"/>
+          <w:sz w:val="32"/>
+          <w:szCs w:val="32"/>
+          <w:lang w:val="en-US" w:eastAsia="ru-RU"/>
+        </w:rPr>
+        <w:t xml:space="preserve"> </w:t>
+      </w:r>
+      <w:proofErr w:type="spellStart"/>
+      <w:r>
+        <w:rPr>
+          <w:rFonts w:ascii="Times New Roman" w:eastAsia="Times New Roman" w:hAnsi="Times New Roman" w:cs="Times New Roman"/>
+          <w:color w:val="000000"/>
+          <w:sz w:val="32"/>
+          <w:szCs w:val="32"/>
+          <w:lang w:val="en-US" w:eastAsia="ru-RU"/>
+        </w:rPr>
+        <w:t>ActivityResultContracts.CreateDocument</w:t>
+      </w:r>
+      <w:proofErr w:type="spellEnd"/>
+      <w:r>
+        <w:rPr>
+          <w:rFonts w:ascii="Times New Roman" w:eastAsia="Times New Roman" w:hAnsi="Times New Roman" w:cs="Times New Roman"/>
+          <w:color w:val="000000"/>
+          <w:sz w:val="32"/>
+          <w:szCs w:val="32"/>
+          <w:lang w:val="en-US" w:eastAsia="ru-RU"/>
         </w:rPr>
         <w:t>().</w:t>
       </w:r>
-      <w:proofErr w:type="spellStart"/>
-      <w:r>
-        <w:rPr>
-          <w:rFonts w:ascii="Times New Roman" w:eastAsia="Times New Roman" w:hAnsi="Times New Roman" w:cs="Times New Roman"/>
-          <w:color w:val="000000"/>
-          <w:sz w:val="32"/>
-          <w:szCs w:val="32"/>
-          <w:lang w:eastAsia="ru-RU"/>
-        </w:rPr>
-        <w:t>use</w:t>
-      </w:r>
-      <w:proofErr w:type="spellEnd"/>
-      <w:r>
-        <w:rPr>
-          <w:rFonts w:ascii="Times New Roman" w:eastAsia="Times New Roman" w:hAnsi="Times New Roman" w:cs="Times New Roman"/>
-          <w:color w:val="000000"/>
-          <w:sz w:val="32"/>
-          <w:szCs w:val="32"/>
-          <w:lang w:eastAsia="ru-RU"/>
-        </w:rPr>
-        <w:t xml:space="preserve"> { </w:t>
-      </w:r>
-      <w:proofErr w:type="spellStart"/>
-      <w:r>
-        <w:rPr>
-          <w:rFonts w:ascii="Times New Roman" w:eastAsia="Times New Roman" w:hAnsi="Times New Roman" w:cs="Times New Roman"/>
-          <w:color w:val="000000"/>
-          <w:sz w:val="32"/>
-          <w:szCs w:val="32"/>
-          <w:lang w:eastAsia="ru-RU"/>
-        </w:rPr>
-        <w:t>it.readText</w:t>
-      </w:r>
-      <w:proofErr w:type="spellEnd"/>
-      <w:r>
-        <w:rPr>
-          <w:rFonts w:ascii="Times New Roman" w:eastAsia="Times New Roman" w:hAnsi="Times New Roman" w:cs="Times New Roman"/>
-          <w:color w:val="000000"/>
-          <w:sz w:val="32"/>
-          <w:szCs w:val="32"/>
-          <w:lang w:eastAsia="ru-RU"/>
-        </w:rPr>
-        <w:t>() }</w:t>
-      </w:r>
-      <w:r>
-        <w:rPr>
-          <w:rFonts w:ascii="Times New Roman" w:eastAsia="Times New Roman" w:hAnsi="Times New Roman" w:cs="Times New Roman"/>
-          <w:color w:val="000000"/>
-          <w:sz w:val="32"/>
-          <w:szCs w:val="32"/>
-          <w:lang w:eastAsia="ru-RU"/>
-        </w:rPr>
-        <w:t>.</w:t>
-      </w:r>
-    </w:p>
-    <w:p>
-      <w:pPr>
-        <w:spacing w:after="0" w:line="240" w:lineRule="auto"/>
-        <w:jc w:val="both"/>
-        <w:rPr>
-          <w:rFonts w:ascii="Times New Roman" w:eastAsia="Times New Roman" w:hAnsi="Times New Roman" w:cs="Times New Roman"/>
-          <w:color w:val="000000"/>
-          <w:sz w:val="32"/>
-          <w:szCs w:val="32"/>
-          <w:lang w:eastAsia="ru-RU"/>
-        </w:rPr>
-      </w:pPr>
-    </w:p>
-    <w:p>
-      <w:pPr>
-        <w:spacing w:after="0" w:line="240" w:lineRule="auto"/>
-        <w:jc w:val="both"/>
-        <w:rPr>
-          <w:rFonts w:ascii="Times New Roman" w:eastAsia="Times New Roman" w:hAnsi="Times New Roman" w:cs="Times New Roman"/>
-          <w:color w:val="000000"/>
-          <w:sz w:val="32"/>
-          <w:szCs w:val="32"/>
-          <w:lang w:eastAsia="ru-RU"/>
-        </w:rPr>
-      </w:pPr>
-      <w:r>
-        <w:rPr>
-          <w:rFonts w:ascii="Times New Roman" w:eastAsia="Times New Roman" w:hAnsi="Times New Roman" w:cs="Times New Roman"/>
-          <w:color w:val="000000"/>
-          <w:sz w:val="32"/>
-          <w:szCs w:val="32"/>
-          <w:lang w:eastAsia="ru-RU"/>
-        </w:rPr>
-        <w:t>2</w:t>
-      </w:r>
-      <w:r>
-        <w:rPr>
-          <w:rFonts w:ascii="Times New Roman" w:eastAsia="Times New Roman" w:hAnsi="Times New Roman" w:cs="Times New Roman"/>
-          <w:color w:val="000000"/>
-          <w:sz w:val="32"/>
-          <w:szCs w:val="32"/>
-          <w:lang w:eastAsia="ru-RU"/>
-        </w:rPr>
-        <w:t xml:space="preserve">.5 Как записать данные в файл? </w:t>
-      </w:r>
     </w:p>
     <w:p>
       <w:pPr>
@@ -36485,559 +37378,6 @@
           <w:sz w:val="32"/>
           <w:szCs w:val="32"/>
           <w:lang w:val="en-US" w:eastAsia="ru-RU"/>
-        </w:rPr>
-      </w:pPr>
-      <w:proofErr w:type="spellStart"/>
-      <w:r>
-        <w:rPr>
-          <w:rFonts w:ascii="Times New Roman" w:eastAsia="Times New Roman" w:hAnsi="Times New Roman" w:cs="Times New Roman"/>
-          <w:color w:val="000000"/>
-          <w:sz w:val="32"/>
-          <w:szCs w:val="32"/>
-          <w:lang w:val="en-US" w:eastAsia="ru-RU"/>
-        </w:rPr>
-        <w:t>context.openFileOutput</w:t>
-      </w:r>
-      <w:proofErr w:type="spellEnd"/>
-      <w:r>
-        <w:rPr>
-          <w:rFonts w:ascii="Times New Roman" w:eastAsia="Times New Roman" w:hAnsi="Times New Roman" w:cs="Times New Roman"/>
-          <w:color w:val="000000"/>
-          <w:sz w:val="32"/>
-          <w:szCs w:val="32"/>
-          <w:lang w:val="en-US" w:eastAsia="ru-RU"/>
-        </w:rPr>
-        <w:t xml:space="preserve">(filename, </w:t>
-      </w:r>
-      <w:proofErr w:type="spellStart"/>
-      <w:r>
-        <w:rPr>
-          <w:rFonts w:ascii="Times New Roman" w:eastAsia="Times New Roman" w:hAnsi="Times New Roman" w:cs="Times New Roman"/>
-          <w:color w:val="000000"/>
-          <w:sz w:val="32"/>
-          <w:szCs w:val="32"/>
-          <w:lang w:val="en-US" w:eastAsia="ru-RU"/>
-        </w:rPr>
-        <w:t>Context.MODE_PRIVATE</w:t>
-      </w:r>
-      <w:proofErr w:type="spellEnd"/>
-      <w:r>
-        <w:rPr>
-          <w:rFonts w:ascii="Times New Roman" w:eastAsia="Times New Roman" w:hAnsi="Times New Roman" w:cs="Times New Roman"/>
-          <w:color w:val="000000"/>
-          <w:sz w:val="32"/>
-          <w:szCs w:val="32"/>
-          <w:lang w:val="en-US" w:eastAsia="ru-RU"/>
-        </w:rPr>
-        <w:t>).use { output -&gt;</w:t>
-      </w:r>
-      <w:r>
-        <w:rPr>
-          <w:rFonts w:ascii="Times New Roman" w:eastAsia="Times New Roman" w:hAnsi="Times New Roman" w:cs="Times New Roman"/>
-          <w:color w:val="000000"/>
-          <w:sz w:val="32"/>
-          <w:szCs w:val="32"/>
-          <w:lang w:val="en-US" w:eastAsia="ru-RU"/>
-        </w:rPr>
-        <w:t xml:space="preserve"> </w:t>
-      </w:r>
-      <w:r>
-        <w:rPr>
-          <w:rFonts w:ascii="Times New Roman" w:eastAsia="Times New Roman" w:hAnsi="Times New Roman" w:cs="Times New Roman"/>
-          <w:color w:val="000000"/>
-          <w:sz w:val="32"/>
-          <w:szCs w:val="32"/>
-          <w:lang w:eastAsia="ru-RU"/>
-        </w:rPr>
-        <w:t>запись</w:t>
-      </w:r>
-      <w:r>
-        <w:rPr>
-          <w:rFonts w:ascii="Times New Roman" w:eastAsia="Times New Roman" w:hAnsi="Times New Roman" w:cs="Times New Roman"/>
-          <w:color w:val="000000"/>
-          <w:sz w:val="32"/>
-          <w:szCs w:val="32"/>
-          <w:lang w:val="en-US" w:eastAsia="ru-RU"/>
-        </w:rPr>
-        <w:t xml:space="preserve"> </w:t>
-      </w:r>
-      <w:r>
-        <w:rPr>
-          <w:rFonts w:ascii="Times New Roman" w:eastAsia="Times New Roman" w:hAnsi="Times New Roman" w:cs="Times New Roman"/>
-          <w:color w:val="000000"/>
-          <w:sz w:val="32"/>
-          <w:szCs w:val="32"/>
-          <w:lang w:eastAsia="ru-RU"/>
-        </w:rPr>
-        <w:t>в</w:t>
-      </w:r>
-      <w:r>
-        <w:rPr>
-          <w:rFonts w:ascii="Times New Roman" w:eastAsia="Times New Roman" w:hAnsi="Times New Roman" w:cs="Times New Roman"/>
-          <w:color w:val="000000"/>
-          <w:sz w:val="32"/>
-          <w:szCs w:val="32"/>
-          <w:lang w:val="en-US" w:eastAsia="ru-RU"/>
-        </w:rPr>
-        <w:t xml:space="preserve"> </w:t>
-      </w:r>
-      <w:r>
-        <w:rPr>
-          <w:rFonts w:ascii="Times New Roman" w:eastAsia="Times New Roman" w:hAnsi="Times New Roman" w:cs="Times New Roman"/>
-          <w:color w:val="000000"/>
-          <w:sz w:val="32"/>
-          <w:szCs w:val="32"/>
-          <w:lang w:eastAsia="ru-RU"/>
-        </w:rPr>
-        <w:t>файл</w:t>
-      </w:r>
-      <w:r>
-        <w:rPr>
-          <w:rFonts w:ascii="Times New Roman" w:eastAsia="Times New Roman" w:hAnsi="Times New Roman" w:cs="Times New Roman"/>
-          <w:color w:val="000000"/>
-          <w:sz w:val="32"/>
-          <w:szCs w:val="32"/>
-          <w:lang w:val="en-US" w:eastAsia="ru-RU"/>
-        </w:rPr>
-        <w:t xml:space="preserve"> </w:t>
-      </w:r>
-      <w:r>
-        <w:rPr>
-          <w:rFonts w:ascii="Times New Roman" w:eastAsia="Times New Roman" w:hAnsi="Times New Roman" w:cs="Times New Roman"/>
-          <w:color w:val="000000"/>
-          <w:sz w:val="32"/>
-          <w:szCs w:val="32"/>
-          <w:lang w:val="en-US" w:eastAsia="ru-RU"/>
-        </w:rPr>
-        <w:t>}</w:t>
-      </w:r>
-      <w:r>
-        <w:rPr>
-          <w:rFonts w:ascii="Times New Roman" w:eastAsia="Times New Roman" w:hAnsi="Times New Roman" w:cs="Times New Roman"/>
-          <w:color w:val="000000"/>
-          <w:sz w:val="32"/>
-          <w:szCs w:val="32"/>
-          <w:lang w:val="en-US" w:eastAsia="ru-RU"/>
-        </w:rPr>
-        <w:t>.</w:t>
-      </w:r>
-    </w:p>
-    <w:p>
-      <w:pPr>
-        <w:spacing w:after="0" w:line="240" w:lineRule="auto"/>
-        <w:jc w:val="both"/>
-        <w:rPr>
-          <w:rFonts w:ascii="Times New Roman" w:eastAsia="Times New Roman" w:hAnsi="Times New Roman" w:cs="Times New Roman"/>
-          <w:color w:val="000000"/>
-          <w:sz w:val="32"/>
-          <w:szCs w:val="32"/>
-          <w:lang w:val="en-US" w:eastAsia="ru-RU"/>
-        </w:rPr>
-      </w:pPr>
-    </w:p>
-    <w:p>
-      <w:pPr>
-        <w:spacing w:after="0" w:line="240" w:lineRule="auto"/>
-        <w:jc w:val="both"/>
-        <w:rPr>
-          <w:rFonts w:ascii="Times New Roman" w:eastAsia="Times New Roman" w:hAnsi="Times New Roman" w:cs="Times New Roman"/>
-          <w:color w:val="000000"/>
-          <w:sz w:val="32"/>
-          <w:szCs w:val="32"/>
-          <w:lang w:eastAsia="ru-RU"/>
-        </w:rPr>
-      </w:pPr>
-      <w:r>
-        <w:rPr>
-          <w:rFonts w:ascii="Times New Roman" w:eastAsia="Times New Roman" w:hAnsi="Times New Roman" w:cs="Times New Roman"/>
-          <w:color w:val="000000"/>
-          <w:sz w:val="32"/>
-          <w:szCs w:val="32"/>
-          <w:lang w:eastAsia="ru-RU"/>
-        </w:rPr>
-        <w:t>2</w:t>
-      </w:r>
-      <w:r>
-        <w:rPr>
-          <w:rFonts w:ascii="Times New Roman" w:eastAsia="Times New Roman" w:hAnsi="Times New Roman" w:cs="Times New Roman"/>
-          <w:color w:val="000000"/>
-          <w:sz w:val="32"/>
-          <w:szCs w:val="32"/>
-          <w:lang w:eastAsia="ru-RU"/>
-        </w:rPr>
-        <w:t xml:space="preserve">.6 Как вызвать диалог выбора файла? </w:t>
-      </w:r>
-    </w:p>
-    <w:p>
-      <w:pPr>
-        <w:spacing w:after="0" w:line="240" w:lineRule="auto"/>
-        <w:jc w:val="both"/>
-        <w:rPr>
-          <w:rFonts w:ascii="Times New Roman" w:eastAsia="Times New Roman" w:hAnsi="Times New Roman" w:cs="Times New Roman"/>
-          <w:color w:val="000000"/>
-          <w:sz w:val="32"/>
-          <w:szCs w:val="32"/>
-          <w:lang w:eastAsia="ru-RU"/>
-        </w:rPr>
-      </w:pPr>
-      <w:r>
-        <w:rPr>
-          <w:rFonts w:ascii="Times New Roman" w:eastAsia="Times New Roman" w:hAnsi="Times New Roman" w:cs="Times New Roman"/>
-          <w:color w:val="000000"/>
-          <w:sz w:val="32"/>
-          <w:szCs w:val="32"/>
-          <w:lang w:eastAsia="ru-RU"/>
-        </w:rPr>
-        <w:t>Используется</w:t>
-      </w:r>
-      <w:r>
-        <w:rPr>
-          <w:rFonts w:ascii="Times New Roman" w:eastAsia="Times New Roman" w:hAnsi="Times New Roman" w:cs="Times New Roman"/>
-          <w:color w:val="000000"/>
-          <w:sz w:val="32"/>
-          <w:szCs w:val="32"/>
-          <w:lang w:eastAsia="ru-RU"/>
-        </w:rPr>
-        <w:t xml:space="preserve"> </w:t>
-      </w:r>
-      <w:proofErr w:type="spellStart"/>
-      <w:r>
-        <w:rPr>
-          <w:rFonts w:ascii="Times New Roman" w:eastAsia="Times New Roman" w:hAnsi="Times New Roman" w:cs="Times New Roman"/>
-          <w:color w:val="000000"/>
-          <w:sz w:val="32"/>
-          <w:szCs w:val="32"/>
-          <w:lang w:eastAsia="ru-RU"/>
-        </w:rPr>
-        <w:t>rememberLauncherForActivityResult</w:t>
-      </w:r>
-      <w:proofErr w:type="spellEnd"/>
-      <w:r>
-        <w:rPr>
-          <w:rFonts w:ascii="Times New Roman" w:eastAsia="Times New Roman" w:hAnsi="Times New Roman" w:cs="Times New Roman"/>
-          <w:color w:val="000000"/>
-          <w:sz w:val="32"/>
-          <w:szCs w:val="32"/>
-          <w:lang w:eastAsia="ru-RU"/>
-        </w:rPr>
-        <w:t xml:space="preserve"> </w:t>
-      </w:r>
-      <w:r>
-        <w:rPr>
-          <w:rFonts w:ascii="Times New Roman" w:eastAsia="Times New Roman" w:hAnsi="Times New Roman" w:cs="Times New Roman"/>
-          <w:color w:val="000000"/>
-          <w:sz w:val="32"/>
-          <w:szCs w:val="32"/>
-          <w:lang w:eastAsia="ru-RU"/>
-        </w:rPr>
-        <w:t>с</w:t>
-      </w:r>
-      <w:r>
-        <w:rPr>
-          <w:rFonts w:ascii="Times New Roman" w:eastAsia="Times New Roman" w:hAnsi="Times New Roman" w:cs="Times New Roman"/>
-          <w:color w:val="000000"/>
-          <w:sz w:val="32"/>
-          <w:szCs w:val="32"/>
-          <w:lang w:eastAsia="ru-RU"/>
-        </w:rPr>
-        <w:t xml:space="preserve"> </w:t>
-      </w:r>
-      <w:r>
-        <w:rPr>
-          <w:rFonts w:ascii="Times New Roman" w:eastAsia="Times New Roman" w:hAnsi="Times New Roman" w:cs="Times New Roman"/>
-          <w:color w:val="000000"/>
-          <w:sz w:val="32"/>
-          <w:szCs w:val="32"/>
-          <w:lang w:eastAsia="ru-RU"/>
-        </w:rPr>
-        <w:t>контракто</w:t>
-      </w:r>
-      <w:r>
-        <w:rPr>
-          <w:rFonts w:ascii="Times New Roman" w:eastAsia="Times New Roman" w:hAnsi="Times New Roman" w:cs="Times New Roman"/>
-          <w:color w:val="000000"/>
-          <w:sz w:val="32"/>
-          <w:szCs w:val="32"/>
-          <w:lang w:eastAsia="ru-RU"/>
-        </w:rPr>
-        <w:t>м</w:t>
-      </w:r>
-      <w:r>
-        <w:rPr>
-          <w:rFonts w:ascii="Times New Roman" w:eastAsia="Times New Roman" w:hAnsi="Times New Roman" w:cs="Times New Roman"/>
-          <w:color w:val="000000"/>
-          <w:sz w:val="32"/>
-          <w:szCs w:val="32"/>
-          <w:lang w:eastAsia="ru-RU"/>
-        </w:rPr>
-        <w:t xml:space="preserve"> </w:t>
-      </w:r>
-      <w:proofErr w:type="spellStart"/>
-      <w:r>
-        <w:rPr>
-          <w:rFonts w:ascii="Times New Roman" w:eastAsia="Times New Roman" w:hAnsi="Times New Roman" w:cs="Times New Roman"/>
-          <w:color w:val="000000"/>
-          <w:sz w:val="32"/>
-          <w:szCs w:val="32"/>
-          <w:lang w:eastAsia="ru-RU"/>
-        </w:rPr>
-        <w:t>ActivityResultContracts.GetContent</w:t>
-      </w:r>
-      <w:proofErr w:type="spellEnd"/>
-      <w:r>
-        <w:rPr>
-          <w:rFonts w:ascii="Times New Roman" w:eastAsia="Times New Roman" w:hAnsi="Times New Roman" w:cs="Times New Roman"/>
-          <w:color w:val="000000"/>
-          <w:sz w:val="32"/>
-          <w:szCs w:val="32"/>
-          <w:lang w:eastAsia="ru-RU"/>
-        </w:rPr>
-        <w:t>()</w:t>
-      </w:r>
-      <w:r>
-        <w:rPr>
-          <w:rFonts w:ascii="Times New Roman" w:eastAsia="Times New Roman" w:hAnsi="Times New Roman" w:cs="Times New Roman"/>
-          <w:color w:val="000000"/>
-          <w:sz w:val="32"/>
-          <w:szCs w:val="32"/>
-          <w:lang w:eastAsia="ru-RU"/>
-        </w:rPr>
-        <w:t xml:space="preserve"> </w:t>
-      </w:r>
-      <w:r>
-        <w:rPr>
-          <w:rFonts w:ascii="Times New Roman" w:eastAsia="Times New Roman" w:hAnsi="Times New Roman" w:cs="Times New Roman"/>
-          <w:color w:val="000000"/>
-          <w:sz w:val="32"/>
-          <w:szCs w:val="32"/>
-          <w:lang w:eastAsia="ru-RU"/>
-        </w:rPr>
-        <w:t>или</w:t>
-      </w:r>
-      <w:r>
-        <w:rPr>
-          <w:rFonts w:ascii="Times New Roman" w:eastAsia="Times New Roman" w:hAnsi="Times New Roman" w:cs="Times New Roman"/>
-          <w:color w:val="000000"/>
-          <w:sz w:val="32"/>
-          <w:szCs w:val="32"/>
-          <w:lang w:eastAsia="ru-RU"/>
-        </w:rPr>
-        <w:t xml:space="preserve"> </w:t>
-      </w:r>
-      <w:r>
-        <w:rPr>
-          <w:rFonts w:ascii="Times New Roman" w:eastAsia="Times New Roman" w:hAnsi="Times New Roman" w:cs="Times New Roman"/>
-          <w:color w:val="000000"/>
-          <w:sz w:val="32"/>
-          <w:szCs w:val="32"/>
-          <w:lang w:eastAsia="ru-RU"/>
-        </w:rPr>
-        <w:t>OpenDocument()</w:t>
-      </w:r>
-      <w:r>
-        <w:rPr>
-          <w:rFonts w:ascii="Times New Roman" w:eastAsia="Times New Roman" w:hAnsi="Times New Roman" w:cs="Times New Roman"/>
-          <w:color w:val="000000"/>
-          <w:sz w:val="32"/>
-          <w:szCs w:val="32"/>
-          <w:lang w:eastAsia="ru-RU"/>
-        </w:rPr>
-        <w:t>.</w:t>
-      </w:r>
-    </w:p>
-    <w:p>
-      <w:pPr>
-        <w:spacing w:after="0" w:line="240" w:lineRule="auto"/>
-        <w:jc w:val="both"/>
-        <w:rPr>
-          <w:rFonts w:ascii="Times New Roman" w:eastAsia="Times New Roman" w:hAnsi="Times New Roman" w:cs="Times New Roman"/>
-          <w:color w:val="000000"/>
-          <w:sz w:val="32"/>
-          <w:szCs w:val="32"/>
-          <w:lang w:eastAsia="ru-RU"/>
-        </w:rPr>
-      </w:pPr>
-    </w:p>
-    <w:p>
-      <w:pPr>
-        <w:spacing w:after="0" w:line="240" w:lineRule="auto"/>
-        <w:jc w:val="both"/>
-        <w:rPr>
-          <w:rFonts w:ascii="Times New Roman" w:eastAsia="Times New Roman" w:hAnsi="Times New Roman" w:cs="Times New Roman"/>
-          <w:color w:val="000000"/>
-          <w:sz w:val="32"/>
-          <w:szCs w:val="32"/>
-          <w:lang w:eastAsia="ru-RU"/>
-        </w:rPr>
-      </w:pPr>
-      <w:r>
-        <w:rPr>
-          <w:rFonts w:ascii="Times New Roman" w:eastAsia="Times New Roman" w:hAnsi="Times New Roman" w:cs="Times New Roman"/>
-          <w:color w:val="000000"/>
-          <w:sz w:val="32"/>
-          <w:szCs w:val="32"/>
-          <w:lang w:eastAsia="ru-RU"/>
-        </w:rPr>
-        <w:t>2</w:t>
-      </w:r>
-      <w:r>
-        <w:rPr>
-          <w:rFonts w:ascii="Times New Roman" w:eastAsia="Times New Roman" w:hAnsi="Times New Roman" w:cs="Times New Roman"/>
-          <w:color w:val="000000"/>
-          <w:sz w:val="32"/>
-          <w:szCs w:val="32"/>
-          <w:lang w:eastAsia="ru-RU"/>
-        </w:rPr>
-        <w:t>.7 Как вызвать диалог сохранения файла?</w:t>
-      </w:r>
-    </w:p>
-    <w:p>
-      <w:pPr>
-        <w:spacing w:after="0" w:line="240" w:lineRule="auto"/>
-        <w:jc w:val="both"/>
-        <w:rPr>
-          <w:rFonts w:ascii="Times New Roman" w:eastAsia="Times New Roman" w:hAnsi="Times New Roman" w:cs="Times New Roman"/>
-          <w:color w:val="000000"/>
-          <w:sz w:val="32"/>
-          <w:szCs w:val="32"/>
-          <w:lang w:eastAsia="ru-RU"/>
-        </w:rPr>
-      </w:pPr>
-      <w:r>
-        <w:rPr>
-          <w:rFonts w:ascii="Times New Roman" w:eastAsia="Times New Roman" w:hAnsi="Times New Roman" w:cs="Times New Roman"/>
-          <w:color w:val="000000"/>
-          <w:sz w:val="32"/>
-          <w:szCs w:val="32"/>
-          <w:lang w:eastAsia="ru-RU"/>
-        </w:rPr>
-        <w:t>Используется</w:t>
-      </w:r>
-      <w:r>
-        <w:rPr>
-          <w:rFonts w:ascii="Times New Roman" w:eastAsia="Times New Roman" w:hAnsi="Times New Roman" w:cs="Times New Roman"/>
-          <w:color w:val="000000"/>
-          <w:sz w:val="32"/>
-          <w:szCs w:val="32"/>
-          <w:lang w:eastAsia="ru-RU"/>
-        </w:rPr>
-        <w:t xml:space="preserve"> </w:t>
-      </w:r>
-      <w:proofErr w:type="spellStart"/>
-      <w:r>
-        <w:rPr>
-          <w:rFonts w:ascii="Times New Roman" w:eastAsia="Times New Roman" w:hAnsi="Times New Roman" w:cs="Times New Roman"/>
-          <w:color w:val="000000"/>
-          <w:sz w:val="32"/>
-          <w:szCs w:val="32"/>
-          <w:lang w:eastAsia="ru-RU"/>
-        </w:rPr>
-        <w:t>rememberLauncherForActivityResult</w:t>
-      </w:r>
-      <w:proofErr w:type="spellEnd"/>
-      <w:r>
-        <w:rPr>
-          <w:rFonts w:ascii="Times New Roman" w:eastAsia="Times New Roman" w:hAnsi="Times New Roman" w:cs="Times New Roman"/>
-          <w:color w:val="000000"/>
-          <w:sz w:val="32"/>
-          <w:szCs w:val="32"/>
-          <w:lang w:eastAsia="ru-RU"/>
-        </w:rPr>
-        <w:t xml:space="preserve"> </w:t>
-      </w:r>
-      <w:r>
-        <w:rPr>
-          <w:rFonts w:ascii="Times New Roman" w:eastAsia="Times New Roman" w:hAnsi="Times New Roman" w:cs="Times New Roman"/>
-          <w:color w:val="000000"/>
-          <w:sz w:val="32"/>
-          <w:szCs w:val="32"/>
-          <w:lang w:eastAsia="ru-RU"/>
-        </w:rPr>
-        <w:t>с</w:t>
-      </w:r>
-      <w:r>
-        <w:rPr>
-          <w:rFonts w:ascii="Times New Roman" w:eastAsia="Times New Roman" w:hAnsi="Times New Roman" w:cs="Times New Roman"/>
-          <w:color w:val="000000"/>
-          <w:sz w:val="32"/>
-          <w:szCs w:val="32"/>
-          <w:lang w:eastAsia="ru-RU"/>
-        </w:rPr>
-        <w:t xml:space="preserve"> </w:t>
-      </w:r>
-      <w:r>
-        <w:rPr>
-          <w:rFonts w:ascii="Times New Roman" w:eastAsia="Times New Roman" w:hAnsi="Times New Roman" w:cs="Times New Roman"/>
-          <w:color w:val="000000"/>
-          <w:sz w:val="32"/>
-          <w:szCs w:val="32"/>
-          <w:lang w:eastAsia="ru-RU"/>
-        </w:rPr>
-        <w:t>контракто</w:t>
-      </w:r>
-      <w:r>
-        <w:rPr>
-          <w:rFonts w:ascii="Times New Roman" w:eastAsia="Times New Roman" w:hAnsi="Times New Roman" w:cs="Times New Roman"/>
-          <w:color w:val="000000"/>
-          <w:sz w:val="32"/>
-          <w:szCs w:val="32"/>
-          <w:lang w:eastAsia="ru-RU"/>
-        </w:rPr>
-        <w:t>м</w:t>
-      </w:r>
-      <w:r>
-        <w:rPr>
-          <w:rFonts w:ascii="Times New Roman" w:eastAsia="Times New Roman" w:hAnsi="Times New Roman" w:cs="Times New Roman"/>
-          <w:color w:val="000000"/>
-          <w:sz w:val="32"/>
-          <w:szCs w:val="32"/>
-          <w:lang w:eastAsia="ru-RU"/>
-        </w:rPr>
-        <w:t xml:space="preserve"> </w:t>
-      </w:r>
-      <w:proofErr w:type="spellStart"/>
-      <w:r>
-        <w:rPr>
-          <w:rFonts w:ascii="Times New Roman" w:eastAsia="Times New Roman" w:hAnsi="Times New Roman" w:cs="Times New Roman"/>
-          <w:color w:val="000000"/>
-          <w:sz w:val="32"/>
-          <w:szCs w:val="32"/>
-          <w:lang w:eastAsia="ru-RU"/>
-        </w:rPr>
-        <w:t>ActivityResultContracts.CreateDocument</w:t>
-      </w:r>
-      <w:proofErr w:type="spellEnd"/>
-      <w:r>
-        <w:rPr>
-          <w:rFonts w:ascii="Times New Roman" w:eastAsia="Times New Roman" w:hAnsi="Times New Roman" w:cs="Times New Roman"/>
-          <w:color w:val="000000"/>
-          <w:sz w:val="32"/>
-          <w:szCs w:val="32"/>
-          <w:lang w:eastAsia="ru-RU"/>
-        </w:rPr>
-        <w:t>()</w:t>
-      </w:r>
-      <w:r>
-        <w:rPr>
-          <w:rFonts w:ascii="Times New Roman" w:eastAsia="Times New Roman" w:hAnsi="Times New Roman" w:cs="Times New Roman"/>
-          <w:color w:val="000000"/>
-          <w:sz w:val="32"/>
-          <w:szCs w:val="32"/>
-          <w:lang w:eastAsia="ru-RU"/>
-        </w:rPr>
-        <w:t>.</w:t>
-      </w:r>
-    </w:p>
-    <w:p>
-      <w:pPr>
-        <w:spacing w:after="0" w:line="240" w:lineRule="auto"/>
-        <w:jc w:val="both"/>
-        <w:rPr>
-          <w:rFonts w:ascii="Times New Roman" w:eastAsia="Times New Roman" w:hAnsi="Times New Roman" w:cs="Times New Roman"/>
-          <w:color w:val="000000"/>
-          <w:sz w:val="32"/>
-          <w:szCs w:val="32"/>
-          <w:lang w:eastAsia="ru-RU"/>
         </w:rPr>
       </w:pPr>
     </w:p>
@@ -37051,7 +37391,7 @@
           <w:color w:val="000000"/>
           <w:sz w:val="32"/>
           <w:szCs w:val="32"/>
-          <w:lang w:val="en-US" w:eastAsia="ru-RU"/>
+          <w:lang w:eastAsia="ru-RU"/>
         </w:rPr>
       </w:pPr>
       <w:r>
@@ -37062,7 +37402,7 @@
           <w:color w:val="000000"/>
           <w:sz w:val="32"/>
           <w:szCs w:val="32"/>
-          <w:lang w:val="en-US" w:eastAsia="ru-RU"/>
+          <w:lang w:eastAsia="ru-RU"/>
         </w:rPr>
         <w:t xml:space="preserve">3 </w:t>
       </w:r>
@@ -37831,172 +38171,9 @@
           <w:sz w:val="32"/>
           <w:szCs w:val="32"/>
         </w:rPr>
-        <w:t xml:space="preserve"> «»</w:t>
-      </w:r>
-    </w:p>
-    <w:p>
-      <w:pPr>
-        <w:spacing w:before="100" w:after="100" w:line="240" w:lineRule="auto"/>
-        <w:ind w:right="-60"/>
-        <w:jc w:val="both"/>
-        <w:rPr>
-          <w:rFonts w:ascii="Times New Roman" w:eastAsia="Times New Roman" w:hAnsi="Times New Roman" w:cs="Times New Roman"/>
-          <w:color w:val="000000"/>
-          <w:sz w:val="32"/>
-          <w:szCs w:val="32"/>
-          <w:lang w:eastAsia="ru-RU"/>
-        </w:rPr>
-      </w:pPr>
-      <w:r>
-        <w:rPr>
-          <w:rFonts w:ascii="Times New Roman" w:eastAsia="Times New Roman" w:hAnsi="Times New Roman" w:cs="Times New Roman"/>
-          <w:b/>
-          <w:bCs/>
-          <w:color w:val="000000"/>
-          <w:sz w:val="32"/>
-          <w:szCs w:val="32"/>
-          <w:lang w:eastAsia="ru-RU"/>
-        </w:rPr>
-        <w:t>1 Цель работы</w:t>
-      </w:r>
-    </w:p>
-    <w:p>
-      <w:pPr>
-        <w:spacing w:after="0" w:line="240" w:lineRule="auto"/>
-        <w:jc w:val="both"/>
-        <w:rPr>
-          <w:rFonts w:ascii="Times New Roman" w:eastAsia="Times New Roman" w:hAnsi="Times New Roman" w:cs="Times New Roman"/>
-          <w:color w:val="000000"/>
-          <w:sz w:val="32"/>
-          <w:szCs w:val="32"/>
-          <w:lang w:eastAsia="ru-RU"/>
-        </w:rPr>
-      </w:pPr>
-    </w:p>
-    <w:p>
-      <w:pPr>
-        <w:spacing w:before="100" w:after="100" w:line="240" w:lineRule="auto"/>
-        <w:ind w:right="-60"/>
-        <w:jc w:val="both"/>
-        <w:rPr>
-          <w:rFonts w:ascii="Times New Roman" w:eastAsia="Times New Roman" w:hAnsi="Times New Roman" w:cs="Times New Roman"/>
-          <w:color w:val="000000"/>
-          <w:sz w:val="32"/>
-          <w:szCs w:val="32"/>
-          <w:lang w:eastAsia="ru-RU"/>
-        </w:rPr>
-      </w:pPr>
-      <w:r>
-        <w:rPr>
-          <w:rFonts w:ascii="Times New Roman" w:eastAsia="Times New Roman" w:hAnsi="Times New Roman" w:cs="Times New Roman"/>
-          <w:b/>
-          <w:bCs/>
-          <w:color w:val="000000"/>
-          <w:sz w:val="32"/>
-          <w:szCs w:val="32"/>
-          <w:lang w:eastAsia="ru-RU"/>
-        </w:rPr>
-        <w:t>2</w:t>
-      </w:r>
-      <w:r>
-        <w:rPr>
-          <w:rFonts w:ascii="Times New Roman" w:eastAsia="Times New Roman" w:hAnsi="Times New Roman" w:cs="Times New Roman"/>
-          <w:b/>
-          <w:bCs/>
-          <w:color w:val="000000"/>
-          <w:sz w:val="32"/>
-          <w:szCs w:val="32"/>
-          <w:lang w:eastAsia="ru-RU"/>
-        </w:rPr>
-        <w:t xml:space="preserve"> Контрольные вопросы</w:t>
-      </w:r>
-    </w:p>
-    <w:p>
-      <w:pPr>
-        <w:spacing w:before="100" w:after="100" w:line="240" w:lineRule="auto"/>
-        <w:ind w:right="-60"/>
-        <w:jc w:val="both"/>
-        <w:rPr>
-          <w:rFonts w:ascii="Times New Roman" w:eastAsia="Times New Roman" w:hAnsi="Times New Roman" w:cs="Times New Roman"/>
-          <w:sz w:val="24"/>
-          <w:szCs w:val="24"/>
-          <w:lang w:eastAsia="ru-RU"/>
-        </w:rPr>
-      </w:pPr>
-    </w:p>
-    <w:p>
-      <w:pPr>
-        <w:spacing w:before="100" w:after="100" w:line="240" w:lineRule="auto"/>
-        <w:ind w:right="-60"/>
-        <w:jc w:val="both"/>
-        <w:rPr>
-          <w:rFonts w:ascii="Times New Roman" w:eastAsia="Times New Roman" w:hAnsi="Times New Roman" w:cs="Times New Roman"/>
-          <w:color w:val="000000"/>
-          <w:sz w:val="32"/>
-          <w:szCs w:val="32"/>
-          <w:lang w:eastAsia="ru-RU"/>
-        </w:rPr>
-      </w:pPr>
-      <w:r>
-        <w:rPr>
-          <w:rFonts w:ascii="Times New Roman" w:eastAsia="Times New Roman" w:hAnsi="Times New Roman" w:cs="Times New Roman"/>
-          <w:b/>
-          <w:bCs/>
-          <w:color w:val="000000"/>
-          <w:sz w:val="32"/>
-          <w:szCs w:val="32"/>
-          <w:lang w:eastAsia="ru-RU"/>
-        </w:rPr>
-        <w:t>3</w:t>
-      </w:r>
-      <w:r>
-        <w:rPr>
-          <w:rFonts w:ascii="Times New Roman" w:eastAsia="Times New Roman" w:hAnsi="Times New Roman" w:cs="Times New Roman"/>
-          <w:b/>
-          <w:bCs/>
-          <w:color w:val="000000"/>
-          <w:sz w:val="32"/>
-          <w:szCs w:val="32"/>
-          <w:lang w:eastAsia="ru-RU"/>
-        </w:rPr>
-        <w:t xml:space="preserve"> Вывод</w:t>
-      </w:r>
-    </w:p>
-    <w:p>
-      <w:pPr>
-        <w:rPr>
-          <w:rFonts w:ascii="Times New Roman" w:eastAsia="Times New Roman" w:hAnsi="Times New Roman" w:cs="Times New Roman"/>
-          <w:color w:val="000000"/>
-          <w:sz w:val="32"/>
-          <w:szCs w:val="32"/>
-          <w:lang w:eastAsia="ru-RU"/>
-        </w:rPr>
-      </w:pPr>
-    </w:p>
-    <w:p>
-      <w:pPr>
-        <w:rPr>
-          <w:rFonts w:ascii="Times New Roman" w:eastAsia="Times New Roman" w:hAnsi="Times New Roman" w:cs="Times New Roman"/>
-          <w:color w:val="000000"/>
-          <w:sz w:val="32"/>
-          <w:szCs w:val="32"/>
-          <w:lang w:eastAsia="ru-RU"/>
-        </w:rPr>
-      </w:pPr>
-      <w:r>
-        <w:rPr>
-          <w:rFonts w:ascii="Times New Roman" w:eastAsia="Times New Roman" w:hAnsi="Times New Roman" w:cs="Times New Roman"/>
-          <w:color w:val="000000"/>
-          <w:sz w:val="32"/>
-          <w:szCs w:val="32"/>
-          <w:lang w:eastAsia="ru-RU"/>
-        </w:rPr>
-        <w:br w:type="page"/>
-      </w:r>
-    </w:p>
-    <w:p>
-      <w:pPr>
-        <w:jc w:val="both"/>
+        <w:t xml:space="preserve"> «</w:t>
+      </w:r>
+      <w:r>
         <w:rPr>
           <w:rFonts w:ascii="Times New Roman" w:hAnsi="Times New Roman" w:cs="Times New Roman"/>
           <w:b/>
@@ -38004,7 +38181,8 @@
           <w:sz w:val="32"/>
           <w:szCs w:val="32"/>
         </w:rPr>
-      </w:pPr>
+        <w:t>Передача данных между модулями</w:t>
+      </w:r>
       <w:r>
         <w:rPr>
           <w:rFonts w:ascii="Times New Roman" w:hAnsi="Times New Roman" w:cs="Times New Roman"/>
@@ -38013,10 +38191,680 @@
           <w:sz w:val="32"/>
           <w:szCs w:val="32"/>
         </w:rPr>
-        <w:lastRenderedPageBreak/>
-        <w:t>Лабораторная работа №</w:t>
-      </w:r>
-      <w:r>
+        <w:t>»</w:t>
+      </w:r>
+    </w:p>
+    <w:p>
+      <w:pPr>
+        <w:spacing w:before="100" w:after="100" w:line="240" w:lineRule="auto"/>
+        <w:ind w:right="-60"/>
+        <w:jc w:val="both"/>
+        <w:rPr>
+          <w:rFonts w:ascii="Times New Roman" w:eastAsia="Times New Roman" w:hAnsi="Times New Roman" w:cs="Times New Roman"/>
+          <w:color w:val="000000"/>
+          <w:sz w:val="32"/>
+          <w:szCs w:val="32"/>
+          <w:lang w:eastAsia="ru-RU"/>
+        </w:rPr>
+      </w:pPr>
+      <w:r>
+        <w:rPr>
+          <w:rFonts w:ascii="Times New Roman" w:eastAsia="Times New Roman" w:hAnsi="Times New Roman" w:cs="Times New Roman"/>
+          <w:b/>
+          <w:bCs/>
+          <w:color w:val="000000"/>
+          <w:sz w:val="32"/>
+          <w:szCs w:val="32"/>
+          <w:lang w:eastAsia="ru-RU"/>
+        </w:rPr>
+        <w:t>1 Цель работы</w:t>
+      </w:r>
+    </w:p>
+    <w:p>
+      <w:pPr>
+        <w:tabs>
+          <w:tab w:val="left" w:pos="1982"/>
+        </w:tabs>
+        <w:spacing w:after="0" w:line="240" w:lineRule="auto"/>
+        <w:jc w:val="both"/>
+        <w:rPr>
+          <w:rFonts w:ascii="Times New Roman" w:eastAsia="Times New Roman" w:hAnsi="Times New Roman" w:cs="Times New Roman"/>
+          <w:color w:val="000000"/>
+          <w:sz w:val="32"/>
+          <w:szCs w:val="32"/>
+          <w:lang w:eastAsia="ru-RU"/>
+        </w:rPr>
+      </w:pPr>
+      <w:r>
+        <w:rPr>
+          <w:rFonts w:ascii="Times New Roman" w:eastAsia="Times New Roman" w:hAnsi="Times New Roman" w:cs="Times New Roman"/>
+          <w:color w:val="000000"/>
+          <w:sz w:val="32"/>
+          <w:szCs w:val="32"/>
+          <w:lang w:eastAsia="ru-RU"/>
+        </w:rPr>
+        <w:t xml:space="preserve">1.1 </w:t>
+      </w:r>
+      <w:r>
+        <w:rPr>
+          <w:rFonts w:ascii="Times New Roman" w:eastAsia="Times New Roman" w:hAnsi="Times New Roman" w:cs="Times New Roman"/>
+          <w:color w:val="000000"/>
+          <w:sz w:val="32"/>
+          <w:szCs w:val="32"/>
+          <w:lang w:eastAsia="ru-RU"/>
+        </w:rPr>
+        <w:t xml:space="preserve">Изучить процесс передачи данных между модулями в приложении </w:t>
+      </w:r>
+      <w:proofErr w:type="spellStart"/>
+      <w:r>
+        <w:rPr>
+          <w:rFonts w:ascii="Times New Roman" w:eastAsia="Times New Roman" w:hAnsi="Times New Roman" w:cs="Times New Roman"/>
+          <w:color w:val="000000"/>
+          <w:sz w:val="32"/>
+          <w:szCs w:val="32"/>
+          <w:lang w:eastAsia="ru-RU"/>
+        </w:rPr>
+        <w:t>Android</w:t>
+      </w:r>
+      <w:proofErr w:type="spellEnd"/>
+      <w:r>
+        <w:rPr>
+          <w:rFonts w:ascii="Times New Roman" w:eastAsia="Times New Roman" w:hAnsi="Times New Roman" w:cs="Times New Roman"/>
+          <w:color w:val="000000"/>
+          <w:sz w:val="32"/>
+          <w:szCs w:val="32"/>
+          <w:lang w:eastAsia="ru-RU"/>
+        </w:rPr>
+        <w:t>.</w:t>
+      </w:r>
+    </w:p>
+    <w:p>
+      <w:pPr>
+        <w:tabs>
+          <w:tab w:val="left" w:pos="1982"/>
+        </w:tabs>
+        <w:spacing w:after="0" w:line="240" w:lineRule="auto"/>
+        <w:jc w:val="both"/>
+        <w:rPr>
+          <w:rFonts w:ascii="Times New Roman" w:eastAsia="Times New Roman" w:hAnsi="Times New Roman" w:cs="Times New Roman"/>
+          <w:color w:val="000000"/>
+          <w:sz w:val="32"/>
+          <w:szCs w:val="32"/>
+          <w:lang w:eastAsia="ru-RU"/>
+        </w:rPr>
+      </w:pPr>
+    </w:p>
+    <w:p>
+      <w:pPr>
+        <w:spacing w:before="100" w:after="100" w:line="240" w:lineRule="auto"/>
+        <w:ind w:right="-60"/>
+        <w:jc w:val="both"/>
+        <w:rPr>
+          <w:rFonts w:ascii="Times New Roman" w:eastAsia="Times New Roman" w:hAnsi="Times New Roman" w:cs="Times New Roman"/>
+          <w:color w:val="000000"/>
+          <w:sz w:val="32"/>
+          <w:szCs w:val="32"/>
+          <w:lang w:eastAsia="ru-RU"/>
+        </w:rPr>
+      </w:pPr>
+      <w:r>
+        <w:rPr>
+          <w:rFonts w:ascii="Times New Roman" w:eastAsia="Times New Roman" w:hAnsi="Times New Roman" w:cs="Times New Roman"/>
+          <w:b/>
+          <w:bCs/>
+          <w:color w:val="000000"/>
+          <w:sz w:val="32"/>
+          <w:szCs w:val="32"/>
+          <w:lang w:eastAsia="ru-RU"/>
+        </w:rPr>
+        <w:t>2</w:t>
+      </w:r>
+      <w:r>
+        <w:rPr>
+          <w:rFonts w:ascii="Times New Roman" w:eastAsia="Times New Roman" w:hAnsi="Times New Roman" w:cs="Times New Roman"/>
+          <w:b/>
+          <w:bCs/>
+          <w:color w:val="000000"/>
+          <w:sz w:val="32"/>
+          <w:szCs w:val="32"/>
+          <w:lang w:eastAsia="ru-RU"/>
+        </w:rPr>
+        <w:t xml:space="preserve"> Контрольные вопросы</w:t>
+      </w:r>
+    </w:p>
+    <w:p>
+      <w:pPr>
+        <w:tabs>
+          <w:tab w:val="left" w:pos="1982"/>
+        </w:tabs>
+        <w:spacing w:after="0" w:line="240" w:lineRule="auto"/>
+        <w:jc w:val="both"/>
+        <w:rPr>
+          <w:rFonts w:ascii="Times New Roman" w:eastAsia="Times New Roman" w:hAnsi="Times New Roman" w:cs="Times New Roman"/>
+          <w:color w:val="000000"/>
+          <w:sz w:val="32"/>
+          <w:szCs w:val="32"/>
+          <w:lang w:eastAsia="ru-RU"/>
+        </w:rPr>
+      </w:pPr>
+      <w:r>
+        <w:rPr>
+          <w:rFonts w:ascii="Times New Roman" w:eastAsia="Times New Roman" w:hAnsi="Times New Roman" w:cs="Times New Roman"/>
+          <w:color w:val="000000"/>
+          <w:sz w:val="32"/>
+          <w:szCs w:val="32"/>
+          <w:lang w:eastAsia="ru-RU"/>
+        </w:rPr>
+        <w:t>2.1 Как передать параметры между модулями?</w:t>
+      </w:r>
+    </w:p>
+    <w:p>
+      <w:pPr>
+        <w:tabs>
+          <w:tab w:val="left" w:pos="1982"/>
+        </w:tabs>
+        <w:spacing w:after="0" w:line="240" w:lineRule="auto"/>
+        <w:jc w:val="both"/>
+        <w:rPr>
+          <w:rFonts w:ascii="Times New Roman" w:eastAsia="Times New Roman" w:hAnsi="Times New Roman" w:cs="Times New Roman"/>
+          <w:color w:val="000000"/>
+          <w:sz w:val="32"/>
+          <w:szCs w:val="32"/>
+          <w:lang w:eastAsia="ru-RU"/>
+        </w:rPr>
+      </w:pPr>
+      <w:r>
+        <w:rPr>
+          <w:rFonts w:ascii="Times New Roman" w:eastAsia="Times New Roman" w:hAnsi="Times New Roman" w:cs="Times New Roman"/>
+          <w:color w:val="000000"/>
+          <w:sz w:val="32"/>
+          <w:szCs w:val="32"/>
+          <w:lang w:eastAsia="ru-RU"/>
+        </w:rPr>
+        <w:t xml:space="preserve">Параметры между модулями передают через аргументы методов, статические переменные, </w:t>
+      </w:r>
+      <w:proofErr w:type="spellStart"/>
+      <w:r>
+        <w:rPr>
+          <w:rFonts w:ascii="Times New Roman" w:eastAsia="Times New Roman" w:hAnsi="Times New Roman" w:cs="Times New Roman"/>
+          <w:color w:val="000000"/>
+          <w:sz w:val="32"/>
+          <w:szCs w:val="32"/>
+          <w:lang w:eastAsia="ru-RU"/>
+        </w:rPr>
+        <w:t>Dependency</w:t>
+      </w:r>
+      <w:proofErr w:type="spellEnd"/>
+      <w:r>
+        <w:rPr>
+          <w:rFonts w:ascii="Times New Roman" w:eastAsia="Times New Roman" w:hAnsi="Times New Roman" w:cs="Times New Roman"/>
+          <w:color w:val="000000"/>
+          <w:sz w:val="32"/>
+          <w:szCs w:val="32"/>
+          <w:lang w:eastAsia="ru-RU"/>
+        </w:rPr>
+        <w:t xml:space="preserve"> </w:t>
+      </w:r>
+      <w:proofErr w:type="spellStart"/>
+      <w:r>
+        <w:rPr>
+          <w:rFonts w:ascii="Times New Roman" w:eastAsia="Times New Roman" w:hAnsi="Times New Roman" w:cs="Times New Roman"/>
+          <w:color w:val="000000"/>
+          <w:sz w:val="32"/>
+          <w:szCs w:val="32"/>
+          <w:lang w:eastAsia="ru-RU"/>
+        </w:rPr>
+        <w:t>Injection</w:t>
+      </w:r>
+      <w:proofErr w:type="spellEnd"/>
+      <w:r>
+        <w:rPr>
+          <w:rFonts w:ascii="Times New Roman" w:eastAsia="Times New Roman" w:hAnsi="Times New Roman" w:cs="Times New Roman"/>
+          <w:color w:val="000000"/>
+          <w:sz w:val="32"/>
+          <w:szCs w:val="32"/>
+          <w:lang w:eastAsia="ru-RU"/>
+        </w:rPr>
+        <w:t>, файлы конфигурации, события или параметры командной строки.</w:t>
+      </w:r>
+    </w:p>
+    <w:p>
+      <w:pPr>
+        <w:tabs>
+          <w:tab w:val="left" w:pos="1982"/>
+        </w:tabs>
+        <w:spacing w:after="0" w:line="240" w:lineRule="auto"/>
+        <w:jc w:val="both"/>
+        <w:rPr>
+          <w:rFonts w:ascii="Times New Roman" w:eastAsia="Times New Roman" w:hAnsi="Times New Roman" w:cs="Times New Roman"/>
+          <w:color w:val="000000"/>
+          <w:sz w:val="32"/>
+          <w:szCs w:val="32"/>
+          <w:lang w:eastAsia="ru-RU"/>
+        </w:rPr>
+      </w:pPr>
+    </w:p>
+    <w:p>
+      <w:pPr>
+        <w:tabs>
+          <w:tab w:val="left" w:pos="1982"/>
+        </w:tabs>
+        <w:spacing w:after="0" w:line="240" w:lineRule="auto"/>
+        <w:jc w:val="both"/>
+        <w:rPr>
+          <w:rFonts w:ascii="Times New Roman" w:eastAsia="Times New Roman" w:hAnsi="Times New Roman" w:cs="Times New Roman"/>
+          <w:color w:val="000000"/>
+          <w:sz w:val="32"/>
+          <w:szCs w:val="32"/>
+          <w:lang w:eastAsia="ru-RU"/>
+        </w:rPr>
+      </w:pPr>
+      <w:r>
+        <w:rPr>
+          <w:rFonts w:ascii="Times New Roman" w:eastAsia="Times New Roman" w:hAnsi="Times New Roman" w:cs="Times New Roman"/>
+          <w:color w:val="000000"/>
+          <w:sz w:val="32"/>
+          <w:szCs w:val="32"/>
+          <w:lang w:eastAsia="ru-RU"/>
+        </w:rPr>
+        <w:t>2.2 Как передать значение простого типа с использованием навигации?</w:t>
+      </w:r>
+    </w:p>
+    <w:p>
+      <w:pPr>
+        <w:tabs>
+          <w:tab w:val="left" w:pos="1982"/>
+        </w:tabs>
+        <w:spacing w:after="0" w:line="240" w:lineRule="auto"/>
+        <w:jc w:val="both"/>
+        <w:rPr>
+          <w:rFonts w:ascii="Times New Roman" w:eastAsia="Times New Roman" w:hAnsi="Times New Roman" w:cs="Times New Roman"/>
+          <w:color w:val="000000"/>
+          <w:sz w:val="32"/>
+          <w:szCs w:val="32"/>
+          <w:lang w:eastAsia="ru-RU"/>
+        </w:rPr>
+      </w:pPr>
+      <w:r>
+        <w:rPr>
+          <w:rFonts w:ascii="Times New Roman" w:eastAsia="Times New Roman" w:hAnsi="Times New Roman" w:cs="Times New Roman"/>
+          <w:color w:val="000000"/>
+          <w:sz w:val="32"/>
+          <w:szCs w:val="32"/>
+          <w:lang w:eastAsia="ru-RU"/>
+        </w:rPr>
+        <w:t xml:space="preserve">При навигации значение простого типа передается как параметр в метод навигации (например, </w:t>
+      </w:r>
+      <w:proofErr w:type="spellStart"/>
+      <w:proofErr w:type="gramStart"/>
+      <w:r>
+        <w:rPr>
+          <w:rFonts w:ascii="Times New Roman" w:eastAsia="Times New Roman" w:hAnsi="Times New Roman" w:cs="Times New Roman"/>
+          <w:color w:val="000000"/>
+          <w:sz w:val="32"/>
+          <w:szCs w:val="32"/>
+          <w:lang w:eastAsia="ru-RU"/>
+        </w:rPr>
+        <w:t>Navigate</w:t>
+      </w:r>
+      <w:proofErr w:type="spellEnd"/>
+      <w:r>
+        <w:rPr>
+          <w:rFonts w:ascii="Times New Roman" w:eastAsia="Times New Roman" w:hAnsi="Times New Roman" w:cs="Times New Roman"/>
+          <w:color w:val="000000"/>
+          <w:sz w:val="32"/>
+          <w:szCs w:val="32"/>
+          <w:lang w:eastAsia="ru-RU"/>
+        </w:rPr>
+        <w:t>(</w:t>
+      </w:r>
+      <w:proofErr w:type="spellStart"/>
+      <w:proofErr w:type="gramEnd"/>
+      <w:r>
+        <w:rPr>
+          <w:rFonts w:ascii="Times New Roman" w:eastAsia="Times New Roman" w:hAnsi="Times New Roman" w:cs="Times New Roman"/>
+          <w:color w:val="000000"/>
+          <w:sz w:val="32"/>
+          <w:szCs w:val="32"/>
+          <w:lang w:eastAsia="ru-RU"/>
+        </w:rPr>
+        <w:t>new</w:t>
+      </w:r>
+      <w:proofErr w:type="spellEnd"/>
+      <w:r>
+        <w:rPr>
+          <w:rFonts w:ascii="Times New Roman" w:eastAsia="Times New Roman" w:hAnsi="Times New Roman" w:cs="Times New Roman"/>
+          <w:color w:val="000000"/>
+          <w:sz w:val="32"/>
+          <w:szCs w:val="32"/>
+          <w:lang w:eastAsia="ru-RU"/>
+        </w:rPr>
+        <w:t xml:space="preserve"> Page(), </w:t>
+      </w:r>
+      <w:proofErr w:type="spellStart"/>
+      <w:r>
+        <w:rPr>
+          <w:rFonts w:ascii="Times New Roman" w:eastAsia="Times New Roman" w:hAnsi="Times New Roman" w:cs="Times New Roman"/>
+          <w:color w:val="000000"/>
+          <w:sz w:val="32"/>
+          <w:szCs w:val="32"/>
+          <w:lang w:eastAsia="ru-RU"/>
+        </w:rPr>
+        <w:t>value</w:t>
+      </w:r>
+      <w:proofErr w:type="spellEnd"/>
+      <w:r>
+        <w:rPr>
+          <w:rFonts w:ascii="Times New Roman" w:eastAsia="Times New Roman" w:hAnsi="Times New Roman" w:cs="Times New Roman"/>
+          <w:color w:val="000000"/>
+          <w:sz w:val="32"/>
+          <w:szCs w:val="32"/>
+          <w:lang w:eastAsia="ru-RU"/>
+        </w:rPr>
+        <w:t xml:space="preserve">)), а на целевой странице принимается через </w:t>
+      </w:r>
+      <w:proofErr w:type="spellStart"/>
+      <w:r>
+        <w:rPr>
+          <w:rFonts w:ascii="Times New Roman" w:eastAsia="Times New Roman" w:hAnsi="Times New Roman" w:cs="Times New Roman"/>
+          <w:color w:val="000000"/>
+          <w:sz w:val="32"/>
+          <w:szCs w:val="32"/>
+          <w:lang w:eastAsia="ru-RU"/>
+        </w:rPr>
+        <w:t>e.Parameter</w:t>
+      </w:r>
+      <w:proofErr w:type="spellEnd"/>
+      <w:r>
+        <w:rPr>
+          <w:rFonts w:ascii="Times New Roman" w:eastAsia="Times New Roman" w:hAnsi="Times New Roman" w:cs="Times New Roman"/>
+          <w:color w:val="000000"/>
+          <w:sz w:val="32"/>
+          <w:szCs w:val="32"/>
+          <w:lang w:eastAsia="ru-RU"/>
+        </w:rPr>
+        <w:t xml:space="preserve"> в методе </w:t>
+      </w:r>
+      <w:proofErr w:type="spellStart"/>
+      <w:r>
+        <w:rPr>
+          <w:rFonts w:ascii="Times New Roman" w:eastAsia="Times New Roman" w:hAnsi="Times New Roman" w:cs="Times New Roman"/>
+          <w:color w:val="000000"/>
+          <w:sz w:val="32"/>
+          <w:szCs w:val="32"/>
+          <w:lang w:eastAsia="ru-RU"/>
+        </w:rPr>
+        <w:t>OnNavigatedTo</w:t>
+      </w:r>
+      <w:proofErr w:type="spellEnd"/>
+      <w:r>
+        <w:rPr>
+          <w:rFonts w:ascii="Times New Roman" w:eastAsia="Times New Roman" w:hAnsi="Times New Roman" w:cs="Times New Roman"/>
+          <w:color w:val="000000"/>
+          <w:sz w:val="32"/>
+          <w:szCs w:val="32"/>
+          <w:lang w:eastAsia="ru-RU"/>
+        </w:rPr>
+        <w:t>.</w:t>
+      </w:r>
+    </w:p>
+    <w:p>
+      <w:pPr>
+        <w:tabs>
+          <w:tab w:val="left" w:pos="1982"/>
+        </w:tabs>
+        <w:spacing w:after="0" w:line="240" w:lineRule="auto"/>
+        <w:jc w:val="both"/>
+        <w:rPr>
+          <w:rFonts w:ascii="Times New Roman" w:eastAsia="Times New Roman" w:hAnsi="Times New Roman" w:cs="Times New Roman"/>
+          <w:color w:val="000000"/>
+          <w:sz w:val="32"/>
+          <w:szCs w:val="32"/>
+          <w:lang w:eastAsia="ru-RU"/>
+        </w:rPr>
+      </w:pPr>
+    </w:p>
+    <w:p>
+      <w:pPr>
+        <w:tabs>
+          <w:tab w:val="left" w:pos="1982"/>
+        </w:tabs>
+        <w:spacing w:after="0" w:line="240" w:lineRule="auto"/>
+        <w:jc w:val="both"/>
+        <w:rPr>
+          <w:rFonts w:ascii="Times New Roman" w:eastAsia="Times New Roman" w:hAnsi="Times New Roman" w:cs="Times New Roman"/>
+          <w:color w:val="000000"/>
+          <w:sz w:val="32"/>
+          <w:szCs w:val="32"/>
+          <w:lang w:eastAsia="ru-RU"/>
+        </w:rPr>
+      </w:pPr>
+      <w:r>
+        <w:rPr>
+          <w:rFonts w:ascii="Times New Roman" w:eastAsia="Times New Roman" w:hAnsi="Times New Roman" w:cs="Times New Roman"/>
+          <w:color w:val="000000"/>
+          <w:sz w:val="32"/>
+          <w:szCs w:val="32"/>
+          <w:lang w:eastAsia="ru-RU"/>
+        </w:rPr>
+        <w:t>2.3 Как передать объект с использованием навигации?</w:t>
+      </w:r>
+    </w:p>
+    <w:p>
+      <w:pPr>
+        <w:tabs>
+          <w:tab w:val="left" w:pos="1982"/>
+        </w:tabs>
+        <w:spacing w:after="0" w:line="240" w:lineRule="auto"/>
+        <w:jc w:val="both"/>
+        <w:rPr>
+          <w:rFonts w:ascii="Times New Roman" w:eastAsia="Times New Roman" w:hAnsi="Times New Roman" w:cs="Times New Roman"/>
+          <w:color w:val="000000"/>
+          <w:sz w:val="32"/>
+          <w:szCs w:val="32"/>
+          <w:lang w:eastAsia="ru-RU"/>
+        </w:rPr>
+      </w:pPr>
+      <w:r>
+        <w:rPr>
+          <w:rFonts w:ascii="Times New Roman" w:eastAsia="Times New Roman" w:hAnsi="Times New Roman" w:cs="Times New Roman"/>
+          <w:color w:val="000000"/>
+          <w:sz w:val="32"/>
+          <w:szCs w:val="32"/>
+          <w:lang w:eastAsia="ru-RU"/>
+        </w:rPr>
+        <w:t xml:space="preserve">Объект передается как параметр навигации (например, </w:t>
+      </w:r>
+      <w:proofErr w:type="spellStart"/>
+      <w:proofErr w:type="gramStart"/>
+      <w:r>
+        <w:rPr>
+          <w:rFonts w:ascii="Times New Roman" w:eastAsia="Times New Roman" w:hAnsi="Times New Roman" w:cs="Times New Roman"/>
+          <w:color w:val="000000"/>
+          <w:sz w:val="32"/>
+          <w:szCs w:val="32"/>
+          <w:lang w:eastAsia="ru-RU"/>
+        </w:rPr>
+        <w:t>Navigate</w:t>
+      </w:r>
+      <w:proofErr w:type="spellEnd"/>
+      <w:r>
+        <w:rPr>
+          <w:rFonts w:ascii="Times New Roman" w:eastAsia="Times New Roman" w:hAnsi="Times New Roman" w:cs="Times New Roman"/>
+          <w:color w:val="000000"/>
+          <w:sz w:val="32"/>
+          <w:szCs w:val="32"/>
+          <w:lang w:eastAsia="ru-RU"/>
+        </w:rPr>
+        <w:t>(</w:t>
+      </w:r>
+      <w:proofErr w:type="spellStart"/>
+      <w:proofErr w:type="gramEnd"/>
+      <w:r>
+        <w:rPr>
+          <w:rFonts w:ascii="Times New Roman" w:eastAsia="Times New Roman" w:hAnsi="Times New Roman" w:cs="Times New Roman"/>
+          <w:color w:val="000000"/>
+          <w:sz w:val="32"/>
+          <w:szCs w:val="32"/>
+          <w:lang w:eastAsia="ru-RU"/>
+        </w:rPr>
+        <w:t>new</w:t>
+      </w:r>
+      <w:proofErr w:type="spellEnd"/>
+      <w:r>
+        <w:rPr>
+          <w:rFonts w:ascii="Times New Roman" w:eastAsia="Times New Roman" w:hAnsi="Times New Roman" w:cs="Times New Roman"/>
+          <w:color w:val="000000"/>
+          <w:sz w:val="32"/>
+          <w:szCs w:val="32"/>
+          <w:lang w:eastAsia="ru-RU"/>
+        </w:rPr>
+        <w:t xml:space="preserve"> Page(), объект)), а на целевой странице принимается через </w:t>
+      </w:r>
+      <w:proofErr w:type="spellStart"/>
+      <w:r>
+        <w:rPr>
+          <w:rFonts w:ascii="Times New Roman" w:eastAsia="Times New Roman" w:hAnsi="Times New Roman" w:cs="Times New Roman"/>
+          <w:color w:val="000000"/>
+          <w:sz w:val="32"/>
+          <w:szCs w:val="32"/>
+          <w:lang w:eastAsia="ru-RU"/>
+        </w:rPr>
+        <w:t>e.Parameter</w:t>
+      </w:r>
+      <w:proofErr w:type="spellEnd"/>
+      <w:r>
+        <w:rPr>
+          <w:rFonts w:ascii="Times New Roman" w:eastAsia="Times New Roman" w:hAnsi="Times New Roman" w:cs="Times New Roman"/>
+          <w:color w:val="000000"/>
+          <w:sz w:val="32"/>
+          <w:szCs w:val="32"/>
+          <w:lang w:eastAsia="ru-RU"/>
+        </w:rPr>
+        <w:t xml:space="preserve"> с приведением к нужному типу.</w:t>
+      </w:r>
+    </w:p>
+    <w:p>
+      <w:pPr>
+        <w:tabs>
+          <w:tab w:val="left" w:pos="1982"/>
+        </w:tabs>
+        <w:spacing w:after="0" w:line="240" w:lineRule="auto"/>
+        <w:jc w:val="both"/>
+        <w:rPr>
+          <w:rFonts w:ascii="Times New Roman" w:eastAsia="Times New Roman" w:hAnsi="Times New Roman" w:cs="Times New Roman"/>
+          <w:color w:val="000000"/>
+          <w:sz w:val="32"/>
+          <w:szCs w:val="32"/>
+          <w:lang w:eastAsia="ru-RU"/>
+        </w:rPr>
+      </w:pPr>
+    </w:p>
+    <w:p>
+      <w:pPr>
+        <w:spacing w:before="100" w:after="100" w:line="240" w:lineRule="auto"/>
+        <w:ind w:right="-60"/>
+        <w:jc w:val="both"/>
+        <w:rPr>
+          <w:rFonts w:ascii="Times New Roman" w:eastAsia="Times New Roman" w:hAnsi="Times New Roman" w:cs="Times New Roman"/>
+          <w:color w:val="000000"/>
+          <w:sz w:val="32"/>
+          <w:szCs w:val="32"/>
+          <w:lang w:eastAsia="ru-RU"/>
+        </w:rPr>
+      </w:pPr>
+      <w:r>
+        <w:rPr>
+          <w:rFonts w:ascii="Times New Roman" w:eastAsia="Times New Roman" w:hAnsi="Times New Roman" w:cs="Times New Roman"/>
+          <w:b/>
+          <w:bCs/>
+          <w:color w:val="000000"/>
+          <w:sz w:val="32"/>
+          <w:szCs w:val="32"/>
+          <w:lang w:eastAsia="ru-RU"/>
+        </w:rPr>
+        <w:t>3</w:t>
+      </w:r>
+      <w:r>
+        <w:rPr>
+          <w:rFonts w:ascii="Times New Roman" w:eastAsia="Times New Roman" w:hAnsi="Times New Roman" w:cs="Times New Roman"/>
+          <w:b/>
+          <w:bCs/>
+          <w:color w:val="000000"/>
+          <w:sz w:val="32"/>
+          <w:szCs w:val="32"/>
+          <w:lang w:eastAsia="ru-RU"/>
+        </w:rPr>
+        <w:t xml:space="preserve"> Вывод</w:t>
+      </w:r>
+    </w:p>
+    <w:p>
+      <w:pPr>
+        <w:rPr>
+          <w:rFonts w:ascii="Times New Roman" w:eastAsia="Times New Roman" w:hAnsi="Times New Roman" w:cs="Times New Roman"/>
+          <w:color w:val="000000"/>
+          <w:sz w:val="32"/>
+          <w:szCs w:val="32"/>
+          <w:lang w:val="en-US" w:eastAsia="ru-RU"/>
+        </w:rPr>
+      </w:pPr>
+      <w:r>
+        <w:rPr>
+          <w:rFonts w:ascii="Times New Roman" w:eastAsia="Times New Roman" w:hAnsi="Times New Roman" w:cs="Times New Roman"/>
+          <w:color w:val="000000"/>
+          <w:sz w:val="32"/>
+          <w:szCs w:val="32"/>
+          <w:lang w:eastAsia="ru-RU"/>
+        </w:rPr>
+        <w:t xml:space="preserve">Изучили процесс передачи данных между модулями в приложении </w:t>
+      </w:r>
+      <w:proofErr w:type="spellStart"/>
+      <w:r>
+        <w:rPr>
+          <w:rFonts w:ascii="Times New Roman" w:eastAsia="Times New Roman" w:hAnsi="Times New Roman" w:cs="Times New Roman"/>
+          <w:color w:val="000000"/>
+          <w:sz w:val="32"/>
+          <w:szCs w:val="32"/>
+          <w:lang w:eastAsia="ru-RU"/>
+        </w:rPr>
+        <w:t>Android</w:t>
+      </w:r>
+      <w:proofErr w:type="spellEnd"/>
+      <w:r>
+        <w:rPr>
+          <w:rFonts w:ascii="Times New Roman" w:eastAsia="Times New Roman" w:hAnsi="Times New Roman" w:cs="Times New Roman"/>
+          <w:color w:val="000000"/>
+          <w:sz w:val="32"/>
+          <w:szCs w:val="32"/>
+          <w:lang w:eastAsia="ru-RU"/>
+        </w:rPr>
+        <w:t>.</w:t>
+      </w:r>
+    </w:p>
+    <w:p>
+      <w:pPr>
+        <w:rPr>
+          <w:rFonts w:ascii="Times New Roman" w:eastAsia="Times New Roman" w:hAnsi="Times New Roman" w:cs="Times New Roman"/>
+          <w:color w:val="000000"/>
+          <w:sz w:val="32"/>
+          <w:szCs w:val="32"/>
+          <w:lang w:eastAsia="ru-RU"/>
+        </w:rPr>
+      </w:pPr>
+      <w:r>
+        <w:rPr>
+          <w:rFonts w:ascii="Times New Roman" w:eastAsia="Times New Roman" w:hAnsi="Times New Roman" w:cs="Times New Roman"/>
+          <w:color w:val="000000"/>
+          <w:sz w:val="32"/>
+          <w:szCs w:val="32"/>
+          <w:lang w:eastAsia="ru-RU"/>
+        </w:rPr>
+        <w:br w:type="page"/>
+      </w:r>
+    </w:p>
+    <w:p>
+      <w:pPr>
+        <w:jc w:val="both"/>
         <w:rPr>
           <w:rFonts w:ascii="Times New Roman" w:hAnsi="Times New Roman" w:cs="Times New Roman"/>
           <w:b/>
@@ -38024,8 +38872,7 @@
           <w:sz w:val="32"/>
           <w:szCs w:val="32"/>
         </w:rPr>
-        <w:t>28</w:t>
-      </w:r>
+      </w:pPr>
       <w:r>
         <w:rPr>
           <w:rFonts w:ascii="Times New Roman" w:hAnsi="Times New Roman" w:cs="Times New Roman"/>
@@ -38034,7 +38881,48 @@
           <w:sz w:val="32"/>
           <w:szCs w:val="32"/>
         </w:rPr>
-        <w:t xml:space="preserve"> «»</w:t>
+        <w:lastRenderedPageBreak/>
+        <w:t>Лабораторная работа №</w:t>
+      </w:r>
+      <w:r>
+        <w:rPr>
+          <w:rFonts w:ascii="Times New Roman" w:hAnsi="Times New Roman" w:cs="Times New Roman"/>
+          <w:b/>
+          <w:bCs/>
+          <w:sz w:val="32"/>
+          <w:szCs w:val="32"/>
+        </w:rPr>
+        <w:t>28</w:t>
+      </w:r>
+      <w:r>
+        <w:rPr>
+          <w:rFonts w:ascii="Times New Roman" w:hAnsi="Times New Roman" w:cs="Times New Roman"/>
+          <w:b/>
+          <w:bCs/>
+          <w:sz w:val="32"/>
+          <w:szCs w:val="32"/>
+        </w:rPr>
+        <w:t xml:space="preserve"> «</w:t>
+      </w:r>
+      <w:r>
+        <w:rPr>
+          <w:rFonts w:ascii="Times New Roman" w:hAnsi="Times New Roman" w:cs="Times New Roman"/>
+          <w:b/>
+          <w:bCs/>
+          <w:sz w:val="32"/>
+          <w:szCs w:val="32"/>
+        </w:rPr>
+        <w:t>Работа с БД</w:t>
+      </w:r>
+      <w:r>
+        <w:rPr>
+          <w:rFonts w:ascii="Times New Roman" w:hAnsi="Times New Roman" w:cs="Times New Roman"/>
+          <w:b/>
+          <w:bCs/>
+          <w:sz w:val="32"/>
+          <w:szCs w:val="32"/>
+        </w:rPr>
+        <w:t>»</w:t>
       </w:r>
     </w:p>
     <w:p>
@@ -38065,6 +38953,67 @@
     </w:p>
     <w:p>
       <w:pPr>
+        <w:tabs>
+          <w:tab w:val="left" w:pos="1982"/>
+        </w:tabs>
+        <w:spacing w:after="0" w:line="240" w:lineRule="auto"/>
+        <w:jc w:val="both"/>
+        <w:rPr>
+          <w:rFonts w:ascii="Times New Roman" w:eastAsia="Times New Roman" w:hAnsi="Times New Roman" w:cs="Times New Roman"/>
+          <w:color w:val="000000"/>
+          <w:sz w:val="32"/>
+          <w:szCs w:val="32"/>
+          <w:lang w:eastAsia="ru-RU"/>
+        </w:rPr>
+      </w:pPr>
+      <w:r>
+        <w:rPr>
+          <w:rFonts w:ascii="Times New Roman" w:eastAsia="Times New Roman" w:hAnsi="Times New Roman" w:cs="Times New Roman"/>
+          <w:color w:val="000000"/>
+          <w:sz w:val="32"/>
+          <w:szCs w:val="32"/>
+          <w:lang w:eastAsia="ru-RU"/>
+        </w:rPr>
+        <w:t xml:space="preserve">1.1 </w:t>
+      </w:r>
+      <w:r>
+        <w:rPr>
+          <w:rFonts w:ascii="Times New Roman" w:eastAsia="Times New Roman" w:hAnsi="Times New Roman" w:cs="Times New Roman"/>
+          <w:color w:val="000000"/>
+          <w:sz w:val="32"/>
+          <w:szCs w:val="32"/>
+          <w:lang w:eastAsia="ru-RU"/>
+        </w:rPr>
+        <w:t xml:space="preserve">Изучить процесс работы с БД в приложении </w:t>
+      </w:r>
+      <w:proofErr w:type="spellStart"/>
+      <w:r>
+        <w:rPr>
+          <w:rFonts w:ascii="Times New Roman" w:eastAsia="Times New Roman" w:hAnsi="Times New Roman" w:cs="Times New Roman"/>
+          <w:color w:val="000000"/>
+          <w:sz w:val="32"/>
+          <w:szCs w:val="32"/>
+          <w:lang w:eastAsia="ru-RU"/>
+        </w:rPr>
+        <w:t>Android</w:t>
+      </w:r>
+      <w:proofErr w:type="spellEnd"/>
+      <w:r>
+        <w:rPr>
+          <w:rFonts w:ascii="Times New Roman" w:eastAsia="Times New Roman" w:hAnsi="Times New Roman" w:cs="Times New Roman"/>
+          <w:color w:val="000000"/>
+          <w:sz w:val="32"/>
+          <w:szCs w:val="32"/>
+          <w:lang w:eastAsia="ru-RU"/>
+        </w:rPr>
+        <w:t>.</w:t>
+      </w:r>
+    </w:p>
+    <w:p>
+      <w:pPr>
+        <w:tabs>
+          <w:tab w:val="left" w:pos="1982"/>
+        </w:tabs>
         <w:spacing w:after="0" w:line="240" w:lineRule="auto"/>
         <w:jc w:val="both"/>
         <w:rPr>
@@ -38112,6 +39061,1028 @@
           <w:lang w:eastAsia="ru-RU"/>
         </w:rPr>
         <w:t xml:space="preserve"> Контрольные вопросы</w:t>
+      </w:r>
+    </w:p>
+    <w:p>
+      <w:pPr>
+        <w:tabs>
+          <w:tab w:val="left" w:pos="1982"/>
+        </w:tabs>
+        <w:spacing w:after="0" w:line="240" w:lineRule="auto"/>
+        <w:jc w:val="both"/>
+        <w:rPr>
+          <w:rFonts w:ascii="Times New Roman" w:eastAsia="Times New Roman" w:hAnsi="Times New Roman" w:cs="Times New Roman"/>
+          <w:color w:val="000000"/>
+          <w:sz w:val="32"/>
+          <w:szCs w:val="32"/>
+          <w:lang w:eastAsia="ru-RU"/>
+        </w:rPr>
+      </w:pPr>
+      <w:r>
+        <w:rPr>
+          <w:rFonts w:ascii="Times New Roman" w:eastAsia="Times New Roman" w:hAnsi="Times New Roman" w:cs="Times New Roman"/>
+          <w:color w:val="000000"/>
+          <w:sz w:val="32"/>
+          <w:szCs w:val="32"/>
+          <w:lang w:eastAsia="ru-RU"/>
+        </w:rPr>
+        <w:t xml:space="preserve">2.1 Как создать БД </w:t>
+      </w:r>
+      <w:proofErr w:type="spellStart"/>
+      <w:r>
+        <w:rPr>
+          <w:rFonts w:ascii="Times New Roman" w:eastAsia="Times New Roman" w:hAnsi="Times New Roman" w:cs="Times New Roman"/>
+          <w:color w:val="000000"/>
+          <w:sz w:val="32"/>
+          <w:szCs w:val="32"/>
+          <w:lang w:eastAsia="ru-RU"/>
+        </w:rPr>
+        <w:t>SQLite</w:t>
+      </w:r>
+      <w:proofErr w:type="spellEnd"/>
+      <w:r>
+        <w:rPr>
+          <w:rFonts w:ascii="Times New Roman" w:eastAsia="Times New Roman" w:hAnsi="Times New Roman" w:cs="Times New Roman"/>
+          <w:color w:val="000000"/>
+          <w:sz w:val="32"/>
+          <w:szCs w:val="32"/>
+          <w:lang w:eastAsia="ru-RU"/>
+        </w:rPr>
+        <w:t xml:space="preserve"> в приложении </w:t>
+      </w:r>
+      <w:proofErr w:type="spellStart"/>
+      <w:r>
+        <w:rPr>
+          <w:rFonts w:ascii="Times New Roman" w:eastAsia="Times New Roman" w:hAnsi="Times New Roman" w:cs="Times New Roman"/>
+          <w:color w:val="000000"/>
+          <w:sz w:val="32"/>
+          <w:szCs w:val="32"/>
+          <w:lang w:eastAsia="ru-RU"/>
+        </w:rPr>
+        <w:t>Android</w:t>
+      </w:r>
+      <w:proofErr w:type="spellEnd"/>
+      <w:r>
+        <w:rPr>
+          <w:rFonts w:ascii="Times New Roman" w:eastAsia="Times New Roman" w:hAnsi="Times New Roman" w:cs="Times New Roman"/>
+          <w:color w:val="000000"/>
+          <w:sz w:val="32"/>
+          <w:szCs w:val="32"/>
+          <w:lang w:eastAsia="ru-RU"/>
+        </w:rPr>
+        <w:t>?</w:t>
+      </w:r>
+    </w:p>
+    <w:p>
+      <w:pPr>
+        <w:tabs>
+          <w:tab w:val="left" w:pos="1982"/>
+        </w:tabs>
+        <w:spacing w:after="0" w:line="240" w:lineRule="auto"/>
+        <w:jc w:val="both"/>
+        <w:rPr>
+          <w:rFonts w:ascii="Times New Roman" w:eastAsia="Times New Roman" w:hAnsi="Times New Roman" w:cs="Times New Roman"/>
+          <w:color w:val="000000"/>
+          <w:sz w:val="32"/>
+          <w:szCs w:val="32"/>
+          <w:lang w:eastAsia="ru-RU"/>
+        </w:rPr>
+      </w:pPr>
+      <w:r>
+        <w:rPr>
+          <w:rFonts w:ascii="Times New Roman" w:eastAsia="Times New Roman" w:hAnsi="Times New Roman" w:cs="Times New Roman"/>
+          <w:color w:val="000000"/>
+          <w:sz w:val="32"/>
+          <w:szCs w:val="32"/>
+          <w:lang w:eastAsia="ru-RU"/>
+        </w:rPr>
+        <w:t xml:space="preserve">Создать класс, унаследованный от </w:t>
+      </w:r>
+      <w:proofErr w:type="spellStart"/>
+      <w:r>
+        <w:rPr>
+          <w:rFonts w:ascii="Times New Roman" w:eastAsia="Times New Roman" w:hAnsi="Times New Roman" w:cs="Times New Roman"/>
+          <w:color w:val="000000"/>
+          <w:sz w:val="32"/>
+          <w:szCs w:val="32"/>
+          <w:lang w:eastAsia="ru-RU"/>
+        </w:rPr>
+        <w:t>SQLiteOpenHelper</w:t>
+      </w:r>
+      <w:proofErr w:type="spellEnd"/>
+      <w:r>
+        <w:rPr>
+          <w:rFonts w:ascii="Times New Roman" w:eastAsia="Times New Roman" w:hAnsi="Times New Roman" w:cs="Times New Roman"/>
+          <w:color w:val="000000"/>
+          <w:sz w:val="32"/>
+          <w:szCs w:val="32"/>
+          <w:lang w:eastAsia="ru-RU"/>
+        </w:rPr>
+        <w:t xml:space="preserve">, переопределить </w:t>
+      </w:r>
+      <w:proofErr w:type="spellStart"/>
+      <w:proofErr w:type="gramStart"/>
+      <w:r>
+        <w:rPr>
+          <w:rFonts w:ascii="Times New Roman" w:eastAsia="Times New Roman" w:hAnsi="Times New Roman" w:cs="Times New Roman"/>
+          <w:color w:val="000000"/>
+          <w:sz w:val="32"/>
+          <w:szCs w:val="32"/>
+          <w:lang w:eastAsia="ru-RU"/>
+        </w:rPr>
+        <w:t>onCreate</w:t>
+      </w:r>
+      <w:proofErr w:type="spellEnd"/>
+      <w:r>
+        <w:rPr>
+          <w:rFonts w:ascii="Times New Roman" w:eastAsia="Times New Roman" w:hAnsi="Times New Roman" w:cs="Times New Roman"/>
+          <w:color w:val="000000"/>
+          <w:sz w:val="32"/>
+          <w:szCs w:val="32"/>
+          <w:lang w:eastAsia="ru-RU"/>
+        </w:rPr>
+        <w:t>(</w:t>
+      </w:r>
+      <w:proofErr w:type="gramEnd"/>
+      <w:r>
+        <w:rPr>
+          <w:rFonts w:ascii="Times New Roman" w:eastAsia="Times New Roman" w:hAnsi="Times New Roman" w:cs="Times New Roman"/>
+          <w:color w:val="000000"/>
+          <w:sz w:val="32"/>
+          <w:szCs w:val="32"/>
+          <w:lang w:eastAsia="ru-RU"/>
+        </w:rPr>
+        <w:t xml:space="preserve">) и </w:t>
+      </w:r>
+      <w:proofErr w:type="spellStart"/>
+      <w:r>
+        <w:rPr>
+          <w:rFonts w:ascii="Times New Roman" w:eastAsia="Times New Roman" w:hAnsi="Times New Roman" w:cs="Times New Roman"/>
+          <w:color w:val="000000"/>
+          <w:sz w:val="32"/>
+          <w:szCs w:val="32"/>
+          <w:lang w:eastAsia="ru-RU"/>
+        </w:rPr>
+        <w:t>onUpgrade</w:t>
+      </w:r>
+      <w:proofErr w:type="spellEnd"/>
+      <w:r>
+        <w:rPr>
+          <w:rFonts w:ascii="Times New Roman" w:eastAsia="Times New Roman" w:hAnsi="Times New Roman" w:cs="Times New Roman"/>
+          <w:color w:val="000000"/>
+          <w:sz w:val="32"/>
+          <w:szCs w:val="32"/>
+          <w:lang w:eastAsia="ru-RU"/>
+        </w:rPr>
+        <w:t xml:space="preserve">(), затем получить БД через </w:t>
+      </w:r>
+      <w:proofErr w:type="spellStart"/>
+      <w:r>
+        <w:rPr>
+          <w:rFonts w:ascii="Times New Roman" w:eastAsia="Times New Roman" w:hAnsi="Times New Roman" w:cs="Times New Roman"/>
+          <w:color w:val="000000"/>
+          <w:sz w:val="32"/>
+          <w:szCs w:val="32"/>
+          <w:lang w:eastAsia="ru-RU"/>
+        </w:rPr>
+        <w:t>getWritableDatabase</w:t>
+      </w:r>
+      <w:proofErr w:type="spellEnd"/>
+      <w:r>
+        <w:rPr>
+          <w:rFonts w:ascii="Times New Roman" w:eastAsia="Times New Roman" w:hAnsi="Times New Roman" w:cs="Times New Roman"/>
+          <w:color w:val="000000"/>
+          <w:sz w:val="32"/>
+          <w:szCs w:val="32"/>
+          <w:lang w:eastAsia="ru-RU"/>
+        </w:rPr>
+        <w:t>().</w:t>
+      </w:r>
+    </w:p>
+    <w:p>
+      <w:pPr>
+        <w:tabs>
+          <w:tab w:val="left" w:pos="1982"/>
+        </w:tabs>
+        <w:spacing w:after="0" w:line="240" w:lineRule="auto"/>
+        <w:jc w:val="both"/>
+        <w:rPr>
+          <w:rFonts w:ascii="Times New Roman" w:eastAsia="Times New Roman" w:hAnsi="Times New Roman" w:cs="Times New Roman"/>
+          <w:color w:val="000000"/>
+          <w:sz w:val="32"/>
+          <w:szCs w:val="32"/>
+          <w:lang w:eastAsia="ru-RU"/>
+        </w:rPr>
+      </w:pPr>
+    </w:p>
+    <w:p>
+      <w:pPr>
+        <w:tabs>
+          <w:tab w:val="left" w:pos="1982"/>
+        </w:tabs>
+        <w:spacing w:after="0" w:line="240" w:lineRule="auto"/>
+        <w:jc w:val="both"/>
+        <w:rPr>
+          <w:rFonts w:ascii="Times New Roman" w:eastAsia="Times New Roman" w:hAnsi="Times New Roman" w:cs="Times New Roman"/>
+          <w:color w:val="000000"/>
+          <w:sz w:val="32"/>
+          <w:szCs w:val="32"/>
+          <w:lang w:eastAsia="ru-RU"/>
+        </w:rPr>
+      </w:pPr>
+      <w:r>
+        <w:rPr>
+          <w:rFonts w:ascii="Times New Roman" w:eastAsia="Times New Roman" w:hAnsi="Times New Roman" w:cs="Times New Roman"/>
+          <w:color w:val="000000"/>
+          <w:sz w:val="32"/>
+          <w:szCs w:val="32"/>
+          <w:lang w:eastAsia="ru-RU"/>
+        </w:rPr>
+        <w:t xml:space="preserve">2.2 Как получить список строк таблицы БД </w:t>
+      </w:r>
+      <w:proofErr w:type="spellStart"/>
+      <w:r>
+        <w:rPr>
+          <w:rFonts w:ascii="Times New Roman" w:eastAsia="Times New Roman" w:hAnsi="Times New Roman" w:cs="Times New Roman"/>
+          <w:color w:val="000000"/>
+          <w:sz w:val="32"/>
+          <w:szCs w:val="32"/>
+          <w:lang w:eastAsia="ru-RU"/>
+        </w:rPr>
+        <w:t>SQLite</w:t>
+      </w:r>
+      <w:proofErr w:type="spellEnd"/>
+      <w:r>
+        <w:rPr>
+          <w:rFonts w:ascii="Times New Roman" w:eastAsia="Times New Roman" w:hAnsi="Times New Roman" w:cs="Times New Roman"/>
+          <w:color w:val="000000"/>
+          <w:sz w:val="32"/>
+          <w:szCs w:val="32"/>
+          <w:lang w:eastAsia="ru-RU"/>
+        </w:rPr>
+        <w:t xml:space="preserve"> в приложении </w:t>
+      </w:r>
+      <w:proofErr w:type="spellStart"/>
+      <w:r>
+        <w:rPr>
+          <w:rFonts w:ascii="Times New Roman" w:eastAsia="Times New Roman" w:hAnsi="Times New Roman" w:cs="Times New Roman"/>
+          <w:color w:val="000000"/>
+          <w:sz w:val="32"/>
+          <w:szCs w:val="32"/>
+          <w:lang w:eastAsia="ru-RU"/>
+        </w:rPr>
+        <w:t>Android</w:t>
+      </w:r>
+      <w:proofErr w:type="spellEnd"/>
+      <w:r>
+        <w:rPr>
+          <w:rFonts w:ascii="Times New Roman" w:eastAsia="Times New Roman" w:hAnsi="Times New Roman" w:cs="Times New Roman"/>
+          <w:color w:val="000000"/>
+          <w:sz w:val="32"/>
+          <w:szCs w:val="32"/>
+          <w:lang w:eastAsia="ru-RU"/>
+        </w:rPr>
+        <w:t>?</w:t>
+      </w:r>
+    </w:p>
+    <w:p>
+      <w:pPr>
+        <w:tabs>
+          <w:tab w:val="left" w:pos="1982"/>
+        </w:tabs>
+        <w:spacing w:after="0" w:line="240" w:lineRule="auto"/>
+        <w:jc w:val="both"/>
+        <w:rPr>
+          <w:rFonts w:ascii="Times New Roman" w:eastAsia="Times New Roman" w:hAnsi="Times New Roman" w:cs="Times New Roman"/>
+          <w:color w:val="000000"/>
+          <w:sz w:val="32"/>
+          <w:szCs w:val="32"/>
+          <w:lang w:eastAsia="ru-RU"/>
+        </w:rPr>
+      </w:pPr>
+      <w:r>
+        <w:rPr>
+          <w:rFonts w:ascii="Times New Roman" w:eastAsia="Times New Roman" w:hAnsi="Times New Roman" w:cs="Times New Roman"/>
+          <w:color w:val="000000"/>
+          <w:sz w:val="32"/>
+          <w:szCs w:val="32"/>
+          <w:lang w:eastAsia="ru-RU"/>
+        </w:rPr>
+        <w:t xml:space="preserve">Выполнить </w:t>
+      </w:r>
+      <w:proofErr w:type="spellStart"/>
+      <w:proofErr w:type="gramStart"/>
+      <w:r>
+        <w:rPr>
+          <w:rFonts w:ascii="Times New Roman" w:eastAsia="Times New Roman" w:hAnsi="Times New Roman" w:cs="Times New Roman"/>
+          <w:color w:val="000000"/>
+          <w:sz w:val="32"/>
+          <w:szCs w:val="32"/>
+          <w:lang w:eastAsia="ru-RU"/>
+        </w:rPr>
+        <w:t>query</w:t>
+      </w:r>
+      <w:proofErr w:type="spellEnd"/>
+      <w:r>
+        <w:rPr>
+          <w:rFonts w:ascii="Times New Roman" w:eastAsia="Times New Roman" w:hAnsi="Times New Roman" w:cs="Times New Roman"/>
+          <w:color w:val="000000"/>
+          <w:sz w:val="32"/>
+          <w:szCs w:val="32"/>
+          <w:lang w:eastAsia="ru-RU"/>
+        </w:rPr>
+        <w:t>(</w:t>
+      </w:r>
+      <w:proofErr w:type="gramEnd"/>
+      <w:r>
+        <w:rPr>
+          <w:rFonts w:ascii="Times New Roman" w:eastAsia="Times New Roman" w:hAnsi="Times New Roman" w:cs="Times New Roman"/>
+          <w:color w:val="000000"/>
+          <w:sz w:val="32"/>
+          <w:szCs w:val="32"/>
+          <w:lang w:eastAsia="ru-RU"/>
+        </w:rPr>
+        <w:t xml:space="preserve">) или </w:t>
+      </w:r>
+      <w:proofErr w:type="spellStart"/>
+      <w:r>
+        <w:rPr>
+          <w:rFonts w:ascii="Times New Roman" w:eastAsia="Times New Roman" w:hAnsi="Times New Roman" w:cs="Times New Roman"/>
+          <w:color w:val="000000"/>
+          <w:sz w:val="32"/>
+          <w:szCs w:val="32"/>
+          <w:lang w:eastAsia="ru-RU"/>
+        </w:rPr>
+        <w:t>rawQuery</w:t>
+      </w:r>
+      <w:proofErr w:type="spellEnd"/>
+      <w:r>
+        <w:rPr>
+          <w:rFonts w:ascii="Times New Roman" w:eastAsia="Times New Roman" w:hAnsi="Times New Roman" w:cs="Times New Roman"/>
+          <w:color w:val="000000"/>
+          <w:sz w:val="32"/>
+          <w:szCs w:val="32"/>
+          <w:lang w:eastAsia="ru-RU"/>
+        </w:rPr>
+        <w:t xml:space="preserve">() на </w:t>
+      </w:r>
+      <w:proofErr w:type="spellStart"/>
+      <w:r>
+        <w:rPr>
+          <w:rFonts w:ascii="Times New Roman" w:eastAsia="Times New Roman" w:hAnsi="Times New Roman" w:cs="Times New Roman"/>
+          <w:color w:val="000000"/>
+          <w:sz w:val="32"/>
+          <w:szCs w:val="32"/>
+          <w:lang w:eastAsia="ru-RU"/>
+        </w:rPr>
+        <w:t>SQLiteDatabase</w:t>
+      </w:r>
+      <w:proofErr w:type="spellEnd"/>
+      <w:r>
+        <w:rPr>
+          <w:rFonts w:ascii="Times New Roman" w:eastAsia="Times New Roman" w:hAnsi="Times New Roman" w:cs="Times New Roman"/>
+          <w:color w:val="000000"/>
+          <w:sz w:val="32"/>
+          <w:szCs w:val="32"/>
+          <w:lang w:eastAsia="ru-RU"/>
+        </w:rPr>
+        <w:t xml:space="preserve">, получить </w:t>
+      </w:r>
+      <w:proofErr w:type="spellStart"/>
+      <w:r>
+        <w:rPr>
+          <w:rFonts w:ascii="Times New Roman" w:eastAsia="Times New Roman" w:hAnsi="Times New Roman" w:cs="Times New Roman"/>
+          <w:color w:val="000000"/>
+          <w:sz w:val="32"/>
+          <w:szCs w:val="32"/>
+          <w:lang w:eastAsia="ru-RU"/>
+        </w:rPr>
+        <w:t>Cursor</w:t>
+      </w:r>
+      <w:proofErr w:type="spellEnd"/>
+      <w:r>
+        <w:rPr>
+          <w:rFonts w:ascii="Times New Roman" w:eastAsia="Times New Roman" w:hAnsi="Times New Roman" w:cs="Times New Roman"/>
+          <w:color w:val="000000"/>
+          <w:sz w:val="32"/>
+          <w:szCs w:val="32"/>
+          <w:lang w:eastAsia="ru-RU"/>
+        </w:rPr>
+        <w:t xml:space="preserve">, пройти по нему через </w:t>
+      </w:r>
+      <w:proofErr w:type="spellStart"/>
+      <w:r>
+        <w:rPr>
+          <w:rFonts w:ascii="Times New Roman" w:eastAsia="Times New Roman" w:hAnsi="Times New Roman" w:cs="Times New Roman"/>
+          <w:color w:val="000000"/>
+          <w:sz w:val="32"/>
+          <w:szCs w:val="32"/>
+          <w:lang w:eastAsia="ru-RU"/>
+        </w:rPr>
+        <w:t>moveToNext</w:t>
+      </w:r>
+      <w:proofErr w:type="spellEnd"/>
+      <w:r>
+        <w:rPr>
+          <w:rFonts w:ascii="Times New Roman" w:eastAsia="Times New Roman" w:hAnsi="Times New Roman" w:cs="Times New Roman"/>
+          <w:color w:val="000000"/>
+          <w:sz w:val="32"/>
+          <w:szCs w:val="32"/>
+          <w:lang w:eastAsia="ru-RU"/>
+        </w:rPr>
+        <w:t xml:space="preserve">() и извлечь данные с помощью </w:t>
+      </w:r>
+      <w:proofErr w:type="spellStart"/>
+      <w:r>
+        <w:rPr>
+          <w:rFonts w:ascii="Times New Roman" w:eastAsia="Times New Roman" w:hAnsi="Times New Roman" w:cs="Times New Roman"/>
+          <w:color w:val="000000"/>
+          <w:sz w:val="32"/>
+          <w:szCs w:val="32"/>
+          <w:lang w:eastAsia="ru-RU"/>
+        </w:rPr>
+        <w:t>getString</w:t>
+      </w:r>
+      <w:proofErr w:type="spellEnd"/>
+      <w:r>
+        <w:rPr>
+          <w:rFonts w:ascii="Times New Roman" w:eastAsia="Times New Roman" w:hAnsi="Times New Roman" w:cs="Times New Roman"/>
+          <w:color w:val="000000"/>
+          <w:sz w:val="32"/>
+          <w:szCs w:val="32"/>
+          <w:lang w:eastAsia="ru-RU"/>
+        </w:rPr>
+        <w:t xml:space="preserve">(), </w:t>
+      </w:r>
+      <w:proofErr w:type="spellStart"/>
+      <w:r>
+        <w:rPr>
+          <w:rFonts w:ascii="Times New Roman" w:eastAsia="Times New Roman" w:hAnsi="Times New Roman" w:cs="Times New Roman"/>
+          <w:color w:val="000000"/>
+          <w:sz w:val="32"/>
+          <w:szCs w:val="32"/>
+          <w:lang w:eastAsia="ru-RU"/>
+        </w:rPr>
+        <w:t>getInt</w:t>
+      </w:r>
+      <w:proofErr w:type="spellEnd"/>
+      <w:r>
+        <w:rPr>
+          <w:rFonts w:ascii="Times New Roman" w:eastAsia="Times New Roman" w:hAnsi="Times New Roman" w:cs="Times New Roman"/>
+          <w:color w:val="000000"/>
+          <w:sz w:val="32"/>
+          <w:szCs w:val="32"/>
+          <w:lang w:eastAsia="ru-RU"/>
+        </w:rPr>
+        <w:t>() и т.д. Не забыть закрыть курсор.</w:t>
+      </w:r>
+    </w:p>
+    <w:p>
+      <w:pPr>
+        <w:tabs>
+          <w:tab w:val="left" w:pos="1982"/>
+        </w:tabs>
+        <w:spacing w:after="0" w:line="240" w:lineRule="auto"/>
+        <w:jc w:val="both"/>
+        <w:rPr>
+          <w:rFonts w:ascii="Times New Roman" w:eastAsia="Times New Roman" w:hAnsi="Times New Roman" w:cs="Times New Roman"/>
+          <w:color w:val="000000"/>
+          <w:sz w:val="32"/>
+          <w:szCs w:val="32"/>
+          <w:lang w:eastAsia="ru-RU"/>
+        </w:rPr>
+      </w:pPr>
+    </w:p>
+    <w:p>
+      <w:pPr>
+        <w:tabs>
+          <w:tab w:val="left" w:pos="1982"/>
+        </w:tabs>
+        <w:spacing w:after="0" w:line="240" w:lineRule="auto"/>
+        <w:jc w:val="both"/>
+        <w:rPr>
+          <w:rFonts w:ascii="Times New Roman" w:eastAsia="Times New Roman" w:hAnsi="Times New Roman" w:cs="Times New Roman"/>
+          <w:color w:val="000000"/>
+          <w:sz w:val="32"/>
+          <w:szCs w:val="32"/>
+          <w:lang w:eastAsia="ru-RU"/>
+        </w:rPr>
+      </w:pPr>
+      <w:r>
+        <w:rPr>
+          <w:rFonts w:ascii="Times New Roman" w:eastAsia="Times New Roman" w:hAnsi="Times New Roman" w:cs="Times New Roman"/>
+          <w:color w:val="000000"/>
+          <w:sz w:val="32"/>
+          <w:szCs w:val="32"/>
+          <w:lang w:eastAsia="ru-RU"/>
+        </w:rPr>
+        <w:t xml:space="preserve">2.3 Как добавить новую строку в таблицу БД </w:t>
+      </w:r>
+      <w:proofErr w:type="spellStart"/>
+      <w:r>
+        <w:rPr>
+          <w:rFonts w:ascii="Times New Roman" w:eastAsia="Times New Roman" w:hAnsi="Times New Roman" w:cs="Times New Roman"/>
+          <w:color w:val="000000"/>
+          <w:sz w:val="32"/>
+          <w:szCs w:val="32"/>
+          <w:lang w:eastAsia="ru-RU"/>
+        </w:rPr>
+        <w:t>SQLite</w:t>
+      </w:r>
+      <w:proofErr w:type="spellEnd"/>
+      <w:r>
+        <w:rPr>
+          <w:rFonts w:ascii="Times New Roman" w:eastAsia="Times New Roman" w:hAnsi="Times New Roman" w:cs="Times New Roman"/>
+          <w:color w:val="000000"/>
+          <w:sz w:val="32"/>
+          <w:szCs w:val="32"/>
+          <w:lang w:eastAsia="ru-RU"/>
+        </w:rPr>
+        <w:t xml:space="preserve"> в приложении </w:t>
+      </w:r>
+      <w:proofErr w:type="spellStart"/>
+      <w:r>
+        <w:rPr>
+          <w:rFonts w:ascii="Times New Roman" w:eastAsia="Times New Roman" w:hAnsi="Times New Roman" w:cs="Times New Roman"/>
+          <w:color w:val="000000"/>
+          <w:sz w:val="32"/>
+          <w:szCs w:val="32"/>
+          <w:lang w:eastAsia="ru-RU"/>
+        </w:rPr>
+        <w:t>Android</w:t>
+      </w:r>
+      <w:proofErr w:type="spellEnd"/>
+      <w:r>
+        <w:rPr>
+          <w:rFonts w:ascii="Times New Roman" w:eastAsia="Times New Roman" w:hAnsi="Times New Roman" w:cs="Times New Roman"/>
+          <w:color w:val="000000"/>
+          <w:sz w:val="32"/>
+          <w:szCs w:val="32"/>
+          <w:lang w:eastAsia="ru-RU"/>
+        </w:rPr>
+        <w:t>?</w:t>
+      </w:r>
+    </w:p>
+    <w:p>
+      <w:pPr>
+        <w:tabs>
+          <w:tab w:val="left" w:pos="1982"/>
+        </w:tabs>
+        <w:spacing w:after="0" w:line="240" w:lineRule="auto"/>
+        <w:jc w:val="both"/>
+        <w:rPr>
+          <w:rFonts w:ascii="Times New Roman" w:eastAsia="Times New Roman" w:hAnsi="Times New Roman" w:cs="Times New Roman"/>
+          <w:color w:val="000000"/>
+          <w:sz w:val="32"/>
+          <w:szCs w:val="32"/>
+          <w:lang w:eastAsia="ru-RU"/>
+        </w:rPr>
+      </w:pPr>
+      <w:r>
+        <w:rPr>
+          <w:rFonts w:ascii="Times New Roman" w:eastAsia="Times New Roman" w:hAnsi="Times New Roman" w:cs="Times New Roman"/>
+          <w:color w:val="000000"/>
+          <w:sz w:val="32"/>
+          <w:szCs w:val="32"/>
+          <w:lang w:eastAsia="ru-RU"/>
+        </w:rPr>
+        <w:t xml:space="preserve">Создать </w:t>
+      </w:r>
+      <w:proofErr w:type="spellStart"/>
+      <w:r>
+        <w:rPr>
+          <w:rFonts w:ascii="Times New Roman" w:eastAsia="Times New Roman" w:hAnsi="Times New Roman" w:cs="Times New Roman"/>
+          <w:color w:val="000000"/>
+          <w:sz w:val="32"/>
+          <w:szCs w:val="32"/>
+          <w:lang w:eastAsia="ru-RU"/>
+        </w:rPr>
+        <w:t>ContentValues</w:t>
+      </w:r>
+      <w:proofErr w:type="spellEnd"/>
+      <w:r>
+        <w:rPr>
+          <w:rFonts w:ascii="Times New Roman" w:eastAsia="Times New Roman" w:hAnsi="Times New Roman" w:cs="Times New Roman"/>
+          <w:color w:val="000000"/>
+          <w:sz w:val="32"/>
+          <w:szCs w:val="32"/>
+          <w:lang w:eastAsia="ru-RU"/>
+        </w:rPr>
+        <w:t xml:space="preserve">, заполнить его данными, вызвать </w:t>
+      </w:r>
+      <w:proofErr w:type="spellStart"/>
+      <w:proofErr w:type="gramStart"/>
+      <w:r>
+        <w:rPr>
+          <w:rFonts w:ascii="Times New Roman" w:eastAsia="Times New Roman" w:hAnsi="Times New Roman" w:cs="Times New Roman"/>
+          <w:color w:val="000000"/>
+          <w:sz w:val="32"/>
+          <w:szCs w:val="32"/>
+          <w:lang w:eastAsia="ru-RU"/>
+        </w:rPr>
+        <w:t>insert</w:t>
+      </w:r>
+      <w:proofErr w:type="spellEnd"/>
+      <w:r>
+        <w:rPr>
+          <w:rFonts w:ascii="Times New Roman" w:eastAsia="Times New Roman" w:hAnsi="Times New Roman" w:cs="Times New Roman"/>
+          <w:color w:val="000000"/>
+          <w:sz w:val="32"/>
+          <w:szCs w:val="32"/>
+          <w:lang w:eastAsia="ru-RU"/>
+        </w:rPr>
+        <w:t>(</w:t>
+      </w:r>
+      <w:proofErr w:type="gramEnd"/>
+      <w:r>
+        <w:rPr>
+          <w:rFonts w:ascii="Times New Roman" w:eastAsia="Times New Roman" w:hAnsi="Times New Roman" w:cs="Times New Roman"/>
+          <w:color w:val="000000"/>
+          <w:sz w:val="32"/>
+          <w:szCs w:val="32"/>
+          <w:lang w:eastAsia="ru-RU"/>
+        </w:rPr>
+        <w:t xml:space="preserve">) на </w:t>
+      </w:r>
+      <w:proofErr w:type="spellStart"/>
+      <w:r>
+        <w:rPr>
+          <w:rFonts w:ascii="Times New Roman" w:eastAsia="Times New Roman" w:hAnsi="Times New Roman" w:cs="Times New Roman"/>
+          <w:color w:val="000000"/>
+          <w:sz w:val="32"/>
+          <w:szCs w:val="32"/>
+          <w:lang w:eastAsia="ru-RU"/>
+        </w:rPr>
+        <w:t>SQLiteDatabase</w:t>
+      </w:r>
+      <w:proofErr w:type="spellEnd"/>
+      <w:r>
+        <w:rPr>
+          <w:rFonts w:ascii="Times New Roman" w:eastAsia="Times New Roman" w:hAnsi="Times New Roman" w:cs="Times New Roman"/>
+          <w:color w:val="000000"/>
+          <w:sz w:val="32"/>
+          <w:szCs w:val="32"/>
+          <w:lang w:eastAsia="ru-RU"/>
+        </w:rPr>
+        <w:t>, указав имя таблицы.</w:t>
+      </w:r>
+    </w:p>
+    <w:p>
+      <w:pPr>
+        <w:tabs>
+          <w:tab w:val="left" w:pos="1982"/>
+        </w:tabs>
+        <w:spacing w:after="0" w:line="240" w:lineRule="auto"/>
+        <w:jc w:val="both"/>
+        <w:rPr>
+          <w:rFonts w:ascii="Times New Roman" w:eastAsia="Times New Roman" w:hAnsi="Times New Roman" w:cs="Times New Roman"/>
+          <w:color w:val="000000"/>
+          <w:sz w:val="32"/>
+          <w:szCs w:val="32"/>
+          <w:lang w:eastAsia="ru-RU"/>
+        </w:rPr>
+      </w:pPr>
+    </w:p>
+    <w:p>
+      <w:pPr>
+        <w:tabs>
+          <w:tab w:val="left" w:pos="1982"/>
+        </w:tabs>
+        <w:spacing w:after="0" w:line="240" w:lineRule="auto"/>
+        <w:jc w:val="both"/>
+        <w:rPr>
+          <w:rFonts w:ascii="Times New Roman" w:eastAsia="Times New Roman" w:hAnsi="Times New Roman" w:cs="Times New Roman"/>
+          <w:color w:val="000000"/>
+          <w:sz w:val="32"/>
+          <w:szCs w:val="32"/>
+          <w:lang w:eastAsia="ru-RU"/>
+        </w:rPr>
+      </w:pPr>
+      <w:r>
+        <w:rPr>
+          <w:rFonts w:ascii="Times New Roman" w:eastAsia="Times New Roman" w:hAnsi="Times New Roman" w:cs="Times New Roman"/>
+          <w:color w:val="000000"/>
+          <w:sz w:val="32"/>
+          <w:szCs w:val="32"/>
+          <w:lang w:eastAsia="ru-RU"/>
+        </w:rPr>
+        <w:t xml:space="preserve">2.4 Как изменить существующую строку в таблице БД </w:t>
+      </w:r>
+      <w:proofErr w:type="spellStart"/>
+      <w:r>
+        <w:rPr>
+          <w:rFonts w:ascii="Times New Roman" w:eastAsia="Times New Roman" w:hAnsi="Times New Roman" w:cs="Times New Roman"/>
+          <w:color w:val="000000"/>
+          <w:sz w:val="32"/>
+          <w:szCs w:val="32"/>
+          <w:lang w:eastAsia="ru-RU"/>
+        </w:rPr>
+        <w:t>SQLite</w:t>
+      </w:r>
+      <w:proofErr w:type="spellEnd"/>
+      <w:r>
+        <w:rPr>
+          <w:rFonts w:ascii="Times New Roman" w:eastAsia="Times New Roman" w:hAnsi="Times New Roman" w:cs="Times New Roman"/>
+          <w:color w:val="000000"/>
+          <w:sz w:val="32"/>
+          <w:szCs w:val="32"/>
+          <w:lang w:eastAsia="ru-RU"/>
+        </w:rPr>
+        <w:t xml:space="preserve"> в приложении </w:t>
+      </w:r>
+      <w:proofErr w:type="spellStart"/>
+      <w:r>
+        <w:rPr>
+          <w:rFonts w:ascii="Times New Roman" w:eastAsia="Times New Roman" w:hAnsi="Times New Roman" w:cs="Times New Roman"/>
+          <w:color w:val="000000"/>
+          <w:sz w:val="32"/>
+          <w:szCs w:val="32"/>
+          <w:lang w:eastAsia="ru-RU"/>
+        </w:rPr>
+        <w:t>Android</w:t>
+      </w:r>
+      <w:proofErr w:type="spellEnd"/>
+      <w:r>
+        <w:rPr>
+          <w:rFonts w:ascii="Times New Roman" w:eastAsia="Times New Roman" w:hAnsi="Times New Roman" w:cs="Times New Roman"/>
+          <w:color w:val="000000"/>
+          <w:sz w:val="32"/>
+          <w:szCs w:val="32"/>
+          <w:lang w:eastAsia="ru-RU"/>
+        </w:rPr>
+        <w:t>?</w:t>
+      </w:r>
+    </w:p>
+    <w:p>
+      <w:pPr>
+        <w:tabs>
+          <w:tab w:val="left" w:pos="1982"/>
+        </w:tabs>
+        <w:spacing w:after="0" w:line="240" w:lineRule="auto"/>
+        <w:jc w:val="both"/>
+        <w:rPr>
+          <w:rFonts w:ascii="Times New Roman" w:eastAsia="Times New Roman" w:hAnsi="Times New Roman" w:cs="Times New Roman"/>
+          <w:color w:val="000000"/>
+          <w:sz w:val="32"/>
+          <w:szCs w:val="32"/>
+          <w:lang w:eastAsia="ru-RU"/>
+        </w:rPr>
+      </w:pPr>
+      <w:r>
+        <w:rPr>
+          <w:rFonts w:ascii="Times New Roman" w:eastAsia="Times New Roman" w:hAnsi="Times New Roman" w:cs="Times New Roman"/>
+          <w:color w:val="000000"/>
+          <w:sz w:val="32"/>
+          <w:szCs w:val="32"/>
+          <w:lang w:eastAsia="ru-RU"/>
+        </w:rPr>
+        <w:t xml:space="preserve">Создать </w:t>
+      </w:r>
+      <w:proofErr w:type="spellStart"/>
+      <w:r>
+        <w:rPr>
+          <w:rFonts w:ascii="Times New Roman" w:eastAsia="Times New Roman" w:hAnsi="Times New Roman" w:cs="Times New Roman"/>
+          <w:color w:val="000000"/>
+          <w:sz w:val="32"/>
+          <w:szCs w:val="32"/>
+          <w:lang w:eastAsia="ru-RU"/>
+        </w:rPr>
+        <w:t>ContentValues</w:t>
+      </w:r>
+      <w:proofErr w:type="spellEnd"/>
+      <w:r>
+        <w:rPr>
+          <w:rFonts w:ascii="Times New Roman" w:eastAsia="Times New Roman" w:hAnsi="Times New Roman" w:cs="Times New Roman"/>
+          <w:color w:val="000000"/>
+          <w:sz w:val="32"/>
+          <w:szCs w:val="32"/>
+          <w:lang w:eastAsia="ru-RU"/>
+        </w:rPr>
+        <w:t xml:space="preserve"> с новыми значениями, вызвать </w:t>
+      </w:r>
+      <w:proofErr w:type="spellStart"/>
+      <w:proofErr w:type="gramStart"/>
+      <w:r>
+        <w:rPr>
+          <w:rFonts w:ascii="Times New Roman" w:eastAsia="Times New Roman" w:hAnsi="Times New Roman" w:cs="Times New Roman"/>
+          <w:color w:val="000000"/>
+          <w:sz w:val="32"/>
+          <w:szCs w:val="32"/>
+          <w:lang w:eastAsia="ru-RU"/>
+        </w:rPr>
+        <w:t>update</w:t>
+      </w:r>
+      <w:proofErr w:type="spellEnd"/>
+      <w:r>
+        <w:rPr>
+          <w:rFonts w:ascii="Times New Roman" w:eastAsia="Times New Roman" w:hAnsi="Times New Roman" w:cs="Times New Roman"/>
+          <w:color w:val="000000"/>
+          <w:sz w:val="32"/>
+          <w:szCs w:val="32"/>
+          <w:lang w:eastAsia="ru-RU"/>
+        </w:rPr>
+        <w:t>(</w:t>
+      </w:r>
+      <w:proofErr w:type="gramEnd"/>
+      <w:r>
+        <w:rPr>
+          <w:rFonts w:ascii="Times New Roman" w:eastAsia="Times New Roman" w:hAnsi="Times New Roman" w:cs="Times New Roman"/>
+          <w:color w:val="000000"/>
+          <w:sz w:val="32"/>
+          <w:szCs w:val="32"/>
+          <w:lang w:eastAsia="ru-RU"/>
+        </w:rPr>
+        <w:t xml:space="preserve">) на </w:t>
+      </w:r>
+      <w:proofErr w:type="spellStart"/>
+      <w:r>
+        <w:rPr>
+          <w:rFonts w:ascii="Times New Roman" w:eastAsia="Times New Roman" w:hAnsi="Times New Roman" w:cs="Times New Roman"/>
+          <w:color w:val="000000"/>
+          <w:sz w:val="32"/>
+          <w:szCs w:val="32"/>
+          <w:lang w:eastAsia="ru-RU"/>
+        </w:rPr>
+        <w:t>SQLiteDatabase</w:t>
+      </w:r>
+      <w:proofErr w:type="spellEnd"/>
+      <w:r>
+        <w:rPr>
+          <w:rFonts w:ascii="Times New Roman" w:eastAsia="Times New Roman" w:hAnsi="Times New Roman" w:cs="Times New Roman"/>
+          <w:color w:val="000000"/>
+          <w:sz w:val="32"/>
+          <w:szCs w:val="32"/>
+          <w:lang w:eastAsia="ru-RU"/>
+        </w:rPr>
+        <w:t>, указав таблицу, условие WHERE и аргументы.</w:t>
+      </w:r>
+    </w:p>
+    <w:p>
+      <w:pPr>
+        <w:tabs>
+          <w:tab w:val="left" w:pos="1982"/>
+        </w:tabs>
+        <w:spacing w:after="0" w:line="240" w:lineRule="auto"/>
+        <w:jc w:val="both"/>
+        <w:rPr>
+          <w:rFonts w:ascii="Times New Roman" w:eastAsia="Times New Roman" w:hAnsi="Times New Roman" w:cs="Times New Roman"/>
+          <w:color w:val="000000"/>
+          <w:sz w:val="32"/>
+          <w:szCs w:val="32"/>
+          <w:lang w:eastAsia="ru-RU"/>
+        </w:rPr>
+      </w:pPr>
+    </w:p>
+    <w:p>
+      <w:pPr>
+        <w:tabs>
+          <w:tab w:val="left" w:pos="1982"/>
+        </w:tabs>
+        <w:spacing w:after="0" w:line="240" w:lineRule="auto"/>
+        <w:jc w:val="both"/>
+        <w:rPr>
+          <w:rFonts w:ascii="Times New Roman" w:eastAsia="Times New Roman" w:hAnsi="Times New Roman" w:cs="Times New Roman"/>
+          <w:color w:val="000000"/>
+          <w:sz w:val="32"/>
+          <w:szCs w:val="32"/>
+          <w:lang w:eastAsia="ru-RU"/>
+        </w:rPr>
+      </w:pPr>
+      <w:r>
+        <w:rPr>
+          <w:rFonts w:ascii="Times New Roman" w:eastAsia="Times New Roman" w:hAnsi="Times New Roman" w:cs="Times New Roman"/>
+          <w:color w:val="000000"/>
+          <w:sz w:val="32"/>
+          <w:szCs w:val="32"/>
+          <w:lang w:eastAsia="ru-RU"/>
+        </w:rPr>
+        <w:t xml:space="preserve">2.5 Как добавить удалить строку из таблицы БД </w:t>
+      </w:r>
+      <w:proofErr w:type="spellStart"/>
+      <w:r>
+        <w:rPr>
+          <w:rFonts w:ascii="Times New Roman" w:eastAsia="Times New Roman" w:hAnsi="Times New Roman" w:cs="Times New Roman"/>
+          <w:color w:val="000000"/>
+          <w:sz w:val="32"/>
+          <w:szCs w:val="32"/>
+          <w:lang w:eastAsia="ru-RU"/>
+        </w:rPr>
+        <w:t>SQLite</w:t>
+      </w:r>
+      <w:proofErr w:type="spellEnd"/>
+      <w:r>
+        <w:rPr>
+          <w:rFonts w:ascii="Times New Roman" w:eastAsia="Times New Roman" w:hAnsi="Times New Roman" w:cs="Times New Roman"/>
+          <w:color w:val="000000"/>
+          <w:sz w:val="32"/>
+          <w:szCs w:val="32"/>
+          <w:lang w:eastAsia="ru-RU"/>
+        </w:rPr>
+        <w:t xml:space="preserve"> в приложении </w:t>
+      </w:r>
+      <w:proofErr w:type="spellStart"/>
+      <w:r>
+        <w:rPr>
+          <w:rFonts w:ascii="Times New Roman" w:eastAsia="Times New Roman" w:hAnsi="Times New Roman" w:cs="Times New Roman"/>
+          <w:color w:val="000000"/>
+          <w:sz w:val="32"/>
+          <w:szCs w:val="32"/>
+          <w:lang w:eastAsia="ru-RU"/>
+        </w:rPr>
+        <w:t>Android</w:t>
+      </w:r>
+      <w:proofErr w:type="spellEnd"/>
+      <w:r>
+        <w:rPr>
+          <w:rFonts w:ascii="Times New Roman" w:eastAsia="Times New Roman" w:hAnsi="Times New Roman" w:cs="Times New Roman"/>
+          <w:color w:val="000000"/>
+          <w:sz w:val="32"/>
+          <w:szCs w:val="32"/>
+          <w:lang w:eastAsia="ru-RU"/>
+        </w:rPr>
+        <w:t>?</w:t>
+      </w:r>
+    </w:p>
+    <w:p>
+      <w:pPr>
+        <w:tabs>
+          <w:tab w:val="left" w:pos="1982"/>
+        </w:tabs>
+        <w:spacing w:after="0" w:line="240" w:lineRule="auto"/>
+        <w:jc w:val="both"/>
+        <w:rPr>
+          <w:rFonts w:ascii="Times New Roman" w:eastAsia="Times New Roman" w:hAnsi="Times New Roman" w:cs="Times New Roman"/>
+          <w:color w:val="000000"/>
+          <w:sz w:val="32"/>
+          <w:szCs w:val="32"/>
+          <w:lang w:eastAsia="ru-RU"/>
+        </w:rPr>
+      </w:pPr>
+      <w:r>
+        <w:rPr>
+          <w:rFonts w:ascii="Times New Roman" w:eastAsia="Times New Roman" w:hAnsi="Times New Roman" w:cs="Times New Roman"/>
+          <w:color w:val="000000"/>
+          <w:sz w:val="32"/>
+          <w:szCs w:val="32"/>
+          <w:lang w:eastAsia="ru-RU"/>
+        </w:rPr>
+        <w:t xml:space="preserve">Вызвать метод </w:t>
+      </w:r>
+      <w:proofErr w:type="spellStart"/>
+      <w:proofErr w:type="gramStart"/>
+      <w:r>
+        <w:rPr>
+          <w:rFonts w:ascii="Times New Roman" w:eastAsia="Times New Roman" w:hAnsi="Times New Roman" w:cs="Times New Roman"/>
+          <w:color w:val="000000"/>
+          <w:sz w:val="32"/>
+          <w:szCs w:val="32"/>
+          <w:lang w:eastAsia="ru-RU"/>
+        </w:rPr>
+        <w:t>delete</w:t>
+      </w:r>
+      <w:proofErr w:type="spellEnd"/>
+      <w:r>
+        <w:rPr>
+          <w:rFonts w:ascii="Times New Roman" w:eastAsia="Times New Roman" w:hAnsi="Times New Roman" w:cs="Times New Roman"/>
+          <w:color w:val="000000"/>
+          <w:sz w:val="32"/>
+          <w:szCs w:val="32"/>
+          <w:lang w:eastAsia="ru-RU"/>
+        </w:rPr>
+        <w:t>(</w:t>
+      </w:r>
+      <w:proofErr w:type="gramEnd"/>
+      <w:r>
+        <w:rPr>
+          <w:rFonts w:ascii="Times New Roman" w:eastAsia="Times New Roman" w:hAnsi="Times New Roman" w:cs="Times New Roman"/>
+          <w:color w:val="000000"/>
+          <w:sz w:val="32"/>
+          <w:szCs w:val="32"/>
+          <w:lang w:eastAsia="ru-RU"/>
+        </w:rPr>
+        <w:t xml:space="preserve">) на </w:t>
+      </w:r>
+      <w:proofErr w:type="spellStart"/>
+      <w:r>
+        <w:rPr>
+          <w:rFonts w:ascii="Times New Roman" w:eastAsia="Times New Roman" w:hAnsi="Times New Roman" w:cs="Times New Roman"/>
+          <w:color w:val="000000"/>
+          <w:sz w:val="32"/>
+          <w:szCs w:val="32"/>
+          <w:lang w:eastAsia="ru-RU"/>
+        </w:rPr>
+        <w:t>SQLiteDatabase</w:t>
+      </w:r>
+      <w:proofErr w:type="spellEnd"/>
+      <w:r>
+        <w:rPr>
+          <w:rFonts w:ascii="Times New Roman" w:eastAsia="Times New Roman" w:hAnsi="Times New Roman" w:cs="Times New Roman"/>
+          <w:color w:val="000000"/>
+          <w:sz w:val="32"/>
+          <w:szCs w:val="32"/>
+          <w:lang w:eastAsia="ru-RU"/>
+        </w:rPr>
+        <w:t>, указав таблицу, условие WHERE и аргументы.</w:t>
       </w:r>
     </w:p>
     <w:p>
@@ -38616,6 +40587,92 @@
     </w:lvl>
   </w:abstractNum>
   <w:abstractNum w:abstractNumId="1" w15:restartNumberingAfterBreak="0">
+    <w:nsid w:val="02B209B7"/>
+    <w:multiLevelType w:val="multilevel"/>
+    <w:tmpl w:val="A80AF278"/>
+    <w:lvl w:ilvl="0">
+      <w:start w:val="1"/>
+      <w:numFmt w:val="decimal"/>
+      <w:lvlText w:val="%1"/>
+      <w:lvlJc w:val="left"/>
+      <w:pPr>
+        <w:ind w:left="480" w:hanging="480"/>
+      </w:pPr>
+    </w:lvl>
+    <w:lvl w:ilvl="1">
+      <w:start w:val="1"/>
+      <w:numFmt w:val="decimal"/>
+      <w:lvlText w:val="%1.%2"/>
+      <w:lvlJc w:val="left"/>
+      <w:pPr>
+        <w:ind w:left="720" w:hanging="720"/>
+      </w:pPr>
+    </w:lvl>
+    <w:lvl w:ilvl="2">
+      <w:start w:val="1"/>
+      <w:numFmt w:val="decimal"/>
+      <w:lvlText w:val="%1.%2.%3"/>
+      <w:lvlJc w:val="left"/>
+      <w:pPr>
+        <w:ind w:left="720" w:hanging="720"/>
+      </w:pPr>
+    </w:lvl>
+    <w:lvl w:ilvl="3">
+      <w:start w:val="1"/>
+      <w:numFmt w:val="decimal"/>
+      <w:lvlText w:val="%1.%2.%3.%4"/>
+      <w:lvlJc w:val="left"/>
+      <w:pPr>
+        <w:ind w:left="1080" w:hanging="1080"/>
+      </w:pPr>
+    </w:lvl>
+    <w:lvl w:ilvl="4">
+      <w:start w:val="1"/>
+      <w:numFmt w:val="decimal"/>
+      <w:lvlText w:val="%1.%2.%3.%4.%5"/>
+      <w:lvlJc w:val="left"/>
+      <w:pPr>
+        <w:ind w:left="1440" w:hanging="1440"/>
+      </w:pPr>
+    </w:lvl>
+    <w:lvl w:ilvl="5">
+      <w:start w:val="1"/>
+      <w:numFmt w:val="decimal"/>
+      <w:lvlText w:val="%1.%2.%3.%4.%5.%6"/>
+      <w:lvlJc w:val="left"/>
+      <w:pPr>
+        <w:ind w:left="1440" w:hanging="1440"/>
+      </w:pPr>
+    </w:lvl>
+    <w:lvl w:ilvl="6">
+      <w:start w:val="1"/>
+      <w:numFmt w:val="decimal"/>
+      <w:lvlText w:val="%1.%2.%3.%4.%5.%6.%7"/>
+      <w:lvlJc w:val="left"/>
+      <w:pPr>
+        <w:ind w:left="1800" w:hanging="1800"/>
+      </w:pPr>
+    </w:lvl>
+    <w:lvl w:ilvl="7">
+      <w:start w:val="1"/>
+      <w:numFmt w:val="decimal"/>
+      <w:lvlText w:val="%1.%2.%3.%4.%5.%6.%7.%8"/>
+      <w:lvlJc w:val="left"/>
+      <w:pPr>
+        <w:ind w:left="2160" w:hanging="2160"/>
+      </w:pPr>
+    </w:lvl>
+    <w:lvl w:ilvl="8">
+      <w:start w:val="1"/>
+      <w:numFmt w:val="decimal"/>
+      <w:lvlText w:val="%1.%2.%3.%4.%5.%6.%7.%8.%9"/>
+      <w:lvlJc w:val="left"/>
+      <w:pPr>
+        <w:ind w:left="2160" w:hanging="2160"/>
+      </w:pPr>
+    </w:lvl>
+  </w:abstractNum>
+  <w:abstractNum w:abstractNumId="2" w15:restartNumberingAfterBreak="0">
     <w:nsid w:val="051938A6"/>
     <w:multiLevelType w:val="hybridMultilevel"/>
     <w:tmpl w:val="9A7C2BDE"/>
@@ -38704,7 +40761,7 @@
       </w:pPr>
     </w:lvl>
   </w:abstractNum>
-  <w:abstractNum w:abstractNumId="2" w15:restartNumberingAfterBreak="0">
+  <w:abstractNum w:abstractNumId="3" w15:restartNumberingAfterBreak="0">
     <w:nsid w:val="0ADC480D"/>
     <w:multiLevelType w:val="multilevel"/>
     <w:tmpl w:val="D2E6466C"/>
@@ -38817,7 +40874,7 @@
       </w:rPr>
     </w:lvl>
   </w:abstractNum>
-  <w:abstractNum w:abstractNumId="3" w15:restartNumberingAfterBreak="0">
+  <w:abstractNum w:abstractNumId="4" w15:restartNumberingAfterBreak="0">
     <w:nsid w:val="0BC40DC8"/>
     <w:multiLevelType w:val="multilevel"/>
     <w:tmpl w:val="E85CA5FE"/>
@@ -38930,7 +40987,7 @@
       </w:rPr>
     </w:lvl>
   </w:abstractNum>
-  <w:abstractNum w:abstractNumId="4" w15:restartNumberingAfterBreak="0">
+  <w:abstractNum w:abstractNumId="5" w15:restartNumberingAfterBreak="0">
     <w:nsid w:val="0BD05114"/>
     <w:multiLevelType w:val="hybridMultilevel"/>
     <w:tmpl w:val="AD982740"/>
@@ -39019,7 +41076,7 @@
       </w:pPr>
     </w:lvl>
   </w:abstractNum>
-  <w:abstractNum w:abstractNumId="5" w15:restartNumberingAfterBreak="0">
+  <w:abstractNum w:abstractNumId="6" w15:restartNumberingAfterBreak="0">
     <w:nsid w:val="0F0724D8"/>
     <w:multiLevelType w:val="multilevel"/>
     <w:tmpl w:val="504A7BEA"/>
@@ -39132,7 +41189,7 @@
       </w:rPr>
     </w:lvl>
   </w:abstractNum>
-  <w:abstractNum w:abstractNumId="6" w15:restartNumberingAfterBreak="0">
+  <w:abstractNum w:abstractNumId="7" w15:restartNumberingAfterBreak="0">
     <w:nsid w:val="1A254174"/>
     <w:multiLevelType w:val="multilevel"/>
     <w:tmpl w:val="39560FEC"/>
@@ -39247,7 +41304,7 @@
       </w:rPr>
     </w:lvl>
   </w:abstractNum>
-  <w:abstractNum w:abstractNumId="7" w15:restartNumberingAfterBreak="0">
+  <w:abstractNum w:abstractNumId="8" w15:restartNumberingAfterBreak="0">
     <w:nsid w:val="253D5607"/>
     <w:multiLevelType w:val="multilevel"/>
     <w:tmpl w:val="390876B4"/>
@@ -39396,7 +41453,7 @@
       </w:rPr>
     </w:lvl>
   </w:abstractNum>
-  <w:abstractNum w:abstractNumId="8" w15:restartNumberingAfterBreak="0">
+  <w:abstractNum w:abstractNumId="9" w15:restartNumberingAfterBreak="0">
     <w:nsid w:val="26984F15"/>
     <w:multiLevelType w:val="hybridMultilevel"/>
     <w:tmpl w:val="D8221C60"/>
@@ -39485,7 +41542,7 @@
       </w:pPr>
     </w:lvl>
   </w:abstractNum>
-  <w:abstractNum w:abstractNumId="9" w15:restartNumberingAfterBreak="0">
+  <w:abstractNum w:abstractNumId="10" w15:restartNumberingAfterBreak="0">
     <w:nsid w:val="27F06D32"/>
     <w:multiLevelType w:val="multilevel"/>
     <w:tmpl w:val="B0AA1146"/>
@@ -39598,7 +41655,7 @@
       </w:rPr>
     </w:lvl>
   </w:abstractNum>
-  <w:abstractNum w:abstractNumId="10" w15:restartNumberingAfterBreak="0">
+  <w:abstractNum w:abstractNumId="11" w15:restartNumberingAfterBreak="0">
     <w:nsid w:val="28226DA5"/>
     <w:multiLevelType w:val="multilevel"/>
     <w:tmpl w:val="45AEB8EE"/>
@@ -39711,7 +41768,7 @@
       </w:rPr>
     </w:lvl>
   </w:abstractNum>
-  <w:abstractNum w:abstractNumId="11" w15:restartNumberingAfterBreak="0">
+  <w:abstractNum w:abstractNumId="12" w15:restartNumberingAfterBreak="0">
     <w:nsid w:val="2D15466C"/>
     <w:multiLevelType w:val="multilevel"/>
     <w:tmpl w:val="9E00E5C6"/>
@@ -39860,7 +41917,7 @@
       </w:rPr>
     </w:lvl>
   </w:abstractNum>
-  <w:abstractNum w:abstractNumId="12" w15:restartNumberingAfterBreak="0">
+  <w:abstractNum w:abstractNumId="13" w15:restartNumberingAfterBreak="0">
     <w:nsid w:val="31B36AAB"/>
     <w:multiLevelType w:val="hybridMultilevel"/>
     <w:tmpl w:val="11600732"/>
@@ -39949,7 +42006,7 @@
       </w:pPr>
     </w:lvl>
   </w:abstractNum>
-  <w:abstractNum w:abstractNumId="13" w15:restartNumberingAfterBreak="0">
+  <w:abstractNum w:abstractNumId="14" w15:restartNumberingAfterBreak="0">
     <w:nsid w:val="42C55311"/>
     <w:multiLevelType w:val="multilevel"/>
     <w:tmpl w:val="FC0AB466"/>
@@ -40098,7 +42155,7 @@
       </w:rPr>
     </w:lvl>
   </w:abstractNum>
-  <w:abstractNum w:abstractNumId="14" w15:restartNumberingAfterBreak="0">
+  <w:abstractNum w:abstractNumId="15" w15:restartNumberingAfterBreak="0">
     <w:nsid w:val="4447208C"/>
     <w:multiLevelType w:val="hybridMultilevel"/>
     <w:tmpl w:val="0AEA14A0"/>
@@ -40187,7 +42244,7 @@
       </w:pPr>
     </w:lvl>
   </w:abstractNum>
-  <w:abstractNum w:abstractNumId="15" w15:restartNumberingAfterBreak="0">
+  <w:abstractNum w:abstractNumId="16" w15:restartNumberingAfterBreak="0">
     <w:nsid w:val="51A3257B"/>
     <w:multiLevelType w:val="multilevel"/>
     <w:tmpl w:val="21D433F0"/>
@@ -40300,7 +42357,7 @@
       </w:rPr>
     </w:lvl>
   </w:abstractNum>
-  <w:abstractNum w:abstractNumId="16" w15:restartNumberingAfterBreak="0">
+  <w:abstractNum w:abstractNumId="17" w15:restartNumberingAfterBreak="0">
     <w:nsid w:val="58CF58A1"/>
     <w:multiLevelType w:val="multilevel"/>
     <w:tmpl w:val="C0808260"/>
@@ -40449,7 +42506,7 @@
       </w:rPr>
     </w:lvl>
   </w:abstractNum>
-  <w:abstractNum w:abstractNumId="17" w15:restartNumberingAfterBreak="0">
+  <w:abstractNum w:abstractNumId="18" w15:restartNumberingAfterBreak="0">
     <w:nsid w:val="6AFF7DC9"/>
     <w:multiLevelType w:val="hybridMultilevel"/>
     <w:tmpl w:val="0AEC6C62"/>
@@ -40538,7 +42595,7 @@
       </w:pPr>
     </w:lvl>
   </w:abstractNum>
-  <w:abstractNum w:abstractNumId="18" w15:restartNumberingAfterBreak="0">
+  <w:abstractNum w:abstractNumId="19" w15:restartNumberingAfterBreak="0">
     <w:nsid w:val="6E987E1B"/>
     <w:multiLevelType w:val="multilevel"/>
     <w:tmpl w:val="5E681930"/>
@@ -40651,7 +42708,7 @@
       </w:rPr>
     </w:lvl>
   </w:abstractNum>
-  <w:abstractNum w:abstractNumId="19" w15:restartNumberingAfterBreak="0">
+  <w:abstractNum w:abstractNumId="20" w15:restartNumberingAfterBreak="0">
     <w:nsid w:val="704B2D88"/>
     <w:multiLevelType w:val="multilevel"/>
     <w:tmpl w:val="E386177C"/>
@@ -40764,7 +42821,7 @@
       </w:rPr>
     </w:lvl>
   </w:abstractNum>
-  <w:abstractNum w:abstractNumId="20" w15:restartNumberingAfterBreak="0">
+  <w:abstractNum w:abstractNumId="21" w15:restartNumberingAfterBreak="0">
     <w:nsid w:val="71F64ADF"/>
     <w:multiLevelType w:val="hybridMultilevel"/>
     <w:tmpl w:val="36E07724"/>
@@ -40877,7 +42934,7 @@
       </w:rPr>
     </w:lvl>
   </w:abstractNum>
-  <w:abstractNum w:abstractNumId="21" w15:restartNumberingAfterBreak="0">
+  <w:abstractNum w:abstractNumId="22" w15:restartNumberingAfterBreak="0">
     <w:nsid w:val="72550335"/>
     <w:multiLevelType w:val="multilevel"/>
     <w:tmpl w:val="5302CE60"/>
@@ -41026,7 +43083,7 @@
       </w:rPr>
     </w:lvl>
   </w:abstractNum>
-  <w:abstractNum w:abstractNumId="22" w15:restartNumberingAfterBreak="0">
+  <w:abstractNum w:abstractNumId="23" w15:restartNumberingAfterBreak="0">
     <w:nsid w:val="72E74915"/>
     <w:multiLevelType w:val="hybridMultilevel"/>
     <w:tmpl w:val="4104A9CE"/>
@@ -41139,7 +43196,7 @@
       </w:rPr>
     </w:lvl>
   </w:abstractNum>
-  <w:abstractNum w:abstractNumId="23" w15:restartNumberingAfterBreak="0">
+  <w:abstractNum w:abstractNumId="24" w15:restartNumberingAfterBreak="0">
     <w:nsid w:val="7F3F77C4"/>
     <w:multiLevelType w:val="multilevel"/>
     <w:tmpl w:val="ED080F96"/>
@@ -41289,37 +43346,37 @@
     </w:lvl>
   </w:abstractNum>
   <w:num w:numId="1" w16cid:durableId="1095250884">
-    <w:abstractNumId w:val="2"/>
+    <w:abstractNumId w:val="3"/>
   </w:num>
   <w:num w:numId="2" w16cid:durableId="427895356">
+    <w:abstractNumId w:val="11"/>
+  </w:num>
+  <w:num w:numId="3" w16cid:durableId="2143771342">
     <w:abstractNumId w:val="10"/>
   </w:num>
-  <w:num w:numId="3" w16cid:durableId="2143771342">
-    <w:abstractNumId w:val="9"/>
-  </w:num>
   <w:num w:numId="4" w16cid:durableId="479231880">
-    <w:abstractNumId w:val="15"/>
+    <w:abstractNumId w:val="16"/>
   </w:num>
   <w:num w:numId="5" w16cid:durableId="1191140343">
-    <w:abstractNumId w:val="18"/>
+    <w:abstractNumId w:val="19"/>
   </w:num>
   <w:num w:numId="6" w16cid:durableId="1172065320">
     <w:abstractNumId w:val="0"/>
   </w:num>
   <w:num w:numId="7" w16cid:durableId="489754466">
-    <w:abstractNumId w:val="22"/>
+    <w:abstractNumId w:val="23"/>
   </w:num>
   <w:num w:numId="8" w16cid:durableId="2139293721">
-    <w:abstractNumId w:val="1"/>
+    <w:abstractNumId w:val="2"/>
   </w:num>
   <w:num w:numId="9" w16cid:durableId="1318265271">
-    <w:abstractNumId w:val="6"/>
+    <w:abstractNumId w:val="7"/>
   </w:num>
   <w:num w:numId="10" w16cid:durableId="1571844995">
-    <w:abstractNumId w:val="20"/>
+    <w:abstractNumId w:val="21"/>
   </w:num>
   <w:num w:numId="11" w16cid:durableId="188643469">
-    <w:abstractNumId w:val="11"/>
+    <w:abstractNumId w:val="12"/>
     <w:lvlOverride w:ilvl="0">
       <w:lvl w:ilvl="0">
         <w:numFmt w:val="bullet"/>
@@ -41339,7 +43396,7 @@
     </w:lvlOverride>
   </w:num>
   <w:num w:numId="12" w16cid:durableId="24604326">
-    <w:abstractNumId w:val="11"/>
+    <w:abstractNumId w:val="12"/>
     <w:lvlOverride w:ilvl="0">
       <w:lvl w:ilvl="0">
         <w:numFmt w:val="bullet"/>
@@ -41359,7 +43416,7 @@
     </w:lvlOverride>
   </w:num>
   <w:num w:numId="13" w16cid:durableId="1152596720">
-    <w:abstractNumId w:val="11"/>
+    <w:abstractNumId w:val="12"/>
     <w:lvlOverride w:ilvl="0">
       <w:lvl w:ilvl="0">
         <w:numFmt w:val="bullet"/>
@@ -41379,43 +43436,73 @@
     </w:lvlOverride>
   </w:num>
   <w:num w:numId="14" w16cid:durableId="198595486">
-    <w:abstractNumId w:val="19"/>
+    <w:abstractNumId w:val="20"/>
   </w:num>
   <w:num w:numId="15" w16cid:durableId="87193361">
-    <w:abstractNumId w:val="23"/>
+    <w:abstractNumId w:val="24"/>
   </w:num>
   <w:num w:numId="16" w16cid:durableId="1631279336">
+    <w:abstractNumId w:val="6"/>
+  </w:num>
+  <w:num w:numId="17" w16cid:durableId="599067382">
+    <w:abstractNumId w:val="8"/>
+  </w:num>
+  <w:num w:numId="18" w16cid:durableId="825974893">
+    <w:abstractNumId w:val="13"/>
+  </w:num>
+  <w:num w:numId="19" w16cid:durableId="1292592118">
+    <w:abstractNumId w:val="9"/>
+  </w:num>
+  <w:num w:numId="20" w16cid:durableId="1386415829">
     <w:abstractNumId w:val="5"/>
   </w:num>
-  <w:num w:numId="17" w16cid:durableId="599067382">
-    <w:abstractNumId w:val="7"/>
+  <w:num w:numId="21" w16cid:durableId="1345208028">
+    <w:abstractNumId w:val="15"/>
   </w:num>
-  <w:num w:numId="18" w16cid:durableId="825974893">
-    <w:abstractNumId w:val="12"/>
+  <w:num w:numId="22" w16cid:durableId="1343433353">
+    <w:abstractNumId w:val="18"/>
   </w:num>
-  <w:num w:numId="19" w16cid:durableId="1292592118">
-    <w:abstractNumId w:val="8"/>
+  <w:num w:numId="23" w16cid:durableId="1493717763">
+    <w:abstractNumId w:val="14"/>
   </w:num>
-  <w:num w:numId="20" w16cid:durableId="1386415829">
+  <w:num w:numId="24" w16cid:durableId="68961324">
+    <w:abstractNumId w:val="22"/>
+  </w:num>
+  <w:num w:numId="25" w16cid:durableId="161237682">
     <w:abstractNumId w:val="4"/>
   </w:num>
-  <w:num w:numId="21" w16cid:durableId="1345208028">
-    <w:abstractNumId w:val="14"/>
-  </w:num>
-  <w:num w:numId="22" w16cid:durableId="1343433353">
+  <w:num w:numId="26" w16cid:durableId="1357854675">
     <w:abstractNumId w:val="17"/>
   </w:num>
-  <w:num w:numId="23" w16cid:durableId="1493717763">
-    <w:abstractNumId w:val="13"/>
-  </w:num>
-  <w:num w:numId="24" w16cid:durableId="68961324">
-    <w:abstractNumId w:val="21"/>
-  </w:num>
-  <w:num w:numId="25" w16cid:durableId="161237682">
-    <w:abstractNumId w:val="3"/>
-  </w:num>
-  <w:num w:numId="26" w16cid:durableId="1357854675">
-    <w:abstractNumId w:val="16"/>
+  <w:num w:numId="27" w16cid:durableId="451439148">
+    <w:abstractNumId w:val="1"/>
+    <w:lvlOverride w:ilvl="0">
+      <w:startOverride w:val="1"/>
+    </w:lvlOverride>
+    <w:lvlOverride w:ilvl="1">
+      <w:startOverride w:val="1"/>
+    </w:lvlOverride>
+    <w:lvlOverride w:ilvl="2">
+      <w:startOverride w:val="1"/>
+    </w:lvlOverride>
+    <w:lvlOverride w:ilvl="3">
+      <w:startOverride w:val="1"/>
+    </w:lvlOverride>
+    <w:lvlOverride w:ilvl="4">
+      <w:startOverride w:val="1"/>
+    </w:lvlOverride>
+    <w:lvlOverride w:ilvl="5">
+      <w:startOverride w:val="1"/>
+    </w:lvlOverride>
+    <w:lvlOverride w:ilvl="6">
+      <w:startOverride w:val="1"/>
+    </w:lvlOverride>
+    <w:lvlOverride w:ilvl="7">
+      <w:startOverride w:val="1"/>
+    </w:lvlOverride>
+    <w:lvlOverride w:ilvl="8">
+      <w:startOverride w:val="1"/>
+    </w:lvlOverride>
   </w:num>
 </w:numbering>
 </file>
